--- a/Rapport de PROJET/Rapport_de_Projet_v3.docx
+++ b/Rapport de PROJET/Rapport_de_Projet_v3.docx
@@ -14,7 +14,7 @@
           <w:noProof/>
         </w:rPr>
         <w:drawing>
-          <wp:anchor distT="0" distB="0" distL="114300" distR="114300" simplePos="0" relativeHeight="251660288" behindDoc="1" locked="0" layoutInCell="1" allowOverlap="1" wp14:anchorId="0425B8A3" wp14:editId="277B757A">
+          <wp:anchor distT="0" distB="0" distL="114300" distR="114300" simplePos="0" relativeHeight="251659264" behindDoc="1" locked="0" layoutInCell="1" allowOverlap="1" wp14:anchorId="0425B8A3" wp14:editId="3E85220E">
             <wp:simplePos x="0" y="0"/>
             <wp:positionH relativeFrom="margin">
               <wp:align>right</wp:align>
@@ -204,7 +204,7 @@
           <w:bdr w:val="none" w:sz="0" w:space="0" w:color="auto" w:frame="1"/>
         </w:rPr>
         <w:drawing>
-          <wp:anchor distT="0" distB="0" distL="114300" distR="114300" simplePos="0" relativeHeight="251658240" behindDoc="1" locked="0" layoutInCell="1" allowOverlap="1" wp14:anchorId="768352A4" wp14:editId="03D0B83C">
+          <wp:anchor distT="0" distB="0" distL="114300" distR="114300" simplePos="0" relativeHeight="251657216" behindDoc="1" locked="0" layoutInCell="1" allowOverlap="1" wp14:anchorId="768352A4" wp14:editId="6BF203B5">
             <wp:simplePos x="0" y="0"/>
             <wp:positionH relativeFrom="margin">
               <wp:posOffset>-518160</wp:posOffset>
@@ -407,7 +407,7 @@
           <w:r>
             <w:fldChar w:fldCharType="separate"/>
           </w:r>
-          <w:hyperlink w:anchor="_Toc230265316" w:history="1">
+          <w:hyperlink w:anchor="_Toc230340263" w:history="1">
             <w:r>
               <w:rPr>
                 <w:rStyle w:val="Lienhypertexte"/>
@@ -455,7 +455,7 @@
                 <w:noProof/>
                 <w:webHidden/>
               </w:rPr>
-              <w:instrText xml:space="preserve"> PAGEREF _Toc230265316 \h </w:instrText>
+              <w:instrText xml:space="preserve"> PAGEREF _Toc230340263 \h </w:instrText>
             </w:r>
             <w:r>
               <w:rPr>
@@ -490,7 +490,6 @@
           <w:pPr>
             <w:pStyle w:val="TM2"/>
             <w:tabs>
-              <w:tab w:val="left" w:pos="720"/>
               <w:tab w:val="right" w:leader="dot" w:pos="9062"/>
             </w:tabs>
             <w:rPr>
@@ -499,38 +498,23 @@
               <w:lang w:eastAsia="fr-FR"/>
             </w:rPr>
           </w:pPr>
-          <w:hyperlink w:anchor="_Toc230265317" w:history="1">
+          <w:hyperlink w:anchor="_Toc230340264" w:history="1">
             <w:r>
               <w:rPr>
                 <w:rStyle w:val="Lienhypertexte"/>
                 <w:noProof/>
               </w:rPr>
-              <w:t>1.</w:t>
-            </w:r>
-            <w:r>
-              <w:rPr>
-                <w:rFonts w:eastAsiaTheme="minorEastAsia"/>
-                <w:noProof/>
-                <w:lang w:eastAsia="fr-FR"/>
+              <w:t>1.1. Remerciement</w:t>
+            </w:r>
+            <w:r>
+              <w:rPr>
+                <w:noProof/>
+                <w:webHidden/>
               </w:rPr>
               <w:tab/>
             </w:r>
             <w:r>
               <w:rPr>
-                <w:rStyle w:val="Lienhypertexte"/>
-                <w:noProof/>
-              </w:rPr>
-              <w:t>1.Remerciement</w:t>
-            </w:r>
-            <w:r>
-              <w:rPr>
-                <w:noProof/>
-                <w:webHidden/>
-              </w:rPr>
-              <w:tab/>
-            </w:r>
-            <w:r>
-              <w:rPr>
                 <w:noProof/>
                 <w:webHidden/>
               </w:rPr>
@@ -541,7 +525,7 @@
                 <w:noProof/>
                 <w:webHidden/>
               </w:rPr>
-              <w:instrText xml:space="preserve"> PAGEREF _Toc230265317 \h </w:instrText>
+              <w:instrText xml:space="preserve"> PAGEREF _Toc230340264 \h </w:instrText>
             </w:r>
             <w:r>
               <w:rPr>
@@ -576,7 +560,6 @@
           <w:pPr>
             <w:pStyle w:val="TM2"/>
             <w:tabs>
-              <w:tab w:val="left" w:pos="720"/>
               <w:tab w:val="right" w:leader="dot" w:pos="9062"/>
             </w:tabs>
             <w:rPr>
@@ -585,40 +568,24 @@
               <w:lang w:eastAsia="fr-FR"/>
             </w:rPr>
           </w:pPr>
-          <w:hyperlink w:anchor="_Toc230265318" w:history="1">
+          <w:hyperlink w:anchor="_Toc230340265" w:history="1">
             <w:r>
               <w:rPr>
                 <w:rStyle w:val="Lienhypertexte"/>
                 <w:noProof/>
                 <w:lang w:val="en-GB"/>
               </w:rPr>
-              <w:t>1.</w:t>
-            </w:r>
-            <w:r>
-              <w:rPr>
-                <w:rFonts w:eastAsiaTheme="minorEastAsia"/>
-                <w:noProof/>
-                <w:lang w:eastAsia="fr-FR"/>
+              <w:t>1.2. Partie Personnel</w:t>
+            </w:r>
+            <w:r>
+              <w:rPr>
+                <w:noProof/>
+                <w:webHidden/>
               </w:rPr>
               <w:tab/>
             </w:r>
             <w:r>
               <w:rPr>
-                <w:rStyle w:val="Lienhypertexte"/>
-                <w:noProof/>
-                <w:lang w:val="en-GB"/>
-              </w:rPr>
-              <w:t>2. Partie Personelle</w:t>
-            </w:r>
-            <w:r>
-              <w:rPr>
-                <w:noProof/>
-                <w:webHidden/>
-              </w:rPr>
-              <w:tab/>
-            </w:r>
-            <w:r>
-              <w:rPr>
                 <w:noProof/>
                 <w:webHidden/>
               </w:rPr>
@@ -629,7 +596,7 @@
                 <w:noProof/>
                 <w:webHidden/>
               </w:rPr>
-              <w:instrText xml:space="preserve"> PAGEREF _Toc230265318 \h </w:instrText>
+              <w:instrText xml:space="preserve"> PAGEREF _Toc230340265 \h </w:instrText>
             </w:r>
             <w:r>
               <w:rPr>
@@ -649,7 +616,7 @@
                 <w:noProof/>
                 <w:webHidden/>
               </w:rPr>
-              <w:t>5</w:t>
+              <w:t>4</w:t>
             </w:r>
             <w:r>
               <w:rPr>
@@ -664,7 +631,6 @@
           <w:pPr>
             <w:pStyle w:val="TM2"/>
             <w:tabs>
-              <w:tab w:val="left" w:pos="720"/>
               <w:tab w:val="right" w:leader="dot" w:pos="9062"/>
             </w:tabs>
             <w:rPr>
@@ -673,38 +639,23 @@
               <w:lang w:eastAsia="fr-FR"/>
             </w:rPr>
           </w:pPr>
-          <w:hyperlink w:anchor="_Toc230265319" w:history="1">
+          <w:hyperlink w:anchor="_Toc230340266" w:history="1">
             <w:r>
               <w:rPr>
                 <w:rStyle w:val="Lienhypertexte"/>
                 <w:noProof/>
               </w:rPr>
-              <w:t>2.</w:t>
-            </w:r>
-            <w:r>
-              <w:rPr>
-                <w:rFonts w:eastAsiaTheme="minorEastAsia"/>
-                <w:noProof/>
-                <w:lang w:eastAsia="fr-FR"/>
+              <w:t>1.3. Diagrammes</w:t>
+            </w:r>
+            <w:r>
+              <w:rPr>
+                <w:noProof/>
+                <w:webHidden/>
               </w:rPr>
               <w:tab/>
             </w:r>
             <w:r>
               <w:rPr>
-                <w:rStyle w:val="Lienhypertexte"/>
-                <w:noProof/>
-              </w:rPr>
-              <w:t>Mesure et calcul de la tension</w:t>
-            </w:r>
-            <w:r>
-              <w:rPr>
-                <w:noProof/>
-                <w:webHidden/>
-              </w:rPr>
-              <w:tab/>
-            </w:r>
-            <w:r>
-              <w:rPr>
                 <w:noProof/>
                 <w:webHidden/>
               </w:rPr>
@@ -715,7 +666,7 @@
                 <w:noProof/>
                 <w:webHidden/>
               </w:rPr>
-              <w:instrText xml:space="preserve"> PAGEREF _Toc230265319 \h </w:instrText>
+              <w:instrText xml:space="preserve"> PAGEREF _Toc230340266 \h </w:instrText>
             </w:r>
             <w:r>
               <w:rPr>
@@ -735,7 +686,7 @@
                 <w:noProof/>
                 <w:webHidden/>
               </w:rPr>
-              <w:t>7</w:t>
+              <w:t>6</w:t>
             </w:r>
             <w:r>
               <w:rPr>
@@ -748,9 +699,9 @@
         </w:p>
         <w:p>
           <w:pPr>
-            <w:pStyle w:val="TM2"/>
+            <w:pStyle w:val="TM1"/>
             <w:tabs>
-              <w:tab w:val="left" w:pos="720"/>
+              <w:tab w:val="left" w:pos="480"/>
               <w:tab w:val="right" w:leader="dot" w:pos="9062"/>
             </w:tabs>
             <w:rPr>
@@ -759,13 +710,13 @@
               <w:lang w:eastAsia="fr-FR"/>
             </w:rPr>
           </w:pPr>
-          <w:hyperlink w:anchor="_Toc230265320" w:history="1">
+          <w:hyperlink w:anchor="_Toc230340267" w:history="1">
             <w:r>
               <w:rPr>
                 <w:rStyle w:val="Lienhypertexte"/>
                 <w:noProof/>
               </w:rPr>
-              <w:t>3.</w:t>
+              <w:t>1.</w:t>
             </w:r>
             <w:r>
               <w:rPr>
@@ -780,7 +731,7 @@
                 <w:rStyle w:val="Lienhypertexte"/>
                 <w:noProof/>
               </w:rPr>
-              <w:t>Création du site et assemblage des codes</w:t>
+              <w:t>Mesure et calcul de la tension</w:t>
             </w:r>
             <w:r>
               <w:rPr>
@@ -801,7 +752,7 @@
                 <w:noProof/>
                 <w:webHidden/>
               </w:rPr>
-              <w:instrText xml:space="preserve"> PAGEREF _Toc230265320 \h </w:instrText>
+              <w:instrText xml:space="preserve"> PAGEREF _Toc230340267 \h </w:instrText>
             </w:r>
             <w:r>
               <w:rPr>
@@ -821,7 +772,7 @@
                 <w:noProof/>
                 <w:webHidden/>
               </w:rPr>
-              <w:t>9</w:t>
+              <w:t>7</w:t>
             </w:r>
             <w:r>
               <w:rPr>
@@ -834,9 +785,9 @@
         </w:p>
         <w:p>
           <w:pPr>
-            <w:pStyle w:val="TM2"/>
+            <w:pStyle w:val="TM1"/>
             <w:tabs>
-              <w:tab w:val="left" w:pos="720"/>
+              <w:tab w:val="left" w:pos="480"/>
               <w:tab w:val="right" w:leader="dot" w:pos="9062"/>
             </w:tabs>
             <w:rPr>
@@ -845,13 +796,13 @@
               <w:lang w:eastAsia="fr-FR"/>
             </w:rPr>
           </w:pPr>
-          <w:hyperlink w:anchor="_Toc230265321" w:history="1">
+          <w:hyperlink w:anchor="_Toc230340268" w:history="1">
             <w:r>
               <w:rPr>
                 <w:rStyle w:val="Lienhypertexte"/>
                 <w:noProof/>
               </w:rPr>
-              <w:t>4.</w:t>
+              <w:t>2.</w:t>
             </w:r>
             <w:r>
               <w:rPr>
@@ -866,7 +817,7 @@
                 <w:rStyle w:val="Lienhypertexte"/>
                 <w:noProof/>
               </w:rPr>
-              <w:t>Saisie de Schéma</w:t>
+              <w:t>Création du site et assemblage des codes</w:t>
             </w:r>
             <w:r>
               <w:rPr>
@@ -887,7 +838,7 @@
                 <w:noProof/>
                 <w:webHidden/>
               </w:rPr>
-              <w:instrText xml:space="preserve"> PAGEREF _Toc230265321 \h </w:instrText>
+              <w:instrText xml:space="preserve"> PAGEREF _Toc230340268 \h </w:instrText>
             </w:r>
             <w:r>
               <w:rPr>
@@ -907,7 +858,7 @@
                 <w:noProof/>
                 <w:webHidden/>
               </w:rPr>
-              <w:t>11</w:t>
+              <w:t>8</w:t>
             </w:r>
             <w:r>
               <w:rPr>
@@ -920,9 +871,9 @@
         </w:p>
         <w:p>
           <w:pPr>
-            <w:pStyle w:val="TM2"/>
+            <w:pStyle w:val="TM1"/>
             <w:tabs>
-              <w:tab w:val="left" w:pos="720"/>
+              <w:tab w:val="left" w:pos="480"/>
               <w:tab w:val="right" w:leader="dot" w:pos="9062"/>
             </w:tabs>
             <w:rPr>
@@ -931,13 +882,13 @@
               <w:lang w:eastAsia="fr-FR"/>
             </w:rPr>
           </w:pPr>
-          <w:hyperlink w:anchor="_Toc230265322" w:history="1">
+          <w:hyperlink w:anchor="_Toc230340269" w:history="1">
             <w:r>
               <w:rPr>
                 <w:rStyle w:val="Lienhypertexte"/>
                 <w:noProof/>
               </w:rPr>
-              <w:t>5.</w:t>
+              <w:t>3.</w:t>
             </w:r>
             <w:r>
               <w:rPr>
@@ -952,6 +903,372 @@
                 <w:rStyle w:val="Lienhypertexte"/>
                 <w:noProof/>
               </w:rPr>
+              <w:t>Saisie de Schéma</w:t>
+            </w:r>
+            <w:r>
+              <w:rPr>
+                <w:noProof/>
+                <w:webHidden/>
+              </w:rPr>
+              <w:tab/>
+            </w:r>
+            <w:r>
+              <w:rPr>
+                <w:noProof/>
+                <w:webHidden/>
+              </w:rPr>
+              <w:fldChar w:fldCharType="begin"/>
+            </w:r>
+            <w:r>
+              <w:rPr>
+                <w:noProof/>
+                <w:webHidden/>
+              </w:rPr>
+              <w:instrText xml:space="preserve"> PAGEREF _Toc230340269 \h </w:instrText>
+            </w:r>
+            <w:r>
+              <w:rPr>
+                <w:noProof/>
+                <w:webHidden/>
+              </w:rPr>
+            </w:r>
+            <w:r>
+              <w:rPr>
+                <w:noProof/>
+                <w:webHidden/>
+              </w:rPr>
+              <w:fldChar w:fldCharType="separate"/>
+            </w:r>
+            <w:r>
+              <w:rPr>
+                <w:noProof/>
+                <w:webHidden/>
+              </w:rPr>
+              <w:t>9</w:t>
+            </w:r>
+            <w:r>
+              <w:rPr>
+                <w:noProof/>
+                <w:webHidden/>
+              </w:rPr>
+              <w:fldChar w:fldCharType="end"/>
+            </w:r>
+          </w:hyperlink>
+        </w:p>
+        <w:p>
+          <w:pPr>
+            <w:pStyle w:val="TM2"/>
+            <w:tabs>
+              <w:tab w:val="right" w:leader="dot" w:pos="9062"/>
+            </w:tabs>
+            <w:rPr>
+              <w:rFonts w:eastAsiaTheme="minorEastAsia"/>
+              <w:noProof/>
+              <w:lang w:eastAsia="fr-FR"/>
+            </w:rPr>
+          </w:pPr>
+          <w:hyperlink w:anchor="_Toc230340270" w:history="1">
+            <w:r>
+              <w:rPr>
+                <w:rStyle w:val="Lienhypertexte"/>
+                <w:noProof/>
+              </w:rPr>
+              <w:t>4.1. Schéma électrique (partie Alimentation) :</w:t>
+            </w:r>
+            <w:r>
+              <w:rPr>
+                <w:noProof/>
+                <w:webHidden/>
+              </w:rPr>
+              <w:tab/>
+            </w:r>
+            <w:r>
+              <w:rPr>
+                <w:noProof/>
+                <w:webHidden/>
+              </w:rPr>
+              <w:fldChar w:fldCharType="begin"/>
+            </w:r>
+            <w:r>
+              <w:rPr>
+                <w:noProof/>
+                <w:webHidden/>
+              </w:rPr>
+              <w:instrText xml:space="preserve"> PAGEREF _Toc230340270 \h </w:instrText>
+            </w:r>
+            <w:r>
+              <w:rPr>
+                <w:noProof/>
+                <w:webHidden/>
+              </w:rPr>
+            </w:r>
+            <w:r>
+              <w:rPr>
+                <w:noProof/>
+                <w:webHidden/>
+              </w:rPr>
+              <w:fldChar w:fldCharType="separate"/>
+            </w:r>
+            <w:r>
+              <w:rPr>
+                <w:noProof/>
+                <w:webHidden/>
+              </w:rPr>
+              <w:t>10</w:t>
+            </w:r>
+            <w:r>
+              <w:rPr>
+                <w:noProof/>
+                <w:webHidden/>
+              </w:rPr>
+              <w:fldChar w:fldCharType="end"/>
+            </w:r>
+          </w:hyperlink>
+        </w:p>
+        <w:p>
+          <w:pPr>
+            <w:pStyle w:val="TM2"/>
+            <w:tabs>
+              <w:tab w:val="right" w:leader="dot" w:pos="9062"/>
+            </w:tabs>
+            <w:rPr>
+              <w:rFonts w:eastAsiaTheme="minorEastAsia"/>
+              <w:noProof/>
+              <w:lang w:eastAsia="fr-FR"/>
+            </w:rPr>
+          </w:pPr>
+          <w:hyperlink w:anchor="_Toc230340271" w:history="1">
+            <w:r>
+              <w:rPr>
+                <w:rStyle w:val="Lienhypertexte"/>
+                <w:noProof/>
+              </w:rPr>
+              <w:t>4.2. Routage final effectuer par Théo :</w:t>
+            </w:r>
+            <w:r>
+              <w:rPr>
+                <w:noProof/>
+                <w:webHidden/>
+              </w:rPr>
+              <w:tab/>
+            </w:r>
+            <w:r>
+              <w:rPr>
+                <w:noProof/>
+                <w:webHidden/>
+              </w:rPr>
+              <w:fldChar w:fldCharType="begin"/>
+            </w:r>
+            <w:r>
+              <w:rPr>
+                <w:noProof/>
+                <w:webHidden/>
+              </w:rPr>
+              <w:instrText xml:space="preserve"> PAGEREF _Toc230340271 \h </w:instrText>
+            </w:r>
+            <w:r>
+              <w:rPr>
+                <w:noProof/>
+                <w:webHidden/>
+              </w:rPr>
+            </w:r>
+            <w:r>
+              <w:rPr>
+                <w:noProof/>
+                <w:webHidden/>
+              </w:rPr>
+              <w:fldChar w:fldCharType="separate"/>
+            </w:r>
+            <w:r>
+              <w:rPr>
+                <w:noProof/>
+                <w:webHidden/>
+              </w:rPr>
+              <w:t>11</w:t>
+            </w:r>
+            <w:r>
+              <w:rPr>
+                <w:noProof/>
+                <w:webHidden/>
+              </w:rPr>
+              <w:fldChar w:fldCharType="end"/>
+            </w:r>
+          </w:hyperlink>
+        </w:p>
+        <w:p>
+          <w:pPr>
+            <w:pStyle w:val="TM2"/>
+            <w:tabs>
+              <w:tab w:val="right" w:leader="dot" w:pos="9062"/>
+            </w:tabs>
+            <w:rPr>
+              <w:rFonts w:eastAsiaTheme="minorEastAsia"/>
+              <w:noProof/>
+              <w:lang w:eastAsia="fr-FR"/>
+            </w:rPr>
+          </w:pPr>
+          <w:hyperlink w:anchor="_Toc230340272" w:history="1">
+            <w:r>
+              <w:rPr>
+                <w:rStyle w:val="Lienhypertexte"/>
+                <w:noProof/>
+              </w:rPr>
+              <w:t>4.3. Schéma Alimentation avant modification :</w:t>
+            </w:r>
+            <w:r>
+              <w:rPr>
+                <w:noProof/>
+                <w:webHidden/>
+              </w:rPr>
+              <w:tab/>
+            </w:r>
+            <w:r>
+              <w:rPr>
+                <w:noProof/>
+                <w:webHidden/>
+              </w:rPr>
+              <w:fldChar w:fldCharType="begin"/>
+            </w:r>
+            <w:r>
+              <w:rPr>
+                <w:noProof/>
+                <w:webHidden/>
+              </w:rPr>
+              <w:instrText xml:space="preserve"> PAGEREF _Toc230340272 \h </w:instrText>
+            </w:r>
+            <w:r>
+              <w:rPr>
+                <w:noProof/>
+                <w:webHidden/>
+              </w:rPr>
+            </w:r>
+            <w:r>
+              <w:rPr>
+                <w:noProof/>
+                <w:webHidden/>
+              </w:rPr>
+              <w:fldChar w:fldCharType="separate"/>
+            </w:r>
+            <w:r>
+              <w:rPr>
+                <w:noProof/>
+                <w:webHidden/>
+              </w:rPr>
+              <w:t>12</w:t>
+            </w:r>
+            <w:r>
+              <w:rPr>
+                <w:noProof/>
+                <w:webHidden/>
+              </w:rPr>
+              <w:fldChar w:fldCharType="end"/>
+            </w:r>
+          </w:hyperlink>
+        </w:p>
+        <w:p>
+          <w:pPr>
+            <w:pStyle w:val="TM2"/>
+            <w:tabs>
+              <w:tab w:val="right" w:leader="dot" w:pos="9062"/>
+            </w:tabs>
+            <w:rPr>
+              <w:rFonts w:eastAsiaTheme="minorEastAsia"/>
+              <w:noProof/>
+              <w:lang w:eastAsia="fr-FR"/>
+            </w:rPr>
+          </w:pPr>
+          <w:hyperlink w:anchor="_Toc230340273" w:history="1">
+            <w:r>
+              <w:rPr>
+                <w:rStyle w:val="Lienhypertexte"/>
+                <w:noProof/>
+              </w:rPr>
+              <w:t>4.4. Mon routage final :</w:t>
+            </w:r>
+            <w:r>
+              <w:rPr>
+                <w:noProof/>
+                <w:webHidden/>
+              </w:rPr>
+              <w:tab/>
+            </w:r>
+            <w:r>
+              <w:rPr>
+                <w:noProof/>
+                <w:webHidden/>
+              </w:rPr>
+              <w:fldChar w:fldCharType="begin"/>
+            </w:r>
+            <w:r>
+              <w:rPr>
+                <w:noProof/>
+                <w:webHidden/>
+              </w:rPr>
+              <w:instrText xml:space="preserve"> PAGEREF _Toc230340273 \h </w:instrText>
+            </w:r>
+            <w:r>
+              <w:rPr>
+                <w:noProof/>
+                <w:webHidden/>
+              </w:rPr>
+            </w:r>
+            <w:r>
+              <w:rPr>
+                <w:noProof/>
+                <w:webHidden/>
+              </w:rPr>
+              <w:fldChar w:fldCharType="separate"/>
+            </w:r>
+            <w:r>
+              <w:rPr>
+                <w:noProof/>
+                <w:webHidden/>
+              </w:rPr>
+              <w:t>13</w:t>
+            </w:r>
+            <w:r>
+              <w:rPr>
+                <w:noProof/>
+                <w:webHidden/>
+              </w:rPr>
+              <w:fldChar w:fldCharType="end"/>
+            </w:r>
+          </w:hyperlink>
+        </w:p>
+        <w:p>
+          <w:pPr>
+            <w:pStyle w:val="TM1"/>
+            <w:tabs>
+              <w:tab w:val="left" w:pos="480"/>
+              <w:tab w:val="right" w:leader="dot" w:pos="9062"/>
+            </w:tabs>
+            <w:rPr>
+              <w:rFonts w:eastAsiaTheme="minorEastAsia"/>
+              <w:noProof/>
+              <w:lang w:eastAsia="fr-FR"/>
+            </w:rPr>
+          </w:pPr>
+          <w:hyperlink w:anchor="_Toc230340274" w:history="1">
+            <w:r>
+              <w:rPr>
+                <w:rStyle w:val="Lienhypertexte"/>
+                <w:noProof/>
+              </w:rPr>
+              <w:t>4.</w:t>
+            </w:r>
+            <w:r>
+              <w:rPr>
+                <w:rFonts w:eastAsiaTheme="minorEastAsia"/>
+                <w:noProof/>
+                <w:lang w:eastAsia="fr-FR"/>
+              </w:rPr>
+              <w:tab/>
+            </w:r>
+            <w:r>
+              <w:rPr>
+                <w:rStyle w:val="Lienhypertexte"/>
+                <w:noProof/>
+              </w:rPr>
               <w:t>Assemblage de la carte</w:t>
             </w:r>
             <w:r>
@@ -973,7 +1290,7 @@
                 <w:noProof/>
                 <w:webHidden/>
               </w:rPr>
-              <w:instrText xml:space="preserve"> PAGEREF _Toc230265322 \h </w:instrText>
+              <w:instrText xml:space="preserve"> PAGEREF _Toc230340274 \h </w:instrText>
             </w:r>
             <w:r>
               <w:rPr>
@@ -994,6 +1311,178 @@
                 <w:webHidden/>
               </w:rPr>
               <w:t>14</w:t>
+            </w:r>
+            <w:r>
+              <w:rPr>
+                <w:noProof/>
+                <w:webHidden/>
+              </w:rPr>
+              <w:fldChar w:fldCharType="end"/>
+            </w:r>
+          </w:hyperlink>
+        </w:p>
+        <w:p>
+          <w:pPr>
+            <w:pStyle w:val="TM1"/>
+            <w:tabs>
+              <w:tab w:val="left" w:pos="480"/>
+              <w:tab w:val="right" w:leader="dot" w:pos="9062"/>
+            </w:tabs>
+            <w:rPr>
+              <w:rFonts w:eastAsiaTheme="minorEastAsia"/>
+              <w:noProof/>
+              <w:lang w:eastAsia="fr-FR"/>
+            </w:rPr>
+          </w:pPr>
+          <w:hyperlink w:anchor="_Toc230340275" w:history="1">
+            <w:r>
+              <w:rPr>
+                <w:rStyle w:val="Lienhypertexte"/>
+                <w:noProof/>
+              </w:rPr>
+              <w:t>6.</w:t>
+            </w:r>
+            <w:r>
+              <w:rPr>
+                <w:rFonts w:eastAsiaTheme="minorEastAsia"/>
+                <w:noProof/>
+                <w:lang w:eastAsia="fr-FR"/>
+              </w:rPr>
+              <w:tab/>
+            </w:r>
+            <w:r>
+              <w:rPr>
+                <w:rStyle w:val="Lienhypertexte"/>
+                <w:noProof/>
+              </w:rPr>
+              <w:t>Conclusion</w:t>
+            </w:r>
+            <w:r>
+              <w:rPr>
+                <w:noProof/>
+                <w:webHidden/>
+              </w:rPr>
+              <w:tab/>
+            </w:r>
+            <w:r>
+              <w:rPr>
+                <w:noProof/>
+                <w:webHidden/>
+              </w:rPr>
+              <w:fldChar w:fldCharType="begin"/>
+            </w:r>
+            <w:r>
+              <w:rPr>
+                <w:noProof/>
+                <w:webHidden/>
+              </w:rPr>
+              <w:instrText xml:space="preserve"> PAGEREF _Toc230340275 \h </w:instrText>
+            </w:r>
+            <w:r>
+              <w:rPr>
+                <w:noProof/>
+                <w:webHidden/>
+              </w:rPr>
+            </w:r>
+            <w:r>
+              <w:rPr>
+                <w:noProof/>
+                <w:webHidden/>
+              </w:rPr>
+              <w:fldChar w:fldCharType="separate"/>
+            </w:r>
+            <w:r>
+              <w:rPr>
+                <w:noProof/>
+                <w:webHidden/>
+              </w:rPr>
+              <w:t>15</w:t>
+            </w:r>
+            <w:r>
+              <w:rPr>
+                <w:noProof/>
+                <w:webHidden/>
+              </w:rPr>
+              <w:fldChar w:fldCharType="end"/>
+            </w:r>
+          </w:hyperlink>
+        </w:p>
+        <w:p>
+          <w:pPr>
+            <w:pStyle w:val="TM1"/>
+            <w:tabs>
+              <w:tab w:val="left" w:pos="480"/>
+              <w:tab w:val="right" w:leader="dot" w:pos="9062"/>
+            </w:tabs>
+            <w:rPr>
+              <w:rFonts w:eastAsiaTheme="minorEastAsia"/>
+              <w:noProof/>
+              <w:lang w:eastAsia="fr-FR"/>
+            </w:rPr>
+          </w:pPr>
+          <w:hyperlink w:anchor="_Toc230340276" w:history="1">
+            <w:r>
+              <w:rPr>
+                <w:rStyle w:val="Lienhypertexte"/>
+                <w:noProof/>
+              </w:rPr>
+              <w:t>7.</w:t>
+            </w:r>
+            <w:r>
+              <w:rPr>
+                <w:rFonts w:eastAsiaTheme="minorEastAsia"/>
+                <w:noProof/>
+                <w:lang w:eastAsia="fr-FR"/>
+              </w:rPr>
+              <w:tab/>
+            </w:r>
+            <w:r>
+              <w:rPr>
+                <w:rStyle w:val="Lienhypertexte"/>
+                <w:noProof/>
+              </w:rPr>
+              <w:t>Annexes</w:t>
+            </w:r>
+            <w:r>
+              <w:rPr>
+                <w:noProof/>
+                <w:webHidden/>
+              </w:rPr>
+              <w:tab/>
+            </w:r>
+            <w:r>
+              <w:rPr>
+                <w:noProof/>
+                <w:webHidden/>
+              </w:rPr>
+              <w:fldChar w:fldCharType="begin"/>
+            </w:r>
+            <w:r>
+              <w:rPr>
+                <w:noProof/>
+                <w:webHidden/>
+              </w:rPr>
+              <w:instrText xml:space="preserve"> PAGEREF _Toc230340276 \h </w:instrText>
+            </w:r>
+            <w:r>
+              <w:rPr>
+                <w:noProof/>
+                <w:webHidden/>
+              </w:rPr>
+            </w:r>
+            <w:r>
+              <w:rPr>
+                <w:noProof/>
+                <w:webHidden/>
+              </w:rPr>
+              <w:fldChar w:fldCharType="separate"/>
+            </w:r>
+            <w:r>
+              <w:rPr>
+                <w:noProof/>
+                <w:webHidden/>
+              </w:rPr>
+              <w:t>16</w:t>
             </w:r>
             <w:r>
               <w:rPr>
@@ -1066,7 +1555,7 @@
           <w:u w:val="single"/>
         </w:rPr>
       </w:pPr>
-      <w:bookmarkStart w:id="0" w:name="_Toc230265316"/>
+      <w:bookmarkStart w:id="0" w:name="_Toc230340263"/>
       <w:r>
         <w:rPr>
           <w:rFonts w:ascii="Times New Roman" w:hAnsi="Times New Roman" w:cs="Times New Roman"/>
@@ -1131,14 +1620,19 @@
     <w:p>
       <w:pPr>
         <w:pStyle w:val="Titre2"/>
-        <w:numPr>
-          <w:ilvl w:val="0"/>
-          <w:numId w:val="2"/>
-        </w:numPr>
-      </w:pPr>
-      <w:bookmarkStart w:id="1" w:name="_Toc230265317"/>
-      <w:r>
-        <w:t>1.Remerciement</w:t>
+      </w:pPr>
+      <w:bookmarkStart w:id="1" w:name="_Toc230340264"/>
+      <w:r>
+        <w:t>1.</w:t>
+      </w:r>
+      <w:r>
+        <w:t>1.</w:t>
+      </w:r>
+      <w:r>
+        <w:t xml:space="preserve"> </w:t>
+      </w:r>
+      <w:r>
+        <w:t>Remerciement</w:t>
       </w:r>
       <w:bookmarkEnd w:id="1"/>
       <w:r>
@@ -1235,21 +1729,43 @@
     <w:p>
       <w:pPr>
         <w:pStyle w:val="Titre2"/>
-        <w:numPr>
-          <w:ilvl w:val="0"/>
-          <w:numId w:val="3"/>
-        </w:numPr>
         <w:rPr>
           <w:lang w:val="en-GB"/>
         </w:rPr>
       </w:pPr>
-      <w:bookmarkStart w:id="2" w:name="_Toc230265318"/>
+      <w:bookmarkStart w:id="2" w:name="_Toc230340265"/>
       <w:r>
         <w:rPr>
           <w:lang w:val="en-GB"/>
         </w:rPr>
         <w:lastRenderedPageBreak/>
-        <w:t>2. Partie Personelle</w:t>
+        <w:t>1.</w:t>
+      </w:r>
+      <w:r>
+        <w:rPr>
+          <w:lang w:val="en-GB"/>
+        </w:rPr>
+        <w:t xml:space="preserve">2. </w:t>
+      </w:r>
+      <w:proofErr w:type="spellStart"/>
+      <w:r>
+        <w:rPr>
+          <w:lang w:val="en-GB"/>
+        </w:rPr>
+        <w:t>Partie</w:t>
+      </w:r>
+      <w:proofErr w:type="spellEnd"/>
+      <w:r>
+        <w:rPr>
+          <w:lang w:val="en-GB"/>
+        </w:rPr>
+        <w:t xml:space="preserve"> </w:t>
+      </w:r>
+      <w:r>
+        <w:rPr>
+          <w:lang w:val="en-GB"/>
+        </w:rPr>
+        <w:t>Personnel</w:t>
       </w:r>
       <w:bookmarkEnd w:id="2"/>
       <w:r>
@@ -1278,7 +1794,25 @@
         <w:t>PICO centrale</w:t>
       </w:r>
       <w:r>
-        <w:t>, j’ai travaillé principalement sur deux parties : la supervision de la batterie et la création de l’interface homme-machine (IHM) sous forme de page web embarquée. Ces deux parties sont liées, puisque l’IHM affiche entre autres l’état de la batterie en temps réel, et ensemble elles permettent à l’opérateur de surveiller le système facilement depuis son téléphone.</w:t>
+        <w:t>, j’ai travaillé principalement sur deux parties : la supervision de la batterie et la création de l’interface homme-machine (IHM) sous forme de page web embarquée. Ces deux parties sont liées, puisque l’IHM affiche l’état de la batterie</w:t>
+      </w:r>
+      <w:r>
+        <w:t xml:space="preserve"> et des panneaux solaires brancher avec la MPPT </w:t>
+      </w:r>
+      <w:r>
+        <w:t>en temps réel</w:t>
+      </w:r>
+      <w:r>
+        <w:t xml:space="preserve"> en plus des données envoyer par le capteur de niveau d’eau</w:t>
+      </w:r>
+      <w:r>
+        <w:t xml:space="preserve">, ensemble </w:t>
+      </w:r>
+      <w:r>
+        <w:t>cela permet</w:t>
+      </w:r>
+      <w:r>
+        <w:t xml:space="preserve"> à l’opérateur de surveiller le système facilement depuis son téléphone.</w:t>
       </w:r>
     </w:p>
     <w:p>
@@ -1487,11 +2021,9 @@
           <w:b w:val="0"/>
           <w:bCs w:val="0"/>
         </w:rPr>
-        <w:t>programme final en MicroPython</w:t>
-      </w:r>
-      <w:r>
-        <w:t xml:space="preserve">, et j’ai aussi écrit un </w:t>
-      </w:r>
+        <w:t xml:space="preserve">programme final en </w:t>
+      </w:r>
+      <w:proofErr w:type="spellStart"/>
       <w:r>
         <w:rPr>
           <w:rStyle w:val="lev"/>
@@ -1499,20 +2031,11 @@
           <w:b w:val="0"/>
           <w:bCs w:val="0"/>
         </w:rPr>
-        <w:t>programme de test modulaire</w:t>
-      </w:r>
-      <w:r>
-        <w:t xml:space="preserve"> pour tester chaque partie séparément avant de tout assembler, ce qui m’a bien aidé pour isoler les problèmes.</w:t>
-      </w:r>
-    </w:p>
-    <w:p>
-      <w:pPr>
-        <w:pStyle w:val="my-2"/>
-        <w:spacing w:line="360" w:lineRule="auto"/>
-        <w:ind w:firstLine="360"/>
-      </w:pPr>
-      <w:r>
-        <w:t xml:space="preserve">Ce projet m’a permis de toucher à beaucoup de domaines différents : le bilan de consommation, la vérification de schémas, le routage PCB, le développement en MicroPython et la création d’une interface web embarquée. Ce qui m’a le plus apporté, c’est d’avoir pu </w:t>
+        <w:t>MicroPython</w:t>
+      </w:r>
+      <w:proofErr w:type="spellEnd"/>
+      <w:r>
+        <w:t xml:space="preserve">, et j’ai aussi écrit un </w:t>
       </w:r>
       <w:r>
         <w:rPr>
@@ -1521,6 +2044,36 @@
           <w:b w:val="0"/>
           <w:bCs w:val="0"/>
         </w:rPr>
+        <w:t>programme de test modulaire</w:t>
+      </w:r>
+      <w:r>
+        <w:t xml:space="preserve"> pour tester chaque partie séparément avant de tout assembler, ce qui m’a bien aidé pour isoler les problèmes.</w:t>
+      </w:r>
+    </w:p>
+    <w:p>
+      <w:pPr>
+        <w:pStyle w:val="my-2"/>
+        <w:spacing w:line="360" w:lineRule="auto"/>
+        <w:ind w:firstLine="360"/>
+      </w:pPr>
+      <w:r>
+        <w:t xml:space="preserve">Ce projet m’a permis de toucher à beaucoup de domaines différents : le bilan de consommation, la vérification de schémas, le routage PCB, le développement en </w:t>
+      </w:r>
+      <w:proofErr w:type="spellStart"/>
+      <w:r>
+        <w:t>MicroPython</w:t>
+      </w:r>
+      <w:proofErr w:type="spellEnd"/>
+      <w:r>
+        <w:t xml:space="preserve"> et la création d’une interface web embarquée. Ce qui m’a le plus apporté, c’est d’avoir pu </w:t>
+      </w:r>
+      <w:r>
+        <w:rPr>
+          <w:rStyle w:val="lev"/>
+          <w:rFonts w:eastAsiaTheme="majorEastAsia"/>
+          <w:b w:val="0"/>
+          <w:bCs w:val="0"/>
+        </w:rPr>
         <w:t>travailler sur un système électronique complet et autonome</w:t>
       </w:r>
       <w:r>
@@ -1534,17 +2087,429 @@
       <w:pPr>
         <w:pStyle w:val="Titre2"/>
         <w:numPr>
+          <w:ilvl w:val="1"/>
+          <w:numId w:val="1"/>
+        </w:numPr>
+      </w:pPr>
+      <w:bookmarkStart w:id="3" w:name="_Toc230340266"/>
+      <w:r>
+        <w:rPr>
+          <w:noProof/>
+        </w:rPr>
+        <w:lastRenderedPageBreak/>
+        <mc:AlternateContent>
+          <mc:Choice Requires="wps">
+            <w:drawing>
+              <wp:anchor distT="0" distB="0" distL="114300" distR="114300" simplePos="0" relativeHeight="251695104" behindDoc="0" locked="0" layoutInCell="1" allowOverlap="1" wp14:anchorId="0B2C083E" wp14:editId="535C9057">
+                <wp:simplePos x="0" y="0"/>
+                <wp:positionH relativeFrom="column">
+                  <wp:posOffset>3205620</wp:posOffset>
+                </wp:positionH>
+                <wp:positionV relativeFrom="paragraph">
+                  <wp:posOffset>1718723</wp:posOffset>
+                </wp:positionV>
+                <wp:extent cx="784902" cy="3996706"/>
+                <wp:effectExtent l="0" t="5715" r="28575" b="28575"/>
+                <wp:wrapNone/>
+                <wp:docPr id="311289029" name="Rectangle 13"/>
+                <wp:cNvGraphicFramePr/>
+                <a:graphic xmlns:a="http://schemas.openxmlformats.org/drawingml/2006/main">
+                  <a:graphicData uri="http://schemas.microsoft.com/office/word/2010/wordprocessingShape">
+                    <wps:wsp>
+                      <wps:cNvSpPr/>
+                      <wps:spPr>
+                        <a:xfrm rot="16200000">
+                          <a:off x="0" y="0"/>
+                          <a:ext cx="784902" cy="3996706"/>
+                        </a:xfrm>
+                        <a:prstGeom prst="rect">
+                          <a:avLst/>
+                        </a:prstGeom>
+                        <a:noFill/>
+                        <a:ln>
+                          <a:solidFill>
+                            <a:srgbClr val="C00000"/>
+                          </a:solidFill>
+                        </a:ln>
+                      </wps:spPr>
+                      <wps:style>
+                        <a:lnRef idx="2">
+                          <a:schemeClr val="accent1">
+                            <a:shade val="15000"/>
+                          </a:schemeClr>
+                        </a:lnRef>
+                        <a:fillRef idx="1">
+                          <a:schemeClr val="accent1"/>
+                        </a:fillRef>
+                        <a:effectRef idx="0">
+                          <a:schemeClr val="accent1"/>
+                        </a:effectRef>
+                        <a:fontRef idx="minor">
+                          <a:schemeClr val="lt1"/>
+                        </a:fontRef>
+                      </wps:style>
+                      <wps:bodyPr rot="0" spcFirstLastPara="0" vertOverflow="overflow" horzOverflow="overflow" vert="horz" wrap="square" lIns="91440" tIns="45720" rIns="91440" bIns="45720" numCol="1" spcCol="0" rtlCol="0" fromWordArt="0" anchor="ctr" anchorCtr="0" forceAA="0" compatLnSpc="1">
+                        <a:prstTxWarp prst="textNoShape">
+                          <a:avLst/>
+                        </a:prstTxWarp>
+                        <a:noAutofit/>
+                      </wps:bodyPr>
+                    </wps:wsp>
+                  </a:graphicData>
+                </a:graphic>
+                <wp14:sizeRelH relativeFrom="margin">
+                  <wp14:pctWidth>0</wp14:pctWidth>
+                </wp14:sizeRelH>
+                <wp14:sizeRelV relativeFrom="margin">
+                  <wp14:pctHeight>0</wp14:pctHeight>
+                </wp14:sizeRelV>
+              </wp:anchor>
+            </w:drawing>
+          </mc:Choice>
+          <mc:Fallback>
+            <w:pict>
+              <v:rect w14:anchorId="6F1F8EFA" id="Rectangle 13" o:spid="_x0000_s1026" style="position:absolute;margin-left:252.4pt;margin-top:135.35pt;width:61.8pt;height:314.7pt;rotation:-90;z-index:251695104;visibility:visible;mso-wrap-style:square;mso-width-percent:0;mso-height-percent:0;mso-wrap-distance-left:9pt;mso-wrap-distance-top:0;mso-wrap-distance-right:9pt;mso-wrap-distance-bottom:0;mso-position-horizontal:absolute;mso-position-horizontal-relative:text;mso-position-vertical:absolute;mso-position-vertical-relative:text;mso-width-percent:0;mso-height-percent:0;mso-width-relative:margin;mso-height-relative:margin;v-text-anchor:middle" o:gfxdata="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" filled="f" strokecolor="#c00000" strokeweight="1pt"/>
+            </w:pict>
+          </mc:Fallback>
+        </mc:AlternateContent>
+      </w:r>
+      <w:r>
+        <w:rPr>
+          <w:noProof/>
+        </w:rPr>
+        <mc:AlternateContent>
+          <mc:Choice Requires="wps">
+            <w:drawing>
+              <wp:anchor distT="0" distB="0" distL="114300" distR="114300" simplePos="0" relativeHeight="251697152" behindDoc="0" locked="0" layoutInCell="1" allowOverlap="1" wp14:anchorId="7A96C6B9" wp14:editId="0042C35D">
+                <wp:simplePos x="0" y="0"/>
+                <wp:positionH relativeFrom="column">
+                  <wp:posOffset>1524872</wp:posOffset>
+                </wp:positionH>
+                <wp:positionV relativeFrom="paragraph">
+                  <wp:posOffset>292414</wp:posOffset>
+                </wp:positionV>
+                <wp:extent cx="730192" cy="1799289"/>
+                <wp:effectExtent l="0" t="1270" r="12065" b="12065"/>
+                <wp:wrapNone/>
+                <wp:docPr id="1585310971" name="Rectangle 13"/>
+                <wp:cNvGraphicFramePr/>
+                <a:graphic xmlns:a="http://schemas.openxmlformats.org/drawingml/2006/main">
+                  <a:graphicData uri="http://schemas.microsoft.com/office/word/2010/wordprocessingShape">
+                    <wps:wsp>
+                      <wps:cNvSpPr/>
+                      <wps:spPr>
+                        <a:xfrm rot="16200000">
+                          <a:off x="0" y="0"/>
+                          <a:ext cx="730192" cy="1799289"/>
+                        </a:xfrm>
+                        <a:prstGeom prst="rect">
+                          <a:avLst/>
+                        </a:prstGeom>
+                        <a:noFill/>
+                        <a:ln>
+                          <a:solidFill>
+                            <a:srgbClr val="C00000"/>
+                          </a:solidFill>
+                        </a:ln>
+                      </wps:spPr>
+                      <wps:style>
+                        <a:lnRef idx="2">
+                          <a:schemeClr val="accent1">
+                            <a:shade val="15000"/>
+                          </a:schemeClr>
+                        </a:lnRef>
+                        <a:fillRef idx="1">
+                          <a:schemeClr val="accent1"/>
+                        </a:fillRef>
+                        <a:effectRef idx="0">
+                          <a:schemeClr val="accent1"/>
+                        </a:effectRef>
+                        <a:fontRef idx="minor">
+                          <a:schemeClr val="lt1"/>
+                        </a:fontRef>
+                      </wps:style>
+                      <wps:bodyPr rot="0" spcFirstLastPara="0" vertOverflow="overflow" horzOverflow="overflow" vert="horz" wrap="square" lIns="91440" tIns="45720" rIns="91440" bIns="45720" numCol="1" spcCol="0" rtlCol="0" fromWordArt="0" anchor="ctr" anchorCtr="0" forceAA="0" compatLnSpc="1">
+                        <a:prstTxWarp prst="textNoShape">
+                          <a:avLst/>
+                        </a:prstTxWarp>
+                        <a:noAutofit/>
+                      </wps:bodyPr>
+                    </wps:wsp>
+                  </a:graphicData>
+                </a:graphic>
+                <wp14:sizeRelH relativeFrom="margin">
+                  <wp14:pctWidth>0</wp14:pctWidth>
+                </wp14:sizeRelH>
+                <wp14:sizeRelV relativeFrom="margin">
+                  <wp14:pctHeight>0</wp14:pctHeight>
+                </wp14:sizeRelV>
+              </wp:anchor>
+            </w:drawing>
+          </mc:Choice>
+          <mc:Fallback>
+            <w:pict>
+              <v:rect w14:anchorId="117ECC47" id="Rectangle 13" o:spid="_x0000_s1026" style="position:absolute;margin-left:120.05pt;margin-top:23pt;width:57.5pt;height:141.7pt;rotation:-90;z-index:251697152;visibility:visible;mso-wrap-style:square;mso-width-percent:0;mso-height-percent:0;mso-wrap-distance-left:9pt;mso-wrap-distance-top:0;mso-wrap-distance-right:9pt;mso-wrap-distance-bottom:0;mso-position-horizontal:absolute;mso-position-horizontal-relative:text;mso-position-vertical:absolute;mso-position-vertical-relative:text;mso-width-percent:0;mso-height-percent:0;mso-width-relative:margin;mso-height-relative:margin;v-text-anchor:middle" o:gfxdata="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" filled="f" strokecolor="#c00000" strokeweight="1pt"/>
+            </w:pict>
+          </mc:Fallback>
+        </mc:AlternateContent>
+      </w:r>
+      <w:r>
+        <w:rPr>
+          <w:noProof/>
+          <w:bdr w:val="none" w:sz="0" w:space="0" w:color="auto" w:frame="1"/>
+        </w:rPr>
+        <w:drawing>
+          <wp:anchor distT="0" distB="0" distL="114300" distR="114300" simplePos="0" relativeHeight="251692032" behindDoc="1" locked="0" layoutInCell="1" allowOverlap="1" wp14:anchorId="562C5323" wp14:editId="0B220D05">
+            <wp:simplePos x="0" y="0"/>
+            <wp:positionH relativeFrom="margin">
+              <wp:posOffset>-38100</wp:posOffset>
+            </wp:positionH>
+            <wp:positionV relativeFrom="paragraph">
+              <wp:posOffset>381000</wp:posOffset>
+            </wp:positionV>
+            <wp:extent cx="5760720" cy="3892197"/>
+            <wp:effectExtent l="0" t="0" r="0" b="0"/>
+            <wp:wrapTight wrapText="bothSides">
+              <wp:wrapPolygon edited="0">
+                <wp:start x="0" y="0"/>
+                <wp:lineTo x="0" y="21463"/>
+                <wp:lineTo x="21500" y="21463"/>
+                <wp:lineTo x="21500" y="0"/>
+                <wp:lineTo x="0" y="0"/>
+              </wp:wrapPolygon>
+            </wp:wrapTight>
+            <wp:docPr id="1" name="Image 1"/>
+            <wp:cNvGraphicFramePr>
+              <a:graphicFrameLocks xmlns:a="http://schemas.openxmlformats.org/drawingml/2006/main" noChangeAspect="1"/>
+            </wp:cNvGraphicFramePr>
+            <a:graphic xmlns:a="http://schemas.openxmlformats.org/drawingml/2006/main">
+              <a:graphicData uri="http://schemas.openxmlformats.org/drawingml/2006/picture">
+                <pic:pic xmlns:pic="http://schemas.openxmlformats.org/drawingml/2006/picture">
+                  <pic:nvPicPr>
+                    <pic:cNvPr id="0" name="Picture 1"/>
+                    <pic:cNvPicPr>
+                      <a:picLocks noChangeAspect="1" noChangeArrowheads="1"/>
+                    </pic:cNvPicPr>
+                  </pic:nvPicPr>
+                  <pic:blipFill>
+                    <a:blip r:embed="rId10">
+                      <a:extLst>
+                        <a:ext uri="{28A0092B-C50C-407E-A947-70E740481C1C}">
+                          <a14:useLocalDpi xmlns:a14="http://schemas.microsoft.com/office/drawing/2010/main" val="0"/>
+                        </a:ext>
+                      </a:extLst>
+                    </a:blip>
+                    <a:srcRect/>
+                    <a:stretch>
+                      <a:fillRect/>
+                    </a:stretch>
+                  </pic:blipFill>
+                  <pic:spPr bwMode="auto">
+                    <a:xfrm>
+                      <a:off x="0" y="0"/>
+                      <a:ext cx="5760720" cy="3892197"/>
+                    </a:xfrm>
+                    <a:prstGeom prst="rect">
+                      <a:avLst/>
+                    </a:prstGeom>
+                    <a:noFill/>
+                    <a:ln>
+                      <a:noFill/>
+                    </a:ln>
+                  </pic:spPr>
+                </pic:pic>
+              </a:graphicData>
+            </a:graphic>
+          </wp:anchor>
+        </w:drawing>
+      </w:r>
+      <w:r>
+        <w:t>Diagrammes</w:t>
+      </w:r>
+      <w:bookmarkEnd w:id="3"/>
+    </w:p>
+    <w:p>
+      <w:pPr>
+        <w:pStyle w:val="Titre2"/>
+      </w:pPr>
+      <w:r>
+        <w:rPr>
+          <w:noProof/>
+        </w:rPr>
+        <mc:AlternateContent>
+          <mc:Choice Requires="wpg">
+            <w:drawing>
+              <wp:anchor distT="0" distB="0" distL="114300" distR="114300" simplePos="0" relativeHeight="251702272" behindDoc="0" locked="0" layoutInCell="1" allowOverlap="1" wp14:anchorId="200B3B2B" wp14:editId="154085F2">
+                <wp:simplePos x="0" y="0"/>
+                <wp:positionH relativeFrom="column">
+                  <wp:posOffset>-506711</wp:posOffset>
+                </wp:positionH>
+                <wp:positionV relativeFrom="paragraph">
+                  <wp:posOffset>4151137</wp:posOffset>
+                </wp:positionV>
+                <wp:extent cx="6574155" cy="3876440"/>
+                <wp:effectExtent l="0" t="0" r="0" b="0"/>
+                <wp:wrapNone/>
+                <wp:docPr id="1686448268" name="Groupe 14"/>
+                <wp:cNvGraphicFramePr/>
+                <a:graphic xmlns:a="http://schemas.openxmlformats.org/drawingml/2006/main">
+                  <a:graphicData uri="http://schemas.microsoft.com/office/word/2010/wordprocessingGroup">
+                    <wpg:wgp>
+                      <wpg:cNvGrpSpPr/>
+                      <wpg:grpSpPr>
+                        <a:xfrm>
+                          <a:off x="0" y="0"/>
+                          <a:ext cx="6574155" cy="3876440"/>
+                          <a:chOff x="0" y="0"/>
+                          <a:chExt cx="6574155" cy="3876440"/>
+                        </a:xfrm>
+                      </wpg:grpSpPr>
+                      <pic:pic xmlns:pic="http://schemas.openxmlformats.org/drawingml/2006/picture">
+                        <pic:nvPicPr>
+                          <pic:cNvPr id="1173488089" name="Image 1"/>
+                          <pic:cNvPicPr>
+                            <a:picLocks noChangeAspect="1"/>
+                          </pic:cNvPicPr>
+                        </pic:nvPicPr>
+                        <pic:blipFill>
+                          <a:blip r:embed="rId11">
+                            <a:extLst>
+                              <a:ext uri="{28A0092B-C50C-407E-A947-70E740481C1C}">
+                                <a14:useLocalDpi xmlns:a14="http://schemas.microsoft.com/office/drawing/2010/main" val="0"/>
+                              </a:ext>
+                            </a:extLst>
+                          </a:blip>
+                          <a:stretch>
+                            <a:fillRect/>
+                          </a:stretch>
+                        </pic:blipFill>
+                        <pic:spPr>
+                          <a:xfrm>
+                            <a:off x="0" y="9290"/>
+                            <a:ext cx="6574155" cy="3867150"/>
+                          </a:xfrm>
+                          <a:prstGeom prst="rect">
+                            <a:avLst/>
+                          </a:prstGeom>
+                        </pic:spPr>
+                      </pic:pic>
+                      <wps:wsp>
+                        <wps:cNvPr id="766525753" name="Rectangle 13"/>
+                        <wps:cNvSpPr/>
+                        <wps:spPr>
+                          <a:xfrm rot="16200000">
+                            <a:off x="4066857" y="-67227"/>
+                            <a:ext cx="2060381" cy="2194836"/>
+                          </a:xfrm>
+                          <a:prstGeom prst="rect">
+                            <a:avLst/>
+                          </a:prstGeom>
+                          <a:noFill/>
+                          <a:ln>
+                            <a:solidFill>
+                              <a:srgbClr val="C00000"/>
+                            </a:solidFill>
+                          </a:ln>
+                        </wps:spPr>
+                        <wps:style>
+                          <a:lnRef idx="2">
+                            <a:schemeClr val="accent1">
+                              <a:shade val="15000"/>
+                            </a:schemeClr>
+                          </a:lnRef>
+                          <a:fillRef idx="1">
+                            <a:schemeClr val="accent1"/>
+                          </a:fillRef>
+                          <a:effectRef idx="0">
+                            <a:schemeClr val="accent1"/>
+                          </a:effectRef>
+                          <a:fontRef idx="minor">
+                            <a:schemeClr val="lt1"/>
+                          </a:fontRef>
+                        </wps:style>
+                        <wps:bodyPr rot="0" spcFirstLastPara="0" vertOverflow="overflow" horzOverflow="overflow" vert="horz" wrap="square" lIns="91440" tIns="45720" rIns="91440" bIns="45720" numCol="1" spcCol="0" rtlCol="0" fromWordArt="0" anchor="ctr" anchorCtr="0" forceAA="0" compatLnSpc="1">
+                          <a:prstTxWarp prst="textNoShape">
+                            <a:avLst/>
+                          </a:prstTxWarp>
+                          <a:noAutofit/>
+                        </wps:bodyPr>
+                      </wps:wsp>
+                    </wpg:wgp>
+                  </a:graphicData>
+                </a:graphic>
+              </wp:anchor>
+            </w:drawing>
+          </mc:Choice>
+          <mc:Fallback>
+            <w:pict>
+              <v:group w14:anchorId="1E749516" id="Groupe 14" o:spid="_x0000_s1026" style="position:absolute;margin-left:-39.9pt;margin-top:326.85pt;width:517.65pt;height:305.25pt;z-index:251702272" coordsize="65741,38764" o:gfxdata="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">
+                <v:shapetype id="_x0000_t75" coordsize="21600,21600" o:spt="75" o:preferrelative="t" path="m@4@5l@4@11@9@11@9@5xe" filled="f" stroked="f">
+                  <v:stroke joinstyle="miter"/>
+                  <v:formulas>
+                    <v:f eqn="if lineDrawn pixelLineWidth 0"/>
+                    <v:f eqn="sum @0 1 0"/>
+                    <v:f eqn="sum 0 0 @1"/>
+                    <v:f eqn="prod @2 1 2"/>
+                    <v:f eqn="prod @3 21600 pixelWidth"/>
+                    <v:f eqn="prod @3 21600 pixelHeight"/>
+                    <v:f eqn="sum @0 0 1"/>
+                    <v:f eqn="prod @6 1 2"/>
+                    <v:f eqn="prod @7 21600 pixelWidth"/>
+                    <v:f eqn="sum @8 21600 0"/>
+                    <v:f eqn="prod @7 21600 pixelHeight"/>
+                    <v:f eqn="sum @10 21600 0"/>
+                  </v:formulas>
+                  <v:path o:extrusionok="f" gradientshapeok="t" o:connecttype="rect"/>
+                  <o:lock v:ext="edit" aspectratio="t"/>
+                </v:shapetype>
+                <v:shape id="Image 1" o:spid="_x0000_s1027" type="#_x0000_t75" style="position:absolute;top:92;width:65741;height:38672;visibility:visible;mso-wrap-style:square" o:gfxdata="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">
+                  <v:imagedata r:id="rId12" o:title=""/>
+                </v:shape>
+                <v:rect id="Rectangle 13" o:spid="_x0000_s1028" style="position:absolute;left:40668;top:-672;width:20603;height:21948;rotation:-90;visibility:visible;mso-wrap-style:square;v-text-anchor:middle" o:gfxdata="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" filled="f" strokecolor="#c00000" strokeweight="1pt"/>
+              </v:group>
+            </w:pict>
+          </mc:Fallback>
+        </mc:AlternateContent>
+      </w:r>
+    </w:p>
+    <w:p>
+      <w:pPr>
+        <w:pStyle w:val="Titre2"/>
+      </w:pPr>
+      <w:r>
+        <w:br w:type="page"/>
+      </w:r>
+    </w:p>
+    <w:p>
+      <w:pPr>
+        <w:pStyle w:val="Titre1"/>
+        <w:numPr>
           <w:ilvl w:val="0"/>
-          <w:numId w:val="3"/>
+          <w:numId w:val="1"/>
         </w:numPr>
-      </w:pPr>
-      <w:bookmarkStart w:id="3" w:name="_Toc230265319"/>
-      <w:r>
+        <w:rPr>
+          <w:b/>
+          <w:bCs/>
+          <w:u w:val="single"/>
+        </w:rPr>
+      </w:pPr>
+      <w:bookmarkStart w:id="4" w:name="_Toc230340267"/>
+      <w:r>
+        <w:rPr>
+          <w:b/>
+          <w:bCs/>
+          <w:u w:val="single"/>
+        </w:rPr>
         <w:lastRenderedPageBreak/>
         <w:t>Mesure et calcul de la tension</w:t>
       </w:r>
-      <w:bookmarkEnd w:id="3"/>
-      <w:r>
+      <w:bookmarkEnd w:id="4"/>
+      <w:r>
+        <w:rPr>
+          <w:b/>
+          <w:bCs/>
+          <w:u w:val="single"/>
+        </w:rPr>
         <w:t xml:space="preserve"> </w:t>
       </w:r>
     </w:p>
@@ -1580,7 +2545,7 @@
                     <pic:cNvPicPr/>
                   </pic:nvPicPr>
                   <pic:blipFill>
-                    <a:blip r:embed="rId10"/>
+                    <a:blip r:embed="rId13"/>
                     <a:stretch>
                       <a:fillRect/>
                     </a:stretch>
@@ -1609,7 +2574,7 @@
           <w:szCs w:val="22"/>
         </w:rPr>
         <w:drawing>
-          <wp:anchor distT="0" distB="0" distL="114300" distR="114300" simplePos="0" relativeHeight="251661312" behindDoc="1" locked="0" layoutInCell="1" allowOverlap="1" wp14:anchorId="23BD7AF3" wp14:editId="4EC6DCA5">
+          <wp:anchor distT="0" distB="0" distL="114300" distR="114300" simplePos="0" relativeHeight="251660288" behindDoc="1" locked="0" layoutInCell="1" allowOverlap="1" wp14:anchorId="23BD7AF3" wp14:editId="332E500B">
             <wp:simplePos x="0" y="0"/>
             <wp:positionH relativeFrom="column">
               <wp:posOffset>1778938</wp:posOffset>
@@ -1640,7 +2605,7 @@
                     <pic:cNvPicPr/>
                   </pic:nvPicPr>
                   <pic:blipFill>
-                    <a:blip r:embed="rId11">
+                    <a:blip r:embed="rId14">
                       <a:extLst>
                         <a:ext uri="{28A0092B-C50C-407E-A947-70E740481C1C}">
                           <a14:useLocalDpi xmlns:a14="http://schemas.microsoft.com/office/drawing/2010/main" val="0"/>
@@ -1673,7 +2638,7 @@
           <w:szCs w:val="22"/>
         </w:rPr>
         <w:drawing>
-          <wp:anchor distT="0" distB="0" distL="114300" distR="114300" simplePos="0" relativeHeight="251662336" behindDoc="1" locked="0" layoutInCell="1" allowOverlap="1" wp14:anchorId="67BC4A37" wp14:editId="5F62F08D">
+          <wp:anchor distT="0" distB="0" distL="114300" distR="114300" simplePos="0" relativeHeight="251661312" behindDoc="1" locked="0" layoutInCell="1" allowOverlap="1" wp14:anchorId="67BC4A37" wp14:editId="62C7D8D3">
             <wp:simplePos x="0" y="0"/>
             <wp:positionH relativeFrom="column">
               <wp:posOffset>-231519</wp:posOffset>
@@ -1704,7 +2669,7 @@
                     <pic:cNvPicPr/>
                   </pic:nvPicPr>
                   <pic:blipFill>
-                    <a:blip r:embed="rId12">
+                    <a:blip r:embed="rId15">
                       <a:extLst>
                         <a:ext uri="{28A0092B-C50C-407E-A947-70E740481C1C}">
                           <a14:useLocalDpi xmlns:a14="http://schemas.microsoft.com/office/drawing/2010/main" val="0"/>
@@ -1757,18 +2722,28 @@
     </w:p>
     <w:p>
       <w:pPr>
-        <w:pStyle w:val="Titre2"/>
+        <w:pStyle w:val="Titre1"/>
         <w:numPr>
           <w:ilvl w:val="0"/>
-          <w:numId w:val="3"/>
+          <w:numId w:val="1"/>
         </w:numPr>
-      </w:pPr>
-      <w:bookmarkStart w:id="4" w:name="_Toc230265320"/>
-      <w:r>
+        <w:rPr>
+          <w:b/>
+          <w:bCs/>
+          <w:u w:val="single"/>
+        </w:rPr>
+      </w:pPr>
+      <w:bookmarkStart w:id="5" w:name="_Toc230340268"/>
+      <w:r>
+        <w:rPr>
+          <w:b/>
+          <w:bCs/>
+          <w:u w:val="single"/>
+        </w:rPr>
         <w:lastRenderedPageBreak/>
         <w:t>Création du site et assemblage des codes</w:t>
       </w:r>
-      <w:bookmarkEnd w:id="4"/>
+      <w:bookmarkEnd w:id="5"/>
     </w:p>
     <w:p>
       <w:r>
@@ -1776,6 +2751,68 @@
       </w:r>
     </w:p>
     <w:p>
+      <w:r>
+        <w:rPr>
+          <w:noProof/>
+        </w:rPr>
+        <w:drawing>
+          <wp:anchor distT="0" distB="0" distL="114300" distR="114300" simplePos="0" relativeHeight="251662336" behindDoc="1" locked="0" layoutInCell="1" allowOverlap="1" wp14:anchorId="28F523E4" wp14:editId="07857881">
+            <wp:simplePos x="0" y="0"/>
+            <wp:positionH relativeFrom="margin">
+              <wp:posOffset>-95250</wp:posOffset>
+            </wp:positionH>
+            <wp:positionV relativeFrom="paragraph">
+              <wp:posOffset>2115820</wp:posOffset>
+            </wp:positionV>
+            <wp:extent cx="2015735" cy="4358244"/>
+            <wp:effectExtent l="0" t="0" r="3810" b="4445"/>
+            <wp:wrapTight wrapText="bothSides">
+              <wp:wrapPolygon edited="0">
+                <wp:start x="0" y="0"/>
+                <wp:lineTo x="0" y="21528"/>
+                <wp:lineTo x="21437" y="21528"/>
+                <wp:lineTo x="21437" y="0"/>
+                <wp:lineTo x="0" y="0"/>
+              </wp:wrapPolygon>
+            </wp:wrapTight>
+            <wp:docPr id="129954058" name="Image 2"/>
+            <wp:cNvGraphicFramePr>
+              <a:graphicFrameLocks xmlns:a="http://schemas.openxmlformats.org/drawingml/2006/main" noChangeAspect="1"/>
+            </wp:cNvGraphicFramePr>
+            <a:graphic xmlns:a="http://schemas.openxmlformats.org/drawingml/2006/main">
+              <a:graphicData uri="http://schemas.openxmlformats.org/drawingml/2006/picture">
+                <pic:pic xmlns:pic="http://schemas.openxmlformats.org/drawingml/2006/picture">
+                  <pic:nvPicPr>
+                    <pic:cNvPr id="129954058" name="Image 129954058"/>
+                    <pic:cNvPicPr/>
+                  </pic:nvPicPr>
+                  <pic:blipFill>
+                    <a:blip r:embed="rId16">
+                      <a:extLst>
+                        <a:ext uri="{28A0092B-C50C-407E-A947-70E740481C1C}">
+                          <a14:useLocalDpi xmlns:a14="http://schemas.microsoft.com/office/drawing/2010/main" val="0"/>
+                        </a:ext>
+                      </a:extLst>
+                    </a:blip>
+                    <a:stretch>
+                      <a:fillRect/>
+                    </a:stretch>
+                  </pic:blipFill>
+                  <pic:spPr>
+                    <a:xfrm>
+                      <a:off x="0" y="0"/>
+                      <a:ext cx="2015735" cy="4358244"/>
+                    </a:xfrm>
+                    <a:prstGeom prst="rect">
+                      <a:avLst/>
+                    </a:prstGeom>
+                  </pic:spPr>
+                </pic:pic>
+              </a:graphicData>
+            </a:graphic>
+          </wp:anchor>
+        </w:drawing>
+      </w:r>
       <w:r>
         <w:t>La page est pensée pour être consultée depuis un téléphone. L’ESP32 crée son propre réseau Wi-Fi, donc l’opérateur n’a qu’à s’y connecter directement sur le site, sans avoir besoin d’une connexion internet ou d’une box. C’est un vrai plus pour une installation en pleine nature comme un moulin isolé.</w:t>
       </w:r>
@@ -1786,14 +2823,17 @@
     </w:p>
     <w:p>
       <w:r>
+        <w:rPr>
+          <w:noProof/>
+        </w:rPr>
         <w:drawing>
-          <wp:anchor distT="0" distB="0" distL="114300" distR="114300" simplePos="0" relativeHeight="251668480" behindDoc="1" locked="0" layoutInCell="1" allowOverlap="1" wp14:anchorId="315794DA" wp14:editId="70EA678D">
+          <wp:anchor distT="0" distB="0" distL="114300" distR="114300" simplePos="0" relativeHeight="251667456" behindDoc="1" locked="0" layoutInCell="1" allowOverlap="1" wp14:anchorId="315794DA" wp14:editId="0B5869C8">
             <wp:simplePos x="0" y="0"/>
             <wp:positionH relativeFrom="margin">
-              <wp:posOffset>2151705</wp:posOffset>
+              <wp:posOffset>2227580</wp:posOffset>
             </wp:positionH>
             <wp:positionV relativeFrom="paragraph">
-              <wp:posOffset>263052</wp:posOffset>
+              <wp:posOffset>17780</wp:posOffset>
             </wp:positionV>
             <wp:extent cx="3742055" cy="4264660"/>
             <wp:effectExtent l="0" t="0" r="0" b="2540"/>
@@ -1818,7 +2858,7 @@
                     <pic:cNvPicPr/>
                   </pic:nvPicPr>
                   <pic:blipFill rotWithShape="1">
-                    <a:blip r:embed="rId13">
+                    <a:blip r:embed="rId17">
                       <a:extLst>
                         <a:ext uri="{28A0092B-C50C-407E-A947-70E740481C1C}">
                           <a14:useLocalDpi xmlns:a14="http://schemas.microsoft.com/office/drawing/2010/main" val="0"/>
@@ -1859,31 +2899,35 @@
           </wp:anchor>
         </w:drawing>
       </w:r>
-      <w:r>
-        <w:rPr>
-          <w:noProof/>
-        </w:rPr>
+    </w:p>
+    <w:p/>
+    <w:p>
+      <w:pPr>
+        <w:pStyle w:val="Titre2"/>
+      </w:pPr>
+      <w:r>
+        <w:lastRenderedPageBreak/>
         <w:drawing>
-          <wp:anchor distT="0" distB="0" distL="114300" distR="114300" simplePos="0" relativeHeight="251663360" behindDoc="1" locked="0" layoutInCell="1" allowOverlap="1" wp14:anchorId="28F523E4" wp14:editId="312CD4BA">
+          <wp:anchor distT="0" distB="0" distL="114300" distR="114300" simplePos="0" relativeHeight="251703296" behindDoc="1" locked="0" layoutInCell="1" allowOverlap="1" wp14:anchorId="7B101349" wp14:editId="05A44013">
             <wp:simplePos x="0" y="0"/>
             <wp:positionH relativeFrom="margin">
               <wp:align>left</wp:align>
             </wp:positionH>
             <wp:positionV relativeFrom="paragraph">
-              <wp:posOffset>184776</wp:posOffset>
+              <wp:posOffset>1453515</wp:posOffset>
             </wp:positionV>
-            <wp:extent cx="2015735" cy="4358244"/>
-            <wp:effectExtent l="0" t="0" r="3810" b="4445"/>
+            <wp:extent cx="7844790" cy="5963920"/>
+            <wp:effectExtent l="6985" t="0" r="0" b="0"/>
             <wp:wrapTight wrapText="bothSides">
               <wp:wrapPolygon edited="0">
-                <wp:start x="0" y="0"/>
-                <wp:lineTo x="0" y="21528"/>
-                <wp:lineTo x="21437" y="21528"/>
-                <wp:lineTo x="21437" y="0"/>
-                <wp:lineTo x="0" y="0"/>
+                <wp:start x="21581" y="-25"/>
+                <wp:lineTo x="75" y="-25"/>
+                <wp:lineTo x="75" y="21501"/>
+                <wp:lineTo x="21581" y="21501"/>
+                <wp:lineTo x="21581" y="-25"/>
               </wp:wrapPolygon>
             </wp:wrapTight>
-            <wp:docPr id="129954058" name="Image 2"/>
+            <wp:docPr id="1778471036" name="Image 1"/>
             <wp:cNvGraphicFramePr>
               <a:graphicFrameLocks xmlns:a="http://schemas.openxmlformats.org/drawingml/2006/main" noChangeAspect="1"/>
             </wp:cNvGraphicFramePr>
@@ -1891,11 +2935,11 @@
               <a:graphicData uri="http://schemas.openxmlformats.org/drawingml/2006/picture">
                 <pic:pic xmlns:pic="http://schemas.openxmlformats.org/drawingml/2006/picture">
                   <pic:nvPicPr>
-                    <pic:cNvPr id="129954058" name="Image 129954058"/>
+                    <pic:cNvPr id="1778471036" name=""/>
                     <pic:cNvPicPr/>
                   </pic:nvPicPr>
                   <pic:blipFill>
-                    <a:blip r:embed="rId14">
+                    <a:blip r:embed="rId18">
                       <a:extLst>
                         <a:ext uri="{28A0092B-C50C-407E-A947-70E740481C1C}">
                           <a14:useLocalDpi xmlns:a14="http://schemas.microsoft.com/office/drawing/2010/main" val="0"/>
@@ -1907,184 +2951,9 @@
                     </a:stretch>
                   </pic:blipFill>
                   <pic:spPr>
-                    <a:xfrm>
+                    <a:xfrm rot="16200000">
                       <a:off x="0" y="0"/>
-                      <a:ext cx="2015735" cy="4358244"/>
-                    </a:xfrm>
-                    <a:prstGeom prst="rect">
-                      <a:avLst/>
-                    </a:prstGeom>
-                  </pic:spPr>
-                </pic:pic>
-              </a:graphicData>
-            </a:graphic>
-          </wp:anchor>
-        </w:drawing>
-      </w:r>
-    </w:p>
-    <w:p/>
-    <w:p>
-      <w:pPr>
-        <w:pStyle w:val="Titre2"/>
-        <w:numPr>
-          <w:ilvl w:val="0"/>
-          <w:numId w:val="3"/>
-        </w:numPr>
-      </w:pPr>
-      <w:bookmarkStart w:id="5" w:name="_Toc230265321"/>
-      <w:r>
-        <w:lastRenderedPageBreak/>
-        <w:t>Saisie de Schéma</w:t>
-      </w:r>
-      <w:bookmarkEnd w:id="5"/>
-      <w:r>
-        <w:t xml:space="preserve"> </w:t>
-      </w:r>
-    </w:p>
-    <w:p>
-      <w:r>
-        <w:t xml:space="preserve">En partant du schéma fourni par le </w:t>
-      </w:r>
-      <w:r>
-        <w:t>professeur</w:t>
-      </w:r>
-      <w:r>
-        <w:t xml:space="preserve">, on a </w:t>
-      </w:r>
-      <w:r>
-        <w:t>ressaisi</w:t>
-      </w:r>
-      <w:r>
-        <w:t xml:space="preserve"> le tout sur Proteus 8 puis on a fait le routage. Théo et moi avons chacun fait notre version du routage, et on a gardé celui de Théo parce qu’il l’a terminé en premier. Cette étape nous a pris pas mal de temps parce que lors des revues de conception, le prof a repéré plusieurs erreurs qu’on a dû corriger, parfois plusieurs fois. C’est frustrant sur le moment mais ça nous a permis de vraiment comprendre les règles du routage : bien séparer les plans de masse, dimensionner les pistes de puissance correctement, placer les condensateurs de découplage au plus près des circuits intégrés, etc. La première image ci-dessous montre le schéma de la partie alimentation que j’ai réalisée, et je vais en détailler les différents blocs ci-après.  Le premier bloc qu’on peut voir en haut du schéma, c’est la protection contre l’inversion de polarité. Elle est assurée par un MOSFET canal P, placé juste après l’entrée d’alimentation. Si quelqu’un branche la batterie à l’envers, le MOSFET bloque le courant et protège toute la carte. C’est un composant simple mais indispensable pour sécuriser l’ensemble.  Juste après ce MOSFET, on trouve un condensateur de filtrage C8 de 10 µF. Son rôle est de lisser la tension d’entrée et d’absorber les petites variations ou parasites qui pourraient venir de la batterie ou du câblage. Sans lui, ces perturbations pourraient se propager aux composants en aval.  Ensuite vient le module MPPT, qui est le cœur de la partie alimentation. Il reçoit la tension du panneau solaire en entrée (autour de 12V) et se charge de recharger la batterie de manière optimale. Le principe du MPPT (Maximum Power Point Tracking) est de chercher en permanence le point de fonctionnement du panneau qui donne le maximum de puissance, quelle que soit la luminosité. On a également deux condensateurs de découplage C9 et C7 (100 nF chacun) placés autour de ce module pour filtrer les parasites hautes fréquences générés par son fonctionnement en commutation.  Le convertisseur analogique-numérique MCP3021 est lui aussi présent sur ce schéma. Il permet de lire la tension de la batterie avec une meilleure précision que l’ADC interne de l’ESP32, en communiquant avec lui via le bus I2C. C’est grâce à cette mesure qu’on peut afficher l’état de charge de la batterie sur l’interface web.  Enfin, des LEDs sont présentes sur le schéma. Elles servent uniquement d’indicateurs visuels : quand une LED est allumée, ça confirme que la tension correspondante est bien présente sur la carte. C’est pratique lors des tests et de la mise au point pour vérifier d’un coup d’œil que l’alimentation fonctionne correctement.</w:t>
-      </w:r>
-    </w:p>
-    <w:p/>
-    <w:p/>
-    <w:p/>
-    <w:p/>
-    <w:p/>
-    <w:p>
-      <w:r>
-        <w:lastRenderedPageBreak/>
-        <w:t>Ici le schéma et PCB final retenu par l’enseignant et les élèves :</w:t>
-      </w:r>
-    </w:p>
-    <w:p>
-      <w:r>
-        <w:rPr>
-          <w:noProof/>
-        </w:rPr>
-        <w:drawing>
-          <wp:anchor distT="0" distB="0" distL="114300" distR="114300" simplePos="0" relativeHeight="251665408" behindDoc="1" locked="0" layoutInCell="1" allowOverlap="1" wp14:anchorId="2E39D9C2" wp14:editId="44AE9BF3">
-            <wp:simplePos x="0" y="0"/>
-            <wp:positionH relativeFrom="margin">
-              <wp:align>left</wp:align>
-            </wp:positionH>
-            <wp:positionV relativeFrom="paragraph">
-              <wp:posOffset>460</wp:posOffset>
-            </wp:positionV>
-            <wp:extent cx="5760720" cy="3688715"/>
-            <wp:effectExtent l="0" t="0" r="0" b="6985"/>
-            <wp:wrapTight wrapText="bothSides">
-              <wp:wrapPolygon edited="0">
-                <wp:start x="0" y="0"/>
-                <wp:lineTo x="0" y="21529"/>
-                <wp:lineTo x="21500" y="21529"/>
-                <wp:lineTo x="21500" y="0"/>
-                <wp:lineTo x="0" y="0"/>
-              </wp:wrapPolygon>
-            </wp:wrapTight>
-            <wp:docPr id="506250560" name="Image 1"/>
-            <wp:cNvGraphicFramePr>
-              <a:graphicFrameLocks xmlns:a="http://schemas.openxmlformats.org/drawingml/2006/main" noChangeAspect="1"/>
-            </wp:cNvGraphicFramePr>
-            <a:graphic xmlns:a="http://schemas.openxmlformats.org/drawingml/2006/main">
-              <a:graphicData uri="http://schemas.openxmlformats.org/drawingml/2006/picture">
-                <pic:pic xmlns:pic="http://schemas.openxmlformats.org/drawingml/2006/picture">
-                  <pic:nvPicPr>
-                    <pic:cNvPr id="506250560" name=""/>
-                    <pic:cNvPicPr/>
-                  </pic:nvPicPr>
-                  <pic:blipFill>
-                    <a:blip r:embed="rId15">
-                      <a:extLst>
-                        <a:ext uri="{28A0092B-C50C-407E-A947-70E740481C1C}">
-                          <a14:useLocalDpi xmlns:a14="http://schemas.microsoft.com/office/drawing/2010/main" val="0"/>
-                        </a:ext>
-                      </a:extLst>
-                    </a:blip>
-                    <a:stretch>
-                      <a:fillRect/>
-                    </a:stretch>
-                  </pic:blipFill>
-                  <pic:spPr>
-                    <a:xfrm>
-                      <a:off x="0" y="0"/>
-                      <a:ext cx="5760720" cy="3688715"/>
-                    </a:xfrm>
-                    <a:prstGeom prst="rect">
-                      <a:avLst/>
-                    </a:prstGeom>
-                  </pic:spPr>
-                </pic:pic>
-              </a:graphicData>
-            </a:graphic>
-          </wp:anchor>
-        </w:drawing>
-      </w:r>
-    </w:p>
-    <w:p>
-      <w:r>
-        <w:rPr>
-          <w:noProof/>
-        </w:rPr>
-        <w:drawing>
-          <wp:anchor distT="0" distB="0" distL="114300" distR="114300" simplePos="0" relativeHeight="251664384" behindDoc="1" locked="0" layoutInCell="1" allowOverlap="1" wp14:anchorId="07651208" wp14:editId="3817EAB8">
-            <wp:simplePos x="0" y="0"/>
-            <wp:positionH relativeFrom="margin">
-              <wp:align>center</wp:align>
-            </wp:positionH>
-            <wp:positionV relativeFrom="paragraph">
-              <wp:posOffset>-182245</wp:posOffset>
-            </wp:positionV>
-            <wp:extent cx="4859020" cy="3654425"/>
-            <wp:effectExtent l="0" t="0" r="0" b="3175"/>
-            <wp:wrapTight wrapText="bothSides">
-              <wp:wrapPolygon edited="0">
-                <wp:start x="0" y="0"/>
-                <wp:lineTo x="0" y="21506"/>
-                <wp:lineTo x="21510" y="21506"/>
-                <wp:lineTo x="21510" y="0"/>
-                <wp:lineTo x="0" y="0"/>
-              </wp:wrapPolygon>
-            </wp:wrapTight>
-            <wp:docPr id="1798230523" name="Image 1"/>
-            <wp:cNvGraphicFramePr>
-              <a:graphicFrameLocks xmlns:a="http://schemas.openxmlformats.org/drawingml/2006/main" noChangeAspect="1"/>
-            </wp:cNvGraphicFramePr>
-            <a:graphic xmlns:a="http://schemas.openxmlformats.org/drawingml/2006/main">
-              <a:graphicData uri="http://schemas.openxmlformats.org/drawingml/2006/picture">
-                <pic:pic xmlns:pic="http://schemas.openxmlformats.org/drawingml/2006/picture">
-                  <pic:nvPicPr>
-                    <pic:cNvPr id="1798230523" name=""/>
-                    <pic:cNvPicPr/>
-                  </pic:nvPicPr>
-                  <pic:blipFill>
-                    <a:blip r:embed="rId16">
-                      <a:extLst>
-                        <a:ext uri="{28A0092B-C50C-407E-A947-70E740481C1C}">
-                          <a14:useLocalDpi xmlns:a14="http://schemas.microsoft.com/office/drawing/2010/main" val="0"/>
-                        </a:ext>
-                      </a:extLst>
-                    </a:blip>
-                    <a:stretch>
-                      <a:fillRect/>
-                    </a:stretch>
-                  </pic:blipFill>
-                  <pic:spPr>
-                    <a:xfrm>
-                      <a:off x="0" y="0"/>
-                      <a:ext cx="4859020" cy="3654425"/>
+                      <a:ext cx="7844790" cy="5963920"/>
                     </a:xfrm>
                     <a:prstGeom prst="rect">
                       <a:avLst/>
@@ -2102,27 +2971,439 @@
           </wp:anchor>
         </w:drawing>
       </w:r>
+      <w:r>
+        <w:t>3.1. Organigrammes</w:t>
+      </w:r>
+    </w:p>
+    <w:p>
+      <w:pPr>
+        <w:pStyle w:val="Titre1"/>
+        <w:numPr>
+          <w:ilvl w:val="0"/>
+          <w:numId w:val="1"/>
+        </w:numPr>
+        <w:rPr>
+          <w:b/>
+          <w:bCs/>
+          <w:u w:val="single"/>
+        </w:rPr>
+      </w:pPr>
+      <w:bookmarkStart w:id="6" w:name="_Toc230340269"/>
+      <w:r>
+        <w:rPr>
+          <w:b/>
+          <w:bCs/>
+          <w:u w:val="single"/>
+        </w:rPr>
+        <w:lastRenderedPageBreak/>
+        <w:t>Saisie de Schéma</w:t>
+      </w:r>
+      <w:bookmarkEnd w:id="6"/>
+      <w:r>
+        <w:rPr>
+          <w:b/>
+          <w:bCs/>
+          <w:u w:val="single"/>
+        </w:rPr>
+        <w:t xml:space="preserve"> </w:t>
+      </w:r>
+    </w:p>
+    <w:p>
+      <w:r>
+        <w:t xml:space="preserve">En partant du schéma fourni par le </w:t>
+      </w:r>
+      <w:r>
+        <w:t>professeur</w:t>
+      </w:r>
+      <w:r>
+        <w:t xml:space="preserve">, on a </w:t>
+      </w:r>
+      <w:r>
+        <w:t>ressaisi</w:t>
+      </w:r>
+      <w:r>
+        <w:t xml:space="preserve"> le tout sur Proteus 8 puis on a fait le routage. Théo et moi avons chacun fait notre version du routage, et on a gardé celui de Théo parce qu’il l’a terminé en premier. Cette étape nous a pris pas mal de temps parce que lors des revues de conception, le prof a repéré plusieurs erreurs qu’on a dû corriger, parfois plusieurs fois. C’est frustrant sur le moment mais ça nous a permis de vraiment comprendre les règles du routage : bien séparer les plans de masse, dimensionner les pistes de puissance correctement, placer les condensateurs de découplage au plus près des circuits intégrés, etc. La première image ci-dessous montre le schéma de la partie alimentation que j’ai réalisée, et je vais en détailler les différents blocs ci-après.  Le premier bloc qu’on peut voir en haut du schéma, c’est la protection contre l’inversion de polarité. Elle est assurée par un MOSFET canal P, placé juste après l’entrée d’alimentation. Si quelqu’un branche la batterie à l’envers, le MOSFET bloque le courant et protège toute la carte. C’est un composant simple mais indispensable pour sécuriser l’ensemble.  Juste après ce MOSFET, on trouve un condensateur de filtrage C8 de 10 µF. Son rôle est de lisser la tension d’entrée et d’absorber les petites variations ou parasites qui pourraient venir de la batterie ou du câblage. Sans lui, ces perturbations pourraient se propager aux composants en aval.  Ensuite vient le module MPPT, qui est le cœur de la partie alimentation. Il reçoit la tension du panneau solaire en entrée (autour de 12V) et se charge de recharger la batterie de manière optimale. Le principe du MPPT (Maximum Power Point Tracking) est de chercher en permanence le point de fonctionnement du panneau qui donne le maximum de puissance, quelle que soit la luminosité. On a également deux condensateurs de découplage C9 et C7 (100 nF chacun) placés autour de ce module pour filtrer les parasites hautes fréquences générés par son fonctionnement en commutation.  Le convertisseur analogique-numérique MCP3021 est lui aussi présent sur ce schéma. Il permet de lire la tension de la batterie avec une meilleure précision que l’ADC interne de l’ESP32, en communiquant avec lui via le bus I2C. C’est grâce à cette mesure qu’on peut afficher l’état de charge de la batterie sur l’interface web.  Enfin, des LEDs sont présentes sur le schéma. Elles servent uniquement d’indicateurs visuels : quand une LED est allumée, ça confirme que la tension correspondante est bien présente sur la carte. C’est pratique lors des tests et de la mise au point pour vérifier d’un coup d’œil que l’alimentation fonctionne correctement.</w:t>
+      </w:r>
     </w:p>
     <w:p/>
     <w:p/>
     <w:p/>
     <w:p/>
+    <w:p>
+      <w:pPr>
+        <w:pStyle w:val="Titre2"/>
+      </w:pPr>
+      <w:bookmarkStart w:id="7" w:name="_Toc230340270"/>
+      <w:r>
+        <w:lastRenderedPageBreak/>
+        <w:t>4.</w:t>
+      </w:r>
+      <w:r>
+        <w:t xml:space="preserve">1. </w:t>
+      </w:r>
+      <w:r>
+        <w:t>Schéma électrique (partie Alimentation)</w:t>
+      </w:r>
+      <w:r>
+        <w:t> :</w:t>
+      </w:r>
+      <w:bookmarkEnd w:id="7"/>
+    </w:p>
     <w:p/>
     <w:p/>
-    <w:p>
+    <w:p/>
+    <w:p/>
+    <w:p>
+      <w:r>
+        <w:rPr>
+          <w:noProof/>
+        </w:rPr>
+        <w:drawing>
+          <wp:anchor distT="0" distB="0" distL="114300" distR="114300" simplePos="0" relativeHeight="251664384" behindDoc="1" locked="0" layoutInCell="1" allowOverlap="1" wp14:anchorId="2E39D9C2" wp14:editId="37E065C0">
+            <wp:simplePos x="0" y="0"/>
+            <wp:positionH relativeFrom="margin">
+              <wp:posOffset>-1129665</wp:posOffset>
+            </wp:positionH>
+            <wp:positionV relativeFrom="paragraph">
+              <wp:posOffset>285115</wp:posOffset>
+            </wp:positionV>
+            <wp:extent cx="7378065" cy="4724400"/>
+            <wp:effectExtent l="0" t="6667" r="6667" b="6668"/>
+            <wp:wrapTight wrapText="bothSides">
+              <wp:wrapPolygon edited="0">
+                <wp:start x="21620" y="30"/>
+                <wp:lineTo x="36" y="30"/>
+                <wp:lineTo x="36" y="21543"/>
+                <wp:lineTo x="21620" y="21543"/>
+                <wp:lineTo x="21620" y="30"/>
+              </wp:wrapPolygon>
+            </wp:wrapTight>
+            <wp:docPr id="506250560" name="Image 1"/>
+            <wp:cNvGraphicFramePr>
+              <a:graphicFrameLocks xmlns:a="http://schemas.openxmlformats.org/drawingml/2006/main" noChangeAspect="1"/>
+            </wp:cNvGraphicFramePr>
+            <a:graphic xmlns:a="http://schemas.openxmlformats.org/drawingml/2006/main">
+              <a:graphicData uri="http://schemas.openxmlformats.org/drawingml/2006/picture">
+                <pic:pic xmlns:pic="http://schemas.openxmlformats.org/drawingml/2006/picture">
+                  <pic:nvPicPr>
+                    <pic:cNvPr id="506250560" name=""/>
+                    <pic:cNvPicPr/>
+                  </pic:nvPicPr>
+                  <pic:blipFill>
+                    <a:blip r:embed="rId19">
+                      <a:extLst>
+                        <a:ext uri="{28A0092B-C50C-407E-A947-70E740481C1C}">
+                          <a14:useLocalDpi xmlns:a14="http://schemas.microsoft.com/office/drawing/2010/main" val="0"/>
+                        </a:ext>
+                      </a:extLst>
+                    </a:blip>
+                    <a:stretch>
+                      <a:fillRect/>
+                    </a:stretch>
+                  </pic:blipFill>
+                  <pic:spPr>
+                    <a:xfrm rot="16200000">
+                      <a:off x="0" y="0"/>
+                      <a:ext cx="7378065" cy="4724400"/>
+                    </a:xfrm>
+                    <a:prstGeom prst="rect">
+                      <a:avLst/>
+                    </a:prstGeom>
+                  </pic:spPr>
+                </pic:pic>
+              </a:graphicData>
+            </a:graphic>
+            <wp14:sizeRelH relativeFrom="margin">
+              <wp14:pctWidth>0</wp14:pctWidth>
+            </wp14:sizeRelH>
+            <wp14:sizeRelV relativeFrom="margin">
+              <wp14:pctHeight>0</wp14:pctHeight>
+            </wp14:sizeRelV>
+          </wp:anchor>
+        </w:drawing>
+      </w:r>
+    </w:p>
+    <w:p/>
+    <w:p/>
+    <w:p/>
+    <w:p>
+      <w:r>
+        <w:br w:type="page"/>
+      </w:r>
+    </w:p>
+    <w:p>
+      <w:pPr>
+        <w:pStyle w:val="Titre2"/>
+      </w:pPr>
+      <w:bookmarkStart w:id="8" w:name="_Toc230340271"/>
       <w:r>
         <w:rPr>
           <w:noProof/>
         </w:rPr>
         <w:lastRenderedPageBreak/>
         <w:drawing>
-          <wp:anchor distT="0" distB="0" distL="114300" distR="114300" simplePos="0" relativeHeight="251667456" behindDoc="1" locked="0" layoutInCell="1" allowOverlap="1" wp14:anchorId="597271EB" wp14:editId="0CA3E020">
+          <wp:anchor distT="0" distB="0" distL="114300" distR="114300" simplePos="0" relativeHeight="251663360" behindDoc="1" locked="0" layoutInCell="1" allowOverlap="1" wp14:anchorId="07651208" wp14:editId="57F046FE">
             <wp:simplePos x="0" y="0"/>
             <wp:positionH relativeFrom="margin">
-              <wp:posOffset>354330</wp:posOffset>
+              <wp:align>left</wp:align>
             </wp:positionH>
             <wp:positionV relativeFrom="paragraph">
-              <wp:posOffset>4171315</wp:posOffset>
+              <wp:posOffset>457200</wp:posOffset>
+            </wp:positionV>
+            <wp:extent cx="5334000" cy="4011295"/>
+            <wp:effectExtent l="0" t="0" r="0" b="8255"/>
+            <wp:wrapTight wrapText="bothSides">
+              <wp:wrapPolygon edited="0">
+                <wp:start x="0" y="0"/>
+                <wp:lineTo x="0" y="21542"/>
+                <wp:lineTo x="21523" y="21542"/>
+                <wp:lineTo x="21523" y="0"/>
+                <wp:lineTo x="0" y="0"/>
+              </wp:wrapPolygon>
+            </wp:wrapTight>
+            <wp:docPr id="1798230523" name="Image 1"/>
+            <wp:cNvGraphicFramePr>
+              <a:graphicFrameLocks xmlns:a="http://schemas.openxmlformats.org/drawingml/2006/main" noChangeAspect="1"/>
+            </wp:cNvGraphicFramePr>
+            <a:graphic xmlns:a="http://schemas.openxmlformats.org/drawingml/2006/main">
+              <a:graphicData uri="http://schemas.openxmlformats.org/drawingml/2006/picture">
+                <pic:pic xmlns:pic="http://schemas.openxmlformats.org/drawingml/2006/picture">
+                  <pic:nvPicPr>
+                    <pic:cNvPr id="1798230523" name=""/>
+                    <pic:cNvPicPr/>
+                  </pic:nvPicPr>
+                  <pic:blipFill>
+                    <a:blip r:embed="rId20">
+                      <a:extLst>
+                        <a:ext uri="{28A0092B-C50C-407E-A947-70E740481C1C}">
+                          <a14:useLocalDpi xmlns:a14="http://schemas.microsoft.com/office/drawing/2010/main" val="0"/>
+                        </a:ext>
+                      </a:extLst>
+                    </a:blip>
+                    <a:stretch>
+                      <a:fillRect/>
+                    </a:stretch>
+                  </pic:blipFill>
+                  <pic:spPr>
+                    <a:xfrm>
+                      <a:off x="0" y="0"/>
+                      <a:ext cx="5334000" cy="4011295"/>
+                    </a:xfrm>
+                    <a:prstGeom prst="rect">
+                      <a:avLst/>
+                    </a:prstGeom>
+                  </pic:spPr>
+                </pic:pic>
+              </a:graphicData>
+            </a:graphic>
+            <wp14:sizeRelH relativeFrom="margin">
+              <wp14:pctWidth>0</wp14:pctWidth>
+            </wp14:sizeRelH>
+            <wp14:sizeRelV relativeFrom="margin">
+              <wp14:pctHeight>0</wp14:pctHeight>
+            </wp14:sizeRelV>
+          </wp:anchor>
+        </w:drawing>
+      </w:r>
+      <w:r>
+        <w:drawing>
+          <wp:anchor distT="0" distB="0" distL="114300" distR="114300" simplePos="0" relativeHeight="251678720" behindDoc="1" locked="0" layoutInCell="1" allowOverlap="1" wp14:anchorId="47B30493" wp14:editId="3BADEDCB">
+            <wp:simplePos x="0" y="0"/>
+            <wp:positionH relativeFrom="margin">
+              <wp:align>left</wp:align>
+            </wp:positionH>
+            <wp:positionV relativeFrom="paragraph">
+              <wp:posOffset>4603750</wp:posOffset>
+            </wp:positionV>
+            <wp:extent cx="5334000" cy="4026535"/>
+            <wp:effectExtent l="0" t="0" r="0" b="0"/>
+            <wp:wrapTight wrapText="bothSides">
+              <wp:wrapPolygon edited="0">
+                <wp:start x="0" y="0"/>
+                <wp:lineTo x="0" y="21460"/>
+                <wp:lineTo x="21523" y="21460"/>
+                <wp:lineTo x="21523" y="0"/>
+                <wp:lineTo x="0" y="0"/>
+              </wp:wrapPolygon>
+            </wp:wrapTight>
+            <wp:docPr id="178307917" name="Image 1"/>
+            <wp:cNvGraphicFramePr>
+              <a:graphicFrameLocks xmlns:a="http://schemas.openxmlformats.org/drawingml/2006/main" noChangeAspect="1"/>
+            </wp:cNvGraphicFramePr>
+            <a:graphic xmlns:a="http://schemas.openxmlformats.org/drawingml/2006/main">
+              <a:graphicData uri="http://schemas.openxmlformats.org/drawingml/2006/picture">
+                <pic:pic xmlns:pic="http://schemas.openxmlformats.org/drawingml/2006/picture">
+                  <pic:nvPicPr>
+                    <pic:cNvPr id="178307917" name=""/>
+                    <pic:cNvPicPr/>
+                  </pic:nvPicPr>
+                  <pic:blipFill>
+                    <a:blip r:embed="rId21">
+                      <a:extLst>
+                        <a:ext uri="{28A0092B-C50C-407E-A947-70E740481C1C}">
+                          <a14:useLocalDpi xmlns:a14="http://schemas.microsoft.com/office/drawing/2010/main" val="0"/>
+                        </a:ext>
+                      </a:extLst>
+                    </a:blip>
+                    <a:stretch>
+                      <a:fillRect/>
+                    </a:stretch>
+                  </pic:blipFill>
+                  <pic:spPr>
+                    <a:xfrm>
+                      <a:off x="0" y="0"/>
+                      <a:ext cx="5334000" cy="4026535"/>
+                    </a:xfrm>
+                    <a:prstGeom prst="rect">
+                      <a:avLst/>
+                    </a:prstGeom>
+                  </pic:spPr>
+                </pic:pic>
+              </a:graphicData>
+            </a:graphic>
+            <wp14:sizeRelH relativeFrom="margin">
+              <wp14:pctWidth>0</wp14:pctWidth>
+            </wp14:sizeRelH>
+            <wp14:sizeRelV relativeFrom="margin">
+              <wp14:pctHeight>0</wp14:pctHeight>
+            </wp14:sizeRelV>
+          </wp:anchor>
+        </w:drawing>
+      </w:r>
+      <w:r>
+        <w:t>4.</w:t>
+      </w:r>
+      <w:r>
+        <w:t xml:space="preserve">2. </w:t>
+      </w:r>
+      <w:r>
+        <w:t>Routage final effectuer par Théo :</w:t>
+      </w:r>
+      <w:bookmarkEnd w:id="8"/>
+      <w:r>
+        <w:br w:type="page"/>
+      </w:r>
+    </w:p>
+    <w:p>
+      <w:pPr>
+        <w:pStyle w:val="Titre2"/>
+      </w:pPr>
+      <w:bookmarkStart w:id="9" w:name="_Toc230340272"/>
+      <w:r>
+        <w:rPr>
+          <w:noProof/>
+        </w:rPr>
+        <w:lastRenderedPageBreak/>
+        <w:drawing>
+          <wp:anchor distT="0" distB="0" distL="114300" distR="114300" simplePos="0" relativeHeight="251665408" behindDoc="1" locked="0" layoutInCell="1" allowOverlap="1" wp14:anchorId="49B69D16" wp14:editId="36AC4AAC">
+            <wp:simplePos x="0" y="0"/>
+            <wp:positionH relativeFrom="margin">
+              <wp:posOffset>-1087120</wp:posOffset>
+            </wp:positionH>
+            <wp:positionV relativeFrom="paragraph">
+              <wp:posOffset>1790065</wp:posOffset>
+            </wp:positionV>
+            <wp:extent cx="7785735" cy="5121910"/>
+            <wp:effectExtent l="0" t="1587" r="4127" b="4128"/>
+            <wp:wrapTight wrapText="bothSides">
+              <wp:wrapPolygon edited="0">
+                <wp:start x="21604" y="7"/>
+                <wp:lineTo x="41" y="7"/>
+                <wp:lineTo x="41" y="21537"/>
+                <wp:lineTo x="21604" y="21537"/>
+                <wp:lineTo x="21604" y="7"/>
+              </wp:wrapPolygon>
+            </wp:wrapTight>
+            <wp:docPr id="2026237837" name="Image 1"/>
+            <wp:cNvGraphicFramePr>
+              <a:graphicFrameLocks xmlns:a="http://schemas.openxmlformats.org/drawingml/2006/main" noChangeAspect="1"/>
+            </wp:cNvGraphicFramePr>
+            <a:graphic xmlns:a="http://schemas.openxmlformats.org/drawingml/2006/main">
+              <a:graphicData uri="http://schemas.openxmlformats.org/drawingml/2006/picture">
+                <pic:pic xmlns:pic="http://schemas.openxmlformats.org/drawingml/2006/picture">
+                  <pic:nvPicPr>
+                    <pic:cNvPr id="2026237837" name=""/>
+                    <pic:cNvPicPr/>
+                  </pic:nvPicPr>
+                  <pic:blipFill>
+                    <a:blip r:embed="rId22">
+                      <a:extLst>
+                        <a:ext uri="{28A0092B-C50C-407E-A947-70E740481C1C}">
+                          <a14:useLocalDpi xmlns:a14="http://schemas.microsoft.com/office/drawing/2010/main" val="0"/>
+                        </a:ext>
+                      </a:extLst>
+                    </a:blip>
+                    <a:stretch>
+                      <a:fillRect/>
+                    </a:stretch>
+                  </pic:blipFill>
+                  <pic:spPr>
+                    <a:xfrm rot="16200000">
+                      <a:off x="0" y="0"/>
+                      <a:ext cx="7785735" cy="5121910"/>
+                    </a:xfrm>
+                    <a:prstGeom prst="rect">
+                      <a:avLst/>
+                    </a:prstGeom>
+                  </pic:spPr>
+                </pic:pic>
+              </a:graphicData>
+            </a:graphic>
+            <wp14:sizeRelH relativeFrom="margin">
+              <wp14:pctWidth>0</wp14:pctWidth>
+            </wp14:sizeRelH>
+            <wp14:sizeRelV relativeFrom="margin">
+              <wp14:pctHeight>0</wp14:pctHeight>
+            </wp14:sizeRelV>
+          </wp:anchor>
+        </w:drawing>
+      </w:r>
+      <w:r>
+        <w:t>4.</w:t>
+      </w:r>
+      <w:r>
+        <w:t xml:space="preserve">3. </w:t>
+      </w:r>
+      <w:r>
+        <w:t>Schéma Alimentation avant modification</w:t>
+      </w:r>
+      <w:r>
+        <w:t> :</w:t>
+      </w:r>
+      <w:bookmarkEnd w:id="9"/>
+    </w:p>
+    <w:p>
+      <w:r>
+        <w:br w:type="page"/>
+      </w:r>
+    </w:p>
+    <w:p>
+      <w:pPr>
+        <w:pStyle w:val="Titre2"/>
+      </w:pPr>
+      <w:bookmarkStart w:id="10" w:name="_Toc230340273"/>
+      <w:r>
+        <w:lastRenderedPageBreak/>
+        <w:t>4.</w:t>
+      </w:r>
+      <w:r>
+        <w:t xml:space="preserve">4. </w:t>
+      </w:r>
+      <w:r>
+        <w:t>Mon routage final :</w:t>
+      </w:r>
+      <w:bookmarkEnd w:id="10"/>
+    </w:p>
+    <w:p>
+      <w:r>
+        <w:drawing>
+          <wp:anchor distT="0" distB="0" distL="114300" distR="114300" simplePos="0" relativeHeight="251666432" behindDoc="1" locked="0" layoutInCell="1" allowOverlap="1" wp14:anchorId="597271EB" wp14:editId="0AB96CBF">
+            <wp:simplePos x="0" y="0"/>
+            <wp:positionH relativeFrom="margin">
+              <wp:align>center</wp:align>
+            </wp:positionH>
+            <wp:positionV relativeFrom="paragraph">
+              <wp:posOffset>19050</wp:posOffset>
             </wp:positionV>
             <wp:extent cx="5018405" cy="4175125"/>
             <wp:effectExtent l="0" t="0" r="0" b="0"/>
@@ -2147,7 +3428,7 @@
                     <pic:cNvPicPr/>
                   </pic:nvPicPr>
                   <pic:blipFill>
-                    <a:blip r:embed="rId17">
+                    <a:blip r:embed="rId23">
                       <a:extLst>
                         <a:ext uri="{28A0092B-C50C-407E-A947-70E740481C1C}">
                           <a14:useLocalDpi xmlns:a14="http://schemas.microsoft.com/office/drawing/2010/main" val="0"/>
@@ -2180,30 +3461,27 @@
         </w:drawing>
       </w:r>
       <w:r>
-        <w:rPr>
-          <w:noProof/>
-        </w:rPr>
         <w:drawing>
-          <wp:anchor distT="0" distB="0" distL="114300" distR="114300" simplePos="0" relativeHeight="251666432" behindDoc="1" locked="0" layoutInCell="1" allowOverlap="1" wp14:anchorId="49B69D16" wp14:editId="1058934C">
+          <wp:anchor distT="0" distB="0" distL="114300" distR="114300" simplePos="0" relativeHeight="251679744" behindDoc="1" locked="0" layoutInCell="1" allowOverlap="1" wp14:anchorId="74FC9E8B" wp14:editId="1A886B1A">
             <wp:simplePos x="0" y="0"/>
-            <wp:positionH relativeFrom="column">
-              <wp:posOffset>-27645</wp:posOffset>
+            <wp:positionH relativeFrom="margin">
+              <wp:align>center</wp:align>
             </wp:positionH>
             <wp:positionV relativeFrom="paragraph">
-              <wp:posOffset>286621</wp:posOffset>
+              <wp:posOffset>4604385</wp:posOffset>
             </wp:positionV>
-            <wp:extent cx="5760720" cy="3790315"/>
-            <wp:effectExtent l="0" t="0" r="0" b="635"/>
+            <wp:extent cx="4967605" cy="4177030"/>
+            <wp:effectExtent l="0" t="0" r="4445" b="0"/>
             <wp:wrapTight wrapText="bothSides">
               <wp:wrapPolygon edited="0">
                 <wp:start x="0" y="0"/>
-                <wp:lineTo x="0" y="21495"/>
-                <wp:lineTo x="21500" y="21495"/>
-                <wp:lineTo x="21500" y="0"/>
+                <wp:lineTo x="0" y="21475"/>
+                <wp:lineTo x="21536" y="21475"/>
+                <wp:lineTo x="21536" y="0"/>
                 <wp:lineTo x="0" y="0"/>
               </wp:wrapPolygon>
             </wp:wrapTight>
-            <wp:docPr id="2026237837" name="Image 1"/>
+            <wp:docPr id="1490257571" name="Image 1"/>
             <wp:cNvGraphicFramePr>
               <a:graphicFrameLocks xmlns:a="http://schemas.openxmlformats.org/drawingml/2006/main" noChangeAspect="1"/>
             </wp:cNvGraphicFramePr>
@@ -2211,11 +3489,11 @@
               <a:graphicData uri="http://schemas.openxmlformats.org/drawingml/2006/picture">
                 <pic:pic xmlns:pic="http://schemas.openxmlformats.org/drawingml/2006/picture">
                   <pic:nvPicPr>
-                    <pic:cNvPr id="2026237837" name=""/>
+                    <pic:cNvPr id="1490257571" name=""/>
                     <pic:cNvPicPr/>
                   </pic:nvPicPr>
                   <pic:blipFill>
-                    <a:blip r:embed="rId18">
+                    <a:blip r:embed="rId24">
                       <a:extLst>
                         <a:ext uri="{28A0092B-C50C-407E-A947-70E740481C1C}">
                           <a14:useLocalDpi xmlns:a14="http://schemas.microsoft.com/office/drawing/2010/main" val="0"/>
@@ -2229,7 +3507,7 @@
                   <pic:spPr>
                     <a:xfrm>
                       <a:off x="0" y="0"/>
-                      <a:ext cx="5760720" cy="3790315"/>
+                      <a:ext cx="4967605" cy="4177030"/>
                     </a:xfrm>
                     <a:prstGeom prst="rect">
                       <a:avLst/>
@@ -2238,31 +3516,59 @@
                 </pic:pic>
               </a:graphicData>
             </a:graphic>
+            <wp14:sizeRelH relativeFrom="margin">
+              <wp14:pctWidth>0</wp14:pctWidth>
+            </wp14:sizeRelH>
+            <wp14:sizeRelV relativeFrom="margin">
+              <wp14:pctHeight>0</wp14:pctHeight>
+            </wp14:sizeRelV>
           </wp:anchor>
         </w:drawing>
       </w:r>
       <w:r>
-        <w:t xml:space="preserve">Ci-dessous les captures de mon PCB personnel réalisé lors de cette phase. </w:t>
-      </w:r>
-    </w:p>
-    <w:p>
-      <w:pPr>
-        <w:pStyle w:val="Titre2"/>
+        <w:br w:type="page"/>
+      </w:r>
+    </w:p>
+    <w:p>
+      <w:pPr>
+        <w:pStyle w:val="Titre1"/>
         <w:numPr>
           <w:ilvl w:val="0"/>
-          <w:numId w:val="3"/>
+          <w:numId w:val="1"/>
         </w:numPr>
-      </w:pPr>
-      <w:bookmarkStart w:id="6" w:name="_Toc230265322"/>
-      <w:r>
+        <w:rPr>
+          <w:b/>
+          <w:bCs/>
+          <w:u w:val="single"/>
+        </w:rPr>
+      </w:pPr>
+      <w:bookmarkStart w:id="11" w:name="_Toc230340274"/>
+      <w:r>
+        <w:rPr>
+          <w:b/>
+          <w:bCs/>
+          <w:u w:val="single"/>
+        </w:rPr>
         <w:lastRenderedPageBreak/>
         <w:t>Assemblage de la carte</w:t>
       </w:r>
-      <w:bookmarkEnd w:id="6"/>
-    </w:p>
-    <w:p>
-      <w:r>
-        <w:t>Grâce aux installations de la licence CPSE, on a pu assembler la carte dans des conditions vraiment proches d’un environnement professionnel.  On a commencé par poser le pochoir métallique sur la carte et étaler la pâte à braser à la raclette. Le pochoir est percé exactement aux endroits où se trouvent les pastilles, donc la pâte se dépose uniquement là où il faut. Il faut porter des gants pour cette étape parce que la pâte est irritante au contact de la peau. Une fois le pochoir retiré, on peut voir les petits dépôts de pâte sur chaque pastille.  Ensuite on a posé les composants. Les petits composants passifs comme les résistances et condensateurs ont été placés à la placeuse manuelle, qui fonctionne par aspiration. Pour les composants plus gros et plus précis comme l’ESP32, on est passé à la placeuse automatique (pick and place) qui va chercher chaque composant dans sa bobine et le pose avec une précision qu’on ne pourrait pas avoir à la main.  Une fois tous les composants en place, on a glissé la carte dans le four de refusion. Le four monte en température selon un profil précis : d’abord une montée progressive pour activer le flux de la pâte, puis un pic de température qui fait fondre l’alliage et crée les soudures, et enfin un refroidissement contrôlé. À la sortie du four, on a inspecté toutes les soudures à la loupe pour vérifier qu’il n’y avait pas de ponts entre les broches ni de soudures froides, et on a fait des tests de continuité au multimètre sur les connexions importantes.  Après avoir vérifié que la carte ne consommait rien d’anormal à la mise sous tension, on a flashé MicroPython sur l’ESP32 et on a testé chaque partie une par une : le capteur Lidar, le driver du moteur pas-à-pas, la lecture de tension batterie, et le serveur web. Chaque test validé, on passait au suivant.</w:t>
+      <w:bookmarkEnd w:id="11"/>
+    </w:p>
+    <w:p>
+      <w:r>
+        <w:t>Grâce aux installations de la licence CPSE, on a pu assembler la carte dans des conditions vraiment proches d’un environnement professionnel.  On a commencé par poser le pochoir métallique sur la carte et étaler la pâte à braser à la raclette. Le pochoir est percé exactement aux endroits où se trouvent les pastilles, donc la pâte se dépose uniquement là où il faut. Il faut porter des gants pour cette étape parce que la pâte est irritante au contact de la peau. Une fois le pochoir retiré, on peut voir les petits dépôts de pâte sur chaque pastille.  Ensuite on a posé les composants. Les petits composants passifs comme les résistances et condensateurs ont été placés à la placeuse manuelle, qui fonctionne par aspiration. Pour les composants plus gros et plus précis comme l’ESP32, on est passé à la placeuse automatique (</w:t>
+      </w:r>
+      <w:r>
+        <w:t>Pick</w:t>
+      </w:r>
+      <w:r>
+        <w:t xml:space="preserve"> and place) qui va chercher chaque composant dans sa bobine et le pose avec une précision qu’on ne pourrait pas avoir à la main.  Une fois tous les composants en place, on a glissé la carte dans le four de refusion. Le four monte en température selon un profil précis : d’abord une montée progressive pour activer le flux de la pâte, puis un pic de température qui fait fondre l’alliage et crée les soudures, et enfin un refroidissement contrôlé. À la sortie du four, on a inspecté toutes les soudures à la loupe pour vérifier qu’il n’y avait pas de ponts entre les broches ni de soudures froides, et on a fait des tests de continuité au multimètre sur les connexions importantes.  Après avoir vérifié que la carte ne consommait rien d’anormal à la mise sous tension, on a flashé </w:t>
+      </w:r>
+      <w:r>
+        <w:t>Micro-Python</w:t>
+      </w:r>
+      <w:r>
+        <w:t xml:space="preserve"> sur l’ESP32 et on a testé chaque partie une par une : le capteur Lidar, le driver du moteur pas-à-pas, la lecture de tension batterie, et le serveur web. Chaque test validé, on passait au suivant.</w:t>
       </w:r>
     </w:p>
     <w:p/>
@@ -2282,33 +3588,63 @@
     </w:p>
     <w:p>
       <w:pPr>
-        <w:pStyle w:val="Titre2"/>
+        <w:pStyle w:val="Titre1"/>
         <w:numPr>
           <w:ilvl w:val="0"/>
           <w:numId w:val="4"/>
         </w:numPr>
-      </w:pPr>
-      <w:r>
+        <w:rPr>
+          <w:b/>
+          <w:bCs/>
+          <w:u w:val="single"/>
+        </w:rPr>
+      </w:pPr>
+      <w:bookmarkStart w:id="12" w:name="_Toc230340275"/>
+      <w:r>
+        <w:rPr>
+          <w:b/>
+          <w:bCs/>
+          <w:u w:val="single"/>
+        </w:rPr>
         <w:lastRenderedPageBreak/>
         <w:t>Conclusion</w:t>
       </w:r>
-      <w:r>
+      <w:bookmarkEnd w:id="12"/>
+      <w:r>
+        <w:rPr>
+          <w:b/>
+          <w:bCs/>
+          <w:u w:val="single"/>
+        </w:rPr>
         <w:br w:type="page"/>
       </w:r>
     </w:p>
     <w:p>
       <w:pPr>
-        <w:pStyle w:val="Titre2"/>
+        <w:pStyle w:val="Titre1"/>
         <w:numPr>
           <w:ilvl w:val="0"/>
           <w:numId w:val="4"/>
         </w:numPr>
-      </w:pPr>
-      <w:r>
+        <w:rPr>
+          <w:b/>
+          <w:bCs/>
+          <w:u w:val="single"/>
+        </w:rPr>
+      </w:pPr>
+      <w:bookmarkStart w:id="13" w:name="_Toc230340276"/>
+      <w:r>
+        <w:rPr>
+          <w:b/>
+          <w:bCs/>
+          <w:u w:val="single"/>
+        </w:rPr>
         <w:lastRenderedPageBreak/>
         <w:t>Annexes</w:t>
       </w:r>
-    </w:p>
+      <w:bookmarkEnd w:id="13"/>
+    </w:p>
+    <w:p/>
     <w:p>
       <w:r>
         <w:rPr>
@@ -2318,13 +3654,13 @@
           <w:szCs w:val="32"/>
         </w:rPr>
         <w:drawing>
-          <wp:anchor distT="0" distB="0" distL="114300" distR="114300" simplePos="0" relativeHeight="251671552" behindDoc="1" locked="0" layoutInCell="1" allowOverlap="1" wp14:anchorId="14F8F956" wp14:editId="741C9715">
+          <wp:anchor distT="0" distB="0" distL="114300" distR="114300" simplePos="0" relativeHeight="251670528" behindDoc="1" locked="0" layoutInCell="1" allowOverlap="1" wp14:anchorId="14F8F956" wp14:editId="122C64D4">
             <wp:simplePos x="0" y="0"/>
             <wp:positionH relativeFrom="margin">
-              <wp:posOffset>3300730</wp:posOffset>
+              <wp:align>left</wp:align>
             </wp:positionH>
             <wp:positionV relativeFrom="paragraph">
-              <wp:posOffset>245745</wp:posOffset>
+              <wp:posOffset>23780</wp:posOffset>
             </wp:positionV>
             <wp:extent cx="2181225" cy="2906395"/>
             <wp:effectExtent l="0" t="0" r="9525" b="8255"/>
@@ -2349,7 +3685,7 @@
                     <pic:cNvPicPr/>
                   </pic:nvPicPr>
                   <pic:blipFill>
-                    <a:blip r:embed="rId19" cstate="print">
+                    <a:blip r:embed="rId25" cstate="print">
                       <a:extLst>
                         <a:ext uri="{28A0092B-C50C-407E-A947-70E740481C1C}">
                           <a14:useLocalDpi xmlns:a14="http://schemas.microsoft.com/office/drawing/2010/main" val="0"/>
@@ -2381,18 +3717,366 @@
           </wp:anchor>
         </w:drawing>
       </w:r>
+    </w:p>
+    <w:p>
       <w:r>
         <w:rPr>
           <w:noProof/>
         </w:rPr>
         <w:drawing>
-          <wp:anchor distT="0" distB="0" distL="114300" distR="114300" simplePos="0" relativeHeight="251669504" behindDoc="1" locked="0" layoutInCell="1" allowOverlap="1" wp14:anchorId="640386AF" wp14:editId="41605D45">
+          <wp:anchor distT="0" distB="0" distL="114300" distR="114300" simplePos="0" relativeHeight="251671552" behindDoc="1" locked="0" layoutInCell="1" allowOverlap="1" wp14:anchorId="7F1DD6B9" wp14:editId="4C24CF31">
             <wp:simplePos x="0" y="0"/>
             <wp:positionH relativeFrom="margin">
-              <wp:align>left</wp:align>
+              <wp:align>right</wp:align>
             </wp:positionH>
             <wp:positionV relativeFrom="paragraph">
-              <wp:posOffset>276869</wp:posOffset>
+              <wp:posOffset>223018</wp:posOffset>
+            </wp:positionV>
+            <wp:extent cx="2659380" cy="1992630"/>
+            <wp:effectExtent l="0" t="0" r="7620" b="7620"/>
+            <wp:wrapTight wrapText="bothSides">
+              <wp:wrapPolygon edited="0">
+                <wp:start x="0" y="0"/>
+                <wp:lineTo x="0" y="21476"/>
+                <wp:lineTo x="21507" y="21476"/>
+                <wp:lineTo x="21507" y="0"/>
+                <wp:lineTo x="0" y="0"/>
+              </wp:wrapPolygon>
+            </wp:wrapTight>
+            <wp:docPr id="1406647670" name="Image 9"/>
+            <wp:cNvGraphicFramePr>
+              <a:graphicFrameLocks xmlns:a="http://schemas.openxmlformats.org/drawingml/2006/main" noChangeAspect="1"/>
+            </wp:cNvGraphicFramePr>
+            <a:graphic xmlns:a="http://schemas.openxmlformats.org/drawingml/2006/main">
+              <a:graphicData uri="http://schemas.openxmlformats.org/drawingml/2006/picture">
+                <pic:pic xmlns:pic="http://schemas.openxmlformats.org/drawingml/2006/picture">
+                  <pic:nvPicPr>
+                    <pic:cNvPr id="140517965" name="Image 140517965"/>
+                    <pic:cNvPicPr/>
+                  </pic:nvPicPr>
+                  <pic:blipFill>
+                    <a:blip r:embed="rId26" cstate="print">
+                      <a:extLst>
+                        <a:ext uri="{28A0092B-C50C-407E-A947-70E740481C1C}">
+                          <a14:useLocalDpi xmlns:a14="http://schemas.microsoft.com/office/drawing/2010/main" val="0"/>
+                        </a:ext>
+                      </a:extLst>
+                    </a:blip>
+                    <a:stretch>
+                      <a:fillRect/>
+                    </a:stretch>
+                  </pic:blipFill>
+                  <pic:spPr>
+                    <a:xfrm>
+                      <a:off x="0" y="0"/>
+                      <a:ext cx="2659380" cy="1992630"/>
+                    </a:xfrm>
+                    <a:prstGeom prst="rect">
+                      <a:avLst/>
+                    </a:prstGeom>
+                  </pic:spPr>
+                </pic:pic>
+              </a:graphicData>
+            </a:graphic>
+          </wp:anchor>
+        </w:drawing>
+      </w:r>
+    </w:p>
+    <w:p/>
+    <w:p/>
+    <w:p/>
+    <w:p/>
+    <w:p/>
+    <w:p>
+      <w:r>
+        <w:rPr>
+          <w:noProof/>
+        </w:rPr>
+        <mc:AlternateContent>
+          <mc:Choice Requires="wps">
+            <w:drawing>
+              <wp:anchor distT="0" distB="0" distL="114300" distR="114300" simplePos="0" relativeHeight="251684864" behindDoc="0" locked="0" layoutInCell="1" allowOverlap="1" wp14:anchorId="0942B4F4" wp14:editId="2DBB5340">
+                <wp:simplePos x="0" y="0"/>
+                <wp:positionH relativeFrom="margin">
+                  <wp:align>right</wp:align>
+                </wp:positionH>
+                <wp:positionV relativeFrom="paragraph">
+                  <wp:posOffset>328930</wp:posOffset>
+                </wp:positionV>
+                <wp:extent cx="2659380" cy="327025"/>
+                <wp:effectExtent l="0" t="0" r="26670" b="15875"/>
+                <wp:wrapNone/>
+                <wp:docPr id="1517462882" name="Zone de texte 5"/>
+                <wp:cNvGraphicFramePr/>
+                <a:graphic xmlns:a="http://schemas.openxmlformats.org/drawingml/2006/main">
+                  <a:graphicData uri="http://schemas.microsoft.com/office/word/2010/wordprocessingShape">
+                    <wps:wsp>
+                      <wps:cNvSpPr txBox="1"/>
+                      <wps:spPr>
+                        <a:xfrm>
+                          <a:off x="0" y="0"/>
+                          <a:ext cx="2659380" cy="327025"/>
+                        </a:xfrm>
+                        <a:prstGeom prst="rect">
+                          <a:avLst/>
+                        </a:prstGeom>
+                        <a:solidFill>
+                          <a:schemeClr val="lt1"/>
+                        </a:solidFill>
+                        <a:ln w="6350">
+                          <a:solidFill>
+                            <a:prstClr val="black"/>
+                          </a:solidFill>
+                        </a:ln>
+                      </wps:spPr>
+                      <wps:txbx>
+                        <w:txbxContent>
+                          <w:p>
+                            <w:pPr>
+                              <w:jc w:val="center"/>
+                              <w:rPr>
+                                <w:i/>
+                                <w:iCs/>
+                              </w:rPr>
+                            </w:pPr>
+                            <w:r>
+                              <w:rPr>
+                                <w:i/>
+                                <w:iCs/>
+                              </w:rPr>
+                              <w:t>Etalement de la pâte du le pochoir</w:t>
+                            </w:r>
+                          </w:p>
+                        </w:txbxContent>
+                      </wps:txbx>
+                      <wps:bodyPr rot="0" spcFirstLastPara="0" vertOverflow="overflow" horzOverflow="overflow" vert="horz" wrap="square" lIns="91440" tIns="45720" rIns="91440" bIns="45720" numCol="1" spcCol="0" rtlCol="0" fromWordArt="0" anchor="t" anchorCtr="0" forceAA="0" compatLnSpc="1">
+                        <a:prstTxWarp prst="textNoShape">
+                          <a:avLst/>
+                        </a:prstTxWarp>
+                        <a:noAutofit/>
+                      </wps:bodyPr>
+                    </wps:wsp>
+                  </a:graphicData>
+                </a:graphic>
+                <wp14:sizeRelV relativeFrom="margin">
+                  <wp14:pctHeight>0</wp14:pctHeight>
+                </wp14:sizeRelV>
+              </wp:anchor>
+            </w:drawing>
+          </mc:Choice>
+          <mc:Fallback>
+            <w:pict>
+              <v:shapetype w14:anchorId="0942B4F4" id="_x0000_t202" coordsize="21600,21600" o:spt="202" path="m,l,21600r21600,l21600,xe">
+                <v:stroke joinstyle="miter"/>
+                <v:path gradientshapeok="t" o:connecttype="rect"/>
+              </v:shapetype>
+              <v:shape id="Zone de texte 5" o:spid="_x0000_s1026" type="#_x0000_t202" style="position:absolute;margin-left:158.2pt;margin-top:25.9pt;width:209.4pt;height:25.75pt;z-index:251684864;visibility:visible;mso-wrap-style:square;mso-height-percent:0;mso-wrap-distance-left:9pt;mso-wrap-distance-top:0;mso-wrap-distance-right:9pt;mso-wrap-distance-bottom:0;mso-position-horizontal:right;mso-position-horizontal-relative:margin;mso-position-vertical:absolute;mso-position-vertical-relative:text;mso-height-percent:0;mso-height-relative:margin;v-text-anchor:top" o:gfxdata="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" fillcolor="white [3201]" strokeweight=".5pt">
+                <v:textbox>
+                  <w:txbxContent>
+                    <w:p>
+                      <w:pPr>
+                        <w:jc w:val="center"/>
+                        <w:rPr>
+                          <w:i/>
+                          <w:iCs/>
+                        </w:rPr>
+                      </w:pPr>
+                      <w:r>
+                        <w:rPr>
+                          <w:i/>
+                          <w:iCs/>
+                        </w:rPr>
+                        <w:t>Etalement de la pâte du le pochoir</w:t>
+                      </w:r>
+                    </w:p>
+                  </w:txbxContent>
+                </v:textbox>
+                <w10:wrap anchorx="margin"/>
+              </v:shape>
+            </w:pict>
+          </mc:Fallback>
+        </mc:AlternateContent>
+      </w:r>
+    </w:p>
+    <w:p/>
+    <w:p>
+      <w:pPr>
+        <w:rPr>
+          <w:i/>
+          <w:iCs/>
+        </w:rPr>
+      </w:pPr>
+      <w:r>
+        <w:rPr>
+          <w:noProof/>
+        </w:rPr>
+        <mc:AlternateContent>
+          <mc:Choice Requires="wps">
+            <w:drawing>
+              <wp:anchor distT="0" distB="0" distL="114300" distR="114300" simplePos="0" relativeHeight="251682816" behindDoc="1" locked="0" layoutInCell="1" allowOverlap="1" wp14:anchorId="633D5BF5" wp14:editId="09269665">
+                <wp:simplePos x="0" y="0"/>
+                <wp:positionH relativeFrom="margin">
+                  <wp:align>left</wp:align>
+                </wp:positionH>
+                <wp:positionV relativeFrom="paragraph">
+                  <wp:posOffset>15543</wp:posOffset>
+                </wp:positionV>
+                <wp:extent cx="2181225" cy="626110"/>
+                <wp:effectExtent l="0" t="0" r="28575" b="21590"/>
+                <wp:wrapTight wrapText="bothSides">
+                  <wp:wrapPolygon edited="0">
+                    <wp:start x="0" y="0"/>
+                    <wp:lineTo x="0" y="21688"/>
+                    <wp:lineTo x="21694" y="21688"/>
+                    <wp:lineTo x="21694" y="0"/>
+                    <wp:lineTo x="0" y="0"/>
+                  </wp:wrapPolygon>
+                </wp:wrapTight>
+                <wp:docPr id="840472559" name="Zone de texte 3"/>
+                <wp:cNvGraphicFramePr/>
+                <a:graphic xmlns:a="http://schemas.openxmlformats.org/drawingml/2006/main">
+                  <a:graphicData uri="http://schemas.microsoft.com/office/word/2010/wordprocessingShape">
+                    <wps:wsp>
+                      <wps:cNvSpPr txBox="1"/>
+                      <wps:spPr>
+                        <a:xfrm>
+                          <a:off x="0" y="0"/>
+                          <a:ext cx="2181225" cy="626110"/>
+                        </a:xfrm>
+                        <a:prstGeom prst="rect">
+                          <a:avLst/>
+                        </a:prstGeom>
+                        <a:solidFill>
+                          <a:schemeClr val="lt1"/>
+                        </a:solidFill>
+                        <a:ln w="6350">
+                          <a:solidFill>
+                            <a:prstClr val="black"/>
+                          </a:solidFill>
+                        </a:ln>
+                      </wps:spPr>
+                      <wps:txbx>
+                        <w:txbxContent>
+                          <w:p>
+                            <w:pPr>
+                              <w:jc w:val="center"/>
+                              <w:rPr>
+                                <w:i/>
+                                <w:iCs/>
+                              </w:rPr>
+                            </w:pPr>
+                            <w:r>
+                              <w:rPr>
+                                <w:i/>
+                                <w:iCs/>
+                              </w:rPr>
+                              <w:t xml:space="preserve">Pose de la </w:t>
+                            </w:r>
+                            <w:proofErr w:type="spellStart"/>
+                            <w:r>
+                              <w:rPr>
+                                <w:i/>
+                                <w:iCs/>
+                              </w:rPr>
+                              <w:t>pate</w:t>
+                            </w:r>
+                            <w:proofErr w:type="spellEnd"/>
+                            <w:r>
+                              <w:rPr>
+                                <w:i/>
+                                <w:iCs/>
+                              </w:rPr>
+                              <w:t xml:space="preserve"> a braser sur le pochoir</w:t>
+                            </w:r>
+                          </w:p>
+                        </w:txbxContent>
+                      </wps:txbx>
+                      <wps:bodyPr rot="0" spcFirstLastPara="0" vertOverflow="overflow" horzOverflow="overflow" vert="horz" wrap="square" lIns="91440" tIns="45720" rIns="91440" bIns="45720" numCol="1" spcCol="0" rtlCol="0" fromWordArt="0" anchor="t" anchorCtr="0" forceAA="0" compatLnSpc="1">
+                        <a:prstTxWarp prst="textNoShape">
+                          <a:avLst/>
+                        </a:prstTxWarp>
+                        <a:noAutofit/>
+                      </wps:bodyPr>
+                    </wps:wsp>
+                  </a:graphicData>
+                </a:graphic>
+                <wp14:sizeRelH relativeFrom="margin">
+                  <wp14:pctWidth>0</wp14:pctWidth>
+                </wp14:sizeRelH>
+                <wp14:sizeRelV relativeFrom="margin">
+                  <wp14:pctHeight>0</wp14:pctHeight>
+                </wp14:sizeRelV>
+              </wp:anchor>
+            </w:drawing>
+          </mc:Choice>
+          <mc:Fallback>
+            <w:pict>
+              <v:shape w14:anchorId="633D5BF5" id="Zone de texte 3" o:spid="_x0000_s1027" type="#_x0000_t202" style="position:absolute;margin-left:0;margin-top:1.2pt;width:171.75pt;height:49.3pt;z-index:-251633664;visibility:visible;mso-wrap-style:square;mso-width-percent:0;mso-height-percent:0;mso-wrap-distance-left:9pt;mso-wrap-distance-top:0;mso-wrap-distance-right:9pt;mso-wrap-distance-bottom:0;mso-position-horizontal:left;mso-position-horizontal-relative:margin;mso-position-vertical:absolute;mso-position-vertical-relative:text;mso-width-percent:0;mso-height-percent:0;mso-width-relative:margin;mso-height-relative:margin;v-text-anchor:top" o:gfxdata="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" fillcolor="white [3201]" strokeweight=".5pt">
+                <v:textbox>
+                  <w:txbxContent>
+                    <w:p>
+                      <w:pPr>
+                        <w:jc w:val="center"/>
+                        <w:rPr>
+                          <w:i/>
+                          <w:iCs/>
+                        </w:rPr>
+                      </w:pPr>
+                      <w:r>
+                        <w:rPr>
+                          <w:i/>
+                          <w:iCs/>
+                        </w:rPr>
+                        <w:t xml:space="preserve">Pose de la </w:t>
+                      </w:r>
+                      <w:proofErr w:type="spellStart"/>
+                      <w:r>
+                        <w:rPr>
+                          <w:i/>
+                          <w:iCs/>
+                        </w:rPr>
+                        <w:t>pate</w:t>
+                      </w:r>
+                      <w:proofErr w:type="spellEnd"/>
+                      <w:r>
+                        <w:rPr>
+                          <w:i/>
+                          <w:iCs/>
+                        </w:rPr>
+                        <w:t xml:space="preserve"> a braser sur le pochoir</w:t>
+                      </w:r>
+                    </w:p>
+                  </w:txbxContent>
+                </v:textbox>
+                <w10:wrap type="tight" anchorx="margin"/>
+              </v:shape>
+            </w:pict>
+          </mc:Fallback>
+        </mc:AlternateContent>
+      </w:r>
+    </w:p>
+    <w:p>
+      <w:pPr>
+        <w:rPr>
+          <w:i/>
+          <w:iCs/>
+        </w:rPr>
+      </w:pPr>
+    </w:p>
+    <w:p/>
+    <w:p>
+      <w:r>
+        <w:rPr>
+          <w:noProof/>
+        </w:rPr>
+        <w:drawing>
+          <wp:anchor distT="0" distB="0" distL="114300" distR="114300" simplePos="0" relativeHeight="251668480" behindDoc="1" locked="0" layoutInCell="1" allowOverlap="1" wp14:anchorId="640386AF" wp14:editId="02690689">
+            <wp:simplePos x="0" y="0"/>
+            <wp:positionH relativeFrom="page">
+              <wp:posOffset>1007423</wp:posOffset>
+            </wp:positionH>
+            <wp:positionV relativeFrom="paragraph">
+              <wp:posOffset>274832</wp:posOffset>
             </wp:positionV>
             <wp:extent cx="2164268" cy="2895851"/>
             <wp:effectExtent l="0" t="0" r="7620" b="0"/>
@@ -2417,7 +4101,7 @@
                     <pic:cNvPicPr/>
                   </pic:nvPicPr>
                   <pic:blipFill>
-                    <a:blip r:embed="rId20">
+                    <a:blip r:embed="rId27">
                       <a:extLst>
                         <a:ext uri="{28A0092B-C50C-407E-A947-70E740481C1C}">
                           <a14:useLocalDpi xmlns:a14="http://schemas.microsoft.com/office/drawing/2010/main" val="0"/>
@@ -2445,41 +4129,32 @@
       </w:r>
     </w:p>
     <w:p/>
-    <w:p/>
-    <w:p/>
-    <w:p/>
-    <w:p/>
-    <w:p/>
-    <w:p/>
-    <w:p/>
-    <w:p/>
-    <w:p/>
     <w:p>
       <w:r>
         <w:rPr>
           <w:noProof/>
         </w:rPr>
         <w:drawing>
-          <wp:anchor distT="0" distB="0" distL="114300" distR="114300" simplePos="0" relativeHeight="251672576" behindDoc="1" locked="0" layoutInCell="1" allowOverlap="1" wp14:anchorId="7F1DD6B9" wp14:editId="2AC28707">
+          <wp:anchor distT="0" distB="0" distL="114300" distR="114300" simplePos="0" relativeHeight="251680768" behindDoc="1" locked="0" layoutInCell="1" allowOverlap="1" wp14:anchorId="75DB633C" wp14:editId="7E817C90">
             <wp:simplePos x="0" y="0"/>
-            <wp:positionH relativeFrom="column">
-              <wp:posOffset>-90170</wp:posOffset>
+            <wp:positionH relativeFrom="margin">
+              <wp:posOffset>2934269</wp:posOffset>
             </wp:positionH>
             <wp:positionV relativeFrom="paragraph">
-              <wp:posOffset>310515</wp:posOffset>
+              <wp:posOffset>12075</wp:posOffset>
             </wp:positionV>
-            <wp:extent cx="2659380" cy="1992630"/>
-            <wp:effectExtent l="0" t="0" r="7620" b="7620"/>
+            <wp:extent cx="2985770" cy="2238375"/>
+            <wp:effectExtent l="0" t="0" r="5080" b="9525"/>
             <wp:wrapTight wrapText="bothSides">
               <wp:wrapPolygon edited="0">
                 <wp:start x="0" y="0"/>
-                <wp:lineTo x="0" y="21476"/>
-                <wp:lineTo x="21507" y="21476"/>
-                <wp:lineTo x="21507" y="0"/>
+                <wp:lineTo x="0" y="21508"/>
+                <wp:lineTo x="21499" y="21508"/>
+                <wp:lineTo x="21499" y="0"/>
                 <wp:lineTo x="0" y="0"/>
               </wp:wrapPolygon>
             </wp:wrapTight>
-            <wp:docPr id="1406647670" name="Image 9"/>
+            <wp:docPr id="1258711677" name="Image 1"/>
             <wp:cNvGraphicFramePr>
               <a:graphicFrameLocks xmlns:a="http://schemas.openxmlformats.org/drawingml/2006/main" noChangeAspect="1"/>
             </wp:cNvGraphicFramePr>
@@ -2487,11 +4162,11 @@
               <a:graphicData uri="http://schemas.openxmlformats.org/drawingml/2006/picture">
                 <pic:pic xmlns:pic="http://schemas.openxmlformats.org/drawingml/2006/picture">
                   <pic:nvPicPr>
-                    <pic:cNvPr id="140517965" name="Image 140517965"/>
+                    <pic:cNvPr id="1258711677" name="Image 1258711677"/>
                     <pic:cNvPicPr/>
                   </pic:nvPicPr>
                   <pic:blipFill>
-                    <a:blip r:embed="rId21" cstate="print">
+                    <a:blip r:embed="rId28" cstate="print">
                       <a:extLst>
                         <a:ext uri="{28A0092B-C50C-407E-A947-70E740481C1C}">
                           <a14:useLocalDpi xmlns:a14="http://schemas.microsoft.com/office/drawing/2010/main" val="0"/>
@@ -2505,72 +4180,7 @@
                   <pic:spPr>
                     <a:xfrm>
                       <a:off x="0" y="0"/>
-                      <a:ext cx="2659380" cy="1992630"/>
-                    </a:xfrm>
-                    <a:prstGeom prst="rect">
-                      <a:avLst/>
-                    </a:prstGeom>
-                  </pic:spPr>
-                </pic:pic>
-              </a:graphicData>
-            </a:graphic>
-          </wp:anchor>
-        </w:drawing>
-      </w:r>
-    </w:p>
-    <w:p>
-      <w:r>
-        <w:rPr>
-          <w:rFonts w:ascii="Times New Roman" w:eastAsia="Times New Roman" w:hAnsi="Times New Roman" w:cs="Times New Roman"/>
-          <w:noProof/>
-        </w:rPr>
-        <w:drawing>
-          <wp:anchor distT="0" distB="0" distL="114300" distR="114300" simplePos="0" relativeHeight="251674624" behindDoc="0" locked="0" layoutInCell="1" allowOverlap="1" wp14:anchorId="6A590118" wp14:editId="7559B628">
-            <wp:simplePos x="0" y="0"/>
-            <wp:positionH relativeFrom="column">
-              <wp:posOffset>3253105</wp:posOffset>
-            </wp:positionH>
-            <wp:positionV relativeFrom="paragraph">
-              <wp:posOffset>12700</wp:posOffset>
-            </wp:positionV>
-            <wp:extent cx="2630805" cy="1973580"/>
-            <wp:effectExtent l="0" t="0" r="0" b="7620"/>
-            <wp:wrapThrough wrapText="bothSides">
-              <wp:wrapPolygon edited="0">
-                <wp:start x="0" y="0"/>
-                <wp:lineTo x="0" y="21475"/>
-                <wp:lineTo x="21428" y="21475"/>
-                <wp:lineTo x="21428" y="0"/>
-                <wp:lineTo x="0" y="0"/>
-              </wp:wrapPolygon>
-            </wp:wrapThrough>
-            <wp:docPr id="658599621" name="Image 1"/>
-            <wp:cNvGraphicFramePr>
-              <a:graphicFrameLocks xmlns:a="http://schemas.openxmlformats.org/drawingml/2006/main" noChangeAspect="1"/>
-            </wp:cNvGraphicFramePr>
-            <a:graphic xmlns:a="http://schemas.openxmlformats.org/drawingml/2006/main">
-              <a:graphicData uri="http://schemas.openxmlformats.org/drawingml/2006/picture">
-                <pic:pic xmlns:pic="http://schemas.openxmlformats.org/drawingml/2006/picture">
-                  <pic:nvPicPr>
-                    <pic:cNvPr id="658599621" name="Image 658599621"/>
-                    <pic:cNvPicPr/>
-                  </pic:nvPicPr>
-                  <pic:blipFill>
-                    <a:blip r:embed="rId22" cstate="print">
-                      <a:extLst>
-                        <a:ext uri="{28A0092B-C50C-407E-A947-70E740481C1C}">
-                          <a14:useLocalDpi xmlns:a14="http://schemas.microsoft.com/office/drawing/2010/main" val="0"/>
-                        </a:ext>
-                      </a:extLst>
-                    </a:blip>
-                    <a:stretch>
-                      <a:fillRect/>
-                    </a:stretch>
-                  </pic:blipFill>
-                  <pic:spPr>
-                    <a:xfrm>
-                      <a:off x="0" y="0"/>
-                      <a:ext cx="2630805" cy="1973580"/>
+                      <a:ext cx="2985770" cy="2238375"/>
                     </a:xfrm>
                     <a:prstGeom prst="rect">
                       <a:avLst/>
@@ -2607,30 +4217,294 @@
     <w:p>
       <w:r>
         <w:rPr>
-          <w:rFonts w:ascii="Times New Roman" w:eastAsia="Times New Roman" w:hAnsi="Times New Roman" w:cs="Times New Roman"/>
           <w:noProof/>
         </w:rPr>
+        <mc:AlternateContent>
+          <mc:Choice Requires="wps">
+            <w:drawing>
+              <wp:anchor distT="0" distB="0" distL="114300" distR="114300" simplePos="0" relativeHeight="251687936" behindDoc="0" locked="0" layoutInCell="1" allowOverlap="1" wp14:anchorId="5DB3AE58" wp14:editId="648A07DE">
+                <wp:simplePos x="0" y="0"/>
+                <wp:positionH relativeFrom="column">
+                  <wp:posOffset>2935226</wp:posOffset>
+                </wp:positionH>
+                <wp:positionV relativeFrom="paragraph">
+                  <wp:posOffset>18737</wp:posOffset>
+                </wp:positionV>
+                <wp:extent cx="2985770" cy="518615"/>
+                <wp:effectExtent l="0" t="0" r="24130" b="15240"/>
+                <wp:wrapNone/>
+                <wp:docPr id="1884175632" name="Zone de texte 8"/>
+                <wp:cNvGraphicFramePr/>
+                <a:graphic xmlns:a="http://schemas.openxmlformats.org/drawingml/2006/main">
+                  <a:graphicData uri="http://schemas.microsoft.com/office/word/2010/wordprocessingShape">
+                    <wps:wsp>
+                      <wps:cNvSpPr txBox="1"/>
+                      <wps:spPr>
+                        <a:xfrm>
+                          <a:off x="0" y="0"/>
+                          <a:ext cx="2985770" cy="518615"/>
+                        </a:xfrm>
+                        <a:prstGeom prst="rect">
+                          <a:avLst/>
+                        </a:prstGeom>
+                        <a:solidFill>
+                          <a:schemeClr val="lt1"/>
+                        </a:solidFill>
+                        <a:ln w="6350">
+                          <a:solidFill>
+                            <a:prstClr val="black"/>
+                          </a:solidFill>
+                        </a:ln>
+                      </wps:spPr>
+                      <wps:txbx>
+                        <w:txbxContent>
+                          <w:p>
+                            <w:pPr>
+                              <w:jc w:val="center"/>
+                              <w:rPr>
+                                <w:i/>
+                                <w:iCs/>
+                              </w:rPr>
+                            </w:pPr>
+                            <w:r>
+                              <w:rPr>
+                                <w:i/>
+                                <w:iCs/>
+                              </w:rPr>
+                              <w:t>Image du PCB et de la pose de composants plus important</w:t>
+                            </w:r>
+                          </w:p>
+                        </w:txbxContent>
+                      </wps:txbx>
+                      <wps:bodyPr rot="0" spcFirstLastPara="0" vertOverflow="overflow" horzOverflow="overflow" vert="horz" wrap="square" lIns="91440" tIns="45720" rIns="91440" bIns="45720" numCol="1" spcCol="0" rtlCol="0" fromWordArt="0" anchor="t" anchorCtr="0" forceAA="0" compatLnSpc="1">
+                        <a:prstTxWarp prst="textNoShape">
+                          <a:avLst/>
+                        </a:prstTxWarp>
+                        <a:noAutofit/>
+                      </wps:bodyPr>
+                    </wps:wsp>
+                  </a:graphicData>
+                </a:graphic>
+                <wp14:sizeRelV relativeFrom="margin">
+                  <wp14:pctHeight>0</wp14:pctHeight>
+                </wp14:sizeRelV>
+              </wp:anchor>
+            </w:drawing>
+          </mc:Choice>
+          <mc:Fallback>
+            <w:pict>
+              <v:shape w14:anchorId="5DB3AE58" id="Zone de texte 8" o:spid="_x0000_s1028" type="#_x0000_t202" style="position:absolute;margin-left:231.1pt;margin-top:1.5pt;width:235.1pt;height:40.85pt;z-index:251687936;visibility:visible;mso-wrap-style:square;mso-height-percent:0;mso-wrap-distance-left:9pt;mso-wrap-distance-top:0;mso-wrap-distance-right:9pt;mso-wrap-distance-bottom:0;mso-position-horizontal:absolute;mso-position-horizontal-relative:text;mso-position-vertical:absolute;mso-position-vertical-relative:text;mso-height-percent:0;mso-height-relative:margin;v-text-anchor:top" o:gfxdata="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" fillcolor="white [3201]" strokeweight=".5pt">
+                <v:textbox>
+                  <w:txbxContent>
+                    <w:p>
+                      <w:pPr>
+                        <w:jc w:val="center"/>
+                        <w:rPr>
+                          <w:i/>
+                          <w:iCs/>
+                        </w:rPr>
+                      </w:pPr>
+                      <w:r>
+                        <w:rPr>
+                          <w:i/>
+                          <w:iCs/>
+                        </w:rPr>
+                        <w:t>Image du PCB et de la pose de composants plus important</w:t>
+                      </w:r>
+                    </w:p>
+                  </w:txbxContent>
+                </v:textbox>
+              </v:shape>
+            </w:pict>
+          </mc:Fallback>
+        </mc:AlternateContent>
+      </w:r>
+      <w:r>
+        <w:rPr>
+          <w:noProof/>
+        </w:rPr>
+        <mc:AlternateContent>
+          <mc:Choice Requires="wps">
+            <w:drawing>
+              <wp:anchor distT="0" distB="0" distL="114300" distR="114300" simplePos="0" relativeHeight="251683840" behindDoc="0" locked="0" layoutInCell="1" allowOverlap="1" wp14:anchorId="6A30F790" wp14:editId="28645FC8">
+                <wp:simplePos x="0" y="0"/>
+                <wp:positionH relativeFrom="margin">
+                  <wp:posOffset>96492</wp:posOffset>
+                </wp:positionH>
+                <wp:positionV relativeFrom="paragraph">
+                  <wp:posOffset>291692</wp:posOffset>
+                </wp:positionV>
+                <wp:extent cx="2177112" cy="559559"/>
+                <wp:effectExtent l="0" t="0" r="13970" b="12065"/>
+                <wp:wrapNone/>
+                <wp:docPr id="402073064" name="Zone de texte 4"/>
+                <wp:cNvGraphicFramePr/>
+                <a:graphic xmlns:a="http://schemas.openxmlformats.org/drawingml/2006/main">
+                  <a:graphicData uri="http://schemas.microsoft.com/office/word/2010/wordprocessingShape">
+                    <wps:wsp>
+                      <wps:cNvSpPr txBox="1"/>
+                      <wps:spPr>
+                        <a:xfrm>
+                          <a:off x="0" y="0"/>
+                          <a:ext cx="2177112" cy="559559"/>
+                        </a:xfrm>
+                        <a:prstGeom prst="rect">
+                          <a:avLst/>
+                        </a:prstGeom>
+                        <a:solidFill>
+                          <a:schemeClr val="lt1"/>
+                        </a:solidFill>
+                        <a:ln w="6350">
+                          <a:solidFill>
+                            <a:prstClr val="black"/>
+                          </a:solidFill>
+                        </a:ln>
+                      </wps:spPr>
+                      <wps:txbx>
+                        <w:txbxContent>
+                          <w:p>
+                            <w:pPr>
+                              <w:spacing w:after="0"/>
+                              <w:jc w:val="center"/>
+                              <w:rPr>
+                                <w:i/>
+                                <w:iCs/>
+                              </w:rPr>
+                            </w:pPr>
+                            <w:r>
+                              <w:rPr>
+                                <w:i/>
+                                <w:iCs/>
+                              </w:rPr>
+                              <w:t>P</w:t>
+                            </w:r>
+                            <w:r>
+                              <w:rPr>
+                                <w:i/>
+                                <w:iCs/>
+                              </w:rPr>
+                              <w:t>ose des composants</w:t>
+                            </w:r>
+                            <w:r>
+                              <w:rPr>
+                                <w:i/>
+                                <w:iCs/>
+                              </w:rPr>
+                              <w:t xml:space="preserve"> </w:t>
+                            </w:r>
+                            <w:r>
+                              <w:rPr>
+                                <w:i/>
+                                <w:iCs/>
+                              </w:rPr>
+                              <w:t>dans la station de placement</w:t>
+                            </w:r>
+                          </w:p>
+                          <w:p/>
+                        </w:txbxContent>
+                      </wps:txbx>
+                      <wps:bodyPr rot="0" spcFirstLastPara="0" vertOverflow="overflow" horzOverflow="overflow" vert="horz" wrap="square" lIns="91440" tIns="45720" rIns="91440" bIns="45720" numCol="1" spcCol="0" rtlCol="0" fromWordArt="0" anchor="t" anchorCtr="0" forceAA="0" compatLnSpc="1">
+                        <a:prstTxWarp prst="textNoShape">
+                          <a:avLst/>
+                        </a:prstTxWarp>
+                        <a:noAutofit/>
+                      </wps:bodyPr>
+                    </wps:wsp>
+                  </a:graphicData>
+                </a:graphic>
+                <wp14:sizeRelH relativeFrom="margin">
+                  <wp14:pctWidth>0</wp14:pctWidth>
+                </wp14:sizeRelH>
+                <wp14:sizeRelV relativeFrom="margin">
+                  <wp14:pctHeight>0</wp14:pctHeight>
+                </wp14:sizeRelV>
+              </wp:anchor>
+            </w:drawing>
+          </mc:Choice>
+          <mc:Fallback>
+            <w:pict>
+              <v:shape w14:anchorId="6A30F790" id="Zone de texte 4" o:spid="_x0000_s1029" type="#_x0000_t202" style="position:absolute;margin-left:7.6pt;margin-top:22.95pt;width:171.45pt;height:44.05pt;z-index:251683840;visibility:visible;mso-wrap-style:square;mso-width-percent:0;mso-height-percent:0;mso-wrap-distance-left:9pt;mso-wrap-distance-top:0;mso-wrap-distance-right:9pt;mso-wrap-distance-bottom:0;mso-position-horizontal:absolute;mso-position-horizontal-relative:margin;mso-position-vertical:absolute;mso-position-vertical-relative:text;mso-width-percent:0;mso-height-percent:0;mso-width-relative:margin;mso-height-relative:margin;v-text-anchor:top" o:gfxdata="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" fillcolor="white [3201]" strokeweight=".5pt">
+                <v:textbox>
+                  <w:txbxContent>
+                    <w:p>
+                      <w:pPr>
+                        <w:spacing w:after="0"/>
+                        <w:jc w:val="center"/>
+                        <w:rPr>
+                          <w:i/>
+                          <w:iCs/>
+                        </w:rPr>
+                      </w:pPr>
+                      <w:r>
+                        <w:rPr>
+                          <w:i/>
+                          <w:iCs/>
+                        </w:rPr>
+                        <w:t>P</w:t>
+                      </w:r>
+                      <w:r>
+                        <w:rPr>
+                          <w:i/>
+                          <w:iCs/>
+                        </w:rPr>
+                        <w:t>ose des composants</w:t>
+                      </w:r>
+                      <w:r>
+                        <w:rPr>
+                          <w:i/>
+                          <w:iCs/>
+                        </w:rPr>
+                        <w:t xml:space="preserve"> </w:t>
+                      </w:r>
+                      <w:r>
+                        <w:rPr>
+                          <w:i/>
+                          <w:iCs/>
+                        </w:rPr>
+                        <w:t>dans la station de placement</w:t>
+                      </w:r>
+                    </w:p>
+                    <w:p/>
+                  </w:txbxContent>
+                </v:textbox>
+                <w10:wrap anchorx="margin"/>
+              </v:shape>
+            </w:pict>
+          </mc:Fallback>
+        </mc:AlternateContent>
+      </w:r>
+    </w:p>
+    <w:p/>
+    <w:p/>
+    <w:p/>
+    <w:p/>
+    <w:p/>
+    <w:p>
+      <w:r>
+        <w:rPr>
+          <w:noProof/>
+        </w:rPr>
         <w:drawing>
-          <wp:anchor distT="0" distB="0" distL="114300" distR="114300" simplePos="0" relativeHeight="251678720" behindDoc="0" locked="0" layoutInCell="1" allowOverlap="1" wp14:anchorId="21A86CD3" wp14:editId="4D34958A">
+          <wp:anchor distT="0" distB="0" distL="114300" distR="114300" simplePos="0" relativeHeight="251681792" behindDoc="1" locked="0" layoutInCell="1" allowOverlap="1" wp14:anchorId="470ABA2E" wp14:editId="4894A263">
             <wp:simplePos x="0" y="0"/>
             <wp:positionH relativeFrom="margin">
-              <wp:posOffset>3481705</wp:posOffset>
+              <wp:posOffset>3382076</wp:posOffset>
             </wp:positionH>
             <wp:positionV relativeFrom="paragraph">
-              <wp:posOffset>15875</wp:posOffset>
+              <wp:posOffset>7099</wp:posOffset>
             </wp:positionV>
-            <wp:extent cx="1815367" cy="2416175"/>
-            <wp:effectExtent l="0" t="0" r="0" b="3175"/>
-            <wp:wrapThrough wrapText="bothSides">
+            <wp:extent cx="2450465" cy="3268980"/>
+            <wp:effectExtent l="0" t="0" r="6985" b="7620"/>
+            <wp:wrapTight wrapText="bothSides">
               <wp:wrapPolygon edited="0">
                 <wp:start x="0" y="0"/>
-                <wp:lineTo x="0" y="21458"/>
-                <wp:lineTo x="21313" y="21458"/>
-                <wp:lineTo x="21313" y="0"/>
+                <wp:lineTo x="0" y="21524"/>
+                <wp:lineTo x="21494" y="21524"/>
+                <wp:lineTo x="21494" y="0"/>
                 <wp:lineTo x="0" y="0"/>
               </wp:wrapPolygon>
-            </wp:wrapThrough>
-            <wp:docPr id="1117875094" name="Image 3"/>
+            </wp:wrapTight>
+            <wp:docPr id="931186075" name="Image 2"/>
             <wp:cNvGraphicFramePr>
               <a:graphicFrameLocks xmlns:a="http://schemas.openxmlformats.org/drawingml/2006/main" noChangeAspect="1"/>
             </wp:cNvGraphicFramePr>
@@ -2638,11 +4512,11 @@
               <a:graphicData uri="http://schemas.openxmlformats.org/drawingml/2006/picture">
                 <pic:pic xmlns:pic="http://schemas.openxmlformats.org/drawingml/2006/picture">
                   <pic:nvPicPr>
-                    <pic:cNvPr id="1117875094" name="Image 1117875094"/>
+                    <pic:cNvPr id="931186075" name="Image 931186075"/>
                     <pic:cNvPicPr/>
                   </pic:nvPicPr>
                   <pic:blipFill>
-                    <a:blip r:embed="rId23" cstate="print">
+                    <a:blip r:embed="rId29" cstate="print">
                       <a:extLst>
                         <a:ext uri="{28A0092B-C50C-407E-A947-70E740481C1C}">
                           <a14:useLocalDpi xmlns:a14="http://schemas.microsoft.com/office/drawing/2010/main" val="0"/>
@@ -2656,7 +4530,7 @@
                   <pic:spPr>
                     <a:xfrm>
                       <a:off x="0" y="0"/>
-                      <a:ext cx="1815367" cy="2416175"/>
+                      <a:ext cx="2450465" cy="3268980"/>
                     </a:xfrm>
                     <a:prstGeom prst="rect">
                       <a:avLst/>
@@ -2674,19 +4548,21 @@
           </wp:anchor>
         </w:drawing>
       </w:r>
+    </w:p>
+    <w:p>
       <w:r>
         <w:rPr>
           <w:rFonts w:ascii="Times New Roman" w:eastAsia="Times New Roman" w:hAnsi="Times New Roman" w:cs="Times New Roman"/>
           <w:noProof/>
         </w:rPr>
         <w:drawing>
-          <wp:anchor distT="0" distB="0" distL="114300" distR="114300" simplePos="0" relativeHeight="251676672" behindDoc="0" locked="0" layoutInCell="1" allowOverlap="1" wp14:anchorId="373642A1" wp14:editId="265C2F50">
+          <wp:anchor distT="0" distB="0" distL="114300" distR="114300" simplePos="0" relativeHeight="251675648" behindDoc="0" locked="0" layoutInCell="1" allowOverlap="1" wp14:anchorId="373642A1" wp14:editId="3B2D61CB">
             <wp:simplePos x="0" y="0"/>
             <wp:positionH relativeFrom="margin">
-              <wp:posOffset>-223520</wp:posOffset>
+              <wp:posOffset>90341</wp:posOffset>
             </wp:positionH>
             <wp:positionV relativeFrom="paragraph">
-              <wp:posOffset>12065</wp:posOffset>
+              <wp:posOffset>152343</wp:posOffset>
             </wp:positionV>
             <wp:extent cx="2792730" cy="2209800"/>
             <wp:effectExtent l="0" t="0" r="7620" b="0"/>
@@ -2711,7 +4587,7 @@
                     <pic:cNvPicPr/>
                   </pic:nvPicPr>
                   <pic:blipFill rotWithShape="1">
-                    <a:blip r:embed="rId24">
+                    <a:blip r:embed="rId30">
                       <a:extLst>
                         <a:ext uri="{28A0092B-C50C-407E-A947-70E740481C1C}">
                           <a14:useLocalDpi xmlns:a14="http://schemas.microsoft.com/office/drawing/2010/main" val="0"/>
@@ -2759,19 +4635,517 @@
     <w:p/>
     <w:p/>
     <w:p/>
+    <w:p>
+      <w:r>
+        <w:rPr>
+          <w:noProof/>
+        </w:rPr>
+        <mc:AlternateContent>
+          <mc:Choice Requires="wps">
+            <w:drawing>
+              <wp:anchor distT="0" distB="0" distL="114300" distR="114300" simplePos="0" relativeHeight="251686912" behindDoc="0" locked="0" layoutInCell="1" allowOverlap="1" wp14:anchorId="40A0621D" wp14:editId="06757EB1">
+                <wp:simplePos x="0" y="0"/>
+                <wp:positionH relativeFrom="margin">
+                  <wp:posOffset>94947</wp:posOffset>
+                </wp:positionH>
+                <wp:positionV relativeFrom="paragraph">
+                  <wp:posOffset>146050</wp:posOffset>
+                </wp:positionV>
+                <wp:extent cx="2792730" cy="272955"/>
+                <wp:effectExtent l="0" t="0" r="26670" b="13335"/>
+                <wp:wrapNone/>
+                <wp:docPr id="523409264" name="Zone de texte 7"/>
+                <wp:cNvGraphicFramePr/>
+                <a:graphic xmlns:a="http://schemas.openxmlformats.org/drawingml/2006/main">
+                  <a:graphicData uri="http://schemas.microsoft.com/office/word/2010/wordprocessingShape">
+                    <wps:wsp>
+                      <wps:cNvSpPr txBox="1"/>
+                      <wps:spPr>
+                        <a:xfrm>
+                          <a:off x="0" y="0"/>
+                          <a:ext cx="2792730" cy="272955"/>
+                        </a:xfrm>
+                        <a:prstGeom prst="rect">
+                          <a:avLst/>
+                        </a:prstGeom>
+                        <a:solidFill>
+                          <a:schemeClr val="lt1"/>
+                        </a:solidFill>
+                        <a:ln w="6350">
+                          <a:solidFill>
+                            <a:prstClr val="black"/>
+                          </a:solidFill>
+                        </a:ln>
+                      </wps:spPr>
+                      <wps:txbx>
+                        <w:txbxContent>
+                          <w:p>
+                            <w:pPr>
+                              <w:jc w:val="center"/>
+                              <w:rPr>
+                                <w:i/>
+                                <w:iCs/>
+                              </w:rPr>
+                            </w:pPr>
+                            <w:r>
+                              <w:rPr>
+                                <w:i/>
+                                <w:iCs/>
+                              </w:rPr>
+                              <w:t>Placeuse automatique</w:t>
+                            </w:r>
+                          </w:p>
+                        </w:txbxContent>
+                      </wps:txbx>
+                      <wps:bodyPr rot="0" spcFirstLastPara="0" vertOverflow="overflow" horzOverflow="overflow" vert="horz" wrap="square" lIns="91440" tIns="45720" rIns="91440" bIns="45720" numCol="1" spcCol="0" rtlCol="0" fromWordArt="0" anchor="t" anchorCtr="0" forceAA="0" compatLnSpc="1">
+                        <a:prstTxWarp prst="textNoShape">
+                          <a:avLst/>
+                        </a:prstTxWarp>
+                        <a:noAutofit/>
+                      </wps:bodyPr>
+                    </wps:wsp>
+                  </a:graphicData>
+                </a:graphic>
+                <wp14:sizeRelV relativeFrom="margin">
+                  <wp14:pctHeight>0</wp14:pctHeight>
+                </wp14:sizeRelV>
+              </wp:anchor>
+            </w:drawing>
+          </mc:Choice>
+          <mc:Fallback>
+            <w:pict>
+              <v:shape w14:anchorId="40A0621D" id="Zone de texte 7" o:spid="_x0000_s1030" type="#_x0000_t202" style="position:absolute;margin-left:7.5pt;margin-top:11.5pt;width:219.9pt;height:21.5pt;z-index:251686912;visibility:visible;mso-wrap-style:square;mso-height-percent:0;mso-wrap-distance-left:9pt;mso-wrap-distance-top:0;mso-wrap-distance-right:9pt;mso-wrap-distance-bottom:0;mso-position-horizontal:absolute;mso-position-horizontal-relative:margin;mso-position-vertical:absolute;mso-position-vertical-relative:text;mso-height-percent:0;mso-height-relative:margin;v-text-anchor:top" o:gfxdata="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" fillcolor="white [3201]" strokeweight=".5pt">
+                <v:textbox>
+                  <w:txbxContent>
+                    <w:p>
+                      <w:pPr>
+                        <w:jc w:val="center"/>
+                        <w:rPr>
+                          <w:i/>
+                          <w:iCs/>
+                        </w:rPr>
+                      </w:pPr>
+                      <w:r>
+                        <w:rPr>
+                          <w:i/>
+                          <w:iCs/>
+                        </w:rPr>
+                        <w:t>Placeuse automatique</w:t>
+                      </w:r>
+                    </w:p>
+                  </w:txbxContent>
+                </v:textbox>
+                <w10:wrap anchorx="margin"/>
+              </v:shape>
+            </w:pict>
+          </mc:Fallback>
+        </mc:AlternateContent>
+      </w:r>
+    </w:p>
     <w:p/>
-    <w:p/>
-    <w:p/>
-    <w:p/>
-    <w:p/>
-    <w:p/>
-    <w:p/>
-    <w:p/>
-    <w:p/>
-    <w:p/>
-    <w:p/>
+    <w:p>
+      <w:r>
+        <w:rPr>
+          <w:noProof/>
+        </w:rPr>
+        <mc:AlternateContent>
+          <mc:Choice Requires="wps">
+            <w:drawing>
+              <wp:anchor distT="0" distB="0" distL="114300" distR="114300" simplePos="0" relativeHeight="251688960" behindDoc="0" locked="0" layoutInCell="1" allowOverlap="1" wp14:anchorId="726D7488" wp14:editId="1E5CB900">
+                <wp:simplePos x="0" y="0"/>
+                <wp:positionH relativeFrom="column">
+                  <wp:posOffset>3399250</wp:posOffset>
+                </wp:positionH>
+                <wp:positionV relativeFrom="paragraph">
+                  <wp:posOffset>115911</wp:posOffset>
+                </wp:positionV>
+                <wp:extent cx="2436817" cy="504967"/>
+                <wp:effectExtent l="0" t="0" r="20955" b="28575"/>
+                <wp:wrapNone/>
+                <wp:docPr id="1879857251" name="Zone de texte 9"/>
+                <wp:cNvGraphicFramePr/>
+                <a:graphic xmlns:a="http://schemas.openxmlformats.org/drawingml/2006/main">
+                  <a:graphicData uri="http://schemas.microsoft.com/office/word/2010/wordprocessingShape">
+                    <wps:wsp>
+                      <wps:cNvSpPr txBox="1"/>
+                      <wps:spPr>
+                        <a:xfrm>
+                          <a:off x="0" y="0"/>
+                          <a:ext cx="2436817" cy="504967"/>
+                        </a:xfrm>
+                        <a:prstGeom prst="rect">
+                          <a:avLst/>
+                        </a:prstGeom>
+                        <a:solidFill>
+                          <a:schemeClr val="lt1"/>
+                        </a:solidFill>
+                        <a:ln w="6350">
+                          <a:solidFill>
+                            <a:prstClr val="black"/>
+                          </a:solidFill>
+                        </a:ln>
+                      </wps:spPr>
+                      <wps:txbx>
+                        <w:txbxContent>
+                          <w:p>
+                            <w:pPr>
+                              <w:jc w:val="center"/>
+                              <w:rPr>
+                                <w:i/>
+                                <w:iCs/>
+                              </w:rPr>
+                            </w:pPr>
+                            <w:r>
+                              <w:rPr>
+                                <w:i/>
+                                <w:iCs/>
+                              </w:rPr>
+                              <w:t xml:space="preserve">Image du placement du </w:t>
+                            </w:r>
+                            <w:r>
+                              <w:rPr>
+                                <w:i/>
+                                <w:iCs/>
+                              </w:rPr>
+                              <w:t>FT232RL avec la placeuse automatique</w:t>
+                            </w:r>
+                          </w:p>
+                        </w:txbxContent>
+                      </wps:txbx>
+                      <wps:bodyPr rot="0" spcFirstLastPara="0" vertOverflow="overflow" horzOverflow="overflow" vert="horz" wrap="square" lIns="91440" tIns="45720" rIns="91440" bIns="45720" numCol="1" spcCol="0" rtlCol="0" fromWordArt="0" anchor="t" anchorCtr="0" forceAA="0" compatLnSpc="1">
+                        <a:prstTxWarp prst="textNoShape">
+                          <a:avLst/>
+                        </a:prstTxWarp>
+                        <a:noAutofit/>
+                      </wps:bodyPr>
+                    </wps:wsp>
+                  </a:graphicData>
+                </a:graphic>
+                <wp14:sizeRelV relativeFrom="margin">
+                  <wp14:pctHeight>0</wp14:pctHeight>
+                </wp14:sizeRelV>
+              </wp:anchor>
+            </w:drawing>
+          </mc:Choice>
+          <mc:Fallback>
+            <w:pict>
+              <v:shape w14:anchorId="726D7488" id="Zone de texte 9" o:spid="_x0000_s1031" type="#_x0000_t202" style="position:absolute;margin-left:267.65pt;margin-top:9.15pt;width:191.9pt;height:39.75pt;z-index:251688960;visibility:visible;mso-wrap-style:square;mso-height-percent:0;mso-wrap-distance-left:9pt;mso-wrap-distance-top:0;mso-wrap-distance-right:9pt;mso-wrap-distance-bottom:0;mso-position-horizontal:absolute;mso-position-horizontal-relative:text;mso-position-vertical:absolute;mso-position-vertical-relative:text;mso-height-percent:0;mso-height-relative:margin;v-text-anchor:top" o:gfxdata="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" fillcolor="white [3201]" strokeweight=".5pt">
+                <v:textbox>
+                  <w:txbxContent>
+                    <w:p>
+                      <w:pPr>
+                        <w:jc w:val="center"/>
+                        <w:rPr>
+                          <w:i/>
+                          <w:iCs/>
+                        </w:rPr>
+                      </w:pPr>
+                      <w:r>
+                        <w:rPr>
+                          <w:i/>
+                          <w:iCs/>
+                        </w:rPr>
+                        <w:t xml:space="preserve">Image du placement du </w:t>
+                      </w:r>
+                      <w:r>
+                        <w:rPr>
+                          <w:i/>
+                          <w:iCs/>
+                        </w:rPr>
+                        <w:t>FT232RL avec la placeuse automatique</w:t>
+                      </w:r>
+                    </w:p>
+                  </w:txbxContent>
+                </v:textbox>
+              </v:shape>
+            </w:pict>
+          </mc:Fallback>
+        </mc:AlternateContent>
+      </w:r>
+    </w:p>
+    <w:p>
+      <w:r>
+        <w:rPr>
+          <w:rFonts w:ascii="Times New Roman" w:eastAsia="Times New Roman" w:hAnsi="Times New Roman" w:cs="Times New Roman"/>
+          <w:noProof/>
+        </w:rPr>
+        <mc:AlternateContent>
+          <mc:Choice Requires="wps">
+            <w:drawing>
+              <wp:anchor distT="0" distB="0" distL="114300" distR="114300" simplePos="0" relativeHeight="251691008" behindDoc="0" locked="0" layoutInCell="1" allowOverlap="1" wp14:anchorId="6C8CB713" wp14:editId="25E98863">
+                <wp:simplePos x="0" y="0"/>
+                <wp:positionH relativeFrom="column">
+                  <wp:posOffset>3440193</wp:posOffset>
+                </wp:positionH>
+                <wp:positionV relativeFrom="paragraph">
+                  <wp:posOffset>3647715</wp:posOffset>
+                </wp:positionV>
+                <wp:extent cx="2429302" cy="545910"/>
+                <wp:effectExtent l="0" t="0" r="28575" b="26035"/>
+                <wp:wrapNone/>
+                <wp:docPr id="1054727238" name="Zone de texte 11"/>
+                <wp:cNvGraphicFramePr/>
+                <a:graphic xmlns:a="http://schemas.openxmlformats.org/drawingml/2006/main">
+                  <a:graphicData uri="http://schemas.microsoft.com/office/word/2010/wordprocessingShape">
+                    <wps:wsp>
+                      <wps:cNvSpPr txBox="1"/>
+                      <wps:spPr>
+                        <a:xfrm>
+                          <a:off x="0" y="0"/>
+                          <a:ext cx="2429302" cy="545910"/>
+                        </a:xfrm>
+                        <a:prstGeom prst="rect">
+                          <a:avLst/>
+                        </a:prstGeom>
+                        <a:solidFill>
+                          <a:schemeClr val="lt1"/>
+                        </a:solidFill>
+                        <a:ln w="6350">
+                          <a:solidFill>
+                            <a:prstClr val="black"/>
+                          </a:solidFill>
+                        </a:ln>
+                      </wps:spPr>
+                      <wps:txbx>
+                        <w:txbxContent>
+                          <w:p>
+                            <w:pPr>
+                              <w:jc w:val="center"/>
+                              <w:rPr>
+                                <w:i/>
+                                <w:iCs/>
+                              </w:rPr>
+                            </w:pPr>
+                            <w:r>
+                              <w:rPr>
+                                <w:i/>
+                                <w:iCs/>
+                              </w:rPr>
+                              <w:t>Vérification des pins de certains composants</w:t>
+                            </w:r>
+                          </w:p>
+                        </w:txbxContent>
+                      </wps:txbx>
+                      <wps:bodyPr rot="0" spcFirstLastPara="0" vertOverflow="overflow" horzOverflow="overflow" vert="horz" wrap="square" lIns="91440" tIns="45720" rIns="91440" bIns="45720" numCol="1" spcCol="0" rtlCol="0" fromWordArt="0" anchor="t" anchorCtr="0" forceAA="0" compatLnSpc="1">
+                        <a:prstTxWarp prst="textNoShape">
+                          <a:avLst/>
+                        </a:prstTxWarp>
+                        <a:noAutofit/>
+                      </wps:bodyPr>
+                    </wps:wsp>
+                  </a:graphicData>
+                </a:graphic>
+                <wp14:sizeRelV relativeFrom="margin">
+                  <wp14:pctHeight>0</wp14:pctHeight>
+                </wp14:sizeRelV>
+              </wp:anchor>
+            </w:drawing>
+          </mc:Choice>
+          <mc:Fallback>
+            <w:pict>
+              <v:shape w14:anchorId="6C8CB713" id="Zone de texte 11" o:spid="_x0000_s1032" type="#_x0000_t202" style="position:absolute;margin-left:270.9pt;margin-top:287.2pt;width:191.3pt;height:43pt;z-index:251691008;visibility:visible;mso-wrap-style:square;mso-height-percent:0;mso-wrap-distance-left:9pt;mso-wrap-distance-top:0;mso-wrap-distance-right:9pt;mso-wrap-distance-bottom:0;mso-position-horizontal:absolute;mso-position-horizontal-relative:text;mso-position-vertical:absolute;mso-position-vertical-relative:text;mso-height-percent:0;mso-height-relative:margin;v-text-anchor:top" o:gfxdata="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" fillcolor="white [3201]" strokeweight=".5pt">
+                <v:textbox>
+                  <w:txbxContent>
+                    <w:p>
+                      <w:pPr>
+                        <w:jc w:val="center"/>
+                        <w:rPr>
+                          <w:i/>
+                          <w:iCs/>
+                        </w:rPr>
+                      </w:pPr>
+                      <w:r>
+                        <w:rPr>
+                          <w:i/>
+                          <w:iCs/>
+                        </w:rPr>
+                        <w:t>Vérification des pins de certains composants</w:t>
+                      </w:r>
+                    </w:p>
+                  </w:txbxContent>
+                </v:textbox>
+              </v:shape>
+            </w:pict>
+          </mc:Fallback>
+        </mc:AlternateContent>
+      </w:r>
+      <w:r>
+        <w:rPr>
+          <w:rFonts w:ascii="Times New Roman" w:eastAsia="Times New Roman" w:hAnsi="Times New Roman" w:cs="Times New Roman"/>
+          <w:noProof/>
+        </w:rPr>
+        <mc:AlternateContent>
+          <mc:Choice Requires="wps">
+            <w:drawing>
+              <wp:anchor distT="0" distB="0" distL="114300" distR="114300" simplePos="0" relativeHeight="251689984" behindDoc="0" locked="0" layoutInCell="1" allowOverlap="1" wp14:anchorId="6EAF1577" wp14:editId="6631F74F">
+                <wp:simplePos x="0" y="0"/>
+                <wp:positionH relativeFrom="column">
+                  <wp:posOffset>232969</wp:posOffset>
+                </wp:positionH>
+                <wp:positionV relativeFrom="paragraph">
+                  <wp:posOffset>3907022</wp:posOffset>
+                </wp:positionV>
+                <wp:extent cx="2292824" cy="354842"/>
+                <wp:effectExtent l="0" t="0" r="12700" b="26670"/>
+                <wp:wrapNone/>
+                <wp:docPr id="1621242119" name="Zone de texte 10"/>
+                <wp:cNvGraphicFramePr/>
+                <a:graphic xmlns:a="http://schemas.openxmlformats.org/drawingml/2006/main">
+                  <a:graphicData uri="http://schemas.microsoft.com/office/word/2010/wordprocessingShape">
+                    <wps:wsp>
+                      <wps:cNvSpPr txBox="1"/>
+                      <wps:spPr>
+                        <a:xfrm>
+                          <a:off x="0" y="0"/>
+                          <a:ext cx="2292824" cy="354842"/>
+                        </a:xfrm>
+                        <a:prstGeom prst="rect">
+                          <a:avLst/>
+                        </a:prstGeom>
+                        <a:solidFill>
+                          <a:schemeClr val="lt1"/>
+                        </a:solidFill>
+                        <a:ln w="6350">
+                          <a:solidFill>
+                            <a:prstClr val="black"/>
+                          </a:solidFill>
+                        </a:ln>
+                      </wps:spPr>
+                      <wps:txbx>
+                        <w:txbxContent>
+                          <w:p>
+                            <w:pPr>
+                              <w:jc w:val="center"/>
+                              <w:rPr>
+                                <w:i/>
+                                <w:iCs/>
+                              </w:rPr>
+                            </w:pPr>
+                            <w:r>
+                              <w:rPr>
+                                <w:i/>
+                                <w:iCs/>
+                              </w:rPr>
+                              <w:t>Image du four</w:t>
+                            </w:r>
+                          </w:p>
+                        </w:txbxContent>
+                      </wps:txbx>
+                      <wps:bodyPr rot="0" spcFirstLastPara="0" vertOverflow="overflow" horzOverflow="overflow" vert="horz" wrap="square" lIns="91440" tIns="45720" rIns="91440" bIns="45720" numCol="1" spcCol="0" rtlCol="0" fromWordArt="0" anchor="t" anchorCtr="0" forceAA="0" compatLnSpc="1">
+                        <a:prstTxWarp prst="textNoShape">
+                          <a:avLst/>
+                        </a:prstTxWarp>
+                        <a:noAutofit/>
+                      </wps:bodyPr>
+                    </wps:wsp>
+                  </a:graphicData>
+                </a:graphic>
+                <wp14:sizeRelV relativeFrom="margin">
+                  <wp14:pctHeight>0</wp14:pctHeight>
+                </wp14:sizeRelV>
+              </wp:anchor>
+            </w:drawing>
+          </mc:Choice>
+          <mc:Fallback>
+            <w:pict>
+              <v:shape w14:anchorId="6EAF1577" id="Zone de texte 10" o:spid="_x0000_s1033" type="#_x0000_t202" style="position:absolute;margin-left:18.35pt;margin-top:307.65pt;width:180.55pt;height:27.95pt;z-index:251689984;visibility:visible;mso-wrap-style:square;mso-height-percent:0;mso-wrap-distance-left:9pt;mso-wrap-distance-top:0;mso-wrap-distance-right:9pt;mso-wrap-distance-bottom:0;mso-position-horizontal:absolute;mso-position-horizontal-relative:text;mso-position-vertical:absolute;mso-position-vertical-relative:text;mso-height-percent:0;mso-height-relative:margin;v-text-anchor:top" o:gfxdata="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" fillcolor="white [3201]" strokeweight=".5pt">
+                <v:textbox>
+                  <w:txbxContent>
+                    <w:p>
+                      <w:pPr>
+                        <w:jc w:val="center"/>
+                        <w:rPr>
+                          <w:i/>
+                          <w:iCs/>
+                        </w:rPr>
+                      </w:pPr>
+                      <w:r>
+                        <w:rPr>
+                          <w:i/>
+                          <w:iCs/>
+                        </w:rPr>
+                        <w:t>Image du four</w:t>
+                      </w:r>
+                    </w:p>
+                  </w:txbxContent>
+                </v:textbox>
+              </v:shape>
+            </w:pict>
+          </mc:Fallback>
+        </mc:AlternateContent>
+      </w:r>
+      <w:r>
+        <w:rPr>
+          <w:rFonts w:ascii="Times New Roman" w:eastAsia="Times New Roman" w:hAnsi="Times New Roman" w:cs="Times New Roman"/>
+          <w:noProof/>
+        </w:rPr>
+        <w:drawing>
+          <wp:anchor distT="0" distB="0" distL="114300" distR="114300" simplePos="0" relativeHeight="251677696" behindDoc="0" locked="0" layoutInCell="1" allowOverlap="1" wp14:anchorId="21A86CD3" wp14:editId="570D7E2A">
+            <wp:simplePos x="0" y="0"/>
+            <wp:positionH relativeFrom="margin">
+              <wp:posOffset>218365</wp:posOffset>
+            </wp:positionH>
+            <wp:positionV relativeFrom="paragraph">
+              <wp:posOffset>793457</wp:posOffset>
+            </wp:positionV>
+            <wp:extent cx="2333625" cy="3105785"/>
+            <wp:effectExtent l="0" t="0" r="9525" b="0"/>
+            <wp:wrapThrough wrapText="bothSides">
+              <wp:wrapPolygon edited="0">
+                <wp:start x="0" y="0"/>
+                <wp:lineTo x="0" y="21463"/>
+                <wp:lineTo x="21512" y="21463"/>
+                <wp:lineTo x="21512" y="0"/>
+                <wp:lineTo x="0" y="0"/>
+              </wp:wrapPolygon>
+            </wp:wrapThrough>
+            <wp:docPr id="1117875094" name="Image 3"/>
+            <wp:cNvGraphicFramePr>
+              <a:graphicFrameLocks xmlns:a="http://schemas.openxmlformats.org/drawingml/2006/main" noChangeAspect="1"/>
+            </wp:cNvGraphicFramePr>
+            <a:graphic xmlns:a="http://schemas.openxmlformats.org/drawingml/2006/main">
+              <a:graphicData uri="http://schemas.openxmlformats.org/drawingml/2006/picture">
+                <pic:pic xmlns:pic="http://schemas.openxmlformats.org/drawingml/2006/picture">
+                  <pic:nvPicPr>
+                    <pic:cNvPr id="1117875094" name="Image 1117875094"/>
+                    <pic:cNvPicPr/>
+                  </pic:nvPicPr>
+                  <pic:blipFill>
+                    <a:blip r:embed="rId31" cstate="print">
+                      <a:extLst>
+                        <a:ext uri="{28A0092B-C50C-407E-A947-70E740481C1C}">
+                          <a14:useLocalDpi xmlns:a14="http://schemas.microsoft.com/office/drawing/2010/main" val="0"/>
+                        </a:ext>
+                      </a:extLst>
+                    </a:blip>
+                    <a:stretch>
+                      <a:fillRect/>
+                    </a:stretch>
+                  </pic:blipFill>
+                  <pic:spPr>
+                    <a:xfrm>
+                      <a:off x="0" y="0"/>
+                      <a:ext cx="2333625" cy="3105785"/>
+                    </a:xfrm>
+                    <a:prstGeom prst="rect">
+                      <a:avLst/>
+                    </a:prstGeom>
+                  </pic:spPr>
+                </pic:pic>
+              </a:graphicData>
+            </a:graphic>
+            <wp14:sizeRelH relativeFrom="margin">
+              <wp14:pctWidth>0</wp14:pctWidth>
+            </wp14:sizeRelH>
+            <wp14:sizeRelV relativeFrom="margin">
+              <wp14:pctHeight>0</wp14:pctHeight>
+            </wp14:sizeRelV>
+          </wp:anchor>
+        </w:drawing>
+      </w:r>
+    </w:p>
     <w:sectPr>
-      <w:footerReference w:type="default" r:id="rId25"/>
+      <w:footerReference w:type="default" r:id="rId32"/>
       <w:pgSz w:w="11906" w:h="16838"/>
       <w:pgMar w:top="1417" w:right="1417" w:bottom="1417" w:left="1417" w:header="708" w:footer="708" w:gutter="0"/>
       <w:cols w:space="708"/>
@@ -2840,6 +5214,12 @@
         <w:r>
           <w:t>/</w:t>
         </w:r>
+        <w:r>
+          <w:t>1</w:t>
+        </w:r>
+        <w:r>
+          <w:t>8</w:t>
+        </w:r>
       </w:p>
       <w:p>
         <w:pPr>
@@ -2888,10 +5268,131 @@
 <w:numbering xmlns:wpc="http://schemas.microsoft.com/office/word/2010/wordprocessingCanvas" xmlns:cx="http://schemas.microsoft.com/office/drawing/2014/chartex" xmlns:cx1="http://schemas.microsoft.com/office/drawing/2015/9/8/chartex" xmlns:cx2="http://schemas.microsoft.com/office/drawing/2015/10/21/chartex" xmlns:cx3="http://schemas.microsoft.com/office/drawing/2016/5/9/chartex" xmlns:cx4="http://schemas.microsoft.com/office/drawing/2016/5/10/chartex" xmlns:cx5="http://schemas.microsoft.com/office/drawing/2016/5/11/chartex" xmlns:cx6="http://schemas.microsoft.com/office/drawing/2016/5/12/chartex" xmlns:cx7="http://schemas.microsoft.com/office/drawing/2016/5/13/chartex" xmlns:cx8="http://schemas.microsoft.com/office/drawing/2016/5/14/chartex" xmlns:mc="http://schemas.openxmlformats.org/markup-compatibility/2006" xmlns:aink="http://schemas.microsoft.com/office/drawing/2016/ink" xmlns:am3d="http://schemas.microsoft.com/office/drawing/2017/model3d" xmlns:o="urn:schemas-microsoft-com:office:office" xmlns:oel="http://schemas.microsoft.com/office/2019/extlst" xmlns:r="http://schemas.openxmlformats.org/officeDocument/2006/relationships" xmlns:m="http://schemas.openxmlformats.org/officeDocument/2006/math" xmlns:v="urn:schemas-microsoft-com:vml" xmlns:wp14="http://schemas.microsoft.com/office/word/2010/wordprocessingDrawing" xmlns:wp="http://schemas.openxmlformats.org/drawingml/2006/wordprocessingDrawing" xmlns:w10="urn:schemas-microsoft-com:office:word" xmlns:w="http://schemas.openxmlformats.org/wordprocessingml/2006/main" xmlns:w14="http://schemas.microsoft.com/office/word/2010/wordml" xmlns:w15="http://schemas.microsoft.com/office/word/2012/wordml" xmlns:w16cex="http://schemas.microsoft.com/office/word/2018/wordml/cex" xmlns:w16cid="http://schemas.microsoft.com/office/word/2016/wordml/cid" xmlns:w16="http://schemas.microsoft.com/office/word/2018/wordml" xmlns:w16du="http://schemas.microsoft.com/office/word/2023/wordml/word16du" xmlns:w16sdtdh="http://schemas.microsoft.com/office/word/2020/wordml/sdtdatahash" xmlns:w16sdtfl="http://schemas.microsoft.com/office/word/2024/wordml/sdtformatlock" xmlns:w16se="http://schemas.microsoft.com/office/word/2015/wordml/symex" xmlns:wpg="http://schemas.microsoft.com/office/word/2010/wordprocessingGroup" xmlns:wpi="http://schemas.microsoft.com/office/word/2010/wordprocessingInk" xmlns:wne="http://schemas.microsoft.com/office/word/2006/wordml" xmlns:wps="http://schemas.microsoft.com/office/word/2010/wordprocessingShape" mc:Ignorable="w14 w15 w16se w16cid w16 w16cex w16sdtdh w16sdtfl w16du wp14">
   <w:abstractNum w:abstractNumId="0" w15:restartNumberingAfterBreak="0">
     <w:nsid w:val="2C700B44"/>
+    <w:multiLevelType w:val="multilevel"/>
+    <w:tmpl w:val="F004872A"/>
+    <w:lvl w:ilvl="0">
+      <w:start w:val="1"/>
+      <w:numFmt w:val="decimal"/>
+      <w:lvlText w:val="%1."/>
+      <w:lvlJc w:val="left"/>
+      <w:pPr>
+        <w:ind w:left="720" w:hanging="360"/>
+      </w:pPr>
+      <w:rPr>
+        <w:rFonts w:hint="default"/>
+      </w:rPr>
+    </w:lvl>
+    <w:lvl w:ilvl="1">
+      <w:start w:val="3"/>
+      <w:numFmt w:val="decimal"/>
+      <w:isLgl/>
+      <w:lvlText w:val="%1.%2."/>
+      <w:lvlJc w:val="left"/>
+      <w:pPr>
+        <w:ind w:left="1080" w:hanging="720"/>
+      </w:pPr>
+      <w:rPr>
+        <w:rFonts w:hint="default"/>
+      </w:rPr>
+    </w:lvl>
+    <w:lvl w:ilvl="2">
+      <w:start w:val="1"/>
+      <w:numFmt w:val="decimal"/>
+      <w:isLgl/>
+      <w:lvlText w:val="%1.%2.%3."/>
+      <w:lvlJc w:val="left"/>
+      <w:pPr>
+        <w:ind w:left="1080" w:hanging="720"/>
+      </w:pPr>
+      <w:rPr>
+        <w:rFonts w:hint="default"/>
+      </w:rPr>
+    </w:lvl>
+    <w:lvl w:ilvl="3">
+      <w:start w:val="1"/>
+      <w:numFmt w:val="decimal"/>
+      <w:isLgl/>
+      <w:lvlText w:val="%1.%2.%3.%4."/>
+      <w:lvlJc w:val="left"/>
+      <w:pPr>
+        <w:ind w:left="1440" w:hanging="1080"/>
+      </w:pPr>
+      <w:rPr>
+        <w:rFonts w:hint="default"/>
+      </w:rPr>
+    </w:lvl>
+    <w:lvl w:ilvl="4">
+      <w:start w:val="1"/>
+      <w:numFmt w:val="decimal"/>
+      <w:isLgl/>
+      <w:lvlText w:val="%1.%2.%3.%4.%5."/>
+      <w:lvlJc w:val="left"/>
+      <w:pPr>
+        <w:ind w:left="1800" w:hanging="1440"/>
+      </w:pPr>
+      <w:rPr>
+        <w:rFonts w:hint="default"/>
+      </w:rPr>
+    </w:lvl>
+    <w:lvl w:ilvl="5">
+      <w:start w:val="1"/>
+      <w:numFmt w:val="decimal"/>
+      <w:isLgl/>
+      <w:lvlText w:val="%1.%2.%3.%4.%5.%6."/>
+      <w:lvlJc w:val="left"/>
+      <w:pPr>
+        <w:ind w:left="1800" w:hanging="1440"/>
+      </w:pPr>
+      <w:rPr>
+        <w:rFonts w:hint="default"/>
+      </w:rPr>
+    </w:lvl>
+    <w:lvl w:ilvl="6">
+      <w:start w:val="1"/>
+      <w:numFmt w:val="decimal"/>
+      <w:isLgl/>
+      <w:lvlText w:val="%1.%2.%3.%4.%5.%6.%7."/>
+      <w:lvlJc w:val="left"/>
+      <w:pPr>
+        <w:ind w:left="2160" w:hanging="1800"/>
+      </w:pPr>
+      <w:rPr>
+        <w:rFonts w:hint="default"/>
+      </w:rPr>
+    </w:lvl>
+    <w:lvl w:ilvl="7">
+      <w:start w:val="1"/>
+      <w:numFmt w:val="decimal"/>
+      <w:isLgl/>
+      <w:lvlText w:val="%1.%2.%3.%4.%5.%6.%7.%8."/>
+      <w:lvlJc w:val="left"/>
+      <w:pPr>
+        <w:ind w:left="2520" w:hanging="2160"/>
+      </w:pPr>
+      <w:rPr>
+        <w:rFonts w:hint="default"/>
+      </w:rPr>
+    </w:lvl>
+    <w:lvl w:ilvl="8">
+      <w:start w:val="1"/>
+      <w:numFmt w:val="decimal"/>
+      <w:isLgl/>
+      <w:lvlText w:val="%1.%2.%3.%4.%5.%6.%7.%8.%9."/>
+      <w:lvlJc w:val="left"/>
+      <w:pPr>
+        <w:ind w:left="2520" w:hanging="2160"/>
+      </w:pPr>
+      <w:rPr>
+        <w:rFonts w:hint="default"/>
+      </w:rPr>
+    </w:lvl>
+  </w:abstractNum>
+  <w:abstractNum w:abstractNumId="1" w15:restartNumberingAfterBreak="0">
+    <w:nsid w:val="2F0F099A"/>
     <w:multiLevelType w:val="hybridMultilevel"/>
-    <w:tmpl w:val="3F9E17E4"/>
+    <w:tmpl w:val="8348C41E"/>
     <w:lvl w:ilvl="0" w:tplc="040C000F">
-      <w:start w:val="1"/>
+      <w:start w:val="5"/>
       <w:numFmt w:val="decimal"/>
       <w:lvlText w:val="%1."/>
       <w:lvlJc w:val="left"/>
@@ -2975,7 +5476,96 @@
       </w:pPr>
     </w:lvl>
   </w:abstractNum>
-  <w:abstractNum w:abstractNumId="1" w15:restartNumberingAfterBreak="0">
+  <w:abstractNum w:abstractNumId="2" w15:restartNumberingAfterBreak="0">
+    <w:nsid w:val="36A7749D"/>
+    <w:multiLevelType w:val="hybridMultilevel"/>
+    <w:tmpl w:val="9D1EFE6E"/>
+    <w:lvl w:ilvl="0" w:tplc="040C000F">
+      <w:start w:val="4"/>
+      <w:numFmt w:val="decimal"/>
+      <w:lvlText w:val="%1."/>
+      <w:lvlJc w:val="left"/>
+      <w:pPr>
+        <w:ind w:left="720" w:hanging="360"/>
+      </w:pPr>
+      <w:rPr>
+        <w:rFonts w:hint="default"/>
+      </w:rPr>
+    </w:lvl>
+    <w:lvl w:ilvl="1" w:tplc="040C0019" w:tentative="1">
+      <w:start w:val="1"/>
+      <w:numFmt w:val="lowerLetter"/>
+      <w:lvlText w:val="%2."/>
+      <w:lvlJc w:val="left"/>
+      <w:pPr>
+        <w:ind w:left="1440" w:hanging="360"/>
+      </w:pPr>
+    </w:lvl>
+    <w:lvl w:ilvl="2" w:tplc="040C001B" w:tentative="1">
+      <w:start w:val="1"/>
+      <w:numFmt w:val="lowerRoman"/>
+      <w:lvlText w:val="%3."/>
+      <w:lvlJc w:val="right"/>
+      <w:pPr>
+        <w:ind w:left="2160" w:hanging="180"/>
+      </w:pPr>
+    </w:lvl>
+    <w:lvl w:ilvl="3" w:tplc="040C000F" w:tentative="1">
+      <w:start w:val="1"/>
+      <w:numFmt w:val="decimal"/>
+      <w:lvlText w:val="%4."/>
+      <w:lvlJc w:val="left"/>
+      <w:pPr>
+        <w:ind w:left="2880" w:hanging="360"/>
+      </w:pPr>
+    </w:lvl>
+    <w:lvl w:ilvl="4" w:tplc="040C0019" w:tentative="1">
+      <w:start w:val="1"/>
+      <w:numFmt w:val="lowerLetter"/>
+      <w:lvlText w:val="%5."/>
+      <w:lvlJc w:val="left"/>
+      <w:pPr>
+        <w:ind w:left="3600" w:hanging="360"/>
+      </w:pPr>
+    </w:lvl>
+    <w:lvl w:ilvl="5" w:tplc="040C001B" w:tentative="1">
+      <w:start w:val="1"/>
+      <w:numFmt w:val="lowerRoman"/>
+      <w:lvlText w:val="%6."/>
+      <w:lvlJc w:val="right"/>
+      <w:pPr>
+        <w:ind w:left="4320" w:hanging="180"/>
+      </w:pPr>
+    </w:lvl>
+    <w:lvl w:ilvl="6" w:tplc="040C000F" w:tentative="1">
+      <w:start w:val="1"/>
+      <w:numFmt w:val="decimal"/>
+      <w:lvlText w:val="%7."/>
+      <w:lvlJc w:val="left"/>
+      <w:pPr>
+        <w:ind w:left="5040" w:hanging="360"/>
+      </w:pPr>
+    </w:lvl>
+    <w:lvl w:ilvl="7" w:tplc="040C0019" w:tentative="1">
+      <w:start w:val="1"/>
+      <w:numFmt w:val="lowerLetter"/>
+      <w:lvlText w:val="%8."/>
+      <w:lvlJc w:val="left"/>
+      <w:pPr>
+        <w:ind w:left="5760" w:hanging="360"/>
+      </w:pPr>
+    </w:lvl>
+    <w:lvl w:ilvl="8" w:tplc="040C001B" w:tentative="1">
+      <w:start w:val="1"/>
+      <w:numFmt w:val="lowerRoman"/>
+      <w:lvlText w:val="%9."/>
+      <w:lvlJc w:val="right"/>
+      <w:pPr>
+        <w:ind w:left="6480" w:hanging="180"/>
+      </w:pPr>
+    </w:lvl>
+  </w:abstractNum>
+  <w:abstractNum w:abstractNumId="3" w15:restartNumberingAfterBreak="0">
     <w:nsid w:val="3D7751A9"/>
     <w:multiLevelType w:val="hybridMultilevel"/>
     <w:tmpl w:val="F11688BA"/>
@@ -3064,7 +5654,185 @@
       </w:pPr>
     </w:lvl>
   </w:abstractNum>
-  <w:abstractNum w:abstractNumId="2" w15:restartNumberingAfterBreak="0">
+  <w:abstractNum w:abstractNumId="4" w15:restartNumberingAfterBreak="0">
+    <w:nsid w:val="44192FC2"/>
+    <w:multiLevelType w:val="hybridMultilevel"/>
+    <w:tmpl w:val="B99885C8"/>
+    <w:lvl w:ilvl="0" w:tplc="040C000F">
+      <w:start w:val="4"/>
+      <w:numFmt w:val="decimal"/>
+      <w:lvlText w:val="%1."/>
+      <w:lvlJc w:val="left"/>
+      <w:pPr>
+        <w:ind w:left="720" w:hanging="360"/>
+      </w:pPr>
+      <w:rPr>
+        <w:rFonts w:hint="default"/>
+      </w:rPr>
+    </w:lvl>
+    <w:lvl w:ilvl="1" w:tplc="040C0019" w:tentative="1">
+      <w:start w:val="1"/>
+      <w:numFmt w:val="lowerLetter"/>
+      <w:lvlText w:val="%2."/>
+      <w:lvlJc w:val="left"/>
+      <w:pPr>
+        <w:ind w:left="1440" w:hanging="360"/>
+      </w:pPr>
+    </w:lvl>
+    <w:lvl w:ilvl="2" w:tplc="040C001B" w:tentative="1">
+      <w:start w:val="1"/>
+      <w:numFmt w:val="lowerRoman"/>
+      <w:lvlText w:val="%3."/>
+      <w:lvlJc w:val="right"/>
+      <w:pPr>
+        <w:ind w:left="2160" w:hanging="180"/>
+      </w:pPr>
+    </w:lvl>
+    <w:lvl w:ilvl="3" w:tplc="040C000F" w:tentative="1">
+      <w:start w:val="1"/>
+      <w:numFmt w:val="decimal"/>
+      <w:lvlText w:val="%4."/>
+      <w:lvlJc w:val="left"/>
+      <w:pPr>
+        <w:ind w:left="2880" w:hanging="360"/>
+      </w:pPr>
+    </w:lvl>
+    <w:lvl w:ilvl="4" w:tplc="040C0019" w:tentative="1">
+      <w:start w:val="1"/>
+      <w:numFmt w:val="lowerLetter"/>
+      <w:lvlText w:val="%5."/>
+      <w:lvlJc w:val="left"/>
+      <w:pPr>
+        <w:ind w:left="3600" w:hanging="360"/>
+      </w:pPr>
+    </w:lvl>
+    <w:lvl w:ilvl="5" w:tplc="040C001B" w:tentative="1">
+      <w:start w:val="1"/>
+      <w:numFmt w:val="lowerRoman"/>
+      <w:lvlText w:val="%6."/>
+      <w:lvlJc w:val="right"/>
+      <w:pPr>
+        <w:ind w:left="4320" w:hanging="180"/>
+      </w:pPr>
+    </w:lvl>
+    <w:lvl w:ilvl="6" w:tplc="040C000F" w:tentative="1">
+      <w:start w:val="1"/>
+      <w:numFmt w:val="decimal"/>
+      <w:lvlText w:val="%7."/>
+      <w:lvlJc w:val="left"/>
+      <w:pPr>
+        <w:ind w:left="5040" w:hanging="360"/>
+      </w:pPr>
+    </w:lvl>
+    <w:lvl w:ilvl="7" w:tplc="040C0019" w:tentative="1">
+      <w:start w:val="1"/>
+      <w:numFmt w:val="lowerLetter"/>
+      <w:lvlText w:val="%8."/>
+      <w:lvlJc w:val="left"/>
+      <w:pPr>
+        <w:ind w:left="5760" w:hanging="360"/>
+      </w:pPr>
+    </w:lvl>
+    <w:lvl w:ilvl="8" w:tplc="040C001B" w:tentative="1">
+      <w:start w:val="1"/>
+      <w:numFmt w:val="lowerRoman"/>
+      <w:lvlText w:val="%9."/>
+      <w:lvlJc w:val="right"/>
+      <w:pPr>
+        <w:ind w:left="6480" w:hanging="180"/>
+      </w:pPr>
+    </w:lvl>
+  </w:abstractNum>
+  <w:abstractNum w:abstractNumId="5" w15:restartNumberingAfterBreak="0">
+    <w:nsid w:val="4E123D6B"/>
+    <w:multiLevelType w:val="hybridMultilevel"/>
+    <w:tmpl w:val="366C5116"/>
+    <w:lvl w:ilvl="0" w:tplc="040C000F">
+      <w:start w:val="4"/>
+      <w:numFmt w:val="decimal"/>
+      <w:lvlText w:val="%1."/>
+      <w:lvlJc w:val="left"/>
+      <w:pPr>
+        <w:ind w:left="720" w:hanging="360"/>
+      </w:pPr>
+      <w:rPr>
+        <w:rFonts w:hint="default"/>
+      </w:rPr>
+    </w:lvl>
+    <w:lvl w:ilvl="1" w:tplc="040C0019" w:tentative="1">
+      <w:start w:val="1"/>
+      <w:numFmt w:val="lowerLetter"/>
+      <w:lvlText w:val="%2."/>
+      <w:lvlJc w:val="left"/>
+      <w:pPr>
+        <w:ind w:left="1440" w:hanging="360"/>
+      </w:pPr>
+    </w:lvl>
+    <w:lvl w:ilvl="2" w:tplc="040C001B" w:tentative="1">
+      <w:start w:val="1"/>
+      <w:numFmt w:val="lowerRoman"/>
+      <w:lvlText w:val="%3."/>
+      <w:lvlJc w:val="right"/>
+      <w:pPr>
+        <w:ind w:left="2160" w:hanging="180"/>
+      </w:pPr>
+    </w:lvl>
+    <w:lvl w:ilvl="3" w:tplc="040C000F" w:tentative="1">
+      <w:start w:val="1"/>
+      <w:numFmt w:val="decimal"/>
+      <w:lvlText w:val="%4."/>
+      <w:lvlJc w:val="left"/>
+      <w:pPr>
+        <w:ind w:left="2880" w:hanging="360"/>
+      </w:pPr>
+    </w:lvl>
+    <w:lvl w:ilvl="4" w:tplc="040C0019" w:tentative="1">
+      <w:start w:val="1"/>
+      <w:numFmt w:val="lowerLetter"/>
+      <w:lvlText w:val="%5."/>
+      <w:lvlJc w:val="left"/>
+      <w:pPr>
+        <w:ind w:left="3600" w:hanging="360"/>
+      </w:pPr>
+    </w:lvl>
+    <w:lvl w:ilvl="5" w:tplc="040C001B" w:tentative="1">
+      <w:start w:val="1"/>
+      <w:numFmt w:val="lowerRoman"/>
+      <w:lvlText w:val="%6."/>
+      <w:lvlJc w:val="right"/>
+      <w:pPr>
+        <w:ind w:left="4320" w:hanging="180"/>
+      </w:pPr>
+    </w:lvl>
+    <w:lvl w:ilvl="6" w:tplc="040C000F" w:tentative="1">
+      <w:start w:val="1"/>
+      <w:numFmt w:val="decimal"/>
+      <w:lvlText w:val="%7."/>
+      <w:lvlJc w:val="left"/>
+      <w:pPr>
+        <w:ind w:left="5040" w:hanging="360"/>
+      </w:pPr>
+    </w:lvl>
+    <w:lvl w:ilvl="7" w:tplc="040C0019" w:tentative="1">
+      <w:start w:val="1"/>
+      <w:numFmt w:val="lowerLetter"/>
+      <w:lvlText w:val="%8."/>
+      <w:lvlJc w:val="left"/>
+      <w:pPr>
+        <w:ind w:left="5760" w:hanging="360"/>
+      </w:pPr>
+    </w:lvl>
+    <w:lvl w:ilvl="8" w:tplc="040C001B" w:tentative="1">
+      <w:start w:val="1"/>
+      <w:numFmt w:val="lowerRoman"/>
+      <w:lvlText w:val="%9."/>
+      <w:lvlJc w:val="right"/>
+      <w:pPr>
+        <w:ind w:left="6480" w:hanging="180"/>
+      </w:pPr>
+    </w:lvl>
+  </w:abstractNum>
+  <w:abstractNum w:abstractNumId="6" w15:restartNumberingAfterBreak="0">
     <w:nsid w:val="51D4040C"/>
     <w:multiLevelType w:val="hybridMultilevel"/>
     <w:tmpl w:val="A33CCA56"/>
@@ -3153,7 +5921,7 @@
       </w:pPr>
     </w:lvl>
   </w:abstractNum>
-  <w:abstractNum w:abstractNumId="3" w15:restartNumberingAfterBreak="0">
+  <w:abstractNum w:abstractNumId="7" w15:restartNumberingAfterBreak="0">
     <w:nsid w:val="5E2617F5"/>
     <w:multiLevelType w:val="hybridMultilevel"/>
     <w:tmpl w:val="F5B6C714"/>
@@ -3242,17 +6010,121 @@
       </w:pPr>
     </w:lvl>
   </w:abstractNum>
+  <w:abstractNum w:abstractNumId="8" w15:restartNumberingAfterBreak="0">
+    <w:nsid w:val="67545186"/>
+    <w:multiLevelType w:val="hybridMultilevel"/>
+    <w:tmpl w:val="858CC5A8"/>
+    <w:lvl w:ilvl="0" w:tplc="040C000F">
+      <w:start w:val="4"/>
+      <w:numFmt w:val="decimal"/>
+      <w:lvlText w:val="%1."/>
+      <w:lvlJc w:val="left"/>
+      <w:pPr>
+        <w:ind w:left="720" w:hanging="360"/>
+      </w:pPr>
+      <w:rPr>
+        <w:rFonts w:hint="default"/>
+      </w:rPr>
+    </w:lvl>
+    <w:lvl w:ilvl="1" w:tplc="040C0019" w:tentative="1">
+      <w:start w:val="1"/>
+      <w:numFmt w:val="lowerLetter"/>
+      <w:lvlText w:val="%2."/>
+      <w:lvlJc w:val="left"/>
+      <w:pPr>
+        <w:ind w:left="1440" w:hanging="360"/>
+      </w:pPr>
+    </w:lvl>
+    <w:lvl w:ilvl="2" w:tplc="040C001B" w:tentative="1">
+      <w:start w:val="1"/>
+      <w:numFmt w:val="lowerRoman"/>
+      <w:lvlText w:val="%3."/>
+      <w:lvlJc w:val="right"/>
+      <w:pPr>
+        <w:ind w:left="2160" w:hanging="180"/>
+      </w:pPr>
+    </w:lvl>
+    <w:lvl w:ilvl="3" w:tplc="040C000F" w:tentative="1">
+      <w:start w:val="1"/>
+      <w:numFmt w:val="decimal"/>
+      <w:lvlText w:val="%4."/>
+      <w:lvlJc w:val="left"/>
+      <w:pPr>
+        <w:ind w:left="2880" w:hanging="360"/>
+      </w:pPr>
+    </w:lvl>
+    <w:lvl w:ilvl="4" w:tplc="040C0019" w:tentative="1">
+      <w:start w:val="1"/>
+      <w:numFmt w:val="lowerLetter"/>
+      <w:lvlText w:val="%5."/>
+      <w:lvlJc w:val="left"/>
+      <w:pPr>
+        <w:ind w:left="3600" w:hanging="360"/>
+      </w:pPr>
+    </w:lvl>
+    <w:lvl w:ilvl="5" w:tplc="040C001B" w:tentative="1">
+      <w:start w:val="1"/>
+      <w:numFmt w:val="lowerRoman"/>
+      <w:lvlText w:val="%6."/>
+      <w:lvlJc w:val="right"/>
+      <w:pPr>
+        <w:ind w:left="4320" w:hanging="180"/>
+      </w:pPr>
+    </w:lvl>
+    <w:lvl w:ilvl="6" w:tplc="040C000F" w:tentative="1">
+      <w:start w:val="1"/>
+      <w:numFmt w:val="decimal"/>
+      <w:lvlText w:val="%7."/>
+      <w:lvlJc w:val="left"/>
+      <w:pPr>
+        <w:ind w:left="5040" w:hanging="360"/>
+      </w:pPr>
+    </w:lvl>
+    <w:lvl w:ilvl="7" w:tplc="040C0019" w:tentative="1">
+      <w:start w:val="1"/>
+      <w:numFmt w:val="lowerLetter"/>
+      <w:lvlText w:val="%8."/>
+      <w:lvlJc w:val="left"/>
+      <w:pPr>
+        <w:ind w:left="5760" w:hanging="360"/>
+      </w:pPr>
+    </w:lvl>
+    <w:lvl w:ilvl="8" w:tplc="040C001B" w:tentative="1">
+      <w:start w:val="1"/>
+      <w:numFmt w:val="lowerRoman"/>
+      <w:lvlText w:val="%9."/>
+      <w:lvlJc w:val="right"/>
+      <w:pPr>
+        <w:ind w:left="6480" w:hanging="180"/>
+      </w:pPr>
+    </w:lvl>
+  </w:abstractNum>
   <w:num w:numId="1" w16cid:durableId="1010253848">
     <w:abstractNumId w:val="0"/>
   </w:num>
   <w:num w:numId="2" w16cid:durableId="1679696944">
+    <w:abstractNumId w:val="3"/>
+  </w:num>
+  <w:num w:numId="3" w16cid:durableId="222563661">
+    <w:abstractNumId w:val="7"/>
+  </w:num>
+  <w:num w:numId="4" w16cid:durableId="775097613">
+    <w:abstractNumId w:val="6"/>
+  </w:num>
+  <w:num w:numId="5" w16cid:durableId="113404489">
     <w:abstractNumId w:val="1"/>
   </w:num>
-  <w:num w:numId="3" w16cid:durableId="222563661">
-    <w:abstractNumId w:val="3"/>
+  <w:num w:numId="6" w16cid:durableId="1154105935">
+    <w:abstractNumId w:val="5"/>
   </w:num>
-  <w:num w:numId="4" w16cid:durableId="775097613">
+  <w:num w:numId="7" w16cid:durableId="221604038">
     <w:abstractNumId w:val="2"/>
+  </w:num>
+  <w:num w:numId="8" w16cid:durableId="1365788481">
+    <w:abstractNumId w:val="4"/>
+  </w:num>
+  <w:num w:numId="9" w16cid:durableId="1105032277">
+    <w:abstractNumId w:val="8"/>
   </w:num>
 </w:numbering>
 </file>

--- a/Rapport de PROJET/Rapport_de_Projet_v3.docx
+++ b/Rapport de PROJET/Rapport_de_Projet_v3.docx
@@ -14,7 +14,7 @@
           <w:noProof/>
         </w:rPr>
         <w:drawing>
-          <wp:anchor distT="0" distB="0" distL="114300" distR="114300" simplePos="0" relativeHeight="251659264" behindDoc="1" locked="0" layoutInCell="1" allowOverlap="1" wp14:anchorId="0425B8A3" wp14:editId="3E85220E">
+          <wp:anchor distT="0" distB="0" distL="114300" distR="114300" simplePos="0" relativeHeight="251657216" behindDoc="1" locked="0" layoutInCell="1" allowOverlap="1" wp14:anchorId="0425B8A3" wp14:editId="686F5371">
             <wp:simplePos x="0" y="0"/>
             <wp:positionH relativeFrom="margin">
               <wp:align>right</wp:align>
@@ -204,7 +204,7 @@
           <w:bdr w:val="none" w:sz="0" w:space="0" w:color="auto" w:frame="1"/>
         </w:rPr>
         <w:drawing>
-          <wp:anchor distT="0" distB="0" distL="114300" distR="114300" simplePos="0" relativeHeight="251657216" behindDoc="1" locked="0" layoutInCell="1" allowOverlap="1" wp14:anchorId="768352A4" wp14:editId="6BF203B5">
+          <wp:anchor distT="0" distB="0" distL="114300" distR="114300" simplePos="0" relativeHeight="251655168" behindDoc="1" locked="0" layoutInCell="1" allowOverlap="1" wp14:anchorId="768352A4" wp14:editId="02C979B6">
             <wp:simplePos x="0" y="0"/>
             <wp:positionH relativeFrom="margin">
               <wp:posOffset>-518160</wp:posOffset>
@@ -331,17 +331,6 @@
         </w:rPr>
       </w:pPr>
     </w:p>
-    <w:p>
-      <w:pPr>
-        <w:spacing w:after="0"/>
-        <w:rPr>
-          <w:rFonts w:ascii="Times New Roman" w:hAnsi="Times New Roman" w:cs="Times New Roman"/>
-          <w:sz w:val="48"/>
-          <w:szCs w:val="48"/>
-          <w:u w:val="single"/>
-        </w:rPr>
-      </w:pPr>
-    </w:p>
     <w:sdt>
       <w:sdtPr>
         <w:rPr>
@@ -407,7 +396,7 @@
           <w:r>
             <w:fldChar w:fldCharType="separate"/>
           </w:r>
-          <w:hyperlink w:anchor="_Toc230340263" w:history="1">
+          <w:hyperlink w:anchor="_Toc230694644" w:history="1">
             <w:r>
               <w:rPr>
                 <w:rStyle w:val="Lienhypertexte"/>
@@ -455,7 +444,7 @@
                 <w:noProof/>
                 <w:webHidden/>
               </w:rPr>
-              <w:instrText xml:space="preserve"> PAGEREF _Toc230340263 \h </w:instrText>
+              <w:instrText xml:space="preserve"> PAGEREF _Toc230694644 \h </w:instrText>
             </w:r>
             <w:r>
               <w:rPr>
@@ -498,7 +487,7 @@
               <w:lang w:eastAsia="fr-FR"/>
             </w:rPr>
           </w:pPr>
-          <w:hyperlink w:anchor="_Toc230340264" w:history="1">
+          <w:hyperlink w:anchor="_Toc230694645" w:history="1">
             <w:r>
               <w:rPr>
                 <w:rStyle w:val="Lienhypertexte"/>
@@ -525,7 +514,7 @@
                 <w:noProof/>
                 <w:webHidden/>
               </w:rPr>
-              <w:instrText xml:space="preserve"> PAGEREF _Toc230340264 \h </w:instrText>
+              <w:instrText xml:space="preserve"> PAGEREF _Toc230694645 \h </w:instrText>
             </w:r>
             <w:r>
               <w:rPr>
@@ -568,12 +557,11 @@
               <w:lang w:eastAsia="fr-FR"/>
             </w:rPr>
           </w:pPr>
-          <w:hyperlink w:anchor="_Toc230340265" w:history="1">
+          <w:hyperlink w:anchor="_Toc230694646" w:history="1">
             <w:r>
               <w:rPr>
                 <w:rStyle w:val="Lienhypertexte"/>
                 <w:noProof/>
-                <w:lang w:val="en-GB"/>
               </w:rPr>
               <w:t>1.2. Partie Personnel</w:t>
             </w:r>
@@ -596,7 +584,7 @@
                 <w:noProof/>
                 <w:webHidden/>
               </w:rPr>
-              <w:instrText xml:space="preserve"> PAGEREF _Toc230340265 \h </w:instrText>
+              <w:instrText xml:space="preserve"> PAGEREF _Toc230694646 \h </w:instrText>
             </w:r>
             <w:r>
               <w:rPr>
@@ -617,6 +605,437 @@
                 <w:webHidden/>
               </w:rPr>
               <w:t>4</w:t>
+            </w:r>
+            <w:r>
+              <w:rPr>
+                <w:noProof/>
+                <w:webHidden/>
+              </w:rPr>
+              <w:fldChar w:fldCharType="end"/>
+            </w:r>
+          </w:hyperlink>
+        </w:p>
+        <w:p>
+          <w:pPr>
+            <w:pStyle w:val="TM3"/>
+            <w:tabs>
+              <w:tab w:val="right" w:leader="dot" w:pos="9062"/>
+            </w:tabs>
+            <w:rPr>
+              <w:noProof/>
+            </w:rPr>
+          </w:pPr>
+          <w:hyperlink w:anchor="_Toc230694647" w:history="1">
+            <w:r>
+              <w:rPr>
+                <w:rStyle w:val="Lienhypertexte"/>
+                <w:rFonts w:eastAsia="Times New Roman"/>
+                <w:noProof/>
+              </w:rPr>
+              <w:t>1.2.1. Analyse des besoins énergétiques</w:t>
+            </w:r>
+            <w:r>
+              <w:rPr>
+                <w:noProof/>
+                <w:webHidden/>
+              </w:rPr>
+              <w:tab/>
+            </w:r>
+            <w:r>
+              <w:rPr>
+                <w:noProof/>
+                <w:webHidden/>
+              </w:rPr>
+              <w:fldChar w:fldCharType="begin"/>
+            </w:r>
+            <w:r>
+              <w:rPr>
+                <w:noProof/>
+                <w:webHidden/>
+              </w:rPr>
+              <w:instrText xml:space="preserve"> PAGEREF _Toc230694647 \h </w:instrText>
+            </w:r>
+            <w:r>
+              <w:rPr>
+                <w:noProof/>
+                <w:webHidden/>
+              </w:rPr>
+            </w:r>
+            <w:r>
+              <w:rPr>
+                <w:noProof/>
+                <w:webHidden/>
+              </w:rPr>
+              <w:fldChar w:fldCharType="separate"/>
+            </w:r>
+            <w:r>
+              <w:rPr>
+                <w:noProof/>
+                <w:webHidden/>
+              </w:rPr>
+              <w:t>4</w:t>
+            </w:r>
+            <w:r>
+              <w:rPr>
+                <w:noProof/>
+                <w:webHidden/>
+              </w:rPr>
+              <w:fldChar w:fldCharType="end"/>
+            </w:r>
+          </w:hyperlink>
+        </w:p>
+        <w:p>
+          <w:pPr>
+            <w:pStyle w:val="TM3"/>
+            <w:tabs>
+              <w:tab w:val="right" w:leader="dot" w:pos="9062"/>
+            </w:tabs>
+            <w:rPr>
+              <w:noProof/>
+            </w:rPr>
+          </w:pPr>
+          <w:hyperlink w:anchor="_Toc230694648" w:history="1">
+            <w:r>
+              <w:rPr>
+                <w:rStyle w:val="Lienhypertexte"/>
+                <w:rFonts w:eastAsia="Times New Roman"/>
+                <w:noProof/>
+              </w:rPr>
+              <w:t>1.2.2. Vérification et saisie de la partie alimentation</w:t>
+            </w:r>
+            <w:r>
+              <w:rPr>
+                <w:noProof/>
+                <w:webHidden/>
+              </w:rPr>
+              <w:tab/>
+            </w:r>
+            <w:r>
+              <w:rPr>
+                <w:noProof/>
+                <w:webHidden/>
+              </w:rPr>
+              <w:fldChar w:fldCharType="begin"/>
+            </w:r>
+            <w:r>
+              <w:rPr>
+                <w:noProof/>
+                <w:webHidden/>
+              </w:rPr>
+              <w:instrText xml:space="preserve"> PAGEREF _Toc230694648 \h </w:instrText>
+            </w:r>
+            <w:r>
+              <w:rPr>
+                <w:noProof/>
+                <w:webHidden/>
+              </w:rPr>
+            </w:r>
+            <w:r>
+              <w:rPr>
+                <w:noProof/>
+                <w:webHidden/>
+              </w:rPr>
+              <w:fldChar w:fldCharType="separate"/>
+            </w:r>
+            <w:r>
+              <w:rPr>
+                <w:noProof/>
+                <w:webHidden/>
+              </w:rPr>
+              <w:t>4</w:t>
+            </w:r>
+            <w:r>
+              <w:rPr>
+                <w:noProof/>
+                <w:webHidden/>
+              </w:rPr>
+              <w:fldChar w:fldCharType="end"/>
+            </w:r>
+          </w:hyperlink>
+        </w:p>
+        <w:p>
+          <w:pPr>
+            <w:pStyle w:val="TM3"/>
+            <w:tabs>
+              <w:tab w:val="right" w:leader="dot" w:pos="9062"/>
+            </w:tabs>
+            <w:rPr>
+              <w:noProof/>
+            </w:rPr>
+          </w:pPr>
+          <w:hyperlink w:anchor="_Toc230694649" w:history="1">
+            <w:r>
+              <w:rPr>
+                <w:rStyle w:val="Lienhypertexte"/>
+                <w:rFonts w:eastAsia="Times New Roman"/>
+                <w:noProof/>
+              </w:rPr>
+              <w:t>1.2.3. Intégration et validation du module MPPT</w:t>
+            </w:r>
+            <w:r>
+              <w:rPr>
+                <w:noProof/>
+                <w:webHidden/>
+              </w:rPr>
+              <w:tab/>
+            </w:r>
+            <w:r>
+              <w:rPr>
+                <w:noProof/>
+                <w:webHidden/>
+              </w:rPr>
+              <w:fldChar w:fldCharType="begin"/>
+            </w:r>
+            <w:r>
+              <w:rPr>
+                <w:noProof/>
+                <w:webHidden/>
+              </w:rPr>
+              <w:instrText xml:space="preserve"> PAGEREF _Toc230694649 \h </w:instrText>
+            </w:r>
+            <w:r>
+              <w:rPr>
+                <w:noProof/>
+                <w:webHidden/>
+              </w:rPr>
+            </w:r>
+            <w:r>
+              <w:rPr>
+                <w:noProof/>
+                <w:webHidden/>
+              </w:rPr>
+              <w:fldChar w:fldCharType="separate"/>
+            </w:r>
+            <w:r>
+              <w:rPr>
+                <w:noProof/>
+                <w:webHidden/>
+              </w:rPr>
+              <w:t>5</w:t>
+            </w:r>
+            <w:r>
+              <w:rPr>
+                <w:noProof/>
+                <w:webHidden/>
+              </w:rPr>
+              <w:fldChar w:fldCharType="end"/>
+            </w:r>
+          </w:hyperlink>
+        </w:p>
+        <w:p>
+          <w:pPr>
+            <w:pStyle w:val="TM3"/>
+            <w:tabs>
+              <w:tab w:val="right" w:leader="dot" w:pos="9062"/>
+            </w:tabs>
+            <w:rPr>
+              <w:noProof/>
+            </w:rPr>
+          </w:pPr>
+          <w:hyperlink w:anchor="_Toc230694650" w:history="1">
+            <w:r>
+              <w:rPr>
+                <w:rStyle w:val="Lienhypertexte"/>
+                <w:rFonts w:eastAsia="Times New Roman"/>
+                <w:noProof/>
+              </w:rPr>
+              <w:t>1.2.4. Interface homme-machine (IHM)</w:t>
+            </w:r>
+            <w:r>
+              <w:rPr>
+                <w:noProof/>
+                <w:webHidden/>
+              </w:rPr>
+              <w:tab/>
+            </w:r>
+            <w:r>
+              <w:rPr>
+                <w:noProof/>
+                <w:webHidden/>
+              </w:rPr>
+              <w:fldChar w:fldCharType="begin"/>
+            </w:r>
+            <w:r>
+              <w:rPr>
+                <w:noProof/>
+                <w:webHidden/>
+              </w:rPr>
+              <w:instrText xml:space="preserve"> PAGEREF _Toc230694650 \h </w:instrText>
+            </w:r>
+            <w:r>
+              <w:rPr>
+                <w:noProof/>
+                <w:webHidden/>
+              </w:rPr>
+            </w:r>
+            <w:r>
+              <w:rPr>
+                <w:noProof/>
+                <w:webHidden/>
+              </w:rPr>
+              <w:fldChar w:fldCharType="separate"/>
+            </w:r>
+            <w:r>
+              <w:rPr>
+                <w:noProof/>
+                <w:webHidden/>
+              </w:rPr>
+              <w:t>5</w:t>
+            </w:r>
+            <w:r>
+              <w:rPr>
+                <w:noProof/>
+                <w:webHidden/>
+              </w:rPr>
+              <w:fldChar w:fldCharType="end"/>
+            </w:r>
+          </w:hyperlink>
+        </w:p>
+        <w:p>
+          <w:pPr>
+            <w:pStyle w:val="TM3"/>
+            <w:tabs>
+              <w:tab w:val="right" w:leader="dot" w:pos="9062"/>
+            </w:tabs>
+            <w:rPr>
+              <w:noProof/>
+            </w:rPr>
+          </w:pPr>
+          <w:hyperlink w:anchor="_Toc230694651" w:history="1">
+            <w:r>
+              <w:rPr>
+                <w:rStyle w:val="Lienhypertexte"/>
+                <w:rFonts w:eastAsia="Times New Roman"/>
+                <w:noProof/>
+              </w:rPr>
+              <w:t>1.2.5. Bilan</w:t>
+            </w:r>
+            <w:r>
+              <w:rPr>
+                <w:noProof/>
+                <w:webHidden/>
+              </w:rPr>
+              <w:tab/>
+            </w:r>
+            <w:r>
+              <w:rPr>
+                <w:noProof/>
+                <w:webHidden/>
+              </w:rPr>
+              <w:fldChar w:fldCharType="begin"/>
+            </w:r>
+            <w:r>
+              <w:rPr>
+                <w:noProof/>
+                <w:webHidden/>
+              </w:rPr>
+              <w:instrText xml:space="preserve"> PAGEREF _Toc230694651 \h </w:instrText>
+            </w:r>
+            <w:r>
+              <w:rPr>
+                <w:noProof/>
+                <w:webHidden/>
+              </w:rPr>
+            </w:r>
+            <w:r>
+              <w:rPr>
+                <w:noProof/>
+                <w:webHidden/>
+              </w:rPr>
+              <w:fldChar w:fldCharType="separate"/>
+            </w:r>
+            <w:r>
+              <w:rPr>
+                <w:noProof/>
+                <w:webHidden/>
+              </w:rPr>
+              <w:t>5</w:t>
+            </w:r>
+            <w:r>
+              <w:rPr>
+                <w:noProof/>
+                <w:webHidden/>
+              </w:rPr>
+              <w:fldChar w:fldCharType="end"/>
+            </w:r>
+          </w:hyperlink>
+        </w:p>
+        <w:p>
+          <w:pPr>
+            <w:pStyle w:val="TM2"/>
+            <w:tabs>
+              <w:tab w:val="left" w:pos="960"/>
+              <w:tab w:val="right" w:leader="dot" w:pos="9062"/>
+            </w:tabs>
+            <w:rPr>
+              <w:rFonts w:eastAsiaTheme="minorEastAsia"/>
+              <w:noProof/>
+              <w:lang w:eastAsia="fr-FR"/>
+            </w:rPr>
+          </w:pPr>
+          <w:hyperlink w:anchor="_Toc230694652" w:history="1">
+            <w:r>
+              <w:rPr>
+                <w:rStyle w:val="Lienhypertexte"/>
+                <w:noProof/>
+              </w:rPr>
+              <w:t>1.3.</w:t>
+            </w:r>
+            <w:r>
+              <w:rPr>
+                <w:rFonts w:eastAsiaTheme="minorEastAsia"/>
+                <w:noProof/>
+                <w:lang w:eastAsia="fr-FR"/>
+              </w:rPr>
+              <w:tab/>
+            </w:r>
+            <w:r>
+              <w:rPr>
+                <w:rStyle w:val="Lienhypertexte"/>
+                <w:noProof/>
+              </w:rPr>
+              <w:t>Diagrammes</w:t>
+            </w:r>
+            <w:r>
+              <w:rPr>
+                <w:noProof/>
+                <w:webHidden/>
+              </w:rPr>
+              <w:tab/>
+            </w:r>
+            <w:r>
+              <w:rPr>
+                <w:noProof/>
+                <w:webHidden/>
+              </w:rPr>
+              <w:fldChar w:fldCharType="begin"/>
+            </w:r>
+            <w:r>
+              <w:rPr>
+                <w:noProof/>
+                <w:webHidden/>
+              </w:rPr>
+              <w:instrText xml:space="preserve"> PAGEREF _Toc230694652 \h </w:instrText>
+            </w:r>
+            <w:r>
+              <w:rPr>
+                <w:noProof/>
+                <w:webHidden/>
+              </w:rPr>
+            </w:r>
+            <w:r>
+              <w:rPr>
+                <w:noProof/>
+                <w:webHidden/>
+              </w:rPr>
+              <w:fldChar w:fldCharType="separate"/>
+            </w:r>
+            <w:r>
+              <w:rPr>
+                <w:noProof/>
+                <w:webHidden/>
+              </w:rPr>
+              <w:t>6</w:t>
             </w:r>
             <w:r>
               <w:rPr>
@@ -639,14 +1058,7 @@
               <w:lang w:eastAsia="fr-FR"/>
             </w:rPr>
           </w:pPr>
-          <w:hyperlink w:anchor="_Toc230340266" w:history="1">
-            <w:r>
-              <w:rPr>
-                <w:rStyle w:val="Lienhypertexte"/>
-                <w:noProof/>
-              </w:rPr>
-              <w:t>1.3. Diagrammes</w:t>
-            </w:r>
+          <w:hyperlink w:anchor="_Toc230694653" w:history="1">
             <w:r>
               <w:rPr>
                 <w:noProof/>
@@ -666,7 +1078,7 @@
                 <w:noProof/>
                 <w:webHidden/>
               </w:rPr>
-              <w:instrText xml:space="preserve"> PAGEREF _Toc230340266 \h </w:instrText>
+              <w:instrText xml:space="preserve"> PAGEREF _Toc230694653 \h </w:instrText>
             </w:r>
             <w:r>
               <w:rPr>
@@ -710,13 +1122,15 @@
               <w:lang w:eastAsia="fr-FR"/>
             </w:rPr>
           </w:pPr>
-          <w:hyperlink w:anchor="_Toc230340267" w:history="1">
+          <w:hyperlink w:anchor="_Toc230694654" w:history="1">
             <w:r>
               <w:rPr>
                 <w:rStyle w:val="Lienhypertexte"/>
-                <w:noProof/>
-              </w:rPr>
-              <w:t>1.</w:t>
+                <w:b/>
+                <w:bCs/>
+                <w:noProof/>
+              </w:rPr>
+              <w:t>2.</w:t>
             </w:r>
             <w:r>
               <w:rPr>
@@ -729,6 +1143,8 @@
             <w:r>
               <w:rPr>
                 <w:rStyle w:val="Lienhypertexte"/>
+                <w:b/>
+                <w:bCs/>
                 <w:noProof/>
               </w:rPr>
               <w:t>Mesure et calcul de la tension</w:t>
@@ -752,7 +1168,7 @@
                 <w:noProof/>
                 <w:webHidden/>
               </w:rPr>
-              <w:instrText xml:space="preserve"> PAGEREF _Toc230340267 \h </w:instrText>
+              <w:instrText xml:space="preserve"> PAGEREF _Toc230694654 \h </w:instrText>
             </w:r>
             <w:r>
               <w:rPr>
@@ -796,13 +1212,15 @@
               <w:lang w:eastAsia="fr-FR"/>
             </w:rPr>
           </w:pPr>
-          <w:hyperlink w:anchor="_Toc230340268" w:history="1">
+          <w:hyperlink w:anchor="_Toc230694655" w:history="1">
             <w:r>
               <w:rPr>
                 <w:rStyle w:val="Lienhypertexte"/>
-                <w:noProof/>
-              </w:rPr>
-              <w:t>2.</w:t>
+                <w:b/>
+                <w:bCs/>
+                <w:noProof/>
+              </w:rPr>
+              <w:t>3.</w:t>
             </w:r>
             <w:r>
               <w:rPr>
@@ -815,6 +1233,8 @@
             <w:r>
               <w:rPr>
                 <w:rStyle w:val="Lienhypertexte"/>
+                <w:b/>
+                <w:bCs/>
                 <w:noProof/>
               </w:rPr>
               <w:t>Création du site et assemblage des codes</w:t>
@@ -838,7 +1258,7 @@
                 <w:noProof/>
                 <w:webHidden/>
               </w:rPr>
-              <w:instrText xml:space="preserve"> PAGEREF _Toc230340268 \h </w:instrText>
+              <w:instrText xml:space="preserve"> PAGEREF _Toc230694655 \h </w:instrText>
             </w:r>
             <w:r>
               <w:rPr>
@@ -859,6 +1279,76 @@
                 <w:webHidden/>
               </w:rPr>
               <w:t>8</w:t>
+            </w:r>
+            <w:r>
+              <w:rPr>
+                <w:noProof/>
+                <w:webHidden/>
+              </w:rPr>
+              <w:fldChar w:fldCharType="end"/>
+            </w:r>
+          </w:hyperlink>
+        </w:p>
+        <w:p>
+          <w:pPr>
+            <w:pStyle w:val="TM2"/>
+            <w:tabs>
+              <w:tab w:val="right" w:leader="dot" w:pos="9062"/>
+            </w:tabs>
+            <w:rPr>
+              <w:rFonts w:eastAsiaTheme="minorEastAsia"/>
+              <w:noProof/>
+              <w:lang w:eastAsia="fr-FR"/>
+            </w:rPr>
+          </w:pPr>
+          <w:hyperlink w:anchor="_Toc230694656" w:history="1">
+            <w:r>
+              <w:rPr>
+                <w:rStyle w:val="Lienhypertexte"/>
+                <w:noProof/>
+              </w:rPr>
+              <w:t>3.1. Organigrammes</w:t>
+            </w:r>
+            <w:r>
+              <w:rPr>
+                <w:noProof/>
+                <w:webHidden/>
+              </w:rPr>
+              <w:tab/>
+            </w:r>
+            <w:r>
+              <w:rPr>
+                <w:noProof/>
+                <w:webHidden/>
+              </w:rPr>
+              <w:fldChar w:fldCharType="begin"/>
+            </w:r>
+            <w:r>
+              <w:rPr>
+                <w:noProof/>
+                <w:webHidden/>
+              </w:rPr>
+              <w:instrText xml:space="preserve"> PAGEREF _Toc230694656 \h </w:instrText>
+            </w:r>
+            <w:r>
+              <w:rPr>
+                <w:noProof/>
+                <w:webHidden/>
+              </w:rPr>
+            </w:r>
+            <w:r>
+              <w:rPr>
+                <w:noProof/>
+                <w:webHidden/>
+              </w:rPr>
+              <w:fldChar w:fldCharType="separate"/>
+            </w:r>
+            <w:r>
+              <w:rPr>
+                <w:noProof/>
+                <w:webHidden/>
+              </w:rPr>
+              <w:t>9</w:t>
             </w:r>
             <w:r>
               <w:rPr>
@@ -882,13 +1372,15 @@
               <w:lang w:eastAsia="fr-FR"/>
             </w:rPr>
           </w:pPr>
-          <w:hyperlink w:anchor="_Toc230340269" w:history="1">
+          <w:hyperlink w:anchor="_Toc230694657" w:history="1">
             <w:r>
               <w:rPr>
                 <w:rStyle w:val="Lienhypertexte"/>
-                <w:noProof/>
-              </w:rPr>
-              <w:t>3.</w:t>
+                <w:b/>
+                <w:bCs/>
+                <w:noProof/>
+              </w:rPr>
+              <w:t>4.</w:t>
             </w:r>
             <w:r>
               <w:rPr>
@@ -901,6 +1393,8 @@
             <w:r>
               <w:rPr>
                 <w:rStyle w:val="Lienhypertexte"/>
+                <w:b/>
+                <w:bCs/>
                 <w:noProof/>
               </w:rPr>
               <w:t>Saisie de Schéma</w:t>
@@ -924,7 +1418,7 @@
                 <w:noProof/>
                 <w:webHidden/>
               </w:rPr>
-              <w:instrText xml:space="preserve"> PAGEREF _Toc230340269 \h </w:instrText>
+              <w:instrText xml:space="preserve"> PAGEREF _Toc230694657 \h </w:instrText>
             </w:r>
             <w:r>
               <w:rPr>
@@ -944,7 +1438,7 @@
                 <w:noProof/>
                 <w:webHidden/>
               </w:rPr>
-              <w:t>9</w:t>
+              <w:t>10</w:t>
             </w:r>
             <w:r>
               <w:rPr>
@@ -967,13 +1461,15 @@
               <w:lang w:eastAsia="fr-FR"/>
             </w:rPr>
           </w:pPr>
-          <w:hyperlink w:anchor="_Toc230340270" w:history="1">
+          <w:hyperlink w:anchor="_Toc230694658" w:history="1">
             <w:r>
               <w:rPr>
                 <w:rStyle w:val="Lienhypertexte"/>
-                <w:noProof/>
-              </w:rPr>
-              <w:t>4.1. Schéma électrique (partie Alimentation) :</w:t>
+                <w:rFonts w:eastAsia="Times New Roman"/>
+                <w:noProof/>
+                <w:lang w:eastAsia="fr-FR"/>
+              </w:rPr>
+              <w:t>4.1. Saisie du schéma et routage</w:t>
             </w:r>
             <w:r>
               <w:rPr>
@@ -994,7 +1490,7 @@
                 <w:noProof/>
                 <w:webHidden/>
               </w:rPr>
-              <w:instrText xml:space="preserve"> PAGEREF _Toc230340270 \h </w:instrText>
+              <w:instrText xml:space="preserve"> PAGEREF _Toc230694658 \h </w:instrText>
             </w:r>
             <w:r>
               <w:rPr>
@@ -1015,6 +1511,453 @@
                 <w:webHidden/>
               </w:rPr>
               <w:t>10</w:t>
+            </w:r>
+            <w:r>
+              <w:rPr>
+                <w:noProof/>
+                <w:webHidden/>
+              </w:rPr>
+              <w:fldChar w:fldCharType="end"/>
+            </w:r>
+          </w:hyperlink>
+        </w:p>
+        <w:p>
+          <w:pPr>
+            <w:pStyle w:val="TM3"/>
+            <w:tabs>
+              <w:tab w:val="right" w:leader="dot" w:pos="9062"/>
+            </w:tabs>
+            <w:rPr>
+              <w:noProof/>
+            </w:rPr>
+          </w:pPr>
+          <w:hyperlink w:anchor="_Toc230694659" w:history="1">
+            <w:r>
+              <w:rPr>
+                <w:rStyle w:val="Lienhypertexte"/>
+                <w:rFonts w:eastAsia="Times New Roman" w:cs="Times New Roman"/>
+                <w:noProof/>
+                <w:kern w:val="0"/>
+                <w:lang w:eastAsia="fr-FR"/>
+                <w14:ligatures w14:val="none"/>
+              </w:rPr>
+              <w:t xml:space="preserve">4.1.1. </w:t>
+            </w:r>
+            <w:r>
+              <w:rPr>
+                <w:rStyle w:val="Lienhypertexte"/>
+                <w:rFonts w:eastAsia="Times New Roman"/>
+                <w:noProof/>
+                <w:lang w:eastAsia="fr-FR"/>
+              </w:rPr>
+              <w:t>Protection contre l'inversion de polarité</w:t>
+            </w:r>
+            <w:r>
+              <w:rPr>
+                <w:noProof/>
+                <w:webHidden/>
+              </w:rPr>
+              <w:tab/>
+            </w:r>
+            <w:r>
+              <w:rPr>
+                <w:noProof/>
+                <w:webHidden/>
+              </w:rPr>
+              <w:fldChar w:fldCharType="begin"/>
+            </w:r>
+            <w:r>
+              <w:rPr>
+                <w:noProof/>
+                <w:webHidden/>
+              </w:rPr>
+              <w:instrText xml:space="preserve"> PAGEREF _Toc230694659 \h </w:instrText>
+            </w:r>
+            <w:r>
+              <w:rPr>
+                <w:noProof/>
+                <w:webHidden/>
+              </w:rPr>
+            </w:r>
+            <w:r>
+              <w:rPr>
+                <w:noProof/>
+                <w:webHidden/>
+              </w:rPr>
+              <w:fldChar w:fldCharType="separate"/>
+            </w:r>
+            <w:r>
+              <w:rPr>
+                <w:noProof/>
+                <w:webHidden/>
+              </w:rPr>
+              <w:t>10</w:t>
+            </w:r>
+            <w:r>
+              <w:rPr>
+                <w:noProof/>
+                <w:webHidden/>
+              </w:rPr>
+              <w:fldChar w:fldCharType="end"/>
+            </w:r>
+          </w:hyperlink>
+        </w:p>
+        <w:p>
+          <w:pPr>
+            <w:pStyle w:val="TM3"/>
+            <w:tabs>
+              <w:tab w:val="right" w:leader="dot" w:pos="9062"/>
+            </w:tabs>
+            <w:rPr>
+              <w:noProof/>
+            </w:rPr>
+          </w:pPr>
+          <w:hyperlink w:anchor="_Toc230694660" w:history="1">
+            <w:r>
+              <w:rPr>
+                <w:rStyle w:val="Lienhypertexte"/>
+                <w:rFonts w:eastAsia="Times New Roman"/>
+                <w:noProof/>
+                <w:lang w:eastAsia="fr-FR"/>
+              </w:rPr>
+              <w:t>4.1.2. Condensateur de filtrage C8</w:t>
+            </w:r>
+            <w:r>
+              <w:rPr>
+                <w:noProof/>
+                <w:webHidden/>
+              </w:rPr>
+              <w:tab/>
+            </w:r>
+            <w:r>
+              <w:rPr>
+                <w:noProof/>
+                <w:webHidden/>
+              </w:rPr>
+              <w:fldChar w:fldCharType="begin"/>
+            </w:r>
+            <w:r>
+              <w:rPr>
+                <w:noProof/>
+                <w:webHidden/>
+              </w:rPr>
+              <w:instrText xml:space="preserve"> PAGEREF _Toc230694660 \h </w:instrText>
+            </w:r>
+            <w:r>
+              <w:rPr>
+                <w:noProof/>
+                <w:webHidden/>
+              </w:rPr>
+            </w:r>
+            <w:r>
+              <w:rPr>
+                <w:noProof/>
+                <w:webHidden/>
+              </w:rPr>
+              <w:fldChar w:fldCharType="separate"/>
+            </w:r>
+            <w:r>
+              <w:rPr>
+                <w:noProof/>
+                <w:webHidden/>
+              </w:rPr>
+              <w:t>10</w:t>
+            </w:r>
+            <w:r>
+              <w:rPr>
+                <w:noProof/>
+                <w:webHidden/>
+              </w:rPr>
+              <w:fldChar w:fldCharType="end"/>
+            </w:r>
+          </w:hyperlink>
+        </w:p>
+        <w:p>
+          <w:pPr>
+            <w:pStyle w:val="TM3"/>
+            <w:tabs>
+              <w:tab w:val="right" w:leader="dot" w:pos="9062"/>
+            </w:tabs>
+            <w:rPr>
+              <w:noProof/>
+            </w:rPr>
+          </w:pPr>
+          <w:hyperlink w:anchor="_Toc230694661" w:history="1">
+            <w:r>
+              <w:rPr>
+                <w:rStyle w:val="Lienhypertexte"/>
+                <w:rFonts w:eastAsia="Times New Roman"/>
+                <w:noProof/>
+                <w:lang w:eastAsia="fr-FR"/>
+              </w:rPr>
+              <w:t>4.1.3. Module MPPT</w:t>
+            </w:r>
+            <w:r>
+              <w:rPr>
+                <w:noProof/>
+                <w:webHidden/>
+              </w:rPr>
+              <w:tab/>
+            </w:r>
+            <w:r>
+              <w:rPr>
+                <w:noProof/>
+                <w:webHidden/>
+              </w:rPr>
+              <w:fldChar w:fldCharType="begin"/>
+            </w:r>
+            <w:r>
+              <w:rPr>
+                <w:noProof/>
+                <w:webHidden/>
+              </w:rPr>
+              <w:instrText xml:space="preserve"> PAGEREF _Toc230694661 \h </w:instrText>
+            </w:r>
+            <w:r>
+              <w:rPr>
+                <w:noProof/>
+                <w:webHidden/>
+              </w:rPr>
+            </w:r>
+            <w:r>
+              <w:rPr>
+                <w:noProof/>
+                <w:webHidden/>
+              </w:rPr>
+              <w:fldChar w:fldCharType="separate"/>
+            </w:r>
+            <w:r>
+              <w:rPr>
+                <w:noProof/>
+                <w:webHidden/>
+              </w:rPr>
+              <w:t>10</w:t>
+            </w:r>
+            <w:r>
+              <w:rPr>
+                <w:noProof/>
+                <w:webHidden/>
+              </w:rPr>
+              <w:fldChar w:fldCharType="end"/>
+            </w:r>
+          </w:hyperlink>
+        </w:p>
+        <w:p>
+          <w:pPr>
+            <w:pStyle w:val="TM3"/>
+            <w:tabs>
+              <w:tab w:val="right" w:leader="dot" w:pos="9062"/>
+            </w:tabs>
+            <w:rPr>
+              <w:noProof/>
+            </w:rPr>
+          </w:pPr>
+          <w:hyperlink w:anchor="_Toc230694662" w:history="1">
+            <w:r>
+              <w:rPr>
+                <w:rStyle w:val="Lienhypertexte"/>
+                <w:rFonts w:eastAsia="Times New Roman"/>
+                <w:noProof/>
+                <w:lang w:eastAsia="fr-FR"/>
+              </w:rPr>
+              <w:t>4.1.4. Convertisseur analogique-numérique MCP3021</w:t>
+            </w:r>
+            <w:r>
+              <w:rPr>
+                <w:noProof/>
+                <w:webHidden/>
+              </w:rPr>
+              <w:tab/>
+            </w:r>
+            <w:r>
+              <w:rPr>
+                <w:noProof/>
+                <w:webHidden/>
+              </w:rPr>
+              <w:fldChar w:fldCharType="begin"/>
+            </w:r>
+            <w:r>
+              <w:rPr>
+                <w:noProof/>
+                <w:webHidden/>
+              </w:rPr>
+              <w:instrText xml:space="preserve"> PAGEREF _Toc230694662 \h </w:instrText>
+            </w:r>
+            <w:r>
+              <w:rPr>
+                <w:noProof/>
+                <w:webHidden/>
+              </w:rPr>
+            </w:r>
+            <w:r>
+              <w:rPr>
+                <w:noProof/>
+                <w:webHidden/>
+              </w:rPr>
+              <w:fldChar w:fldCharType="separate"/>
+            </w:r>
+            <w:r>
+              <w:rPr>
+                <w:noProof/>
+                <w:webHidden/>
+              </w:rPr>
+              <w:t>11</w:t>
+            </w:r>
+            <w:r>
+              <w:rPr>
+                <w:noProof/>
+                <w:webHidden/>
+              </w:rPr>
+              <w:fldChar w:fldCharType="end"/>
+            </w:r>
+          </w:hyperlink>
+        </w:p>
+        <w:p>
+          <w:pPr>
+            <w:pStyle w:val="TM3"/>
+            <w:tabs>
+              <w:tab w:val="right" w:leader="dot" w:pos="9062"/>
+            </w:tabs>
+            <w:rPr>
+              <w:noProof/>
+            </w:rPr>
+          </w:pPr>
+          <w:hyperlink w:anchor="_Toc230694663" w:history="1">
+            <w:r>
+              <w:rPr>
+                <w:rStyle w:val="Lienhypertexte"/>
+                <w:rFonts w:eastAsia="Times New Roman"/>
+                <w:noProof/>
+                <w:lang w:eastAsia="fr-FR"/>
+              </w:rPr>
+              <w:t>4.1.5 LEDs indicatrices</w:t>
+            </w:r>
+            <w:r>
+              <w:rPr>
+                <w:noProof/>
+                <w:webHidden/>
+              </w:rPr>
+              <w:tab/>
+            </w:r>
+            <w:r>
+              <w:rPr>
+                <w:noProof/>
+                <w:webHidden/>
+              </w:rPr>
+              <w:fldChar w:fldCharType="begin"/>
+            </w:r>
+            <w:r>
+              <w:rPr>
+                <w:noProof/>
+                <w:webHidden/>
+              </w:rPr>
+              <w:instrText xml:space="preserve"> PAGEREF _Toc230694663 \h </w:instrText>
+            </w:r>
+            <w:r>
+              <w:rPr>
+                <w:noProof/>
+                <w:webHidden/>
+              </w:rPr>
+            </w:r>
+            <w:r>
+              <w:rPr>
+                <w:noProof/>
+                <w:webHidden/>
+              </w:rPr>
+              <w:fldChar w:fldCharType="separate"/>
+            </w:r>
+            <w:r>
+              <w:rPr>
+                <w:noProof/>
+                <w:webHidden/>
+              </w:rPr>
+              <w:t>11</w:t>
+            </w:r>
+            <w:r>
+              <w:rPr>
+                <w:noProof/>
+                <w:webHidden/>
+              </w:rPr>
+              <w:fldChar w:fldCharType="end"/>
+            </w:r>
+          </w:hyperlink>
+        </w:p>
+        <w:p>
+          <w:pPr>
+            <w:pStyle w:val="TM2"/>
+            <w:tabs>
+              <w:tab w:val="left" w:pos="960"/>
+              <w:tab w:val="right" w:leader="dot" w:pos="9062"/>
+            </w:tabs>
+            <w:rPr>
+              <w:rFonts w:eastAsiaTheme="minorEastAsia"/>
+              <w:noProof/>
+              <w:lang w:eastAsia="fr-FR"/>
+            </w:rPr>
+          </w:pPr>
+          <w:hyperlink w:anchor="_Toc230694664" w:history="1">
+            <w:r>
+              <w:rPr>
+                <w:rStyle w:val="Lienhypertexte"/>
+                <w:noProof/>
+              </w:rPr>
+              <w:t>4.2.</w:t>
+            </w:r>
+            <w:r>
+              <w:rPr>
+                <w:rFonts w:eastAsiaTheme="minorEastAsia"/>
+                <w:noProof/>
+                <w:lang w:eastAsia="fr-FR"/>
+              </w:rPr>
+              <w:tab/>
+            </w:r>
+            <w:r>
+              <w:rPr>
+                <w:rStyle w:val="Lienhypertexte"/>
+                <w:noProof/>
+              </w:rPr>
+              <w:t>Schéma électrique (partie Alimentation) :</w:t>
+            </w:r>
+            <w:r>
+              <w:rPr>
+                <w:noProof/>
+                <w:webHidden/>
+              </w:rPr>
+              <w:tab/>
+            </w:r>
+            <w:r>
+              <w:rPr>
+                <w:noProof/>
+                <w:webHidden/>
+              </w:rPr>
+              <w:fldChar w:fldCharType="begin"/>
+            </w:r>
+            <w:r>
+              <w:rPr>
+                <w:noProof/>
+                <w:webHidden/>
+              </w:rPr>
+              <w:instrText xml:space="preserve"> PAGEREF _Toc230694664 \h </w:instrText>
+            </w:r>
+            <w:r>
+              <w:rPr>
+                <w:noProof/>
+                <w:webHidden/>
+              </w:rPr>
+            </w:r>
+            <w:r>
+              <w:rPr>
+                <w:noProof/>
+                <w:webHidden/>
+              </w:rPr>
+              <w:fldChar w:fldCharType="separate"/>
+            </w:r>
+            <w:r>
+              <w:rPr>
+                <w:noProof/>
+                <w:webHidden/>
+              </w:rPr>
+              <w:t>12</w:t>
             </w:r>
             <w:r>
               <w:rPr>
@@ -1037,13 +1980,13 @@
               <w:lang w:eastAsia="fr-FR"/>
             </w:rPr>
           </w:pPr>
-          <w:hyperlink w:anchor="_Toc230340271" w:history="1">
+          <w:hyperlink w:anchor="_Toc230694665" w:history="1">
             <w:r>
               <w:rPr>
                 <w:rStyle w:val="Lienhypertexte"/>
                 <w:noProof/>
               </w:rPr>
-              <w:t>4.2. Routage final effectuer par Théo :</w:t>
+              <w:t>4.3. Routage final effectuer par Théo :</w:t>
             </w:r>
             <w:r>
               <w:rPr>
@@ -1064,7 +2007,7 @@
                 <w:noProof/>
                 <w:webHidden/>
               </w:rPr>
-              <w:instrText xml:space="preserve"> PAGEREF _Toc230340271 \h </w:instrText>
+              <w:instrText xml:space="preserve"> PAGEREF _Toc230694665 \h </w:instrText>
             </w:r>
             <w:r>
               <w:rPr>
@@ -1084,7 +2027,7 @@
                 <w:noProof/>
                 <w:webHidden/>
               </w:rPr>
-              <w:t>11</w:t>
+              <w:t>13</w:t>
             </w:r>
             <w:r>
               <w:rPr>
@@ -1107,13 +2050,13 @@
               <w:lang w:eastAsia="fr-FR"/>
             </w:rPr>
           </w:pPr>
-          <w:hyperlink w:anchor="_Toc230340272" w:history="1">
+          <w:hyperlink w:anchor="_Toc230694666" w:history="1">
             <w:r>
               <w:rPr>
                 <w:rStyle w:val="Lienhypertexte"/>
                 <w:noProof/>
               </w:rPr>
-              <w:t>4.3. Schéma Alimentation avant modification :</w:t>
+              <w:t>4.4. Schéma Alimentation avant modification :</w:t>
             </w:r>
             <w:r>
               <w:rPr>
@@ -1134,7 +2077,7 @@
                 <w:noProof/>
                 <w:webHidden/>
               </w:rPr>
-              <w:instrText xml:space="preserve"> PAGEREF _Toc230340272 \h </w:instrText>
+              <w:instrText xml:space="preserve"> PAGEREF _Toc230694666 \h </w:instrText>
             </w:r>
             <w:r>
               <w:rPr>
@@ -1154,7 +2097,7 @@
                 <w:noProof/>
                 <w:webHidden/>
               </w:rPr>
-              <w:t>12</w:t>
+              <w:t>14</w:t>
             </w:r>
             <w:r>
               <w:rPr>
@@ -1177,13 +2120,13 @@
               <w:lang w:eastAsia="fr-FR"/>
             </w:rPr>
           </w:pPr>
-          <w:hyperlink w:anchor="_Toc230340273" w:history="1">
+          <w:hyperlink w:anchor="_Toc230694667" w:history="1">
             <w:r>
               <w:rPr>
                 <w:rStyle w:val="Lienhypertexte"/>
                 <w:noProof/>
               </w:rPr>
-              <w:t>4.4. Mon routage final :</w:t>
+              <w:t>4.10. Mon routage final :</w:t>
             </w:r>
             <w:r>
               <w:rPr>
@@ -1204,7 +2147,7 @@
                 <w:noProof/>
                 <w:webHidden/>
               </w:rPr>
-              <w:instrText xml:space="preserve"> PAGEREF _Toc230340273 \h </w:instrText>
+              <w:instrText xml:space="preserve"> PAGEREF _Toc230694667 \h </w:instrText>
             </w:r>
             <w:r>
               <w:rPr>
@@ -1224,7 +2167,7 @@
                 <w:noProof/>
                 <w:webHidden/>
               </w:rPr>
-              <w:t>13</w:t>
+              <w:t>15</w:t>
             </w:r>
             <w:r>
               <w:rPr>
@@ -1248,13 +2191,15 @@
               <w:lang w:eastAsia="fr-FR"/>
             </w:rPr>
           </w:pPr>
-          <w:hyperlink w:anchor="_Toc230340274" w:history="1">
+          <w:hyperlink w:anchor="_Toc230694668" w:history="1">
             <w:r>
               <w:rPr>
                 <w:rStyle w:val="Lienhypertexte"/>
-                <w:noProof/>
-              </w:rPr>
-              <w:t>4.</w:t>
+                <w:b/>
+                <w:bCs/>
+                <w:noProof/>
+              </w:rPr>
+              <w:t>5.</w:t>
             </w:r>
             <w:r>
               <w:rPr>
@@ -1267,6 +2212,8 @@
             <w:r>
               <w:rPr>
                 <w:rStyle w:val="Lienhypertexte"/>
+                <w:b/>
+                <w:bCs/>
                 <w:noProof/>
               </w:rPr>
               <w:t>Assemblage de la carte</w:t>
@@ -1290,7 +2237,7 @@
                 <w:noProof/>
                 <w:webHidden/>
               </w:rPr>
-              <w:instrText xml:space="preserve"> PAGEREF _Toc230340274 \h </w:instrText>
+              <w:instrText xml:space="preserve"> PAGEREF _Toc230694668 \h </w:instrText>
             </w:r>
             <w:r>
               <w:rPr>
@@ -1310,7 +2257,7 @@
                 <w:noProof/>
                 <w:webHidden/>
               </w:rPr>
-              <w:t>14</w:t>
+              <w:t>16</w:t>
             </w:r>
             <w:r>
               <w:rPr>
@@ -1334,10 +2281,12 @@
               <w:lang w:eastAsia="fr-FR"/>
             </w:rPr>
           </w:pPr>
-          <w:hyperlink w:anchor="_Toc230340275" w:history="1">
+          <w:hyperlink w:anchor="_Toc230694669" w:history="1">
             <w:r>
               <w:rPr>
                 <w:rStyle w:val="Lienhypertexte"/>
+                <w:b/>
+                <w:bCs/>
                 <w:noProof/>
               </w:rPr>
               <w:t>6.</w:t>
@@ -1353,6 +2302,8 @@
             <w:r>
               <w:rPr>
                 <w:rStyle w:val="Lienhypertexte"/>
+                <w:b/>
+                <w:bCs/>
                 <w:noProof/>
               </w:rPr>
               <w:t>Conclusion</w:t>
@@ -1376,7 +2327,7 @@
                 <w:noProof/>
                 <w:webHidden/>
               </w:rPr>
-              <w:instrText xml:space="preserve"> PAGEREF _Toc230340275 \h </w:instrText>
+              <w:instrText xml:space="preserve"> PAGEREF _Toc230694669 \h </w:instrText>
             </w:r>
             <w:r>
               <w:rPr>
@@ -1396,7 +2347,7 @@
                 <w:noProof/>
                 <w:webHidden/>
               </w:rPr>
-              <w:t>15</w:t>
+              <w:t>17</w:t>
             </w:r>
             <w:r>
               <w:rPr>
@@ -1420,10 +2371,12 @@
               <w:lang w:eastAsia="fr-FR"/>
             </w:rPr>
           </w:pPr>
-          <w:hyperlink w:anchor="_Toc230340276" w:history="1">
+          <w:hyperlink w:anchor="_Toc230694670" w:history="1">
             <w:r>
               <w:rPr>
                 <w:rStyle w:val="Lienhypertexte"/>
+                <w:b/>
+                <w:bCs/>
                 <w:noProof/>
               </w:rPr>
               <w:t>7.</w:t>
@@ -1439,6 +2392,8 @@
             <w:r>
               <w:rPr>
                 <w:rStyle w:val="Lienhypertexte"/>
+                <w:b/>
+                <w:bCs/>
                 <w:noProof/>
               </w:rPr>
               <w:t>Annexes</w:t>
@@ -1462,7 +2417,7 @@
                 <w:noProof/>
                 <w:webHidden/>
               </w:rPr>
-              <w:instrText xml:space="preserve"> PAGEREF _Toc230340276 \h </w:instrText>
+              <w:instrText xml:space="preserve"> PAGEREF _Toc230694670 \h </w:instrText>
             </w:r>
             <w:r>
               <w:rPr>
@@ -1482,7 +2437,7 @@
                 <w:noProof/>
                 <w:webHidden/>
               </w:rPr>
-              <w:t>16</w:t>
+              <w:t>18</w:t>
             </w:r>
             <w:r>
               <w:rPr>
@@ -1506,43 +2461,6 @@
     </w:sdt>
     <w:p>
       <w:pPr>
-        <w:spacing w:after="0"/>
-        <w:rPr>
-          <w:rFonts w:ascii="Times New Roman" w:hAnsi="Times New Roman" w:cs="Times New Roman"/>
-          <w:sz w:val="22"/>
-          <w:szCs w:val="22"/>
-        </w:rPr>
-      </w:pPr>
-    </w:p>
-    <w:p>
-      <w:pPr>
-        <w:spacing w:after="0"/>
-        <w:rPr>
-          <w:rFonts w:ascii="Times New Roman" w:hAnsi="Times New Roman" w:cs="Times New Roman"/>
-          <w:sz w:val="22"/>
-          <w:szCs w:val="22"/>
-        </w:rPr>
-      </w:pPr>
-    </w:p>
-    <w:p>
-      <w:pPr>
-        <w:rPr>
-          <w:rFonts w:ascii="Times New Roman" w:hAnsi="Times New Roman" w:cs="Times New Roman"/>
-          <w:sz w:val="22"/>
-          <w:szCs w:val="22"/>
-        </w:rPr>
-      </w:pPr>
-      <w:r>
-        <w:rPr>
-          <w:rFonts w:ascii="Times New Roman" w:hAnsi="Times New Roman" w:cs="Times New Roman"/>
-          <w:sz w:val="22"/>
-          <w:szCs w:val="22"/>
-        </w:rPr>
-        <w:br w:type="page"/>
-      </w:r>
-    </w:p>
-    <w:p>
-      <w:pPr>
         <w:pStyle w:val="Titre1"/>
         <w:numPr>
           <w:ilvl w:val="0"/>
@@ -1555,7 +2473,7 @@
           <w:u w:val="single"/>
         </w:rPr>
       </w:pPr>
-      <w:bookmarkStart w:id="0" w:name="_Toc230340263"/>
+      <w:bookmarkStart w:id="0" w:name="_Toc230694644"/>
       <w:r>
         <w:rPr>
           <w:rFonts w:ascii="Times New Roman" w:hAnsi="Times New Roman" w:cs="Times New Roman"/>
@@ -1598,7 +2516,80 @@
         <w:rPr>
           <w:rFonts w:ascii="Times New Roman" w:eastAsia="Times New Roman" w:hAnsi="Times New Roman" w:cs="Times New Roman"/>
         </w:rPr>
-        <w:t>Ce document fait suite au rapport commun intitulé “Rapport commun Pico-centrale hydroélectrique” et se concentre uniquement sur ma contribution personnelle dans ce projet. Pour rappel, l’association Viseta, basée dans les Hautes-Pyrénées, nous a confié la conception de l’électronique de contrôle de la vanne de décharge, qu’on appelle l’ECVD, pour équiper sa pico-centrale hydroélectrique. Le principe est simple : une turbine en vis d’Archimède est installée dans un ancien moulin abandonné, et notre système doit réguler automatiquement le niveau d’eau en amont de cette turbine. Pour ça, un capteur Lidar mesure la hauteur d’eau en continu, et en fonction de cette mesure, un moteur pas-à-pas ouvre ou ferme la vanne de décharge. Tout le système fonctionne de manière autonome grâce à une batterie 12V rechargée par un panneau solaire via un régulateur MPPT, ce qui évite d’avoir besoin d’une connexion au réseau électrique. C’est une solution bien adaptée pour des sites isolés comme des moulins en pleine campagne.</w:t>
+        <w:t xml:space="preserve">Ce document fait suite au rapport commun intitulé “Rapport commun Pico-centrale hydroélectrique” et se concentre uniquement sur ma contribution personnelle dans ce projet. Pour rappel, l’association Viseta, basée dans les Hautes-Pyrénées, nous a confié la conception de l’électronique de contrôle de la vanne de décharge, qu’on appelle l’ECVD, pour équiper sa pico-centrale hydroélectrique. Le principe est simple : une turbine en vis d’Archimède est installée dans un ancien moulin abandonné, et notre système doit réguler automatiquement le niveau d’eau en amont de cette turbine. Pour ça, un capteur Lidar mesure la hauteur d’eau en continu, et en fonction de cette mesure, un moteur pas-à-pas ouvre ou ferme la vanne de décharge. Tout le système fonctionne de manière autonome grâce à une batterie 12V rechargée par un panneau solaire via un régulateur MPPT, ce qui évite d’avoir besoin d’une connexion au réseau électrique. C’est une solution bien adaptée pour des sites isolés comme des moulins en pleine </w:t>
+      </w:r>
+      <w:proofErr w:type="gramStart"/>
+      <w:r>
+        <w:rPr>
+          <w:rFonts w:ascii="Times New Roman" w:eastAsia="Times New Roman" w:hAnsi="Times New Roman" w:cs="Times New Roman"/>
+        </w:rPr>
+        <w:t>campagne.</w:t>
+      </w:r>
+      <w:r>
+        <w:rPr>
+          <w:rFonts w:ascii="Times New Roman" w:eastAsia="Times New Roman" w:hAnsi="Times New Roman" w:cs="Times New Roman"/>
+        </w:rPr>
+        <w:t>.</w:t>
+      </w:r>
+      <w:proofErr w:type="gramEnd"/>
+    </w:p>
+    <w:p>
+      <w:pPr>
+        <w:pStyle w:val="Titre2"/>
+      </w:pPr>
+      <w:bookmarkStart w:id="1" w:name="_Toc230694645"/>
+      <w:r>
+        <w:t>1.</w:t>
+      </w:r>
+      <w:r>
+        <w:t>1.</w:t>
+      </w:r>
+      <w:r>
+        <w:t xml:space="preserve"> </w:t>
+      </w:r>
+      <w:r>
+        <w:t>Remerciement</w:t>
+      </w:r>
+      <w:bookmarkEnd w:id="1"/>
+      <w:r>
+        <w:t xml:space="preserve"> </w:t>
+      </w:r>
+    </w:p>
+    <w:p/>
+    <w:p>
+      <w:pPr>
+        <w:spacing w:line="360" w:lineRule="auto"/>
+        <w:jc w:val="both"/>
+        <w:rPr>
+          <w:rFonts w:ascii="Times New Roman" w:eastAsia="Times New Roman" w:hAnsi="Times New Roman" w:cs="Times New Roman"/>
+        </w:rPr>
+      </w:pPr>
+      <w:r>
+        <w:rPr>
+          <w:rFonts w:ascii="Times New Roman" w:eastAsia="Times New Roman" w:hAnsi="Times New Roman" w:cs="Times New Roman"/>
+        </w:rPr>
+        <w:t xml:space="preserve"> </w:t>
+      </w:r>
+      <w:r>
+        <w:rPr>
+          <w:rFonts w:ascii="Times New Roman" w:eastAsia="Times New Roman" w:hAnsi="Times New Roman" w:cs="Times New Roman"/>
+        </w:rPr>
+        <w:t>Avant de commencer, je voudrais remercier les personnes qui nous ont aidés et encadrés tout au long de ce projet. Sans leur suivi et leurs conseils, on n’aurait pas pu avancer aussi efficacement :</w:t>
+      </w:r>
+    </w:p>
+    <w:p>
+      <w:pPr>
+        <w:spacing w:line="360" w:lineRule="auto"/>
+        <w:jc w:val="both"/>
+        <w:rPr>
+          <w:rFonts w:ascii="Times New Roman" w:eastAsia="Times New Roman" w:hAnsi="Times New Roman" w:cs="Times New Roman"/>
+        </w:rPr>
+      </w:pPr>
+      <w:r>
+        <w:rPr>
+          <w:rFonts w:ascii="Times New Roman" w:eastAsia="Times New Roman" w:hAnsi="Times New Roman" w:cs="Times New Roman"/>
+        </w:rPr>
+        <w:t>Toute l’équipe enseignante technique du lycée Antoine Bourdelle, pour les conseils qu’ils nous ont donnés et pour leur suivi régulier du projet, ce qui nous a vraiment permis d’avancer dans la bonne direction :</w:t>
       </w:r>
     </w:p>
     <w:p>
@@ -1608,38 +2599,17 @@
         <w:jc w:val="both"/>
         <w:rPr>
           <w:rFonts w:ascii="Times New Roman" w:eastAsia="Times New Roman" w:hAnsi="Times New Roman" w:cs="Times New Roman"/>
+          <w:lang w:val="en-GB"/>
         </w:rPr>
       </w:pPr>
       <w:r>
         <w:rPr>
           <w:rFonts w:ascii="Times New Roman" w:eastAsia="Times New Roman" w:hAnsi="Times New Roman" w:cs="Times New Roman"/>
-        </w:rPr>
-        <w:t>.</w:t>
-      </w:r>
-    </w:p>
-    <w:p>
-      <w:pPr>
-        <w:pStyle w:val="Titre2"/>
-      </w:pPr>
-      <w:bookmarkStart w:id="1" w:name="_Toc230340264"/>
-      <w:r>
-        <w:t>1.</w:t>
-      </w:r>
-      <w:r>
-        <w:t>1.</w:t>
-      </w:r>
-      <w:r>
-        <w:t xml:space="preserve"> </w:t>
-      </w:r>
-      <w:r>
-        <w:t>Remerciement</w:t>
-      </w:r>
-      <w:bookmarkEnd w:id="1"/>
-      <w:r>
-        <w:t xml:space="preserve"> </w:t>
-      </w:r>
-    </w:p>
-    <w:p/>
+          <w:lang w:val="en-GB"/>
+        </w:rPr>
+        <w:t>- M. ALARY</w:t>
+      </w:r>
+    </w:p>
     <w:p>
       <w:pPr>
         <w:spacing w:line="360" w:lineRule="auto"/>
@@ -1647,13 +2617,15 @@
         <w:jc w:val="both"/>
         <w:rPr>
           <w:rFonts w:ascii="Times New Roman" w:eastAsia="Times New Roman" w:hAnsi="Times New Roman" w:cs="Times New Roman"/>
+          <w:lang w:val="en-GB"/>
         </w:rPr>
       </w:pPr>
       <w:r>
         <w:rPr>
           <w:rFonts w:ascii="Times New Roman" w:eastAsia="Times New Roman" w:hAnsi="Times New Roman" w:cs="Times New Roman"/>
-        </w:rPr>
-        <w:t>Avant de commencer, je voudrais remercier les personnes qui nous ont aidés et encadrés tout au long de ce projet. Sans leur suivi et leurs conseils, on n’aurait pas pu avancer aussi efficacement :</w:t>
+          <w:lang w:val="en-GB"/>
+        </w:rPr>
+        <w:t>- M. HUART</w:t>
       </w:r>
     </w:p>
     <w:p>
@@ -1663,115 +2635,34 @@
         <w:jc w:val="both"/>
         <w:rPr>
           <w:rFonts w:ascii="Times New Roman" w:eastAsia="Times New Roman" w:hAnsi="Times New Roman" w:cs="Times New Roman"/>
-        </w:rPr>
-      </w:pPr>
-      <w:r>
-        <w:rPr>
-          <w:rFonts w:ascii="Times New Roman" w:eastAsia="Times New Roman" w:hAnsi="Times New Roman" w:cs="Times New Roman"/>
-        </w:rPr>
-        <w:t>Toute l’équipe enseignante technique du lycée Antoine Bourdelle, pour les conseils qu’ils nous ont donnés et pour leur suivi régulier du projet, ce qui nous a vraiment permis d’avancer dans la bonne direction :</w:t>
-      </w:r>
-    </w:p>
-    <w:p>
-      <w:pPr>
-        <w:spacing w:line="360" w:lineRule="auto"/>
-        <w:ind w:firstLine="708"/>
-        <w:jc w:val="both"/>
+          <w:lang w:val="en-GB"/>
+        </w:rPr>
+      </w:pPr>
+      <w:r>
         <w:rPr>
           <w:rFonts w:ascii="Times New Roman" w:eastAsia="Times New Roman" w:hAnsi="Times New Roman" w:cs="Times New Roman"/>
           <w:lang w:val="en-GB"/>
         </w:rPr>
-      </w:pPr>
-      <w:r>
-        <w:rPr>
-          <w:rFonts w:ascii="Times New Roman" w:eastAsia="Times New Roman" w:hAnsi="Times New Roman" w:cs="Times New Roman"/>
-          <w:lang w:val="en-GB"/>
-        </w:rPr>
-        <w:t>- M. ALARY</w:t>
-      </w:r>
-    </w:p>
-    <w:p>
-      <w:pPr>
-        <w:spacing w:line="360" w:lineRule="auto"/>
-        <w:ind w:firstLine="708"/>
-        <w:jc w:val="both"/>
-        <w:rPr>
-          <w:rFonts w:ascii="Times New Roman" w:eastAsia="Times New Roman" w:hAnsi="Times New Roman" w:cs="Times New Roman"/>
-          <w:lang w:val="en-GB"/>
-        </w:rPr>
-      </w:pPr>
-      <w:r>
-        <w:rPr>
-          <w:rFonts w:ascii="Times New Roman" w:eastAsia="Times New Roman" w:hAnsi="Times New Roman" w:cs="Times New Roman"/>
-          <w:lang w:val="en-GB"/>
-        </w:rPr>
-        <w:t>- M. HUART</w:t>
-      </w:r>
-    </w:p>
-    <w:p>
-      <w:pPr>
-        <w:spacing w:line="360" w:lineRule="auto"/>
-        <w:ind w:firstLine="708"/>
-        <w:jc w:val="both"/>
-        <w:rPr>
-          <w:rFonts w:ascii="Times New Roman" w:eastAsia="Times New Roman" w:hAnsi="Times New Roman" w:cs="Times New Roman"/>
-          <w:lang w:val="en-GB"/>
-        </w:rPr>
-      </w:pPr>
-      <w:r>
-        <w:rPr>
-          <w:rFonts w:ascii="Times New Roman" w:eastAsia="Times New Roman" w:hAnsi="Times New Roman" w:cs="Times New Roman"/>
-          <w:lang w:val="en-GB"/>
-        </w:rPr>
         <w:t>- M. HAAS</w:t>
       </w:r>
     </w:p>
     <w:p>
       <w:pPr>
         <w:pStyle w:val="Titre2"/>
-        <w:rPr>
-          <w:lang w:val="en-GB"/>
-        </w:rPr>
-      </w:pPr>
-      <w:bookmarkStart w:id="2" w:name="_Toc230340265"/>
-      <w:r>
-        <w:rPr>
-          <w:lang w:val="en-GB"/>
-        </w:rPr>
+      </w:pPr>
+      <w:bookmarkStart w:id="2" w:name="_Toc230694646"/>
+      <w:r>
         <w:lastRenderedPageBreak/>
         <w:t>1.</w:t>
       </w:r>
       <w:r>
-        <w:rPr>
-          <w:lang w:val="en-GB"/>
-        </w:rPr>
-        <w:t xml:space="preserve">2. </w:t>
-      </w:r>
-      <w:proofErr w:type="spellStart"/>
-      <w:r>
-        <w:rPr>
-          <w:lang w:val="en-GB"/>
-        </w:rPr>
-        <w:t>Partie</w:t>
-      </w:r>
-      <w:proofErr w:type="spellEnd"/>
-      <w:r>
-        <w:rPr>
-          <w:lang w:val="en-GB"/>
-        </w:rPr>
-        <w:t xml:space="preserve"> </w:t>
-      </w:r>
-      <w:r>
-        <w:rPr>
-          <w:lang w:val="en-GB"/>
-        </w:rPr>
+        <w:t xml:space="preserve">2. Partie </w:t>
+      </w:r>
+      <w:r>
         <w:t>Personnel</w:t>
       </w:r>
       <w:bookmarkEnd w:id="2"/>
       <w:r>
-        <w:rPr>
-          <w:lang w:val="en-GB"/>
-        </w:rPr>
         <w:t xml:space="preserve"> </w:t>
       </w:r>
     </w:p>
@@ -1782,38 +2673,30 @@
         <w:ind w:firstLine="360"/>
       </w:pPr>
       <w:r>
-        <w:t xml:space="preserve">Dans le cadre du projet </w:t>
-      </w:r>
-      <w:r>
-        <w:rPr>
-          <w:rStyle w:val="lev"/>
-          <w:rFonts w:eastAsiaTheme="majorEastAsia"/>
-          <w:b w:val="0"/>
-          <w:bCs w:val="0"/>
-        </w:rPr>
-        <w:t>PICO centrale</w:t>
-      </w:r>
-      <w:r>
-        <w:t>, j’ai travaillé principalement sur deux parties : la supervision de la batterie et la création de l’interface homme-machine (IHM) sous forme de page web embarquée. Ces deux parties sont liées, puisque l’IHM affiche l’état de la batterie</w:t>
-      </w:r>
-      <w:r>
-        <w:t xml:space="preserve"> et des panneaux solaires brancher avec la MPPT </w:t>
-      </w:r>
-      <w:r>
-        <w:t>en temps réel</w:t>
-      </w:r>
-      <w:r>
-        <w:t xml:space="preserve"> en plus des données envoyer par le capteur de niveau d’eau</w:t>
-      </w:r>
-      <w:r>
-        <w:t xml:space="preserve">, ensemble </w:t>
-      </w:r>
-      <w:r>
-        <w:t>cela permet</w:t>
-      </w:r>
-      <w:r>
-        <w:t xml:space="preserve"> à l’opérateur de surveiller le système facilement depuis son téléphone.</w:t>
-      </w:r>
+        <w:t>Dans le cadre du projet PICO centrale, j'ai travaillé principalement sur deux aspects : la supervision de la batterie et la conception de l'interface homme-machine (IHM) sous forme de page web embarquée. Ces deux parties sont étroitement liées, dans la mesure où l'IHM affiche en temps réel l'état de la batterie, des panneaux solaires connectés via le module MPPT, ainsi que les données transmises par le capteur de niveau d'eau. L'ensemble permet à l'opérateur de surveiller le système aisément depuis son téléphone.</w:t>
+      </w:r>
+    </w:p>
+    <w:p>
+      <w:pPr>
+        <w:pStyle w:val="Titre3"/>
+        <w:rPr>
+          <w:rFonts w:eastAsia="Times New Roman"/>
+        </w:rPr>
+      </w:pPr>
+      <w:bookmarkStart w:id="3" w:name="_Toc230694647"/>
+      <w:r>
+        <w:rPr>
+          <w:rFonts w:eastAsia="Times New Roman"/>
+        </w:rPr>
+        <w:t xml:space="preserve">1.2.1. </w:t>
+      </w:r>
+      <w:r>
+        <w:rPr>
+          <w:rFonts w:eastAsia="Times New Roman"/>
+        </w:rPr>
+        <w:t>Analyse des besoins énergétiques</w:t>
+      </w:r>
+      <w:bookmarkEnd w:id="3"/>
     </w:p>
     <w:p>
       <w:pPr>
@@ -1822,56 +2705,30 @@
         <w:ind w:firstLine="360"/>
       </w:pPr>
       <w:r>
-        <w:t>Tout d’abord, j’ai débuté par l’</w:t>
-      </w:r>
-      <w:r>
-        <w:rPr>
-          <w:rStyle w:val="lev"/>
-          <w:rFonts w:eastAsiaTheme="majorEastAsia"/>
-          <w:b w:val="0"/>
-          <w:bCs w:val="0"/>
-        </w:rPr>
-        <w:t>analyse des besoins énergétiques</w:t>
-      </w:r>
-      <w:r>
-        <w:t xml:space="preserve"> du système. C’est une étape qu’on ne peut pas sauter : si on sous-estime la consommation, la batterie peut ne pas tenir la nuit ou par temps couvert. J’ai donc construit un tableau Excel avec la </w:t>
-      </w:r>
-      <w:r>
-        <w:rPr>
-          <w:rStyle w:val="lev"/>
-          <w:rFonts w:eastAsiaTheme="majorEastAsia"/>
-          <w:b w:val="0"/>
-          <w:bCs w:val="0"/>
-        </w:rPr>
-        <w:t>consommation théorique maximale</w:t>
-      </w:r>
-      <w:r>
-        <w:t xml:space="preserve"> de chaque module d’un côté, et les valeurs que j’ai mesurées en pratique de l’autre, en distinguant trois états de fonctionnement : </w:t>
-      </w:r>
-      <w:r>
-        <w:rPr>
-          <w:rStyle w:val="lev"/>
-          <w:rFonts w:eastAsiaTheme="majorEastAsia"/>
-          <w:b w:val="0"/>
-          <w:bCs w:val="0"/>
-        </w:rPr>
-        <w:t>mode actif, repos et veille profonde</w:t>
-      </w:r>
-      <w:r>
-        <w:t xml:space="preserve">. Comparer les deux colonnes m’a permis de voir si les composants consomment vraiment ce qu’annonce le fabricant, d’identifier les éléments les plus gourmands en énergie (le moteur pas-à-pas en tête), et de confirmer que la batterie choisie est bien adaptée. J’ai aussi tracé la </w:t>
-      </w:r>
-      <w:r>
-        <w:rPr>
-          <w:rStyle w:val="lev"/>
-          <w:rFonts w:eastAsiaTheme="majorEastAsia"/>
-          <w:b w:val="0"/>
-          <w:bCs w:val="0"/>
-        </w:rPr>
-        <w:t>courbe d’évolution du courant du moteur pas à pas</w:t>
-      </w:r>
-      <w:r>
-        <w:t xml:space="preserve"> en fonction de sa vitesse. Ça m’a permis de voir comment la consommation évolue selon la vitesse de déplacement de la vanne, et d’adapter les réglages du driver en conséquence pour limiter la consommation inutile.</w:t>
-      </w:r>
+        <w:t>J'ai débuté par l'analyse des besoins énergétiques du système, étape incontournable : une sous-estimation de la consommation risquerait de compromettre l'autonomie de la batterie la nuit ou par temps couvert. J'ai donc élaboré un tableau Excel recensant, d'une part, la consommation théorique maximale de chaque module, et d'autre part, les valeurs mesurées expérimentalement, en distinguant trois états de fonctionnement : mode actif, repos et veille profonde. Cette comparaison a permis d'évaluer l'écart entre les spécifications fabricant et la consommation réelle, d'identifier les éléments les plus énergivores — le moteur pas-à-pas en premier lieu — et de confirmer l'adéquation de la batterie retenue. J'ai également tracé la courbe d'évolution du courant du moteur pas-à-pas en fonction de sa vitesse, afin d'analyser l'impact de la vitesse de déplacement de la vanne sur la consommation et d'ajuster les paramètres du driver en conséquence.</w:t>
+      </w:r>
+    </w:p>
+    <w:p>
+      <w:pPr>
+        <w:pStyle w:val="Titre3"/>
+        <w:rPr>
+          <w:rFonts w:eastAsia="Times New Roman"/>
+        </w:rPr>
+      </w:pPr>
+      <w:bookmarkStart w:id="4" w:name="_Toc230694648"/>
+      <w:r>
+        <w:rPr>
+          <w:rFonts w:eastAsia="Times New Roman"/>
+        </w:rPr>
+        <w:t xml:space="preserve">1.2.2. </w:t>
+      </w:r>
+      <w:r>
+        <w:rPr>
+          <w:rFonts w:eastAsia="Times New Roman"/>
+        </w:rPr>
+        <w:t>Vérification et saisie de la partie alimentation</w:t>
+      </w:r>
+      <w:bookmarkEnd w:id="4"/>
     </w:p>
     <w:p>
       <w:pPr>
@@ -1880,44 +2737,31 @@
         <w:ind w:firstLine="360"/>
       </w:pPr>
       <w:r>
-        <w:t xml:space="preserve">Ensuite, j’ai pris en charge la </w:t>
-      </w:r>
-      <w:r>
-        <w:rPr>
-          <w:rStyle w:val="lev"/>
-          <w:rFonts w:eastAsiaTheme="majorEastAsia"/>
-          <w:b w:val="0"/>
-          <w:bCs w:val="0"/>
-        </w:rPr>
-        <w:t>vérification et la saisie de la partie alimentation</w:t>
-      </w:r>
-      <w:r>
-        <w:t xml:space="preserve"> du projet. Le schéma de base nous a été fourni par le professeur, mais j’ai quand même </w:t>
-      </w:r>
-      <w:r>
-        <w:rPr>
-          <w:rStyle w:val="lev"/>
-          <w:rFonts w:eastAsiaTheme="majorEastAsia"/>
-          <w:b w:val="0"/>
-          <w:bCs w:val="0"/>
-        </w:rPr>
-        <w:t>revérifié et recalculé les valeurs des composants</w:t>
-      </w:r>
-      <w:r>
-        <w:t xml:space="preserve"> du circuit d’alimentation pour m’assurer que tout était cohérent avec ce qu’on voulait réellement faire. J’ai notamment recalculé les valeurs des résistances du diviseur de tension utilisé pour mesurer la batterie avec l’ADC de l’ESP32, ainsi que les condensateurs de filtrage. Ensuite j’ai fait la </w:t>
-      </w:r>
-      <w:r>
-        <w:rPr>
-          <w:rStyle w:val="lev"/>
-          <w:rFonts w:eastAsiaTheme="majorEastAsia"/>
-          <w:b w:val="0"/>
-          <w:bCs w:val="0"/>
-        </w:rPr>
-        <w:t>saisie du schéma et le routage</w:t>
-      </w:r>
-      <w:r>
-        <w:t xml:space="preserve"> de ma section sur Proteus, en faisant attention à bien séparer les plans de masse numérique et puissance. C’est important pour éviter que le bruit généré par les parties puissance ne vienne perturber les signaux analogiques, notamment la mesure de tension de la batterie.</w:t>
-      </w:r>
+        <w:t>J'ai ensuite pris en charge la vérification et la saisie de la partie alimentation du projet. Bien que le schéma de base ait été fourni par l'enseignant, j'ai procédé à une vérification et un recalcul des valeurs des composants afin de m'assurer de leur cohérence avec les exigences du système. J'ai notamment recalculé les valeurs des résistances du diviseur de tension utilisé pour la mesure de la batterie via l'ADC de l'ESP32, ainsi que celles des condensateurs de filtrage. J'ai ensuite réalisé la saisie du schéma et le routage de ma section sur Proteus, en veillant à bien séparer les plans de masse numérique et de puissance, afin d'éviter que les perturbations générées par les étages de puissance ne viennent affecter les signaux analogiques, notamment la mesure de tension de la batterie.</w:t>
+      </w:r>
+    </w:p>
+    <w:p>
+      <w:pPr>
+        <w:pStyle w:val="Titre3"/>
+        <w:rPr>
+          <w:rFonts w:eastAsia="Times New Roman"/>
+        </w:rPr>
+      </w:pPr>
+      <w:bookmarkStart w:id="5" w:name="_Toc230694649"/>
+      <w:r>
+        <w:rPr>
+          <w:rFonts w:eastAsia="Times New Roman"/>
+        </w:rPr>
+        <w:lastRenderedPageBreak/>
+        <w:t xml:space="preserve">1.2.3. </w:t>
+      </w:r>
+      <w:r>
+        <w:rPr>
+          <w:rFonts w:eastAsia="Times New Roman"/>
+        </w:rPr>
+        <w:t>Intégration et validation du module MPPT</w:t>
+      </w:r>
+      <w:bookmarkEnd w:id="5"/>
     </w:p>
     <w:p>
       <w:pPr>
@@ -1926,48 +2770,30 @@
         <w:ind w:firstLine="360"/>
       </w:pPr>
       <w:r>
-        <w:t xml:space="preserve">Une autre partie essentielle de mon travail a consisté à intégrer et valider le </w:t>
-      </w:r>
-      <w:r>
-        <w:rPr>
-          <w:rStyle w:val="lev"/>
-          <w:rFonts w:eastAsiaTheme="majorEastAsia"/>
-          <w:b w:val="0"/>
-          <w:bCs w:val="0"/>
-        </w:rPr>
-        <w:t>module MPPT</w:t>
-      </w:r>
-      <w:r>
-        <w:t xml:space="preserve"> couplé au </w:t>
-      </w:r>
-      <w:r>
-        <w:rPr>
-          <w:rStyle w:val="lev"/>
-          <w:rFonts w:eastAsiaTheme="majorEastAsia"/>
-          <w:b w:val="0"/>
-          <w:bCs w:val="0"/>
-        </w:rPr>
-        <w:t>panneau photovoltaïque</w:t>
-      </w:r>
-      <w:r>
-        <w:t xml:space="preserve">, qui est la source d’énergie principale du système. J’ai vérifié les tensions en sortie du régulateur dans différentes conditions, mesuré le courant de charge réel et mis en place dans le code la lecture de la tension batterie via l’ADC de l’ESP32, </w:t>
-      </w:r>
-      <w:r>
-        <w:lastRenderedPageBreak/>
-        <w:t xml:space="preserve">ce qui nous permet de </w:t>
-      </w:r>
-      <w:r>
-        <w:rPr>
-          <w:rStyle w:val="lev"/>
-          <w:rFonts w:eastAsiaTheme="majorEastAsia"/>
-          <w:b w:val="0"/>
-          <w:bCs w:val="0"/>
-        </w:rPr>
-        <w:t>valider l’autonomie énergétique</w:t>
-      </w:r>
-      <w:r>
-        <w:t xml:space="preserve"> du système sur plusieurs cycles de charge et décharge.</w:t>
-      </w:r>
+        <w:t>J'ai également assuré l'intégration et la validation du module MPPT couplé au panneau photovoltaïque, qui constitue la source d'énergie principale du système. J'ai vérifié les tensions en sortie du régulateur dans différentes conditions de fonctionnement, mesuré le courant de charge réel, et mis en œuvre dans le code la lecture de la tension batterie via l'ADC de l'ESP32. Ces éléments ont permis de valider l'autonomie énergétique du système sur plusieurs cycles de charge et de décharge.</w:t>
+      </w:r>
+    </w:p>
+    <w:p>
+      <w:pPr>
+        <w:pStyle w:val="Titre3"/>
+        <w:rPr>
+          <w:rFonts w:eastAsia="Times New Roman"/>
+        </w:rPr>
+      </w:pPr>
+      <w:bookmarkStart w:id="6" w:name="_Toc230694650"/>
+      <w:r>
+        <w:rPr>
+          <w:rFonts w:eastAsia="Times New Roman"/>
+        </w:rPr>
+        <w:t xml:space="preserve">1.2.4. </w:t>
+      </w:r>
+      <w:r>
+        <w:rPr>
+          <w:rFonts w:eastAsia="Times New Roman"/>
+        </w:rPr>
+        <w:t>Interface homme-machine (IHM)</w:t>
+      </w:r>
+      <w:bookmarkEnd w:id="6"/>
     </w:p>
     <w:p>
       <w:pPr>
@@ -1976,79 +2802,30 @@
         <w:ind w:firstLine="360"/>
       </w:pPr>
       <w:r>
-        <w:t xml:space="preserve">Enfin, j’ai participé à la </w:t>
-      </w:r>
-      <w:r>
-        <w:rPr>
-          <w:rStyle w:val="lev"/>
-          <w:rFonts w:eastAsiaTheme="majorEastAsia"/>
-          <w:b w:val="0"/>
-          <w:bCs w:val="0"/>
-        </w:rPr>
-        <w:t>mise en place de l’interface utilisateur (IHM)</w:t>
-      </w:r>
-      <w:r>
-        <w:t xml:space="preserve">. Cette page web tourne directement sur l’ESP32, donc sans serveur externe. Elle est accessible depuis une </w:t>
-      </w:r>
-      <w:r>
-        <w:rPr>
-          <w:rStyle w:val="lev"/>
-          <w:rFonts w:eastAsiaTheme="majorEastAsia"/>
-          <w:b w:val="0"/>
-          <w:bCs w:val="0"/>
-        </w:rPr>
-        <w:t>page Web hébergée par l’ESP32</w:t>
-      </w:r>
-      <w:r>
-        <w:t xml:space="preserve">, qui crée lui-même un réseau Wi-Fi auquel on peut se connecter directement avec un téléphone, sans avoir besoin d’une box ou d’Internet. La page affiche la hauteur d’eau, l’état de la batterie, le courant solaire et la position de la vanne, et elle permet aussi à l’opérateur de </w:t>
-      </w:r>
-      <w:r>
-        <w:rPr>
-          <w:rStyle w:val="lev"/>
-          <w:rFonts w:eastAsiaTheme="majorEastAsia"/>
-          <w:b w:val="0"/>
-          <w:bCs w:val="0"/>
-        </w:rPr>
-        <w:t>modifier la consigne de niveau d’eau</w:t>
-      </w:r>
-      <w:r>
-        <w:t xml:space="preserve"> directement depuis son téléphone. J’ai intégré tout ça dans le </w:t>
-      </w:r>
-      <w:r>
-        <w:rPr>
-          <w:rStyle w:val="lev"/>
-          <w:rFonts w:eastAsiaTheme="majorEastAsia"/>
-          <w:b w:val="0"/>
-          <w:bCs w:val="0"/>
-        </w:rPr>
-        <w:t xml:space="preserve">programme final en </w:t>
-      </w:r>
-      <w:proofErr w:type="spellStart"/>
-      <w:r>
-        <w:rPr>
-          <w:rStyle w:val="lev"/>
-          <w:rFonts w:eastAsiaTheme="majorEastAsia"/>
-          <w:b w:val="0"/>
-          <w:bCs w:val="0"/>
-        </w:rPr>
-        <w:t>MicroPython</w:t>
-      </w:r>
-      <w:proofErr w:type="spellEnd"/>
-      <w:r>
-        <w:t xml:space="preserve">, et j’ai aussi écrit un </w:t>
-      </w:r>
-      <w:r>
-        <w:rPr>
-          <w:rStyle w:val="lev"/>
-          <w:rFonts w:eastAsiaTheme="majorEastAsia"/>
-          <w:b w:val="0"/>
-          <w:bCs w:val="0"/>
-        </w:rPr>
-        <w:t>programme de test modulaire</w:t>
-      </w:r>
-      <w:r>
-        <w:t xml:space="preserve"> pour tester chaque partie séparément avant de tout assembler, ce qui m’a bien aidé pour isoler les problèmes.</w:t>
-      </w:r>
+        <w:t>Enfin, j'ai participé à la conception et à l'intégration de l'interface utilisateur. Cette page web s'exécute directement sur l'ESP32, sans recours à un serveur externe. Elle est accessible via un réseau Wi-Fi généré par l'ESP32 lui-même, auquel il est possible de se connecter directement depuis un téléphone, sans nécessiter de box ou d'accès Internet. La page affiche la hauteur d'eau, l'état de la batterie, le courant solaire et la position de la vanne, et offre à l'opérateur la possibilité de modifier la consigne de niveau d'eau à distance. L'ensemble a été intégré dans le programme final en MicroPython. J'ai par ailleurs développé un programme de test modulaire permettant de valider chaque sous-ensemble indépendamment avant l'assemblage final, ce qui a facilité l'identification et l'isolation des dysfonctionnements.</w:t>
+      </w:r>
+    </w:p>
+    <w:p>
+      <w:pPr>
+        <w:pStyle w:val="Titre3"/>
+        <w:rPr>
+          <w:rFonts w:eastAsia="Times New Roman"/>
+        </w:rPr>
+      </w:pPr>
+      <w:bookmarkStart w:id="7" w:name="_Toc230694651"/>
+      <w:r>
+        <w:rPr>
+          <w:rFonts w:eastAsia="Times New Roman"/>
+        </w:rPr>
+        <w:t xml:space="preserve">1.2.5. </w:t>
+      </w:r>
+      <w:r>
+        <w:rPr>
+          <w:rFonts w:eastAsia="Times New Roman"/>
+        </w:rPr>
+        <w:t>Bilan</w:t>
+      </w:r>
+      <w:bookmarkEnd w:id="7"/>
     </w:p>
     <w:p>
       <w:pPr>
@@ -2057,32 +2834,20 @@
         <w:ind w:firstLine="360"/>
       </w:pPr>
       <w:r>
-        <w:t xml:space="preserve">Ce projet m’a permis de toucher à beaucoup de domaines différents : le bilan de consommation, la vérification de schémas, le routage PCB, le développement en </w:t>
-      </w:r>
-      <w:proofErr w:type="spellStart"/>
-      <w:r>
-        <w:t>MicroPython</w:t>
-      </w:r>
-      <w:proofErr w:type="spellEnd"/>
-      <w:r>
-        <w:t xml:space="preserve"> et la création d’une interface web embarquée. Ce qui m’a le plus apporté, c’est d’avoir pu </w:t>
-      </w:r>
-      <w:r>
-        <w:rPr>
-          <w:rStyle w:val="lev"/>
-          <w:rFonts w:eastAsiaTheme="majorEastAsia"/>
-          <w:b w:val="0"/>
-          <w:bCs w:val="0"/>
-        </w:rPr>
-        <w:t>travailler sur un système électronique complet et autonome</w:t>
-      </w:r>
-      <w:r>
-        <w:t xml:space="preserve"> de bout en bout, en jonglant avec les contraintes énergétiques, logicielles et matérielles en même temps. C’est quelque chose qu’on ne voit pas forcément en cours de manière aussi concrète.</w:t>
-      </w:r>
+        <w:t>Ce projet m'a permis d'intervenir sur des domaines variés : bilan de consommation, vérification de schémas, routage PCB, développement en MicroPython et conception d'une interface web embarquée. La principale valeur ajoutée de cette expérience réside dans la conduite d'un système électronique complet et autonome de bout en bout, en prenant en compte simultanément les contraintes énergétiques, logicielles et matérielles — une approche globale rarement aussi concrète dans le cadre des enseignements habituels.</w:t>
+      </w:r>
+    </w:p>
+    <w:p>
+      <w:pPr>
+        <w:pStyle w:val="my-2"/>
+        <w:spacing w:line="360" w:lineRule="auto"/>
+        <w:ind w:firstLine="360"/>
+      </w:pPr>
       <w:r>
         <w:br w:type="page"/>
       </w:r>
     </w:p>
+    <w:bookmarkStart w:id="8" w:name="_Toc230694652"/>
     <w:p>
       <w:pPr>
         <w:pStyle w:val="Titre2"/>
@@ -2091,7 +2856,6 @@
           <w:numId w:val="1"/>
         </w:numPr>
       </w:pPr>
-      <w:bookmarkStart w:id="3" w:name="_Toc230340266"/>
       <w:r>
         <w:rPr>
           <w:noProof/>
@@ -2326,8 +3090,9 @@
       <w:r>
         <w:t>Diagrammes</w:t>
       </w:r>
-      <w:bookmarkEnd w:id="3"/>
-    </w:p>
+      <w:bookmarkEnd w:id="8"/>
+    </w:p>
+    <w:bookmarkStart w:id="9" w:name="_Toc230694653"/>
     <w:p>
       <w:pPr>
         <w:pStyle w:val="Titre2"/>
@@ -2471,6 +3236,7 @@
           </mc:Fallback>
         </mc:AlternateContent>
       </w:r>
+      <w:bookmarkEnd w:id="9"/>
     </w:p>
     <w:p>
       <w:pPr>
@@ -2493,7 +3259,7 @@
           <w:u w:val="single"/>
         </w:rPr>
       </w:pPr>
-      <w:bookmarkStart w:id="4" w:name="_Toc230340267"/>
+      <w:bookmarkStart w:id="10" w:name="_Toc230694654"/>
       <w:r>
         <w:rPr>
           <w:b/>
@@ -2503,7 +3269,7 @@
         <w:lastRenderedPageBreak/>
         <w:t>Mesure et calcul de la tension</w:t>
       </w:r>
-      <w:bookmarkEnd w:id="4"/>
+      <w:bookmarkEnd w:id="10"/>
       <w:r>
         <w:rPr>
           <w:b/>
@@ -2513,7 +3279,6 @@
         <w:t xml:space="preserve"> </w:t>
       </w:r>
     </w:p>
-    <w:p/>
     <w:p>
       <w:r>
         <w:t>Pour commencer, j’ai mesuré la consommation de chaque composant qui risquait de tirer beaucoup de courant, pour vérifier si la batterie initialement prévue était suffisante ou s’il fallait la changer. C’est une étape importante parce que si on se trompe à ce stade, tout le dimensionnement de l’alimentation est faux.</w:t>
@@ -2574,7 +3339,7 @@
           <w:szCs w:val="22"/>
         </w:rPr>
         <w:drawing>
-          <wp:anchor distT="0" distB="0" distL="114300" distR="114300" simplePos="0" relativeHeight="251660288" behindDoc="1" locked="0" layoutInCell="1" allowOverlap="1" wp14:anchorId="23BD7AF3" wp14:editId="332E500B">
+          <wp:anchor distT="0" distB="0" distL="114300" distR="114300" simplePos="0" relativeHeight="251658240" behindDoc="1" locked="0" layoutInCell="1" allowOverlap="1" wp14:anchorId="23BD7AF3" wp14:editId="1E887EDC">
             <wp:simplePos x="0" y="0"/>
             <wp:positionH relativeFrom="column">
               <wp:posOffset>1778938</wp:posOffset>
@@ -2638,7 +3403,7 @@
           <w:szCs w:val="22"/>
         </w:rPr>
         <w:drawing>
-          <wp:anchor distT="0" distB="0" distL="114300" distR="114300" simplePos="0" relativeHeight="251661312" behindDoc="1" locked="0" layoutInCell="1" allowOverlap="1" wp14:anchorId="67BC4A37" wp14:editId="62C7D8D3">
+          <wp:anchor distT="0" distB="0" distL="114300" distR="114300" simplePos="0" relativeHeight="251659264" behindDoc="1" locked="0" layoutInCell="1" allowOverlap="1" wp14:anchorId="67BC4A37" wp14:editId="75777BA7">
             <wp:simplePos x="0" y="0"/>
             <wp:positionH relativeFrom="column">
               <wp:posOffset>-231519</wp:posOffset>
@@ -2733,7 +3498,7 @@
           <w:u w:val="single"/>
         </w:rPr>
       </w:pPr>
-      <w:bookmarkStart w:id="5" w:name="_Toc230340268"/>
+      <w:bookmarkStart w:id="11" w:name="_Toc230694655"/>
       <w:r>
         <w:rPr>
           <w:b/>
@@ -2743,11 +3508,11 @@
         <w:lastRenderedPageBreak/>
         <w:t>Création du site et assemblage des codes</w:t>
       </w:r>
-      <w:bookmarkEnd w:id="5"/>
-    </w:p>
-    <w:p>
-      <w:r>
-        <w:t>Pour cette partie, j’ai créé une page web de supervision hébergée directement sur l’ESP32. Elle affiche en temps réel la hauteur d’eau mesurée par le Lidar, la tension de la batterie en volts, et le courant produit ou consommé par le panneau solaire. Pour la partie mesure du niveau d’eau, j’ai récupéré et adapté le code de Jessy dans mon programme, ce qui m’a demandé un peu de travail pour harmoniser les deux codes et faire en sorte que tout fonctionne ensemble sans conflit</w:t>
+      <w:bookmarkEnd w:id="11"/>
+    </w:p>
+    <w:p>
+      <w:r>
+        <w:t>Pour cette partie, j’ai créé une page web hébergée directement sur l’ESP32. Elle affiche en temps réel la hauteur d’eau mesurée par le Lidar, la tension de la batterie en volts, et le courant produit ou consommé par le panneau solaire. Pour la partie mesure du niveau d’eau, j’ai récupéré et adapté le code de Jessy dans mon programme, ce qui m’a demandé un peu de travail pour harmoniser les deux codes et faire en sorte que tout fonctionne ensemble sans conflit</w:t>
       </w:r>
     </w:p>
     <w:p>
@@ -2756,7 +3521,7 @@
           <w:noProof/>
         </w:rPr>
         <w:drawing>
-          <wp:anchor distT="0" distB="0" distL="114300" distR="114300" simplePos="0" relativeHeight="251662336" behindDoc="1" locked="0" layoutInCell="1" allowOverlap="1" wp14:anchorId="28F523E4" wp14:editId="07857881">
+          <wp:anchor distT="0" distB="0" distL="114300" distR="114300" simplePos="0" relativeHeight="251660288" behindDoc="1" locked="0" layoutInCell="1" allowOverlap="1" wp14:anchorId="28F523E4" wp14:editId="03CF9A0A">
             <wp:simplePos x="0" y="0"/>
             <wp:positionH relativeFrom="margin">
               <wp:posOffset>-95250</wp:posOffset>
@@ -2827,7 +3592,7 @@
           <w:noProof/>
         </w:rPr>
         <w:drawing>
-          <wp:anchor distT="0" distB="0" distL="114300" distR="114300" simplePos="0" relativeHeight="251667456" behindDoc="1" locked="0" layoutInCell="1" allowOverlap="1" wp14:anchorId="315794DA" wp14:editId="0B5869C8">
+          <wp:anchor distT="0" distB="0" distL="114300" distR="114300" simplePos="0" relativeHeight="251665408" behindDoc="1" locked="0" layoutInCell="1" allowOverlap="1" wp14:anchorId="315794DA" wp14:editId="1DB36C66">
             <wp:simplePos x="0" y="0"/>
             <wp:positionH relativeFrom="margin">
               <wp:posOffset>2227580</wp:posOffset>
@@ -2900,12 +3665,15 @@
         </w:drawing>
       </w:r>
     </w:p>
-    <w:p/>
     <w:p>
       <w:pPr>
         <w:pStyle w:val="Titre2"/>
       </w:pPr>
-      <w:r>
+      <w:bookmarkStart w:id="12" w:name="_Toc230694656"/>
+      <w:r>
+        <w:rPr>
+          <w:noProof/>
+        </w:rPr>
         <w:lastRenderedPageBreak/>
         <w:drawing>
           <wp:anchor distT="0" distB="0" distL="114300" distR="114300" simplePos="0" relativeHeight="251703296" behindDoc="1" locked="0" layoutInCell="1" allowOverlap="1" wp14:anchorId="7B101349" wp14:editId="05A44013">
@@ -2974,6 +3742,7 @@
       <w:r>
         <w:t>3.1. Organigrammes</w:t>
       </w:r>
+      <w:bookmarkEnd w:id="12"/>
     </w:p>
     <w:p>
       <w:pPr>
@@ -2988,7 +3757,7 @@
           <w:u w:val="single"/>
         </w:rPr>
       </w:pPr>
-      <w:bookmarkStart w:id="6" w:name="_Toc230340269"/>
+      <w:bookmarkStart w:id="13" w:name="_Toc230694657"/>
       <w:r>
         <w:rPr>
           <w:b/>
@@ -2998,7 +3767,7 @@
         <w:lastRenderedPageBreak/>
         <w:t>Saisie de Schéma</w:t>
       </w:r>
-      <w:bookmarkEnd w:id="6"/>
+      <w:bookmarkEnd w:id="13"/>
       <w:r>
         <w:rPr>
           <w:b/>
@@ -3008,58 +3777,407 @@
         <w:t xml:space="preserve"> </w:t>
       </w:r>
     </w:p>
-    <w:p>
-      <w:r>
-        <w:t xml:space="preserve">En partant du schéma fourni par le </w:t>
-      </w:r>
-      <w:r>
-        <w:t>professeur</w:t>
-      </w:r>
-      <w:r>
-        <w:t xml:space="preserve">, on a </w:t>
-      </w:r>
-      <w:r>
-        <w:t>ressaisi</w:t>
-      </w:r>
-      <w:r>
-        <w:t xml:space="preserve"> le tout sur Proteus 8 puis on a fait le routage. Théo et moi avons chacun fait notre version du routage, et on a gardé celui de Théo parce qu’il l’a terminé en premier. Cette étape nous a pris pas mal de temps parce que lors des revues de conception, le prof a repéré plusieurs erreurs qu’on a dû corriger, parfois plusieurs fois. C’est frustrant sur le moment mais ça nous a permis de vraiment comprendre les règles du routage : bien séparer les plans de masse, dimensionner les pistes de puissance correctement, placer les condensateurs de découplage au plus près des circuits intégrés, etc. La première image ci-dessous montre le schéma de la partie alimentation que j’ai réalisée, et je vais en détailler les différents blocs ci-après.  Le premier bloc qu’on peut voir en haut du schéma, c’est la protection contre l’inversion de polarité. Elle est assurée par un MOSFET canal P, placé juste après l’entrée d’alimentation. Si quelqu’un branche la batterie à l’envers, le MOSFET bloque le courant et protège toute la carte. C’est un composant simple mais indispensable pour sécuriser l’ensemble.  Juste après ce MOSFET, on trouve un condensateur de filtrage C8 de 10 µF. Son rôle est de lisser la tension d’entrée et d’absorber les petites variations ou parasites qui pourraient venir de la batterie ou du câblage. Sans lui, ces perturbations pourraient se propager aux composants en aval.  Ensuite vient le module MPPT, qui est le cœur de la partie alimentation. Il reçoit la tension du panneau solaire en entrée (autour de 12V) et se charge de recharger la batterie de manière optimale. Le principe du MPPT (Maximum Power Point Tracking) est de chercher en permanence le point de fonctionnement du panneau qui donne le maximum de puissance, quelle que soit la luminosité. On a également deux condensateurs de découplage C9 et C7 (100 nF chacun) placés autour de ce module pour filtrer les parasites hautes fréquences générés par son fonctionnement en commutation.  Le convertisseur analogique-numérique MCP3021 est lui aussi présent sur ce schéma. Il permet de lire la tension de la batterie avec une meilleure précision que l’ADC interne de l’ESP32, en communiquant avec lui via le bus I2C. C’est grâce à cette mesure qu’on peut afficher l’état de charge de la batterie sur l’interface web.  Enfin, des LEDs sont présentes sur le schéma. Elles servent uniquement d’indicateurs visuels : quand une LED est allumée, ça confirme que la tension correspondante est bien présente sur la carte. C’est pratique lors des tests et de la mise au point pour vérifier d’un coup d’œil que l’alimentation fonctionne correctement.</w:t>
-      </w:r>
+    <w:p/>
+    <w:p>
+      <w:pPr>
+        <w:pStyle w:val="Titre2"/>
+        <w:rPr>
+          <w:rFonts w:eastAsia="Times New Roman"/>
+          <w:lang w:eastAsia="fr-FR"/>
+        </w:rPr>
+      </w:pPr>
+      <w:r>
+        <w:rPr>
+          <w:rFonts w:eastAsia="Times New Roman"/>
+          <w:lang w:eastAsia="fr-FR"/>
+        </w:rPr>
+        <w:t xml:space="preserve">     </w:t>
+      </w:r>
+      <w:bookmarkStart w:id="14" w:name="_Toc230694658"/>
+      <w:r>
+        <w:rPr>
+          <w:rFonts w:eastAsia="Times New Roman"/>
+          <w:lang w:eastAsia="fr-FR"/>
+        </w:rPr>
+        <w:t xml:space="preserve">4.1. </w:t>
+      </w:r>
+      <w:r>
+        <w:rPr>
+          <w:rFonts w:eastAsia="Times New Roman"/>
+          <w:lang w:eastAsia="fr-FR"/>
+        </w:rPr>
+        <w:t>Saisie du schéma et routage</w:t>
+      </w:r>
+      <w:bookmarkEnd w:id="14"/>
+    </w:p>
+    <w:p>
+      <w:pPr>
+        <w:spacing w:before="100" w:beforeAutospacing="1" w:after="100" w:afterAutospacing="1" w:line="240" w:lineRule="auto"/>
+        <w:rPr>
+          <w:rFonts w:eastAsia="Times New Roman" w:cs="Times New Roman"/>
+          <w:kern w:val="0"/>
+          <w:lang w:eastAsia="fr-FR"/>
+          <w14:ligatures w14:val="none"/>
+        </w:rPr>
+      </w:pPr>
+      <w:r>
+        <w:rPr>
+          <w:rFonts w:eastAsia="Times New Roman" w:cs="Times New Roman"/>
+          <w:kern w:val="0"/>
+          <w:lang w:eastAsia="fr-FR"/>
+          <w14:ligatures w14:val="none"/>
+        </w:rPr>
+        <w:t>À partir du schéma fourni par l'enseignant, nous avons procédé à la saisie sur Proteus 8 avant d'effectuer le routage. Théo et moi avons chacun réalisé notre propre version, et c'est celle de Théo qui a été retenue, car il l'a finalisée en premier. Cette étape s'est révélée particulièrement chronophage : lors des revues de conception, le professeur a relevé plusieurs erreurs qui ont nécessité des corrections répétées. Bien que contraignant, ce processus nous a permis d'assimiler les règles fondamentales du routage : la séparation rigoureuse des plans de masse, le dimensionnement adapté des pistes de puissance, le placement des condensateurs de découplage au plus près des circuits intégrés, etc.</w:t>
+      </w:r>
+    </w:p>
+    <w:p>
+      <w:pPr>
+        <w:spacing w:before="100" w:beforeAutospacing="1" w:after="100" w:afterAutospacing="1" w:line="240" w:lineRule="auto"/>
+        <w:rPr>
+          <w:rFonts w:eastAsia="Times New Roman" w:cs="Times New Roman"/>
+          <w:kern w:val="0"/>
+          <w:lang w:eastAsia="fr-FR"/>
+          <w14:ligatures w14:val="none"/>
+        </w:rPr>
+      </w:pPr>
+      <w:r>
+        <w:rPr>
+          <w:rFonts w:eastAsia="Times New Roman" w:cs="Times New Roman"/>
+          <w:kern w:val="0"/>
+          <w:lang w:eastAsia="fr-FR"/>
+          <w14:ligatures w14:val="none"/>
+        </w:rPr>
+        <w:t>La figure ci-dessous présente le schéma de la partie alimentation que j'ai réalisée, dont je détaillerai les différents blocs dans la suite.</w:t>
+      </w:r>
+    </w:p>
+    <w:p>
+      <w:pPr>
+        <w:pStyle w:val="Titre3"/>
+        <w:rPr>
+          <w:rFonts w:eastAsia="Times New Roman" w:cs="Times New Roman"/>
+          <w:kern w:val="0"/>
+          <w:lang w:eastAsia="fr-FR"/>
+          <w14:ligatures w14:val="none"/>
+        </w:rPr>
+      </w:pPr>
+      <w:r>
+        <w:rPr>
+          <w:rFonts w:eastAsia="Times New Roman" w:cs="Times New Roman"/>
+          <w:kern w:val="0"/>
+          <w:lang w:eastAsia="fr-FR"/>
+          <w14:ligatures w14:val="none"/>
+        </w:rPr>
+        <w:t xml:space="preserve">    </w:t>
+      </w:r>
+      <w:bookmarkStart w:id="15" w:name="_Toc230694659"/>
+      <w:r>
+        <w:rPr>
+          <w:rFonts w:eastAsia="Times New Roman" w:cs="Times New Roman"/>
+          <w:kern w:val="0"/>
+          <w:lang w:eastAsia="fr-FR"/>
+          <w14:ligatures w14:val="none"/>
+        </w:rPr>
+        <w:t>4.</w:t>
+      </w:r>
+      <w:r>
+        <w:rPr>
+          <w:rFonts w:eastAsia="Times New Roman" w:cs="Times New Roman"/>
+          <w:kern w:val="0"/>
+          <w:lang w:eastAsia="fr-FR"/>
+          <w14:ligatures w14:val="none"/>
+        </w:rPr>
+        <w:t>1</w:t>
+      </w:r>
+      <w:r>
+        <w:rPr>
+          <w:rFonts w:eastAsia="Times New Roman" w:cs="Times New Roman"/>
+          <w:kern w:val="0"/>
+          <w:lang w:eastAsia="fr-FR"/>
+          <w14:ligatures w14:val="none"/>
+        </w:rPr>
+        <w:t>.</w:t>
+      </w:r>
+      <w:r>
+        <w:rPr>
+          <w:rFonts w:eastAsia="Times New Roman" w:cs="Times New Roman"/>
+          <w:kern w:val="0"/>
+          <w:lang w:eastAsia="fr-FR"/>
+          <w14:ligatures w14:val="none"/>
+        </w:rPr>
+        <w:t>1.</w:t>
+      </w:r>
+      <w:r>
+        <w:rPr>
+          <w:rFonts w:eastAsia="Times New Roman" w:cs="Times New Roman"/>
+          <w:kern w:val="0"/>
+          <w:lang w:eastAsia="fr-FR"/>
+          <w14:ligatures w14:val="none"/>
+        </w:rPr>
+        <w:t xml:space="preserve"> </w:t>
+      </w:r>
+      <w:r>
+        <w:rPr>
+          <w:rFonts w:eastAsia="Times New Roman"/>
+          <w:lang w:eastAsia="fr-FR"/>
+        </w:rPr>
+        <w:t>Protection contre l'inversion de polarité</w:t>
+      </w:r>
+      <w:bookmarkEnd w:id="15"/>
+    </w:p>
+    <w:p>
+      <w:pPr>
+        <w:spacing w:before="100" w:beforeAutospacing="1" w:after="100" w:afterAutospacing="1" w:line="240" w:lineRule="auto"/>
+        <w:rPr>
+          <w:rFonts w:eastAsia="Times New Roman" w:cs="Times New Roman"/>
+          <w:kern w:val="0"/>
+          <w:lang w:eastAsia="fr-FR"/>
+          <w14:ligatures w14:val="none"/>
+        </w:rPr>
+      </w:pPr>
+      <w:r>
+        <w:rPr>
+          <w:rFonts w:eastAsia="Times New Roman" w:cs="Times New Roman"/>
+          <w:kern w:val="0"/>
+          <w:lang w:eastAsia="fr-FR"/>
+          <w14:ligatures w14:val="none"/>
+        </w:rPr>
+        <w:t>Le premier bloc, visible en haut du schéma, assure la protection contre l'inversion de polarité. Cette fonction est assurée par un MOSFET canal P, placé immédiatement après l'entrée d'alimentation. En cas de raccordement incorrect de la batterie, le MOSFET bloque le courant et préserve ainsi l'intégralité de la carte. Ce composant, bien que simple, est indispensable à la sécurité de l'ensemble du système.</w:t>
+      </w:r>
+    </w:p>
+    <w:p>
+      <w:pPr>
+        <w:pStyle w:val="Titre3"/>
+        <w:rPr>
+          <w:lang w:eastAsia="fr-FR"/>
+        </w:rPr>
+      </w:pPr>
+      <w:r>
+        <w:rPr>
+          <w:rFonts w:eastAsia="Times New Roman"/>
+          <w:lang w:eastAsia="fr-FR"/>
+        </w:rPr>
+        <w:t xml:space="preserve">    </w:t>
+      </w:r>
+      <w:bookmarkStart w:id="16" w:name="_Toc230694660"/>
+      <w:r>
+        <w:rPr>
+          <w:rFonts w:eastAsia="Times New Roman"/>
+          <w:lang w:eastAsia="fr-FR"/>
+        </w:rPr>
+        <w:t xml:space="preserve">4.1.2. </w:t>
+      </w:r>
+      <w:r>
+        <w:rPr>
+          <w:rFonts w:eastAsia="Times New Roman"/>
+          <w:lang w:eastAsia="fr-FR"/>
+        </w:rPr>
+        <w:t>Condensateur de filtrage C8</w:t>
+      </w:r>
+      <w:bookmarkEnd w:id="16"/>
+    </w:p>
+    <w:p>
+      <w:pPr>
+        <w:spacing w:before="100" w:beforeAutospacing="1" w:after="100" w:afterAutospacing="1" w:line="240" w:lineRule="auto"/>
+        <w:rPr>
+          <w:rFonts w:eastAsia="Times New Roman" w:cs="Times New Roman"/>
+          <w:kern w:val="0"/>
+          <w:lang w:eastAsia="fr-FR"/>
+          <w14:ligatures w14:val="none"/>
+        </w:rPr>
+      </w:pPr>
+      <w:r>
+        <w:rPr>
+          <w:rFonts w:eastAsia="Times New Roman" w:cs="Times New Roman"/>
+          <w:kern w:val="0"/>
+          <w:lang w:eastAsia="fr-FR"/>
+          <w14:ligatures w14:val="none"/>
+        </w:rPr>
+        <w:t>En aval de ce MOSFET se trouve un condensateur de filtrage C8 de 10 µF, dont le rôle est de lisser la tension d'entrée et d'absorber les variations ou perturbations susceptibles de provenir de la batterie ou du câblage. En son absence, ces perturbations pourraient se propager aux composants situés en aval.</w:t>
+      </w:r>
+    </w:p>
+    <w:p>
+      <w:pPr>
+        <w:pStyle w:val="Titre3"/>
+        <w:rPr>
+          <w:lang w:eastAsia="fr-FR"/>
+        </w:rPr>
+      </w:pPr>
+      <w:r>
+        <w:rPr>
+          <w:rFonts w:eastAsia="Times New Roman"/>
+          <w:lang w:eastAsia="fr-FR"/>
+        </w:rPr>
+        <w:t xml:space="preserve">    </w:t>
+      </w:r>
+      <w:bookmarkStart w:id="17" w:name="_Toc230694661"/>
+      <w:r>
+        <w:rPr>
+          <w:rFonts w:eastAsia="Times New Roman"/>
+          <w:lang w:eastAsia="fr-FR"/>
+        </w:rPr>
+        <w:t xml:space="preserve">4.1.3. </w:t>
+      </w:r>
+      <w:r>
+        <w:rPr>
+          <w:rFonts w:eastAsia="Times New Roman"/>
+          <w:lang w:eastAsia="fr-FR"/>
+        </w:rPr>
+        <w:t>Module MPPT</w:t>
+      </w:r>
+      <w:bookmarkEnd w:id="17"/>
+    </w:p>
+    <w:p>
+      <w:pPr>
+        <w:spacing w:before="100" w:beforeAutospacing="1" w:after="100" w:afterAutospacing="1" w:line="240" w:lineRule="auto"/>
+        <w:rPr>
+          <w:rFonts w:ascii="Times New Roman" w:eastAsia="Times New Roman" w:hAnsi="Times New Roman" w:cs="Times New Roman"/>
+          <w:kern w:val="0"/>
+          <w:lang w:eastAsia="fr-FR"/>
+          <w14:ligatures w14:val="none"/>
+        </w:rPr>
+      </w:pPr>
+      <w:r>
+        <w:rPr>
+          <w:rFonts w:eastAsia="Times New Roman" w:cs="Times New Roman"/>
+          <w:kern w:val="0"/>
+          <w:lang w:eastAsia="fr-FR"/>
+          <w14:ligatures w14:val="none"/>
+        </w:rPr>
+        <w:t>Le module MPPT constitue le cœur de la partie alimentation. Il reçoit en entrée la tension délivrée par le panneau solaire (environ 12 V) et assure la recharge optimale de la batterie. Le principe du MPPT (Maximum Power Point Tracking) repose sur la recherche continue du point de fonctionnement du panneau offrant la puissance maximale, indépendamment des conditions d'ensoleillement. Deux condensateurs de découplage C9 et C7 (100 nF chacun) sont placés de part et d'autre du module afin de filtrer les perturbations haute fréquence engendrées par son fonctionnement en commutation.</w:t>
+      </w:r>
+    </w:p>
+    <w:p>
+      <w:pPr>
+        <w:pStyle w:val="Titre3"/>
+        <w:rPr>
+          <w:rFonts w:eastAsia="Times New Roman"/>
+          <w:lang w:eastAsia="fr-FR"/>
+        </w:rPr>
+      </w:pPr>
+      <w:r>
+        <w:rPr>
+          <w:rFonts w:eastAsia="Times New Roman"/>
+          <w:lang w:eastAsia="fr-FR"/>
+        </w:rPr>
+        <w:lastRenderedPageBreak/>
+        <w:t xml:space="preserve">    </w:t>
+      </w:r>
+      <w:bookmarkStart w:id="18" w:name="_Toc230694662"/>
+      <w:r>
+        <w:rPr>
+          <w:rFonts w:eastAsia="Times New Roman"/>
+          <w:lang w:eastAsia="fr-FR"/>
+        </w:rPr>
+        <w:t xml:space="preserve">4.1.4. </w:t>
+      </w:r>
+      <w:r>
+        <w:rPr>
+          <w:rFonts w:eastAsia="Times New Roman"/>
+          <w:lang w:eastAsia="fr-FR"/>
+        </w:rPr>
+        <w:t>Convertisseur analogique-numérique MCP3021</w:t>
+      </w:r>
+      <w:bookmarkEnd w:id="18"/>
+    </w:p>
+    <w:p>
+      <w:pPr>
+        <w:rPr>
+          <w:lang w:eastAsia="fr-FR"/>
+        </w:rPr>
+      </w:pPr>
+      <w:r>
+        <w:rPr>
+          <w:lang w:eastAsia="fr-FR"/>
+        </w:rPr>
+        <w:t>Le MCP3021 est également intégré à ce schéma. Il permet d'acquérir la tension de la batterie avec une précision supérieure à celle de l'ADC interne de l'ESP32, en communiquant avec ce dernier via le bus I2C. C'est cette mesure qui permet d'afficher l'état de charge de la batterie sur l'interface web.</w:t>
+      </w:r>
+    </w:p>
+    <w:p>
+      <w:pPr>
+        <w:pStyle w:val="Titre3"/>
+        <w:rPr>
+          <w:rFonts w:eastAsia="Times New Roman"/>
+          <w:lang w:eastAsia="fr-FR"/>
+        </w:rPr>
+      </w:pPr>
+      <w:r>
+        <w:rPr>
+          <w:rFonts w:eastAsia="Times New Roman"/>
+          <w:lang w:eastAsia="fr-FR"/>
+        </w:rPr>
+        <w:t xml:space="preserve">    </w:t>
+      </w:r>
+      <w:bookmarkStart w:id="19" w:name="_Toc230694663"/>
+      <w:r>
+        <w:rPr>
+          <w:rFonts w:eastAsia="Times New Roman"/>
+          <w:lang w:eastAsia="fr-FR"/>
+        </w:rPr>
+        <w:t xml:space="preserve">4.1.5 </w:t>
+      </w:r>
+      <w:r>
+        <w:rPr>
+          <w:rFonts w:eastAsia="Times New Roman"/>
+          <w:lang w:eastAsia="fr-FR"/>
+        </w:rPr>
+        <w:t>LEDs indicatrices</w:t>
+      </w:r>
+      <w:bookmarkEnd w:id="19"/>
+    </w:p>
+    <w:p>
+      <w:pPr>
+        <w:spacing w:before="100" w:beforeAutospacing="1" w:after="100" w:afterAutospacing="1" w:line="240" w:lineRule="auto"/>
+        <w:rPr>
+          <w:rFonts w:eastAsia="Times New Roman" w:cs="Times New Roman"/>
+          <w:kern w:val="0"/>
+          <w:lang w:eastAsia="fr-FR"/>
+          <w14:ligatures w14:val="none"/>
+        </w:rPr>
+      </w:pPr>
+      <w:r>
+        <w:rPr>
+          <w:rFonts w:eastAsia="Times New Roman" w:cs="Times New Roman"/>
+          <w:kern w:val="0"/>
+          <w:lang w:eastAsia="fr-FR"/>
+          <w14:ligatures w14:val="none"/>
+        </w:rPr>
+        <w:t>Enfin, des LEDs sont présentes sur le schéma. Elles servent uniquement d'indicateurs visuels : quand une LED est allumée, ça confirme que la tension correspondante est bien présente sur la carte. C'est pratique lors des tests et de la mise au point pour vérifier d'un coup d'œil que l'alimentation fonctionne correctement.</w:t>
+      </w:r>
+    </w:p>
+    <w:p>
+      <w:r>
+        <w:br w:type="page"/>
+      </w:r>
+    </w:p>
+    <w:p>
+      <w:pPr>
+        <w:pStyle w:val="Titre2"/>
+        <w:numPr>
+          <w:ilvl w:val="1"/>
+          <w:numId w:val="11"/>
+        </w:numPr>
+      </w:pPr>
+      <w:bookmarkStart w:id="20" w:name="_Toc230694664"/>
+      <w:r>
+        <w:lastRenderedPageBreak/>
+        <w:t>Schéma électrique (partie Alimentation)</w:t>
+      </w:r>
+      <w:r>
+        <w:t> :</w:t>
+      </w:r>
+      <w:bookmarkEnd w:id="20"/>
     </w:p>
     <w:p/>
     <w:p/>
     <w:p/>
     <w:p/>
     <w:p>
-      <w:pPr>
-        <w:pStyle w:val="Titre2"/>
-      </w:pPr>
-      <w:bookmarkStart w:id="7" w:name="_Toc230340270"/>
-      <w:r>
-        <w:lastRenderedPageBreak/>
-        <w:t>4.</w:t>
-      </w:r>
-      <w:r>
-        <w:t xml:space="preserve">1. </w:t>
-      </w:r>
-      <w:r>
-        <w:t>Schéma électrique (partie Alimentation)</w:t>
-      </w:r>
-      <w:r>
-        <w:t> :</w:t>
-      </w:r>
-      <w:bookmarkEnd w:id="7"/>
-    </w:p>
-    <w:p/>
-    <w:p/>
-    <w:p/>
-    <w:p/>
-    <w:p>
       <w:r>
         <w:rPr>
           <w:noProof/>
         </w:rPr>
         <w:drawing>
-          <wp:anchor distT="0" distB="0" distL="114300" distR="114300" simplePos="0" relativeHeight="251664384" behindDoc="1" locked="0" layoutInCell="1" allowOverlap="1" wp14:anchorId="2E39D9C2" wp14:editId="37E065C0">
+          <wp:anchor distT="0" distB="0" distL="114300" distR="114300" simplePos="0" relativeHeight="251662336" behindDoc="1" locked="0" layoutInCell="1" allowOverlap="1" wp14:anchorId="2E39D9C2" wp14:editId="3263C185">
             <wp:simplePos x="0" y="0"/>
             <wp:positionH relativeFrom="margin">
               <wp:posOffset>-1129665</wp:posOffset>
@@ -3135,14 +4253,14 @@
       <w:pPr>
         <w:pStyle w:val="Titre2"/>
       </w:pPr>
-      <w:bookmarkStart w:id="8" w:name="_Toc230340271"/>
+      <w:bookmarkStart w:id="21" w:name="_Toc230694665"/>
       <w:r>
         <w:rPr>
           <w:noProof/>
         </w:rPr>
         <w:lastRenderedPageBreak/>
         <w:drawing>
-          <wp:anchor distT="0" distB="0" distL="114300" distR="114300" simplePos="0" relativeHeight="251663360" behindDoc="1" locked="0" layoutInCell="1" allowOverlap="1" wp14:anchorId="07651208" wp14:editId="57F046FE">
+          <wp:anchor distT="0" distB="0" distL="114300" distR="114300" simplePos="0" relativeHeight="251661312" behindDoc="1" locked="0" layoutInCell="1" allowOverlap="1" wp14:anchorId="07651208" wp14:editId="4E551DC4">
             <wp:simplePos x="0" y="0"/>
             <wp:positionH relativeFrom="margin">
               <wp:align>left</wp:align>
@@ -3206,8 +4324,11 @@
         </w:drawing>
       </w:r>
       <w:r>
+        <w:rPr>
+          <w:noProof/>
+        </w:rPr>
         <w:drawing>
-          <wp:anchor distT="0" distB="0" distL="114300" distR="114300" simplePos="0" relativeHeight="251678720" behindDoc="1" locked="0" layoutInCell="1" allowOverlap="1" wp14:anchorId="47B30493" wp14:editId="3BADEDCB">
+          <wp:anchor distT="0" distB="0" distL="114300" distR="114300" simplePos="0" relativeHeight="251676672" behindDoc="1" locked="0" layoutInCell="1" allowOverlap="1" wp14:anchorId="47B30493" wp14:editId="6ACF8C7F">
             <wp:simplePos x="0" y="0"/>
             <wp:positionH relativeFrom="margin">
               <wp:align>left</wp:align>
@@ -3274,12 +4395,18 @@
         <w:t>4.</w:t>
       </w:r>
       <w:r>
-        <w:t xml:space="preserve">2. </w:t>
+        <w:t>3</w:t>
+      </w:r>
+      <w:r>
+        <w:t>.</w:t>
+      </w:r>
+      <w:r>
+        <w:t xml:space="preserve"> </w:t>
       </w:r>
       <w:r>
         <w:t>Routage final effectuer par Théo :</w:t>
       </w:r>
-      <w:bookmarkEnd w:id="8"/>
+      <w:bookmarkEnd w:id="21"/>
       <w:r>
         <w:br w:type="page"/>
       </w:r>
@@ -3288,14 +4415,14 @@
       <w:pPr>
         <w:pStyle w:val="Titre2"/>
       </w:pPr>
-      <w:bookmarkStart w:id="9" w:name="_Toc230340272"/>
+      <w:bookmarkStart w:id="22" w:name="_Toc230694666"/>
       <w:r>
         <w:rPr>
           <w:noProof/>
         </w:rPr>
         <w:lastRenderedPageBreak/>
         <w:drawing>
-          <wp:anchor distT="0" distB="0" distL="114300" distR="114300" simplePos="0" relativeHeight="251665408" behindDoc="1" locked="0" layoutInCell="1" allowOverlap="1" wp14:anchorId="49B69D16" wp14:editId="36AC4AAC">
+          <wp:anchor distT="0" distB="0" distL="114300" distR="114300" simplePos="0" relativeHeight="251663360" behindDoc="1" locked="0" layoutInCell="1" allowOverlap="1" wp14:anchorId="49B69D16" wp14:editId="3803D293">
             <wp:simplePos x="0" y="0"/>
             <wp:positionH relativeFrom="margin">
               <wp:posOffset>-1087120</wp:posOffset>
@@ -3362,7 +4489,13 @@
         <w:t>4.</w:t>
       </w:r>
       <w:r>
-        <w:t xml:space="preserve">3. </w:t>
+        <w:t>4</w:t>
+      </w:r>
+      <w:r>
+        <w:t>.</w:t>
+      </w:r>
+      <w:r>
+        <w:t xml:space="preserve"> </w:t>
       </w:r>
       <w:r>
         <w:t>Schéma Alimentation avant modification</w:t>
@@ -3370,7 +4503,7 @@
       <w:r>
         <w:t> :</w:t>
       </w:r>
-      <w:bookmarkEnd w:id="9"/>
+      <w:bookmarkEnd w:id="22"/>
     </w:p>
     <w:p>
       <w:r>
@@ -3381,29 +4514,20 @@
       <w:pPr>
         <w:pStyle w:val="Titre2"/>
       </w:pPr>
-      <w:bookmarkStart w:id="10" w:name="_Toc230340273"/>
-      <w:r>
+      <w:bookmarkStart w:id="23" w:name="_Toc230694667"/>
+      <w:r>
+        <w:rPr>
+          <w:noProof/>
+        </w:rPr>
         <w:lastRenderedPageBreak/>
-        <w:t>4.</w:t>
-      </w:r>
-      <w:r>
-        <w:t xml:space="preserve">4. </w:t>
-      </w:r>
-      <w:r>
-        <w:t>Mon routage final :</w:t>
-      </w:r>
-      <w:bookmarkEnd w:id="10"/>
-    </w:p>
-    <w:p>
-      <w:r>
         <w:drawing>
-          <wp:anchor distT="0" distB="0" distL="114300" distR="114300" simplePos="0" relativeHeight="251666432" behindDoc="1" locked="0" layoutInCell="1" allowOverlap="1" wp14:anchorId="597271EB" wp14:editId="0AB96CBF">
+          <wp:anchor distT="0" distB="0" distL="114300" distR="114300" simplePos="0" relativeHeight="251664384" behindDoc="1" locked="0" layoutInCell="1" allowOverlap="1" wp14:anchorId="597271EB" wp14:editId="05B22148">
             <wp:simplePos x="0" y="0"/>
             <wp:positionH relativeFrom="margin">
               <wp:align>center</wp:align>
             </wp:positionH>
             <wp:positionV relativeFrom="paragraph">
-              <wp:posOffset>19050</wp:posOffset>
+              <wp:posOffset>308829</wp:posOffset>
             </wp:positionV>
             <wp:extent cx="5018405" cy="4175125"/>
             <wp:effectExtent l="0" t="0" r="0" b="0"/>
@@ -3461,8 +4585,26 @@
         </w:drawing>
       </w:r>
       <w:r>
+        <w:t>4.</w:t>
+      </w:r>
+      <w:r>
+        <w:t>10</w:t>
+      </w:r>
+      <w:r>
+        <w:t xml:space="preserve">. </w:t>
+      </w:r>
+      <w:r>
+        <w:t>Mon routage final :</w:t>
+      </w:r>
+      <w:bookmarkEnd w:id="23"/>
+    </w:p>
+    <w:p>
+      <w:r>
+        <w:rPr>
+          <w:noProof/>
+        </w:rPr>
         <w:drawing>
-          <wp:anchor distT="0" distB="0" distL="114300" distR="114300" simplePos="0" relativeHeight="251679744" behindDoc="1" locked="0" layoutInCell="1" allowOverlap="1" wp14:anchorId="74FC9E8B" wp14:editId="1A886B1A">
+          <wp:anchor distT="0" distB="0" distL="114300" distR="114300" simplePos="0" relativeHeight="251677696" behindDoc="1" locked="0" layoutInCell="1" allowOverlap="1" wp14:anchorId="74FC9E8B" wp14:editId="374DD881">
             <wp:simplePos x="0" y="0"/>
             <wp:positionH relativeFrom="margin">
               <wp:align>center</wp:align>
@@ -3534,7 +4676,7 @@
         <w:pStyle w:val="Titre1"/>
         <w:numPr>
           <w:ilvl w:val="0"/>
-          <w:numId w:val="1"/>
+          <w:numId w:val="11"/>
         </w:numPr>
         <w:rPr>
           <w:b/>
@@ -3542,7 +4684,7 @@
           <w:u w:val="single"/>
         </w:rPr>
       </w:pPr>
-      <w:bookmarkStart w:id="11" w:name="_Toc230340274"/>
+      <w:bookmarkStart w:id="24" w:name="_Toc230694668"/>
       <w:r>
         <w:rPr>
           <w:b/>
@@ -3552,7 +4694,7 @@
         <w:lastRenderedPageBreak/>
         <w:t>Assemblage de la carte</w:t>
       </w:r>
-      <w:bookmarkEnd w:id="11"/>
+      <w:bookmarkEnd w:id="24"/>
     </w:p>
     <w:p>
       <w:r>
@@ -3599,7 +4741,7 @@
           <w:u w:val="single"/>
         </w:rPr>
       </w:pPr>
-      <w:bookmarkStart w:id="12" w:name="_Toc230340275"/>
+      <w:bookmarkStart w:id="25" w:name="_Toc230694669"/>
       <w:r>
         <w:rPr>
           <w:b/>
@@ -3609,7 +4751,7 @@
         <w:lastRenderedPageBreak/>
         <w:t>Conclusion</w:t>
       </w:r>
-      <w:bookmarkEnd w:id="12"/>
+      <w:bookmarkEnd w:id="25"/>
       <w:r>
         <w:rPr>
           <w:b/>
@@ -3632,7 +4774,7 @@
           <w:u w:val="single"/>
         </w:rPr>
       </w:pPr>
-      <w:bookmarkStart w:id="13" w:name="_Toc230340276"/>
+      <w:bookmarkStart w:id="26" w:name="_Toc230694670"/>
       <w:r>
         <w:rPr>
           <w:b/>
@@ -3642,7 +4784,7 @@
         <w:lastRenderedPageBreak/>
         <w:t>Annexes</w:t>
       </w:r>
-      <w:bookmarkEnd w:id="13"/>
+      <w:bookmarkEnd w:id="26"/>
     </w:p>
     <w:p/>
     <w:p>
@@ -3654,7 +4796,7 @@
           <w:szCs w:val="32"/>
         </w:rPr>
         <w:drawing>
-          <wp:anchor distT="0" distB="0" distL="114300" distR="114300" simplePos="0" relativeHeight="251670528" behindDoc="1" locked="0" layoutInCell="1" allowOverlap="1" wp14:anchorId="14F8F956" wp14:editId="122C64D4">
+          <wp:anchor distT="0" distB="0" distL="114300" distR="114300" simplePos="0" relativeHeight="251668480" behindDoc="1" locked="0" layoutInCell="1" allowOverlap="1" wp14:anchorId="14F8F956" wp14:editId="79E4D8D7">
             <wp:simplePos x="0" y="0"/>
             <wp:positionH relativeFrom="margin">
               <wp:align>left</wp:align>
@@ -3724,7 +4866,7 @@
           <w:noProof/>
         </w:rPr>
         <w:drawing>
-          <wp:anchor distT="0" distB="0" distL="114300" distR="114300" simplePos="0" relativeHeight="251671552" behindDoc="1" locked="0" layoutInCell="1" allowOverlap="1" wp14:anchorId="7F1DD6B9" wp14:editId="4C24CF31">
+          <wp:anchor distT="0" distB="0" distL="114300" distR="114300" simplePos="0" relativeHeight="251669504" behindDoc="1" locked="0" layoutInCell="1" allowOverlap="1" wp14:anchorId="7F1DD6B9" wp14:editId="5B5FAA3D">
             <wp:simplePos x="0" y="0"/>
             <wp:positionH relativeFrom="margin">
               <wp:align>right</wp:align>
@@ -3795,7 +4937,7 @@
         <mc:AlternateContent>
           <mc:Choice Requires="wps">
             <w:drawing>
-              <wp:anchor distT="0" distB="0" distL="114300" distR="114300" simplePos="0" relativeHeight="251684864" behindDoc="0" locked="0" layoutInCell="1" allowOverlap="1" wp14:anchorId="0942B4F4" wp14:editId="2DBB5340">
+              <wp:anchor distT="0" distB="0" distL="114300" distR="114300" simplePos="0" relativeHeight="251682816" behindDoc="0" locked="0" layoutInCell="1" allowOverlap="1" wp14:anchorId="0942B4F4" wp14:editId="40732388">
                 <wp:simplePos x="0" y="0"/>
                 <wp:positionH relativeFrom="margin">
                   <wp:align>right</wp:align>
@@ -3870,7 +5012,7 @@
                 <v:stroke joinstyle="miter"/>
                 <v:path gradientshapeok="t" o:connecttype="rect"/>
               </v:shapetype>
-              <v:shape id="Zone de texte 5" o:spid="_x0000_s1026" type="#_x0000_t202" style="position:absolute;margin-left:158.2pt;margin-top:25.9pt;width:209.4pt;height:25.75pt;z-index:251684864;visibility:visible;mso-wrap-style:square;mso-height-percent:0;mso-wrap-distance-left:9pt;mso-wrap-distance-top:0;mso-wrap-distance-right:9pt;mso-wrap-distance-bottom:0;mso-position-horizontal:right;mso-position-horizontal-relative:margin;mso-position-vertical:absolute;mso-position-vertical-relative:text;mso-height-percent:0;mso-height-relative:margin;v-text-anchor:top" o:gfxdata="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" fillcolor="white [3201]" strokeweight=".5pt">
+              <v:shape id="Zone de texte 5" o:spid="_x0000_s1026" type="#_x0000_t202" style="position:absolute;margin-left:158.2pt;margin-top:25.9pt;width:209.4pt;height:25.75pt;z-index:251682816;visibility:visible;mso-wrap-style:square;mso-height-percent:0;mso-wrap-distance-left:9pt;mso-wrap-distance-top:0;mso-wrap-distance-right:9pt;mso-wrap-distance-bottom:0;mso-position-horizontal:right;mso-position-horizontal-relative:margin;mso-position-vertical:absolute;mso-position-vertical-relative:text;mso-height-percent:0;mso-height-relative:margin;v-text-anchor:top" o:gfxdata="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" fillcolor="white [3201]" strokeweight=".5pt">
                 <v:textbox>
                   <w:txbxContent>
                     <w:p>
@@ -3913,7 +5055,7 @@
         <mc:AlternateContent>
           <mc:Choice Requires="wps">
             <w:drawing>
-              <wp:anchor distT="0" distB="0" distL="114300" distR="114300" simplePos="0" relativeHeight="251682816" behindDoc="1" locked="0" layoutInCell="1" allowOverlap="1" wp14:anchorId="633D5BF5" wp14:editId="09269665">
+              <wp:anchor distT="0" distB="0" distL="114300" distR="114300" simplePos="0" relativeHeight="251680768" behindDoc="1" locked="0" layoutInCell="1" allowOverlap="1" wp14:anchorId="633D5BF5" wp14:editId="4612BDCA">
                 <wp:simplePos x="0" y="0"/>
                 <wp:positionH relativeFrom="margin">
                   <wp:align>left</wp:align>
@@ -4011,7 +5153,7 @@
           </mc:Choice>
           <mc:Fallback>
             <w:pict>
-              <v:shape w14:anchorId="633D5BF5" id="Zone de texte 3" o:spid="_x0000_s1027" type="#_x0000_t202" style="position:absolute;margin-left:0;margin-top:1.2pt;width:171.75pt;height:49.3pt;z-index:-251633664;visibility:visible;mso-wrap-style:square;mso-width-percent:0;mso-height-percent:0;mso-wrap-distance-left:9pt;mso-wrap-distance-top:0;mso-wrap-distance-right:9pt;mso-wrap-distance-bottom:0;mso-position-horizontal:left;mso-position-horizontal-relative:margin;mso-position-vertical:absolute;mso-position-vertical-relative:text;mso-width-percent:0;mso-height-percent:0;mso-width-relative:margin;mso-height-relative:margin;v-text-anchor:top" o:gfxdata="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" fillcolor="white [3201]" strokeweight=".5pt">
+              <v:shape w14:anchorId="633D5BF5" id="Zone de texte 3" o:spid="_x0000_s1027" type="#_x0000_t202" style="position:absolute;margin-left:0;margin-top:1.2pt;width:171.75pt;height:49.3pt;z-index:-251635712;visibility:visible;mso-wrap-style:square;mso-width-percent:0;mso-height-percent:0;mso-wrap-distance-left:9pt;mso-wrap-distance-top:0;mso-wrap-distance-right:9pt;mso-wrap-distance-bottom:0;mso-position-horizontal:left;mso-position-horizontal-relative:margin;mso-position-vertical:absolute;mso-position-vertical-relative:text;mso-width-percent:0;mso-height-percent:0;mso-width-relative:margin;mso-height-relative:margin;v-text-anchor:top" o:gfxdata="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" fillcolor="white [3201]" strokeweight=".5pt">
                 <v:textbox>
                   <w:txbxContent>
                     <w:p>
@@ -4070,7 +5212,7 @@
           <w:noProof/>
         </w:rPr>
         <w:drawing>
-          <wp:anchor distT="0" distB="0" distL="114300" distR="114300" simplePos="0" relativeHeight="251668480" behindDoc="1" locked="0" layoutInCell="1" allowOverlap="1" wp14:anchorId="640386AF" wp14:editId="02690689">
+          <wp:anchor distT="0" distB="0" distL="114300" distR="114300" simplePos="0" relativeHeight="251666432" behindDoc="1" locked="0" layoutInCell="1" allowOverlap="1" wp14:anchorId="640386AF" wp14:editId="07524319">
             <wp:simplePos x="0" y="0"/>
             <wp:positionH relativeFrom="page">
               <wp:posOffset>1007423</wp:posOffset>
@@ -4135,7 +5277,7 @@
           <w:noProof/>
         </w:rPr>
         <w:drawing>
-          <wp:anchor distT="0" distB="0" distL="114300" distR="114300" simplePos="0" relativeHeight="251680768" behindDoc="1" locked="0" layoutInCell="1" allowOverlap="1" wp14:anchorId="75DB633C" wp14:editId="7E817C90">
+          <wp:anchor distT="0" distB="0" distL="114300" distR="114300" simplePos="0" relativeHeight="251678720" behindDoc="1" locked="0" layoutInCell="1" allowOverlap="1" wp14:anchorId="75DB633C" wp14:editId="4077916C">
             <wp:simplePos x="0" y="0"/>
             <wp:positionH relativeFrom="margin">
               <wp:posOffset>2934269</wp:posOffset>
@@ -4222,7 +5364,7 @@
         <mc:AlternateContent>
           <mc:Choice Requires="wps">
             <w:drawing>
-              <wp:anchor distT="0" distB="0" distL="114300" distR="114300" simplePos="0" relativeHeight="251687936" behindDoc="0" locked="0" layoutInCell="1" allowOverlap="1" wp14:anchorId="5DB3AE58" wp14:editId="648A07DE">
+              <wp:anchor distT="0" distB="0" distL="114300" distR="114300" simplePos="0" relativeHeight="251686912" behindDoc="0" locked="0" layoutInCell="1" allowOverlap="1" wp14:anchorId="5DB3AE58" wp14:editId="433CAD05">
                 <wp:simplePos x="0" y="0"/>
                 <wp:positionH relativeFrom="column">
                   <wp:posOffset>2935226</wp:posOffset>
@@ -4293,7 +5435,7 @@
           </mc:Choice>
           <mc:Fallback>
             <w:pict>
-              <v:shape w14:anchorId="5DB3AE58" id="Zone de texte 8" o:spid="_x0000_s1028" type="#_x0000_t202" style="position:absolute;margin-left:231.1pt;margin-top:1.5pt;width:235.1pt;height:40.85pt;z-index:251687936;visibility:visible;mso-wrap-style:square;mso-height-percent:0;mso-wrap-distance-left:9pt;mso-wrap-distance-top:0;mso-wrap-distance-right:9pt;mso-wrap-distance-bottom:0;mso-position-horizontal:absolute;mso-position-horizontal-relative:text;mso-position-vertical:absolute;mso-position-vertical-relative:text;mso-height-percent:0;mso-height-relative:margin;v-text-anchor:top" o:gfxdata="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" fillcolor="white [3201]" strokeweight=".5pt">
+              <v:shape w14:anchorId="5DB3AE58" id="Zone de texte 8" o:spid="_x0000_s1028" type="#_x0000_t202" style="position:absolute;margin-left:231.1pt;margin-top:1.5pt;width:235.1pt;height:40.85pt;z-index:251686912;visibility:visible;mso-wrap-style:square;mso-height-percent:0;mso-wrap-distance-left:9pt;mso-wrap-distance-top:0;mso-wrap-distance-right:9pt;mso-wrap-distance-bottom:0;mso-position-horizontal:absolute;mso-position-horizontal-relative:text;mso-position-vertical:absolute;mso-position-vertical-relative:text;mso-height-percent:0;mso-height-relative:margin;v-text-anchor:top" o:gfxdata="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" fillcolor="white [3201]" strokeweight=".5pt">
                 <v:textbox>
                   <w:txbxContent>
                     <w:p>
@@ -4326,7 +5468,7 @@
         <mc:AlternateContent>
           <mc:Choice Requires="wps">
             <w:drawing>
-              <wp:anchor distT="0" distB="0" distL="114300" distR="114300" simplePos="0" relativeHeight="251683840" behindDoc="0" locked="0" layoutInCell="1" allowOverlap="1" wp14:anchorId="6A30F790" wp14:editId="28645FC8">
+              <wp:anchor distT="0" distB="0" distL="114300" distR="114300" simplePos="0" relativeHeight="251681792" behindDoc="0" locked="0" layoutInCell="1" allowOverlap="1" wp14:anchorId="6A30F790" wp14:editId="5807DB41">
                 <wp:simplePos x="0" y="0"/>
                 <wp:positionH relativeFrom="margin">
                   <wp:posOffset>96492</wp:posOffset>
@@ -4423,7 +5565,7 @@
           </mc:Choice>
           <mc:Fallback>
             <w:pict>
-              <v:shape w14:anchorId="6A30F790" id="Zone de texte 4" o:spid="_x0000_s1029" type="#_x0000_t202" style="position:absolute;margin-left:7.6pt;margin-top:22.95pt;width:171.45pt;height:44.05pt;z-index:251683840;visibility:visible;mso-wrap-style:square;mso-width-percent:0;mso-height-percent:0;mso-wrap-distance-left:9pt;mso-wrap-distance-top:0;mso-wrap-distance-right:9pt;mso-wrap-distance-bottom:0;mso-position-horizontal:absolute;mso-position-horizontal-relative:margin;mso-position-vertical:absolute;mso-position-vertical-relative:text;mso-width-percent:0;mso-height-percent:0;mso-width-relative:margin;mso-height-relative:margin;v-text-anchor:top" o:gfxdata="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" fillcolor="white [3201]" strokeweight=".5pt">
+              <v:shape w14:anchorId="6A30F790" id="Zone de texte 4" o:spid="_x0000_s1029" type="#_x0000_t202" style="position:absolute;margin-left:7.6pt;margin-top:22.95pt;width:171.45pt;height:44.05pt;z-index:251681792;visibility:visible;mso-wrap-style:square;mso-width-percent:0;mso-height-percent:0;mso-wrap-distance-left:9pt;mso-wrap-distance-top:0;mso-wrap-distance-right:9pt;mso-wrap-distance-bottom:0;mso-position-horizontal:absolute;mso-position-horizontal-relative:margin;mso-position-vertical:absolute;mso-position-vertical-relative:text;mso-width-percent:0;mso-height-percent:0;mso-width-relative:margin;mso-height-relative:margin;v-text-anchor:top" o:gfxdata="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" fillcolor="white [3201]" strokeweight=".5pt">
                 <v:textbox>
                   <w:txbxContent>
                     <w:p>
@@ -4477,156 +5619,346 @@
     <w:p/>
     <w:p/>
     <w:p/>
+    <w:p>
+      <w:r>
+        <w:rPr>
+          <w:noProof/>
+        </w:rPr>
+        <w:lastRenderedPageBreak/>
+        <mc:AlternateContent>
+          <mc:Choice Requires="wpg">
+            <w:drawing>
+              <wp:anchor distT="0" distB="0" distL="114300" distR="114300" simplePos="0" relativeHeight="251688960" behindDoc="0" locked="0" layoutInCell="1" allowOverlap="1" wp14:anchorId="3CD5F9A7" wp14:editId="2E28D445">
+                <wp:simplePos x="0" y="0"/>
+                <wp:positionH relativeFrom="column">
+                  <wp:posOffset>109402</wp:posOffset>
+                </wp:positionH>
+                <wp:positionV relativeFrom="paragraph">
+                  <wp:posOffset>50115</wp:posOffset>
+                </wp:positionV>
+                <wp:extent cx="2450465" cy="3782557"/>
+                <wp:effectExtent l="0" t="0" r="26035" b="27940"/>
+                <wp:wrapNone/>
+                <wp:docPr id="1565371404" name="Groupe 13"/>
+                <wp:cNvGraphicFramePr/>
+                <a:graphic xmlns:a="http://schemas.openxmlformats.org/drawingml/2006/main">
+                  <a:graphicData uri="http://schemas.microsoft.com/office/word/2010/wordprocessingGroup">
+                    <wpg:wgp>
+                      <wpg:cNvGrpSpPr/>
+                      <wpg:grpSpPr>
+                        <a:xfrm>
+                          <a:off x="0" y="0"/>
+                          <a:ext cx="2450465" cy="3782557"/>
+                          <a:chOff x="0" y="0"/>
+                          <a:chExt cx="2450465" cy="3782557"/>
+                        </a:xfrm>
+                      </wpg:grpSpPr>
+                      <pic:pic xmlns:pic="http://schemas.openxmlformats.org/drawingml/2006/picture">
+                        <pic:nvPicPr>
+                          <pic:cNvPr id="588646378" name="Image 2"/>
+                          <pic:cNvPicPr>
+                            <a:picLocks noChangeAspect="1"/>
+                          </pic:cNvPicPr>
+                        </pic:nvPicPr>
+                        <pic:blipFill>
+                          <a:blip r:embed="rId29" cstate="print">
+                            <a:extLst>
+                              <a:ext uri="{28A0092B-C50C-407E-A947-70E740481C1C}">
+                                <a14:useLocalDpi xmlns:a14="http://schemas.microsoft.com/office/drawing/2010/main" val="0"/>
+                              </a:ext>
+                            </a:extLst>
+                          </a:blip>
+                          <a:stretch>
+                            <a:fillRect/>
+                          </a:stretch>
+                        </pic:blipFill>
+                        <pic:spPr>
+                          <a:xfrm>
+                            <a:off x="0" y="0"/>
+                            <a:ext cx="2450465" cy="3268980"/>
+                          </a:xfrm>
+                          <a:prstGeom prst="rect">
+                            <a:avLst/>
+                          </a:prstGeom>
+                        </pic:spPr>
+                      </pic:pic>
+                      <wps:wsp>
+                        <wps:cNvPr id="906691246" name="Zone de texte 9"/>
+                        <wps:cNvSpPr txBox="1"/>
+                        <wps:spPr>
+                          <a:xfrm>
+                            <a:off x="11876" y="3277590"/>
+                            <a:ext cx="2436817" cy="504967"/>
+                          </a:xfrm>
+                          <a:prstGeom prst="rect">
+                            <a:avLst/>
+                          </a:prstGeom>
+                          <a:solidFill>
+                            <a:schemeClr val="lt1"/>
+                          </a:solidFill>
+                          <a:ln w="6350">
+                            <a:solidFill>
+                              <a:prstClr val="black"/>
+                            </a:solidFill>
+                          </a:ln>
+                        </wps:spPr>
+                        <wps:txbx>
+                          <w:txbxContent>
+                            <w:p>
+                              <w:pPr>
+                                <w:jc w:val="center"/>
+                                <w:rPr>
+                                  <w:i/>
+                                  <w:iCs/>
+                                </w:rPr>
+                              </w:pPr>
+                              <w:r>
+                                <w:rPr>
+                                  <w:i/>
+                                  <w:iCs/>
+                                </w:rPr>
+                                <w:t xml:space="preserve">Image du placement du </w:t>
+                              </w:r>
+                              <w:r>
+                                <w:rPr>
+                                  <w:i/>
+                                  <w:iCs/>
+                                </w:rPr>
+                                <w:t>FT232RL avec la placeuse automatique</w:t>
+                              </w:r>
+                            </w:p>
+                          </w:txbxContent>
+                        </wps:txbx>
+                        <wps:bodyPr rot="0" spcFirstLastPara="0" vertOverflow="overflow" horzOverflow="overflow" vert="horz" wrap="square" lIns="91440" tIns="45720" rIns="91440" bIns="45720" numCol="1" spcCol="0" rtlCol="0" fromWordArt="0" anchor="t" anchorCtr="0" forceAA="0" compatLnSpc="1">
+                          <a:prstTxWarp prst="textNoShape">
+                            <a:avLst/>
+                          </a:prstTxWarp>
+                          <a:noAutofit/>
+                        </wps:bodyPr>
+                      </wps:wsp>
+                    </wpg:wgp>
+                  </a:graphicData>
+                </a:graphic>
+              </wp:anchor>
+            </w:drawing>
+          </mc:Choice>
+          <mc:Fallback>
+            <w:pict>
+              <v:group w14:anchorId="3CD5F9A7" id="Groupe 13" o:spid="_x0000_s1030" style="position:absolute;margin-left:8.6pt;margin-top:3.95pt;width:192.95pt;height:297.85pt;z-index:251688960" coordsize="24504,37825" o:gfxdata="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">
+                <v:shapetype id="_x0000_t75" coordsize="21600,21600" o:spt="75" o:preferrelative="t" path="m@4@5l@4@11@9@11@9@5xe" filled="f" stroked="f">
+                  <v:stroke joinstyle="miter"/>
+                  <v:formulas>
+                    <v:f eqn="if lineDrawn pixelLineWidth 0"/>
+                    <v:f eqn="sum @0 1 0"/>
+                    <v:f eqn="sum 0 0 @1"/>
+                    <v:f eqn="prod @2 1 2"/>
+                    <v:f eqn="prod @3 21600 pixelWidth"/>
+                    <v:f eqn="prod @3 21600 pixelHeight"/>
+                    <v:f eqn="sum @0 0 1"/>
+                    <v:f eqn="prod @6 1 2"/>
+                    <v:f eqn="prod @7 21600 pixelWidth"/>
+                    <v:f eqn="sum @8 21600 0"/>
+                    <v:f eqn="prod @7 21600 pixelHeight"/>
+                    <v:f eqn="sum @10 21600 0"/>
+                  </v:formulas>
+                  <v:path o:extrusionok="f" gradientshapeok="t" o:connecttype="rect"/>
+                  <o:lock v:ext="edit" aspectratio="t"/>
+                </v:shapetype>
+                <v:shape id="Image 2" o:spid="_x0000_s1031" type="#_x0000_t75" style="position:absolute;width:24504;height:32689;visibility:visible;mso-wrap-style:square" o:gfxdata="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">
+                  <v:imagedata r:id="rId30" o:title=""/>
+                </v:shape>
+                <v:shape id="Zone de texte 9" o:spid="_x0000_s1032" type="#_x0000_t202" style="position:absolute;left:118;top:32775;width:24368;height:5050;visibility:visible;mso-wrap-style:square;v-text-anchor:top" o:gfxdata="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" fillcolor="white [3201]" strokeweight=".5pt">
+                  <v:textbox>
+                    <w:txbxContent>
+                      <w:p>
+                        <w:pPr>
+                          <w:jc w:val="center"/>
+                          <w:rPr>
+                            <w:i/>
+                            <w:iCs/>
+                          </w:rPr>
+                        </w:pPr>
+                        <w:r>
+                          <w:rPr>
+                            <w:i/>
+                            <w:iCs/>
+                          </w:rPr>
+                          <w:t xml:space="preserve">Image du placement du </w:t>
+                        </w:r>
+                        <w:r>
+                          <w:rPr>
+                            <w:i/>
+                            <w:iCs/>
+                          </w:rPr>
+                          <w:t>FT232RL avec la placeuse automatique</w:t>
+                        </w:r>
+                      </w:p>
+                    </w:txbxContent>
+                  </v:textbox>
+                </v:shape>
+              </v:group>
+            </w:pict>
+          </mc:Fallback>
+        </mc:AlternateContent>
+      </w:r>
+    </w:p>
     <w:p/>
-    <w:p/>
     <w:p>
       <w:r>
         <w:rPr>
           <w:noProof/>
         </w:rPr>
-        <w:drawing>
-          <wp:anchor distT="0" distB="0" distL="114300" distR="114300" simplePos="0" relativeHeight="251681792" behindDoc="1" locked="0" layoutInCell="1" allowOverlap="1" wp14:anchorId="470ABA2E" wp14:editId="4894A263">
-            <wp:simplePos x="0" y="0"/>
-            <wp:positionH relativeFrom="margin">
-              <wp:posOffset>3382076</wp:posOffset>
-            </wp:positionH>
-            <wp:positionV relativeFrom="paragraph">
-              <wp:posOffset>7099</wp:posOffset>
-            </wp:positionV>
-            <wp:extent cx="2450465" cy="3268980"/>
-            <wp:effectExtent l="0" t="0" r="6985" b="7620"/>
-            <wp:wrapTight wrapText="bothSides">
-              <wp:wrapPolygon edited="0">
-                <wp:start x="0" y="0"/>
-                <wp:lineTo x="0" y="21524"/>
-                <wp:lineTo x="21494" y="21524"/>
-                <wp:lineTo x="21494" y="0"/>
-                <wp:lineTo x="0" y="0"/>
-              </wp:wrapPolygon>
-            </wp:wrapTight>
-            <wp:docPr id="931186075" name="Image 2"/>
-            <wp:cNvGraphicFramePr>
-              <a:graphicFrameLocks xmlns:a="http://schemas.openxmlformats.org/drawingml/2006/main" noChangeAspect="1"/>
-            </wp:cNvGraphicFramePr>
-            <a:graphic xmlns:a="http://schemas.openxmlformats.org/drawingml/2006/main">
-              <a:graphicData uri="http://schemas.openxmlformats.org/drawingml/2006/picture">
-                <pic:pic xmlns:pic="http://schemas.openxmlformats.org/drawingml/2006/picture">
-                  <pic:nvPicPr>
-                    <pic:cNvPr id="931186075" name="Image 931186075"/>
-                    <pic:cNvPicPr/>
-                  </pic:nvPicPr>
-                  <pic:blipFill>
-                    <a:blip r:embed="rId29" cstate="print">
-                      <a:extLst>
-                        <a:ext uri="{28A0092B-C50C-407E-A947-70E740481C1C}">
-                          <a14:useLocalDpi xmlns:a14="http://schemas.microsoft.com/office/drawing/2010/main" val="0"/>
-                        </a:ext>
-                      </a:extLst>
-                    </a:blip>
-                    <a:stretch>
-                      <a:fillRect/>
-                    </a:stretch>
-                  </pic:blipFill>
-                  <pic:spPr>
-                    <a:xfrm>
-                      <a:off x="0" y="0"/>
-                      <a:ext cx="2450465" cy="3268980"/>
-                    </a:xfrm>
-                    <a:prstGeom prst="rect">
-                      <a:avLst/>
-                    </a:prstGeom>
-                  </pic:spPr>
-                </pic:pic>
-              </a:graphicData>
-            </a:graphic>
-            <wp14:sizeRelH relativeFrom="margin">
-              <wp14:pctWidth>0</wp14:pctWidth>
-            </wp14:sizeRelH>
-            <wp14:sizeRelV relativeFrom="margin">
-              <wp14:pctHeight>0</wp14:pctHeight>
-            </wp14:sizeRelV>
-          </wp:anchor>
-        </w:drawing>
-      </w:r>
-    </w:p>
-    <w:p>
-      <w:r>
-        <w:rPr>
-          <w:rFonts w:ascii="Times New Roman" w:eastAsia="Times New Roman" w:hAnsi="Times New Roman" w:cs="Times New Roman"/>
-          <w:noProof/>
-        </w:rPr>
-        <w:drawing>
-          <wp:anchor distT="0" distB="0" distL="114300" distR="114300" simplePos="0" relativeHeight="251675648" behindDoc="0" locked="0" layoutInCell="1" allowOverlap="1" wp14:anchorId="373642A1" wp14:editId="3B2D61CB">
-            <wp:simplePos x="0" y="0"/>
-            <wp:positionH relativeFrom="margin">
-              <wp:posOffset>90341</wp:posOffset>
-            </wp:positionH>
-            <wp:positionV relativeFrom="paragraph">
-              <wp:posOffset>152343</wp:posOffset>
-            </wp:positionV>
-            <wp:extent cx="2792730" cy="2209800"/>
-            <wp:effectExtent l="0" t="0" r="7620" b="0"/>
-            <wp:wrapThrough wrapText="bothSides">
-              <wp:wrapPolygon edited="0">
-                <wp:start x="0" y="0"/>
-                <wp:lineTo x="0" y="21414"/>
-                <wp:lineTo x="21512" y="21414"/>
-                <wp:lineTo x="21512" y="0"/>
-                <wp:lineTo x="0" y="0"/>
-              </wp:wrapPolygon>
-            </wp:wrapThrough>
-            <wp:docPr id="1660799498" name="Image 2"/>
-            <wp:cNvGraphicFramePr>
-              <a:graphicFrameLocks xmlns:a="http://schemas.openxmlformats.org/drawingml/2006/main" noChangeAspect="1"/>
-            </wp:cNvGraphicFramePr>
-            <a:graphic xmlns:a="http://schemas.openxmlformats.org/drawingml/2006/main">
-              <a:graphicData uri="http://schemas.openxmlformats.org/drawingml/2006/picture">
-                <pic:pic xmlns:pic="http://schemas.openxmlformats.org/drawingml/2006/picture">
-                  <pic:nvPicPr>
-                    <pic:cNvPr id="1660799498" name="Image 1660799498"/>
-                    <pic:cNvPicPr/>
-                  </pic:nvPicPr>
-                  <pic:blipFill rotWithShape="1">
-                    <a:blip r:embed="rId30">
-                      <a:extLst>
-                        <a:ext uri="{28A0092B-C50C-407E-A947-70E740481C1C}">
-                          <a14:useLocalDpi xmlns:a14="http://schemas.microsoft.com/office/drawing/2010/main" val="0"/>
-                        </a:ext>
-                      </a:extLst>
-                    </a:blip>
-                    <a:srcRect t="431" r="5256" b="-431"/>
-                    <a:stretch>
-                      <a:fillRect/>
-                    </a:stretch>
-                  </pic:blipFill>
-                  <pic:spPr bwMode="auto">
-                    <a:xfrm>
-                      <a:off x="0" y="0"/>
-                      <a:ext cx="2792730" cy="2209800"/>
-                    </a:xfrm>
-                    <a:prstGeom prst="rect">
-                      <a:avLst/>
-                    </a:prstGeom>
-                    <a:ln>
-                      <a:noFill/>
-                    </a:ln>
-                    <a:extLst>
-                      <a:ext uri="{53640926-AAD7-44D8-BBD7-CCE9431645EC}">
-                        <a14:shadowObscured xmlns:a14="http://schemas.microsoft.com/office/drawing/2010/main"/>
-                      </a:ext>
-                    </a:extLst>
-                  </pic:spPr>
-                </pic:pic>
-              </a:graphicData>
-            </a:graphic>
-            <wp14:sizeRelH relativeFrom="margin">
-              <wp14:pctWidth>0</wp14:pctWidth>
-            </wp14:sizeRelH>
-            <wp14:sizeRelV relativeFrom="margin">
-              <wp14:pctHeight>0</wp14:pctHeight>
-            </wp14:sizeRelV>
-          </wp:anchor>
-        </w:drawing>
+        <mc:AlternateContent>
+          <mc:Choice Requires="wpg">
+            <w:drawing>
+              <wp:anchor distT="0" distB="0" distL="114300" distR="114300" simplePos="0" relativeHeight="251685888" behindDoc="0" locked="0" layoutInCell="1" allowOverlap="1" wp14:anchorId="2FF7EE1B" wp14:editId="0784698F">
+                <wp:simplePos x="0" y="0"/>
+                <wp:positionH relativeFrom="column">
+                  <wp:posOffset>3160832</wp:posOffset>
+                </wp:positionH>
+                <wp:positionV relativeFrom="paragraph">
+                  <wp:posOffset>32542</wp:posOffset>
+                </wp:positionV>
+                <wp:extent cx="2804160" cy="2481580"/>
+                <wp:effectExtent l="0" t="0" r="15240" b="13970"/>
+                <wp:wrapNone/>
+                <wp:docPr id="2079464887" name="Groupe 14"/>
+                <wp:cNvGraphicFramePr/>
+                <a:graphic xmlns:a="http://schemas.openxmlformats.org/drawingml/2006/main">
+                  <a:graphicData uri="http://schemas.microsoft.com/office/word/2010/wordprocessingGroup">
+                    <wpg:wgp>
+                      <wpg:cNvGrpSpPr/>
+                      <wpg:grpSpPr>
+                        <a:xfrm>
+                          <a:off x="0" y="0"/>
+                          <a:ext cx="2804160" cy="2481580"/>
+                          <a:chOff x="0" y="0"/>
+                          <a:chExt cx="2804605" cy="2481765"/>
+                        </a:xfrm>
+                      </wpg:grpSpPr>
+                      <pic:pic xmlns:pic="http://schemas.openxmlformats.org/drawingml/2006/picture">
+                        <pic:nvPicPr>
+                          <pic:cNvPr id="1798674221" name="Image 2"/>
+                          <pic:cNvPicPr>
+                            <a:picLocks noChangeAspect="1"/>
+                          </pic:cNvPicPr>
+                        </pic:nvPicPr>
+                        <pic:blipFill rotWithShape="1">
+                          <a:blip r:embed="rId31">
+                            <a:extLst>
+                              <a:ext uri="{28A0092B-C50C-407E-A947-70E740481C1C}">
+                                <a14:useLocalDpi xmlns:a14="http://schemas.microsoft.com/office/drawing/2010/main" val="0"/>
+                              </a:ext>
+                            </a:extLst>
+                          </a:blip>
+                          <a:srcRect t="431" r="5256" b="-431"/>
+                          <a:stretch>
+                            <a:fillRect/>
+                          </a:stretch>
+                        </pic:blipFill>
+                        <pic:spPr bwMode="auto">
+                          <a:xfrm>
+                            <a:off x="0" y="0"/>
+                            <a:ext cx="2792730" cy="2209800"/>
+                          </a:xfrm>
+                          <a:prstGeom prst="rect">
+                            <a:avLst/>
+                          </a:prstGeom>
+                          <a:ln>
+                            <a:noFill/>
+                          </a:ln>
+                          <a:extLst>
+                            <a:ext uri="{53640926-AAD7-44D8-BBD7-CCE9431645EC}">
+                              <a14:shadowObscured xmlns:a14="http://schemas.microsoft.com/office/drawing/2010/main"/>
+                            </a:ext>
+                          </a:extLst>
+                        </pic:spPr>
+                      </pic:pic>
+                      <wps:wsp>
+                        <wps:cNvPr id="1947011519" name="Zone de texte 7"/>
+                        <wps:cNvSpPr txBox="1"/>
+                        <wps:spPr>
+                          <a:xfrm>
+                            <a:off x="11875" y="2208810"/>
+                            <a:ext cx="2792730" cy="272955"/>
+                          </a:xfrm>
+                          <a:prstGeom prst="rect">
+                            <a:avLst/>
+                          </a:prstGeom>
+                          <a:solidFill>
+                            <a:schemeClr val="lt1"/>
+                          </a:solidFill>
+                          <a:ln w="6350">
+                            <a:solidFill>
+                              <a:prstClr val="black"/>
+                            </a:solidFill>
+                          </a:ln>
+                        </wps:spPr>
+                        <wps:txbx>
+                          <w:txbxContent>
+                            <w:p>
+                              <w:pPr>
+                                <w:jc w:val="center"/>
+                                <w:rPr>
+                                  <w:i/>
+                                  <w:iCs/>
+                                </w:rPr>
+                              </w:pPr>
+                              <w:r>
+                                <w:rPr>
+                                  <w:i/>
+                                  <w:iCs/>
+                                </w:rPr>
+                                <w:t>Placeuse automatique</w:t>
+                              </w:r>
+                            </w:p>
+                          </w:txbxContent>
+                        </wps:txbx>
+                        <wps:bodyPr rot="0" spcFirstLastPara="0" vertOverflow="overflow" horzOverflow="overflow" vert="horz" wrap="square" lIns="91440" tIns="45720" rIns="91440" bIns="45720" numCol="1" spcCol="0" rtlCol="0" fromWordArt="0" anchor="t" anchorCtr="0" forceAA="0" compatLnSpc="1">
+                          <a:prstTxWarp prst="textNoShape">
+                            <a:avLst/>
+                          </a:prstTxWarp>
+                          <a:noAutofit/>
+                        </wps:bodyPr>
+                      </wps:wsp>
+                    </wpg:wgp>
+                  </a:graphicData>
+                </a:graphic>
+              </wp:anchor>
+            </w:drawing>
+          </mc:Choice>
+          <mc:Fallback>
+            <w:pict>
+              <v:group w14:anchorId="2FF7EE1B" id="Groupe 14" o:spid="_x0000_s1033" style="position:absolute;margin-left:248.9pt;margin-top:2.55pt;width:220.8pt;height:195.4pt;z-index:251685888" coordsize="28046,24817" o:gfxdata="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">
+                <v:shape id="Image 2" o:spid="_x0000_s1034" type="#_x0000_t75" style="position:absolute;width:27927;height:22098;visibility:visible;mso-wrap-style:square" o:gfxdata="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">
+                  <v:imagedata r:id="rId32" o:title="" croptop="282f" cropbottom="-282f" cropright="3445f"/>
+                </v:shape>
+                <v:shape id="Zone de texte 7" o:spid="_x0000_s1035" type="#_x0000_t202" style="position:absolute;left:118;top:22088;width:27928;height:2729;visibility:visible;mso-wrap-style:square;v-text-anchor:top" o:gfxdata="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" fillcolor="white [3201]" strokeweight=".5pt">
+                  <v:textbox>
+                    <w:txbxContent>
+                      <w:p>
+                        <w:pPr>
+                          <w:jc w:val="center"/>
+                          <w:rPr>
+                            <w:i/>
+                            <w:iCs/>
+                          </w:rPr>
+                        </w:pPr>
+                        <w:r>
+                          <w:rPr>
+                            <w:i/>
+                            <w:iCs/>
+                          </w:rPr>
+                          <w:t>Placeuse automatique</w:t>
+                        </w:r>
+                      </w:p>
+                    </w:txbxContent>
+                  </v:textbox>
+                </v:shape>
+              </v:group>
+            </w:pict>
+          </mc:Fallback>
+        </mc:AlternateContent>
       </w:r>
     </w:p>
     <w:p/>
@@ -4635,26 +5967,31 @@
     <w:p/>
     <w:p/>
     <w:p/>
-    <w:p>
-      <w:r>
-        <w:rPr>
+    <w:p/>
+    <w:p/>
+    <w:p/>
+    <w:p/>
+    <w:p>
+      <w:r>
+        <w:rPr>
+          <w:rFonts w:ascii="Times New Roman" w:eastAsia="Times New Roman" w:hAnsi="Times New Roman" w:cs="Times New Roman"/>
           <w:noProof/>
         </w:rPr>
         <mc:AlternateContent>
           <mc:Choice Requires="wps">
             <w:drawing>
-              <wp:anchor distT="0" distB="0" distL="114300" distR="114300" simplePos="0" relativeHeight="251686912" behindDoc="0" locked="0" layoutInCell="1" allowOverlap="1" wp14:anchorId="40A0621D" wp14:editId="06757EB1">
+              <wp:anchor distT="0" distB="0" distL="114300" distR="114300" simplePos="0" relativeHeight="251689984" behindDoc="0" locked="0" layoutInCell="1" allowOverlap="1" wp14:anchorId="6EAF1577" wp14:editId="1AF6CCBD">
                 <wp:simplePos x="0" y="0"/>
-                <wp:positionH relativeFrom="margin">
-                  <wp:posOffset>94947</wp:posOffset>
+                <wp:positionH relativeFrom="column">
+                  <wp:posOffset>261093</wp:posOffset>
                 </wp:positionH>
                 <wp:positionV relativeFrom="paragraph">
-                  <wp:posOffset>146050</wp:posOffset>
+                  <wp:posOffset>3578069</wp:posOffset>
                 </wp:positionV>
-                <wp:extent cx="2792730" cy="272955"/>
-                <wp:effectExtent l="0" t="0" r="26670" b="13335"/>
+                <wp:extent cx="2292824" cy="354842"/>
+                <wp:effectExtent l="0" t="0" r="12700" b="26670"/>
                 <wp:wrapNone/>
-                <wp:docPr id="523409264" name="Zone de texte 7"/>
+                <wp:docPr id="1621242119" name="Zone de texte 10"/>
                 <wp:cNvGraphicFramePr/>
                 <a:graphic xmlns:a="http://schemas.openxmlformats.org/drawingml/2006/main">
                   <a:graphicData uri="http://schemas.microsoft.com/office/word/2010/wordprocessingShape">
@@ -4663,7 +6000,7 @@
                       <wps:spPr>
                         <a:xfrm>
                           <a:off x="0" y="0"/>
-                          <a:ext cx="2792730" cy="272955"/>
+                          <a:ext cx="2292824" cy="354842"/>
                         </a:xfrm>
                         <a:prstGeom prst="rect">
                           <a:avLst/>
@@ -4692,7 +6029,7 @@
                                 <w:i/>
                                 <w:iCs/>
                               </w:rPr>
-                              <w:t>Placeuse automatique</w:t>
+                              <w:t>Image du four</w:t>
                             </w:r>
                           </w:p>
                         </w:txbxContent>
@@ -4714,7 +6051,7 @@
           </mc:Choice>
           <mc:Fallback>
             <w:pict>
-              <v:shape w14:anchorId="40A0621D" id="Zone de texte 7" o:spid="_x0000_s1030" type="#_x0000_t202" style="position:absolute;margin-left:7.5pt;margin-top:11.5pt;width:219.9pt;height:21.5pt;z-index:251686912;visibility:visible;mso-wrap-style:square;mso-height-percent:0;mso-wrap-distance-left:9pt;mso-wrap-distance-top:0;mso-wrap-distance-right:9pt;mso-wrap-distance-bottom:0;mso-position-horizontal:absolute;mso-position-horizontal-relative:margin;mso-position-vertical:absolute;mso-position-vertical-relative:text;mso-height-percent:0;mso-height-relative:margin;v-text-anchor:top" o:gfxdata="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" fillcolor="white [3201]" strokeweight=".5pt">
+              <v:shape w14:anchorId="6EAF1577" id="Zone de texte 10" o:spid="_x0000_s1036" type="#_x0000_t202" style="position:absolute;margin-left:20.55pt;margin-top:281.75pt;width:180.55pt;height:27.95pt;z-index:251689984;visibility:visible;mso-wrap-style:square;mso-height-percent:0;mso-wrap-distance-left:9pt;mso-wrap-distance-top:0;mso-wrap-distance-right:9pt;mso-wrap-distance-bottom:0;mso-position-horizontal:absolute;mso-position-horizontal-relative:text;mso-position-vertical:absolute;mso-position-vertical-relative:text;mso-height-percent:0;mso-height-relative:margin;v-text-anchor:top" o:gfxdata="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" fillcolor="white [3201]" strokeweight=".5pt">
                 <v:textbox>
                   <w:txbxContent>
                     <w:p>
@@ -4730,129 +6067,7 @@
                           <w:i/>
                           <w:iCs/>
                         </w:rPr>
-                        <w:t>Placeuse automatique</w:t>
-                      </w:r>
-                    </w:p>
-                  </w:txbxContent>
-                </v:textbox>
-                <w10:wrap anchorx="margin"/>
-              </v:shape>
-            </w:pict>
-          </mc:Fallback>
-        </mc:AlternateContent>
-      </w:r>
-    </w:p>
-    <w:p/>
-    <w:p>
-      <w:r>
-        <w:rPr>
-          <w:noProof/>
-        </w:rPr>
-        <mc:AlternateContent>
-          <mc:Choice Requires="wps">
-            <w:drawing>
-              <wp:anchor distT="0" distB="0" distL="114300" distR="114300" simplePos="0" relativeHeight="251688960" behindDoc="0" locked="0" layoutInCell="1" allowOverlap="1" wp14:anchorId="726D7488" wp14:editId="1E5CB900">
-                <wp:simplePos x="0" y="0"/>
-                <wp:positionH relativeFrom="column">
-                  <wp:posOffset>3399250</wp:posOffset>
-                </wp:positionH>
-                <wp:positionV relativeFrom="paragraph">
-                  <wp:posOffset>115911</wp:posOffset>
-                </wp:positionV>
-                <wp:extent cx="2436817" cy="504967"/>
-                <wp:effectExtent l="0" t="0" r="20955" b="28575"/>
-                <wp:wrapNone/>
-                <wp:docPr id="1879857251" name="Zone de texte 9"/>
-                <wp:cNvGraphicFramePr/>
-                <a:graphic xmlns:a="http://schemas.openxmlformats.org/drawingml/2006/main">
-                  <a:graphicData uri="http://schemas.microsoft.com/office/word/2010/wordprocessingShape">
-                    <wps:wsp>
-                      <wps:cNvSpPr txBox="1"/>
-                      <wps:spPr>
-                        <a:xfrm>
-                          <a:off x="0" y="0"/>
-                          <a:ext cx="2436817" cy="504967"/>
-                        </a:xfrm>
-                        <a:prstGeom prst="rect">
-                          <a:avLst/>
-                        </a:prstGeom>
-                        <a:solidFill>
-                          <a:schemeClr val="lt1"/>
-                        </a:solidFill>
-                        <a:ln w="6350">
-                          <a:solidFill>
-                            <a:prstClr val="black"/>
-                          </a:solidFill>
-                        </a:ln>
-                      </wps:spPr>
-                      <wps:txbx>
-                        <w:txbxContent>
-                          <w:p>
-                            <w:pPr>
-                              <w:jc w:val="center"/>
-                              <w:rPr>
-                                <w:i/>
-                                <w:iCs/>
-                              </w:rPr>
-                            </w:pPr>
-                            <w:r>
-                              <w:rPr>
-                                <w:i/>
-                                <w:iCs/>
-                              </w:rPr>
-                              <w:t xml:space="preserve">Image du placement du </w:t>
-                            </w:r>
-                            <w:r>
-                              <w:rPr>
-                                <w:i/>
-                                <w:iCs/>
-                              </w:rPr>
-                              <w:t>FT232RL avec la placeuse automatique</w:t>
-                            </w:r>
-                          </w:p>
-                        </w:txbxContent>
-                      </wps:txbx>
-                      <wps:bodyPr rot="0" spcFirstLastPara="0" vertOverflow="overflow" horzOverflow="overflow" vert="horz" wrap="square" lIns="91440" tIns="45720" rIns="91440" bIns="45720" numCol="1" spcCol="0" rtlCol="0" fromWordArt="0" anchor="t" anchorCtr="0" forceAA="0" compatLnSpc="1">
-                        <a:prstTxWarp prst="textNoShape">
-                          <a:avLst/>
-                        </a:prstTxWarp>
-                        <a:noAutofit/>
-                      </wps:bodyPr>
-                    </wps:wsp>
-                  </a:graphicData>
-                </a:graphic>
-                <wp14:sizeRelV relativeFrom="margin">
-                  <wp14:pctHeight>0</wp14:pctHeight>
-                </wp14:sizeRelV>
-              </wp:anchor>
-            </w:drawing>
-          </mc:Choice>
-          <mc:Fallback>
-            <w:pict>
-              <v:shape w14:anchorId="726D7488" id="Zone de texte 9" o:spid="_x0000_s1031" type="#_x0000_t202" style="position:absolute;margin-left:267.65pt;margin-top:9.15pt;width:191.9pt;height:39.75pt;z-index:251688960;visibility:visible;mso-wrap-style:square;mso-height-percent:0;mso-wrap-distance-left:9pt;mso-wrap-distance-top:0;mso-wrap-distance-right:9pt;mso-wrap-distance-bottom:0;mso-position-horizontal:absolute;mso-position-horizontal-relative:text;mso-position-vertical:absolute;mso-position-vertical-relative:text;mso-height-percent:0;mso-height-relative:margin;v-text-anchor:top" o:gfxdata="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" fillcolor="white [3201]" strokeweight=".5pt">
-                <v:textbox>
-                  <w:txbxContent>
-                    <w:p>
-                      <w:pPr>
-                        <w:jc w:val="center"/>
-                        <w:rPr>
-                          <w:i/>
-                          <w:iCs/>
-                        </w:rPr>
-                      </w:pPr>
-                      <w:r>
-                        <w:rPr>
-                          <w:i/>
-                          <w:iCs/>
-                        </w:rPr>
-                        <w:t xml:space="preserve">Image du placement du </w:t>
-                      </w:r>
-                      <w:r>
-                        <w:rPr>
-                          <w:i/>
-                          <w:iCs/>
-                        </w:rPr>
-                        <w:t>FT232RL avec la placeuse automatique</w:t>
+                        <w:t>Image du four</w:t>
                       </w:r>
                     </w:p>
                   </w:txbxContent>
@@ -4862,8 +6077,138 @@
           </mc:Fallback>
         </mc:AlternateContent>
       </w:r>
-    </w:p>
-    <w:p>
+      <w:r>
+        <w:rPr>
+          <w:rFonts w:ascii="Times New Roman" w:eastAsia="Times New Roman" w:hAnsi="Times New Roman" w:cs="Times New Roman"/>
+          <w:noProof/>
+        </w:rPr>
+        <w:drawing>
+          <wp:anchor distT="0" distB="0" distL="114300" distR="114300" simplePos="0" relativeHeight="251675648" behindDoc="0" locked="0" layoutInCell="1" allowOverlap="1" wp14:anchorId="21A86CD3" wp14:editId="4BD69D87">
+            <wp:simplePos x="0" y="0"/>
+            <wp:positionH relativeFrom="margin">
+              <wp:posOffset>274320</wp:posOffset>
+            </wp:positionH>
+            <wp:positionV relativeFrom="paragraph">
+              <wp:posOffset>551815</wp:posOffset>
+            </wp:positionV>
+            <wp:extent cx="2288540" cy="3046095"/>
+            <wp:effectExtent l="0" t="0" r="0" b="1905"/>
+            <wp:wrapThrough wrapText="bothSides">
+              <wp:wrapPolygon edited="0">
+                <wp:start x="0" y="0"/>
+                <wp:lineTo x="0" y="21478"/>
+                <wp:lineTo x="21396" y="21478"/>
+                <wp:lineTo x="21396" y="0"/>
+                <wp:lineTo x="0" y="0"/>
+              </wp:wrapPolygon>
+            </wp:wrapThrough>
+            <wp:docPr id="1117875094" name="Image 3"/>
+            <wp:cNvGraphicFramePr>
+              <a:graphicFrameLocks xmlns:a="http://schemas.openxmlformats.org/drawingml/2006/main" noChangeAspect="1"/>
+            </wp:cNvGraphicFramePr>
+            <a:graphic xmlns:a="http://schemas.openxmlformats.org/drawingml/2006/main">
+              <a:graphicData uri="http://schemas.openxmlformats.org/drawingml/2006/picture">
+                <pic:pic xmlns:pic="http://schemas.openxmlformats.org/drawingml/2006/picture">
+                  <pic:nvPicPr>
+                    <pic:cNvPr id="1117875094" name="Image 1117875094"/>
+                    <pic:cNvPicPr/>
+                  </pic:nvPicPr>
+                  <pic:blipFill>
+                    <a:blip r:embed="rId33" cstate="print">
+                      <a:extLst>
+                        <a:ext uri="{28A0092B-C50C-407E-A947-70E740481C1C}">
+                          <a14:useLocalDpi xmlns:a14="http://schemas.microsoft.com/office/drawing/2010/main" val="0"/>
+                        </a:ext>
+                      </a:extLst>
+                    </a:blip>
+                    <a:stretch>
+                      <a:fillRect/>
+                    </a:stretch>
+                  </pic:blipFill>
+                  <pic:spPr>
+                    <a:xfrm>
+                      <a:off x="0" y="0"/>
+                      <a:ext cx="2288540" cy="3046095"/>
+                    </a:xfrm>
+                    <a:prstGeom prst="rect">
+                      <a:avLst/>
+                    </a:prstGeom>
+                  </pic:spPr>
+                </pic:pic>
+              </a:graphicData>
+            </a:graphic>
+            <wp14:sizeRelH relativeFrom="margin">
+              <wp14:pctWidth>0</wp14:pctWidth>
+            </wp14:sizeRelH>
+            <wp14:sizeRelV relativeFrom="margin">
+              <wp14:pctHeight>0</wp14:pctHeight>
+            </wp14:sizeRelV>
+          </wp:anchor>
+        </w:drawing>
+      </w:r>
+      <w:r>
+        <w:rPr>
+          <w:rFonts w:ascii="Times New Roman" w:eastAsia="Times New Roman" w:hAnsi="Times New Roman" w:cs="Times New Roman"/>
+          <w:noProof/>
+        </w:rPr>
+        <w:drawing>
+          <wp:anchor distT="0" distB="0" distL="114300" distR="114300" simplePos="0" relativeHeight="251704320" behindDoc="1" locked="0" layoutInCell="1" allowOverlap="1" wp14:anchorId="6CCA36A0" wp14:editId="09193732">
+            <wp:simplePos x="0" y="0"/>
+            <wp:positionH relativeFrom="column">
+              <wp:posOffset>3434262</wp:posOffset>
+            </wp:positionH>
+            <wp:positionV relativeFrom="paragraph">
+              <wp:posOffset>400014</wp:posOffset>
+            </wp:positionV>
+            <wp:extent cx="2434441" cy="3246994"/>
+            <wp:effectExtent l="0" t="0" r="4445" b="0"/>
+            <wp:wrapTight wrapText="bothSides">
+              <wp:wrapPolygon edited="0">
+                <wp:start x="0" y="0"/>
+                <wp:lineTo x="0" y="21418"/>
+                <wp:lineTo x="21470" y="21418"/>
+                <wp:lineTo x="21470" y="0"/>
+                <wp:lineTo x="0" y="0"/>
+              </wp:wrapPolygon>
+            </wp:wrapTight>
+            <wp:docPr id="428368503" name="Image 12"/>
+            <wp:cNvGraphicFramePr>
+              <a:graphicFrameLocks xmlns:a="http://schemas.openxmlformats.org/drawingml/2006/main" noChangeAspect="1"/>
+            </wp:cNvGraphicFramePr>
+            <a:graphic xmlns:a="http://schemas.openxmlformats.org/drawingml/2006/main">
+              <a:graphicData uri="http://schemas.openxmlformats.org/drawingml/2006/picture">
+                <pic:pic xmlns:pic="http://schemas.openxmlformats.org/drawingml/2006/picture">
+                  <pic:nvPicPr>
+                    <pic:cNvPr id="428368503" name="Image 428368503"/>
+                    <pic:cNvPicPr/>
+                  </pic:nvPicPr>
+                  <pic:blipFill>
+                    <a:blip r:embed="rId34" cstate="print">
+                      <a:extLst>
+                        <a:ext uri="{28A0092B-C50C-407E-A947-70E740481C1C}">
+                          <a14:useLocalDpi xmlns:a14="http://schemas.microsoft.com/office/drawing/2010/main" val="0"/>
+                        </a:ext>
+                      </a:extLst>
+                    </a:blip>
+                    <a:stretch>
+                      <a:fillRect/>
+                    </a:stretch>
+                  </pic:blipFill>
+                  <pic:spPr>
+                    <a:xfrm flipH="1">
+                      <a:off x="0" y="0"/>
+                      <a:ext cx="2434441" cy="3246994"/>
+                    </a:xfrm>
+                    <a:prstGeom prst="rect">
+                      <a:avLst/>
+                    </a:prstGeom>
+                  </pic:spPr>
+                </pic:pic>
+              </a:graphicData>
+            </a:graphic>
+          </wp:anchor>
+        </w:drawing>
+      </w:r>
       <w:r>
         <w:rPr>
           <w:rFonts w:ascii="Times New Roman" w:eastAsia="Times New Roman" w:hAnsi="Times New Roman" w:cs="Times New Roman"/>
@@ -4872,7 +6217,7 @@
         <mc:AlternateContent>
           <mc:Choice Requires="wps">
             <w:drawing>
-              <wp:anchor distT="0" distB="0" distL="114300" distR="114300" simplePos="0" relativeHeight="251691008" behindDoc="0" locked="0" layoutInCell="1" allowOverlap="1" wp14:anchorId="6C8CB713" wp14:editId="25E98863">
+              <wp:anchor distT="0" distB="0" distL="114300" distR="114300" simplePos="0" relativeHeight="251691008" behindDoc="0" locked="0" layoutInCell="1" allowOverlap="1" wp14:anchorId="6C8CB713" wp14:editId="3851F953">
                 <wp:simplePos x="0" y="0"/>
                 <wp:positionH relativeFrom="column">
                   <wp:posOffset>3440193</wp:posOffset>
@@ -4943,7 +6288,7 @@
           </mc:Choice>
           <mc:Fallback>
             <w:pict>
-              <v:shape w14:anchorId="6C8CB713" id="Zone de texte 11" o:spid="_x0000_s1032" type="#_x0000_t202" style="position:absolute;margin-left:270.9pt;margin-top:287.2pt;width:191.3pt;height:43pt;z-index:251691008;visibility:visible;mso-wrap-style:square;mso-height-percent:0;mso-wrap-distance-left:9pt;mso-wrap-distance-top:0;mso-wrap-distance-right:9pt;mso-wrap-distance-bottom:0;mso-position-horizontal:absolute;mso-position-horizontal-relative:text;mso-position-vertical:absolute;mso-position-vertical-relative:text;mso-height-percent:0;mso-height-relative:margin;v-text-anchor:top" o:gfxdata="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" fillcolor="white [3201]" strokeweight=".5pt">
+              <v:shape w14:anchorId="6C8CB713" id="Zone de texte 11" o:spid="_x0000_s1037" type="#_x0000_t202" style="position:absolute;margin-left:270.9pt;margin-top:287.2pt;width:191.3pt;height:43pt;z-index:251691008;visibility:visible;mso-wrap-style:square;mso-height-percent:0;mso-wrap-distance-left:9pt;mso-wrap-distance-top:0;mso-wrap-distance-right:9pt;mso-wrap-distance-bottom:0;mso-position-horizontal:absolute;mso-position-horizontal-relative:text;mso-position-vertical:absolute;mso-position-vertical-relative:text;mso-height-percent:0;mso-height-relative:margin;v-text-anchor:top" o:gfxdata="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" fillcolor="white [3201]" strokeweight=".5pt">
                 <v:textbox>
                   <w:txbxContent>
                     <w:p>
@@ -4969,183 +6314,9 @@
           </mc:Fallback>
         </mc:AlternateContent>
       </w:r>
-      <w:r>
-        <w:rPr>
-          <w:rFonts w:ascii="Times New Roman" w:eastAsia="Times New Roman" w:hAnsi="Times New Roman" w:cs="Times New Roman"/>
-          <w:noProof/>
-        </w:rPr>
-        <mc:AlternateContent>
-          <mc:Choice Requires="wps">
-            <w:drawing>
-              <wp:anchor distT="0" distB="0" distL="114300" distR="114300" simplePos="0" relativeHeight="251689984" behindDoc="0" locked="0" layoutInCell="1" allowOverlap="1" wp14:anchorId="6EAF1577" wp14:editId="6631F74F">
-                <wp:simplePos x="0" y="0"/>
-                <wp:positionH relativeFrom="column">
-                  <wp:posOffset>232969</wp:posOffset>
-                </wp:positionH>
-                <wp:positionV relativeFrom="paragraph">
-                  <wp:posOffset>3907022</wp:posOffset>
-                </wp:positionV>
-                <wp:extent cx="2292824" cy="354842"/>
-                <wp:effectExtent l="0" t="0" r="12700" b="26670"/>
-                <wp:wrapNone/>
-                <wp:docPr id="1621242119" name="Zone de texte 10"/>
-                <wp:cNvGraphicFramePr/>
-                <a:graphic xmlns:a="http://schemas.openxmlformats.org/drawingml/2006/main">
-                  <a:graphicData uri="http://schemas.microsoft.com/office/word/2010/wordprocessingShape">
-                    <wps:wsp>
-                      <wps:cNvSpPr txBox="1"/>
-                      <wps:spPr>
-                        <a:xfrm>
-                          <a:off x="0" y="0"/>
-                          <a:ext cx="2292824" cy="354842"/>
-                        </a:xfrm>
-                        <a:prstGeom prst="rect">
-                          <a:avLst/>
-                        </a:prstGeom>
-                        <a:solidFill>
-                          <a:schemeClr val="lt1"/>
-                        </a:solidFill>
-                        <a:ln w="6350">
-                          <a:solidFill>
-                            <a:prstClr val="black"/>
-                          </a:solidFill>
-                        </a:ln>
-                      </wps:spPr>
-                      <wps:txbx>
-                        <w:txbxContent>
-                          <w:p>
-                            <w:pPr>
-                              <w:jc w:val="center"/>
-                              <w:rPr>
-                                <w:i/>
-                                <w:iCs/>
-                              </w:rPr>
-                            </w:pPr>
-                            <w:r>
-                              <w:rPr>
-                                <w:i/>
-                                <w:iCs/>
-                              </w:rPr>
-                              <w:t>Image du four</w:t>
-                            </w:r>
-                          </w:p>
-                        </w:txbxContent>
-                      </wps:txbx>
-                      <wps:bodyPr rot="0" spcFirstLastPara="0" vertOverflow="overflow" horzOverflow="overflow" vert="horz" wrap="square" lIns="91440" tIns="45720" rIns="91440" bIns="45720" numCol="1" spcCol="0" rtlCol="0" fromWordArt="0" anchor="t" anchorCtr="0" forceAA="0" compatLnSpc="1">
-                        <a:prstTxWarp prst="textNoShape">
-                          <a:avLst/>
-                        </a:prstTxWarp>
-                        <a:noAutofit/>
-                      </wps:bodyPr>
-                    </wps:wsp>
-                  </a:graphicData>
-                </a:graphic>
-                <wp14:sizeRelV relativeFrom="margin">
-                  <wp14:pctHeight>0</wp14:pctHeight>
-                </wp14:sizeRelV>
-              </wp:anchor>
-            </w:drawing>
-          </mc:Choice>
-          <mc:Fallback>
-            <w:pict>
-              <v:shape w14:anchorId="6EAF1577" id="Zone de texte 10" o:spid="_x0000_s1033" type="#_x0000_t202" style="position:absolute;margin-left:18.35pt;margin-top:307.65pt;width:180.55pt;height:27.95pt;z-index:251689984;visibility:visible;mso-wrap-style:square;mso-height-percent:0;mso-wrap-distance-left:9pt;mso-wrap-distance-top:0;mso-wrap-distance-right:9pt;mso-wrap-distance-bottom:0;mso-position-horizontal:absolute;mso-position-horizontal-relative:text;mso-position-vertical:absolute;mso-position-vertical-relative:text;mso-height-percent:0;mso-height-relative:margin;v-text-anchor:top" o:gfxdata="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" fillcolor="white [3201]" strokeweight=".5pt">
-                <v:textbox>
-                  <w:txbxContent>
-                    <w:p>
-                      <w:pPr>
-                        <w:jc w:val="center"/>
-                        <w:rPr>
-                          <w:i/>
-                          <w:iCs/>
-                        </w:rPr>
-                      </w:pPr>
-                      <w:r>
-                        <w:rPr>
-                          <w:i/>
-                          <w:iCs/>
-                        </w:rPr>
-                        <w:t>Image du four</w:t>
-                      </w:r>
-                    </w:p>
-                  </w:txbxContent>
-                </v:textbox>
-              </v:shape>
-            </w:pict>
-          </mc:Fallback>
-        </mc:AlternateContent>
-      </w:r>
-      <w:r>
-        <w:rPr>
-          <w:rFonts w:ascii="Times New Roman" w:eastAsia="Times New Roman" w:hAnsi="Times New Roman" w:cs="Times New Roman"/>
-          <w:noProof/>
-        </w:rPr>
-        <w:drawing>
-          <wp:anchor distT="0" distB="0" distL="114300" distR="114300" simplePos="0" relativeHeight="251677696" behindDoc="0" locked="0" layoutInCell="1" allowOverlap="1" wp14:anchorId="21A86CD3" wp14:editId="570D7E2A">
-            <wp:simplePos x="0" y="0"/>
-            <wp:positionH relativeFrom="margin">
-              <wp:posOffset>218365</wp:posOffset>
-            </wp:positionH>
-            <wp:positionV relativeFrom="paragraph">
-              <wp:posOffset>793457</wp:posOffset>
-            </wp:positionV>
-            <wp:extent cx="2333625" cy="3105785"/>
-            <wp:effectExtent l="0" t="0" r="9525" b="0"/>
-            <wp:wrapThrough wrapText="bothSides">
-              <wp:wrapPolygon edited="0">
-                <wp:start x="0" y="0"/>
-                <wp:lineTo x="0" y="21463"/>
-                <wp:lineTo x="21512" y="21463"/>
-                <wp:lineTo x="21512" y="0"/>
-                <wp:lineTo x="0" y="0"/>
-              </wp:wrapPolygon>
-            </wp:wrapThrough>
-            <wp:docPr id="1117875094" name="Image 3"/>
-            <wp:cNvGraphicFramePr>
-              <a:graphicFrameLocks xmlns:a="http://schemas.openxmlformats.org/drawingml/2006/main" noChangeAspect="1"/>
-            </wp:cNvGraphicFramePr>
-            <a:graphic xmlns:a="http://schemas.openxmlformats.org/drawingml/2006/main">
-              <a:graphicData uri="http://schemas.openxmlformats.org/drawingml/2006/picture">
-                <pic:pic xmlns:pic="http://schemas.openxmlformats.org/drawingml/2006/picture">
-                  <pic:nvPicPr>
-                    <pic:cNvPr id="1117875094" name="Image 1117875094"/>
-                    <pic:cNvPicPr/>
-                  </pic:nvPicPr>
-                  <pic:blipFill>
-                    <a:blip r:embed="rId31" cstate="print">
-                      <a:extLst>
-                        <a:ext uri="{28A0092B-C50C-407E-A947-70E740481C1C}">
-                          <a14:useLocalDpi xmlns:a14="http://schemas.microsoft.com/office/drawing/2010/main" val="0"/>
-                        </a:ext>
-                      </a:extLst>
-                    </a:blip>
-                    <a:stretch>
-                      <a:fillRect/>
-                    </a:stretch>
-                  </pic:blipFill>
-                  <pic:spPr>
-                    <a:xfrm>
-                      <a:off x="0" y="0"/>
-                      <a:ext cx="2333625" cy="3105785"/>
-                    </a:xfrm>
-                    <a:prstGeom prst="rect">
-                      <a:avLst/>
-                    </a:prstGeom>
-                  </pic:spPr>
-                </pic:pic>
-              </a:graphicData>
-            </a:graphic>
-            <wp14:sizeRelH relativeFrom="margin">
-              <wp14:pctWidth>0</wp14:pctWidth>
-            </wp14:sizeRelH>
-            <wp14:sizeRelV relativeFrom="margin">
-              <wp14:pctHeight>0</wp14:pctHeight>
-            </wp14:sizeRelV>
-          </wp:anchor>
-        </w:drawing>
-      </w:r>
     </w:p>
     <w:sectPr>
-      <w:footerReference w:type="default" r:id="rId32"/>
+      <w:footerReference w:type="default" r:id="rId35"/>
       <w:pgSz w:w="11906" w:h="16838"/>
       <w:pgMar w:top="1417" w:right="1417" w:bottom="1417" w:left="1417" w:header="708" w:footer="708" w:gutter="0"/>
       <w:cols w:space="708"/>
@@ -5215,11 +6386,14 @@
           <w:t>/</w:t>
         </w:r>
         <w:r>
-          <w:t>1</w:t>
+          <w:t>19</w:t>
         </w:r>
-        <w:r>
-          <w:t>8</w:t>
-        </w:r>
+      </w:p>
+      <w:p>
+        <w:pPr>
+          <w:pStyle w:val="Pieddepage"/>
+          <w:jc w:val="center"/>
+        </w:pPr>
       </w:p>
       <w:p>
         <w:pPr>
@@ -5388,6 +6562,128 @@
     </w:lvl>
   </w:abstractNum>
   <w:abstractNum w:abstractNumId="1" w15:restartNumberingAfterBreak="0">
+    <w:nsid w:val="2EF364EE"/>
+    <w:multiLevelType w:val="multilevel"/>
+    <w:tmpl w:val="F004872A"/>
+    <w:styleLink w:val="Listeactuelle1"/>
+    <w:lvl w:ilvl="0">
+      <w:start w:val="1"/>
+      <w:numFmt w:val="decimal"/>
+      <w:lvlText w:val="%1."/>
+      <w:lvlJc w:val="left"/>
+      <w:pPr>
+        <w:ind w:left="720" w:hanging="360"/>
+      </w:pPr>
+      <w:rPr>
+        <w:rFonts w:hint="default"/>
+      </w:rPr>
+    </w:lvl>
+    <w:lvl w:ilvl="1">
+      <w:start w:val="3"/>
+      <w:numFmt w:val="decimal"/>
+      <w:isLgl/>
+      <w:lvlText w:val="%1.%2."/>
+      <w:lvlJc w:val="left"/>
+      <w:pPr>
+        <w:ind w:left="1080" w:hanging="720"/>
+      </w:pPr>
+      <w:rPr>
+        <w:rFonts w:hint="default"/>
+      </w:rPr>
+    </w:lvl>
+    <w:lvl w:ilvl="2">
+      <w:start w:val="1"/>
+      <w:numFmt w:val="decimal"/>
+      <w:isLgl/>
+      <w:lvlText w:val="%1.%2.%3."/>
+      <w:lvlJc w:val="left"/>
+      <w:pPr>
+        <w:ind w:left="1080" w:hanging="720"/>
+      </w:pPr>
+      <w:rPr>
+        <w:rFonts w:hint="default"/>
+      </w:rPr>
+    </w:lvl>
+    <w:lvl w:ilvl="3">
+      <w:start w:val="1"/>
+      <w:numFmt w:val="decimal"/>
+      <w:isLgl/>
+      <w:lvlText w:val="%1.%2.%3.%4."/>
+      <w:lvlJc w:val="left"/>
+      <w:pPr>
+        <w:ind w:left="1440" w:hanging="1080"/>
+      </w:pPr>
+      <w:rPr>
+        <w:rFonts w:hint="default"/>
+      </w:rPr>
+    </w:lvl>
+    <w:lvl w:ilvl="4">
+      <w:start w:val="1"/>
+      <w:numFmt w:val="decimal"/>
+      <w:isLgl/>
+      <w:lvlText w:val="%1.%2.%3.%4.%5."/>
+      <w:lvlJc w:val="left"/>
+      <w:pPr>
+        <w:ind w:left="1800" w:hanging="1440"/>
+      </w:pPr>
+      <w:rPr>
+        <w:rFonts w:hint="default"/>
+      </w:rPr>
+    </w:lvl>
+    <w:lvl w:ilvl="5">
+      <w:start w:val="1"/>
+      <w:numFmt w:val="decimal"/>
+      <w:isLgl/>
+      <w:lvlText w:val="%1.%2.%3.%4.%5.%6."/>
+      <w:lvlJc w:val="left"/>
+      <w:pPr>
+        <w:ind w:left="1800" w:hanging="1440"/>
+      </w:pPr>
+      <w:rPr>
+        <w:rFonts w:hint="default"/>
+      </w:rPr>
+    </w:lvl>
+    <w:lvl w:ilvl="6">
+      <w:start w:val="1"/>
+      <w:numFmt w:val="decimal"/>
+      <w:isLgl/>
+      <w:lvlText w:val="%1.%2.%3.%4.%5.%6.%7."/>
+      <w:lvlJc w:val="left"/>
+      <w:pPr>
+        <w:ind w:left="2160" w:hanging="1800"/>
+      </w:pPr>
+      <w:rPr>
+        <w:rFonts w:hint="default"/>
+      </w:rPr>
+    </w:lvl>
+    <w:lvl w:ilvl="7">
+      <w:start w:val="1"/>
+      <w:numFmt w:val="decimal"/>
+      <w:isLgl/>
+      <w:lvlText w:val="%1.%2.%3.%4.%5.%6.%7.%8."/>
+      <w:lvlJc w:val="left"/>
+      <w:pPr>
+        <w:ind w:left="2520" w:hanging="2160"/>
+      </w:pPr>
+      <w:rPr>
+        <w:rFonts w:hint="default"/>
+      </w:rPr>
+    </w:lvl>
+    <w:lvl w:ilvl="8">
+      <w:start w:val="1"/>
+      <w:numFmt w:val="decimal"/>
+      <w:isLgl/>
+      <w:lvlText w:val="%1.%2.%3.%4.%5.%6.%7.%8.%9."/>
+      <w:lvlJc w:val="left"/>
+      <w:pPr>
+        <w:ind w:left="2520" w:hanging="2160"/>
+      </w:pPr>
+      <w:rPr>
+        <w:rFonts w:hint="default"/>
+      </w:rPr>
+    </w:lvl>
+  </w:abstractNum>
+  <w:abstractNum w:abstractNumId="2" w15:restartNumberingAfterBreak="0">
     <w:nsid w:val="2F0F099A"/>
     <w:multiLevelType w:val="hybridMultilevel"/>
     <w:tmpl w:val="8348C41E"/>
@@ -5476,7 +6772,7 @@
       </w:pPr>
     </w:lvl>
   </w:abstractNum>
-  <w:abstractNum w:abstractNumId="2" w15:restartNumberingAfterBreak="0">
+  <w:abstractNum w:abstractNumId="3" w15:restartNumberingAfterBreak="0">
     <w:nsid w:val="36A7749D"/>
     <w:multiLevelType w:val="hybridMultilevel"/>
     <w:tmpl w:val="9D1EFE6E"/>
@@ -5565,7 +6861,7 @@
       </w:pPr>
     </w:lvl>
   </w:abstractNum>
-  <w:abstractNum w:abstractNumId="3" w15:restartNumberingAfterBreak="0">
+  <w:abstractNum w:abstractNumId="4" w15:restartNumberingAfterBreak="0">
     <w:nsid w:val="3D7751A9"/>
     <w:multiLevelType w:val="hybridMultilevel"/>
     <w:tmpl w:val="F11688BA"/>
@@ -5654,7 +6950,7 @@
       </w:pPr>
     </w:lvl>
   </w:abstractNum>
-  <w:abstractNum w:abstractNumId="4" w15:restartNumberingAfterBreak="0">
+  <w:abstractNum w:abstractNumId="5" w15:restartNumberingAfterBreak="0">
     <w:nsid w:val="44192FC2"/>
     <w:multiLevelType w:val="hybridMultilevel"/>
     <w:tmpl w:val="B99885C8"/>
@@ -5743,7 +7039,120 @@
       </w:pPr>
     </w:lvl>
   </w:abstractNum>
-  <w:abstractNum w:abstractNumId="5" w15:restartNumberingAfterBreak="0">
+  <w:abstractNum w:abstractNumId="6" w15:restartNumberingAfterBreak="0">
+    <w:nsid w:val="4AB84317"/>
+    <w:multiLevelType w:val="multilevel"/>
+    <w:tmpl w:val="1F242CE8"/>
+    <w:lvl w:ilvl="0">
+      <w:start w:val="4"/>
+      <w:numFmt w:val="decimal"/>
+      <w:lvlText w:val="%1."/>
+      <w:lvlJc w:val="left"/>
+      <w:pPr>
+        <w:ind w:left="540" w:hanging="540"/>
+      </w:pPr>
+      <w:rPr>
+        <w:rFonts w:hint="default"/>
+      </w:rPr>
+    </w:lvl>
+    <w:lvl w:ilvl="1">
+      <w:start w:val="2"/>
+      <w:numFmt w:val="decimal"/>
+      <w:lvlText w:val="%1.%2."/>
+      <w:lvlJc w:val="left"/>
+      <w:pPr>
+        <w:ind w:left="1080" w:hanging="720"/>
+      </w:pPr>
+      <w:rPr>
+        <w:rFonts w:hint="default"/>
+      </w:rPr>
+    </w:lvl>
+    <w:lvl w:ilvl="2">
+      <w:start w:val="1"/>
+      <w:numFmt w:val="decimal"/>
+      <w:lvlText w:val="%1.%2.%3."/>
+      <w:lvlJc w:val="left"/>
+      <w:pPr>
+        <w:ind w:left="1800" w:hanging="1080"/>
+      </w:pPr>
+      <w:rPr>
+        <w:rFonts w:hint="default"/>
+      </w:rPr>
+    </w:lvl>
+    <w:lvl w:ilvl="3">
+      <w:start w:val="1"/>
+      <w:numFmt w:val="decimal"/>
+      <w:lvlText w:val="%1.%2.%3.%4."/>
+      <w:lvlJc w:val="left"/>
+      <w:pPr>
+        <w:ind w:left="2160" w:hanging="1080"/>
+      </w:pPr>
+      <w:rPr>
+        <w:rFonts w:hint="default"/>
+      </w:rPr>
+    </w:lvl>
+    <w:lvl w:ilvl="4">
+      <w:start w:val="1"/>
+      <w:numFmt w:val="decimal"/>
+      <w:lvlText w:val="%1.%2.%3.%4.%5."/>
+      <w:lvlJc w:val="left"/>
+      <w:pPr>
+        <w:ind w:left="2880" w:hanging="1440"/>
+      </w:pPr>
+      <w:rPr>
+        <w:rFonts w:hint="default"/>
+      </w:rPr>
+    </w:lvl>
+    <w:lvl w:ilvl="5">
+      <w:start w:val="1"/>
+      <w:numFmt w:val="decimal"/>
+      <w:lvlText w:val="%1.%2.%3.%4.%5.%6."/>
+      <w:lvlJc w:val="left"/>
+      <w:pPr>
+        <w:ind w:left="3600" w:hanging="1800"/>
+      </w:pPr>
+      <w:rPr>
+        <w:rFonts w:hint="default"/>
+      </w:rPr>
+    </w:lvl>
+    <w:lvl w:ilvl="6">
+      <w:start w:val="1"/>
+      <w:numFmt w:val="decimal"/>
+      <w:lvlText w:val="%1.%2.%3.%4.%5.%6.%7."/>
+      <w:lvlJc w:val="left"/>
+      <w:pPr>
+        <w:ind w:left="4320" w:hanging="2160"/>
+      </w:pPr>
+      <w:rPr>
+        <w:rFonts w:hint="default"/>
+      </w:rPr>
+    </w:lvl>
+    <w:lvl w:ilvl="7">
+      <w:start w:val="1"/>
+      <w:numFmt w:val="decimal"/>
+      <w:lvlText w:val="%1.%2.%3.%4.%5.%6.%7.%8."/>
+      <w:lvlJc w:val="left"/>
+      <w:pPr>
+        <w:ind w:left="4680" w:hanging="2160"/>
+      </w:pPr>
+      <w:rPr>
+        <w:rFonts w:hint="default"/>
+      </w:rPr>
+    </w:lvl>
+    <w:lvl w:ilvl="8">
+      <w:start w:val="1"/>
+      <w:numFmt w:val="decimal"/>
+      <w:lvlText w:val="%1.%2.%3.%4.%5.%6.%7.%8.%9."/>
+      <w:lvlJc w:val="left"/>
+      <w:pPr>
+        <w:ind w:left="5400" w:hanging="2520"/>
+      </w:pPr>
+      <w:rPr>
+        <w:rFonts w:hint="default"/>
+      </w:rPr>
+    </w:lvl>
+  </w:abstractNum>
+  <w:abstractNum w:abstractNumId="7" w15:restartNumberingAfterBreak="0">
     <w:nsid w:val="4E123D6B"/>
     <w:multiLevelType w:val="hybridMultilevel"/>
     <w:tmpl w:val="366C5116"/>
@@ -5832,7 +7241,7 @@
       </w:pPr>
     </w:lvl>
   </w:abstractNum>
-  <w:abstractNum w:abstractNumId="6" w15:restartNumberingAfterBreak="0">
+  <w:abstractNum w:abstractNumId="8" w15:restartNumberingAfterBreak="0">
     <w:nsid w:val="51D4040C"/>
     <w:multiLevelType w:val="hybridMultilevel"/>
     <w:tmpl w:val="A33CCA56"/>
@@ -5921,7 +7330,7 @@
       </w:pPr>
     </w:lvl>
   </w:abstractNum>
-  <w:abstractNum w:abstractNumId="7" w15:restartNumberingAfterBreak="0">
+  <w:abstractNum w:abstractNumId="9" w15:restartNumberingAfterBreak="0">
     <w:nsid w:val="5E2617F5"/>
     <w:multiLevelType w:val="hybridMultilevel"/>
     <w:tmpl w:val="F5B6C714"/>
@@ -6010,7 +7419,7 @@
       </w:pPr>
     </w:lvl>
   </w:abstractNum>
-  <w:abstractNum w:abstractNumId="8" w15:restartNumberingAfterBreak="0">
+  <w:abstractNum w:abstractNumId="10" w15:restartNumberingAfterBreak="0">
     <w:nsid w:val="67545186"/>
     <w:multiLevelType w:val="hybridMultilevel"/>
     <w:tmpl w:val="858CC5A8"/>
@@ -6103,28 +7512,34 @@
     <w:abstractNumId w:val="0"/>
   </w:num>
   <w:num w:numId="2" w16cid:durableId="1679696944">
+    <w:abstractNumId w:val="4"/>
+  </w:num>
+  <w:num w:numId="3" w16cid:durableId="222563661">
+    <w:abstractNumId w:val="9"/>
+  </w:num>
+  <w:num w:numId="4" w16cid:durableId="775097613">
+    <w:abstractNumId w:val="8"/>
+  </w:num>
+  <w:num w:numId="5" w16cid:durableId="113404489">
+    <w:abstractNumId w:val="2"/>
+  </w:num>
+  <w:num w:numId="6" w16cid:durableId="1154105935">
+    <w:abstractNumId w:val="7"/>
+  </w:num>
+  <w:num w:numId="7" w16cid:durableId="221604038">
     <w:abstractNumId w:val="3"/>
   </w:num>
-  <w:num w:numId="3" w16cid:durableId="222563661">
-    <w:abstractNumId w:val="7"/>
+  <w:num w:numId="8" w16cid:durableId="1365788481">
+    <w:abstractNumId w:val="5"/>
   </w:num>
-  <w:num w:numId="4" w16cid:durableId="775097613">
-    <w:abstractNumId w:val="6"/>
+  <w:num w:numId="9" w16cid:durableId="1105032277">
+    <w:abstractNumId w:val="10"/>
   </w:num>
-  <w:num w:numId="5" w16cid:durableId="113404489">
+  <w:num w:numId="10" w16cid:durableId="943733358">
     <w:abstractNumId w:val="1"/>
   </w:num>
-  <w:num w:numId="6" w16cid:durableId="1154105935">
-    <w:abstractNumId w:val="5"/>
-  </w:num>
-  <w:num w:numId="7" w16cid:durableId="221604038">
-    <w:abstractNumId w:val="2"/>
-  </w:num>
-  <w:num w:numId="8" w16cid:durableId="1365788481">
-    <w:abstractNumId w:val="4"/>
-  </w:num>
-  <w:num w:numId="9" w16cid:durableId="1105032277">
-    <w:abstractNumId w:val="8"/>
+  <w:num w:numId="11" w16cid:durableId="220873657">
+    <w:abstractNumId w:val="6"/>
   </w:num>
 </w:numbering>
 </file>
@@ -6559,7 +7974,7 @@
     <w:uiPriority w:val="9"/>
     <w:unhideWhenUsed/>
     <w:qFormat/>
-    <w:rsid w:val="006C5D47"/>
+    <w:rsid w:val="00615CAE"/>
     <w:pPr>
       <w:keepNext/>
       <w:keepLines/>
@@ -6569,7 +7984,7 @@
     <w:rPr>
       <w:rFonts w:ascii="Times New Roman" w:eastAsiaTheme="majorEastAsia" w:hAnsi="Times New Roman" w:cstheme="majorBidi"/>
       <w:color w:val="0F4761" w:themeColor="accent1" w:themeShade="BF"/>
-      <w:sz w:val="32"/>
+      <w:sz w:val="36"/>
       <w:szCs w:val="32"/>
     </w:rPr>
   </w:style>
@@ -6579,7 +7994,6 @@
     <w:next w:val="Normal"/>
     <w:link w:val="Titre3Car"/>
     <w:uiPriority w:val="9"/>
-    <w:semiHidden/>
     <w:unhideWhenUsed/>
     <w:qFormat/>
     <w:rsid w:val="00184FC1"/>
@@ -6731,7 +8145,6 @@
   <w:style w:type="character" w:default="1" w:styleId="Policepardfaut">
     <w:name w:val="Default Paragraph Font"/>
     <w:uiPriority w:val="1"/>
-    <w:semiHidden/>
     <w:unhideWhenUsed/>
   </w:style>
   <w:style w:type="table" w:default="1" w:styleId="TableauNormal">
@@ -6773,11 +8186,11 @@
     <w:basedOn w:val="Policepardfaut"/>
     <w:link w:val="Titre2"/>
     <w:uiPriority w:val="9"/>
-    <w:rsid w:val="006C5D47"/>
+    <w:rsid w:val="00615CAE"/>
     <w:rPr>
       <w:rFonts w:ascii="Times New Roman" w:eastAsiaTheme="majorEastAsia" w:hAnsi="Times New Roman" w:cstheme="majorBidi"/>
       <w:color w:val="0F4761" w:themeColor="accent1" w:themeShade="BF"/>
-      <w:sz w:val="32"/>
+      <w:sz w:val="36"/>
       <w:szCs w:val="32"/>
     </w:rPr>
   </w:style>
@@ -6786,7 +8199,6 @@
     <w:basedOn w:val="Policepardfaut"/>
     <w:link w:val="Titre3"/>
     <w:uiPriority w:val="9"/>
-    <w:semiHidden/>
     <w:rsid w:val="00184FC1"/>
     <w:rPr>
       <w:rFonts w:eastAsiaTheme="majorEastAsia" w:cstheme="majorBidi"/>
@@ -7169,6 +8581,43 @@
       <w:bCs/>
     </w:rPr>
   </w:style>
+  <w:style w:type="paragraph" w:customStyle="1" w:styleId="font-claude-response-body">
+    <w:name w:val="font-claude-response-body"/>
+    <w:basedOn w:val="Normal"/>
+    <w:rsid w:val="00615CAE"/>
+    <w:pPr>
+      <w:spacing w:before="100" w:beforeAutospacing="1" w:after="100" w:afterAutospacing="1" w:line="240" w:lineRule="auto"/>
+    </w:pPr>
+    <w:rPr>
+      <w:rFonts w:ascii="Times New Roman" w:eastAsia="Times New Roman" w:hAnsi="Times New Roman" w:cs="Times New Roman"/>
+      <w:kern w:val="0"/>
+      <w:lang w:eastAsia="fr-FR"/>
+      <w14:ligatures w14:val="none"/>
+    </w:rPr>
+  </w:style>
+  <w:style w:type="numbering" w:customStyle="1" w:styleId="Listeactuelle1">
+    <w:name w:val="Liste actuelle1"/>
+    <w:uiPriority w:val="99"/>
+    <w:rsid w:val="00E025FA"/>
+    <w:pPr>
+      <w:numPr>
+        <w:numId w:val="10"/>
+      </w:numPr>
+    </w:pPr>
+  </w:style>
+  <w:style w:type="paragraph" w:styleId="TM3">
+    <w:name w:val="toc 3"/>
+    <w:basedOn w:val="Normal"/>
+    <w:next w:val="Normal"/>
+    <w:autoRedefine/>
+    <w:uiPriority w:val="39"/>
+    <w:unhideWhenUsed/>
+    <w:rsid w:val="0079296B"/>
+    <w:pPr>
+      <w:spacing w:after="100"/>
+      <w:ind w:left="480"/>
+    </w:pPr>
+  </w:style>
 </w:styles>
 </file>
 

--- a/Rapport de PROJET/Rapport_de_Projet_v3.docx
+++ b/Rapport de PROJET/Rapport_de_Projet_v3.docx
@@ -376,9 +376,8 @@
         </w:p>
         <w:p>
           <w:pPr>
-            <w:pStyle w:val="TM1"/>
+            <w:pStyle w:val="TM2"/>
             <w:tabs>
-              <w:tab w:val="left" w:pos="480"/>
               <w:tab w:val="right" w:leader="dot" w:pos="9062"/>
             </w:tabs>
             <w:rPr>
@@ -396,44 +395,23 @@
           <w:r>
             <w:fldChar w:fldCharType="separate"/>
           </w:r>
-          <w:hyperlink w:anchor="_Toc230694644" w:history="1">
+          <w:hyperlink w:anchor="_Toc230862050" w:history="1">
             <w:r>
               <w:rPr>
                 <w:rStyle w:val="Lienhypertexte"/>
-                <w:rFonts w:ascii="Times New Roman" w:hAnsi="Times New Roman" w:cs="Times New Roman"/>
-                <w:b/>
-                <w:bCs/>
-                <w:noProof/>
-              </w:rPr>
-              <w:t>1.</w:t>
-            </w:r>
-            <w:r>
-              <w:rPr>
-                <w:rFonts w:eastAsiaTheme="minorEastAsia"/>
-                <w:noProof/>
-                <w:lang w:eastAsia="fr-FR"/>
+                <w:noProof/>
+              </w:rPr>
+              <w:t>Introduction</w:t>
+            </w:r>
+            <w:r>
+              <w:rPr>
+                <w:noProof/>
+                <w:webHidden/>
               </w:rPr>
               <w:tab/>
             </w:r>
             <w:r>
               <w:rPr>
-                <w:rStyle w:val="Lienhypertexte"/>
-                <w:rFonts w:ascii="Times New Roman" w:hAnsi="Times New Roman" w:cs="Times New Roman"/>
-                <w:b/>
-                <w:bCs/>
-                <w:noProof/>
-              </w:rPr>
-              <w:t>Introduction</w:t>
-            </w:r>
-            <w:r>
-              <w:rPr>
-                <w:noProof/>
-                <w:webHidden/>
-              </w:rPr>
-              <w:tab/>
-            </w:r>
-            <w:r>
-              <w:rPr>
                 <w:noProof/>
                 <w:webHidden/>
               </w:rPr>
@@ -444,7 +422,7 @@
                 <w:noProof/>
                 <w:webHidden/>
               </w:rPr>
-              <w:instrText xml:space="preserve"> PAGEREF _Toc230694644 \h </w:instrText>
+              <w:instrText xml:space="preserve"> PAGEREF _Toc230862050 \h </w:instrText>
             </w:r>
             <w:r>
               <w:rPr>
@@ -487,7 +465,7 @@
               <w:lang w:eastAsia="fr-FR"/>
             </w:rPr>
           </w:pPr>
-          <w:hyperlink w:anchor="_Toc230694645" w:history="1">
+          <w:hyperlink w:anchor="_Toc230862051" w:history="1">
             <w:r>
               <w:rPr>
                 <w:rStyle w:val="Lienhypertexte"/>
@@ -514,7 +492,7 @@
                 <w:noProof/>
                 <w:webHidden/>
               </w:rPr>
-              <w:instrText xml:space="preserve"> PAGEREF _Toc230694645 \h </w:instrText>
+              <w:instrText xml:space="preserve"> PAGEREF _Toc230862051 \h </w:instrText>
             </w:r>
             <w:r>
               <w:rPr>
@@ -535,6 +513,431 @@
                 <w:webHidden/>
               </w:rPr>
               <w:t>3</w:t>
+            </w:r>
+            <w:r>
+              <w:rPr>
+                <w:noProof/>
+                <w:webHidden/>
+              </w:rPr>
+              <w:fldChar w:fldCharType="end"/>
+            </w:r>
+          </w:hyperlink>
+        </w:p>
+        <w:p>
+          <w:pPr>
+            <w:pStyle w:val="TM3"/>
+            <w:tabs>
+              <w:tab w:val="right" w:leader="dot" w:pos="9062"/>
+            </w:tabs>
+            <w:rPr>
+              <w:rFonts w:eastAsiaTheme="minorEastAsia"/>
+              <w:noProof/>
+              <w:lang w:eastAsia="fr-FR"/>
+            </w:rPr>
+          </w:pPr>
+          <w:hyperlink w:anchor="_Toc230862052" w:history="1">
+            <w:r>
+              <w:rPr>
+                <w:rStyle w:val="Lienhypertexte"/>
+                <w:noProof/>
+              </w:rPr>
+              <w:t>1.2. Partie Personnel</w:t>
+            </w:r>
+            <w:r>
+              <w:rPr>
+                <w:noProof/>
+                <w:webHidden/>
+              </w:rPr>
+              <w:tab/>
+            </w:r>
+            <w:r>
+              <w:rPr>
+                <w:noProof/>
+                <w:webHidden/>
+              </w:rPr>
+              <w:fldChar w:fldCharType="begin"/>
+            </w:r>
+            <w:r>
+              <w:rPr>
+                <w:noProof/>
+                <w:webHidden/>
+              </w:rPr>
+              <w:instrText xml:space="preserve"> PAGEREF _Toc230862052 \h </w:instrText>
+            </w:r>
+            <w:r>
+              <w:rPr>
+                <w:noProof/>
+                <w:webHidden/>
+              </w:rPr>
+            </w:r>
+            <w:r>
+              <w:rPr>
+                <w:noProof/>
+                <w:webHidden/>
+              </w:rPr>
+              <w:fldChar w:fldCharType="separate"/>
+            </w:r>
+            <w:r>
+              <w:rPr>
+                <w:noProof/>
+                <w:webHidden/>
+              </w:rPr>
+              <w:t>4</w:t>
+            </w:r>
+            <w:r>
+              <w:rPr>
+                <w:noProof/>
+                <w:webHidden/>
+              </w:rPr>
+              <w:fldChar w:fldCharType="end"/>
+            </w:r>
+          </w:hyperlink>
+        </w:p>
+        <w:p>
+          <w:pPr>
+            <w:pStyle w:val="TM3"/>
+            <w:tabs>
+              <w:tab w:val="right" w:leader="dot" w:pos="9062"/>
+            </w:tabs>
+            <w:rPr>
+              <w:rFonts w:eastAsiaTheme="minorEastAsia"/>
+              <w:noProof/>
+              <w:lang w:eastAsia="fr-FR"/>
+            </w:rPr>
+          </w:pPr>
+          <w:hyperlink w:anchor="_Toc230862053" w:history="1">
+            <w:r>
+              <w:rPr>
+                <w:rStyle w:val="Lienhypertexte"/>
+                <w:rFonts w:eastAsia="Times New Roman"/>
+                <w:noProof/>
+              </w:rPr>
+              <w:t>1.2.1. Analyse des besoins énergétiques</w:t>
+            </w:r>
+            <w:r>
+              <w:rPr>
+                <w:noProof/>
+                <w:webHidden/>
+              </w:rPr>
+              <w:tab/>
+            </w:r>
+            <w:r>
+              <w:rPr>
+                <w:noProof/>
+                <w:webHidden/>
+              </w:rPr>
+              <w:fldChar w:fldCharType="begin"/>
+            </w:r>
+            <w:r>
+              <w:rPr>
+                <w:noProof/>
+                <w:webHidden/>
+              </w:rPr>
+              <w:instrText xml:space="preserve"> PAGEREF _Toc230862053 \h </w:instrText>
+            </w:r>
+            <w:r>
+              <w:rPr>
+                <w:noProof/>
+                <w:webHidden/>
+              </w:rPr>
+            </w:r>
+            <w:r>
+              <w:rPr>
+                <w:noProof/>
+                <w:webHidden/>
+              </w:rPr>
+              <w:fldChar w:fldCharType="separate"/>
+            </w:r>
+            <w:r>
+              <w:rPr>
+                <w:noProof/>
+                <w:webHidden/>
+              </w:rPr>
+              <w:t>4</w:t>
+            </w:r>
+            <w:r>
+              <w:rPr>
+                <w:noProof/>
+                <w:webHidden/>
+              </w:rPr>
+              <w:fldChar w:fldCharType="end"/>
+            </w:r>
+          </w:hyperlink>
+        </w:p>
+        <w:p>
+          <w:pPr>
+            <w:pStyle w:val="TM3"/>
+            <w:tabs>
+              <w:tab w:val="right" w:leader="dot" w:pos="9062"/>
+            </w:tabs>
+            <w:rPr>
+              <w:rFonts w:eastAsiaTheme="minorEastAsia"/>
+              <w:noProof/>
+              <w:lang w:eastAsia="fr-FR"/>
+            </w:rPr>
+          </w:pPr>
+          <w:hyperlink w:anchor="_Toc230862054" w:history="1">
+            <w:r>
+              <w:rPr>
+                <w:rStyle w:val="Lienhypertexte"/>
+                <w:rFonts w:eastAsia="Times New Roman"/>
+                <w:noProof/>
+              </w:rPr>
+              <w:t>1.2.2. Vérification et saisie de la partie alimentation</w:t>
+            </w:r>
+            <w:r>
+              <w:rPr>
+                <w:noProof/>
+                <w:webHidden/>
+              </w:rPr>
+              <w:tab/>
+            </w:r>
+            <w:r>
+              <w:rPr>
+                <w:noProof/>
+                <w:webHidden/>
+              </w:rPr>
+              <w:fldChar w:fldCharType="begin"/>
+            </w:r>
+            <w:r>
+              <w:rPr>
+                <w:noProof/>
+                <w:webHidden/>
+              </w:rPr>
+              <w:instrText xml:space="preserve"> PAGEREF _Toc230862054 \h </w:instrText>
+            </w:r>
+            <w:r>
+              <w:rPr>
+                <w:noProof/>
+                <w:webHidden/>
+              </w:rPr>
+            </w:r>
+            <w:r>
+              <w:rPr>
+                <w:noProof/>
+                <w:webHidden/>
+              </w:rPr>
+              <w:fldChar w:fldCharType="separate"/>
+            </w:r>
+            <w:r>
+              <w:rPr>
+                <w:noProof/>
+                <w:webHidden/>
+              </w:rPr>
+              <w:t>4</w:t>
+            </w:r>
+            <w:r>
+              <w:rPr>
+                <w:noProof/>
+                <w:webHidden/>
+              </w:rPr>
+              <w:fldChar w:fldCharType="end"/>
+            </w:r>
+          </w:hyperlink>
+        </w:p>
+        <w:p>
+          <w:pPr>
+            <w:pStyle w:val="TM3"/>
+            <w:tabs>
+              <w:tab w:val="right" w:leader="dot" w:pos="9062"/>
+            </w:tabs>
+            <w:rPr>
+              <w:rFonts w:eastAsiaTheme="minorEastAsia"/>
+              <w:noProof/>
+              <w:lang w:eastAsia="fr-FR"/>
+            </w:rPr>
+          </w:pPr>
+          <w:hyperlink w:anchor="_Toc230862055" w:history="1">
+            <w:r>
+              <w:rPr>
+                <w:rStyle w:val="Lienhypertexte"/>
+                <w:rFonts w:eastAsia="Times New Roman"/>
+                <w:noProof/>
+              </w:rPr>
+              <w:t>1.2.3. Intégration et validation du module MPPT</w:t>
+            </w:r>
+            <w:r>
+              <w:rPr>
+                <w:noProof/>
+                <w:webHidden/>
+              </w:rPr>
+              <w:tab/>
+            </w:r>
+            <w:r>
+              <w:rPr>
+                <w:noProof/>
+                <w:webHidden/>
+              </w:rPr>
+              <w:fldChar w:fldCharType="begin"/>
+            </w:r>
+            <w:r>
+              <w:rPr>
+                <w:noProof/>
+                <w:webHidden/>
+              </w:rPr>
+              <w:instrText xml:space="preserve"> PAGEREF _Toc230862055 \h </w:instrText>
+            </w:r>
+            <w:r>
+              <w:rPr>
+                <w:noProof/>
+                <w:webHidden/>
+              </w:rPr>
+            </w:r>
+            <w:r>
+              <w:rPr>
+                <w:noProof/>
+                <w:webHidden/>
+              </w:rPr>
+              <w:fldChar w:fldCharType="separate"/>
+            </w:r>
+            <w:r>
+              <w:rPr>
+                <w:noProof/>
+                <w:webHidden/>
+              </w:rPr>
+              <w:t>5</w:t>
+            </w:r>
+            <w:r>
+              <w:rPr>
+                <w:noProof/>
+                <w:webHidden/>
+              </w:rPr>
+              <w:fldChar w:fldCharType="end"/>
+            </w:r>
+          </w:hyperlink>
+        </w:p>
+        <w:p>
+          <w:pPr>
+            <w:pStyle w:val="TM3"/>
+            <w:tabs>
+              <w:tab w:val="right" w:leader="dot" w:pos="9062"/>
+            </w:tabs>
+            <w:rPr>
+              <w:rFonts w:eastAsiaTheme="minorEastAsia"/>
+              <w:noProof/>
+              <w:lang w:eastAsia="fr-FR"/>
+            </w:rPr>
+          </w:pPr>
+          <w:hyperlink w:anchor="_Toc230862056" w:history="1">
+            <w:r>
+              <w:rPr>
+                <w:rStyle w:val="Lienhypertexte"/>
+                <w:rFonts w:eastAsia="Times New Roman"/>
+                <w:noProof/>
+              </w:rPr>
+              <w:t>1.2.4. Interface homme-machine (IHM)</w:t>
+            </w:r>
+            <w:r>
+              <w:rPr>
+                <w:noProof/>
+                <w:webHidden/>
+              </w:rPr>
+              <w:tab/>
+            </w:r>
+            <w:r>
+              <w:rPr>
+                <w:noProof/>
+                <w:webHidden/>
+              </w:rPr>
+              <w:fldChar w:fldCharType="begin"/>
+            </w:r>
+            <w:r>
+              <w:rPr>
+                <w:noProof/>
+                <w:webHidden/>
+              </w:rPr>
+              <w:instrText xml:space="preserve"> PAGEREF _Toc230862056 \h </w:instrText>
+            </w:r>
+            <w:r>
+              <w:rPr>
+                <w:noProof/>
+                <w:webHidden/>
+              </w:rPr>
+            </w:r>
+            <w:r>
+              <w:rPr>
+                <w:noProof/>
+                <w:webHidden/>
+              </w:rPr>
+              <w:fldChar w:fldCharType="separate"/>
+            </w:r>
+            <w:r>
+              <w:rPr>
+                <w:noProof/>
+                <w:webHidden/>
+              </w:rPr>
+              <w:t>5</w:t>
+            </w:r>
+            <w:r>
+              <w:rPr>
+                <w:noProof/>
+                <w:webHidden/>
+              </w:rPr>
+              <w:fldChar w:fldCharType="end"/>
+            </w:r>
+          </w:hyperlink>
+        </w:p>
+        <w:p>
+          <w:pPr>
+            <w:pStyle w:val="TM3"/>
+            <w:tabs>
+              <w:tab w:val="right" w:leader="dot" w:pos="9062"/>
+            </w:tabs>
+            <w:rPr>
+              <w:rFonts w:eastAsiaTheme="minorEastAsia"/>
+              <w:noProof/>
+              <w:lang w:eastAsia="fr-FR"/>
+            </w:rPr>
+          </w:pPr>
+          <w:hyperlink w:anchor="_Toc230862057" w:history="1">
+            <w:r>
+              <w:rPr>
+                <w:rStyle w:val="Lienhypertexte"/>
+                <w:rFonts w:eastAsia="Times New Roman"/>
+                <w:noProof/>
+              </w:rPr>
+              <w:t>1.2.5. Bilan</w:t>
+            </w:r>
+            <w:r>
+              <w:rPr>
+                <w:noProof/>
+                <w:webHidden/>
+              </w:rPr>
+              <w:tab/>
+            </w:r>
+            <w:r>
+              <w:rPr>
+                <w:noProof/>
+                <w:webHidden/>
+              </w:rPr>
+              <w:fldChar w:fldCharType="begin"/>
+            </w:r>
+            <w:r>
+              <w:rPr>
+                <w:noProof/>
+                <w:webHidden/>
+              </w:rPr>
+              <w:instrText xml:space="preserve"> PAGEREF _Toc230862057 \h </w:instrText>
+            </w:r>
+            <w:r>
+              <w:rPr>
+                <w:noProof/>
+                <w:webHidden/>
+              </w:rPr>
+            </w:r>
+            <w:r>
+              <w:rPr>
+                <w:noProof/>
+                <w:webHidden/>
+              </w:rPr>
+              <w:fldChar w:fldCharType="separate"/>
+            </w:r>
+            <w:r>
+              <w:rPr>
+                <w:noProof/>
+                <w:webHidden/>
+              </w:rPr>
+              <w:t>5</w:t>
             </w:r>
             <w:r>
               <w:rPr>
@@ -557,13 +960,13 @@
               <w:lang w:eastAsia="fr-FR"/>
             </w:rPr>
           </w:pPr>
-          <w:hyperlink w:anchor="_Toc230694646" w:history="1">
+          <w:hyperlink w:anchor="_Toc230862058" w:history="1">
             <w:r>
               <w:rPr>
                 <w:rStyle w:val="Lienhypertexte"/>
                 <w:noProof/>
               </w:rPr>
-              <w:t>1.2. Partie Personnel</w:t>
+              <w:t>Diagrammes</w:t>
             </w:r>
             <w:r>
               <w:rPr>
@@ -584,438 +987,7 @@
                 <w:noProof/>
                 <w:webHidden/>
               </w:rPr>
-              <w:instrText xml:space="preserve"> PAGEREF _Toc230694646 \h </w:instrText>
-            </w:r>
-            <w:r>
-              <w:rPr>
-                <w:noProof/>
-                <w:webHidden/>
-              </w:rPr>
-            </w:r>
-            <w:r>
-              <w:rPr>
-                <w:noProof/>
-                <w:webHidden/>
-              </w:rPr>
-              <w:fldChar w:fldCharType="separate"/>
-            </w:r>
-            <w:r>
-              <w:rPr>
-                <w:noProof/>
-                <w:webHidden/>
-              </w:rPr>
-              <w:t>4</w:t>
-            </w:r>
-            <w:r>
-              <w:rPr>
-                <w:noProof/>
-                <w:webHidden/>
-              </w:rPr>
-              <w:fldChar w:fldCharType="end"/>
-            </w:r>
-          </w:hyperlink>
-        </w:p>
-        <w:p>
-          <w:pPr>
-            <w:pStyle w:val="TM3"/>
-            <w:tabs>
-              <w:tab w:val="right" w:leader="dot" w:pos="9062"/>
-            </w:tabs>
-            <w:rPr>
-              <w:noProof/>
-            </w:rPr>
-          </w:pPr>
-          <w:hyperlink w:anchor="_Toc230694647" w:history="1">
-            <w:r>
-              <w:rPr>
-                <w:rStyle w:val="Lienhypertexte"/>
-                <w:rFonts w:eastAsia="Times New Roman"/>
-                <w:noProof/>
-              </w:rPr>
-              <w:t>1.2.1. Analyse des besoins énergétiques</w:t>
-            </w:r>
-            <w:r>
-              <w:rPr>
-                <w:noProof/>
-                <w:webHidden/>
-              </w:rPr>
-              <w:tab/>
-            </w:r>
-            <w:r>
-              <w:rPr>
-                <w:noProof/>
-                <w:webHidden/>
-              </w:rPr>
-              <w:fldChar w:fldCharType="begin"/>
-            </w:r>
-            <w:r>
-              <w:rPr>
-                <w:noProof/>
-                <w:webHidden/>
-              </w:rPr>
-              <w:instrText xml:space="preserve"> PAGEREF _Toc230694647 \h </w:instrText>
-            </w:r>
-            <w:r>
-              <w:rPr>
-                <w:noProof/>
-                <w:webHidden/>
-              </w:rPr>
-            </w:r>
-            <w:r>
-              <w:rPr>
-                <w:noProof/>
-                <w:webHidden/>
-              </w:rPr>
-              <w:fldChar w:fldCharType="separate"/>
-            </w:r>
-            <w:r>
-              <w:rPr>
-                <w:noProof/>
-                <w:webHidden/>
-              </w:rPr>
-              <w:t>4</w:t>
-            </w:r>
-            <w:r>
-              <w:rPr>
-                <w:noProof/>
-                <w:webHidden/>
-              </w:rPr>
-              <w:fldChar w:fldCharType="end"/>
-            </w:r>
-          </w:hyperlink>
-        </w:p>
-        <w:p>
-          <w:pPr>
-            <w:pStyle w:val="TM3"/>
-            <w:tabs>
-              <w:tab w:val="right" w:leader="dot" w:pos="9062"/>
-            </w:tabs>
-            <w:rPr>
-              <w:noProof/>
-            </w:rPr>
-          </w:pPr>
-          <w:hyperlink w:anchor="_Toc230694648" w:history="1">
-            <w:r>
-              <w:rPr>
-                <w:rStyle w:val="Lienhypertexte"/>
-                <w:rFonts w:eastAsia="Times New Roman"/>
-                <w:noProof/>
-              </w:rPr>
-              <w:t>1.2.2. Vérification et saisie de la partie alimentation</w:t>
-            </w:r>
-            <w:r>
-              <w:rPr>
-                <w:noProof/>
-                <w:webHidden/>
-              </w:rPr>
-              <w:tab/>
-            </w:r>
-            <w:r>
-              <w:rPr>
-                <w:noProof/>
-                <w:webHidden/>
-              </w:rPr>
-              <w:fldChar w:fldCharType="begin"/>
-            </w:r>
-            <w:r>
-              <w:rPr>
-                <w:noProof/>
-                <w:webHidden/>
-              </w:rPr>
-              <w:instrText xml:space="preserve"> PAGEREF _Toc230694648 \h </w:instrText>
-            </w:r>
-            <w:r>
-              <w:rPr>
-                <w:noProof/>
-                <w:webHidden/>
-              </w:rPr>
-            </w:r>
-            <w:r>
-              <w:rPr>
-                <w:noProof/>
-                <w:webHidden/>
-              </w:rPr>
-              <w:fldChar w:fldCharType="separate"/>
-            </w:r>
-            <w:r>
-              <w:rPr>
-                <w:noProof/>
-                <w:webHidden/>
-              </w:rPr>
-              <w:t>4</w:t>
-            </w:r>
-            <w:r>
-              <w:rPr>
-                <w:noProof/>
-                <w:webHidden/>
-              </w:rPr>
-              <w:fldChar w:fldCharType="end"/>
-            </w:r>
-          </w:hyperlink>
-        </w:p>
-        <w:p>
-          <w:pPr>
-            <w:pStyle w:val="TM3"/>
-            <w:tabs>
-              <w:tab w:val="right" w:leader="dot" w:pos="9062"/>
-            </w:tabs>
-            <w:rPr>
-              <w:noProof/>
-            </w:rPr>
-          </w:pPr>
-          <w:hyperlink w:anchor="_Toc230694649" w:history="1">
-            <w:r>
-              <w:rPr>
-                <w:rStyle w:val="Lienhypertexte"/>
-                <w:rFonts w:eastAsia="Times New Roman"/>
-                <w:noProof/>
-              </w:rPr>
-              <w:t>1.2.3. Intégration et validation du module MPPT</w:t>
-            </w:r>
-            <w:r>
-              <w:rPr>
-                <w:noProof/>
-                <w:webHidden/>
-              </w:rPr>
-              <w:tab/>
-            </w:r>
-            <w:r>
-              <w:rPr>
-                <w:noProof/>
-                <w:webHidden/>
-              </w:rPr>
-              <w:fldChar w:fldCharType="begin"/>
-            </w:r>
-            <w:r>
-              <w:rPr>
-                <w:noProof/>
-                <w:webHidden/>
-              </w:rPr>
-              <w:instrText xml:space="preserve"> PAGEREF _Toc230694649 \h </w:instrText>
-            </w:r>
-            <w:r>
-              <w:rPr>
-                <w:noProof/>
-                <w:webHidden/>
-              </w:rPr>
-            </w:r>
-            <w:r>
-              <w:rPr>
-                <w:noProof/>
-                <w:webHidden/>
-              </w:rPr>
-              <w:fldChar w:fldCharType="separate"/>
-            </w:r>
-            <w:r>
-              <w:rPr>
-                <w:noProof/>
-                <w:webHidden/>
-              </w:rPr>
-              <w:t>5</w:t>
-            </w:r>
-            <w:r>
-              <w:rPr>
-                <w:noProof/>
-                <w:webHidden/>
-              </w:rPr>
-              <w:fldChar w:fldCharType="end"/>
-            </w:r>
-          </w:hyperlink>
-        </w:p>
-        <w:p>
-          <w:pPr>
-            <w:pStyle w:val="TM3"/>
-            <w:tabs>
-              <w:tab w:val="right" w:leader="dot" w:pos="9062"/>
-            </w:tabs>
-            <w:rPr>
-              <w:noProof/>
-            </w:rPr>
-          </w:pPr>
-          <w:hyperlink w:anchor="_Toc230694650" w:history="1">
-            <w:r>
-              <w:rPr>
-                <w:rStyle w:val="Lienhypertexte"/>
-                <w:rFonts w:eastAsia="Times New Roman"/>
-                <w:noProof/>
-              </w:rPr>
-              <w:t>1.2.4. Interface homme-machine (IHM)</w:t>
-            </w:r>
-            <w:r>
-              <w:rPr>
-                <w:noProof/>
-                <w:webHidden/>
-              </w:rPr>
-              <w:tab/>
-            </w:r>
-            <w:r>
-              <w:rPr>
-                <w:noProof/>
-                <w:webHidden/>
-              </w:rPr>
-              <w:fldChar w:fldCharType="begin"/>
-            </w:r>
-            <w:r>
-              <w:rPr>
-                <w:noProof/>
-                <w:webHidden/>
-              </w:rPr>
-              <w:instrText xml:space="preserve"> PAGEREF _Toc230694650 \h </w:instrText>
-            </w:r>
-            <w:r>
-              <w:rPr>
-                <w:noProof/>
-                <w:webHidden/>
-              </w:rPr>
-            </w:r>
-            <w:r>
-              <w:rPr>
-                <w:noProof/>
-                <w:webHidden/>
-              </w:rPr>
-              <w:fldChar w:fldCharType="separate"/>
-            </w:r>
-            <w:r>
-              <w:rPr>
-                <w:noProof/>
-                <w:webHidden/>
-              </w:rPr>
-              <w:t>5</w:t>
-            </w:r>
-            <w:r>
-              <w:rPr>
-                <w:noProof/>
-                <w:webHidden/>
-              </w:rPr>
-              <w:fldChar w:fldCharType="end"/>
-            </w:r>
-          </w:hyperlink>
-        </w:p>
-        <w:p>
-          <w:pPr>
-            <w:pStyle w:val="TM3"/>
-            <w:tabs>
-              <w:tab w:val="right" w:leader="dot" w:pos="9062"/>
-            </w:tabs>
-            <w:rPr>
-              <w:noProof/>
-            </w:rPr>
-          </w:pPr>
-          <w:hyperlink w:anchor="_Toc230694651" w:history="1">
-            <w:r>
-              <w:rPr>
-                <w:rStyle w:val="Lienhypertexte"/>
-                <w:rFonts w:eastAsia="Times New Roman"/>
-                <w:noProof/>
-              </w:rPr>
-              <w:t>1.2.5. Bilan</w:t>
-            </w:r>
-            <w:r>
-              <w:rPr>
-                <w:noProof/>
-                <w:webHidden/>
-              </w:rPr>
-              <w:tab/>
-            </w:r>
-            <w:r>
-              <w:rPr>
-                <w:noProof/>
-                <w:webHidden/>
-              </w:rPr>
-              <w:fldChar w:fldCharType="begin"/>
-            </w:r>
-            <w:r>
-              <w:rPr>
-                <w:noProof/>
-                <w:webHidden/>
-              </w:rPr>
-              <w:instrText xml:space="preserve"> PAGEREF _Toc230694651 \h </w:instrText>
-            </w:r>
-            <w:r>
-              <w:rPr>
-                <w:noProof/>
-                <w:webHidden/>
-              </w:rPr>
-            </w:r>
-            <w:r>
-              <w:rPr>
-                <w:noProof/>
-                <w:webHidden/>
-              </w:rPr>
-              <w:fldChar w:fldCharType="separate"/>
-            </w:r>
-            <w:r>
-              <w:rPr>
-                <w:noProof/>
-                <w:webHidden/>
-              </w:rPr>
-              <w:t>5</w:t>
-            </w:r>
-            <w:r>
-              <w:rPr>
-                <w:noProof/>
-                <w:webHidden/>
-              </w:rPr>
-              <w:fldChar w:fldCharType="end"/>
-            </w:r>
-          </w:hyperlink>
-        </w:p>
-        <w:p>
-          <w:pPr>
-            <w:pStyle w:val="TM2"/>
-            <w:tabs>
-              <w:tab w:val="left" w:pos="960"/>
-              <w:tab w:val="right" w:leader="dot" w:pos="9062"/>
-            </w:tabs>
-            <w:rPr>
-              <w:rFonts w:eastAsiaTheme="minorEastAsia"/>
-              <w:noProof/>
-              <w:lang w:eastAsia="fr-FR"/>
-            </w:rPr>
-          </w:pPr>
-          <w:hyperlink w:anchor="_Toc230694652" w:history="1">
-            <w:r>
-              <w:rPr>
-                <w:rStyle w:val="Lienhypertexte"/>
-                <w:noProof/>
-              </w:rPr>
-              <w:t>1.3.</w:t>
-            </w:r>
-            <w:r>
-              <w:rPr>
-                <w:rFonts w:eastAsiaTheme="minorEastAsia"/>
-                <w:noProof/>
-                <w:lang w:eastAsia="fr-FR"/>
-              </w:rPr>
-              <w:tab/>
-            </w:r>
-            <w:r>
-              <w:rPr>
-                <w:rStyle w:val="Lienhypertexte"/>
-                <w:noProof/>
-              </w:rPr>
-              <w:t>Diagrammes</w:t>
-            </w:r>
-            <w:r>
-              <w:rPr>
-                <w:noProof/>
-                <w:webHidden/>
-              </w:rPr>
-              <w:tab/>
-            </w:r>
-            <w:r>
-              <w:rPr>
-                <w:noProof/>
-                <w:webHidden/>
-              </w:rPr>
-              <w:fldChar w:fldCharType="begin"/>
-            </w:r>
-            <w:r>
-              <w:rPr>
-                <w:noProof/>
-                <w:webHidden/>
-              </w:rPr>
-              <w:instrText xml:space="preserve"> PAGEREF _Toc230694652 \h </w:instrText>
+              <w:instrText xml:space="preserve"> PAGEREF _Toc230862058 \h </w:instrText>
             </w:r>
             <w:r>
               <w:rPr>
@@ -1058,7 +1030,7 @@
               <w:lang w:eastAsia="fr-FR"/>
             </w:rPr>
           </w:pPr>
-          <w:hyperlink w:anchor="_Toc230694653" w:history="1">
+          <w:hyperlink w:anchor="_Toc230862059" w:history="1">
             <w:r>
               <w:rPr>
                 <w:noProof/>
@@ -1078,7 +1050,7 @@
                 <w:noProof/>
                 <w:webHidden/>
               </w:rPr>
-              <w:instrText xml:space="preserve"> PAGEREF _Toc230694653 \h </w:instrText>
+              <w:instrText xml:space="preserve"> PAGEREF _Toc230862059 \h </w:instrText>
             </w:r>
             <w:r>
               <w:rPr>
@@ -1099,186 +1071,6 @@
                 <w:webHidden/>
               </w:rPr>
               <w:t>6</w:t>
-            </w:r>
-            <w:r>
-              <w:rPr>
-                <w:noProof/>
-                <w:webHidden/>
-              </w:rPr>
-              <w:fldChar w:fldCharType="end"/>
-            </w:r>
-          </w:hyperlink>
-        </w:p>
-        <w:p>
-          <w:pPr>
-            <w:pStyle w:val="TM1"/>
-            <w:tabs>
-              <w:tab w:val="left" w:pos="480"/>
-              <w:tab w:val="right" w:leader="dot" w:pos="9062"/>
-            </w:tabs>
-            <w:rPr>
-              <w:rFonts w:eastAsiaTheme="minorEastAsia"/>
-              <w:noProof/>
-              <w:lang w:eastAsia="fr-FR"/>
-            </w:rPr>
-          </w:pPr>
-          <w:hyperlink w:anchor="_Toc230694654" w:history="1">
-            <w:r>
-              <w:rPr>
-                <w:rStyle w:val="Lienhypertexte"/>
-                <w:b/>
-                <w:bCs/>
-                <w:noProof/>
-              </w:rPr>
-              <w:t>2.</w:t>
-            </w:r>
-            <w:r>
-              <w:rPr>
-                <w:rFonts w:eastAsiaTheme="minorEastAsia"/>
-                <w:noProof/>
-                <w:lang w:eastAsia="fr-FR"/>
-              </w:rPr>
-              <w:tab/>
-            </w:r>
-            <w:r>
-              <w:rPr>
-                <w:rStyle w:val="Lienhypertexte"/>
-                <w:b/>
-                <w:bCs/>
-                <w:noProof/>
-              </w:rPr>
-              <w:t>Mesure et calcul de la tension</w:t>
-            </w:r>
-            <w:r>
-              <w:rPr>
-                <w:noProof/>
-                <w:webHidden/>
-              </w:rPr>
-              <w:tab/>
-            </w:r>
-            <w:r>
-              <w:rPr>
-                <w:noProof/>
-                <w:webHidden/>
-              </w:rPr>
-              <w:fldChar w:fldCharType="begin"/>
-            </w:r>
-            <w:r>
-              <w:rPr>
-                <w:noProof/>
-                <w:webHidden/>
-              </w:rPr>
-              <w:instrText xml:space="preserve"> PAGEREF _Toc230694654 \h </w:instrText>
-            </w:r>
-            <w:r>
-              <w:rPr>
-                <w:noProof/>
-                <w:webHidden/>
-              </w:rPr>
-            </w:r>
-            <w:r>
-              <w:rPr>
-                <w:noProof/>
-                <w:webHidden/>
-              </w:rPr>
-              <w:fldChar w:fldCharType="separate"/>
-            </w:r>
-            <w:r>
-              <w:rPr>
-                <w:noProof/>
-                <w:webHidden/>
-              </w:rPr>
-              <w:t>7</w:t>
-            </w:r>
-            <w:r>
-              <w:rPr>
-                <w:noProof/>
-                <w:webHidden/>
-              </w:rPr>
-              <w:fldChar w:fldCharType="end"/>
-            </w:r>
-          </w:hyperlink>
-        </w:p>
-        <w:p>
-          <w:pPr>
-            <w:pStyle w:val="TM1"/>
-            <w:tabs>
-              <w:tab w:val="left" w:pos="480"/>
-              <w:tab w:val="right" w:leader="dot" w:pos="9062"/>
-            </w:tabs>
-            <w:rPr>
-              <w:rFonts w:eastAsiaTheme="minorEastAsia"/>
-              <w:noProof/>
-              <w:lang w:eastAsia="fr-FR"/>
-            </w:rPr>
-          </w:pPr>
-          <w:hyperlink w:anchor="_Toc230694655" w:history="1">
-            <w:r>
-              <w:rPr>
-                <w:rStyle w:val="Lienhypertexte"/>
-                <w:b/>
-                <w:bCs/>
-                <w:noProof/>
-              </w:rPr>
-              <w:t>3.</w:t>
-            </w:r>
-            <w:r>
-              <w:rPr>
-                <w:rFonts w:eastAsiaTheme="minorEastAsia"/>
-                <w:noProof/>
-                <w:lang w:eastAsia="fr-FR"/>
-              </w:rPr>
-              <w:tab/>
-            </w:r>
-            <w:r>
-              <w:rPr>
-                <w:rStyle w:val="Lienhypertexte"/>
-                <w:b/>
-                <w:bCs/>
-                <w:noProof/>
-              </w:rPr>
-              <w:t>Création du site et assemblage des codes</w:t>
-            </w:r>
-            <w:r>
-              <w:rPr>
-                <w:noProof/>
-                <w:webHidden/>
-              </w:rPr>
-              <w:tab/>
-            </w:r>
-            <w:r>
-              <w:rPr>
-                <w:noProof/>
-                <w:webHidden/>
-              </w:rPr>
-              <w:fldChar w:fldCharType="begin"/>
-            </w:r>
-            <w:r>
-              <w:rPr>
-                <w:noProof/>
-                <w:webHidden/>
-              </w:rPr>
-              <w:instrText xml:space="preserve"> PAGEREF _Toc230694655 \h </w:instrText>
-            </w:r>
-            <w:r>
-              <w:rPr>
-                <w:noProof/>
-                <w:webHidden/>
-              </w:rPr>
-            </w:r>
-            <w:r>
-              <w:rPr>
-                <w:noProof/>
-                <w:webHidden/>
-              </w:rPr>
-              <w:fldChar w:fldCharType="separate"/>
-            </w:r>
-            <w:r>
-              <w:rPr>
-                <w:noProof/>
-                <w:webHidden/>
-              </w:rPr>
-              <w:t>8</w:t>
             </w:r>
             <w:r>
               <w:rPr>
@@ -1301,13 +1093,13 @@
               <w:lang w:eastAsia="fr-FR"/>
             </w:rPr>
           </w:pPr>
-          <w:hyperlink w:anchor="_Toc230694656" w:history="1">
+          <w:hyperlink w:anchor="_Toc230862060" w:history="1">
             <w:r>
               <w:rPr>
                 <w:rStyle w:val="Lienhypertexte"/>
                 <w:noProof/>
               </w:rPr>
-              <w:t>3.1. Organigrammes</w:t>
+              <w:t>Mesure et calcul de la tension</w:t>
             </w:r>
             <w:r>
               <w:rPr>
@@ -1328,7 +1120,7 @@
                 <w:noProof/>
                 <w:webHidden/>
               </w:rPr>
-              <w:instrText xml:space="preserve"> PAGEREF _Toc230694656 \h </w:instrText>
+              <w:instrText xml:space="preserve"> PAGEREF _Toc230862060 \h </w:instrText>
             </w:r>
             <w:r>
               <w:rPr>
@@ -1348,97 +1140,7 @@
                 <w:noProof/>
                 <w:webHidden/>
               </w:rPr>
-              <w:t>9</w:t>
-            </w:r>
-            <w:r>
-              <w:rPr>
-                <w:noProof/>
-                <w:webHidden/>
-              </w:rPr>
-              <w:fldChar w:fldCharType="end"/>
-            </w:r>
-          </w:hyperlink>
-        </w:p>
-        <w:p>
-          <w:pPr>
-            <w:pStyle w:val="TM1"/>
-            <w:tabs>
-              <w:tab w:val="left" w:pos="480"/>
-              <w:tab w:val="right" w:leader="dot" w:pos="9062"/>
-            </w:tabs>
-            <w:rPr>
-              <w:rFonts w:eastAsiaTheme="minorEastAsia"/>
-              <w:noProof/>
-              <w:lang w:eastAsia="fr-FR"/>
-            </w:rPr>
-          </w:pPr>
-          <w:hyperlink w:anchor="_Toc230694657" w:history="1">
-            <w:r>
-              <w:rPr>
-                <w:rStyle w:val="Lienhypertexte"/>
-                <w:b/>
-                <w:bCs/>
-                <w:noProof/>
-              </w:rPr>
-              <w:t>4.</w:t>
-            </w:r>
-            <w:r>
-              <w:rPr>
-                <w:rFonts w:eastAsiaTheme="minorEastAsia"/>
-                <w:noProof/>
-                <w:lang w:eastAsia="fr-FR"/>
-              </w:rPr>
-              <w:tab/>
-            </w:r>
-            <w:r>
-              <w:rPr>
-                <w:rStyle w:val="Lienhypertexte"/>
-                <w:b/>
-                <w:bCs/>
-                <w:noProof/>
-              </w:rPr>
-              <w:t>Saisie de Schéma</w:t>
-            </w:r>
-            <w:r>
-              <w:rPr>
-                <w:noProof/>
-                <w:webHidden/>
-              </w:rPr>
-              <w:tab/>
-            </w:r>
-            <w:r>
-              <w:rPr>
-                <w:noProof/>
-                <w:webHidden/>
-              </w:rPr>
-              <w:fldChar w:fldCharType="begin"/>
-            </w:r>
-            <w:r>
-              <w:rPr>
-                <w:noProof/>
-                <w:webHidden/>
-              </w:rPr>
-              <w:instrText xml:space="preserve"> PAGEREF _Toc230694657 \h </w:instrText>
-            </w:r>
-            <w:r>
-              <w:rPr>
-                <w:noProof/>
-                <w:webHidden/>
-              </w:rPr>
-            </w:r>
-            <w:r>
-              <w:rPr>
-                <w:noProof/>
-                <w:webHidden/>
-              </w:rPr>
-              <w:fldChar w:fldCharType="separate"/>
-            </w:r>
-            <w:r>
-              <w:rPr>
-                <w:noProof/>
-                <w:webHidden/>
-              </w:rPr>
-              <w:t>10</w:t>
+              <w:t>7</w:t>
             </w:r>
             <w:r>
               <w:rPr>
@@ -1461,15 +1163,13 @@
               <w:lang w:eastAsia="fr-FR"/>
             </w:rPr>
           </w:pPr>
-          <w:hyperlink w:anchor="_Toc230694658" w:history="1">
+          <w:hyperlink w:anchor="_Toc230862061" w:history="1">
             <w:r>
               <w:rPr>
                 <w:rStyle w:val="Lienhypertexte"/>
-                <w:rFonts w:eastAsia="Times New Roman"/>
-                <w:noProof/>
-                <w:lang w:eastAsia="fr-FR"/>
-              </w:rPr>
-              <w:t>4.1. Saisie du schéma et routage</w:t>
+                <w:noProof/>
+              </w:rPr>
+              <w:t>Création du site et assemblage des codes</w:t>
             </w:r>
             <w:r>
               <w:rPr>
@@ -1490,7 +1190,7 @@
                 <w:noProof/>
                 <w:webHidden/>
               </w:rPr>
-              <w:instrText xml:space="preserve"> PAGEREF _Toc230694658 \h </w:instrText>
+              <w:instrText xml:space="preserve"> PAGEREF _Toc230862061 \h </w:instrText>
             </w:r>
             <w:r>
               <w:rPr>
@@ -1510,7 +1210,7 @@
                 <w:noProof/>
                 <w:webHidden/>
               </w:rPr>
-              <w:t>10</w:t>
+              <w:t>8</w:t>
             </w:r>
             <w:r>
               <w:rPr>
@@ -1528,405 +1228,28 @@
               <w:tab w:val="right" w:leader="dot" w:pos="9062"/>
             </w:tabs>
             <w:rPr>
-              <w:noProof/>
-            </w:rPr>
-          </w:pPr>
-          <w:hyperlink w:anchor="_Toc230694659" w:history="1">
-            <w:r>
-              <w:rPr>
-                <w:rStyle w:val="Lienhypertexte"/>
-                <w:rFonts w:eastAsia="Times New Roman" w:cs="Times New Roman"/>
-                <w:noProof/>
-                <w:kern w:val="0"/>
-                <w:lang w:eastAsia="fr-FR"/>
-                <w14:ligatures w14:val="none"/>
-              </w:rPr>
-              <w:t xml:space="preserve">4.1.1. </w:t>
-            </w:r>
-            <w:r>
-              <w:rPr>
-                <w:rStyle w:val="Lienhypertexte"/>
-                <w:rFonts w:eastAsia="Times New Roman"/>
-                <w:noProof/>
-                <w:lang w:eastAsia="fr-FR"/>
-              </w:rPr>
-              <w:t>Protection contre l'inversion de polarité</w:t>
-            </w:r>
-            <w:r>
-              <w:rPr>
-                <w:noProof/>
-                <w:webHidden/>
-              </w:rPr>
-              <w:tab/>
-            </w:r>
-            <w:r>
-              <w:rPr>
-                <w:noProof/>
-                <w:webHidden/>
-              </w:rPr>
-              <w:fldChar w:fldCharType="begin"/>
-            </w:r>
-            <w:r>
-              <w:rPr>
-                <w:noProof/>
-                <w:webHidden/>
-              </w:rPr>
-              <w:instrText xml:space="preserve"> PAGEREF _Toc230694659 \h </w:instrText>
-            </w:r>
-            <w:r>
-              <w:rPr>
-                <w:noProof/>
-                <w:webHidden/>
-              </w:rPr>
-            </w:r>
-            <w:r>
-              <w:rPr>
-                <w:noProof/>
-                <w:webHidden/>
-              </w:rPr>
-              <w:fldChar w:fldCharType="separate"/>
-            </w:r>
-            <w:r>
-              <w:rPr>
-                <w:noProof/>
-                <w:webHidden/>
-              </w:rPr>
-              <w:t>10</w:t>
-            </w:r>
-            <w:r>
-              <w:rPr>
-                <w:noProof/>
-                <w:webHidden/>
-              </w:rPr>
-              <w:fldChar w:fldCharType="end"/>
-            </w:r>
-          </w:hyperlink>
-        </w:p>
-        <w:p>
-          <w:pPr>
-            <w:pStyle w:val="TM3"/>
-            <w:tabs>
-              <w:tab w:val="right" w:leader="dot" w:pos="9062"/>
-            </w:tabs>
-            <w:rPr>
-              <w:noProof/>
-            </w:rPr>
-          </w:pPr>
-          <w:hyperlink w:anchor="_Toc230694660" w:history="1">
-            <w:r>
-              <w:rPr>
-                <w:rStyle w:val="Lienhypertexte"/>
-                <w:rFonts w:eastAsia="Times New Roman"/>
-                <w:noProof/>
-                <w:lang w:eastAsia="fr-FR"/>
-              </w:rPr>
-              <w:t>4.1.2. Condensateur de filtrage C8</w:t>
-            </w:r>
-            <w:r>
-              <w:rPr>
-                <w:noProof/>
-                <w:webHidden/>
-              </w:rPr>
-              <w:tab/>
-            </w:r>
-            <w:r>
-              <w:rPr>
-                <w:noProof/>
-                <w:webHidden/>
-              </w:rPr>
-              <w:fldChar w:fldCharType="begin"/>
-            </w:r>
-            <w:r>
-              <w:rPr>
-                <w:noProof/>
-                <w:webHidden/>
-              </w:rPr>
-              <w:instrText xml:space="preserve"> PAGEREF _Toc230694660 \h </w:instrText>
-            </w:r>
-            <w:r>
-              <w:rPr>
-                <w:noProof/>
-                <w:webHidden/>
-              </w:rPr>
-            </w:r>
-            <w:r>
-              <w:rPr>
-                <w:noProof/>
-                <w:webHidden/>
-              </w:rPr>
-              <w:fldChar w:fldCharType="separate"/>
-            </w:r>
-            <w:r>
-              <w:rPr>
-                <w:noProof/>
-                <w:webHidden/>
-              </w:rPr>
-              <w:t>10</w:t>
-            </w:r>
-            <w:r>
-              <w:rPr>
-                <w:noProof/>
-                <w:webHidden/>
-              </w:rPr>
-              <w:fldChar w:fldCharType="end"/>
-            </w:r>
-          </w:hyperlink>
-        </w:p>
-        <w:p>
-          <w:pPr>
-            <w:pStyle w:val="TM3"/>
-            <w:tabs>
-              <w:tab w:val="right" w:leader="dot" w:pos="9062"/>
-            </w:tabs>
-            <w:rPr>
-              <w:noProof/>
-            </w:rPr>
-          </w:pPr>
-          <w:hyperlink w:anchor="_Toc230694661" w:history="1">
-            <w:r>
-              <w:rPr>
-                <w:rStyle w:val="Lienhypertexte"/>
-                <w:rFonts w:eastAsia="Times New Roman"/>
-                <w:noProof/>
-                <w:lang w:eastAsia="fr-FR"/>
-              </w:rPr>
-              <w:t>4.1.3. Module MPPT</w:t>
-            </w:r>
-            <w:r>
-              <w:rPr>
-                <w:noProof/>
-                <w:webHidden/>
-              </w:rPr>
-              <w:tab/>
-            </w:r>
-            <w:r>
-              <w:rPr>
-                <w:noProof/>
-                <w:webHidden/>
-              </w:rPr>
-              <w:fldChar w:fldCharType="begin"/>
-            </w:r>
-            <w:r>
-              <w:rPr>
-                <w:noProof/>
-                <w:webHidden/>
-              </w:rPr>
-              <w:instrText xml:space="preserve"> PAGEREF _Toc230694661 \h </w:instrText>
-            </w:r>
-            <w:r>
-              <w:rPr>
-                <w:noProof/>
-                <w:webHidden/>
-              </w:rPr>
-            </w:r>
-            <w:r>
-              <w:rPr>
-                <w:noProof/>
-                <w:webHidden/>
-              </w:rPr>
-              <w:fldChar w:fldCharType="separate"/>
-            </w:r>
-            <w:r>
-              <w:rPr>
-                <w:noProof/>
-                <w:webHidden/>
-              </w:rPr>
-              <w:t>10</w:t>
-            </w:r>
-            <w:r>
-              <w:rPr>
-                <w:noProof/>
-                <w:webHidden/>
-              </w:rPr>
-              <w:fldChar w:fldCharType="end"/>
-            </w:r>
-          </w:hyperlink>
-        </w:p>
-        <w:p>
-          <w:pPr>
-            <w:pStyle w:val="TM3"/>
-            <w:tabs>
-              <w:tab w:val="right" w:leader="dot" w:pos="9062"/>
-            </w:tabs>
-            <w:rPr>
-              <w:noProof/>
-            </w:rPr>
-          </w:pPr>
-          <w:hyperlink w:anchor="_Toc230694662" w:history="1">
-            <w:r>
-              <w:rPr>
-                <w:rStyle w:val="Lienhypertexte"/>
-                <w:rFonts w:eastAsia="Times New Roman"/>
-                <w:noProof/>
-                <w:lang w:eastAsia="fr-FR"/>
-              </w:rPr>
-              <w:t>4.1.4. Convertisseur analogique-numérique MCP3021</w:t>
-            </w:r>
-            <w:r>
-              <w:rPr>
-                <w:noProof/>
-                <w:webHidden/>
-              </w:rPr>
-              <w:tab/>
-            </w:r>
-            <w:r>
-              <w:rPr>
-                <w:noProof/>
-                <w:webHidden/>
-              </w:rPr>
-              <w:fldChar w:fldCharType="begin"/>
-            </w:r>
-            <w:r>
-              <w:rPr>
-                <w:noProof/>
-                <w:webHidden/>
-              </w:rPr>
-              <w:instrText xml:space="preserve"> PAGEREF _Toc230694662 \h </w:instrText>
-            </w:r>
-            <w:r>
-              <w:rPr>
-                <w:noProof/>
-                <w:webHidden/>
-              </w:rPr>
-            </w:r>
-            <w:r>
-              <w:rPr>
-                <w:noProof/>
-                <w:webHidden/>
-              </w:rPr>
-              <w:fldChar w:fldCharType="separate"/>
-            </w:r>
-            <w:r>
-              <w:rPr>
-                <w:noProof/>
-                <w:webHidden/>
-              </w:rPr>
-              <w:t>11</w:t>
-            </w:r>
-            <w:r>
-              <w:rPr>
-                <w:noProof/>
-                <w:webHidden/>
-              </w:rPr>
-              <w:fldChar w:fldCharType="end"/>
-            </w:r>
-          </w:hyperlink>
-        </w:p>
-        <w:p>
-          <w:pPr>
-            <w:pStyle w:val="TM3"/>
-            <w:tabs>
-              <w:tab w:val="right" w:leader="dot" w:pos="9062"/>
-            </w:tabs>
-            <w:rPr>
-              <w:noProof/>
-            </w:rPr>
-          </w:pPr>
-          <w:hyperlink w:anchor="_Toc230694663" w:history="1">
-            <w:r>
-              <w:rPr>
-                <w:rStyle w:val="Lienhypertexte"/>
-                <w:rFonts w:eastAsia="Times New Roman"/>
-                <w:noProof/>
-                <w:lang w:eastAsia="fr-FR"/>
-              </w:rPr>
-              <w:t>4.1.5 LEDs indicatrices</w:t>
-            </w:r>
-            <w:r>
-              <w:rPr>
-                <w:noProof/>
-                <w:webHidden/>
-              </w:rPr>
-              <w:tab/>
-            </w:r>
-            <w:r>
-              <w:rPr>
-                <w:noProof/>
-                <w:webHidden/>
-              </w:rPr>
-              <w:fldChar w:fldCharType="begin"/>
-            </w:r>
-            <w:r>
-              <w:rPr>
-                <w:noProof/>
-                <w:webHidden/>
-              </w:rPr>
-              <w:instrText xml:space="preserve"> PAGEREF _Toc230694663 \h </w:instrText>
-            </w:r>
-            <w:r>
-              <w:rPr>
-                <w:noProof/>
-                <w:webHidden/>
-              </w:rPr>
-            </w:r>
-            <w:r>
-              <w:rPr>
-                <w:noProof/>
-                <w:webHidden/>
-              </w:rPr>
-              <w:fldChar w:fldCharType="separate"/>
-            </w:r>
-            <w:r>
-              <w:rPr>
-                <w:noProof/>
-                <w:webHidden/>
-              </w:rPr>
-              <w:t>11</w:t>
-            </w:r>
-            <w:r>
-              <w:rPr>
-                <w:noProof/>
-                <w:webHidden/>
-              </w:rPr>
-              <w:fldChar w:fldCharType="end"/>
-            </w:r>
-          </w:hyperlink>
-        </w:p>
-        <w:p>
-          <w:pPr>
-            <w:pStyle w:val="TM2"/>
-            <w:tabs>
-              <w:tab w:val="left" w:pos="960"/>
-              <w:tab w:val="right" w:leader="dot" w:pos="9062"/>
-            </w:tabs>
-            <w:rPr>
               <w:rFonts w:eastAsiaTheme="minorEastAsia"/>
               <w:noProof/>
               <w:lang w:eastAsia="fr-FR"/>
             </w:rPr>
           </w:pPr>
-          <w:hyperlink w:anchor="_Toc230694664" w:history="1">
+          <w:hyperlink w:anchor="_Toc230862062" w:history="1">
             <w:r>
               <w:rPr>
                 <w:rStyle w:val="Lienhypertexte"/>
                 <w:noProof/>
               </w:rPr>
-              <w:t>4.2.</w:t>
-            </w:r>
-            <w:r>
-              <w:rPr>
-                <w:rFonts w:eastAsiaTheme="minorEastAsia"/>
-                <w:noProof/>
-                <w:lang w:eastAsia="fr-FR"/>
+              <w:t>3.1. Algorigrammes</w:t>
+            </w:r>
+            <w:r>
+              <w:rPr>
+                <w:noProof/>
+                <w:webHidden/>
               </w:rPr>
               <w:tab/>
             </w:r>
             <w:r>
               <w:rPr>
-                <w:rStyle w:val="Lienhypertexte"/>
-                <w:noProof/>
-              </w:rPr>
-              <w:t>Schéma électrique (partie Alimentation) :</w:t>
-            </w:r>
-            <w:r>
-              <w:rPr>
-                <w:noProof/>
-                <w:webHidden/>
-              </w:rPr>
-              <w:tab/>
-            </w:r>
-            <w:r>
-              <w:rPr>
                 <w:noProof/>
                 <w:webHidden/>
               </w:rPr>
@@ -1937,7 +1260,7 @@
                 <w:noProof/>
                 <w:webHidden/>
               </w:rPr>
-              <w:instrText xml:space="preserve"> PAGEREF _Toc230694664 \h </w:instrText>
+              <w:instrText xml:space="preserve"> PAGEREF _Toc230862062 \h </w:instrText>
             </w:r>
             <w:r>
               <w:rPr>
@@ -1957,7 +1280,7 @@
                 <w:noProof/>
                 <w:webHidden/>
               </w:rPr>
-              <w:t>12</w:t>
+              <w:t>9</w:t>
             </w:r>
             <w:r>
               <w:rPr>
@@ -1980,12 +1303,595 @@
               <w:lang w:eastAsia="fr-FR"/>
             </w:rPr>
           </w:pPr>
-          <w:hyperlink w:anchor="_Toc230694665" w:history="1">
+          <w:hyperlink w:anchor="_Toc230862063" w:history="1">
             <w:r>
               <w:rPr>
                 <w:rStyle w:val="Lienhypertexte"/>
                 <w:noProof/>
               </w:rPr>
+              <w:t>Saisie de Schéma</w:t>
+            </w:r>
+            <w:r>
+              <w:rPr>
+                <w:noProof/>
+                <w:webHidden/>
+              </w:rPr>
+              <w:tab/>
+            </w:r>
+            <w:r>
+              <w:rPr>
+                <w:noProof/>
+                <w:webHidden/>
+              </w:rPr>
+              <w:fldChar w:fldCharType="begin"/>
+            </w:r>
+            <w:r>
+              <w:rPr>
+                <w:noProof/>
+                <w:webHidden/>
+              </w:rPr>
+              <w:instrText xml:space="preserve"> PAGEREF _Toc230862063 \h </w:instrText>
+            </w:r>
+            <w:r>
+              <w:rPr>
+                <w:noProof/>
+                <w:webHidden/>
+              </w:rPr>
+            </w:r>
+            <w:r>
+              <w:rPr>
+                <w:noProof/>
+                <w:webHidden/>
+              </w:rPr>
+              <w:fldChar w:fldCharType="separate"/>
+            </w:r>
+            <w:r>
+              <w:rPr>
+                <w:noProof/>
+                <w:webHidden/>
+              </w:rPr>
+              <w:t>10</w:t>
+            </w:r>
+            <w:r>
+              <w:rPr>
+                <w:noProof/>
+                <w:webHidden/>
+              </w:rPr>
+              <w:fldChar w:fldCharType="end"/>
+            </w:r>
+          </w:hyperlink>
+        </w:p>
+        <w:p>
+          <w:pPr>
+            <w:pStyle w:val="TM3"/>
+            <w:tabs>
+              <w:tab w:val="right" w:leader="dot" w:pos="9062"/>
+            </w:tabs>
+            <w:rPr>
+              <w:rFonts w:eastAsiaTheme="minorEastAsia"/>
+              <w:noProof/>
+              <w:lang w:eastAsia="fr-FR"/>
+            </w:rPr>
+          </w:pPr>
+          <w:hyperlink w:anchor="_Toc230862064" w:history="1">
+            <w:r>
+              <w:rPr>
+                <w:rStyle w:val="Lienhypertexte"/>
+                <w:rFonts w:eastAsia="Times New Roman"/>
+                <w:noProof/>
+                <w:lang w:eastAsia="fr-FR"/>
+              </w:rPr>
+              <w:t>4.1. Saisie du schéma et routage</w:t>
+            </w:r>
+            <w:r>
+              <w:rPr>
+                <w:noProof/>
+                <w:webHidden/>
+              </w:rPr>
+              <w:tab/>
+            </w:r>
+            <w:r>
+              <w:rPr>
+                <w:noProof/>
+                <w:webHidden/>
+              </w:rPr>
+              <w:fldChar w:fldCharType="begin"/>
+            </w:r>
+            <w:r>
+              <w:rPr>
+                <w:noProof/>
+                <w:webHidden/>
+              </w:rPr>
+              <w:instrText xml:space="preserve"> PAGEREF _Toc230862064 \h </w:instrText>
+            </w:r>
+            <w:r>
+              <w:rPr>
+                <w:noProof/>
+                <w:webHidden/>
+              </w:rPr>
+            </w:r>
+            <w:r>
+              <w:rPr>
+                <w:noProof/>
+                <w:webHidden/>
+              </w:rPr>
+              <w:fldChar w:fldCharType="separate"/>
+            </w:r>
+            <w:r>
+              <w:rPr>
+                <w:noProof/>
+                <w:webHidden/>
+              </w:rPr>
+              <w:t>10</w:t>
+            </w:r>
+            <w:r>
+              <w:rPr>
+                <w:noProof/>
+                <w:webHidden/>
+              </w:rPr>
+              <w:fldChar w:fldCharType="end"/>
+            </w:r>
+          </w:hyperlink>
+        </w:p>
+        <w:p>
+          <w:pPr>
+            <w:pStyle w:val="TM3"/>
+            <w:tabs>
+              <w:tab w:val="right" w:leader="dot" w:pos="9062"/>
+            </w:tabs>
+            <w:rPr>
+              <w:rFonts w:eastAsiaTheme="minorEastAsia"/>
+              <w:noProof/>
+              <w:lang w:eastAsia="fr-FR"/>
+            </w:rPr>
+          </w:pPr>
+          <w:hyperlink w:anchor="_Toc230862065" w:history="1">
+            <w:r>
+              <w:rPr>
+                <w:rStyle w:val="Lienhypertexte"/>
+                <w:rFonts w:eastAsia="Times New Roman" w:cs="Times New Roman"/>
+                <w:noProof/>
+                <w:kern w:val="0"/>
+                <w:lang w:eastAsia="fr-FR"/>
+                <w14:ligatures w14:val="none"/>
+              </w:rPr>
+              <w:t xml:space="preserve">4.1.1. </w:t>
+            </w:r>
+            <w:r>
+              <w:rPr>
+                <w:rStyle w:val="Lienhypertexte"/>
+                <w:rFonts w:eastAsia="Times New Roman"/>
+                <w:noProof/>
+                <w:lang w:eastAsia="fr-FR"/>
+              </w:rPr>
+              <w:t>Protection contre l'inversion de polarité</w:t>
+            </w:r>
+            <w:r>
+              <w:rPr>
+                <w:noProof/>
+                <w:webHidden/>
+              </w:rPr>
+              <w:tab/>
+            </w:r>
+            <w:r>
+              <w:rPr>
+                <w:noProof/>
+                <w:webHidden/>
+              </w:rPr>
+              <w:fldChar w:fldCharType="begin"/>
+            </w:r>
+            <w:r>
+              <w:rPr>
+                <w:noProof/>
+                <w:webHidden/>
+              </w:rPr>
+              <w:instrText xml:space="preserve"> PAGEREF _Toc230862065 \h </w:instrText>
+            </w:r>
+            <w:r>
+              <w:rPr>
+                <w:noProof/>
+                <w:webHidden/>
+              </w:rPr>
+            </w:r>
+            <w:r>
+              <w:rPr>
+                <w:noProof/>
+                <w:webHidden/>
+              </w:rPr>
+              <w:fldChar w:fldCharType="separate"/>
+            </w:r>
+            <w:r>
+              <w:rPr>
+                <w:noProof/>
+                <w:webHidden/>
+              </w:rPr>
+              <w:t>10</w:t>
+            </w:r>
+            <w:r>
+              <w:rPr>
+                <w:noProof/>
+                <w:webHidden/>
+              </w:rPr>
+              <w:fldChar w:fldCharType="end"/>
+            </w:r>
+          </w:hyperlink>
+        </w:p>
+        <w:p>
+          <w:pPr>
+            <w:pStyle w:val="TM3"/>
+            <w:tabs>
+              <w:tab w:val="right" w:leader="dot" w:pos="9062"/>
+            </w:tabs>
+            <w:rPr>
+              <w:rFonts w:eastAsiaTheme="minorEastAsia"/>
+              <w:noProof/>
+              <w:lang w:eastAsia="fr-FR"/>
+            </w:rPr>
+          </w:pPr>
+          <w:hyperlink w:anchor="_Toc230862066" w:history="1">
+            <w:r>
+              <w:rPr>
+                <w:rStyle w:val="Lienhypertexte"/>
+                <w:rFonts w:eastAsia="Times New Roman"/>
+                <w:noProof/>
+                <w:lang w:eastAsia="fr-FR"/>
+              </w:rPr>
+              <w:t>4.1.2. Condensateur de filtrage C8</w:t>
+            </w:r>
+            <w:r>
+              <w:rPr>
+                <w:noProof/>
+                <w:webHidden/>
+              </w:rPr>
+              <w:tab/>
+            </w:r>
+            <w:r>
+              <w:rPr>
+                <w:noProof/>
+                <w:webHidden/>
+              </w:rPr>
+              <w:fldChar w:fldCharType="begin"/>
+            </w:r>
+            <w:r>
+              <w:rPr>
+                <w:noProof/>
+                <w:webHidden/>
+              </w:rPr>
+              <w:instrText xml:space="preserve"> PAGEREF _Toc230862066 \h </w:instrText>
+            </w:r>
+            <w:r>
+              <w:rPr>
+                <w:noProof/>
+                <w:webHidden/>
+              </w:rPr>
+            </w:r>
+            <w:r>
+              <w:rPr>
+                <w:noProof/>
+                <w:webHidden/>
+              </w:rPr>
+              <w:fldChar w:fldCharType="separate"/>
+            </w:r>
+            <w:r>
+              <w:rPr>
+                <w:noProof/>
+                <w:webHidden/>
+              </w:rPr>
+              <w:t>10</w:t>
+            </w:r>
+            <w:r>
+              <w:rPr>
+                <w:noProof/>
+                <w:webHidden/>
+              </w:rPr>
+              <w:fldChar w:fldCharType="end"/>
+            </w:r>
+          </w:hyperlink>
+        </w:p>
+        <w:p>
+          <w:pPr>
+            <w:pStyle w:val="TM3"/>
+            <w:tabs>
+              <w:tab w:val="right" w:leader="dot" w:pos="9062"/>
+            </w:tabs>
+            <w:rPr>
+              <w:rFonts w:eastAsiaTheme="minorEastAsia"/>
+              <w:noProof/>
+              <w:lang w:eastAsia="fr-FR"/>
+            </w:rPr>
+          </w:pPr>
+          <w:hyperlink w:anchor="_Toc230862067" w:history="1">
+            <w:r>
+              <w:rPr>
+                <w:rStyle w:val="Lienhypertexte"/>
+                <w:rFonts w:eastAsia="Times New Roman"/>
+                <w:noProof/>
+                <w:lang w:eastAsia="fr-FR"/>
+              </w:rPr>
+              <w:t>4.1.3. Module MPPT</w:t>
+            </w:r>
+            <w:r>
+              <w:rPr>
+                <w:noProof/>
+                <w:webHidden/>
+              </w:rPr>
+              <w:tab/>
+            </w:r>
+            <w:r>
+              <w:rPr>
+                <w:noProof/>
+                <w:webHidden/>
+              </w:rPr>
+              <w:fldChar w:fldCharType="begin"/>
+            </w:r>
+            <w:r>
+              <w:rPr>
+                <w:noProof/>
+                <w:webHidden/>
+              </w:rPr>
+              <w:instrText xml:space="preserve"> PAGEREF _Toc230862067 \h </w:instrText>
+            </w:r>
+            <w:r>
+              <w:rPr>
+                <w:noProof/>
+                <w:webHidden/>
+              </w:rPr>
+            </w:r>
+            <w:r>
+              <w:rPr>
+                <w:noProof/>
+                <w:webHidden/>
+              </w:rPr>
+              <w:fldChar w:fldCharType="separate"/>
+            </w:r>
+            <w:r>
+              <w:rPr>
+                <w:noProof/>
+                <w:webHidden/>
+              </w:rPr>
+              <w:t>10</w:t>
+            </w:r>
+            <w:r>
+              <w:rPr>
+                <w:noProof/>
+                <w:webHidden/>
+              </w:rPr>
+              <w:fldChar w:fldCharType="end"/>
+            </w:r>
+          </w:hyperlink>
+        </w:p>
+        <w:p>
+          <w:pPr>
+            <w:pStyle w:val="TM3"/>
+            <w:tabs>
+              <w:tab w:val="right" w:leader="dot" w:pos="9062"/>
+            </w:tabs>
+            <w:rPr>
+              <w:rFonts w:eastAsiaTheme="minorEastAsia"/>
+              <w:noProof/>
+              <w:lang w:eastAsia="fr-FR"/>
+            </w:rPr>
+          </w:pPr>
+          <w:hyperlink w:anchor="_Toc230862068" w:history="1">
+            <w:r>
+              <w:rPr>
+                <w:rStyle w:val="Lienhypertexte"/>
+                <w:rFonts w:eastAsia="Times New Roman"/>
+                <w:noProof/>
+                <w:lang w:eastAsia="fr-FR"/>
+              </w:rPr>
+              <w:t>4.1.4. Convertisseur analogique-numérique MCP3021</w:t>
+            </w:r>
+            <w:r>
+              <w:rPr>
+                <w:noProof/>
+                <w:webHidden/>
+              </w:rPr>
+              <w:tab/>
+            </w:r>
+            <w:r>
+              <w:rPr>
+                <w:noProof/>
+                <w:webHidden/>
+              </w:rPr>
+              <w:fldChar w:fldCharType="begin"/>
+            </w:r>
+            <w:r>
+              <w:rPr>
+                <w:noProof/>
+                <w:webHidden/>
+              </w:rPr>
+              <w:instrText xml:space="preserve"> PAGEREF _Toc230862068 \h </w:instrText>
+            </w:r>
+            <w:r>
+              <w:rPr>
+                <w:noProof/>
+                <w:webHidden/>
+              </w:rPr>
+            </w:r>
+            <w:r>
+              <w:rPr>
+                <w:noProof/>
+                <w:webHidden/>
+              </w:rPr>
+              <w:fldChar w:fldCharType="separate"/>
+            </w:r>
+            <w:r>
+              <w:rPr>
+                <w:noProof/>
+                <w:webHidden/>
+              </w:rPr>
+              <w:t>11</w:t>
+            </w:r>
+            <w:r>
+              <w:rPr>
+                <w:noProof/>
+                <w:webHidden/>
+              </w:rPr>
+              <w:fldChar w:fldCharType="end"/>
+            </w:r>
+          </w:hyperlink>
+        </w:p>
+        <w:p>
+          <w:pPr>
+            <w:pStyle w:val="TM3"/>
+            <w:tabs>
+              <w:tab w:val="right" w:leader="dot" w:pos="9062"/>
+            </w:tabs>
+            <w:rPr>
+              <w:rFonts w:eastAsiaTheme="minorEastAsia"/>
+              <w:noProof/>
+              <w:lang w:eastAsia="fr-FR"/>
+            </w:rPr>
+          </w:pPr>
+          <w:hyperlink w:anchor="_Toc230862069" w:history="1">
+            <w:r>
+              <w:rPr>
+                <w:rStyle w:val="Lienhypertexte"/>
+                <w:rFonts w:eastAsia="Times New Roman"/>
+                <w:noProof/>
+                <w:lang w:eastAsia="fr-FR"/>
+              </w:rPr>
+              <w:t>4.1.5 LEDs indicatrices</w:t>
+            </w:r>
+            <w:r>
+              <w:rPr>
+                <w:noProof/>
+                <w:webHidden/>
+              </w:rPr>
+              <w:tab/>
+            </w:r>
+            <w:r>
+              <w:rPr>
+                <w:noProof/>
+                <w:webHidden/>
+              </w:rPr>
+              <w:fldChar w:fldCharType="begin"/>
+            </w:r>
+            <w:r>
+              <w:rPr>
+                <w:noProof/>
+                <w:webHidden/>
+              </w:rPr>
+              <w:instrText xml:space="preserve"> PAGEREF _Toc230862069 \h </w:instrText>
+            </w:r>
+            <w:r>
+              <w:rPr>
+                <w:noProof/>
+                <w:webHidden/>
+              </w:rPr>
+            </w:r>
+            <w:r>
+              <w:rPr>
+                <w:noProof/>
+                <w:webHidden/>
+              </w:rPr>
+              <w:fldChar w:fldCharType="separate"/>
+            </w:r>
+            <w:r>
+              <w:rPr>
+                <w:noProof/>
+                <w:webHidden/>
+              </w:rPr>
+              <w:t>11</w:t>
+            </w:r>
+            <w:r>
+              <w:rPr>
+                <w:noProof/>
+                <w:webHidden/>
+              </w:rPr>
+              <w:fldChar w:fldCharType="end"/>
+            </w:r>
+          </w:hyperlink>
+        </w:p>
+        <w:p>
+          <w:pPr>
+            <w:pStyle w:val="TM3"/>
+            <w:tabs>
+              <w:tab w:val="right" w:leader="dot" w:pos="9062"/>
+            </w:tabs>
+            <w:rPr>
+              <w:rFonts w:eastAsiaTheme="minorEastAsia"/>
+              <w:noProof/>
+              <w:lang w:eastAsia="fr-FR"/>
+            </w:rPr>
+          </w:pPr>
+          <w:hyperlink w:anchor="_Toc230862070" w:history="1">
+            <w:r>
+              <w:rPr>
+                <w:rStyle w:val="Lienhypertexte"/>
+                <w:noProof/>
+              </w:rPr>
+              <w:t>Schéma électrique (partie Alimentation) :</w:t>
+            </w:r>
+            <w:r>
+              <w:rPr>
+                <w:noProof/>
+                <w:webHidden/>
+              </w:rPr>
+              <w:tab/>
+            </w:r>
+            <w:r>
+              <w:rPr>
+                <w:noProof/>
+                <w:webHidden/>
+              </w:rPr>
+              <w:fldChar w:fldCharType="begin"/>
+            </w:r>
+            <w:r>
+              <w:rPr>
+                <w:noProof/>
+                <w:webHidden/>
+              </w:rPr>
+              <w:instrText xml:space="preserve"> PAGEREF _Toc230862070 \h </w:instrText>
+            </w:r>
+            <w:r>
+              <w:rPr>
+                <w:noProof/>
+                <w:webHidden/>
+              </w:rPr>
+            </w:r>
+            <w:r>
+              <w:rPr>
+                <w:noProof/>
+                <w:webHidden/>
+              </w:rPr>
+              <w:fldChar w:fldCharType="separate"/>
+            </w:r>
+            <w:r>
+              <w:rPr>
+                <w:noProof/>
+                <w:webHidden/>
+              </w:rPr>
+              <w:t>12</w:t>
+            </w:r>
+            <w:r>
+              <w:rPr>
+                <w:noProof/>
+                <w:webHidden/>
+              </w:rPr>
+              <w:fldChar w:fldCharType="end"/>
+            </w:r>
+          </w:hyperlink>
+        </w:p>
+        <w:p>
+          <w:pPr>
+            <w:pStyle w:val="TM3"/>
+            <w:tabs>
+              <w:tab w:val="right" w:leader="dot" w:pos="9062"/>
+            </w:tabs>
+            <w:rPr>
+              <w:rFonts w:eastAsiaTheme="minorEastAsia"/>
+              <w:noProof/>
+              <w:lang w:eastAsia="fr-FR"/>
+            </w:rPr>
+          </w:pPr>
+          <w:hyperlink w:anchor="_Toc230862071" w:history="1">
+            <w:r>
+              <w:rPr>
+                <w:rStyle w:val="Lienhypertexte"/>
+                <w:noProof/>
+              </w:rPr>
               <w:t>4.3. Routage final effectuer par Théo :</w:t>
             </w:r>
             <w:r>
@@ -2007,7 +1913,7 @@
                 <w:noProof/>
                 <w:webHidden/>
               </w:rPr>
-              <w:instrText xml:space="preserve"> PAGEREF _Toc230694665 \h </w:instrText>
+              <w:instrText xml:space="preserve"> PAGEREF _Toc230862071 \h </w:instrText>
             </w:r>
             <w:r>
               <w:rPr>
@@ -2028,6 +1934,146 @@
                 <w:webHidden/>
               </w:rPr>
               <w:t>13</w:t>
+            </w:r>
+            <w:r>
+              <w:rPr>
+                <w:noProof/>
+                <w:webHidden/>
+              </w:rPr>
+              <w:fldChar w:fldCharType="end"/>
+            </w:r>
+          </w:hyperlink>
+        </w:p>
+        <w:p>
+          <w:pPr>
+            <w:pStyle w:val="TM3"/>
+            <w:tabs>
+              <w:tab w:val="right" w:leader="dot" w:pos="9062"/>
+            </w:tabs>
+            <w:rPr>
+              <w:rFonts w:eastAsiaTheme="minorEastAsia"/>
+              <w:noProof/>
+              <w:lang w:eastAsia="fr-FR"/>
+            </w:rPr>
+          </w:pPr>
+          <w:hyperlink w:anchor="_Toc230862072" w:history="1">
+            <w:r>
+              <w:rPr>
+                <w:rStyle w:val="Lienhypertexte"/>
+                <w:noProof/>
+              </w:rPr>
+              <w:t>4.4. Schéma Alimentation avant modification :</w:t>
+            </w:r>
+            <w:r>
+              <w:rPr>
+                <w:noProof/>
+                <w:webHidden/>
+              </w:rPr>
+              <w:tab/>
+            </w:r>
+            <w:r>
+              <w:rPr>
+                <w:noProof/>
+                <w:webHidden/>
+              </w:rPr>
+              <w:fldChar w:fldCharType="begin"/>
+            </w:r>
+            <w:r>
+              <w:rPr>
+                <w:noProof/>
+                <w:webHidden/>
+              </w:rPr>
+              <w:instrText xml:space="preserve"> PAGEREF _Toc230862072 \h </w:instrText>
+            </w:r>
+            <w:r>
+              <w:rPr>
+                <w:noProof/>
+                <w:webHidden/>
+              </w:rPr>
+            </w:r>
+            <w:r>
+              <w:rPr>
+                <w:noProof/>
+                <w:webHidden/>
+              </w:rPr>
+              <w:fldChar w:fldCharType="separate"/>
+            </w:r>
+            <w:r>
+              <w:rPr>
+                <w:noProof/>
+                <w:webHidden/>
+              </w:rPr>
+              <w:t>14</w:t>
+            </w:r>
+            <w:r>
+              <w:rPr>
+                <w:noProof/>
+                <w:webHidden/>
+              </w:rPr>
+              <w:fldChar w:fldCharType="end"/>
+            </w:r>
+          </w:hyperlink>
+        </w:p>
+        <w:p>
+          <w:pPr>
+            <w:pStyle w:val="TM3"/>
+            <w:tabs>
+              <w:tab w:val="right" w:leader="dot" w:pos="9062"/>
+            </w:tabs>
+            <w:rPr>
+              <w:rFonts w:eastAsiaTheme="minorEastAsia"/>
+              <w:noProof/>
+              <w:lang w:eastAsia="fr-FR"/>
+            </w:rPr>
+          </w:pPr>
+          <w:hyperlink w:anchor="_Toc230862073" w:history="1">
+            <w:r>
+              <w:rPr>
+                <w:rStyle w:val="Lienhypertexte"/>
+                <w:noProof/>
+              </w:rPr>
+              <w:t>4.5. Mon routage final :</w:t>
+            </w:r>
+            <w:r>
+              <w:rPr>
+                <w:noProof/>
+                <w:webHidden/>
+              </w:rPr>
+              <w:tab/>
+            </w:r>
+            <w:r>
+              <w:rPr>
+                <w:noProof/>
+                <w:webHidden/>
+              </w:rPr>
+              <w:fldChar w:fldCharType="begin"/>
+            </w:r>
+            <w:r>
+              <w:rPr>
+                <w:noProof/>
+                <w:webHidden/>
+              </w:rPr>
+              <w:instrText xml:space="preserve"> PAGEREF _Toc230862073 \h </w:instrText>
+            </w:r>
+            <w:r>
+              <w:rPr>
+                <w:noProof/>
+                <w:webHidden/>
+              </w:rPr>
+            </w:r>
+            <w:r>
+              <w:rPr>
+                <w:noProof/>
+                <w:webHidden/>
+              </w:rPr>
+              <w:fldChar w:fldCharType="separate"/>
+            </w:r>
+            <w:r>
+              <w:rPr>
+                <w:noProof/>
+                <w:webHidden/>
+              </w:rPr>
+              <w:t>15</w:t>
             </w:r>
             <w:r>
               <w:rPr>
@@ -2050,13 +2096,13 @@
               <w:lang w:eastAsia="fr-FR"/>
             </w:rPr>
           </w:pPr>
-          <w:hyperlink w:anchor="_Toc230694666" w:history="1">
+          <w:hyperlink w:anchor="_Toc230862074" w:history="1">
             <w:r>
               <w:rPr>
                 <w:rStyle w:val="Lienhypertexte"/>
                 <w:noProof/>
               </w:rPr>
-              <w:t>4.4. Schéma Alimentation avant modification :</w:t>
+              <w:t>5.Assemblage de la carte</w:t>
             </w:r>
             <w:r>
               <w:rPr>
@@ -2077,7 +2123,7 @@
                 <w:noProof/>
                 <w:webHidden/>
               </w:rPr>
-              <w:instrText xml:space="preserve"> PAGEREF _Toc230694666 \h </w:instrText>
+              <w:instrText xml:space="preserve"> PAGEREF _Toc230862074 \h </w:instrText>
             </w:r>
             <w:r>
               <w:rPr>
@@ -2097,7 +2143,7 @@
                 <w:noProof/>
                 <w:webHidden/>
               </w:rPr>
-              <w:t>14</w:t>
+              <w:t>16</w:t>
             </w:r>
             <w:r>
               <w:rPr>
@@ -2120,13 +2166,13 @@
               <w:lang w:eastAsia="fr-FR"/>
             </w:rPr>
           </w:pPr>
-          <w:hyperlink w:anchor="_Toc230694667" w:history="1">
+          <w:hyperlink w:anchor="_Toc230862075" w:history="1">
             <w:r>
               <w:rPr>
                 <w:rStyle w:val="Lienhypertexte"/>
                 <w:noProof/>
               </w:rPr>
-              <w:t>4.10. Mon routage final :</w:t>
+              <w:t>6.Problèmes rencontrés</w:t>
             </w:r>
             <w:r>
               <w:rPr>
@@ -2147,7 +2193,7 @@
                 <w:noProof/>
                 <w:webHidden/>
               </w:rPr>
-              <w:instrText xml:space="preserve"> PAGEREF _Toc230694667 \h </w:instrText>
+              <w:instrText xml:space="preserve"> PAGEREF _Toc230862075 \h </w:instrText>
             </w:r>
             <w:r>
               <w:rPr>
@@ -2167,7 +2213,7 @@
                 <w:noProof/>
                 <w:webHidden/>
               </w:rPr>
-              <w:t>15</w:t>
+              <w:t>17</w:t>
             </w:r>
             <w:r>
               <w:rPr>
@@ -2180,9 +2226,8 @@
         </w:p>
         <w:p>
           <w:pPr>
-            <w:pStyle w:val="TM1"/>
+            <w:pStyle w:val="TM2"/>
             <w:tabs>
-              <w:tab w:val="left" w:pos="480"/>
               <w:tab w:val="right" w:leader="dot" w:pos="9062"/>
             </w:tabs>
             <w:rPr>
@@ -2191,42 +2236,23 @@
               <w:lang w:eastAsia="fr-FR"/>
             </w:rPr>
           </w:pPr>
-          <w:hyperlink w:anchor="_Toc230694668" w:history="1">
+          <w:hyperlink w:anchor="_Toc230862076" w:history="1">
             <w:r>
               <w:rPr>
                 <w:rStyle w:val="Lienhypertexte"/>
-                <w:b/>
-                <w:bCs/>
-                <w:noProof/>
-              </w:rPr>
-              <w:t>5.</w:t>
-            </w:r>
-            <w:r>
-              <w:rPr>
-                <w:rFonts w:eastAsiaTheme="minorEastAsia"/>
-                <w:noProof/>
-                <w:lang w:eastAsia="fr-FR"/>
+                <w:noProof/>
+              </w:rPr>
+              <w:t>Conclusion</w:t>
+            </w:r>
+            <w:r>
+              <w:rPr>
+                <w:noProof/>
+                <w:webHidden/>
               </w:rPr>
               <w:tab/>
             </w:r>
             <w:r>
               <w:rPr>
-                <w:rStyle w:val="Lienhypertexte"/>
-                <w:b/>
-                <w:bCs/>
-                <w:noProof/>
-              </w:rPr>
-              <w:t>Assemblage de la carte</w:t>
-            </w:r>
-            <w:r>
-              <w:rPr>
-                <w:noProof/>
-                <w:webHidden/>
-              </w:rPr>
-              <w:tab/>
-            </w:r>
-            <w:r>
-              <w:rPr>
                 <w:noProof/>
                 <w:webHidden/>
               </w:rPr>
@@ -2237,7 +2263,7 @@
                 <w:noProof/>
                 <w:webHidden/>
               </w:rPr>
-              <w:instrText xml:space="preserve"> PAGEREF _Toc230694668 \h </w:instrText>
+              <w:instrText xml:space="preserve"> PAGEREF _Toc230862076 \h </w:instrText>
             </w:r>
             <w:r>
               <w:rPr>
@@ -2257,7 +2283,7 @@
                 <w:noProof/>
                 <w:webHidden/>
               </w:rPr>
-              <w:t>16</w:t>
+              <w:t>18</w:t>
             </w:r>
             <w:r>
               <w:rPr>
@@ -2270,9 +2296,8 @@
         </w:p>
         <w:p>
           <w:pPr>
-            <w:pStyle w:val="TM1"/>
+            <w:pStyle w:val="TM2"/>
             <w:tabs>
-              <w:tab w:val="left" w:pos="480"/>
               <w:tab w:val="right" w:leader="dot" w:pos="9062"/>
             </w:tabs>
             <w:rPr>
@@ -2281,42 +2306,23 @@
               <w:lang w:eastAsia="fr-FR"/>
             </w:rPr>
           </w:pPr>
-          <w:hyperlink w:anchor="_Toc230694669" w:history="1">
+          <w:hyperlink w:anchor="_Toc230862077" w:history="1">
             <w:r>
               <w:rPr>
                 <w:rStyle w:val="Lienhypertexte"/>
-                <w:b/>
-                <w:bCs/>
-                <w:noProof/>
-              </w:rPr>
-              <w:t>6.</w:t>
-            </w:r>
-            <w:r>
-              <w:rPr>
-                <w:rFonts w:eastAsiaTheme="minorEastAsia"/>
-                <w:noProof/>
-                <w:lang w:eastAsia="fr-FR"/>
+                <w:noProof/>
+              </w:rPr>
+              <w:t>Annexes</w:t>
+            </w:r>
+            <w:r>
+              <w:rPr>
+                <w:noProof/>
+                <w:webHidden/>
               </w:rPr>
               <w:tab/>
             </w:r>
             <w:r>
               <w:rPr>
-                <w:rStyle w:val="Lienhypertexte"/>
-                <w:b/>
-                <w:bCs/>
-                <w:noProof/>
-              </w:rPr>
-              <w:t>Conclusion</w:t>
-            </w:r>
-            <w:r>
-              <w:rPr>
-                <w:noProof/>
-                <w:webHidden/>
-              </w:rPr>
-              <w:tab/>
-            </w:r>
-            <w:r>
-              <w:rPr>
                 <w:noProof/>
                 <w:webHidden/>
               </w:rPr>
@@ -2327,7 +2333,7 @@
                 <w:noProof/>
                 <w:webHidden/>
               </w:rPr>
-              <w:instrText xml:space="preserve"> PAGEREF _Toc230694669 \h </w:instrText>
+              <w:instrText xml:space="preserve"> PAGEREF _Toc230862077 \h </w:instrText>
             </w:r>
             <w:r>
               <w:rPr>
@@ -2347,97 +2353,7 @@
                 <w:noProof/>
                 <w:webHidden/>
               </w:rPr>
-              <w:t>17</w:t>
-            </w:r>
-            <w:r>
-              <w:rPr>
-                <w:noProof/>
-                <w:webHidden/>
-              </w:rPr>
-              <w:fldChar w:fldCharType="end"/>
-            </w:r>
-          </w:hyperlink>
-        </w:p>
-        <w:p>
-          <w:pPr>
-            <w:pStyle w:val="TM1"/>
-            <w:tabs>
-              <w:tab w:val="left" w:pos="480"/>
-              <w:tab w:val="right" w:leader="dot" w:pos="9062"/>
-            </w:tabs>
-            <w:rPr>
-              <w:rFonts w:eastAsiaTheme="minorEastAsia"/>
-              <w:noProof/>
-              <w:lang w:eastAsia="fr-FR"/>
-            </w:rPr>
-          </w:pPr>
-          <w:hyperlink w:anchor="_Toc230694670" w:history="1">
-            <w:r>
-              <w:rPr>
-                <w:rStyle w:val="Lienhypertexte"/>
-                <w:b/>
-                <w:bCs/>
-                <w:noProof/>
-              </w:rPr>
-              <w:t>7.</w:t>
-            </w:r>
-            <w:r>
-              <w:rPr>
-                <w:rFonts w:eastAsiaTheme="minorEastAsia"/>
-                <w:noProof/>
-                <w:lang w:eastAsia="fr-FR"/>
-              </w:rPr>
-              <w:tab/>
-            </w:r>
-            <w:r>
-              <w:rPr>
-                <w:rStyle w:val="Lienhypertexte"/>
-                <w:b/>
-                <w:bCs/>
-                <w:noProof/>
-              </w:rPr>
-              <w:t>Annexes</w:t>
-            </w:r>
-            <w:r>
-              <w:rPr>
-                <w:noProof/>
-                <w:webHidden/>
-              </w:rPr>
-              <w:tab/>
-            </w:r>
-            <w:r>
-              <w:rPr>
-                <w:noProof/>
-                <w:webHidden/>
-              </w:rPr>
-              <w:fldChar w:fldCharType="begin"/>
-            </w:r>
-            <w:r>
-              <w:rPr>
-                <w:noProof/>
-                <w:webHidden/>
-              </w:rPr>
-              <w:instrText xml:space="preserve"> PAGEREF _Toc230694670 \h </w:instrText>
-            </w:r>
-            <w:r>
-              <w:rPr>
-                <w:noProof/>
-                <w:webHidden/>
-              </w:rPr>
-            </w:r>
-            <w:r>
-              <w:rPr>
-                <w:noProof/>
-                <w:webHidden/>
-              </w:rPr>
-              <w:fldChar w:fldCharType="separate"/>
-            </w:r>
-            <w:r>
-              <w:rPr>
-                <w:noProof/>
-                <w:webHidden/>
-              </w:rPr>
-              <w:t>18</w:t>
+              <w:t>19</w:t>
             </w:r>
             <w:r>
               <w:rPr>
@@ -2464,23 +2380,11 @@
         <w:pStyle w:val="Titre1"/>
         <w:numPr>
           <w:ilvl w:val="0"/>
-          <w:numId w:val="1"/>
+          <w:numId w:val="13"/>
         </w:numPr>
-        <w:rPr>
-          <w:rFonts w:ascii="Times New Roman" w:hAnsi="Times New Roman" w:cs="Times New Roman"/>
-          <w:b/>
-          <w:bCs/>
-          <w:u w:val="single"/>
-        </w:rPr>
-      </w:pPr>
-      <w:bookmarkStart w:id="0" w:name="_Toc230694644"/>
-      <w:r>
-        <w:rPr>
-          <w:rFonts w:ascii="Times New Roman" w:hAnsi="Times New Roman" w:cs="Times New Roman"/>
-          <w:b/>
-          <w:bCs/>
-          <w:u w:val="single"/>
-        </w:rPr>
+      </w:pPr>
+      <w:bookmarkStart w:id="0" w:name="_Toc230862050"/>
+      <w:r>
         <w:lastRenderedPageBreak/>
         <w:t>Introduction</w:t>
       </w:r>
@@ -2516,28 +2420,20 @@
         <w:rPr>
           <w:rFonts w:ascii="Times New Roman" w:eastAsia="Times New Roman" w:hAnsi="Times New Roman" w:cs="Times New Roman"/>
         </w:rPr>
-        <w:t xml:space="preserve">Ce document fait suite au rapport commun intitulé “Rapport commun Pico-centrale hydroélectrique” et se concentre uniquement sur ma contribution personnelle dans ce projet. Pour rappel, l’association Viseta, basée dans les Hautes-Pyrénées, nous a confié la conception de l’électronique de contrôle de la vanne de décharge, qu’on appelle l’ECVD, pour équiper sa pico-centrale hydroélectrique. Le principe est simple : une turbine en vis d’Archimède est installée dans un ancien moulin abandonné, et notre système doit réguler automatiquement le niveau d’eau en amont de cette turbine. Pour ça, un capteur Lidar mesure la hauteur d’eau en continu, et en fonction de cette mesure, un moteur pas-à-pas ouvre ou ferme la vanne de décharge. Tout le système fonctionne de manière autonome grâce à une batterie 12V rechargée par un panneau solaire via un régulateur MPPT, ce qui évite d’avoir besoin d’une connexion au réseau électrique. C’est une solution bien adaptée pour des sites isolés comme des moulins en pleine </w:t>
-      </w:r>
-      <w:proofErr w:type="gramStart"/>
+        <w:t>Ce document fait suite au rapport commun intitulé “Rapport commun Pico-centrale hydroélectrique” et se concentre uniquement sur ma contribution personnelle dans ce projet. Pour rappel, l’association Viseta, basée dans les Hautes-Pyrénées, nous a confié la conception de l’électronique de contrôle de la vanne de décharge, qu’on appelle l’ECVD, pour équiper sa pico-centrale hydroélectrique. Le principe est simple : une turbine en vis d’Archimède est installée dans un ancien moulin abandonné, et notre système doit réguler automatiquement le niveau d’eau en amont de cette turbine. Pour ça, un capteur Lidar mesure la hauteur d’eau en continu, et en fonction de cette mesure, un moteur pas-à-pas ouvre ou ferme la vanne de décharge. Tout le système fonctionne de manière autonome grâce à une batterie 12V rechargée par un panneau solaire via un régulateur MPPT, ce qui évite d’avoir besoin d’une connexion au réseau électrique. C’est une solution bien adaptée pour des sites isolés comme des moulins en pleine campagne.</w:t>
+      </w:r>
       <w:r>
         <w:rPr>
           <w:rFonts w:ascii="Times New Roman" w:eastAsia="Times New Roman" w:hAnsi="Times New Roman" w:cs="Times New Roman"/>
         </w:rPr>
-        <w:t>campagne.</w:t>
-      </w:r>
-      <w:r>
-        <w:rPr>
-          <w:rFonts w:ascii="Times New Roman" w:eastAsia="Times New Roman" w:hAnsi="Times New Roman" w:cs="Times New Roman"/>
-        </w:rPr>
         <w:t>.</w:t>
       </w:r>
-      <w:proofErr w:type="gramEnd"/>
     </w:p>
     <w:p>
       <w:pPr>
         <w:pStyle w:val="Titre2"/>
       </w:pPr>
-      <w:bookmarkStart w:id="1" w:name="_Toc230694645"/>
+      <w:bookmarkStart w:id="1" w:name="_Toc230862051"/>
       <w:r>
         <w:t>1.</w:t>
       </w:r>
@@ -2617,13 +2513,11 @@
         <w:jc w:val="both"/>
         <w:rPr>
           <w:rFonts w:ascii="Times New Roman" w:eastAsia="Times New Roman" w:hAnsi="Times New Roman" w:cs="Times New Roman"/>
-          <w:lang w:val="en-GB"/>
         </w:rPr>
       </w:pPr>
       <w:r>
         <w:rPr>
           <w:rFonts w:ascii="Times New Roman" w:eastAsia="Times New Roman" w:hAnsi="Times New Roman" w:cs="Times New Roman"/>
-          <w:lang w:val="en-GB"/>
         </w:rPr>
         <w:t>- M. HUART</w:t>
       </w:r>
@@ -2635,13 +2529,11 @@
         <w:jc w:val="both"/>
         <w:rPr>
           <w:rFonts w:ascii="Times New Roman" w:eastAsia="Times New Roman" w:hAnsi="Times New Roman" w:cs="Times New Roman"/>
-          <w:lang w:val="en-GB"/>
         </w:rPr>
       </w:pPr>
       <w:r>
         <w:rPr>
           <w:rFonts w:ascii="Times New Roman" w:eastAsia="Times New Roman" w:hAnsi="Times New Roman" w:cs="Times New Roman"/>
-          <w:lang w:val="en-GB"/>
         </w:rPr>
         <w:t>- M. HAAS</w:t>
       </w:r>
@@ -2650,13 +2542,13 @@
       <w:pPr>
         <w:pStyle w:val="Titre2"/>
       </w:pPr>
-      <w:bookmarkStart w:id="2" w:name="_Toc230694646"/>
+      <w:bookmarkStart w:id="2" w:name="_Toc230862052"/>
       <w:r>
         <w:lastRenderedPageBreak/>
-        <w:t>1.</w:t>
-      </w:r>
-      <w:r>
-        <w:t xml:space="preserve">2. Partie </w:t>
+        <w:t xml:space="preserve">1.2. </w:t>
+      </w:r>
+      <w:r>
+        <w:t xml:space="preserve">Partie </w:t>
       </w:r>
       <w:r>
         <w:t>Personnel</w:t>
@@ -2683,7 +2575,7 @@
           <w:rFonts w:eastAsia="Times New Roman"/>
         </w:rPr>
       </w:pPr>
-      <w:bookmarkStart w:id="3" w:name="_Toc230694647"/>
+      <w:bookmarkStart w:id="3" w:name="_Toc230862053"/>
       <w:r>
         <w:rPr>
           <w:rFonts w:eastAsia="Times New Roman"/>
@@ -2715,7 +2607,7 @@
           <w:rFonts w:eastAsia="Times New Roman"/>
         </w:rPr>
       </w:pPr>
-      <w:bookmarkStart w:id="4" w:name="_Toc230694648"/>
+      <w:bookmarkStart w:id="4" w:name="_Toc230862054"/>
       <w:r>
         <w:rPr>
           <w:rFonts w:eastAsia="Times New Roman"/>
@@ -2747,7 +2639,7 @@
           <w:rFonts w:eastAsia="Times New Roman"/>
         </w:rPr>
       </w:pPr>
-      <w:bookmarkStart w:id="5" w:name="_Toc230694649"/>
+      <w:bookmarkStart w:id="5" w:name="_Toc230862055"/>
       <w:r>
         <w:rPr>
           <w:rFonts w:eastAsia="Times New Roman"/>
@@ -2780,7 +2672,7 @@
           <w:rFonts w:eastAsia="Times New Roman"/>
         </w:rPr>
       </w:pPr>
-      <w:bookmarkStart w:id="6" w:name="_Toc230694650"/>
+      <w:bookmarkStart w:id="6" w:name="_Toc230862056"/>
       <w:r>
         <w:rPr>
           <w:rFonts w:eastAsia="Times New Roman"/>
@@ -2812,7 +2704,7 @@
           <w:rFonts w:eastAsia="Times New Roman"/>
         </w:rPr>
       </w:pPr>
-      <w:bookmarkStart w:id="7" w:name="_Toc230694651"/>
+      <w:bookmarkStart w:id="7" w:name="_Toc230862057"/>
       <w:r>
         <w:rPr>
           <w:rFonts w:eastAsia="Times New Roman"/>
@@ -2847,19 +2739,16 @@
         <w:br w:type="page"/>
       </w:r>
     </w:p>
-    <w:bookmarkStart w:id="8" w:name="_Toc230694652"/>
+    <w:bookmarkStart w:id="8" w:name="_Toc230862058"/>
     <w:p>
       <w:pPr>
         <w:pStyle w:val="Titre2"/>
         <w:numPr>
           <w:ilvl w:val="1"/>
-          <w:numId w:val="1"/>
+          <w:numId w:val="13"/>
         </w:numPr>
       </w:pPr>
       <w:r>
-        <w:rPr>
-          <w:noProof/>
-        </w:rPr>
         <w:lastRenderedPageBreak/>
         <mc:AlternateContent>
           <mc:Choice Requires="wps">
@@ -2938,9 +2827,6 @@
         </mc:AlternateContent>
       </w:r>
       <w:r>
-        <w:rPr>
-          <w:noProof/>
-        </w:rPr>
         <mc:AlternateContent>
           <mc:Choice Requires="wps">
             <w:drawing>
@@ -3018,10 +2904,6 @@
         </mc:AlternateContent>
       </w:r>
       <w:r>
-        <w:rPr>
-          <w:noProof/>
-          <w:bdr w:val="none" w:sz="0" w:space="0" w:color="auto" w:frame="1"/>
-        </w:rPr>
         <w:drawing>
           <wp:anchor distT="0" distB="0" distL="114300" distR="114300" simplePos="0" relativeHeight="251692032" behindDoc="1" locked="0" layoutInCell="1" allowOverlap="1" wp14:anchorId="562C5323" wp14:editId="0B220D05">
             <wp:simplePos x="0" y="0"/>
@@ -3092,7 +2974,7 @@
       </w:r>
       <w:bookmarkEnd w:id="8"/>
     </w:p>
-    <w:bookmarkStart w:id="9" w:name="_Toc230694653"/>
+    <w:bookmarkStart w:id="9" w:name="_Toc230862059"/>
     <w:p>
       <w:pPr>
         <w:pStyle w:val="Titre2"/>
@@ -3251,31 +3133,16 @@
         <w:pStyle w:val="Titre1"/>
         <w:numPr>
           <w:ilvl w:val="0"/>
-          <w:numId w:val="1"/>
+          <w:numId w:val="13"/>
         </w:numPr>
-        <w:rPr>
-          <w:b/>
-          <w:bCs/>
-          <w:u w:val="single"/>
-        </w:rPr>
-      </w:pPr>
-      <w:bookmarkStart w:id="10" w:name="_Toc230694654"/>
-      <w:r>
-        <w:rPr>
-          <w:b/>
-          <w:bCs/>
-          <w:u w:val="single"/>
-        </w:rPr>
+      </w:pPr>
+      <w:bookmarkStart w:id="10" w:name="_Toc230862060"/>
+      <w:r>
         <w:lastRenderedPageBreak/>
         <w:t>Mesure et calcul de la tension</w:t>
       </w:r>
       <w:bookmarkEnd w:id="10"/>
       <w:r>
-        <w:rPr>
-          <w:b/>
-          <w:bCs/>
-          <w:u w:val="single"/>
-        </w:rPr>
         <w:t xml:space="preserve"> </w:t>
       </w:r>
     </w:p>
@@ -3490,21 +3357,11 @@
         <w:pStyle w:val="Titre1"/>
         <w:numPr>
           <w:ilvl w:val="0"/>
-          <w:numId w:val="1"/>
+          <w:numId w:val="13"/>
         </w:numPr>
-        <w:rPr>
-          <w:b/>
-          <w:bCs/>
-          <w:u w:val="single"/>
-        </w:rPr>
-      </w:pPr>
-      <w:bookmarkStart w:id="11" w:name="_Toc230694655"/>
-      <w:r>
-        <w:rPr>
-          <w:b/>
-          <w:bCs/>
-          <w:u w:val="single"/>
-        </w:rPr>
+      </w:pPr>
+      <w:bookmarkStart w:id="11" w:name="_Toc230862061"/>
+      <w:r>
         <w:lastRenderedPageBreak/>
         <w:t>Création du site et assemblage des codes</w:t>
       </w:r>
@@ -3667,32 +3524,32 @@
     </w:p>
     <w:p>
       <w:pPr>
-        <w:pStyle w:val="Titre2"/>
-      </w:pPr>
-      <w:bookmarkStart w:id="12" w:name="_Toc230694656"/>
+        <w:pStyle w:val="Titre1"/>
+      </w:pPr>
+      <w:bookmarkStart w:id="12" w:name="_Toc230862062"/>
       <w:r>
         <w:rPr>
           <w:noProof/>
         </w:rPr>
         <w:lastRenderedPageBreak/>
         <w:drawing>
-          <wp:anchor distT="0" distB="0" distL="114300" distR="114300" simplePos="0" relativeHeight="251703296" behindDoc="1" locked="0" layoutInCell="1" allowOverlap="1" wp14:anchorId="7B101349" wp14:editId="05A44013">
+          <wp:anchor distT="0" distB="0" distL="114300" distR="114300" simplePos="0" relativeHeight="251703296" behindDoc="1" locked="0" layoutInCell="1" allowOverlap="1" wp14:anchorId="7B101349" wp14:editId="72C5D941">
             <wp:simplePos x="0" y="0"/>
             <wp:positionH relativeFrom="margin">
-              <wp:align>left</wp:align>
+              <wp:posOffset>-567690</wp:posOffset>
             </wp:positionH>
             <wp:positionV relativeFrom="paragraph">
-              <wp:posOffset>1453515</wp:posOffset>
+              <wp:posOffset>1320066</wp:posOffset>
             </wp:positionV>
-            <wp:extent cx="7844790" cy="5963920"/>
-            <wp:effectExtent l="6985" t="0" r="0" b="0"/>
+            <wp:extent cx="6891939" cy="5239525"/>
+            <wp:effectExtent l="0" t="0" r="4445" b="0"/>
             <wp:wrapTight wrapText="bothSides">
               <wp:wrapPolygon edited="0">
-                <wp:start x="21581" y="-25"/>
-                <wp:lineTo x="75" y="-25"/>
-                <wp:lineTo x="75" y="21501"/>
-                <wp:lineTo x="21581" y="21501"/>
-                <wp:lineTo x="21581" y="-25"/>
+                <wp:start x="0" y="0"/>
+                <wp:lineTo x="0" y="21519"/>
+                <wp:lineTo x="21554" y="21519"/>
+                <wp:lineTo x="21554" y="0"/>
+                <wp:lineTo x="0" y="0"/>
               </wp:wrapPolygon>
             </wp:wrapTight>
             <wp:docPr id="1778471036" name="Image 1"/>
@@ -3719,9 +3576,9 @@
                     </a:stretch>
                   </pic:blipFill>
                   <pic:spPr>
-                    <a:xfrm rot="16200000">
+                    <a:xfrm>
                       <a:off x="0" y="0"/>
-                      <a:ext cx="7844790" cy="5963920"/>
+                      <a:ext cx="6891939" cy="5239525"/>
                     </a:xfrm>
                     <a:prstGeom prst="rect">
                       <a:avLst/>
@@ -3740,40 +3597,28 @@
         </w:drawing>
       </w:r>
       <w:r>
-        <w:t>3.1. Organigrammes</w:t>
+        <w:t xml:space="preserve">3.1. </w:t>
+      </w:r>
+      <w:r>
+        <w:t>Algori</w:t>
+      </w:r>
+      <w:r>
+        <w:t>grammes</w:t>
       </w:r>
       <w:bookmarkEnd w:id="12"/>
-    </w:p>
-    <w:p>
-      <w:pPr>
-        <w:pStyle w:val="Titre1"/>
-        <w:numPr>
-          <w:ilvl w:val="0"/>
-          <w:numId w:val="1"/>
-        </w:numPr>
-        <w:rPr>
-          <w:b/>
-          <w:bCs/>
-          <w:u w:val="single"/>
-        </w:rPr>
-      </w:pPr>
-      <w:bookmarkStart w:id="13" w:name="_Toc230694657"/>
-      <w:r>
-        <w:rPr>
-          <w:b/>
-          <w:bCs/>
-          <w:u w:val="single"/>
-        </w:rPr>
+      <w:r>
+        <w:br w:type="page"/>
+      </w:r>
+      <w:bookmarkStart w:id="13" w:name="_Toc230862063"/>
+      <w:r>
         <w:lastRenderedPageBreak/>
+        <w:t xml:space="preserve">4. </w:t>
+      </w:r>
+      <w:r>
         <w:t>Saisie de Schéma</w:t>
       </w:r>
       <w:bookmarkEnd w:id="13"/>
       <w:r>
-        <w:rPr>
-          <w:b/>
-          <w:bCs/>
-          <w:u w:val="single"/>
-        </w:rPr>
         <w:t xml:space="preserve"> </w:t>
       </w:r>
     </w:p>
@@ -3793,7 +3638,7 @@
         </w:rPr>
         <w:t xml:space="preserve">     </w:t>
       </w:r>
-      <w:bookmarkStart w:id="14" w:name="_Toc230694658"/>
+      <w:bookmarkStart w:id="14" w:name="_Toc230862064"/>
       <w:r>
         <w:rPr>
           <w:rFonts w:eastAsia="Times New Roman"/>
@@ -3869,7 +3714,7 @@
         </w:rPr>
         <w:t xml:space="preserve">    </w:t>
       </w:r>
-      <w:bookmarkStart w:id="15" w:name="_Toc230694659"/>
+      <w:bookmarkStart w:id="15" w:name="_Toc230862065"/>
       <w:r>
         <w:rPr>
           <w:rFonts w:eastAsia="Times New Roman" w:cs="Times New Roman"/>
@@ -3958,7 +3803,7 @@
         </w:rPr>
         <w:t xml:space="preserve">    </w:t>
       </w:r>
-      <w:bookmarkStart w:id="16" w:name="_Toc230694660"/>
+      <w:bookmarkStart w:id="16" w:name="_Toc230862066"/>
       <w:r>
         <w:rPr>
           <w:rFonts w:eastAsia="Times New Roman"/>
@@ -4009,7 +3854,7 @@
         </w:rPr>
         <w:t xml:space="preserve">    </w:t>
       </w:r>
-      <w:bookmarkStart w:id="17" w:name="_Toc230694661"/>
+      <w:bookmarkStart w:id="17" w:name="_Toc230862067"/>
       <w:r>
         <w:rPr>
           <w:rFonts w:eastAsia="Times New Roman"/>
@@ -4062,7 +3907,7 @@
         <w:lastRenderedPageBreak/>
         <w:t xml:space="preserve">    </w:t>
       </w:r>
-      <w:bookmarkStart w:id="18" w:name="_Toc230694662"/>
+      <w:bookmarkStart w:id="18" w:name="_Toc230862068"/>
       <w:r>
         <w:rPr>
           <w:rFonts w:eastAsia="Times New Roman"/>
@@ -4107,7 +3952,7 @@
         </w:rPr>
         <w:t xml:space="preserve">    </w:t>
       </w:r>
-      <w:bookmarkStart w:id="19" w:name="_Toc230694663"/>
+      <w:bookmarkStart w:id="19" w:name="_Toc230862069"/>
       <w:r>
         <w:rPr>
           <w:rFonts w:eastAsia="Times New Roman"/>
@@ -4152,51 +3997,34 @@
     <w:p>
       <w:pPr>
         <w:pStyle w:val="Titre2"/>
-        <w:numPr>
-          <w:ilvl w:val="1"/>
-          <w:numId w:val="11"/>
-        </w:numPr>
-      </w:pPr>
-      <w:bookmarkStart w:id="20" w:name="_Toc230694664"/>
-      <w:r>
+      </w:pPr>
+      <w:bookmarkStart w:id="20" w:name="_Toc230862070"/>
+      <w:r>
+        <w:rPr>
+          <w:noProof/>
+        </w:rPr>
         <w:lastRenderedPageBreak/>
-        <w:t>Schéma électrique (partie Alimentation)</w:t>
-      </w:r>
-      <w:r>
-        <w:t> :</w:t>
-      </w:r>
-      <w:bookmarkEnd w:id="20"/>
-    </w:p>
-    <w:p/>
-    <w:p/>
-    <w:p/>
-    <w:p/>
-    <w:p>
-      <w:r>
-        <w:rPr>
-          <w:noProof/>
-        </w:rPr>
         <w:drawing>
-          <wp:anchor distT="0" distB="0" distL="114300" distR="114300" simplePos="0" relativeHeight="251662336" behindDoc="1" locked="0" layoutInCell="1" allowOverlap="1" wp14:anchorId="2E39D9C2" wp14:editId="3263C185">
+          <wp:anchor distT="0" distB="0" distL="114300" distR="114300" simplePos="0" relativeHeight="251706368" behindDoc="0" locked="0" layoutInCell="1" allowOverlap="1" wp14:anchorId="156B7557" wp14:editId="2313D446">
             <wp:simplePos x="0" y="0"/>
             <wp:positionH relativeFrom="margin">
-              <wp:posOffset>-1129665</wp:posOffset>
+              <wp:align>center</wp:align>
             </wp:positionH>
             <wp:positionV relativeFrom="paragraph">
-              <wp:posOffset>285115</wp:posOffset>
+              <wp:posOffset>342265</wp:posOffset>
             </wp:positionV>
-            <wp:extent cx="7378065" cy="4724400"/>
-            <wp:effectExtent l="0" t="6667" r="6667" b="6668"/>
-            <wp:wrapTight wrapText="bothSides">
+            <wp:extent cx="2185670" cy="3834130"/>
+            <wp:effectExtent l="0" t="5080" r="0" b="0"/>
+            <wp:wrapThrough wrapText="bothSides">
               <wp:wrapPolygon edited="0">
-                <wp:start x="21620" y="30"/>
-                <wp:lineTo x="36" y="30"/>
-                <wp:lineTo x="36" y="21543"/>
-                <wp:lineTo x="21620" y="21543"/>
-                <wp:lineTo x="21620" y="30"/>
+                <wp:start x="-50" y="21571"/>
+                <wp:lineTo x="21412" y="21571"/>
+                <wp:lineTo x="21412" y="107"/>
+                <wp:lineTo x="-50" y="107"/>
+                <wp:lineTo x="-50" y="21571"/>
               </wp:wrapPolygon>
-            </wp:wrapTight>
-            <wp:docPr id="506250560" name="Image 1"/>
+            </wp:wrapThrough>
+            <wp:docPr id="1165805747" name="Image 1"/>
             <wp:cNvGraphicFramePr>
               <a:graphicFrameLocks xmlns:a="http://schemas.openxmlformats.org/drawingml/2006/main" noChangeAspect="1"/>
             </wp:cNvGraphicFramePr>
@@ -4204,7 +4032,7 @@
               <a:graphicData uri="http://schemas.openxmlformats.org/drawingml/2006/picture">
                 <pic:pic xmlns:pic="http://schemas.openxmlformats.org/drawingml/2006/picture">
                   <pic:nvPicPr>
-                    <pic:cNvPr id="506250560" name=""/>
+                    <pic:cNvPr id="1165805747" name=""/>
                     <pic:cNvPicPr/>
                   </pic:nvPicPr>
                   <pic:blipFill>
@@ -4220,9 +4048,9 @@
                     </a:stretch>
                   </pic:blipFill>
                   <pic:spPr>
-                    <a:xfrm rot="16200000">
+                    <a:xfrm rot="5400000">
                       <a:off x="0" y="0"/>
-                      <a:ext cx="7378065" cy="4724400"/>
+                      <a:ext cx="2185670" cy="3834130"/>
                     </a:xfrm>
                     <a:prstGeom prst="rect">
                       <a:avLst/>
@@ -4240,20 +4068,246 @@
           </wp:anchor>
         </w:drawing>
       </w:r>
+      <w:r>
+        <w:t xml:space="preserve">4.2. </w:t>
+      </w:r>
+      <w:r>
+        <w:t>Schéma électrique (partie Alimentation)</w:t>
+      </w:r>
+      <w:r>
+        <w:t> :</w:t>
+      </w:r>
+      <w:bookmarkEnd w:id="20"/>
+      <w:r>
+        <w:rPr>
+          <w:noProof/>
+        </w:rPr>
+        <w:t xml:space="preserve"> </w:t>
+      </w:r>
     </w:p>
     <w:p/>
     <w:p/>
     <w:p/>
-    <w:p>
+    <w:p/>
+    <w:p/>
+    <w:p/>
+    <w:p/>
+    <w:p/>
+    <w:p>
+      <w:r>
+        <w:drawing>
+          <wp:anchor distT="0" distB="0" distL="114300" distR="114300" simplePos="0" relativeHeight="251705344" behindDoc="0" locked="0" layoutInCell="1" allowOverlap="1" wp14:anchorId="7DC2324D" wp14:editId="2342884F">
+            <wp:simplePos x="0" y="0"/>
+            <wp:positionH relativeFrom="margin">
+              <wp:align>center</wp:align>
+            </wp:positionH>
+            <wp:positionV relativeFrom="paragraph">
+              <wp:posOffset>1050290</wp:posOffset>
+            </wp:positionV>
+            <wp:extent cx="2067560" cy="4040505"/>
+            <wp:effectExtent l="4127" t="0" r="0" b="0"/>
+            <wp:wrapThrough wrapText="bothSides">
+              <wp:wrapPolygon edited="0">
+                <wp:start x="43" y="21622"/>
+                <wp:lineTo x="21338" y="21622"/>
+                <wp:lineTo x="21338" y="134"/>
+                <wp:lineTo x="43" y="134"/>
+                <wp:lineTo x="43" y="21622"/>
+              </wp:wrapPolygon>
+            </wp:wrapThrough>
+            <wp:docPr id="5714313" name="Image 1"/>
+            <wp:cNvGraphicFramePr>
+              <a:graphicFrameLocks xmlns:a="http://schemas.openxmlformats.org/drawingml/2006/main" noChangeAspect="1"/>
+            </wp:cNvGraphicFramePr>
+            <a:graphic xmlns:a="http://schemas.openxmlformats.org/drawingml/2006/main">
+              <a:graphicData uri="http://schemas.openxmlformats.org/drawingml/2006/picture">
+                <pic:pic xmlns:pic="http://schemas.openxmlformats.org/drawingml/2006/picture">
+                  <pic:nvPicPr>
+                    <pic:cNvPr id="5714313" name=""/>
+                    <pic:cNvPicPr/>
+                  </pic:nvPicPr>
+                  <pic:blipFill>
+                    <a:blip r:embed="rId20">
+                      <a:extLst>
+                        <a:ext uri="{28A0092B-C50C-407E-A947-70E740481C1C}">
+                          <a14:useLocalDpi xmlns:a14="http://schemas.microsoft.com/office/drawing/2010/main" val="0"/>
+                        </a:ext>
+                      </a:extLst>
+                    </a:blip>
+                    <a:stretch>
+                      <a:fillRect/>
+                    </a:stretch>
+                  </pic:blipFill>
+                  <pic:spPr>
+                    <a:xfrm rot="5400000">
+                      <a:off x="0" y="0"/>
+                      <a:ext cx="2067560" cy="4040505"/>
+                    </a:xfrm>
+                    <a:prstGeom prst="rect">
+                      <a:avLst/>
+                    </a:prstGeom>
+                  </pic:spPr>
+                </pic:pic>
+              </a:graphicData>
+            </a:graphic>
+            <wp14:sizeRelH relativeFrom="margin">
+              <wp14:pctWidth>0</wp14:pctWidth>
+            </wp14:sizeRelH>
+            <wp14:sizeRelV relativeFrom="margin">
+              <wp14:pctHeight>0</wp14:pctHeight>
+            </wp14:sizeRelV>
+          </wp:anchor>
+        </w:drawing>
+      </w:r>
       <w:r>
         <w:br w:type="page"/>
       </w:r>
+      <w:r>
+        <w:rPr>
+          <w:noProof/>
+        </w:rPr>
+        <w:lastRenderedPageBreak/>
+        <w:drawing>
+          <wp:anchor distT="0" distB="0" distL="114300" distR="114300" simplePos="0" relativeHeight="251708416" behindDoc="0" locked="0" layoutInCell="1" allowOverlap="1" wp14:anchorId="33C8FEB6" wp14:editId="3D75ADEE">
+            <wp:simplePos x="0" y="0"/>
+            <wp:positionH relativeFrom="margin">
+              <wp:align>center</wp:align>
+            </wp:positionH>
+            <wp:positionV relativeFrom="paragraph">
+              <wp:posOffset>-58420</wp:posOffset>
+            </wp:positionV>
+            <wp:extent cx="2581910" cy="3220720"/>
+            <wp:effectExtent l="4445" t="0" r="0" b="0"/>
+            <wp:wrapThrough wrapText="bothSides">
+              <wp:wrapPolygon edited="0">
+                <wp:start x="37" y="21630"/>
+                <wp:lineTo x="21393" y="21630"/>
+                <wp:lineTo x="21393" y="166"/>
+                <wp:lineTo x="37" y="166"/>
+                <wp:lineTo x="37" y="21630"/>
+              </wp:wrapPolygon>
+            </wp:wrapThrough>
+            <wp:docPr id="569563731" name="Image 1"/>
+            <wp:cNvGraphicFramePr>
+              <a:graphicFrameLocks xmlns:a="http://schemas.openxmlformats.org/drawingml/2006/main" noChangeAspect="1"/>
+            </wp:cNvGraphicFramePr>
+            <a:graphic xmlns:a="http://schemas.openxmlformats.org/drawingml/2006/main">
+              <a:graphicData uri="http://schemas.openxmlformats.org/drawingml/2006/picture">
+                <pic:pic xmlns:pic="http://schemas.openxmlformats.org/drawingml/2006/picture">
+                  <pic:nvPicPr>
+                    <pic:cNvPr id="569563731" name=""/>
+                    <pic:cNvPicPr/>
+                  </pic:nvPicPr>
+                  <pic:blipFill>
+                    <a:blip r:embed="rId21">
+                      <a:extLst>
+                        <a:ext uri="{28A0092B-C50C-407E-A947-70E740481C1C}">
+                          <a14:useLocalDpi xmlns:a14="http://schemas.microsoft.com/office/drawing/2010/main" val="0"/>
+                        </a:ext>
+                      </a:extLst>
+                    </a:blip>
+                    <a:stretch>
+                      <a:fillRect/>
+                    </a:stretch>
+                  </pic:blipFill>
+                  <pic:spPr>
+                    <a:xfrm rot="5400000">
+                      <a:off x="0" y="0"/>
+                      <a:ext cx="2581910" cy="3220720"/>
+                    </a:xfrm>
+                    <a:prstGeom prst="rect">
+                      <a:avLst/>
+                    </a:prstGeom>
+                  </pic:spPr>
+                </pic:pic>
+              </a:graphicData>
+            </a:graphic>
+            <wp14:sizeRelH relativeFrom="margin">
+              <wp14:pctWidth>0</wp14:pctWidth>
+            </wp14:sizeRelH>
+            <wp14:sizeRelV relativeFrom="margin">
+              <wp14:pctHeight>0</wp14:pctHeight>
+            </wp14:sizeRelV>
+          </wp:anchor>
+        </w:drawing>
+      </w:r>
+      <w:r>
+        <w:rPr>
+          <w:noProof/>
+        </w:rPr>
+        <w:drawing>
+          <wp:anchor distT="0" distB="0" distL="114300" distR="114300" simplePos="0" relativeHeight="251707392" behindDoc="0" locked="0" layoutInCell="1" allowOverlap="1" wp14:anchorId="7BB373EB" wp14:editId="138D23AC">
+            <wp:simplePos x="0" y="0"/>
+            <wp:positionH relativeFrom="margin">
+              <wp:align>center</wp:align>
+            </wp:positionH>
+            <wp:positionV relativeFrom="paragraph">
+              <wp:posOffset>3966845</wp:posOffset>
+            </wp:positionV>
+            <wp:extent cx="2933700" cy="4639945"/>
+            <wp:effectExtent l="4127" t="0" r="4128" b="4127"/>
+            <wp:wrapThrough wrapText="bothSides">
+              <wp:wrapPolygon edited="0">
+                <wp:start x="30" y="21619"/>
+                <wp:lineTo x="21490" y="21619"/>
+                <wp:lineTo x="21490" y="69"/>
+                <wp:lineTo x="30" y="69"/>
+                <wp:lineTo x="30" y="21619"/>
+              </wp:wrapPolygon>
+            </wp:wrapThrough>
+            <wp:docPr id="393264902" name="Image 1"/>
+            <wp:cNvGraphicFramePr>
+              <a:graphicFrameLocks xmlns:a="http://schemas.openxmlformats.org/drawingml/2006/main" noChangeAspect="1"/>
+            </wp:cNvGraphicFramePr>
+            <a:graphic xmlns:a="http://schemas.openxmlformats.org/drawingml/2006/main">
+              <a:graphicData uri="http://schemas.openxmlformats.org/drawingml/2006/picture">
+                <pic:pic xmlns:pic="http://schemas.openxmlformats.org/drawingml/2006/picture">
+                  <pic:nvPicPr>
+                    <pic:cNvPr id="393264902" name=""/>
+                    <pic:cNvPicPr/>
+                  </pic:nvPicPr>
+                  <pic:blipFill>
+                    <a:blip r:embed="rId22">
+                      <a:extLst>
+                        <a:ext uri="{28A0092B-C50C-407E-A947-70E740481C1C}">
+                          <a14:useLocalDpi xmlns:a14="http://schemas.microsoft.com/office/drawing/2010/main" val="0"/>
+                        </a:ext>
+                      </a:extLst>
+                    </a:blip>
+                    <a:stretch>
+                      <a:fillRect/>
+                    </a:stretch>
+                  </pic:blipFill>
+                  <pic:spPr>
+                    <a:xfrm rot="5400000">
+                      <a:off x="0" y="0"/>
+                      <a:ext cx="2933700" cy="4639945"/>
+                    </a:xfrm>
+                    <a:prstGeom prst="rect">
+                      <a:avLst/>
+                    </a:prstGeom>
+                  </pic:spPr>
+                </pic:pic>
+              </a:graphicData>
+            </a:graphic>
+            <wp14:sizeRelH relativeFrom="margin">
+              <wp14:pctWidth>0</wp14:pctWidth>
+            </wp14:sizeRelH>
+            <wp14:sizeRelV relativeFrom="margin">
+              <wp14:pctHeight>0</wp14:pctHeight>
+            </wp14:sizeRelV>
+          </wp:anchor>
+        </w:drawing>
+      </w:r>
+      <w:r>
+        <w:br w:type="page"/>
+      </w:r>
     </w:p>
     <w:p>
       <w:pPr>
         <w:pStyle w:val="Titre2"/>
       </w:pPr>
-      <w:bookmarkStart w:id="21" w:name="_Toc230694665"/>
+      <w:bookmarkStart w:id="21" w:name="_Toc230862071"/>
       <w:r>
         <w:rPr>
           <w:noProof/>
@@ -4291,7 +4345,7 @@
                     <pic:cNvPicPr/>
                   </pic:nvPicPr>
                   <pic:blipFill>
-                    <a:blip r:embed="rId20">
+                    <a:blip r:embed="rId23">
                       <a:extLst>
                         <a:ext uri="{28A0092B-C50C-407E-A947-70E740481C1C}">
                           <a14:useLocalDpi xmlns:a14="http://schemas.microsoft.com/office/drawing/2010/main" val="0"/>
@@ -4359,7 +4413,7 @@
                     <pic:cNvPicPr/>
                   </pic:nvPicPr>
                   <pic:blipFill>
-                    <a:blip r:embed="rId21">
+                    <a:blip r:embed="rId24">
                       <a:extLst>
                         <a:ext uri="{28A0092B-C50C-407E-A947-70E740481C1C}">
                           <a14:useLocalDpi xmlns:a14="http://schemas.microsoft.com/office/drawing/2010/main" val="0"/>
@@ -4415,7 +4469,7 @@
       <w:pPr>
         <w:pStyle w:val="Titre2"/>
       </w:pPr>
-      <w:bookmarkStart w:id="22" w:name="_Toc230694666"/>
+      <w:bookmarkStart w:id="22" w:name="_Toc230862072"/>
       <w:r>
         <w:rPr>
           <w:noProof/>
@@ -4453,7 +4507,7 @@
                     <pic:cNvPicPr/>
                   </pic:nvPicPr>
                   <pic:blipFill>
-                    <a:blip r:embed="rId22">
+                    <a:blip r:embed="rId25">
                       <a:extLst>
                         <a:ext uri="{28A0092B-C50C-407E-A947-70E740481C1C}">
                           <a14:useLocalDpi xmlns:a14="http://schemas.microsoft.com/office/drawing/2010/main" val="0"/>
@@ -4514,29 +4568,29 @@
       <w:pPr>
         <w:pStyle w:val="Titre2"/>
       </w:pPr>
-      <w:bookmarkStart w:id="23" w:name="_Toc230694667"/>
+      <w:bookmarkStart w:id="23" w:name="_Toc230862073"/>
       <w:r>
         <w:rPr>
           <w:noProof/>
         </w:rPr>
         <w:lastRenderedPageBreak/>
         <w:drawing>
-          <wp:anchor distT="0" distB="0" distL="114300" distR="114300" simplePos="0" relativeHeight="251664384" behindDoc="1" locked="0" layoutInCell="1" allowOverlap="1" wp14:anchorId="597271EB" wp14:editId="05B22148">
+          <wp:anchor distT="0" distB="0" distL="114300" distR="114300" simplePos="0" relativeHeight="251664384" behindDoc="1" locked="0" layoutInCell="1" allowOverlap="1" wp14:anchorId="597271EB" wp14:editId="5AF81FD5">
             <wp:simplePos x="0" y="0"/>
             <wp:positionH relativeFrom="margin">
-              <wp:align>center</wp:align>
+              <wp:posOffset>370840</wp:posOffset>
             </wp:positionH>
             <wp:positionV relativeFrom="paragraph">
-              <wp:posOffset>308829</wp:posOffset>
+              <wp:posOffset>311150</wp:posOffset>
             </wp:positionV>
-            <wp:extent cx="5018405" cy="4175125"/>
-            <wp:effectExtent l="0" t="0" r="0" b="0"/>
+            <wp:extent cx="4924425" cy="4096385"/>
+            <wp:effectExtent l="0" t="0" r="9525" b="0"/>
             <wp:wrapTight wrapText="bothSides">
               <wp:wrapPolygon edited="0">
                 <wp:start x="0" y="0"/>
-                <wp:lineTo x="0" y="21485"/>
-                <wp:lineTo x="21482" y="21485"/>
-                <wp:lineTo x="21482" y="0"/>
+                <wp:lineTo x="0" y="21496"/>
+                <wp:lineTo x="21558" y="21496"/>
+                <wp:lineTo x="21558" y="0"/>
                 <wp:lineTo x="0" y="0"/>
               </wp:wrapPolygon>
             </wp:wrapTight>
@@ -4552,7 +4606,7 @@
                     <pic:cNvPicPr/>
                   </pic:nvPicPr>
                   <pic:blipFill>
-                    <a:blip r:embed="rId23">
+                    <a:blip r:embed="rId26">
                       <a:extLst>
                         <a:ext uri="{28A0092B-C50C-407E-A947-70E740481C1C}">
                           <a14:useLocalDpi xmlns:a14="http://schemas.microsoft.com/office/drawing/2010/main" val="0"/>
@@ -4566,7 +4620,7 @@
                   <pic:spPr>
                     <a:xfrm>
                       <a:off x="0" y="0"/>
-                      <a:ext cx="5018405" cy="4175125"/>
+                      <a:ext cx="4924425" cy="4096385"/>
                     </a:xfrm>
                     <a:prstGeom prst="rect">
                       <a:avLst/>
@@ -4585,32 +4639,17 @@
         </w:drawing>
       </w:r>
       <w:r>
-        <w:t>4.</w:t>
-      </w:r>
-      <w:r>
-        <w:t>10</w:t>
-      </w:r>
-      <w:r>
-        <w:t xml:space="preserve">. </w:t>
-      </w:r>
-      <w:r>
-        <w:t>Mon routage final :</w:t>
-      </w:r>
-      <w:bookmarkEnd w:id="23"/>
-    </w:p>
-    <w:p>
-      <w:r>
         <w:rPr>
           <w:noProof/>
         </w:rPr>
         <w:drawing>
-          <wp:anchor distT="0" distB="0" distL="114300" distR="114300" simplePos="0" relativeHeight="251677696" behindDoc="1" locked="0" layoutInCell="1" allowOverlap="1" wp14:anchorId="74FC9E8B" wp14:editId="374DD881">
+          <wp:anchor distT="0" distB="0" distL="114300" distR="114300" simplePos="0" relativeHeight="251677696" behindDoc="1" locked="0" layoutInCell="1" allowOverlap="1" wp14:anchorId="74FC9E8B" wp14:editId="2FC8B21A">
             <wp:simplePos x="0" y="0"/>
             <wp:positionH relativeFrom="margin">
               <wp:align>center</wp:align>
             </wp:positionH>
             <wp:positionV relativeFrom="paragraph">
-              <wp:posOffset>4604385</wp:posOffset>
+              <wp:posOffset>4418363</wp:posOffset>
             </wp:positionV>
             <wp:extent cx="4967605" cy="4177030"/>
             <wp:effectExtent l="0" t="0" r="4445" b="0"/>
@@ -4635,7 +4674,7 @@
                     <pic:cNvPicPr/>
                   </pic:nvPicPr>
                   <pic:blipFill>
-                    <a:blip r:embed="rId24">
+                    <a:blip r:embed="rId27">
                       <a:extLst>
                         <a:ext uri="{28A0092B-C50C-407E-A947-70E740481C1C}">
                           <a14:useLocalDpi xmlns:a14="http://schemas.microsoft.com/office/drawing/2010/main" val="0"/>
@@ -4668,43 +4707,74 @@
         </w:drawing>
       </w:r>
       <w:r>
+        <w:t>4.</w:t>
+      </w:r>
+      <w:r>
+        <w:t>5</w:t>
+      </w:r>
+      <w:r>
+        <w:t xml:space="preserve">. </w:t>
+      </w:r>
+      <w:r>
+        <w:t>Mon routage :</w:t>
+      </w:r>
+      <w:bookmarkEnd w:id="23"/>
+      <w:r>
         <w:br w:type="page"/>
       </w:r>
     </w:p>
     <w:p>
       <w:pPr>
         <w:pStyle w:val="Titre1"/>
-        <w:numPr>
-          <w:ilvl w:val="0"/>
-          <w:numId w:val="11"/>
-        </w:numPr>
-        <w:rPr>
-          <w:b/>
-          <w:bCs/>
-          <w:u w:val="single"/>
-        </w:rPr>
-      </w:pPr>
-      <w:bookmarkStart w:id="24" w:name="_Toc230694668"/>
-      <w:r>
-        <w:rPr>
-          <w:b/>
-          <w:bCs/>
-          <w:u w:val="single"/>
-        </w:rPr>
+      </w:pPr>
+      <w:bookmarkStart w:id="24" w:name="_Toc230862074"/>
+      <w:r>
         <w:lastRenderedPageBreak/>
+        <w:t>5.</w:t>
+      </w:r>
+      <w:r>
+        <w:t xml:space="preserve"> </w:t>
+      </w:r>
+      <w:r>
         <w:t>Assemblage de la carte</w:t>
       </w:r>
       <w:bookmarkEnd w:id="24"/>
     </w:p>
     <w:p>
       <w:r>
-        <w:t>Grâce aux installations de la licence CPSE, on a pu assembler la carte dans des conditions vraiment proches d’un environnement professionnel.  On a commencé par poser le pochoir métallique sur la carte et étaler la pâte à braser à la raclette. Le pochoir est percé exactement aux endroits où se trouvent les pastilles, donc la pâte se dépose uniquement là où il faut. Il faut porter des gants pour cette étape parce que la pâte est irritante au contact de la peau. Une fois le pochoir retiré, on peut voir les petits dépôts de pâte sur chaque pastille.  Ensuite on a posé les composants. Les petits composants passifs comme les résistances et condensateurs ont été placés à la placeuse manuelle, qui fonctionne par aspiration. Pour les composants plus gros et plus précis comme l’ESP32, on est passé à la placeuse automatique (</w:t>
+        <w:t xml:space="preserve">Grâce aux installations de la licence CPSE, on a pu assembler la carte dans des conditions vraiment proches d’un environnement professionnel. </w:t>
+      </w:r>
+    </w:p>
+    <w:p>
+      <w:r>
+        <w:t xml:space="preserve"> On a commencé par poser le pochoir métallique sur la carte et étaler la pâte à braser à la raclette. Le pochoir est percé exactement aux endroits où se trouvent les pastilles, donc la pâte se dépose uniquement là où il faut. Il faut porter des gants pour cette étape parce que la pâte est irritante au contact de la peau. Une fois le pochoir retiré, on peut voir les petits dépôts de pâte sur chaque pastille.  </w:t>
+      </w:r>
+    </w:p>
+    <w:p>
+      <w:r>
+        <w:t>Ensuite on a posé les composants. Les petits composants passifs comme les résistances et condensateurs ont été placés à la placeuse manuelle, qui fonctionne par aspiration. Pour les composants plus gros et plus précis comme l’ESP32, on est passé à la placeuse automatique (</w:t>
       </w:r>
       <w:r>
         <w:t>Pick</w:t>
       </w:r>
       <w:r>
-        <w:t xml:space="preserve"> and place) qui va chercher chaque composant dans sa bobine et le pose avec une précision qu’on ne pourrait pas avoir à la main.  Une fois tous les composants en place, on a glissé la carte dans le four de refusion. Le four monte en température selon un profil précis : d’abord une montée progressive pour activer le flux de la pâte, puis un pic de température qui fait fondre l’alliage et crée les soudures, et enfin un refroidissement contrôlé. À la sortie du four, on a inspecté toutes les soudures à la loupe pour vérifier qu’il n’y avait pas de ponts entre les broches ni de soudures froides, et on a fait des tests de continuité au multimètre sur les connexions importantes.  Après avoir vérifié que la carte ne consommait rien d’anormal à la mise sous tension, on a flashé </w:t>
+        <w:t xml:space="preserve"> and place) qui va chercher chaque composant </w:t>
+      </w:r>
+      <w:r>
+        <w:t xml:space="preserve">placé au préalable a la main puis ajuster avec la machine </w:t>
+      </w:r>
+      <w:r>
+        <w:t xml:space="preserve">et le pose avec une précision qu’on ne pourrait pas avoir à la main. </w:t>
+      </w:r>
+    </w:p>
+    <w:p>
+      <w:r>
+        <w:t>Une fois tous les composants en place, on a glissé la carte dans le four de refusion. Le four monte en température selon un profil précis : d’abord une montée progressive pour activer le flux de la pâte, puis un pic de température qui fait fondre l’alliage et crée les soudures, et enfin un refroidissement contrôlé.</w:t>
+      </w:r>
+    </w:p>
+    <w:p>
+      <w:r>
+        <w:t xml:space="preserve">À la sortie du four, on a inspecté toutes les soudures à la loupe pour vérifier qu’il n’y avait pas de ponts entre les broches ni de soudures froides, et on a fait des tests de continuité au multimètre sur les connexions importantes.  Après avoir vérifié que la carte ne consommait rien d’anormal à la mise sous tension, on a flashé </w:t>
       </w:r>
       <w:r>
         <w:t>Micro-Python</w:t>
@@ -4731,60 +4801,53 @@
     <w:p>
       <w:pPr>
         <w:pStyle w:val="Titre1"/>
-        <w:numPr>
-          <w:ilvl w:val="0"/>
-          <w:numId w:val="4"/>
-        </w:numPr>
-        <w:rPr>
-          <w:b/>
-          <w:bCs/>
-          <w:u w:val="single"/>
-        </w:rPr>
-      </w:pPr>
-      <w:bookmarkStart w:id="25" w:name="_Toc230694669"/>
-      <w:r>
-        <w:rPr>
-          <w:b/>
-          <w:bCs/>
-          <w:u w:val="single"/>
-        </w:rPr>
+      </w:pPr>
+      <w:bookmarkStart w:id="25" w:name="_Toc230862075"/>
+      <w:r>
         <w:lastRenderedPageBreak/>
+        <w:t>6.</w:t>
+      </w:r>
+      <w:r>
+        <w:t xml:space="preserve"> </w:t>
+      </w:r>
+      <w:r>
+        <w:t>Problèmes rencontrés</w:t>
+      </w:r>
+      <w:bookmarkEnd w:id="25"/>
+      <w:r>
+        <w:br w:type="page"/>
+      </w:r>
+    </w:p>
+    <w:p>
+      <w:pPr>
+        <w:pStyle w:val="Titre1"/>
+      </w:pPr>
+      <w:bookmarkStart w:id="26" w:name="_Toc230862076"/>
+      <w:r>
+        <w:lastRenderedPageBreak/>
+        <w:t xml:space="preserve">7. </w:t>
+      </w:r>
+      <w:r>
         <w:t>Conclusion</w:t>
       </w:r>
-      <w:bookmarkEnd w:id="25"/>
-      <w:r>
-        <w:rPr>
-          <w:b/>
-          <w:bCs/>
-          <w:u w:val="single"/>
-        </w:rPr>
+      <w:bookmarkEnd w:id="26"/>
+      <w:r>
         <w:br w:type="page"/>
       </w:r>
     </w:p>
     <w:p>
       <w:pPr>
         <w:pStyle w:val="Titre1"/>
-        <w:numPr>
-          <w:ilvl w:val="0"/>
-          <w:numId w:val="4"/>
-        </w:numPr>
-        <w:rPr>
-          <w:b/>
-          <w:bCs/>
-          <w:u w:val="single"/>
-        </w:rPr>
-      </w:pPr>
-      <w:bookmarkStart w:id="26" w:name="_Toc230694670"/>
-      <w:r>
-        <w:rPr>
-          <w:b/>
-          <w:bCs/>
-          <w:u w:val="single"/>
-        </w:rPr>
+      </w:pPr>
+      <w:bookmarkStart w:id="27" w:name="_Toc230862077"/>
+      <w:r>
         <w:lastRenderedPageBreak/>
+        <w:t xml:space="preserve">8. </w:t>
+      </w:r>
+      <w:r>
         <w:t>Annexes</w:t>
       </w:r>
-      <w:bookmarkEnd w:id="26"/>
+      <w:bookmarkEnd w:id="27"/>
     </w:p>
     <w:p/>
     <w:p>
@@ -4827,7 +4890,7 @@
                     <pic:cNvPicPr/>
                   </pic:nvPicPr>
                   <pic:blipFill>
-                    <a:blip r:embed="rId25" cstate="print">
+                    <a:blip r:embed="rId28" cstate="print">
                       <a:extLst>
                         <a:ext uri="{28A0092B-C50C-407E-A947-70E740481C1C}">
                           <a14:useLocalDpi xmlns:a14="http://schemas.microsoft.com/office/drawing/2010/main" val="0"/>
@@ -4897,7 +4960,7 @@
                     <pic:cNvPicPr/>
                   </pic:nvPicPr>
                   <pic:blipFill>
-                    <a:blip r:embed="rId26" cstate="print">
+                    <a:blip r:embed="rId29" cstate="print">
                       <a:extLst>
                         <a:ext uri="{28A0092B-C50C-407E-A947-70E740481C1C}">
                           <a14:useLocalDpi xmlns:a14="http://schemas.microsoft.com/office/drawing/2010/main" val="0"/>
@@ -5112,23 +5175,7 @@
                                 <w:i/>
                                 <w:iCs/>
                               </w:rPr>
-                              <w:t xml:space="preserve">Pose de la </w:t>
-                            </w:r>
-                            <w:proofErr w:type="spellStart"/>
-                            <w:r>
-                              <w:rPr>
-                                <w:i/>
-                                <w:iCs/>
-                              </w:rPr>
-                              <w:t>pate</w:t>
-                            </w:r>
-                            <w:proofErr w:type="spellEnd"/>
-                            <w:r>
-                              <w:rPr>
-                                <w:i/>
-                                <w:iCs/>
-                              </w:rPr>
-                              <w:t xml:space="preserve"> a braser sur le pochoir</w:t>
+                              <w:t>Pose de la pate a braser sur le pochoir</w:t>
                             </w:r>
                           </w:p>
                         </w:txbxContent>
@@ -5169,23 +5216,7 @@
                           <w:i/>
                           <w:iCs/>
                         </w:rPr>
-                        <w:t xml:space="preserve">Pose de la </w:t>
-                      </w:r>
-                      <w:proofErr w:type="spellStart"/>
-                      <w:r>
-                        <w:rPr>
-                          <w:i/>
-                          <w:iCs/>
-                        </w:rPr>
-                        <w:t>pate</w:t>
-                      </w:r>
-                      <w:proofErr w:type="spellEnd"/>
-                      <w:r>
-                        <w:rPr>
-                          <w:i/>
-                          <w:iCs/>
-                        </w:rPr>
-                        <w:t xml:space="preserve"> a braser sur le pochoir</w:t>
+                        <w:t>Pose de la pate a braser sur le pochoir</w:t>
                       </w:r>
                     </w:p>
                   </w:txbxContent>
@@ -5243,7 +5274,7 @@
                     <pic:cNvPicPr/>
                   </pic:nvPicPr>
                   <pic:blipFill>
-                    <a:blip r:embed="rId27">
+                    <a:blip r:embed="rId30">
                       <a:extLst>
                         <a:ext uri="{28A0092B-C50C-407E-A947-70E740481C1C}">
                           <a14:useLocalDpi xmlns:a14="http://schemas.microsoft.com/office/drawing/2010/main" val="0"/>
@@ -5308,7 +5339,7 @@
                     <pic:cNvPicPr/>
                   </pic:nvPicPr>
                   <pic:blipFill>
-                    <a:blip r:embed="rId28" cstate="print">
+                    <a:blip r:embed="rId31" cstate="print">
                       <a:extLst>
                         <a:ext uri="{28A0092B-C50C-407E-A947-70E740481C1C}">
                           <a14:useLocalDpi xmlns:a14="http://schemas.microsoft.com/office/drawing/2010/main" val="0"/>
@@ -5628,7 +5659,7 @@
         <mc:AlternateContent>
           <mc:Choice Requires="wpg">
             <w:drawing>
-              <wp:anchor distT="0" distB="0" distL="114300" distR="114300" simplePos="0" relativeHeight="251688960" behindDoc="0" locked="0" layoutInCell="1" allowOverlap="1" wp14:anchorId="3CD5F9A7" wp14:editId="2E28D445">
+              <wp:anchor distT="0" distB="0" distL="114300" distR="114300" simplePos="0" relativeHeight="251688960" behindDoc="0" locked="0" layoutInCell="1" allowOverlap="1" wp14:anchorId="3CD5F9A7" wp14:editId="15AD5978">
                 <wp:simplePos x="0" y="0"/>
                 <wp:positionH relativeFrom="column">
                   <wp:posOffset>109402</wp:posOffset>
@@ -5661,7 +5692,7 @@
                           </pic:cNvPicPr>
                         </pic:nvPicPr>
                         <pic:blipFill>
-                          <a:blip r:embed="rId29" cstate="print">
+                          <a:blip r:embed="rId32" cstate="print">
                             <a:extLst>
                               <a:ext uri="{28A0092B-C50C-407E-A947-70E740481C1C}">
                                 <a14:useLocalDpi xmlns:a14="http://schemas.microsoft.com/office/drawing/2010/main" val="0"/>
@@ -5765,7 +5796,7 @@
                   <o:lock v:ext="edit" aspectratio="t"/>
                 </v:shapetype>
                 <v:shape id="Image 2" o:spid="_x0000_s1031" type="#_x0000_t75" style="position:absolute;width:24504;height:32689;visibility:visible;mso-wrap-style:square" o:gfxdata="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">
-                  <v:imagedata r:id="rId30" o:title=""/>
+                  <v:imagedata r:id="rId33" o:title=""/>
                 </v:shape>
                 <v:shape id="Zone de texte 9" o:spid="_x0000_s1032" type="#_x0000_t202" style="position:absolute;left:118;top:32775;width:24368;height:5050;visibility:visible;mso-wrap-style:square;v-text-anchor:top" o:gfxdata="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" fillcolor="white [3201]" strokeweight=".5pt">
                   <v:textbox>
@@ -5844,7 +5875,7 @@
                           </pic:cNvPicPr>
                         </pic:nvPicPr>
                         <pic:blipFill rotWithShape="1">
-                          <a:blip r:embed="rId31">
+                          <a:blip r:embed="rId34">
                             <a:extLst>
                               <a:ext uri="{28A0092B-C50C-407E-A947-70E740481C1C}">
                                 <a14:useLocalDpi xmlns:a14="http://schemas.microsoft.com/office/drawing/2010/main" val="0"/>
@@ -5931,7 +5962,7 @@
             <w:pict>
               <v:group w14:anchorId="2FF7EE1B" id="Groupe 14" o:spid="_x0000_s1033" style="position:absolute;margin-left:248.9pt;margin-top:2.55pt;width:220.8pt;height:195.4pt;z-index:251685888" coordsize="28046,24817" o:gfxdata="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">
                 <v:shape id="Image 2" o:spid="_x0000_s1034" type="#_x0000_t75" style="position:absolute;width:27927;height:22098;visibility:visible;mso-wrap-style:square" o:gfxdata="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">
-                  <v:imagedata r:id="rId32" o:title="" croptop="282f" cropbottom="-282f" cropright="3445f"/>
+                  <v:imagedata r:id="rId35" o:title="" croptop="282f" cropbottom="-282f" cropright="3445f"/>
                 </v:shape>
                 <v:shape id="Zone de texte 7" o:spid="_x0000_s1035" type="#_x0000_t202" style="position:absolute;left:118;top:22088;width:27928;height:2729;visibility:visible;mso-wrap-style:square;v-text-anchor:top" o:gfxdata="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" fillcolor="white [3201]" strokeweight=".5pt">
                   <v:textbox>
@@ -6114,7 +6145,7 @@
                     <pic:cNvPicPr/>
                   </pic:nvPicPr>
                   <pic:blipFill>
-                    <a:blip r:embed="rId33" cstate="print">
+                    <a:blip r:embed="rId36" cstate="print">
                       <a:extLst>
                         <a:ext uri="{28A0092B-C50C-407E-A947-70E740481C1C}">
                           <a14:useLocalDpi xmlns:a14="http://schemas.microsoft.com/office/drawing/2010/main" val="0"/>
@@ -6152,7 +6183,7 @@
           <w:noProof/>
         </w:rPr>
         <w:drawing>
-          <wp:anchor distT="0" distB="0" distL="114300" distR="114300" simplePos="0" relativeHeight="251704320" behindDoc="1" locked="0" layoutInCell="1" allowOverlap="1" wp14:anchorId="6CCA36A0" wp14:editId="09193732">
+          <wp:anchor distT="0" distB="0" distL="114300" distR="114300" simplePos="0" relativeHeight="251704320" behindDoc="1" locked="0" layoutInCell="1" allowOverlap="1" wp14:anchorId="6CCA36A0" wp14:editId="2D2C4059">
             <wp:simplePos x="0" y="0"/>
             <wp:positionH relativeFrom="column">
               <wp:posOffset>3434262</wp:posOffset>
@@ -6183,7 +6214,7 @@
                     <pic:cNvPicPr/>
                   </pic:nvPicPr>
                   <pic:blipFill>
-                    <a:blip r:embed="rId34" cstate="print">
+                    <a:blip r:embed="rId37" cstate="print">
                       <a:extLst>
                         <a:ext uri="{28A0092B-C50C-407E-A947-70E740481C1C}">
                           <a14:useLocalDpi xmlns:a14="http://schemas.microsoft.com/office/drawing/2010/main" val="0"/>
@@ -6316,7 +6347,7 @@
       </w:r>
     </w:p>
     <w:sectPr>
-      <w:footerReference w:type="default" r:id="rId35"/>
+      <w:footerReference w:type="default" r:id="rId38"/>
       <w:pgSz w:w="11906" w:h="16838"/>
       <w:pgMar w:top="1417" w:right="1417" w:bottom="1417" w:left="1417" w:header="708" w:footer="708" w:gutter="0"/>
       <w:cols w:space="708"/>
@@ -6441,6 +6472,95 @@
 <file path=word/numbering.xml><?xml version="1.0" encoding="utf-8"?>
 <w:numbering xmlns:wpc="http://schemas.microsoft.com/office/word/2010/wordprocessingCanvas" xmlns:cx="http://schemas.microsoft.com/office/drawing/2014/chartex" xmlns:cx1="http://schemas.microsoft.com/office/drawing/2015/9/8/chartex" xmlns:cx2="http://schemas.microsoft.com/office/drawing/2015/10/21/chartex" xmlns:cx3="http://schemas.microsoft.com/office/drawing/2016/5/9/chartex" xmlns:cx4="http://schemas.microsoft.com/office/drawing/2016/5/10/chartex" xmlns:cx5="http://schemas.microsoft.com/office/drawing/2016/5/11/chartex" xmlns:cx6="http://schemas.microsoft.com/office/drawing/2016/5/12/chartex" xmlns:cx7="http://schemas.microsoft.com/office/drawing/2016/5/13/chartex" xmlns:cx8="http://schemas.microsoft.com/office/drawing/2016/5/14/chartex" xmlns:mc="http://schemas.openxmlformats.org/markup-compatibility/2006" xmlns:aink="http://schemas.microsoft.com/office/drawing/2016/ink" xmlns:am3d="http://schemas.microsoft.com/office/drawing/2017/model3d" xmlns:o="urn:schemas-microsoft-com:office:office" xmlns:oel="http://schemas.microsoft.com/office/2019/extlst" xmlns:r="http://schemas.openxmlformats.org/officeDocument/2006/relationships" xmlns:m="http://schemas.openxmlformats.org/officeDocument/2006/math" xmlns:v="urn:schemas-microsoft-com:vml" xmlns:wp14="http://schemas.microsoft.com/office/word/2010/wordprocessingDrawing" xmlns:wp="http://schemas.openxmlformats.org/drawingml/2006/wordprocessingDrawing" xmlns:w10="urn:schemas-microsoft-com:office:word" xmlns:w="http://schemas.openxmlformats.org/wordprocessingml/2006/main" xmlns:w14="http://schemas.microsoft.com/office/word/2010/wordml" xmlns:w15="http://schemas.microsoft.com/office/word/2012/wordml" xmlns:w16cex="http://schemas.microsoft.com/office/word/2018/wordml/cex" xmlns:w16cid="http://schemas.microsoft.com/office/word/2016/wordml/cid" xmlns:w16="http://schemas.microsoft.com/office/word/2018/wordml" xmlns:w16du="http://schemas.microsoft.com/office/word/2023/wordml/word16du" xmlns:w16sdtdh="http://schemas.microsoft.com/office/word/2020/wordml/sdtdatahash" xmlns:w16sdtfl="http://schemas.microsoft.com/office/word/2024/wordml/sdtformatlock" xmlns:w16se="http://schemas.microsoft.com/office/word/2015/wordml/symex" xmlns:wpg="http://schemas.microsoft.com/office/word/2010/wordprocessingGroup" xmlns:wpi="http://schemas.microsoft.com/office/word/2010/wordprocessingInk" xmlns:wne="http://schemas.microsoft.com/office/word/2006/wordml" xmlns:wps="http://schemas.microsoft.com/office/word/2010/wordprocessingShape" mc:Ignorable="w14 w15 w16se w16cid w16 w16cex w16sdtdh w16sdtfl w16du wp14">
   <w:abstractNum w:abstractNumId="0" w15:restartNumberingAfterBreak="0">
+    <w:nsid w:val="13671A37"/>
+    <w:multiLevelType w:val="hybridMultilevel"/>
+    <w:tmpl w:val="AB601B8A"/>
+    <w:lvl w:ilvl="0" w:tplc="040C000F">
+      <w:start w:val="1"/>
+      <w:numFmt w:val="decimal"/>
+      <w:lvlText w:val="%1."/>
+      <w:lvlJc w:val="left"/>
+      <w:pPr>
+        <w:ind w:left="720" w:hanging="360"/>
+      </w:pPr>
+      <w:rPr>
+        <w:rFonts w:hint="default"/>
+      </w:rPr>
+    </w:lvl>
+    <w:lvl w:ilvl="1" w:tplc="040C0019" w:tentative="1">
+      <w:start w:val="1"/>
+      <w:numFmt w:val="lowerLetter"/>
+      <w:lvlText w:val="%2."/>
+      <w:lvlJc w:val="left"/>
+      <w:pPr>
+        <w:ind w:left="1440" w:hanging="360"/>
+      </w:pPr>
+    </w:lvl>
+    <w:lvl w:ilvl="2" w:tplc="040C001B" w:tentative="1">
+      <w:start w:val="1"/>
+      <w:numFmt w:val="lowerRoman"/>
+      <w:lvlText w:val="%3."/>
+      <w:lvlJc w:val="right"/>
+      <w:pPr>
+        <w:ind w:left="2160" w:hanging="180"/>
+      </w:pPr>
+    </w:lvl>
+    <w:lvl w:ilvl="3" w:tplc="040C000F" w:tentative="1">
+      <w:start w:val="1"/>
+      <w:numFmt w:val="decimal"/>
+      <w:lvlText w:val="%4."/>
+      <w:lvlJc w:val="left"/>
+      <w:pPr>
+        <w:ind w:left="2880" w:hanging="360"/>
+      </w:pPr>
+    </w:lvl>
+    <w:lvl w:ilvl="4" w:tplc="040C0019" w:tentative="1">
+      <w:start w:val="1"/>
+      <w:numFmt w:val="lowerLetter"/>
+      <w:lvlText w:val="%5."/>
+      <w:lvlJc w:val="left"/>
+      <w:pPr>
+        <w:ind w:left="3600" w:hanging="360"/>
+      </w:pPr>
+    </w:lvl>
+    <w:lvl w:ilvl="5" w:tplc="040C001B" w:tentative="1">
+      <w:start w:val="1"/>
+      <w:numFmt w:val="lowerRoman"/>
+      <w:lvlText w:val="%6."/>
+      <w:lvlJc w:val="right"/>
+      <w:pPr>
+        <w:ind w:left="4320" w:hanging="180"/>
+      </w:pPr>
+    </w:lvl>
+    <w:lvl w:ilvl="6" w:tplc="040C000F" w:tentative="1">
+      <w:start w:val="1"/>
+      <w:numFmt w:val="decimal"/>
+      <w:lvlText w:val="%7."/>
+      <w:lvlJc w:val="left"/>
+      <w:pPr>
+        <w:ind w:left="5040" w:hanging="360"/>
+      </w:pPr>
+    </w:lvl>
+    <w:lvl w:ilvl="7" w:tplc="040C0019" w:tentative="1">
+      <w:start w:val="1"/>
+      <w:numFmt w:val="lowerLetter"/>
+      <w:lvlText w:val="%8."/>
+      <w:lvlJc w:val="left"/>
+      <w:pPr>
+        <w:ind w:left="5760" w:hanging="360"/>
+      </w:pPr>
+    </w:lvl>
+    <w:lvl w:ilvl="8" w:tplc="040C001B" w:tentative="1">
+      <w:start w:val="1"/>
+      <w:numFmt w:val="lowerRoman"/>
+      <w:lvlText w:val="%9."/>
+      <w:lvlJc w:val="right"/>
+      <w:pPr>
+        <w:ind w:left="6480" w:hanging="180"/>
+      </w:pPr>
+    </w:lvl>
+  </w:abstractNum>
+  <w:abstractNum w:abstractNumId="1" w15:restartNumberingAfterBreak="0">
     <w:nsid w:val="2C700B44"/>
     <w:multiLevelType w:val="multilevel"/>
     <w:tmpl w:val="F004872A"/>
@@ -6561,7 +6681,7 @@
       </w:rPr>
     </w:lvl>
   </w:abstractNum>
-  <w:abstractNum w:abstractNumId="1" w15:restartNumberingAfterBreak="0">
+  <w:abstractNum w:abstractNumId="2" w15:restartNumberingAfterBreak="0">
     <w:nsid w:val="2EF364EE"/>
     <w:multiLevelType w:val="multilevel"/>
     <w:tmpl w:val="F004872A"/>
@@ -6683,7 +6803,7 @@
       </w:rPr>
     </w:lvl>
   </w:abstractNum>
-  <w:abstractNum w:abstractNumId="2" w15:restartNumberingAfterBreak="0">
+  <w:abstractNum w:abstractNumId="3" w15:restartNumberingAfterBreak="0">
     <w:nsid w:val="2F0F099A"/>
     <w:multiLevelType w:val="hybridMultilevel"/>
     <w:tmpl w:val="8348C41E"/>
@@ -6772,7 +6892,7 @@
       </w:pPr>
     </w:lvl>
   </w:abstractNum>
-  <w:abstractNum w:abstractNumId="3" w15:restartNumberingAfterBreak="0">
+  <w:abstractNum w:abstractNumId="4" w15:restartNumberingAfterBreak="0">
     <w:nsid w:val="36A7749D"/>
     <w:multiLevelType w:val="hybridMultilevel"/>
     <w:tmpl w:val="9D1EFE6E"/>
@@ -6861,7 +6981,7 @@
       </w:pPr>
     </w:lvl>
   </w:abstractNum>
-  <w:abstractNum w:abstractNumId="4" w15:restartNumberingAfterBreak="0">
+  <w:abstractNum w:abstractNumId="5" w15:restartNumberingAfterBreak="0">
     <w:nsid w:val="3D7751A9"/>
     <w:multiLevelType w:val="hybridMultilevel"/>
     <w:tmpl w:val="F11688BA"/>
@@ -6950,7 +7070,7 @@
       </w:pPr>
     </w:lvl>
   </w:abstractNum>
-  <w:abstractNum w:abstractNumId="5" w15:restartNumberingAfterBreak="0">
+  <w:abstractNum w:abstractNumId="6" w15:restartNumberingAfterBreak="0">
     <w:nsid w:val="44192FC2"/>
     <w:multiLevelType w:val="hybridMultilevel"/>
     <w:tmpl w:val="B99885C8"/>
@@ -7039,7 +7159,128 @@
       </w:pPr>
     </w:lvl>
   </w:abstractNum>
-  <w:abstractNum w:abstractNumId="6" w15:restartNumberingAfterBreak="0">
+  <w:abstractNum w:abstractNumId="7" w15:restartNumberingAfterBreak="0">
+    <w:nsid w:val="497141DC"/>
+    <w:multiLevelType w:val="multilevel"/>
+    <w:tmpl w:val="FDFAFCD0"/>
+    <w:lvl w:ilvl="0">
+      <w:start w:val="1"/>
+      <w:numFmt w:val="decimal"/>
+      <w:lvlText w:val="%1."/>
+      <w:lvlJc w:val="left"/>
+      <w:pPr>
+        <w:ind w:left="720" w:hanging="360"/>
+      </w:pPr>
+      <w:rPr>
+        <w:rFonts w:hint="default"/>
+      </w:rPr>
+    </w:lvl>
+    <w:lvl w:ilvl="1">
+      <w:start w:val="3"/>
+      <w:numFmt w:val="decimal"/>
+      <w:isLgl/>
+      <w:lvlText w:val="%1.%2."/>
+      <w:lvlJc w:val="left"/>
+      <w:pPr>
+        <w:ind w:left="1080" w:hanging="720"/>
+      </w:pPr>
+      <w:rPr>
+        <w:rFonts w:hint="default"/>
+      </w:rPr>
+    </w:lvl>
+    <w:lvl w:ilvl="2">
+      <w:start w:val="1"/>
+      <w:numFmt w:val="decimal"/>
+      <w:isLgl/>
+      <w:lvlText w:val="%1.%2.%3."/>
+      <w:lvlJc w:val="left"/>
+      <w:pPr>
+        <w:ind w:left="1440" w:hanging="1080"/>
+      </w:pPr>
+      <w:rPr>
+        <w:rFonts w:hint="default"/>
+      </w:rPr>
+    </w:lvl>
+    <w:lvl w:ilvl="3">
+      <w:start w:val="1"/>
+      <w:numFmt w:val="decimal"/>
+      <w:isLgl/>
+      <w:lvlText w:val="%1.%2.%3.%4."/>
+      <w:lvlJc w:val="left"/>
+      <w:pPr>
+        <w:ind w:left="1440" w:hanging="1080"/>
+      </w:pPr>
+      <w:rPr>
+        <w:rFonts w:hint="default"/>
+      </w:rPr>
+    </w:lvl>
+    <w:lvl w:ilvl="4">
+      <w:start w:val="1"/>
+      <w:numFmt w:val="decimal"/>
+      <w:isLgl/>
+      <w:lvlText w:val="%1.%2.%3.%4.%5."/>
+      <w:lvlJc w:val="left"/>
+      <w:pPr>
+        <w:ind w:left="1800" w:hanging="1440"/>
+      </w:pPr>
+      <w:rPr>
+        <w:rFonts w:hint="default"/>
+      </w:rPr>
+    </w:lvl>
+    <w:lvl w:ilvl="5">
+      <w:start w:val="1"/>
+      <w:numFmt w:val="decimal"/>
+      <w:isLgl/>
+      <w:lvlText w:val="%1.%2.%3.%4.%5.%6."/>
+      <w:lvlJc w:val="left"/>
+      <w:pPr>
+        <w:ind w:left="2160" w:hanging="1800"/>
+      </w:pPr>
+      <w:rPr>
+        <w:rFonts w:hint="default"/>
+      </w:rPr>
+    </w:lvl>
+    <w:lvl w:ilvl="6">
+      <w:start w:val="1"/>
+      <w:numFmt w:val="decimal"/>
+      <w:isLgl/>
+      <w:lvlText w:val="%1.%2.%3.%4.%5.%6.%7."/>
+      <w:lvlJc w:val="left"/>
+      <w:pPr>
+        <w:ind w:left="2520" w:hanging="2160"/>
+      </w:pPr>
+      <w:rPr>
+        <w:rFonts w:hint="default"/>
+      </w:rPr>
+    </w:lvl>
+    <w:lvl w:ilvl="7">
+      <w:start w:val="1"/>
+      <w:numFmt w:val="decimal"/>
+      <w:isLgl/>
+      <w:lvlText w:val="%1.%2.%3.%4.%5.%6.%7.%8."/>
+      <w:lvlJc w:val="left"/>
+      <w:pPr>
+        <w:ind w:left="2520" w:hanging="2160"/>
+      </w:pPr>
+      <w:rPr>
+        <w:rFonts w:hint="default"/>
+      </w:rPr>
+    </w:lvl>
+    <w:lvl w:ilvl="8">
+      <w:start w:val="1"/>
+      <w:numFmt w:val="decimal"/>
+      <w:isLgl/>
+      <w:lvlText w:val="%1.%2.%3.%4.%5.%6.%7.%8.%9."/>
+      <w:lvlJc w:val="left"/>
+      <w:pPr>
+        <w:ind w:left="2880" w:hanging="2520"/>
+      </w:pPr>
+      <w:rPr>
+        <w:rFonts w:hint="default"/>
+      </w:rPr>
+    </w:lvl>
+  </w:abstractNum>
+  <w:abstractNum w:abstractNumId="8" w15:restartNumberingAfterBreak="0">
     <w:nsid w:val="4AB84317"/>
     <w:multiLevelType w:val="multilevel"/>
     <w:tmpl w:val="1F242CE8"/>
@@ -7152,7 +7393,7 @@
       </w:rPr>
     </w:lvl>
   </w:abstractNum>
-  <w:abstractNum w:abstractNumId="7" w15:restartNumberingAfterBreak="0">
+  <w:abstractNum w:abstractNumId="9" w15:restartNumberingAfterBreak="0">
     <w:nsid w:val="4E123D6B"/>
     <w:multiLevelType w:val="hybridMultilevel"/>
     <w:tmpl w:val="366C5116"/>
@@ -7241,7 +7482,7 @@
       </w:pPr>
     </w:lvl>
   </w:abstractNum>
-  <w:abstractNum w:abstractNumId="8" w15:restartNumberingAfterBreak="0">
+  <w:abstractNum w:abstractNumId="10" w15:restartNumberingAfterBreak="0">
     <w:nsid w:val="51D4040C"/>
     <w:multiLevelType w:val="hybridMultilevel"/>
     <w:tmpl w:val="A33CCA56"/>
@@ -7330,7 +7571,7 @@
       </w:pPr>
     </w:lvl>
   </w:abstractNum>
-  <w:abstractNum w:abstractNumId="9" w15:restartNumberingAfterBreak="0">
+  <w:abstractNum w:abstractNumId="11" w15:restartNumberingAfterBreak="0">
     <w:nsid w:val="5E2617F5"/>
     <w:multiLevelType w:val="hybridMultilevel"/>
     <w:tmpl w:val="F5B6C714"/>
@@ -7419,7 +7660,7 @@
       </w:pPr>
     </w:lvl>
   </w:abstractNum>
-  <w:abstractNum w:abstractNumId="10" w15:restartNumberingAfterBreak="0">
+  <w:abstractNum w:abstractNumId="12" w15:restartNumberingAfterBreak="0">
     <w:nsid w:val="67545186"/>
     <w:multiLevelType w:val="hybridMultilevel"/>
     <w:tmpl w:val="858CC5A8"/>
@@ -7509,37 +7750,43 @@
     </w:lvl>
   </w:abstractNum>
   <w:num w:numId="1" w16cid:durableId="1010253848">
+    <w:abstractNumId w:val="1"/>
+  </w:num>
+  <w:num w:numId="2" w16cid:durableId="1679696944">
+    <w:abstractNumId w:val="5"/>
+  </w:num>
+  <w:num w:numId="3" w16cid:durableId="222563661">
+    <w:abstractNumId w:val="11"/>
+  </w:num>
+  <w:num w:numId="4" w16cid:durableId="775097613">
+    <w:abstractNumId w:val="10"/>
+  </w:num>
+  <w:num w:numId="5" w16cid:durableId="113404489">
+    <w:abstractNumId w:val="3"/>
+  </w:num>
+  <w:num w:numId="6" w16cid:durableId="1154105935">
+    <w:abstractNumId w:val="9"/>
+  </w:num>
+  <w:num w:numId="7" w16cid:durableId="221604038">
+    <w:abstractNumId w:val="4"/>
+  </w:num>
+  <w:num w:numId="8" w16cid:durableId="1365788481">
+    <w:abstractNumId w:val="6"/>
+  </w:num>
+  <w:num w:numId="9" w16cid:durableId="1105032277">
+    <w:abstractNumId w:val="12"/>
+  </w:num>
+  <w:num w:numId="10" w16cid:durableId="943733358">
+    <w:abstractNumId w:val="2"/>
+  </w:num>
+  <w:num w:numId="11" w16cid:durableId="220873657">
+    <w:abstractNumId w:val="8"/>
+  </w:num>
+  <w:num w:numId="12" w16cid:durableId="716054094">
     <w:abstractNumId w:val="0"/>
   </w:num>
-  <w:num w:numId="2" w16cid:durableId="1679696944">
-    <w:abstractNumId w:val="4"/>
-  </w:num>
-  <w:num w:numId="3" w16cid:durableId="222563661">
-    <w:abstractNumId w:val="9"/>
-  </w:num>
-  <w:num w:numId="4" w16cid:durableId="775097613">
-    <w:abstractNumId w:val="8"/>
-  </w:num>
-  <w:num w:numId="5" w16cid:durableId="113404489">
-    <w:abstractNumId w:val="2"/>
-  </w:num>
-  <w:num w:numId="6" w16cid:durableId="1154105935">
+  <w:num w:numId="13" w16cid:durableId="1349867898">
     <w:abstractNumId w:val="7"/>
-  </w:num>
-  <w:num w:numId="7" w16cid:durableId="221604038">
-    <w:abstractNumId w:val="3"/>
-  </w:num>
-  <w:num w:numId="8" w16cid:durableId="1365788481">
-    <w:abstractNumId w:val="5"/>
-  </w:num>
-  <w:num w:numId="9" w16cid:durableId="1105032277">
-    <w:abstractNumId w:val="10"/>
-  </w:num>
-  <w:num w:numId="10" w16cid:durableId="943733358">
-    <w:abstractNumId w:val="1"/>
-  </w:num>
-  <w:num w:numId="11" w16cid:durableId="220873657">
-    <w:abstractNumId w:val="6"/>
   </w:num>
 </w:numbering>
 </file>

--- a/Rapport de PROJET/Rapport_de_Projet_v3.docx
+++ b/Rapport de PROJET/Rapport_de_Projet_v3.docx
@@ -5,12 +5,14 @@
     <w:p>
       <w:pPr>
         <w:spacing w:after="0"/>
-        <w:rPr>
-          <w:rFonts w:ascii="Times New Roman" w:hAnsi="Times New Roman" w:cs="Times New Roman"/>
-        </w:rPr>
-      </w:pPr>
-      <w:r>
-        <w:rPr>
+        <w:jc w:val="both"/>
+        <w:rPr>
+          <w:rFonts w:ascii="Calibri" w:hAnsi="Calibri" w:cs="Calibri"/>
+        </w:rPr>
+      </w:pPr>
+      <w:r>
+        <w:rPr>
+          <w:rFonts w:ascii="Calibri" w:hAnsi="Calibri" w:cs="Calibri"/>
           <w:noProof/>
         </w:rPr>
         <w:drawing>
@@ -86,7 +88,7 @@
       </w:r>
       <w:r>
         <w:rPr>
-          <w:rFonts w:ascii="Times New Roman" w:hAnsi="Times New Roman" w:cs="Times New Roman"/>
+          <w:rFonts w:ascii="Calibri" w:hAnsi="Calibri" w:cs="Calibri"/>
         </w:rPr>
         <w:t>BTS CIEL 921</w:t>
       </w:r>
@@ -94,13 +96,14 @@
     <w:p>
       <w:pPr>
         <w:spacing w:after="0"/>
-        <w:rPr>
-          <w:rFonts w:ascii="Times New Roman" w:hAnsi="Times New Roman" w:cs="Times New Roman"/>
-        </w:rPr>
-      </w:pPr>
-      <w:r>
-        <w:rPr>
-          <w:rFonts w:ascii="Times New Roman" w:hAnsi="Times New Roman" w:cs="Times New Roman"/>
+        <w:jc w:val="both"/>
+        <w:rPr>
+          <w:rFonts w:ascii="Calibri" w:hAnsi="Calibri" w:cs="Calibri"/>
+        </w:rPr>
+      </w:pPr>
+      <w:r>
+        <w:rPr>
+          <w:rFonts w:ascii="Calibri" w:hAnsi="Calibri" w:cs="Calibri"/>
         </w:rPr>
         <w:t>2025-2026</w:t>
       </w:r>
@@ -108,13 +111,14 @@
     <w:p>
       <w:pPr>
         <w:spacing w:after="0"/>
-        <w:rPr>
-          <w:rFonts w:ascii="Times New Roman" w:hAnsi="Times New Roman" w:cs="Times New Roman"/>
-        </w:rPr>
-      </w:pPr>
-      <w:r>
-        <w:rPr>
-          <w:rFonts w:ascii="Times New Roman" w:hAnsi="Times New Roman" w:cs="Times New Roman"/>
+        <w:jc w:val="both"/>
+        <w:rPr>
+          <w:rFonts w:ascii="Calibri" w:hAnsi="Calibri" w:cs="Calibri"/>
+        </w:rPr>
+      </w:pPr>
+      <w:r>
+        <w:rPr>
+          <w:rFonts w:ascii="Calibri" w:hAnsi="Calibri" w:cs="Calibri"/>
         </w:rPr>
         <w:t>Anaël DESCAMPS</w:t>
       </w:r>
@@ -122,49 +126,54 @@
     <w:p>
       <w:pPr>
         <w:spacing w:after="0"/>
-        <w:rPr>
-          <w:rFonts w:ascii="Times New Roman" w:hAnsi="Times New Roman" w:cs="Times New Roman"/>
+        <w:jc w:val="both"/>
+        <w:rPr>
+          <w:rFonts w:ascii="Calibri" w:hAnsi="Calibri" w:cs="Calibri"/>
         </w:rPr>
       </w:pPr>
     </w:p>
     <w:p>
       <w:pPr>
         <w:spacing w:after="0"/>
-        <w:rPr>
-          <w:rFonts w:ascii="Times New Roman" w:hAnsi="Times New Roman" w:cs="Times New Roman"/>
+        <w:jc w:val="both"/>
+        <w:rPr>
+          <w:rFonts w:ascii="Calibri" w:hAnsi="Calibri" w:cs="Calibri"/>
         </w:rPr>
       </w:pPr>
     </w:p>
     <w:p>
       <w:pPr>
         <w:spacing w:after="0"/>
-        <w:rPr>
-          <w:rFonts w:ascii="Times New Roman" w:hAnsi="Times New Roman" w:cs="Times New Roman"/>
+        <w:jc w:val="both"/>
+        <w:rPr>
+          <w:rFonts w:ascii="Calibri" w:hAnsi="Calibri" w:cs="Calibri"/>
         </w:rPr>
       </w:pPr>
     </w:p>
     <w:p>
       <w:pPr>
         <w:spacing w:after="0"/>
-        <w:rPr>
-          <w:rFonts w:ascii="Times New Roman" w:hAnsi="Times New Roman" w:cs="Times New Roman"/>
+        <w:jc w:val="both"/>
+        <w:rPr>
+          <w:rFonts w:ascii="Calibri" w:hAnsi="Calibri" w:cs="Calibri"/>
         </w:rPr>
       </w:pPr>
     </w:p>
     <w:p>
       <w:pPr>
         <w:spacing w:after="0"/>
-        <w:rPr>
-          <w:rFonts w:ascii="Times New Roman" w:hAnsi="Times New Roman" w:cs="Times New Roman"/>
+        <w:jc w:val="both"/>
+        <w:rPr>
+          <w:rFonts w:ascii="Calibri" w:hAnsi="Calibri" w:cs="Calibri"/>
         </w:rPr>
       </w:pPr>
     </w:p>
     <w:p>
       <w:pPr>
         <w:spacing w:after="0"/>
-        <w:jc w:val="center"/>
-        <w:rPr>
-          <w:rFonts w:ascii="Times New Roman" w:hAnsi="Times New Roman" w:cs="Times New Roman"/>
+        <w:jc w:val="both"/>
+        <w:rPr>
+          <w:rFonts w:ascii="Calibri" w:hAnsi="Calibri" w:cs="Calibri"/>
           <w:sz w:val="48"/>
           <w:szCs w:val="48"/>
           <w:u w:val="single"/>
@@ -172,7 +181,7 @@
       </w:pPr>
       <w:r>
         <w:rPr>
-          <w:rFonts w:ascii="Times New Roman" w:hAnsi="Times New Roman" w:cs="Times New Roman"/>
+          <w:rFonts w:ascii="Calibri" w:hAnsi="Calibri" w:cs="Calibri"/>
           <w:sz w:val="48"/>
           <w:szCs w:val="48"/>
           <w:u w:val="single"/>
@@ -183,9 +192,9 @@
     <w:p>
       <w:pPr>
         <w:spacing w:after="0"/>
-        <w:jc w:val="center"/>
-        <w:rPr>
-          <w:rFonts w:ascii="Times New Roman" w:hAnsi="Times New Roman" w:cs="Times New Roman"/>
+        <w:jc w:val="both"/>
+        <w:rPr>
+          <w:rFonts w:ascii="Calibri" w:hAnsi="Calibri" w:cs="Calibri"/>
           <w:sz w:val="48"/>
           <w:szCs w:val="48"/>
           <w:u w:val="single"/>
@@ -193,7 +202,7 @@
       </w:pPr>
       <w:r>
         <w:rPr>
-          <w:rFonts w:ascii="Arial" w:hAnsi="Arial" w:cs="Arial"/>
+          <w:rFonts w:ascii="Calibri" w:hAnsi="Calibri" w:cs="Calibri"/>
           <w:b/>
           <w:bCs/>
           <w:noProof/>
@@ -278,9 +287,9 @@
     <w:p>
       <w:pPr>
         <w:spacing w:after="0"/>
-        <w:jc w:val="center"/>
-        <w:rPr>
-          <w:rFonts w:ascii="Times New Roman" w:hAnsi="Times New Roman" w:cs="Times New Roman"/>
+        <w:jc w:val="both"/>
+        <w:rPr>
+          <w:rFonts w:ascii="Calibri" w:hAnsi="Calibri" w:cs="Calibri"/>
           <w:sz w:val="48"/>
           <w:szCs w:val="48"/>
           <w:u w:val="single"/>
@@ -290,8 +299,9 @@
     <w:p>
       <w:pPr>
         <w:spacing w:after="0"/>
-        <w:rPr>
-          <w:rFonts w:ascii="Times New Roman" w:hAnsi="Times New Roman" w:cs="Times New Roman"/>
+        <w:jc w:val="both"/>
+        <w:rPr>
+          <w:rFonts w:ascii="Calibri" w:hAnsi="Calibri" w:cs="Calibri"/>
           <w:sz w:val="48"/>
           <w:szCs w:val="48"/>
           <w:u w:val="single"/>
@@ -301,40 +311,19 @@
     <w:p>
       <w:pPr>
         <w:spacing w:after="0"/>
-        <w:rPr>
-          <w:rFonts w:ascii="Times New Roman" w:hAnsi="Times New Roman" w:cs="Times New Roman"/>
+        <w:jc w:val="both"/>
+        <w:rPr>
+          <w:rFonts w:ascii="Calibri" w:hAnsi="Calibri" w:cs="Calibri"/>
           <w:sz w:val="48"/>
           <w:szCs w:val="48"/>
           <w:u w:val="single"/>
         </w:rPr>
       </w:pPr>
     </w:p>
-    <w:p>
-      <w:pPr>
-        <w:spacing w:after="0"/>
-        <w:rPr>
-          <w:rFonts w:ascii="Times New Roman" w:hAnsi="Times New Roman" w:cs="Times New Roman"/>
-          <w:sz w:val="48"/>
-          <w:szCs w:val="48"/>
-          <w:u w:val="single"/>
-        </w:rPr>
-      </w:pPr>
-    </w:p>
-    <w:p>
-      <w:pPr>
-        <w:spacing w:after="0"/>
-        <w:rPr>
-          <w:rFonts w:ascii="Times New Roman" w:hAnsi="Times New Roman" w:cs="Times New Roman"/>
-          <w:sz w:val="48"/>
-          <w:szCs w:val="48"/>
-          <w:u w:val="single"/>
-        </w:rPr>
-      </w:pPr>
-    </w:p>
     <w:sdt>
       <w:sdtPr>
         <w:rPr>
-          <w:rFonts w:asciiTheme="minorHAnsi" w:eastAsiaTheme="minorHAnsi" w:hAnsiTheme="minorHAnsi" w:cstheme="minorBidi"/>
+          <w:rFonts w:ascii="Calibri" w:eastAsiaTheme="minorHAnsi" w:hAnsi="Calibri" w:cs="Calibri"/>
           <w:color w:val="auto"/>
           <w:kern w:val="2"/>
           <w:sz w:val="24"/>
@@ -358,16 +347,16 @@
         <w:p>
           <w:pPr>
             <w:pStyle w:val="En-ttedetabledesmatires"/>
-            <w:jc w:val="center"/>
+            <w:jc w:val="both"/>
             <w:rPr>
-              <w:rFonts w:ascii="Times New Roman" w:hAnsi="Times New Roman" w:cs="Times New Roman"/>
+              <w:rFonts w:ascii="Calibri" w:hAnsi="Calibri" w:cs="Calibri"/>
               <w:sz w:val="48"/>
               <w:szCs w:val="48"/>
             </w:rPr>
           </w:pPr>
           <w:r>
             <w:rPr>
-              <w:rFonts w:ascii="Times New Roman" w:hAnsi="Times New Roman" w:cs="Times New Roman"/>
+              <w:rFonts w:ascii="Calibri" w:hAnsi="Calibri" w:cs="Calibri"/>
               <w:sz w:val="48"/>
               <w:szCs w:val="48"/>
             </w:rPr>
@@ -380,31 +369,43 @@
             <w:tabs>
               <w:tab w:val="right" w:leader="dot" w:pos="9062"/>
             </w:tabs>
+            <w:jc w:val="both"/>
             <w:rPr>
-              <w:rFonts w:eastAsiaTheme="minorEastAsia"/>
+              <w:rFonts w:ascii="Calibri" w:eastAsiaTheme="minorEastAsia" w:hAnsi="Calibri" w:cs="Calibri"/>
               <w:noProof/>
               <w:lang w:eastAsia="fr-FR"/>
             </w:rPr>
           </w:pPr>
           <w:r>
+            <w:rPr>
+              <w:rFonts w:ascii="Calibri" w:hAnsi="Calibri" w:cs="Calibri"/>
+            </w:rPr>
             <w:fldChar w:fldCharType="begin"/>
           </w:r>
           <w:r>
+            <w:rPr>
+              <w:rFonts w:ascii="Calibri" w:hAnsi="Calibri" w:cs="Calibri"/>
+            </w:rPr>
             <w:instrText xml:space="preserve"> TOC \o "1-3" \h \z \u </w:instrText>
           </w:r>
           <w:r>
+            <w:rPr>
+              <w:rFonts w:ascii="Calibri" w:hAnsi="Calibri" w:cs="Calibri"/>
+            </w:rPr>
             <w:fldChar w:fldCharType="separate"/>
           </w:r>
           <w:hyperlink w:anchor="_Toc230862050" w:history="1">
             <w:r>
               <w:rPr>
                 <w:rStyle w:val="Lienhypertexte"/>
+                <w:rFonts w:ascii="Calibri" w:hAnsi="Calibri" w:cs="Calibri"/>
                 <w:noProof/>
               </w:rPr>
               <w:t>Introduction</w:t>
             </w:r>
             <w:r>
               <w:rPr>
+                <w:rFonts w:ascii="Calibri" w:hAnsi="Calibri" w:cs="Calibri"/>
                 <w:noProof/>
                 <w:webHidden/>
               </w:rPr>
@@ -412,6 +413,7 @@
             </w:r>
             <w:r>
               <w:rPr>
+                <w:rFonts w:ascii="Calibri" w:hAnsi="Calibri" w:cs="Calibri"/>
                 <w:noProof/>
                 <w:webHidden/>
               </w:rPr>
@@ -419,6 +421,7 @@
             </w:r>
             <w:r>
               <w:rPr>
+                <w:rFonts w:ascii="Calibri" w:hAnsi="Calibri" w:cs="Calibri"/>
                 <w:noProof/>
                 <w:webHidden/>
               </w:rPr>
@@ -426,12 +429,14 @@
             </w:r>
             <w:r>
               <w:rPr>
-                <w:noProof/>
-                <w:webHidden/>
-              </w:rPr>
-            </w:r>
-            <w:r>
-              <w:rPr>
+                <w:rFonts w:ascii="Calibri" w:hAnsi="Calibri" w:cs="Calibri"/>
+                <w:noProof/>
+                <w:webHidden/>
+              </w:rPr>
+            </w:r>
+            <w:r>
+              <w:rPr>
+                <w:rFonts w:ascii="Calibri" w:hAnsi="Calibri" w:cs="Calibri"/>
                 <w:noProof/>
                 <w:webHidden/>
               </w:rPr>
@@ -439,6 +444,7 @@
             </w:r>
             <w:r>
               <w:rPr>
+                <w:rFonts w:ascii="Calibri" w:hAnsi="Calibri" w:cs="Calibri"/>
                 <w:noProof/>
                 <w:webHidden/>
               </w:rPr>
@@ -446,6 +452,7 @@
             </w:r>
             <w:r>
               <w:rPr>
+                <w:rFonts w:ascii="Calibri" w:hAnsi="Calibri" w:cs="Calibri"/>
                 <w:noProof/>
                 <w:webHidden/>
               </w:rPr>
@@ -459,8 +466,9 @@
             <w:tabs>
               <w:tab w:val="right" w:leader="dot" w:pos="9062"/>
             </w:tabs>
+            <w:jc w:val="both"/>
             <w:rPr>
-              <w:rFonts w:eastAsiaTheme="minorEastAsia"/>
+              <w:rFonts w:ascii="Calibri" w:eastAsiaTheme="minorEastAsia" w:hAnsi="Calibri" w:cs="Calibri"/>
               <w:noProof/>
               <w:lang w:eastAsia="fr-FR"/>
             </w:rPr>
@@ -469,12 +477,14 @@
             <w:r>
               <w:rPr>
                 <w:rStyle w:val="Lienhypertexte"/>
+                <w:rFonts w:ascii="Calibri" w:hAnsi="Calibri" w:cs="Calibri"/>
                 <w:noProof/>
               </w:rPr>
               <w:t>1.1. Remerciement</w:t>
             </w:r>
             <w:r>
               <w:rPr>
+                <w:rFonts w:ascii="Calibri" w:hAnsi="Calibri" w:cs="Calibri"/>
                 <w:noProof/>
                 <w:webHidden/>
               </w:rPr>
@@ -482,6 +492,7 @@
             </w:r>
             <w:r>
               <w:rPr>
+                <w:rFonts w:ascii="Calibri" w:hAnsi="Calibri" w:cs="Calibri"/>
                 <w:noProof/>
                 <w:webHidden/>
               </w:rPr>
@@ -489,6 +500,7 @@
             </w:r>
             <w:r>
               <w:rPr>
+                <w:rFonts w:ascii="Calibri" w:hAnsi="Calibri" w:cs="Calibri"/>
                 <w:noProof/>
                 <w:webHidden/>
               </w:rPr>
@@ -496,12 +508,14 @@
             </w:r>
             <w:r>
               <w:rPr>
-                <w:noProof/>
-                <w:webHidden/>
-              </w:rPr>
-            </w:r>
-            <w:r>
-              <w:rPr>
+                <w:rFonts w:ascii="Calibri" w:hAnsi="Calibri" w:cs="Calibri"/>
+                <w:noProof/>
+                <w:webHidden/>
+              </w:rPr>
+            </w:r>
+            <w:r>
+              <w:rPr>
+                <w:rFonts w:ascii="Calibri" w:hAnsi="Calibri" w:cs="Calibri"/>
                 <w:noProof/>
                 <w:webHidden/>
               </w:rPr>
@@ -509,6 +523,7 @@
             </w:r>
             <w:r>
               <w:rPr>
+                <w:rFonts w:ascii="Calibri" w:hAnsi="Calibri" w:cs="Calibri"/>
                 <w:noProof/>
                 <w:webHidden/>
               </w:rPr>
@@ -516,6 +531,7 @@
             </w:r>
             <w:r>
               <w:rPr>
+                <w:rFonts w:ascii="Calibri" w:hAnsi="Calibri" w:cs="Calibri"/>
                 <w:noProof/>
                 <w:webHidden/>
               </w:rPr>
@@ -529,8 +545,9 @@
             <w:tabs>
               <w:tab w:val="right" w:leader="dot" w:pos="9062"/>
             </w:tabs>
+            <w:jc w:val="both"/>
             <w:rPr>
-              <w:rFonts w:eastAsiaTheme="minorEastAsia"/>
+              <w:rFonts w:ascii="Calibri" w:eastAsiaTheme="minorEastAsia" w:hAnsi="Calibri" w:cs="Calibri"/>
               <w:noProof/>
               <w:lang w:eastAsia="fr-FR"/>
             </w:rPr>
@@ -539,12 +556,14 @@
             <w:r>
               <w:rPr>
                 <w:rStyle w:val="Lienhypertexte"/>
+                <w:rFonts w:ascii="Calibri" w:hAnsi="Calibri" w:cs="Calibri"/>
                 <w:noProof/>
               </w:rPr>
               <w:t>1.2. Partie Personnel</w:t>
             </w:r>
             <w:r>
               <w:rPr>
+                <w:rFonts w:ascii="Calibri" w:hAnsi="Calibri" w:cs="Calibri"/>
                 <w:noProof/>
                 <w:webHidden/>
               </w:rPr>
@@ -552,6 +571,7 @@
             </w:r>
             <w:r>
               <w:rPr>
+                <w:rFonts w:ascii="Calibri" w:hAnsi="Calibri" w:cs="Calibri"/>
                 <w:noProof/>
                 <w:webHidden/>
               </w:rPr>
@@ -559,6 +579,7 @@
             </w:r>
             <w:r>
               <w:rPr>
+                <w:rFonts w:ascii="Calibri" w:hAnsi="Calibri" w:cs="Calibri"/>
                 <w:noProof/>
                 <w:webHidden/>
               </w:rPr>
@@ -566,12 +587,14 @@
             </w:r>
             <w:r>
               <w:rPr>
-                <w:noProof/>
-                <w:webHidden/>
-              </w:rPr>
-            </w:r>
-            <w:r>
-              <w:rPr>
+                <w:rFonts w:ascii="Calibri" w:hAnsi="Calibri" w:cs="Calibri"/>
+                <w:noProof/>
+                <w:webHidden/>
+              </w:rPr>
+            </w:r>
+            <w:r>
+              <w:rPr>
+                <w:rFonts w:ascii="Calibri" w:hAnsi="Calibri" w:cs="Calibri"/>
                 <w:noProof/>
                 <w:webHidden/>
               </w:rPr>
@@ -579,6 +602,7 @@
             </w:r>
             <w:r>
               <w:rPr>
+                <w:rFonts w:ascii="Calibri" w:hAnsi="Calibri" w:cs="Calibri"/>
                 <w:noProof/>
                 <w:webHidden/>
               </w:rPr>
@@ -586,6 +610,7 @@
             </w:r>
             <w:r>
               <w:rPr>
+                <w:rFonts w:ascii="Calibri" w:hAnsi="Calibri" w:cs="Calibri"/>
                 <w:noProof/>
                 <w:webHidden/>
               </w:rPr>
@@ -599,8 +624,9 @@
             <w:tabs>
               <w:tab w:val="right" w:leader="dot" w:pos="9062"/>
             </w:tabs>
+            <w:jc w:val="both"/>
             <w:rPr>
-              <w:rFonts w:eastAsiaTheme="minorEastAsia"/>
+              <w:rFonts w:ascii="Calibri" w:eastAsiaTheme="minorEastAsia" w:hAnsi="Calibri" w:cs="Calibri"/>
               <w:noProof/>
               <w:lang w:eastAsia="fr-FR"/>
             </w:rPr>
@@ -609,13 +635,14 @@
             <w:r>
               <w:rPr>
                 <w:rStyle w:val="Lienhypertexte"/>
-                <w:rFonts w:eastAsia="Times New Roman"/>
+                <w:rFonts w:ascii="Calibri" w:eastAsia="Times New Roman" w:hAnsi="Calibri" w:cs="Calibri"/>
                 <w:noProof/>
               </w:rPr>
               <w:t>1.2.1. Analyse des besoins énergétiques</w:t>
             </w:r>
             <w:r>
               <w:rPr>
+                <w:rFonts w:ascii="Calibri" w:hAnsi="Calibri" w:cs="Calibri"/>
                 <w:noProof/>
                 <w:webHidden/>
               </w:rPr>
@@ -623,6 +650,7 @@
             </w:r>
             <w:r>
               <w:rPr>
+                <w:rFonts w:ascii="Calibri" w:hAnsi="Calibri" w:cs="Calibri"/>
                 <w:noProof/>
                 <w:webHidden/>
               </w:rPr>
@@ -630,6 +658,7 @@
             </w:r>
             <w:r>
               <w:rPr>
+                <w:rFonts w:ascii="Calibri" w:hAnsi="Calibri" w:cs="Calibri"/>
                 <w:noProof/>
                 <w:webHidden/>
               </w:rPr>
@@ -637,12 +666,14 @@
             </w:r>
             <w:r>
               <w:rPr>
-                <w:noProof/>
-                <w:webHidden/>
-              </w:rPr>
-            </w:r>
-            <w:r>
-              <w:rPr>
+                <w:rFonts w:ascii="Calibri" w:hAnsi="Calibri" w:cs="Calibri"/>
+                <w:noProof/>
+                <w:webHidden/>
+              </w:rPr>
+            </w:r>
+            <w:r>
+              <w:rPr>
+                <w:rFonts w:ascii="Calibri" w:hAnsi="Calibri" w:cs="Calibri"/>
                 <w:noProof/>
                 <w:webHidden/>
               </w:rPr>
@@ -650,6 +681,7 @@
             </w:r>
             <w:r>
               <w:rPr>
+                <w:rFonts w:ascii="Calibri" w:hAnsi="Calibri" w:cs="Calibri"/>
                 <w:noProof/>
                 <w:webHidden/>
               </w:rPr>
@@ -657,6 +689,7 @@
             </w:r>
             <w:r>
               <w:rPr>
+                <w:rFonts w:ascii="Calibri" w:hAnsi="Calibri" w:cs="Calibri"/>
                 <w:noProof/>
                 <w:webHidden/>
               </w:rPr>
@@ -670,8 +703,9 @@
             <w:tabs>
               <w:tab w:val="right" w:leader="dot" w:pos="9062"/>
             </w:tabs>
+            <w:jc w:val="both"/>
             <w:rPr>
-              <w:rFonts w:eastAsiaTheme="minorEastAsia"/>
+              <w:rFonts w:ascii="Calibri" w:eastAsiaTheme="minorEastAsia" w:hAnsi="Calibri" w:cs="Calibri"/>
               <w:noProof/>
               <w:lang w:eastAsia="fr-FR"/>
             </w:rPr>
@@ -680,13 +714,14 @@
             <w:r>
               <w:rPr>
                 <w:rStyle w:val="Lienhypertexte"/>
-                <w:rFonts w:eastAsia="Times New Roman"/>
+                <w:rFonts w:ascii="Calibri" w:eastAsia="Times New Roman" w:hAnsi="Calibri" w:cs="Calibri"/>
                 <w:noProof/>
               </w:rPr>
               <w:t>1.2.2. Vérification et saisie de la partie alimentation</w:t>
             </w:r>
             <w:r>
               <w:rPr>
+                <w:rFonts w:ascii="Calibri" w:hAnsi="Calibri" w:cs="Calibri"/>
                 <w:noProof/>
                 <w:webHidden/>
               </w:rPr>
@@ -694,6 +729,7 @@
             </w:r>
             <w:r>
               <w:rPr>
+                <w:rFonts w:ascii="Calibri" w:hAnsi="Calibri" w:cs="Calibri"/>
                 <w:noProof/>
                 <w:webHidden/>
               </w:rPr>
@@ -701,6 +737,7 @@
             </w:r>
             <w:r>
               <w:rPr>
+                <w:rFonts w:ascii="Calibri" w:hAnsi="Calibri" w:cs="Calibri"/>
                 <w:noProof/>
                 <w:webHidden/>
               </w:rPr>
@@ -708,12 +745,14 @@
             </w:r>
             <w:r>
               <w:rPr>
-                <w:noProof/>
-                <w:webHidden/>
-              </w:rPr>
-            </w:r>
-            <w:r>
-              <w:rPr>
+                <w:rFonts w:ascii="Calibri" w:hAnsi="Calibri" w:cs="Calibri"/>
+                <w:noProof/>
+                <w:webHidden/>
+              </w:rPr>
+            </w:r>
+            <w:r>
+              <w:rPr>
+                <w:rFonts w:ascii="Calibri" w:hAnsi="Calibri" w:cs="Calibri"/>
                 <w:noProof/>
                 <w:webHidden/>
               </w:rPr>
@@ -721,6 +760,7 @@
             </w:r>
             <w:r>
               <w:rPr>
+                <w:rFonts w:ascii="Calibri" w:hAnsi="Calibri" w:cs="Calibri"/>
                 <w:noProof/>
                 <w:webHidden/>
               </w:rPr>
@@ -728,6 +768,7 @@
             </w:r>
             <w:r>
               <w:rPr>
+                <w:rFonts w:ascii="Calibri" w:hAnsi="Calibri" w:cs="Calibri"/>
                 <w:noProof/>
                 <w:webHidden/>
               </w:rPr>
@@ -741,8 +782,9 @@
             <w:tabs>
               <w:tab w:val="right" w:leader="dot" w:pos="9062"/>
             </w:tabs>
+            <w:jc w:val="both"/>
             <w:rPr>
-              <w:rFonts w:eastAsiaTheme="minorEastAsia"/>
+              <w:rFonts w:ascii="Calibri" w:eastAsiaTheme="minorEastAsia" w:hAnsi="Calibri" w:cs="Calibri"/>
               <w:noProof/>
               <w:lang w:eastAsia="fr-FR"/>
             </w:rPr>
@@ -751,13 +793,14 @@
             <w:r>
               <w:rPr>
                 <w:rStyle w:val="Lienhypertexte"/>
-                <w:rFonts w:eastAsia="Times New Roman"/>
+                <w:rFonts w:ascii="Calibri" w:eastAsia="Times New Roman" w:hAnsi="Calibri" w:cs="Calibri"/>
                 <w:noProof/>
               </w:rPr>
               <w:t>1.2.3. Intégration et validation du module MPPT</w:t>
             </w:r>
             <w:r>
               <w:rPr>
+                <w:rFonts w:ascii="Calibri" w:hAnsi="Calibri" w:cs="Calibri"/>
                 <w:noProof/>
                 <w:webHidden/>
               </w:rPr>
@@ -765,6 +808,7 @@
             </w:r>
             <w:r>
               <w:rPr>
+                <w:rFonts w:ascii="Calibri" w:hAnsi="Calibri" w:cs="Calibri"/>
                 <w:noProof/>
                 <w:webHidden/>
               </w:rPr>
@@ -772,6 +816,7 @@
             </w:r>
             <w:r>
               <w:rPr>
+                <w:rFonts w:ascii="Calibri" w:hAnsi="Calibri" w:cs="Calibri"/>
                 <w:noProof/>
                 <w:webHidden/>
               </w:rPr>
@@ -779,12 +824,14 @@
             </w:r>
             <w:r>
               <w:rPr>
-                <w:noProof/>
-                <w:webHidden/>
-              </w:rPr>
-            </w:r>
-            <w:r>
-              <w:rPr>
+                <w:rFonts w:ascii="Calibri" w:hAnsi="Calibri" w:cs="Calibri"/>
+                <w:noProof/>
+                <w:webHidden/>
+              </w:rPr>
+            </w:r>
+            <w:r>
+              <w:rPr>
+                <w:rFonts w:ascii="Calibri" w:hAnsi="Calibri" w:cs="Calibri"/>
                 <w:noProof/>
                 <w:webHidden/>
               </w:rPr>
@@ -792,6 +839,7 @@
             </w:r>
             <w:r>
               <w:rPr>
+                <w:rFonts w:ascii="Calibri" w:hAnsi="Calibri" w:cs="Calibri"/>
                 <w:noProof/>
                 <w:webHidden/>
               </w:rPr>
@@ -799,6 +847,7 @@
             </w:r>
             <w:r>
               <w:rPr>
+                <w:rFonts w:ascii="Calibri" w:hAnsi="Calibri" w:cs="Calibri"/>
                 <w:noProof/>
                 <w:webHidden/>
               </w:rPr>
@@ -812,8 +861,9 @@
             <w:tabs>
               <w:tab w:val="right" w:leader="dot" w:pos="9062"/>
             </w:tabs>
+            <w:jc w:val="both"/>
             <w:rPr>
-              <w:rFonts w:eastAsiaTheme="minorEastAsia"/>
+              <w:rFonts w:ascii="Calibri" w:eastAsiaTheme="minorEastAsia" w:hAnsi="Calibri" w:cs="Calibri"/>
               <w:noProof/>
               <w:lang w:eastAsia="fr-FR"/>
             </w:rPr>
@@ -822,13 +872,14 @@
             <w:r>
               <w:rPr>
                 <w:rStyle w:val="Lienhypertexte"/>
-                <w:rFonts w:eastAsia="Times New Roman"/>
+                <w:rFonts w:ascii="Calibri" w:eastAsia="Times New Roman" w:hAnsi="Calibri" w:cs="Calibri"/>
                 <w:noProof/>
               </w:rPr>
               <w:t>1.2.4. Interface homme-machine (IHM)</w:t>
             </w:r>
             <w:r>
               <w:rPr>
+                <w:rFonts w:ascii="Calibri" w:hAnsi="Calibri" w:cs="Calibri"/>
                 <w:noProof/>
                 <w:webHidden/>
               </w:rPr>
@@ -836,6 +887,7 @@
             </w:r>
             <w:r>
               <w:rPr>
+                <w:rFonts w:ascii="Calibri" w:hAnsi="Calibri" w:cs="Calibri"/>
                 <w:noProof/>
                 <w:webHidden/>
               </w:rPr>
@@ -843,6 +895,7 @@
             </w:r>
             <w:r>
               <w:rPr>
+                <w:rFonts w:ascii="Calibri" w:hAnsi="Calibri" w:cs="Calibri"/>
                 <w:noProof/>
                 <w:webHidden/>
               </w:rPr>
@@ -850,12 +903,14 @@
             </w:r>
             <w:r>
               <w:rPr>
-                <w:noProof/>
-                <w:webHidden/>
-              </w:rPr>
-            </w:r>
-            <w:r>
-              <w:rPr>
+                <w:rFonts w:ascii="Calibri" w:hAnsi="Calibri" w:cs="Calibri"/>
+                <w:noProof/>
+                <w:webHidden/>
+              </w:rPr>
+            </w:r>
+            <w:r>
+              <w:rPr>
+                <w:rFonts w:ascii="Calibri" w:hAnsi="Calibri" w:cs="Calibri"/>
                 <w:noProof/>
                 <w:webHidden/>
               </w:rPr>
@@ -863,6 +918,7 @@
             </w:r>
             <w:r>
               <w:rPr>
+                <w:rFonts w:ascii="Calibri" w:hAnsi="Calibri" w:cs="Calibri"/>
                 <w:noProof/>
                 <w:webHidden/>
               </w:rPr>
@@ -870,6 +926,7 @@
             </w:r>
             <w:r>
               <w:rPr>
+                <w:rFonts w:ascii="Calibri" w:hAnsi="Calibri" w:cs="Calibri"/>
                 <w:noProof/>
                 <w:webHidden/>
               </w:rPr>
@@ -883,8 +940,9 @@
             <w:tabs>
               <w:tab w:val="right" w:leader="dot" w:pos="9062"/>
             </w:tabs>
+            <w:jc w:val="both"/>
             <w:rPr>
-              <w:rFonts w:eastAsiaTheme="minorEastAsia"/>
+              <w:rFonts w:ascii="Calibri" w:eastAsiaTheme="minorEastAsia" w:hAnsi="Calibri" w:cs="Calibri"/>
               <w:noProof/>
               <w:lang w:eastAsia="fr-FR"/>
             </w:rPr>
@@ -893,13 +951,14 @@
             <w:r>
               <w:rPr>
                 <w:rStyle w:val="Lienhypertexte"/>
-                <w:rFonts w:eastAsia="Times New Roman"/>
+                <w:rFonts w:ascii="Calibri" w:eastAsia="Times New Roman" w:hAnsi="Calibri" w:cs="Calibri"/>
                 <w:noProof/>
               </w:rPr>
               <w:t>1.2.5. Bilan</w:t>
             </w:r>
             <w:r>
               <w:rPr>
+                <w:rFonts w:ascii="Calibri" w:hAnsi="Calibri" w:cs="Calibri"/>
                 <w:noProof/>
                 <w:webHidden/>
               </w:rPr>
@@ -907,6 +966,7 @@
             </w:r>
             <w:r>
               <w:rPr>
+                <w:rFonts w:ascii="Calibri" w:hAnsi="Calibri" w:cs="Calibri"/>
                 <w:noProof/>
                 <w:webHidden/>
               </w:rPr>
@@ -914,6 +974,7 @@
             </w:r>
             <w:r>
               <w:rPr>
+                <w:rFonts w:ascii="Calibri" w:hAnsi="Calibri" w:cs="Calibri"/>
                 <w:noProof/>
                 <w:webHidden/>
               </w:rPr>
@@ -921,12 +982,14 @@
             </w:r>
             <w:r>
               <w:rPr>
-                <w:noProof/>
-                <w:webHidden/>
-              </w:rPr>
-            </w:r>
-            <w:r>
-              <w:rPr>
+                <w:rFonts w:ascii="Calibri" w:hAnsi="Calibri" w:cs="Calibri"/>
+                <w:noProof/>
+                <w:webHidden/>
+              </w:rPr>
+            </w:r>
+            <w:r>
+              <w:rPr>
+                <w:rFonts w:ascii="Calibri" w:hAnsi="Calibri" w:cs="Calibri"/>
                 <w:noProof/>
                 <w:webHidden/>
               </w:rPr>
@@ -934,6 +997,7 @@
             </w:r>
             <w:r>
               <w:rPr>
+                <w:rFonts w:ascii="Calibri" w:hAnsi="Calibri" w:cs="Calibri"/>
                 <w:noProof/>
                 <w:webHidden/>
               </w:rPr>
@@ -941,6 +1005,7 @@
             </w:r>
             <w:r>
               <w:rPr>
+                <w:rFonts w:ascii="Calibri" w:hAnsi="Calibri" w:cs="Calibri"/>
                 <w:noProof/>
                 <w:webHidden/>
               </w:rPr>
@@ -954,8 +1019,9 @@
             <w:tabs>
               <w:tab w:val="right" w:leader="dot" w:pos="9062"/>
             </w:tabs>
+            <w:jc w:val="both"/>
             <w:rPr>
-              <w:rFonts w:eastAsiaTheme="minorEastAsia"/>
+              <w:rFonts w:ascii="Calibri" w:eastAsiaTheme="minorEastAsia" w:hAnsi="Calibri" w:cs="Calibri"/>
               <w:noProof/>
               <w:lang w:eastAsia="fr-FR"/>
             </w:rPr>
@@ -964,12 +1030,14 @@
             <w:r>
               <w:rPr>
                 <w:rStyle w:val="Lienhypertexte"/>
+                <w:rFonts w:ascii="Calibri" w:hAnsi="Calibri" w:cs="Calibri"/>
                 <w:noProof/>
               </w:rPr>
               <w:t>Diagrammes</w:t>
             </w:r>
             <w:r>
               <w:rPr>
+                <w:rFonts w:ascii="Calibri" w:hAnsi="Calibri" w:cs="Calibri"/>
                 <w:noProof/>
                 <w:webHidden/>
               </w:rPr>
@@ -977,6 +1045,7 @@
             </w:r>
             <w:r>
               <w:rPr>
+                <w:rFonts w:ascii="Calibri" w:hAnsi="Calibri" w:cs="Calibri"/>
                 <w:noProof/>
                 <w:webHidden/>
               </w:rPr>
@@ -984,6 +1053,7 @@
             </w:r>
             <w:r>
               <w:rPr>
+                <w:rFonts w:ascii="Calibri" w:hAnsi="Calibri" w:cs="Calibri"/>
                 <w:noProof/>
                 <w:webHidden/>
               </w:rPr>
@@ -991,12 +1061,14 @@
             </w:r>
             <w:r>
               <w:rPr>
-                <w:noProof/>
-                <w:webHidden/>
-              </w:rPr>
-            </w:r>
-            <w:r>
-              <w:rPr>
+                <w:rFonts w:ascii="Calibri" w:hAnsi="Calibri" w:cs="Calibri"/>
+                <w:noProof/>
+                <w:webHidden/>
+              </w:rPr>
+            </w:r>
+            <w:r>
+              <w:rPr>
+                <w:rFonts w:ascii="Calibri" w:hAnsi="Calibri" w:cs="Calibri"/>
                 <w:noProof/>
                 <w:webHidden/>
               </w:rPr>
@@ -1004,6 +1076,7 @@
             </w:r>
             <w:r>
               <w:rPr>
+                <w:rFonts w:ascii="Calibri" w:hAnsi="Calibri" w:cs="Calibri"/>
                 <w:noProof/>
                 <w:webHidden/>
               </w:rPr>
@@ -1011,6 +1084,7 @@
             </w:r>
             <w:r>
               <w:rPr>
+                <w:rFonts w:ascii="Calibri" w:hAnsi="Calibri" w:cs="Calibri"/>
                 <w:noProof/>
                 <w:webHidden/>
               </w:rPr>
@@ -1024,8 +1098,9 @@
             <w:tabs>
               <w:tab w:val="right" w:leader="dot" w:pos="9062"/>
             </w:tabs>
+            <w:jc w:val="both"/>
             <w:rPr>
-              <w:rFonts w:eastAsiaTheme="minorEastAsia"/>
+              <w:rFonts w:ascii="Calibri" w:eastAsiaTheme="minorEastAsia" w:hAnsi="Calibri" w:cs="Calibri"/>
               <w:noProof/>
               <w:lang w:eastAsia="fr-FR"/>
             </w:rPr>
@@ -1033,6 +1108,7 @@
           <w:hyperlink w:anchor="_Toc230862059" w:history="1">
             <w:r>
               <w:rPr>
+                <w:rFonts w:ascii="Calibri" w:hAnsi="Calibri" w:cs="Calibri"/>
                 <w:noProof/>
                 <w:webHidden/>
               </w:rPr>
@@ -1040,6 +1116,7 @@
             </w:r>
             <w:r>
               <w:rPr>
+                <w:rFonts w:ascii="Calibri" w:hAnsi="Calibri" w:cs="Calibri"/>
                 <w:noProof/>
                 <w:webHidden/>
               </w:rPr>
@@ -1047,6 +1124,7 @@
             </w:r>
             <w:r>
               <w:rPr>
+                <w:rFonts w:ascii="Calibri" w:hAnsi="Calibri" w:cs="Calibri"/>
                 <w:noProof/>
                 <w:webHidden/>
               </w:rPr>
@@ -1054,12 +1132,14 @@
             </w:r>
             <w:r>
               <w:rPr>
-                <w:noProof/>
-                <w:webHidden/>
-              </w:rPr>
-            </w:r>
-            <w:r>
-              <w:rPr>
+                <w:rFonts w:ascii="Calibri" w:hAnsi="Calibri" w:cs="Calibri"/>
+                <w:noProof/>
+                <w:webHidden/>
+              </w:rPr>
+            </w:r>
+            <w:r>
+              <w:rPr>
+                <w:rFonts w:ascii="Calibri" w:hAnsi="Calibri" w:cs="Calibri"/>
                 <w:noProof/>
                 <w:webHidden/>
               </w:rPr>
@@ -1067,6 +1147,7 @@
             </w:r>
             <w:r>
               <w:rPr>
+                <w:rFonts w:ascii="Calibri" w:hAnsi="Calibri" w:cs="Calibri"/>
                 <w:noProof/>
                 <w:webHidden/>
               </w:rPr>
@@ -1074,6 +1155,7 @@
             </w:r>
             <w:r>
               <w:rPr>
+                <w:rFonts w:ascii="Calibri" w:hAnsi="Calibri" w:cs="Calibri"/>
                 <w:noProof/>
                 <w:webHidden/>
               </w:rPr>
@@ -1087,8 +1169,9 @@
             <w:tabs>
               <w:tab w:val="right" w:leader="dot" w:pos="9062"/>
             </w:tabs>
+            <w:jc w:val="both"/>
             <w:rPr>
-              <w:rFonts w:eastAsiaTheme="minorEastAsia"/>
+              <w:rFonts w:ascii="Calibri" w:eastAsiaTheme="minorEastAsia" w:hAnsi="Calibri" w:cs="Calibri"/>
               <w:noProof/>
               <w:lang w:eastAsia="fr-FR"/>
             </w:rPr>
@@ -1097,12 +1180,14 @@
             <w:r>
               <w:rPr>
                 <w:rStyle w:val="Lienhypertexte"/>
+                <w:rFonts w:ascii="Calibri" w:hAnsi="Calibri" w:cs="Calibri"/>
                 <w:noProof/>
               </w:rPr>
               <w:t>Mesure et calcul de la tension</w:t>
             </w:r>
             <w:r>
               <w:rPr>
+                <w:rFonts w:ascii="Calibri" w:hAnsi="Calibri" w:cs="Calibri"/>
                 <w:noProof/>
                 <w:webHidden/>
               </w:rPr>
@@ -1110,6 +1195,7 @@
             </w:r>
             <w:r>
               <w:rPr>
+                <w:rFonts w:ascii="Calibri" w:hAnsi="Calibri" w:cs="Calibri"/>
                 <w:noProof/>
                 <w:webHidden/>
               </w:rPr>
@@ -1117,6 +1203,7 @@
             </w:r>
             <w:r>
               <w:rPr>
+                <w:rFonts w:ascii="Calibri" w:hAnsi="Calibri" w:cs="Calibri"/>
                 <w:noProof/>
                 <w:webHidden/>
               </w:rPr>
@@ -1124,12 +1211,14 @@
             </w:r>
             <w:r>
               <w:rPr>
-                <w:noProof/>
-                <w:webHidden/>
-              </w:rPr>
-            </w:r>
-            <w:r>
-              <w:rPr>
+                <w:rFonts w:ascii="Calibri" w:hAnsi="Calibri" w:cs="Calibri"/>
+                <w:noProof/>
+                <w:webHidden/>
+              </w:rPr>
+            </w:r>
+            <w:r>
+              <w:rPr>
+                <w:rFonts w:ascii="Calibri" w:hAnsi="Calibri" w:cs="Calibri"/>
                 <w:noProof/>
                 <w:webHidden/>
               </w:rPr>
@@ -1137,6 +1226,7 @@
             </w:r>
             <w:r>
               <w:rPr>
+                <w:rFonts w:ascii="Calibri" w:hAnsi="Calibri" w:cs="Calibri"/>
                 <w:noProof/>
                 <w:webHidden/>
               </w:rPr>
@@ -1144,6 +1234,7 @@
             </w:r>
             <w:r>
               <w:rPr>
+                <w:rFonts w:ascii="Calibri" w:hAnsi="Calibri" w:cs="Calibri"/>
                 <w:noProof/>
                 <w:webHidden/>
               </w:rPr>
@@ -1157,8 +1248,9 @@
             <w:tabs>
               <w:tab w:val="right" w:leader="dot" w:pos="9062"/>
             </w:tabs>
+            <w:jc w:val="both"/>
             <w:rPr>
-              <w:rFonts w:eastAsiaTheme="minorEastAsia"/>
+              <w:rFonts w:ascii="Calibri" w:eastAsiaTheme="minorEastAsia" w:hAnsi="Calibri" w:cs="Calibri"/>
               <w:noProof/>
               <w:lang w:eastAsia="fr-FR"/>
             </w:rPr>
@@ -1167,12 +1259,14 @@
             <w:r>
               <w:rPr>
                 <w:rStyle w:val="Lienhypertexte"/>
+                <w:rFonts w:ascii="Calibri" w:hAnsi="Calibri" w:cs="Calibri"/>
                 <w:noProof/>
               </w:rPr>
               <w:t>Création du site et assemblage des codes</w:t>
             </w:r>
             <w:r>
               <w:rPr>
+                <w:rFonts w:ascii="Calibri" w:hAnsi="Calibri" w:cs="Calibri"/>
                 <w:noProof/>
                 <w:webHidden/>
               </w:rPr>
@@ -1180,6 +1274,7 @@
             </w:r>
             <w:r>
               <w:rPr>
+                <w:rFonts w:ascii="Calibri" w:hAnsi="Calibri" w:cs="Calibri"/>
                 <w:noProof/>
                 <w:webHidden/>
               </w:rPr>
@@ -1187,6 +1282,7 @@
             </w:r>
             <w:r>
               <w:rPr>
+                <w:rFonts w:ascii="Calibri" w:hAnsi="Calibri" w:cs="Calibri"/>
                 <w:noProof/>
                 <w:webHidden/>
               </w:rPr>
@@ -1194,12 +1290,14 @@
             </w:r>
             <w:r>
               <w:rPr>
-                <w:noProof/>
-                <w:webHidden/>
-              </w:rPr>
-            </w:r>
-            <w:r>
-              <w:rPr>
+                <w:rFonts w:ascii="Calibri" w:hAnsi="Calibri" w:cs="Calibri"/>
+                <w:noProof/>
+                <w:webHidden/>
+              </w:rPr>
+            </w:r>
+            <w:r>
+              <w:rPr>
+                <w:rFonts w:ascii="Calibri" w:hAnsi="Calibri" w:cs="Calibri"/>
                 <w:noProof/>
                 <w:webHidden/>
               </w:rPr>
@@ -1207,6 +1305,7 @@
             </w:r>
             <w:r>
               <w:rPr>
+                <w:rFonts w:ascii="Calibri" w:hAnsi="Calibri" w:cs="Calibri"/>
                 <w:noProof/>
                 <w:webHidden/>
               </w:rPr>
@@ -1214,6 +1313,7 @@
             </w:r>
             <w:r>
               <w:rPr>
+                <w:rFonts w:ascii="Calibri" w:hAnsi="Calibri" w:cs="Calibri"/>
                 <w:noProof/>
                 <w:webHidden/>
               </w:rPr>
@@ -1227,8 +1327,9 @@
             <w:tabs>
               <w:tab w:val="right" w:leader="dot" w:pos="9062"/>
             </w:tabs>
+            <w:jc w:val="both"/>
             <w:rPr>
-              <w:rFonts w:eastAsiaTheme="minorEastAsia"/>
+              <w:rFonts w:ascii="Calibri" w:eastAsiaTheme="minorEastAsia" w:hAnsi="Calibri" w:cs="Calibri"/>
               <w:noProof/>
               <w:lang w:eastAsia="fr-FR"/>
             </w:rPr>
@@ -1237,12 +1338,14 @@
             <w:r>
               <w:rPr>
                 <w:rStyle w:val="Lienhypertexte"/>
+                <w:rFonts w:ascii="Calibri" w:hAnsi="Calibri" w:cs="Calibri"/>
                 <w:noProof/>
               </w:rPr>
               <w:t>3.1. Algorigrammes</w:t>
             </w:r>
             <w:r>
               <w:rPr>
+                <w:rFonts w:ascii="Calibri" w:hAnsi="Calibri" w:cs="Calibri"/>
                 <w:noProof/>
                 <w:webHidden/>
               </w:rPr>
@@ -1250,6 +1353,7 @@
             </w:r>
             <w:r>
               <w:rPr>
+                <w:rFonts w:ascii="Calibri" w:hAnsi="Calibri" w:cs="Calibri"/>
                 <w:noProof/>
                 <w:webHidden/>
               </w:rPr>
@@ -1257,6 +1361,7 @@
             </w:r>
             <w:r>
               <w:rPr>
+                <w:rFonts w:ascii="Calibri" w:hAnsi="Calibri" w:cs="Calibri"/>
                 <w:noProof/>
                 <w:webHidden/>
               </w:rPr>
@@ -1264,12 +1369,14 @@
             </w:r>
             <w:r>
               <w:rPr>
-                <w:noProof/>
-                <w:webHidden/>
-              </w:rPr>
-            </w:r>
-            <w:r>
-              <w:rPr>
+                <w:rFonts w:ascii="Calibri" w:hAnsi="Calibri" w:cs="Calibri"/>
+                <w:noProof/>
+                <w:webHidden/>
+              </w:rPr>
+            </w:r>
+            <w:r>
+              <w:rPr>
+                <w:rFonts w:ascii="Calibri" w:hAnsi="Calibri" w:cs="Calibri"/>
                 <w:noProof/>
                 <w:webHidden/>
               </w:rPr>
@@ -1277,6 +1384,7 @@
             </w:r>
             <w:r>
               <w:rPr>
+                <w:rFonts w:ascii="Calibri" w:hAnsi="Calibri" w:cs="Calibri"/>
                 <w:noProof/>
                 <w:webHidden/>
               </w:rPr>
@@ -1284,6 +1392,7 @@
             </w:r>
             <w:r>
               <w:rPr>
+                <w:rFonts w:ascii="Calibri" w:hAnsi="Calibri" w:cs="Calibri"/>
                 <w:noProof/>
                 <w:webHidden/>
               </w:rPr>
@@ -1297,8 +1406,9 @@
             <w:tabs>
               <w:tab w:val="right" w:leader="dot" w:pos="9062"/>
             </w:tabs>
+            <w:jc w:val="both"/>
             <w:rPr>
-              <w:rFonts w:eastAsiaTheme="minorEastAsia"/>
+              <w:rFonts w:ascii="Calibri" w:eastAsiaTheme="minorEastAsia" w:hAnsi="Calibri" w:cs="Calibri"/>
               <w:noProof/>
               <w:lang w:eastAsia="fr-FR"/>
             </w:rPr>
@@ -1307,12 +1417,14 @@
             <w:r>
               <w:rPr>
                 <w:rStyle w:val="Lienhypertexte"/>
+                <w:rFonts w:ascii="Calibri" w:hAnsi="Calibri" w:cs="Calibri"/>
                 <w:noProof/>
               </w:rPr>
               <w:t>Saisie de Schéma</w:t>
             </w:r>
             <w:r>
               <w:rPr>
+                <w:rFonts w:ascii="Calibri" w:hAnsi="Calibri" w:cs="Calibri"/>
                 <w:noProof/>
                 <w:webHidden/>
               </w:rPr>
@@ -1320,6 +1432,7 @@
             </w:r>
             <w:r>
               <w:rPr>
+                <w:rFonts w:ascii="Calibri" w:hAnsi="Calibri" w:cs="Calibri"/>
                 <w:noProof/>
                 <w:webHidden/>
               </w:rPr>
@@ -1327,6 +1440,7 @@
             </w:r>
             <w:r>
               <w:rPr>
+                <w:rFonts w:ascii="Calibri" w:hAnsi="Calibri" w:cs="Calibri"/>
                 <w:noProof/>
                 <w:webHidden/>
               </w:rPr>
@@ -1334,12 +1448,14 @@
             </w:r>
             <w:r>
               <w:rPr>
-                <w:noProof/>
-                <w:webHidden/>
-              </w:rPr>
-            </w:r>
-            <w:r>
-              <w:rPr>
+                <w:rFonts w:ascii="Calibri" w:hAnsi="Calibri" w:cs="Calibri"/>
+                <w:noProof/>
+                <w:webHidden/>
+              </w:rPr>
+            </w:r>
+            <w:r>
+              <w:rPr>
+                <w:rFonts w:ascii="Calibri" w:hAnsi="Calibri" w:cs="Calibri"/>
                 <w:noProof/>
                 <w:webHidden/>
               </w:rPr>
@@ -1347,6 +1463,7 @@
             </w:r>
             <w:r>
               <w:rPr>
+                <w:rFonts w:ascii="Calibri" w:hAnsi="Calibri" w:cs="Calibri"/>
                 <w:noProof/>
                 <w:webHidden/>
               </w:rPr>
@@ -1354,6 +1471,7 @@
             </w:r>
             <w:r>
               <w:rPr>
+                <w:rFonts w:ascii="Calibri" w:hAnsi="Calibri" w:cs="Calibri"/>
                 <w:noProof/>
                 <w:webHidden/>
               </w:rPr>
@@ -1367,8 +1485,9 @@
             <w:tabs>
               <w:tab w:val="right" w:leader="dot" w:pos="9062"/>
             </w:tabs>
+            <w:jc w:val="both"/>
             <w:rPr>
-              <w:rFonts w:eastAsiaTheme="minorEastAsia"/>
+              <w:rFonts w:ascii="Calibri" w:eastAsiaTheme="minorEastAsia" w:hAnsi="Calibri" w:cs="Calibri"/>
               <w:noProof/>
               <w:lang w:eastAsia="fr-FR"/>
             </w:rPr>
@@ -1377,7 +1496,7 @@
             <w:r>
               <w:rPr>
                 <w:rStyle w:val="Lienhypertexte"/>
-                <w:rFonts w:eastAsia="Times New Roman"/>
+                <w:rFonts w:ascii="Calibri" w:eastAsia="Times New Roman" w:hAnsi="Calibri" w:cs="Calibri"/>
                 <w:noProof/>
                 <w:lang w:eastAsia="fr-FR"/>
               </w:rPr>
@@ -1385,6 +1504,7 @@
             </w:r>
             <w:r>
               <w:rPr>
+                <w:rFonts w:ascii="Calibri" w:hAnsi="Calibri" w:cs="Calibri"/>
                 <w:noProof/>
                 <w:webHidden/>
               </w:rPr>
@@ -1392,6 +1512,7 @@
             </w:r>
             <w:r>
               <w:rPr>
+                <w:rFonts w:ascii="Calibri" w:hAnsi="Calibri" w:cs="Calibri"/>
                 <w:noProof/>
                 <w:webHidden/>
               </w:rPr>
@@ -1399,6 +1520,7 @@
             </w:r>
             <w:r>
               <w:rPr>
+                <w:rFonts w:ascii="Calibri" w:hAnsi="Calibri" w:cs="Calibri"/>
                 <w:noProof/>
                 <w:webHidden/>
               </w:rPr>
@@ -1406,12 +1528,14 @@
             </w:r>
             <w:r>
               <w:rPr>
-                <w:noProof/>
-                <w:webHidden/>
-              </w:rPr>
-            </w:r>
-            <w:r>
-              <w:rPr>
+                <w:rFonts w:ascii="Calibri" w:hAnsi="Calibri" w:cs="Calibri"/>
+                <w:noProof/>
+                <w:webHidden/>
+              </w:rPr>
+            </w:r>
+            <w:r>
+              <w:rPr>
+                <w:rFonts w:ascii="Calibri" w:hAnsi="Calibri" w:cs="Calibri"/>
                 <w:noProof/>
                 <w:webHidden/>
               </w:rPr>
@@ -1419,6 +1543,7 @@
             </w:r>
             <w:r>
               <w:rPr>
+                <w:rFonts w:ascii="Calibri" w:hAnsi="Calibri" w:cs="Calibri"/>
                 <w:noProof/>
                 <w:webHidden/>
               </w:rPr>
@@ -1426,6 +1551,7 @@
             </w:r>
             <w:r>
               <w:rPr>
+                <w:rFonts w:ascii="Calibri" w:hAnsi="Calibri" w:cs="Calibri"/>
                 <w:noProof/>
                 <w:webHidden/>
               </w:rPr>
@@ -1439,8 +1565,9 @@
             <w:tabs>
               <w:tab w:val="right" w:leader="dot" w:pos="9062"/>
             </w:tabs>
+            <w:jc w:val="both"/>
             <w:rPr>
-              <w:rFonts w:eastAsiaTheme="minorEastAsia"/>
+              <w:rFonts w:ascii="Calibri" w:eastAsiaTheme="minorEastAsia" w:hAnsi="Calibri" w:cs="Calibri"/>
               <w:noProof/>
               <w:lang w:eastAsia="fr-FR"/>
             </w:rPr>
@@ -1449,7 +1576,7 @@
             <w:r>
               <w:rPr>
                 <w:rStyle w:val="Lienhypertexte"/>
-                <w:rFonts w:eastAsia="Times New Roman" w:cs="Times New Roman"/>
+                <w:rFonts w:ascii="Calibri" w:eastAsia="Times New Roman" w:hAnsi="Calibri" w:cs="Calibri"/>
                 <w:noProof/>
                 <w:kern w:val="0"/>
                 <w:lang w:eastAsia="fr-FR"/>
@@ -1460,7 +1587,7 @@
             <w:r>
               <w:rPr>
                 <w:rStyle w:val="Lienhypertexte"/>
-                <w:rFonts w:eastAsia="Times New Roman"/>
+                <w:rFonts w:ascii="Calibri" w:eastAsia="Times New Roman" w:hAnsi="Calibri" w:cs="Calibri"/>
                 <w:noProof/>
                 <w:lang w:eastAsia="fr-FR"/>
               </w:rPr>
@@ -1468,6 +1595,7 @@
             </w:r>
             <w:r>
               <w:rPr>
+                <w:rFonts w:ascii="Calibri" w:hAnsi="Calibri" w:cs="Calibri"/>
                 <w:noProof/>
                 <w:webHidden/>
               </w:rPr>
@@ -1475,6 +1603,7 @@
             </w:r>
             <w:r>
               <w:rPr>
+                <w:rFonts w:ascii="Calibri" w:hAnsi="Calibri" w:cs="Calibri"/>
                 <w:noProof/>
                 <w:webHidden/>
               </w:rPr>
@@ -1482,6 +1611,7 @@
             </w:r>
             <w:r>
               <w:rPr>
+                <w:rFonts w:ascii="Calibri" w:hAnsi="Calibri" w:cs="Calibri"/>
                 <w:noProof/>
                 <w:webHidden/>
               </w:rPr>
@@ -1489,12 +1619,14 @@
             </w:r>
             <w:r>
               <w:rPr>
-                <w:noProof/>
-                <w:webHidden/>
-              </w:rPr>
-            </w:r>
-            <w:r>
-              <w:rPr>
+                <w:rFonts w:ascii="Calibri" w:hAnsi="Calibri" w:cs="Calibri"/>
+                <w:noProof/>
+                <w:webHidden/>
+              </w:rPr>
+            </w:r>
+            <w:r>
+              <w:rPr>
+                <w:rFonts w:ascii="Calibri" w:hAnsi="Calibri" w:cs="Calibri"/>
                 <w:noProof/>
                 <w:webHidden/>
               </w:rPr>
@@ -1502,6 +1634,7 @@
             </w:r>
             <w:r>
               <w:rPr>
+                <w:rFonts w:ascii="Calibri" w:hAnsi="Calibri" w:cs="Calibri"/>
                 <w:noProof/>
                 <w:webHidden/>
               </w:rPr>
@@ -1509,6 +1642,7 @@
             </w:r>
             <w:r>
               <w:rPr>
+                <w:rFonts w:ascii="Calibri" w:hAnsi="Calibri" w:cs="Calibri"/>
                 <w:noProof/>
                 <w:webHidden/>
               </w:rPr>
@@ -1522,8 +1656,9 @@
             <w:tabs>
               <w:tab w:val="right" w:leader="dot" w:pos="9062"/>
             </w:tabs>
+            <w:jc w:val="both"/>
             <w:rPr>
-              <w:rFonts w:eastAsiaTheme="minorEastAsia"/>
+              <w:rFonts w:ascii="Calibri" w:eastAsiaTheme="minorEastAsia" w:hAnsi="Calibri" w:cs="Calibri"/>
               <w:noProof/>
               <w:lang w:eastAsia="fr-FR"/>
             </w:rPr>
@@ -1532,7 +1667,7 @@
             <w:r>
               <w:rPr>
                 <w:rStyle w:val="Lienhypertexte"/>
-                <w:rFonts w:eastAsia="Times New Roman"/>
+                <w:rFonts w:ascii="Calibri" w:eastAsia="Times New Roman" w:hAnsi="Calibri" w:cs="Calibri"/>
                 <w:noProof/>
                 <w:lang w:eastAsia="fr-FR"/>
               </w:rPr>
@@ -1540,6 +1675,7 @@
             </w:r>
             <w:r>
               <w:rPr>
+                <w:rFonts w:ascii="Calibri" w:hAnsi="Calibri" w:cs="Calibri"/>
                 <w:noProof/>
                 <w:webHidden/>
               </w:rPr>
@@ -1547,6 +1683,7 @@
             </w:r>
             <w:r>
               <w:rPr>
+                <w:rFonts w:ascii="Calibri" w:hAnsi="Calibri" w:cs="Calibri"/>
                 <w:noProof/>
                 <w:webHidden/>
               </w:rPr>
@@ -1554,6 +1691,7 @@
             </w:r>
             <w:r>
               <w:rPr>
+                <w:rFonts w:ascii="Calibri" w:hAnsi="Calibri" w:cs="Calibri"/>
                 <w:noProof/>
                 <w:webHidden/>
               </w:rPr>
@@ -1561,12 +1699,14 @@
             </w:r>
             <w:r>
               <w:rPr>
-                <w:noProof/>
-                <w:webHidden/>
-              </w:rPr>
-            </w:r>
-            <w:r>
-              <w:rPr>
+                <w:rFonts w:ascii="Calibri" w:hAnsi="Calibri" w:cs="Calibri"/>
+                <w:noProof/>
+                <w:webHidden/>
+              </w:rPr>
+            </w:r>
+            <w:r>
+              <w:rPr>
+                <w:rFonts w:ascii="Calibri" w:hAnsi="Calibri" w:cs="Calibri"/>
                 <w:noProof/>
                 <w:webHidden/>
               </w:rPr>
@@ -1574,6 +1714,7 @@
             </w:r>
             <w:r>
               <w:rPr>
+                <w:rFonts w:ascii="Calibri" w:hAnsi="Calibri" w:cs="Calibri"/>
                 <w:noProof/>
                 <w:webHidden/>
               </w:rPr>
@@ -1581,6 +1722,7 @@
             </w:r>
             <w:r>
               <w:rPr>
+                <w:rFonts w:ascii="Calibri" w:hAnsi="Calibri" w:cs="Calibri"/>
                 <w:noProof/>
                 <w:webHidden/>
               </w:rPr>
@@ -1594,8 +1736,9 @@
             <w:tabs>
               <w:tab w:val="right" w:leader="dot" w:pos="9062"/>
             </w:tabs>
+            <w:jc w:val="both"/>
             <w:rPr>
-              <w:rFonts w:eastAsiaTheme="minorEastAsia"/>
+              <w:rFonts w:ascii="Calibri" w:eastAsiaTheme="minorEastAsia" w:hAnsi="Calibri" w:cs="Calibri"/>
               <w:noProof/>
               <w:lang w:eastAsia="fr-FR"/>
             </w:rPr>
@@ -1604,7 +1747,7 @@
             <w:r>
               <w:rPr>
                 <w:rStyle w:val="Lienhypertexte"/>
-                <w:rFonts w:eastAsia="Times New Roman"/>
+                <w:rFonts w:ascii="Calibri" w:eastAsia="Times New Roman" w:hAnsi="Calibri" w:cs="Calibri"/>
                 <w:noProof/>
                 <w:lang w:eastAsia="fr-FR"/>
               </w:rPr>
@@ -1612,6 +1755,7 @@
             </w:r>
             <w:r>
               <w:rPr>
+                <w:rFonts w:ascii="Calibri" w:hAnsi="Calibri" w:cs="Calibri"/>
                 <w:noProof/>
                 <w:webHidden/>
               </w:rPr>
@@ -1619,6 +1763,7 @@
             </w:r>
             <w:r>
               <w:rPr>
+                <w:rFonts w:ascii="Calibri" w:hAnsi="Calibri" w:cs="Calibri"/>
                 <w:noProof/>
                 <w:webHidden/>
               </w:rPr>
@@ -1626,6 +1771,7 @@
             </w:r>
             <w:r>
               <w:rPr>
+                <w:rFonts w:ascii="Calibri" w:hAnsi="Calibri" w:cs="Calibri"/>
                 <w:noProof/>
                 <w:webHidden/>
               </w:rPr>
@@ -1633,12 +1779,14 @@
             </w:r>
             <w:r>
               <w:rPr>
-                <w:noProof/>
-                <w:webHidden/>
-              </w:rPr>
-            </w:r>
-            <w:r>
-              <w:rPr>
+                <w:rFonts w:ascii="Calibri" w:hAnsi="Calibri" w:cs="Calibri"/>
+                <w:noProof/>
+                <w:webHidden/>
+              </w:rPr>
+            </w:r>
+            <w:r>
+              <w:rPr>
+                <w:rFonts w:ascii="Calibri" w:hAnsi="Calibri" w:cs="Calibri"/>
                 <w:noProof/>
                 <w:webHidden/>
               </w:rPr>
@@ -1646,6 +1794,7 @@
             </w:r>
             <w:r>
               <w:rPr>
+                <w:rFonts w:ascii="Calibri" w:hAnsi="Calibri" w:cs="Calibri"/>
                 <w:noProof/>
                 <w:webHidden/>
               </w:rPr>
@@ -1653,6 +1802,7 @@
             </w:r>
             <w:r>
               <w:rPr>
+                <w:rFonts w:ascii="Calibri" w:hAnsi="Calibri" w:cs="Calibri"/>
                 <w:noProof/>
                 <w:webHidden/>
               </w:rPr>
@@ -1666,8 +1816,9 @@
             <w:tabs>
               <w:tab w:val="right" w:leader="dot" w:pos="9062"/>
             </w:tabs>
+            <w:jc w:val="both"/>
             <w:rPr>
-              <w:rFonts w:eastAsiaTheme="minorEastAsia"/>
+              <w:rFonts w:ascii="Calibri" w:eastAsiaTheme="minorEastAsia" w:hAnsi="Calibri" w:cs="Calibri"/>
               <w:noProof/>
               <w:lang w:eastAsia="fr-FR"/>
             </w:rPr>
@@ -1676,7 +1827,7 @@
             <w:r>
               <w:rPr>
                 <w:rStyle w:val="Lienhypertexte"/>
-                <w:rFonts w:eastAsia="Times New Roman"/>
+                <w:rFonts w:ascii="Calibri" w:eastAsia="Times New Roman" w:hAnsi="Calibri" w:cs="Calibri"/>
                 <w:noProof/>
                 <w:lang w:eastAsia="fr-FR"/>
               </w:rPr>
@@ -1684,6 +1835,7 @@
             </w:r>
             <w:r>
               <w:rPr>
+                <w:rFonts w:ascii="Calibri" w:hAnsi="Calibri" w:cs="Calibri"/>
                 <w:noProof/>
                 <w:webHidden/>
               </w:rPr>
@@ -1691,6 +1843,7 @@
             </w:r>
             <w:r>
               <w:rPr>
+                <w:rFonts w:ascii="Calibri" w:hAnsi="Calibri" w:cs="Calibri"/>
                 <w:noProof/>
                 <w:webHidden/>
               </w:rPr>
@@ -1698,6 +1851,7 @@
             </w:r>
             <w:r>
               <w:rPr>
+                <w:rFonts w:ascii="Calibri" w:hAnsi="Calibri" w:cs="Calibri"/>
                 <w:noProof/>
                 <w:webHidden/>
               </w:rPr>
@@ -1705,12 +1859,14 @@
             </w:r>
             <w:r>
               <w:rPr>
-                <w:noProof/>
-                <w:webHidden/>
-              </w:rPr>
-            </w:r>
-            <w:r>
-              <w:rPr>
+                <w:rFonts w:ascii="Calibri" w:hAnsi="Calibri" w:cs="Calibri"/>
+                <w:noProof/>
+                <w:webHidden/>
+              </w:rPr>
+            </w:r>
+            <w:r>
+              <w:rPr>
+                <w:rFonts w:ascii="Calibri" w:hAnsi="Calibri" w:cs="Calibri"/>
                 <w:noProof/>
                 <w:webHidden/>
               </w:rPr>
@@ -1718,6 +1874,7 @@
             </w:r>
             <w:r>
               <w:rPr>
+                <w:rFonts w:ascii="Calibri" w:hAnsi="Calibri" w:cs="Calibri"/>
                 <w:noProof/>
                 <w:webHidden/>
               </w:rPr>
@@ -1725,6 +1882,7 @@
             </w:r>
             <w:r>
               <w:rPr>
+                <w:rFonts w:ascii="Calibri" w:hAnsi="Calibri" w:cs="Calibri"/>
                 <w:noProof/>
                 <w:webHidden/>
               </w:rPr>
@@ -1738,8 +1896,9 @@
             <w:tabs>
               <w:tab w:val="right" w:leader="dot" w:pos="9062"/>
             </w:tabs>
+            <w:jc w:val="both"/>
             <w:rPr>
-              <w:rFonts w:eastAsiaTheme="minorEastAsia"/>
+              <w:rFonts w:ascii="Calibri" w:eastAsiaTheme="minorEastAsia" w:hAnsi="Calibri" w:cs="Calibri"/>
               <w:noProof/>
               <w:lang w:eastAsia="fr-FR"/>
             </w:rPr>
@@ -1748,7 +1907,7 @@
             <w:r>
               <w:rPr>
                 <w:rStyle w:val="Lienhypertexte"/>
-                <w:rFonts w:eastAsia="Times New Roman"/>
+                <w:rFonts w:ascii="Calibri" w:eastAsia="Times New Roman" w:hAnsi="Calibri" w:cs="Calibri"/>
                 <w:noProof/>
                 <w:lang w:eastAsia="fr-FR"/>
               </w:rPr>
@@ -1756,6 +1915,7 @@
             </w:r>
             <w:r>
               <w:rPr>
+                <w:rFonts w:ascii="Calibri" w:hAnsi="Calibri" w:cs="Calibri"/>
                 <w:noProof/>
                 <w:webHidden/>
               </w:rPr>
@@ -1763,6 +1923,7 @@
             </w:r>
             <w:r>
               <w:rPr>
+                <w:rFonts w:ascii="Calibri" w:hAnsi="Calibri" w:cs="Calibri"/>
                 <w:noProof/>
                 <w:webHidden/>
               </w:rPr>
@@ -1770,6 +1931,7 @@
             </w:r>
             <w:r>
               <w:rPr>
+                <w:rFonts w:ascii="Calibri" w:hAnsi="Calibri" w:cs="Calibri"/>
                 <w:noProof/>
                 <w:webHidden/>
               </w:rPr>
@@ -1777,12 +1939,14 @@
             </w:r>
             <w:r>
               <w:rPr>
-                <w:noProof/>
-                <w:webHidden/>
-              </w:rPr>
-            </w:r>
-            <w:r>
-              <w:rPr>
+                <w:rFonts w:ascii="Calibri" w:hAnsi="Calibri" w:cs="Calibri"/>
+                <w:noProof/>
+                <w:webHidden/>
+              </w:rPr>
+            </w:r>
+            <w:r>
+              <w:rPr>
+                <w:rFonts w:ascii="Calibri" w:hAnsi="Calibri" w:cs="Calibri"/>
                 <w:noProof/>
                 <w:webHidden/>
               </w:rPr>
@@ -1790,6 +1954,7 @@
             </w:r>
             <w:r>
               <w:rPr>
+                <w:rFonts w:ascii="Calibri" w:hAnsi="Calibri" w:cs="Calibri"/>
                 <w:noProof/>
                 <w:webHidden/>
               </w:rPr>
@@ -1797,6 +1962,7 @@
             </w:r>
             <w:r>
               <w:rPr>
+                <w:rFonts w:ascii="Calibri" w:hAnsi="Calibri" w:cs="Calibri"/>
                 <w:noProof/>
                 <w:webHidden/>
               </w:rPr>
@@ -1810,8 +1976,9 @@
             <w:tabs>
               <w:tab w:val="right" w:leader="dot" w:pos="9062"/>
             </w:tabs>
+            <w:jc w:val="both"/>
             <w:rPr>
-              <w:rFonts w:eastAsiaTheme="minorEastAsia"/>
+              <w:rFonts w:ascii="Calibri" w:eastAsiaTheme="minorEastAsia" w:hAnsi="Calibri" w:cs="Calibri"/>
               <w:noProof/>
               <w:lang w:eastAsia="fr-FR"/>
             </w:rPr>
@@ -1820,12 +1987,14 @@
             <w:r>
               <w:rPr>
                 <w:rStyle w:val="Lienhypertexte"/>
+                <w:rFonts w:ascii="Calibri" w:hAnsi="Calibri" w:cs="Calibri"/>
                 <w:noProof/>
               </w:rPr>
               <w:t>Schéma électrique (partie Alimentation) :</w:t>
             </w:r>
             <w:r>
               <w:rPr>
+                <w:rFonts w:ascii="Calibri" w:hAnsi="Calibri" w:cs="Calibri"/>
                 <w:noProof/>
                 <w:webHidden/>
               </w:rPr>
@@ -1833,6 +2002,7 @@
             </w:r>
             <w:r>
               <w:rPr>
+                <w:rFonts w:ascii="Calibri" w:hAnsi="Calibri" w:cs="Calibri"/>
                 <w:noProof/>
                 <w:webHidden/>
               </w:rPr>
@@ -1840,6 +2010,7 @@
             </w:r>
             <w:r>
               <w:rPr>
+                <w:rFonts w:ascii="Calibri" w:hAnsi="Calibri" w:cs="Calibri"/>
                 <w:noProof/>
                 <w:webHidden/>
               </w:rPr>
@@ -1847,12 +2018,14 @@
             </w:r>
             <w:r>
               <w:rPr>
-                <w:noProof/>
-                <w:webHidden/>
-              </w:rPr>
-            </w:r>
-            <w:r>
-              <w:rPr>
+                <w:rFonts w:ascii="Calibri" w:hAnsi="Calibri" w:cs="Calibri"/>
+                <w:noProof/>
+                <w:webHidden/>
+              </w:rPr>
+            </w:r>
+            <w:r>
+              <w:rPr>
+                <w:rFonts w:ascii="Calibri" w:hAnsi="Calibri" w:cs="Calibri"/>
                 <w:noProof/>
                 <w:webHidden/>
               </w:rPr>
@@ -1860,6 +2033,7 @@
             </w:r>
             <w:r>
               <w:rPr>
+                <w:rFonts w:ascii="Calibri" w:hAnsi="Calibri" w:cs="Calibri"/>
                 <w:noProof/>
                 <w:webHidden/>
               </w:rPr>
@@ -1867,6 +2041,7 @@
             </w:r>
             <w:r>
               <w:rPr>
+                <w:rFonts w:ascii="Calibri" w:hAnsi="Calibri" w:cs="Calibri"/>
                 <w:noProof/>
                 <w:webHidden/>
               </w:rPr>
@@ -1880,8 +2055,9 @@
             <w:tabs>
               <w:tab w:val="right" w:leader="dot" w:pos="9062"/>
             </w:tabs>
+            <w:jc w:val="both"/>
             <w:rPr>
-              <w:rFonts w:eastAsiaTheme="minorEastAsia"/>
+              <w:rFonts w:ascii="Calibri" w:eastAsiaTheme="minorEastAsia" w:hAnsi="Calibri" w:cs="Calibri"/>
               <w:noProof/>
               <w:lang w:eastAsia="fr-FR"/>
             </w:rPr>
@@ -1890,12 +2066,14 @@
             <w:r>
               <w:rPr>
                 <w:rStyle w:val="Lienhypertexte"/>
+                <w:rFonts w:ascii="Calibri" w:hAnsi="Calibri" w:cs="Calibri"/>
                 <w:noProof/>
               </w:rPr>
               <w:t>4.3. Routage final effectuer par Théo :</w:t>
             </w:r>
             <w:r>
               <w:rPr>
+                <w:rFonts w:ascii="Calibri" w:hAnsi="Calibri" w:cs="Calibri"/>
                 <w:noProof/>
                 <w:webHidden/>
               </w:rPr>
@@ -1903,6 +2081,7 @@
             </w:r>
             <w:r>
               <w:rPr>
+                <w:rFonts w:ascii="Calibri" w:hAnsi="Calibri" w:cs="Calibri"/>
                 <w:noProof/>
                 <w:webHidden/>
               </w:rPr>
@@ -1910,6 +2089,7 @@
             </w:r>
             <w:r>
               <w:rPr>
+                <w:rFonts w:ascii="Calibri" w:hAnsi="Calibri" w:cs="Calibri"/>
                 <w:noProof/>
                 <w:webHidden/>
               </w:rPr>
@@ -1917,12 +2097,14 @@
             </w:r>
             <w:r>
               <w:rPr>
-                <w:noProof/>
-                <w:webHidden/>
-              </w:rPr>
-            </w:r>
-            <w:r>
-              <w:rPr>
+                <w:rFonts w:ascii="Calibri" w:hAnsi="Calibri" w:cs="Calibri"/>
+                <w:noProof/>
+                <w:webHidden/>
+              </w:rPr>
+            </w:r>
+            <w:r>
+              <w:rPr>
+                <w:rFonts w:ascii="Calibri" w:hAnsi="Calibri" w:cs="Calibri"/>
                 <w:noProof/>
                 <w:webHidden/>
               </w:rPr>
@@ -1930,6 +2112,7 @@
             </w:r>
             <w:r>
               <w:rPr>
+                <w:rFonts w:ascii="Calibri" w:hAnsi="Calibri" w:cs="Calibri"/>
                 <w:noProof/>
                 <w:webHidden/>
               </w:rPr>
@@ -1937,6 +2120,7 @@
             </w:r>
             <w:r>
               <w:rPr>
+                <w:rFonts w:ascii="Calibri" w:hAnsi="Calibri" w:cs="Calibri"/>
                 <w:noProof/>
                 <w:webHidden/>
               </w:rPr>
@@ -1950,8 +2134,9 @@
             <w:tabs>
               <w:tab w:val="right" w:leader="dot" w:pos="9062"/>
             </w:tabs>
+            <w:jc w:val="both"/>
             <w:rPr>
-              <w:rFonts w:eastAsiaTheme="minorEastAsia"/>
+              <w:rFonts w:ascii="Calibri" w:eastAsiaTheme="minorEastAsia" w:hAnsi="Calibri" w:cs="Calibri"/>
               <w:noProof/>
               <w:lang w:eastAsia="fr-FR"/>
             </w:rPr>
@@ -1960,12 +2145,14 @@
             <w:r>
               <w:rPr>
                 <w:rStyle w:val="Lienhypertexte"/>
+                <w:rFonts w:ascii="Calibri" w:hAnsi="Calibri" w:cs="Calibri"/>
                 <w:noProof/>
               </w:rPr>
               <w:t>4.4. Schéma Alimentation avant modification :</w:t>
             </w:r>
             <w:r>
               <w:rPr>
+                <w:rFonts w:ascii="Calibri" w:hAnsi="Calibri" w:cs="Calibri"/>
                 <w:noProof/>
                 <w:webHidden/>
               </w:rPr>
@@ -1973,6 +2160,7 @@
             </w:r>
             <w:r>
               <w:rPr>
+                <w:rFonts w:ascii="Calibri" w:hAnsi="Calibri" w:cs="Calibri"/>
                 <w:noProof/>
                 <w:webHidden/>
               </w:rPr>
@@ -1980,6 +2168,7 @@
             </w:r>
             <w:r>
               <w:rPr>
+                <w:rFonts w:ascii="Calibri" w:hAnsi="Calibri" w:cs="Calibri"/>
                 <w:noProof/>
                 <w:webHidden/>
               </w:rPr>
@@ -1987,12 +2176,14 @@
             </w:r>
             <w:r>
               <w:rPr>
-                <w:noProof/>
-                <w:webHidden/>
-              </w:rPr>
-            </w:r>
-            <w:r>
-              <w:rPr>
+                <w:rFonts w:ascii="Calibri" w:hAnsi="Calibri" w:cs="Calibri"/>
+                <w:noProof/>
+                <w:webHidden/>
+              </w:rPr>
+            </w:r>
+            <w:r>
+              <w:rPr>
+                <w:rFonts w:ascii="Calibri" w:hAnsi="Calibri" w:cs="Calibri"/>
                 <w:noProof/>
                 <w:webHidden/>
               </w:rPr>
@@ -2000,6 +2191,7 @@
             </w:r>
             <w:r>
               <w:rPr>
+                <w:rFonts w:ascii="Calibri" w:hAnsi="Calibri" w:cs="Calibri"/>
                 <w:noProof/>
                 <w:webHidden/>
               </w:rPr>
@@ -2007,6 +2199,7 @@
             </w:r>
             <w:r>
               <w:rPr>
+                <w:rFonts w:ascii="Calibri" w:hAnsi="Calibri" w:cs="Calibri"/>
                 <w:noProof/>
                 <w:webHidden/>
               </w:rPr>
@@ -2020,8 +2213,9 @@
             <w:tabs>
               <w:tab w:val="right" w:leader="dot" w:pos="9062"/>
             </w:tabs>
+            <w:jc w:val="both"/>
             <w:rPr>
-              <w:rFonts w:eastAsiaTheme="minorEastAsia"/>
+              <w:rFonts w:ascii="Calibri" w:eastAsiaTheme="minorEastAsia" w:hAnsi="Calibri" w:cs="Calibri"/>
               <w:noProof/>
               <w:lang w:eastAsia="fr-FR"/>
             </w:rPr>
@@ -2030,12 +2224,14 @@
             <w:r>
               <w:rPr>
                 <w:rStyle w:val="Lienhypertexte"/>
+                <w:rFonts w:ascii="Calibri" w:hAnsi="Calibri" w:cs="Calibri"/>
                 <w:noProof/>
               </w:rPr>
               <w:t>4.5. Mon routage final :</w:t>
             </w:r>
             <w:r>
               <w:rPr>
+                <w:rFonts w:ascii="Calibri" w:hAnsi="Calibri" w:cs="Calibri"/>
                 <w:noProof/>
                 <w:webHidden/>
               </w:rPr>
@@ -2043,6 +2239,7 @@
             </w:r>
             <w:r>
               <w:rPr>
+                <w:rFonts w:ascii="Calibri" w:hAnsi="Calibri" w:cs="Calibri"/>
                 <w:noProof/>
                 <w:webHidden/>
               </w:rPr>
@@ -2050,6 +2247,7 @@
             </w:r>
             <w:r>
               <w:rPr>
+                <w:rFonts w:ascii="Calibri" w:hAnsi="Calibri" w:cs="Calibri"/>
                 <w:noProof/>
                 <w:webHidden/>
               </w:rPr>
@@ -2057,12 +2255,14 @@
             </w:r>
             <w:r>
               <w:rPr>
-                <w:noProof/>
-                <w:webHidden/>
-              </w:rPr>
-            </w:r>
-            <w:r>
-              <w:rPr>
+                <w:rFonts w:ascii="Calibri" w:hAnsi="Calibri" w:cs="Calibri"/>
+                <w:noProof/>
+                <w:webHidden/>
+              </w:rPr>
+            </w:r>
+            <w:r>
+              <w:rPr>
+                <w:rFonts w:ascii="Calibri" w:hAnsi="Calibri" w:cs="Calibri"/>
                 <w:noProof/>
                 <w:webHidden/>
               </w:rPr>
@@ -2070,6 +2270,7 @@
             </w:r>
             <w:r>
               <w:rPr>
+                <w:rFonts w:ascii="Calibri" w:hAnsi="Calibri" w:cs="Calibri"/>
                 <w:noProof/>
                 <w:webHidden/>
               </w:rPr>
@@ -2077,6 +2278,7 @@
             </w:r>
             <w:r>
               <w:rPr>
+                <w:rFonts w:ascii="Calibri" w:hAnsi="Calibri" w:cs="Calibri"/>
                 <w:noProof/>
                 <w:webHidden/>
               </w:rPr>
@@ -2090,8 +2292,9 @@
             <w:tabs>
               <w:tab w:val="right" w:leader="dot" w:pos="9062"/>
             </w:tabs>
+            <w:jc w:val="both"/>
             <w:rPr>
-              <w:rFonts w:eastAsiaTheme="minorEastAsia"/>
+              <w:rFonts w:ascii="Calibri" w:eastAsiaTheme="minorEastAsia" w:hAnsi="Calibri" w:cs="Calibri"/>
               <w:noProof/>
               <w:lang w:eastAsia="fr-FR"/>
             </w:rPr>
@@ -2100,12 +2303,14 @@
             <w:r>
               <w:rPr>
                 <w:rStyle w:val="Lienhypertexte"/>
+                <w:rFonts w:ascii="Calibri" w:hAnsi="Calibri" w:cs="Calibri"/>
                 <w:noProof/>
               </w:rPr>
               <w:t>5.Assemblage de la carte</w:t>
             </w:r>
             <w:r>
               <w:rPr>
+                <w:rFonts w:ascii="Calibri" w:hAnsi="Calibri" w:cs="Calibri"/>
                 <w:noProof/>
                 <w:webHidden/>
               </w:rPr>
@@ -2113,6 +2318,7 @@
             </w:r>
             <w:r>
               <w:rPr>
+                <w:rFonts w:ascii="Calibri" w:hAnsi="Calibri" w:cs="Calibri"/>
                 <w:noProof/>
                 <w:webHidden/>
               </w:rPr>
@@ -2120,6 +2326,7 @@
             </w:r>
             <w:r>
               <w:rPr>
+                <w:rFonts w:ascii="Calibri" w:hAnsi="Calibri" w:cs="Calibri"/>
                 <w:noProof/>
                 <w:webHidden/>
               </w:rPr>
@@ -2127,12 +2334,14 @@
             </w:r>
             <w:r>
               <w:rPr>
-                <w:noProof/>
-                <w:webHidden/>
-              </w:rPr>
-            </w:r>
-            <w:r>
-              <w:rPr>
+                <w:rFonts w:ascii="Calibri" w:hAnsi="Calibri" w:cs="Calibri"/>
+                <w:noProof/>
+                <w:webHidden/>
+              </w:rPr>
+            </w:r>
+            <w:r>
+              <w:rPr>
+                <w:rFonts w:ascii="Calibri" w:hAnsi="Calibri" w:cs="Calibri"/>
                 <w:noProof/>
                 <w:webHidden/>
               </w:rPr>
@@ -2140,6 +2349,7 @@
             </w:r>
             <w:r>
               <w:rPr>
+                <w:rFonts w:ascii="Calibri" w:hAnsi="Calibri" w:cs="Calibri"/>
                 <w:noProof/>
                 <w:webHidden/>
               </w:rPr>
@@ -2147,6 +2357,7 @@
             </w:r>
             <w:r>
               <w:rPr>
+                <w:rFonts w:ascii="Calibri" w:hAnsi="Calibri" w:cs="Calibri"/>
                 <w:noProof/>
                 <w:webHidden/>
               </w:rPr>
@@ -2160,8 +2371,9 @@
             <w:tabs>
               <w:tab w:val="right" w:leader="dot" w:pos="9062"/>
             </w:tabs>
+            <w:jc w:val="both"/>
             <w:rPr>
-              <w:rFonts w:eastAsiaTheme="minorEastAsia"/>
+              <w:rFonts w:ascii="Calibri" w:eastAsiaTheme="minorEastAsia" w:hAnsi="Calibri" w:cs="Calibri"/>
               <w:noProof/>
               <w:lang w:eastAsia="fr-FR"/>
             </w:rPr>
@@ -2170,12 +2382,14 @@
             <w:r>
               <w:rPr>
                 <w:rStyle w:val="Lienhypertexte"/>
+                <w:rFonts w:ascii="Calibri" w:hAnsi="Calibri" w:cs="Calibri"/>
                 <w:noProof/>
               </w:rPr>
               <w:t>6.Problèmes rencontrés</w:t>
             </w:r>
             <w:r>
               <w:rPr>
+                <w:rFonts w:ascii="Calibri" w:hAnsi="Calibri" w:cs="Calibri"/>
                 <w:noProof/>
                 <w:webHidden/>
               </w:rPr>
@@ -2183,6 +2397,7 @@
             </w:r>
             <w:r>
               <w:rPr>
+                <w:rFonts w:ascii="Calibri" w:hAnsi="Calibri" w:cs="Calibri"/>
                 <w:noProof/>
                 <w:webHidden/>
               </w:rPr>
@@ -2190,6 +2405,7 @@
             </w:r>
             <w:r>
               <w:rPr>
+                <w:rFonts w:ascii="Calibri" w:hAnsi="Calibri" w:cs="Calibri"/>
                 <w:noProof/>
                 <w:webHidden/>
               </w:rPr>
@@ -2197,12 +2413,14 @@
             </w:r>
             <w:r>
               <w:rPr>
-                <w:noProof/>
-                <w:webHidden/>
-              </w:rPr>
-            </w:r>
-            <w:r>
-              <w:rPr>
+                <w:rFonts w:ascii="Calibri" w:hAnsi="Calibri" w:cs="Calibri"/>
+                <w:noProof/>
+                <w:webHidden/>
+              </w:rPr>
+            </w:r>
+            <w:r>
+              <w:rPr>
+                <w:rFonts w:ascii="Calibri" w:hAnsi="Calibri" w:cs="Calibri"/>
                 <w:noProof/>
                 <w:webHidden/>
               </w:rPr>
@@ -2210,6 +2428,7 @@
             </w:r>
             <w:r>
               <w:rPr>
+                <w:rFonts w:ascii="Calibri" w:hAnsi="Calibri" w:cs="Calibri"/>
                 <w:noProof/>
                 <w:webHidden/>
               </w:rPr>
@@ -2217,6 +2436,7 @@
             </w:r>
             <w:r>
               <w:rPr>
+                <w:rFonts w:ascii="Calibri" w:hAnsi="Calibri" w:cs="Calibri"/>
                 <w:noProof/>
                 <w:webHidden/>
               </w:rPr>
@@ -2230,8 +2450,9 @@
             <w:tabs>
               <w:tab w:val="right" w:leader="dot" w:pos="9062"/>
             </w:tabs>
+            <w:jc w:val="both"/>
             <w:rPr>
-              <w:rFonts w:eastAsiaTheme="minorEastAsia"/>
+              <w:rFonts w:ascii="Calibri" w:eastAsiaTheme="minorEastAsia" w:hAnsi="Calibri" w:cs="Calibri"/>
               <w:noProof/>
               <w:lang w:eastAsia="fr-FR"/>
             </w:rPr>
@@ -2240,12 +2461,14 @@
             <w:r>
               <w:rPr>
                 <w:rStyle w:val="Lienhypertexte"/>
+                <w:rFonts w:ascii="Calibri" w:hAnsi="Calibri" w:cs="Calibri"/>
                 <w:noProof/>
               </w:rPr>
               <w:t>Conclusion</w:t>
             </w:r>
             <w:r>
               <w:rPr>
+                <w:rFonts w:ascii="Calibri" w:hAnsi="Calibri" w:cs="Calibri"/>
                 <w:noProof/>
                 <w:webHidden/>
               </w:rPr>
@@ -2253,6 +2476,7 @@
             </w:r>
             <w:r>
               <w:rPr>
+                <w:rFonts w:ascii="Calibri" w:hAnsi="Calibri" w:cs="Calibri"/>
                 <w:noProof/>
                 <w:webHidden/>
               </w:rPr>
@@ -2260,6 +2484,7 @@
             </w:r>
             <w:r>
               <w:rPr>
+                <w:rFonts w:ascii="Calibri" w:hAnsi="Calibri" w:cs="Calibri"/>
                 <w:noProof/>
                 <w:webHidden/>
               </w:rPr>
@@ -2267,12 +2492,14 @@
             </w:r>
             <w:r>
               <w:rPr>
-                <w:noProof/>
-                <w:webHidden/>
-              </w:rPr>
-            </w:r>
-            <w:r>
-              <w:rPr>
+                <w:rFonts w:ascii="Calibri" w:hAnsi="Calibri" w:cs="Calibri"/>
+                <w:noProof/>
+                <w:webHidden/>
+              </w:rPr>
+            </w:r>
+            <w:r>
+              <w:rPr>
+                <w:rFonts w:ascii="Calibri" w:hAnsi="Calibri" w:cs="Calibri"/>
                 <w:noProof/>
                 <w:webHidden/>
               </w:rPr>
@@ -2280,6 +2507,7 @@
             </w:r>
             <w:r>
               <w:rPr>
+                <w:rFonts w:ascii="Calibri" w:hAnsi="Calibri" w:cs="Calibri"/>
                 <w:noProof/>
                 <w:webHidden/>
               </w:rPr>
@@ -2287,6 +2515,7 @@
             </w:r>
             <w:r>
               <w:rPr>
+                <w:rFonts w:ascii="Calibri" w:hAnsi="Calibri" w:cs="Calibri"/>
                 <w:noProof/>
                 <w:webHidden/>
               </w:rPr>
@@ -2300,8 +2529,9 @@
             <w:tabs>
               <w:tab w:val="right" w:leader="dot" w:pos="9062"/>
             </w:tabs>
+            <w:jc w:val="both"/>
             <w:rPr>
-              <w:rFonts w:eastAsiaTheme="minorEastAsia"/>
+              <w:rFonts w:ascii="Calibri" w:eastAsiaTheme="minorEastAsia" w:hAnsi="Calibri" w:cs="Calibri"/>
               <w:noProof/>
               <w:lang w:eastAsia="fr-FR"/>
             </w:rPr>
@@ -2310,12 +2540,14 @@
             <w:r>
               <w:rPr>
                 <w:rStyle w:val="Lienhypertexte"/>
+                <w:rFonts w:ascii="Calibri" w:hAnsi="Calibri" w:cs="Calibri"/>
                 <w:noProof/>
               </w:rPr>
               <w:t>Annexes</w:t>
             </w:r>
             <w:r>
               <w:rPr>
+                <w:rFonts w:ascii="Calibri" w:hAnsi="Calibri" w:cs="Calibri"/>
                 <w:noProof/>
                 <w:webHidden/>
               </w:rPr>
@@ -2323,6 +2555,7 @@
             </w:r>
             <w:r>
               <w:rPr>
+                <w:rFonts w:ascii="Calibri" w:hAnsi="Calibri" w:cs="Calibri"/>
                 <w:noProof/>
                 <w:webHidden/>
               </w:rPr>
@@ -2330,6 +2563,7 @@
             </w:r>
             <w:r>
               <w:rPr>
+                <w:rFonts w:ascii="Calibri" w:hAnsi="Calibri" w:cs="Calibri"/>
                 <w:noProof/>
                 <w:webHidden/>
               </w:rPr>
@@ -2337,12 +2571,14 @@
             </w:r>
             <w:r>
               <w:rPr>
-                <w:noProof/>
-                <w:webHidden/>
-              </w:rPr>
-            </w:r>
-            <w:r>
-              <w:rPr>
+                <w:rFonts w:ascii="Calibri" w:hAnsi="Calibri" w:cs="Calibri"/>
+                <w:noProof/>
+                <w:webHidden/>
+              </w:rPr>
+            </w:r>
+            <w:r>
+              <w:rPr>
+                <w:rFonts w:ascii="Calibri" w:hAnsi="Calibri" w:cs="Calibri"/>
                 <w:noProof/>
                 <w:webHidden/>
               </w:rPr>
@@ -2350,6 +2586,7 @@
             </w:r>
             <w:r>
               <w:rPr>
+                <w:rFonts w:ascii="Calibri" w:hAnsi="Calibri" w:cs="Calibri"/>
                 <w:noProof/>
                 <w:webHidden/>
               </w:rPr>
@@ -2357,6 +2594,7 @@
             </w:r>
             <w:r>
               <w:rPr>
+                <w:rFonts w:ascii="Calibri" w:hAnsi="Calibri" w:cs="Calibri"/>
                 <w:noProof/>
                 <w:webHidden/>
               </w:rPr>
@@ -2365,8 +2603,15 @@
           </w:hyperlink>
         </w:p>
         <w:p>
+          <w:pPr>
+            <w:jc w:val="both"/>
+            <w:rPr>
+              <w:rFonts w:ascii="Calibri" w:hAnsi="Calibri" w:cs="Calibri"/>
+            </w:rPr>
+          </w:pPr>
           <w:r>
             <w:rPr>
+              <w:rFonts w:ascii="Calibri" w:hAnsi="Calibri" w:cs="Calibri"/>
               <w:b/>
               <w:bCs/>
             </w:rPr>
@@ -2382,27 +2627,40 @@
           <w:ilvl w:val="0"/>
           <w:numId w:val="13"/>
         </w:numPr>
+        <w:jc w:val="both"/>
+        <w:rPr>
+          <w:rFonts w:ascii="Calibri" w:hAnsi="Calibri" w:cs="Calibri"/>
+        </w:rPr>
       </w:pPr>
       <w:bookmarkStart w:id="0" w:name="_Toc230862050"/>
       <w:r>
+        <w:rPr>
+          <w:rFonts w:ascii="Calibri" w:hAnsi="Calibri" w:cs="Calibri"/>
+        </w:rPr>
         <w:lastRenderedPageBreak/>
         <w:t>Introduction</w:t>
       </w:r>
       <w:bookmarkEnd w:id="0"/>
     </w:p>
-    <w:p/>
-    <w:p/>
+    <w:p>
+      <w:pPr>
+        <w:jc w:val="both"/>
+        <w:rPr>
+          <w:rFonts w:ascii="Calibri" w:hAnsi="Calibri" w:cs="Calibri"/>
+        </w:rPr>
+      </w:pPr>
+    </w:p>
     <w:p>
       <w:pPr>
         <w:spacing w:line="360" w:lineRule="auto"/>
         <w:jc w:val="both"/>
         <w:rPr>
-          <w:rFonts w:ascii="Times New Roman" w:eastAsia="Times New Roman" w:hAnsi="Times New Roman" w:cs="Times New Roman"/>
-        </w:rPr>
-      </w:pPr>
-      <w:r>
-        <w:rPr>
-          <w:rFonts w:ascii="Times New Roman" w:eastAsia="Times New Roman" w:hAnsi="Times New Roman" w:cs="Times New Roman"/>
+          <w:rFonts w:ascii="Calibri" w:eastAsia="Times New Roman" w:hAnsi="Calibri" w:cs="Calibri"/>
+        </w:rPr>
+      </w:pPr>
+      <w:r>
+        <w:rPr>
+          <w:rFonts w:ascii="Calibri" w:eastAsia="Times New Roman" w:hAnsi="Calibri" w:cs="Calibri"/>
         </w:rPr>
         <w:t>Dans le cadre de ma formation en BTS CIEL option ER, on nous a demandé de rédiger un rapport de projet individuel pour présenter le travail qu’on a réalisé tout au long de l’année.</w:t>
       </w:r>
@@ -2413,62 +2671,76 @@
         <w:ind w:firstLine="708"/>
         <w:jc w:val="both"/>
         <w:rPr>
-          <w:rFonts w:ascii="Times New Roman" w:eastAsia="Times New Roman" w:hAnsi="Times New Roman" w:cs="Times New Roman"/>
-        </w:rPr>
-      </w:pPr>
-      <w:r>
-        <w:rPr>
-          <w:rFonts w:ascii="Times New Roman" w:eastAsia="Times New Roman" w:hAnsi="Times New Roman" w:cs="Times New Roman"/>
-        </w:rPr>
-        <w:t>Ce document fait suite au rapport commun intitulé “Rapport commun Pico-centrale hydroélectrique” et se concentre uniquement sur ma contribution personnelle dans ce projet. Pour rappel, l’association Viseta, basée dans les Hautes-Pyrénées, nous a confié la conception de l’électronique de contrôle de la vanne de décharge, qu’on appelle l’ECVD, pour équiper sa pico-centrale hydroélectrique. Le principe est simple : une turbine en vis d’Archimède est installée dans un ancien moulin abandonné, et notre système doit réguler automatiquement le niveau d’eau en amont de cette turbine. Pour ça, un capteur Lidar mesure la hauteur d’eau en continu, et en fonction de cette mesure, un moteur pas-à-pas ouvre ou ferme la vanne de décharge. Tout le système fonctionne de manière autonome grâce à une batterie 12V rechargée par un panneau solaire via un régulateur MPPT, ce qui évite d’avoir besoin d’une connexion au réseau électrique. C’est une solution bien adaptée pour des sites isolés comme des moulins en pleine campagne.</w:t>
-      </w:r>
-      <w:r>
-        <w:rPr>
-          <w:rFonts w:ascii="Times New Roman" w:eastAsia="Times New Roman" w:hAnsi="Times New Roman" w:cs="Times New Roman"/>
-        </w:rPr>
-        <w:t>.</w:t>
+          <w:rFonts w:ascii="Calibri" w:eastAsia="Times New Roman" w:hAnsi="Calibri" w:cs="Calibri"/>
+        </w:rPr>
+      </w:pPr>
+      <w:r>
+        <w:rPr>
+          <w:rFonts w:ascii="Calibri" w:eastAsia="Times New Roman" w:hAnsi="Calibri" w:cs="Calibri"/>
+        </w:rPr>
+        <w:t xml:space="preserve">Ce document fait suite au rapport commun intitulé “Rapport commun Pico-centrale hydroélectrique” et se concentre uniquement sur ma contribution personnelle dans ce projet. Pour rappel, l’association Viseta, basée dans les Hautes-Pyrénées, nous a confié la conception de l’électronique de contrôle de la vanne de décharge, qu’on appelle l’ECVD, pour équiper sa pico-centrale hydroélectrique. Le principe est simple : une turbine en vis d’Archimède est installée dans un ancien moulin abandonné, et notre système doit réguler automatiquement le niveau d’eau en amont de cette turbine. Pour ça, un capteur Lidar mesure la hauteur d’eau en continu, et en fonction de cette mesure, un moteur pas-à-pas ouvre ou ferme la vanne de décharge. Tout le système fonctionne de manière autonome grâce à une batterie 12V rechargée par un panneau solaire via un régulateur MPPT, ce qui évite d’avoir besoin d’une connexion au réseau électrique. C’est une solution bien adaptée pour des sites isolés comme des moulins en pleine </w:t>
+      </w:r>
+      <w:r>
+        <w:rPr>
+          <w:rFonts w:ascii="Calibri" w:eastAsia="Times New Roman" w:hAnsi="Calibri" w:cs="Calibri"/>
+        </w:rPr>
+        <w:t>campagne.</w:t>
       </w:r>
     </w:p>
     <w:p>
       <w:pPr>
         <w:pStyle w:val="Titre2"/>
+        <w:jc w:val="both"/>
+        <w:rPr>
+          <w:rFonts w:cs="Calibri"/>
+        </w:rPr>
       </w:pPr>
       <w:bookmarkStart w:id="1" w:name="_Toc230862051"/>
       <w:r>
+        <w:rPr>
+          <w:rFonts w:cs="Calibri"/>
+        </w:rPr>
         <w:t>1.</w:t>
       </w:r>
       <w:r>
+        <w:rPr>
+          <w:rFonts w:cs="Calibri"/>
+        </w:rPr>
         <w:t>1.</w:t>
       </w:r>
       <w:r>
+        <w:rPr>
+          <w:rFonts w:cs="Calibri"/>
+        </w:rPr>
         <w:t xml:space="preserve"> </w:t>
       </w:r>
       <w:r>
+        <w:rPr>
+          <w:rFonts w:cs="Calibri"/>
+        </w:rPr>
         <w:t>Remerciement</w:t>
       </w:r>
       <w:bookmarkEnd w:id="1"/>
-      <w:r>
-        <w:t xml:space="preserve"> </w:t>
-      </w:r>
-    </w:p>
-    <w:p/>
+    </w:p>
+    <w:p>
+      <w:pPr>
+        <w:jc w:val="both"/>
+        <w:rPr>
+          <w:rFonts w:ascii="Calibri" w:hAnsi="Calibri" w:cs="Calibri"/>
+        </w:rPr>
+      </w:pPr>
+    </w:p>
     <w:p>
       <w:pPr>
         <w:spacing w:line="360" w:lineRule="auto"/>
         <w:jc w:val="both"/>
         <w:rPr>
-          <w:rFonts w:ascii="Times New Roman" w:eastAsia="Times New Roman" w:hAnsi="Times New Roman" w:cs="Times New Roman"/>
-        </w:rPr>
-      </w:pPr>
-      <w:r>
-        <w:rPr>
-          <w:rFonts w:ascii="Times New Roman" w:eastAsia="Times New Roman" w:hAnsi="Times New Roman" w:cs="Times New Roman"/>
-        </w:rPr>
-        <w:t xml:space="preserve"> </w:t>
-      </w:r>
-      <w:r>
-        <w:rPr>
-          <w:rFonts w:ascii="Times New Roman" w:eastAsia="Times New Roman" w:hAnsi="Times New Roman" w:cs="Times New Roman"/>
+          <w:rFonts w:ascii="Calibri" w:eastAsia="Times New Roman" w:hAnsi="Calibri" w:cs="Calibri"/>
+        </w:rPr>
+      </w:pPr>
+      <w:r>
+        <w:rPr>
+          <w:rFonts w:ascii="Calibri" w:eastAsia="Times New Roman" w:hAnsi="Calibri" w:cs="Calibri"/>
         </w:rPr>
         <w:t>Avant de commencer, je voudrais remercier les personnes qui nous ont aidés et encadrés tout au long de ce projet. Sans leur suivi et leurs conseils, on n’aurait pas pu avancer aussi efficacement :</w:t>
       </w:r>
@@ -2478,12 +2750,12 @@
         <w:spacing w:line="360" w:lineRule="auto"/>
         <w:jc w:val="both"/>
         <w:rPr>
-          <w:rFonts w:ascii="Times New Roman" w:eastAsia="Times New Roman" w:hAnsi="Times New Roman" w:cs="Times New Roman"/>
-        </w:rPr>
-      </w:pPr>
-      <w:r>
-        <w:rPr>
-          <w:rFonts w:ascii="Times New Roman" w:eastAsia="Times New Roman" w:hAnsi="Times New Roman" w:cs="Times New Roman"/>
+          <w:rFonts w:ascii="Calibri" w:eastAsia="Times New Roman" w:hAnsi="Calibri" w:cs="Calibri"/>
+        </w:rPr>
+      </w:pPr>
+      <w:r>
+        <w:rPr>
+          <w:rFonts w:ascii="Calibri" w:eastAsia="Times New Roman" w:hAnsi="Calibri" w:cs="Calibri"/>
         </w:rPr>
         <w:t>Toute l’équipe enseignante technique du lycée Antoine Bourdelle, pour les conseils qu’ils nous ont donnés et pour leur suivi régulier du projet, ce qui nous a vraiment permis d’avancer dans la bonne direction :</w:t>
       </w:r>
@@ -2494,13 +2766,13 @@
         <w:ind w:firstLine="708"/>
         <w:jc w:val="both"/>
         <w:rPr>
-          <w:rFonts w:ascii="Times New Roman" w:eastAsia="Times New Roman" w:hAnsi="Times New Roman" w:cs="Times New Roman"/>
+          <w:rFonts w:ascii="Calibri" w:eastAsia="Times New Roman" w:hAnsi="Calibri" w:cs="Calibri"/>
           <w:lang w:val="en-GB"/>
         </w:rPr>
       </w:pPr>
       <w:r>
         <w:rPr>
-          <w:rFonts w:ascii="Times New Roman" w:eastAsia="Times New Roman" w:hAnsi="Times New Roman" w:cs="Times New Roman"/>
+          <w:rFonts w:ascii="Calibri" w:eastAsia="Times New Roman" w:hAnsi="Calibri" w:cs="Calibri"/>
           <w:lang w:val="en-GB"/>
         </w:rPr>
         <w:t>- M. ALARY</w:t>
@@ -2512,12 +2784,14 @@
         <w:ind w:firstLine="708"/>
         <w:jc w:val="both"/>
         <w:rPr>
-          <w:rFonts w:ascii="Times New Roman" w:eastAsia="Times New Roman" w:hAnsi="Times New Roman" w:cs="Times New Roman"/>
-        </w:rPr>
-      </w:pPr>
-      <w:r>
-        <w:rPr>
-          <w:rFonts w:ascii="Times New Roman" w:eastAsia="Times New Roman" w:hAnsi="Times New Roman" w:cs="Times New Roman"/>
+          <w:rFonts w:ascii="Calibri" w:eastAsia="Times New Roman" w:hAnsi="Calibri" w:cs="Calibri"/>
+          <w:lang w:val="en-US"/>
+        </w:rPr>
+      </w:pPr>
+      <w:r>
+        <w:rPr>
+          <w:rFonts w:ascii="Calibri" w:eastAsia="Times New Roman" w:hAnsi="Calibri" w:cs="Calibri"/>
+          <w:lang w:val="en-US"/>
         </w:rPr>
         <w:t>- M. HUART</w:t>
       </w:r>
@@ -2528,12 +2802,14 @@
         <w:ind w:firstLine="708"/>
         <w:jc w:val="both"/>
         <w:rPr>
-          <w:rFonts w:ascii="Times New Roman" w:eastAsia="Times New Roman" w:hAnsi="Times New Roman" w:cs="Times New Roman"/>
-        </w:rPr>
-      </w:pPr>
-      <w:r>
-        <w:rPr>
-          <w:rFonts w:ascii="Times New Roman" w:eastAsia="Times New Roman" w:hAnsi="Times New Roman" w:cs="Times New Roman"/>
+          <w:rFonts w:ascii="Calibri" w:eastAsia="Times New Roman" w:hAnsi="Calibri" w:cs="Calibri"/>
+          <w:lang w:val="en-US"/>
+        </w:rPr>
+      </w:pPr>
+      <w:r>
+        <w:rPr>
+          <w:rFonts w:ascii="Calibri" w:eastAsia="Times New Roman" w:hAnsi="Calibri" w:cs="Calibri"/>
+          <w:lang w:val="en-US"/>
         </w:rPr>
         <w:t>- M. HAAS</w:t>
       </w:r>
@@ -2541,52 +2817,64 @@
     <w:p>
       <w:pPr>
         <w:pStyle w:val="Titre2"/>
+        <w:jc w:val="both"/>
+        <w:rPr>
+          <w:rFonts w:cs="Calibri"/>
+        </w:rPr>
       </w:pPr>
       <w:bookmarkStart w:id="2" w:name="_Toc230862052"/>
       <w:r>
+        <w:rPr>
+          <w:rFonts w:cs="Calibri"/>
+        </w:rPr>
         <w:lastRenderedPageBreak/>
         <w:t xml:space="preserve">1.2. </w:t>
       </w:r>
       <w:r>
+        <w:rPr>
+          <w:rFonts w:cs="Calibri"/>
+        </w:rPr>
         <w:t xml:space="preserve">Partie </w:t>
       </w:r>
       <w:r>
+        <w:rPr>
+          <w:rFonts w:cs="Calibri"/>
+        </w:rPr>
         <w:t>Personnel</w:t>
       </w:r>
       <w:bookmarkEnd w:id="2"/>
-      <w:r>
-        <w:t xml:space="preserve"> </w:t>
-      </w:r>
     </w:p>
     <w:p>
       <w:pPr>
         <w:pStyle w:val="my-2"/>
         <w:spacing w:line="360" w:lineRule="auto"/>
         <w:ind w:firstLine="360"/>
-      </w:pPr>
-      <w:r>
+        <w:jc w:val="both"/>
+        <w:rPr>
+          <w:rFonts w:ascii="Calibri" w:hAnsi="Calibri" w:cs="Calibri"/>
+        </w:rPr>
+      </w:pPr>
+      <w:r>
+        <w:rPr>
+          <w:rFonts w:ascii="Calibri" w:hAnsi="Calibri" w:cs="Calibri"/>
+        </w:rPr>
         <w:t>Dans le cadre du projet PICO centrale, j'ai travaillé principalement sur deux aspects : la supervision de la batterie et la conception de l'interface homme-machine (IHM) sous forme de page web embarquée. Ces deux parties sont étroitement liées, dans la mesure où l'IHM affiche en temps réel l'état de la batterie, des panneaux solaires connectés via le module MPPT, ainsi que les données transmises par le capteur de niveau d'eau. L'ensemble permet à l'opérateur de surveiller le système aisément depuis son téléphone.</w:t>
       </w:r>
     </w:p>
     <w:p>
       <w:pPr>
         <w:pStyle w:val="Titre3"/>
-        <w:rPr>
-          <w:rFonts w:eastAsia="Times New Roman"/>
+        <w:jc w:val="both"/>
+        <w:rPr>
+          <w:rFonts w:ascii="Calibri" w:eastAsia="Times New Roman" w:hAnsi="Calibri" w:cs="Calibri"/>
         </w:rPr>
       </w:pPr>
       <w:bookmarkStart w:id="3" w:name="_Toc230862053"/>
       <w:r>
         <w:rPr>
-          <w:rFonts w:eastAsia="Times New Roman"/>
-        </w:rPr>
-        <w:t xml:space="preserve">1.2.1. </w:t>
-      </w:r>
-      <w:r>
-        <w:rPr>
-          <w:rFonts w:eastAsia="Times New Roman"/>
-        </w:rPr>
-        <w:t>Analyse des besoins énergétiques</w:t>
+          <w:rFonts w:ascii="Calibri" w:eastAsia="Times New Roman" w:hAnsi="Calibri" w:cs="Calibri"/>
+        </w:rPr>
+        <w:t>1.2.1. Analyse des besoins énergétiques</w:t>
       </w:r>
       <w:bookmarkEnd w:id="3"/>
     </w:p>
@@ -2595,30 +2883,32 @@
         <w:pStyle w:val="my-2"/>
         <w:spacing w:line="360" w:lineRule="auto"/>
         <w:ind w:firstLine="360"/>
-      </w:pPr>
-      <w:r>
+        <w:jc w:val="both"/>
+        <w:rPr>
+          <w:rFonts w:ascii="Calibri" w:hAnsi="Calibri" w:cs="Calibri"/>
+        </w:rPr>
+      </w:pPr>
+      <w:r>
+        <w:rPr>
+          <w:rFonts w:ascii="Calibri" w:hAnsi="Calibri" w:cs="Calibri"/>
+        </w:rPr>
         <w:t>J'ai débuté par l'analyse des besoins énergétiques du système, étape incontournable : une sous-estimation de la consommation risquerait de compromettre l'autonomie de la batterie la nuit ou par temps couvert. J'ai donc élaboré un tableau Excel recensant, d'une part, la consommation théorique maximale de chaque module, et d'autre part, les valeurs mesurées expérimentalement, en distinguant trois états de fonctionnement : mode actif, repos et veille profonde. Cette comparaison a permis d'évaluer l'écart entre les spécifications fabricant et la consommation réelle, d'identifier les éléments les plus énergivores — le moteur pas-à-pas en premier lieu — et de confirmer l'adéquation de la batterie retenue. J'ai également tracé la courbe d'évolution du courant du moteur pas-à-pas en fonction de sa vitesse, afin d'analyser l'impact de la vitesse de déplacement de la vanne sur la consommation et d'ajuster les paramètres du driver en conséquence.</w:t>
       </w:r>
     </w:p>
     <w:p>
       <w:pPr>
         <w:pStyle w:val="Titre3"/>
-        <w:rPr>
-          <w:rFonts w:eastAsia="Times New Roman"/>
+        <w:jc w:val="both"/>
+        <w:rPr>
+          <w:rFonts w:ascii="Calibri" w:eastAsia="Times New Roman" w:hAnsi="Calibri" w:cs="Calibri"/>
         </w:rPr>
       </w:pPr>
       <w:bookmarkStart w:id="4" w:name="_Toc230862054"/>
       <w:r>
         <w:rPr>
-          <w:rFonts w:eastAsia="Times New Roman"/>
-        </w:rPr>
-        <w:t xml:space="preserve">1.2.2. </w:t>
-      </w:r>
-      <w:r>
-        <w:rPr>
-          <w:rFonts w:eastAsia="Times New Roman"/>
-        </w:rPr>
-        <w:t>Vérification et saisie de la partie alimentation</w:t>
+          <w:rFonts w:ascii="Calibri" w:eastAsia="Times New Roman" w:hAnsi="Calibri" w:cs="Calibri"/>
+        </w:rPr>
+        <w:t>1.2.2. Vérification et saisie de la partie alimentation</w:t>
       </w:r>
       <w:bookmarkEnd w:id="4"/>
     </w:p>
@@ -2627,31 +2917,39 @@
         <w:pStyle w:val="my-2"/>
         <w:spacing w:line="360" w:lineRule="auto"/>
         <w:ind w:firstLine="360"/>
-      </w:pPr>
-      <w:r>
-        <w:t>J'ai ensuite pris en charge la vérification et la saisie de la partie alimentation du projet. Bien que le schéma de base ait été fourni par l'enseignant, j'ai procédé à une vérification et un recalcul des valeurs des composants afin de m'assurer de leur cohérence avec les exigences du système. J'ai notamment recalculé les valeurs des résistances du diviseur de tension utilisé pour la mesure de la batterie via l'ADC de l'ESP32, ainsi que celles des condensateurs de filtrage. J'ai ensuite réalisé la saisie du schéma et le routage de ma section sur Proteus, en veillant à bien séparer les plans de masse numérique et de puissance, afin d'éviter que les perturbations générées par les étages de puissance ne viennent affecter les signaux analogiques, notamment la mesure de tension de la batterie.</w:t>
+        <w:jc w:val="both"/>
+        <w:rPr>
+          <w:rFonts w:ascii="Calibri" w:hAnsi="Calibri" w:cs="Calibri"/>
+        </w:rPr>
+      </w:pPr>
+      <w:r>
+        <w:rPr>
+          <w:rFonts w:ascii="Calibri" w:hAnsi="Calibri" w:cs="Calibri"/>
+        </w:rPr>
+        <w:t xml:space="preserve">J'ai ensuite pris en charge la vérification et la saisie de la partie alimentation du projet. Bien que le schéma de base ait été fourni par l'enseignant, j'ai procédé à une vérification et un recalcul des valeurs des composants afin de m'assurer de leur cohérence avec les exigences du système. J'ai notamment recalculé les valeurs des résistances du diviseur de tension utilisé pour la mesure de la batterie via l'ADC de l'ESP32, ainsi que celles des condensateurs de filtrage. J'ai ensuite réalisé la saisie du schéma et le routage de ma section sur Proteus, en veillant à bien séparer les plans de masse numérique et de puissance, afin d'éviter que les </w:t>
+      </w:r>
+      <w:r>
+        <w:rPr>
+          <w:rFonts w:ascii="Calibri" w:hAnsi="Calibri" w:cs="Calibri"/>
+        </w:rPr>
+        <w:lastRenderedPageBreak/>
+        <w:t>perturbations générées par les étages de puissance ne viennent affecter les signaux analogiques, notamment la mesure de tension de la batterie.</w:t>
       </w:r>
     </w:p>
     <w:p>
       <w:pPr>
         <w:pStyle w:val="Titre3"/>
-        <w:rPr>
-          <w:rFonts w:eastAsia="Times New Roman"/>
+        <w:jc w:val="both"/>
+        <w:rPr>
+          <w:rFonts w:ascii="Calibri" w:eastAsia="Times New Roman" w:hAnsi="Calibri" w:cs="Calibri"/>
         </w:rPr>
       </w:pPr>
       <w:bookmarkStart w:id="5" w:name="_Toc230862055"/>
       <w:r>
         <w:rPr>
-          <w:rFonts w:eastAsia="Times New Roman"/>
-        </w:rPr>
-        <w:lastRenderedPageBreak/>
-        <w:t xml:space="preserve">1.2.3. </w:t>
-      </w:r>
-      <w:r>
-        <w:rPr>
-          <w:rFonts w:eastAsia="Times New Roman"/>
-        </w:rPr>
-        <w:t>Intégration et validation du module MPPT</w:t>
+          <w:rFonts w:ascii="Calibri" w:eastAsia="Times New Roman" w:hAnsi="Calibri" w:cs="Calibri"/>
+        </w:rPr>
+        <w:t>1.2.3. Intégration et validation du module MPPT</w:t>
       </w:r>
       <w:bookmarkEnd w:id="5"/>
     </w:p>
@@ -2660,30 +2958,32 @@
         <w:pStyle w:val="my-2"/>
         <w:spacing w:line="360" w:lineRule="auto"/>
         <w:ind w:firstLine="360"/>
-      </w:pPr>
-      <w:r>
+        <w:jc w:val="both"/>
+        <w:rPr>
+          <w:rFonts w:ascii="Calibri" w:hAnsi="Calibri" w:cs="Calibri"/>
+        </w:rPr>
+      </w:pPr>
+      <w:r>
+        <w:rPr>
+          <w:rFonts w:ascii="Calibri" w:hAnsi="Calibri" w:cs="Calibri"/>
+        </w:rPr>
         <w:t>J'ai également assuré l'intégration et la validation du module MPPT couplé au panneau photovoltaïque, qui constitue la source d'énergie principale du système. J'ai vérifié les tensions en sortie du régulateur dans différentes conditions de fonctionnement, mesuré le courant de charge réel, et mis en œuvre dans le code la lecture de la tension batterie via l'ADC de l'ESP32. Ces éléments ont permis de valider l'autonomie énergétique du système sur plusieurs cycles de charge et de décharge.</w:t>
       </w:r>
     </w:p>
     <w:p>
       <w:pPr>
         <w:pStyle w:val="Titre3"/>
-        <w:rPr>
-          <w:rFonts w:eastAsia="Times New Roman"/>
+        <w:jc w:val="both"/>
+        <w:rPr>
+          <w:rFonts w:ascii="Calibri" w:eastAsia="Times New Roman" w:hAnsi="Calibri" w:cs="Calibri"/>
         </w:rPr>
       </w:pPr>
       <w:bookmarkStart w:id="6" w:name="_Toc230862056"/>
       <w:r>
         <w:rPr>
-          <w:rFonts w:eastAsia="Times New Roman"/>
-        </w:rPr>
-        <w:t xml:space="preserve">1.2.4. </w:t>
-      </w:r>
-      <w:r>
-        <w:rPr>
-          <w:rFonts w:eastAsia="Times New Roman"/>
-        </w:rPr>
-        <w:t>Interface homme-machine (IHM)</w:t>
+          <w:rFonts w:ascii="Calibri" w:eastAsia="Times New Roman" w:hAnsi="Calibri" w:cs="Calibri"/>
+        </w:rPr>
+        <w:t>1.2.4. Interface homme-machine (IHM)</w:t>
       </w:r>
       <w:bookmarkEnd w:id="6"/>
     </w:p>
@@ -2692,30 +2992,44 @@
         <w:pStyle w:val="my-2"/>
         <w:spacing w:line="360" w:lineRule="auto"/>
         <w:ind w:firstLine="360"/>
-      </w:pPr>
-      <w:r>
-        <w:t>Enfin, j'ai participé à la conception et à l'intégration de l'interface utilisateur. Cette page web s'exécute directement sur l'ESP32, sans recours à un serveur externe. Elle est accessible via un réseau Wi-Fi généré par l'ESP32 lui-même, auquel il est possible de se connecter directement depuis un téléphone, sans nécessiter de box ou d'accès Internet. La page affiche la hauteur d'eau, l'état de la batterie, le courant solaire et la position de la vanne, et offre à l'opérateur la possibilité de modifier la consigne de niveau d'eau à distance. L'ensemble a été intégré dans le programme final en MicroPython. J'ai par ailleurs développé un programme de test modulaire permettant de valider chaque sous-ensemble indépendamment avant l'assemblage final, ce qui a facilité l'identification et l'isolation des dysfonctionnements.</w:t>
+        <w:jc w:val="both"/>
+        <w:rPr>
+          <w:rFonts w:ascii="Calibri" w:hAnsi="Calibri" w:cs="Calibri"/>
+        </w:rPr>
+      </w:pPr>
+      <w:r>
+        <w:rPr>
+          <w:rFonts w:ascii="Calibri" w:hAnsi="Calibri" w:cs="Calibri"/>
+        </w:rPr>
+        <w:t xml:space="preserve">Enfin, j'ai participé à la conception et à l'intégration de l'interface utilisateur. Cette page web s'exécute directement sur l'ESP32, sans recours à un serveur externe. Elle est accessible via un réseau Wi-Fi généré par l'ESP32 lui-même, auquel il est possible de se connecter directement depuis un téléphone, sans nécessiter de box ou d'accès Internet. La page affiche la hauteur d'eau, l'état de la batterie, le courant solaire et la position de la vanne, et offre à l'opérateur la possibilité de modifier la consigne de niveau d'eau à distance. L'ensemble a été intégré dans le programme final en </w:t>
+      </w:r>
+      <w:r>
+        <w:rPr>
+          <w:rFonts w:ascii="Calibri" w:hAnsi="Calibri" w:cs="Calibri"/>
+        </w:rPr>
+        <w:t>Micro Python</w:t>
+      </w:r>
+      <w:r>
+        <w:rPr>
+          <w:rFonts w:ascii="Calibri" w:hAnsi="Calibri" w:cs="Calibri"/>
+        </w:rPr>
+        <w:t>. J'ai par ailleurs développé un programme de test modulaire permettant de valider chaque sous-ensemble indépendamment avant l'assemblage final, ce qui a facilité l'identification et l'isolation des dysfonctionnements.</w:t>
       </w:r>
     </w:p>
     <w:p>
       <w:pPr>
         <w:pStyle w:val="Titre3"/>
-        <w:rPr>
-          <w:rFonts w:eastAsia="Times New Roman"/>
+        <w:jc w:val="both"/>
+        <w:rPr>
+          <w:rFonts w:ascii="Calibri" w:eastAsia="Times New Roman" w:hAnsi="Calibri" w:cs="Calibri"/>
         </w:rPr>
       </w:pPr>
       <w:bookmarkStart w:id="7" w:name="_Toc230862057"/>
       <w:r>
         <w:rPr>
-          <w:rFonts w:eastAsia="Times New Roman"/>
-        </w:rPr>
-        <w:t xml:space="preserve">1.2.5. </w:t>
-      </w:r>
-      <w:r>
-        <w:rPr>
-          <w:rFonts w:eastAsia="Times New Roman"/>
-        </w:rPr>
-        <w:t>Bilan</w:t>
+          <w:rFonts w:ascii="Calibri" w:eastAsia="Times New Roman" w:hAnsi="Calibri" w:cs="Calibri"/>
+        </w:rPr>
+        <w:t>1.2.5. Bilan</w:t>
       </w:r>
       <w:bookmarkEnd w:id="7"/>
     </w:p>
@@ -2724,19 +3038,28 @@
         <w:pStyle w:val="my-2"/>
         <w:spacing w:line="360" w:lineRule="auto"/>
         <w:ind w:firstLine="360"/>
-      </w:pPr>
-      <w:r>
-        <w:t>Ce projet m'a permis d'intervenir sur des domaines variés : bilan de consommation, vérification de schémas, routage PCB, développement en MicroPython et conception d'une interface web embarquée. La principale valeur ajoutée de cette expérience réside dans la conduite d'un système électronique complet et autonome de bout en bout, en prenant en compte simultanément les contraintes énergétiques, logicielles et matérielles — une approche globale rarement aussi concrète dans le cadre des enseignements habituels.</w:t>
-      </w:r>
-    </w:p>
-    <w:p>
-      <w:pPr>
-        <w:pStyle w:val="my-2"/>
-        <w:spacing w:line="360" w:lineRule="auto"/>
-        <w:ind w:firstLine="360"/>
-      </w:pPr>
-      <w:r>
-        <w:br w:type="page"/>
+        <w:jc w:val="both"/>
+        <w:rPr>
+          <w:rFonts w:ascii="Calibri" w:hAnsi="Calibri" w:cs="Calibri"/>
+        </w:rPr>
+      </w:pPr>
+      <w:r>
+        <w:rPr>
+          <w:rFonts w:ascii="Calibri" w:hAnsi="Calibri" w:cs="Calibri"/>
+        </w:rPr>
+        <w:t xml:space="preserve">Ce projet m'a permis d'intervenir sur des domaines variés : bilan de consommation, vérification de schémas, routage PCB, développement en </w:t>
+      </w:r>
+      <w:r>
+        <w:rPr>
+          <w:rFonts w:ascii="Calibri" w:hAnsi="Calibri" w:cs="Calibri"/>
+        </w:rPr>
+        <w:t>Micro Python</w:t>
+      </w:r>
+      <w:r>
+        <w:rPr>
+          <w:rFonts w:ascii="Calibri" w:hAnsi="Calibri" w:cs="Calibri"/>
+        </w:rPr>
+        <w:t xml:space="preserve"> et conception d'une interface web embarquée. La principale valeur ajoutée de cette expérience réside dans la conduite d'un système électronique complet et autonome de bout en bout, en prenant en compte simultanément les contraintes énergétiques, logicielles et matérielles — une approche globale rarement aussi concrète dans le cadre des enseignements habituels.</w:t>
       </w:r>
     </w:p>
     <w:bookmarkStart w:id="8" w:name="_Toc230862058"/>
@@ -2747,8 +3070,16 @@
           <w:ilvl w:val="1"/>
           <w:numId w:val="13"/>
         </w:numPr>
-      </w:pPr>
-      <w:r>
+        <w:jc w:val="both"/>
+        <w:rPr>
+          <w:rFonts w:cs="Calibri"/>
+        </w:rPr>
+      </w:pPr>
+      <w:r>
+        <w:rPr>
+          <w:rFonts w:cs="Calibri"/>
+          <w:noProof/>
+        </w:rPr>
         <w:lastRenderedPageBreak/>
         <mc:AlternateContent>
           <mc:Choice Requires="wps">
@@ -2827,6 +3158,10 @@
         </mc:AlternateContent>
       </w:r>
       <w:r>
+        <w:rPr>
+          <w:rFonts w:cs="Calibri"/>
+          <w:noProof/>
+        </w:rPr>
         <mc:AlternateContent>
           <mc:Choice Requires="wps">
             <w:drawing>
@@ -2904,6 +3239,10 @@
         </mc:AlternateContent>
       </w:r>
       <w:r>
+        <w:rPr>
+          <w:rFonts w:cs="Calibri"/>
+          <w:noProof/>
+        </w:rPr>
         <w:drawing>
           <wp:anchor distT="0" distB="0" distL="114300" distR="114300" simplePos="0" relativeHeight="251692032" behindDoc="1" locked="0" layoutInCell="1" allowOverlap="1" wp14:anchorId="562C5323" wp14:editId="0B220D05">
             <wp:simplePos x="0" y="0"/>
@@ -2970,6 +3309,9 @@
         </w:drawing>
       </w:r>
       <w:r>
+        <w:rPr>
+          <w:rFonts w:cs="Calibri"/>
+        </w:rPr>
         <w:t>Diagrammes</w:t>
       </w:r>
       <w:bookmarkEnd w:id="8"/>
@@ -2978,9 +3320,14 @@
     <w:p>
       <w:pPr>
         <w:pStyle w:val="Titre2"/>
-      </w:pPr>
-      <w:r>
-        <w:rPr>
+        <w:jc w:val="both"/>
+        <w:rPr>
+          <w:rFonts w:cs="Calibri"/>
+        </w:rPr>
+      </w:pPr>
+      <w:r>
+        <w:rPr>
+          <w:rFonts w:cs="Calibri"/>
           <w:noProof/>
         </w:rPr>
         <mc:AlternateContent>
@@ -3123,8 +3470,15 @@
     <w:p>
       <w:pPr>
         <w:pStyle w:val="Titre2"/>
-      </w:pPr>
-      <w:r>
+        <w:jc w:val="both"/>
+        <w:rPr>
+          <w:rFonts w:cs="Calibri"/>
+        </w:rPr>
+      </w:pPr>
+      <w:r>
+        <w:rPr>
+          <w:rFonts w:cs="Calibri"/>
+        </w:rPr>
         <w:br w:type="page"/>
       </w:r>
     </w:p>
@@ -3135,30 +3489,66 @@
           <w:ilvl w:val="0"/>
           <w:numId w:val="13"/>
         </w:numPr>
+        <w:jc w:val="both"/>
+        <w:rPr>
+          <w:rFonts w:ascii="Calibri" w:hAnsi="Calibri" w:cs="Calibri"/>
+        </w:rPr>
       </w:pPr>
       <w:bookmarkStart w:id="10" w:name="_Toc230862060"/>
       <w:r>
+        <w:rPr>
+          <w:rFonts w:ascii="Calibri" w:hAnsi="Calibri" w:cs="Calibri"/>
+        </w:rPr>
         <w:lastRenderedPageBreak/>
         <w:t>Mesure et calcul de la tension</w:t>
       </w:r>
       <w:bookmarkEnd w:id="10"/>
-      <w:r>
+    </w:p>
+    <w:p>
+      <w:pPr>
+        <w:rPr>
+          <w:rFonts w:ascii="Calibri" w:hAnsi="Calibri" w:cs="Calibri"/>
+        </w:rPr>
+      </w:pPr>
+      <w:r>
+        <w:rPr>
+          <w:rFonts w:ascii="Calibri" w:hAnsi="Calibri" w:cs="Calibri"/>
+        </w:rPr>
+        <w:t>Pour commencer, j’ai mesuré la consommation de chaque composant qui risquait de tirer beaucoup de courant, pour vérifier si la batterie initialement prévue était suffisante ou s’il fallait la changer. C’est une étape importante parce que si on se trompe à ce stade, tout le dimensionnement</w:t>
+      </w:r>
+      <w:r>
+        <w:rPr>
+          <w:rFonts w:ascii="Calibri" w:hAnsi="Calibri" w:cs="Calibri"/>
+        </w:rPr>
         <w:t xml:space="preserve"> </w:t>
       </w:r>
-    </w:p>
-    <w:p>
-      <w:r>
-        <w:t>Pour commencer, j’ai mesuré la consommation de chaque composant qui risquait de tirer beaucoup de courant, pour vérifier si la batterie initialement prévue était suffisante ou s’il fallait la changer. C’est une étape importante parce que si on se trompe à ce stade, tout le dimensionnement de l’alimentation est faux.</w:t>
-      </w:r>
-      <w:r>
+      <w:r>
+        <w:rPr>
+          <w:rFonts w:ascii="Calibri" w:hAnsi="Calibri" w:cs="Calibri"/>
+        </w:rPr>
+        <w:t>de l’alimentation est faux.</w:t>
+      </w:r>
+      <w:r>
+        <w:rPr>
+          <w:rFonts w:ascii="Calibri" w:hAnsi="Calibri" w:cs="Calibri"/>
+        </w:rPr>
+        <w:t xml:space="preserve"> </w:t>
+      </w:r>
+      <w:r>
+        <w:rPr>
+          <w:rFonts w:ascii="Calibri" w:hAnsi="Calibri" w:cs="Calibri"/>
+        </w:rPr>
+        <w:t>J’ai donc fait un tableau Excel, visible ci-dessous, avec pour chaque composant sa consommation maximale, sa consommation au repos, et la valeur théorique indiquée dans sa datasheet. Ça permet de comparer ce que le fabricant annonce avec ce qu’on mesure réellement.</w:t>
+      </w:r>
+      <w:r>
+        <w:rPr>
+          <w:rFonts w:ascii="Calibri" w:hAnsi="Calibri" w:cs="Calibri"/>
+        </w:rPr>
         <w:br/>
-        <w:t>J’ai donc fait un tableau Excel, visible ci-dessous, avec pour chaque composant sa consommation maximale, sa consommation au repos, et la valeur théorique indiquée dans sa datasheet. Ça permet de comparer ce que le fabricant annonce avec ce qu’on mesure réellement.</w:t>
-      </w:r>
-      <w:r>
-        <w:br/>
-      </w:r>
-      <w:r>
-        <w:rPr>
+      </w:r>
+      <w:r>
+        <w:rPr>
+          <w:rFonts w:ascii="Calibri" w:hAnsi="Calibri" w:cs="Calibri"/>
           <w:noProof/>
         </w:rPr>
         <w:drawing>
@@ -3199,8 +3589,14 @@
       </w:r>
     </w:p>
     <w:p>
-      <w:r>
-        <w:rPr>
+      <w:pPr>
+        <w:rPr>
+          <w:rFonts w:ascii="Calibri" w:hAnsi="Calibri" w:cs="Calibri"/>
+        </w:rPr>
+      </w:pPr>
+      <w:r>
+        <w:rPr>
+          <w:rFonts w:ascii="Calibri" w:hAnsi="Calibri" w:cs="Calibri"/>
           <w:noProof/>
           <w:sz w:val="22"/>
           <w:szCs w:val="22"/>
@@ -3265,6 +3661,7 @@
       </w:r>
       <w:r>
         <w:rPr>
+          <w:rFonts w:ascii="Calibri" w:hAnsi="Calibri" w:cs="Calibri"/>
           <w:noProof/>
           <w:sz w:val="22"/>
           <w:szCs w:val="22"/>
@@ -3329,6 +3726,7 @@
       </w:r>
       <w:r>
         <w:rPr>
+          <w:rFonts w:ascii="Calibri" w:hAnsi="Calibri" w:cs="Calibri"/>
           <w:sz w:val="22"/>
           <w:szCs w:val="22"/>
         </w:rPr>
@@ -3336,6 +3734,7 @@
       </w:r>
       <w:r>
         <w:rPr>
+          <w:rFonts w:ascii="Calibri" w:hAnsi="Calibri" w:cs="Calibri"/>
           <w:sz w:val="22"/>
           <w:szCs w:val="22"/>
         </w:rPr>
@@ -3343,12 +3742,16 @@
       </w:r>
       <w:r>
         <w:rPr>
+          <w:rFonts w:ascii="Calibri" w:hAnsi="Calibri" w:cs="Calibri"/>
           <w:sz w:val="22"/>
           <w:szCs w:val="22"/>
         </w:rPr>
         <w:t xml:space="preserve"> rien</w:t>
       </w:r>
       <w:r>
+        <w:rPr>
+          <w:rFonts w:ascii="Calibri" w:hAnsi="Calibri" w:cs="Calibri"/>
+        </w:rPr>
         <w:br/>
       </w:r>
     </w:p>
@@ -3359,22 +3762,45 @@
           <w:ilvl w:val="0"/>
           <w:numId w:val="13"/>
         </w:numPr>
+        <w:jc w:val="both"/>
+        <w:rPr>
+          <w:rFonts w:ascii="Calibri" w:hAnsi="Calibri" w:cs="Calibri"/>
+        </w:rPr>
       </w:pPr>
       <w:bookmarkStart w:id="11" w:name="_Toc230862061"/>
       <w:r>
+        <w:rPr>
+          <w:rFonts w:ascii="Calibri" w:hAnsi="Calibri" w:cs="Calibri"/>
+        </w:rPr>
         <w:lastRenderedPageBreak/>
         <w:t>Création du site et assemblage des codes</w:t>
       </w:r>
       <w:bookmarkEnd w:id="11"/>
     </w:p>
     <w:p>
-      <w:r>
+      <w:pPr>
+        <w:jc w:val="both"/>
+        <w:rPr>
+          <w:rFonts w:ascii="Calibri" w:hAnsi="Calibri" w:cs="Calibri"/>
+        </w:rPr>
+      </w:pPr>
+      <w:r>
+        <w:rPr>
+          <w:rFonts w:ascii="Calibri" w:hAnsi="Calibri" w:cs="Calibri"/>
+        </w:rPr>
         <w:t>Pour cette partie, j’ai créé une page web hébergée directement sur l’ESP32. Elle affiche en temps réel la hauteur d’eau mesurée par le Lidar, la tension de la batterie en volts, et le courant produit ou consommé par le panneau solaire. Pour la partie mesure du niveau d’eau, j’ai récupéré et adapté le code de Jessy dans mon programme, ce qui m’a demandé un peu de travail pour harmoniser les deux codes et faire en sorte que tout fonctionne ensemble sans conflit</w:t>
       </w:r>
     </w:p>
     <w:p>
-      <w:r>
-        <w:rPr>
+      <w:pPr>
+        <w:jc w:val="both"/>
+        <w:rPr>
+          <w:rFonts w:ascii="Calibri" w:hAnsi="Calibri" w:cs="Calibri"/>
+        </w:rPr>
+      </w:pPr>
+      <w:r>
+        <w:rPr>
+          <w:rFonts w:ascii="Calibri" w:hAnsi="Calibri" w:cs="Calibri"/>
           <w:noProof/>
         </w:rPr>
         <w:drawing>
@@ -3436,16 +3862,48 @@
         </w:drawing>
       </w:r>
       <w:r>
+        <w:rPr>
+          <w:rFonts w:ascii="Calibri" w:hAnsi="Calibri" w:cs="Calibri"/>
+        </w:rPr>
         <w:t>La page est pensée pour être consultée depuis un téléphone. L’ESP32 crée son propre réseau Wi-Fi, donc l’opérateur n’a qu’à s’y connecter directement sur le site, sans avoir besoin d’une connexion internet ou d’une box. C’est un vrai plus pour une installation en pleine nature comme un moulin isolé.</w:t>
       </w:r>
       <w:r>
-        <w:br/>
-        <w:t>On a également mis en place une connexion vers ThingSpeak, un service en ligne qui permet d’enregistrer et de visualiser des données sous forme de courbes. Les données sont envoyées toutes les 15 secondes, ce qui correspond au délai minimum proposé par la version gratuite du service. Ça nous permet de suivre l’évolution du niveau d’eau et de détecter d’éventuels problèmes même à distance.</w:t>
-      </w:r>
-    </w:p>
-    <w:p>
-      <w:r>
-        <w:rPr>
+        <w:rPr>
+          <w:rFonts w:ascii="Calibri" w:hAnsi="Calibri" w:cs="Calibri"/>
+        </w:rPr>
+        <w:t xml:space="preserve"> </w:t>
+      </w:r>
+      <w:r>
+        <w:rPr>
+          <w:rFonts w:ascii="Calibri" w:hAnsi="Calibri" w:cs="Calibri"/>
+        </w:rPr>
+        <w:t xml:space="preserve">On a également mis en place une connexion vers </w:t>
+      </w:r>
+      <w:proofErr w:type="spellStart"/>
+      <w:r>
+        <w:rPr>
+          <w:rFonts w:ascii="Calibri" w:hAnsi="Calibri" w:cs="Calibri"/>
+        </w:rPr>
+        <w:t>ThingSpeak</w:t>
+      </w:r>
+      <w:proofErr w:type="spellEnd"/>
+      <w:r>
+        <w:rPr>
+          <w:rFonts w:ascii="Calibri" w:hAnsi="Calibri" w:cs="Calibri"/>
+        </w:rPr>
+        <w:t>, un service en ligne qui permet d’enregistrer et de visualiser des données sous forme de courbes. Les données sont envoyées toutes les 15 secondes, ce qui correspond au délai minimum proposé par la version gratuite du service. Ça nous permet de suivre l’évolution du niveau d’eau et de détecter d’éventuels problèmes même à distance.</w:t>
+      </w:r>
+    </w:p>
+    <w:p>
+      <w:pPr>
+        <w:jc w:val="both"/>
+        <w:rPr>
+          <w:rFonts w:ascii="Calibri" w:hAnsi="Calibri" w:cs="Calibri"/>
+        </w:rPr>
+      </w:pPr>
+      <w:r>
+        <w:rPr>
+          <w:rFonts w:ascii="Calibri" w:hAnsi="Calibri" w:cs="Calibri"/>
           <w:noProof/>
         </w:rPr>
         <w:drawing>
@@ -3525,15 +3983,20 @@
     <w:p>
       <w:pPr>
         <w:pStyle w:val="Titre1"/>
+        <w:jc w:val="both"/>
+        <w:rPr>
+          <w:rFonts w:ascii="Calibri" w:hAnsi="Calibri" w:cs="Calibri"/>
+        </w:rPr>
       </w:pPr>
       <w:bookmarkStart w:id="12" w:name="_Toc230862062"/>
       <w:r>
         <w:rPr>
+          <w:rFonts w:ascii="Calibri" w:hAnsi="Calibri" w:cs="Calibri"/>
           <w:noProof/>
         </w:rPr>
         <w:lastRenderedPageBreak/>
         <w:drawing>
-          <wp:anchor distT="0" distB="0" distL="114300" distR="114300" simplePos="0" relativeHeight="251703296" behindDoc="1" locked="0" layoutInCell="1" allowOverlap="1" wp14:anchorId="7B101349" wp14:editId="72C5D941">
+          <wp:anchor distT="0" distB="0" distL="114300" distR="114300" simplePos="0" relativeHeight="251703296" behindDoc="1" locked="0" layoutInCell="1" allowOverlap="1" wp14:anchorId="7B101349" wp14:editId="6511FB31">
             <wp:simplePos x="0" y="0"/>
             <wp:positionH relativeFrom="margin">
               <wp:posOffset>-567690</wp:posOffset>
@@ -3597,69 +4060,79 @@
         </w:drawing>
       </w:r>
       <w:r>
+        <w:rPr>
+          <w:rFonts w:ascii="Calibri" w:hAnsi="Calibri" w:cs="Calibri"/>
+        </w:rPr>
         <w:t xml:space="preserve">3.1. </w:t>
       </w:r>
       <w:r>
+        <w:rPr>
+          <w:rFonts w:ascii="Calibri" w:hAnsi="Calibri" w:cs="Calibri"/>
+        </w:rPr>
         <w:t>Algori</w:t>
       </w:r>
       <w:r>
+        <w:rPr>
+          <w:rFonts w:ascii="Calibri" w:hAnsi="Calibri" w:cs="Calibri"/>
+        </w:rPr>
         <w:t>grammes</w:t>
       </w:r>
       <w:bookmarkEnd w:id="12"/>
       <w:r>
+        <w:rPr>
+          <w:rFonts w:ascii="Calibri" w:hAnsi="Calibri" w:cs="Calibri"/>
+        </w:rPr>
         <w:br w:type="page"/>
       </w:r>
       <w:bookmarkStart w:id="13" w:name="_Toc230862063"/>
       <w:r>
+        <w:rPr>
+          <w:rFonts w:ascii="Calibri" w:hAnsi="Calibri" w:cs="Calibri"/>
+        </w:rPr>
         <w:lastRenderedPageBreak/>
         <w:t xml:space="preserve">4. </w:t>
       </w:r>
       <w:r>
+        <w:rPr>
+          <w:rFonts w:ascii="Calibri" w:hAnsi="Calibri" w:cs="Calibri"/>
+        </w:rPr>
         <w:t>Saisie de Schéma</w:t>
       </w:r>
       <w:bookmarkEnd w:id="13"/>
-      <w:r>
-        <w:t xml:space="preserve"> </w:t>
-      </w:r>
-    </w:p>
-    <w:p/>
+    </w:p>
+    <w:p>
+      <w:pPr>
+        <w:jc w:val="both"/>
+        <w:rPr>
+          <w:rFonts w:ascii="Calibri" w:hAnsi="Calibri" w:cs="Calibri"/>
+        </w:rPr>
+      </w:pPr>
+    </w:p>
     <w:p>
       <w:pPr>
         <w:pStyle w:val="Titre2"/>
-        <w:rPr>
-          <w:rFonts w:eastAsia="Times New Roman"/>
+        <w:jc w:val="both"/>
+        <w:rPr>
+          <w:rFonts w:eastAsia="Times New Roman" w:cs="Calibri"/>
           <w:lang w:eastAsia="fr-FR"/>
         </w:rPr>
       </w:pPr>
-      <w:r>
-        <w:rPr>
-          <w:rFonts w:eastAsia="Times New Roman"/>
+      <w:bookmarkStart w:id="14" w:name="_Toc230862064"/>
+      <w:r>
+        <w:rPr>
+          <w:rFonts w:eastAsia="Times New Roman" w:cs="Calibri"/>
           <w:lang w:eastAsia="fr-FR"/>
         </w:rPr>
-        <w:t xml:space="preserve">     </w:t>
-      </w:r>
-      <w:bookmarkStart w:id="14" w:name="_Toc230862064"/>
-      <w:r>
-        <w:rPr>
-          <w:rFonts w:eastAsia="Times New Roman"/>
-          <w:lang w:eastAsia="fr-FR"/>
-        </w:rPr>
-        <w:t xml:space="preserve">4.1. </w:t>
-      </w:r>
-      <w:r>
-        <w:rPr>
-          <w:rFonts w:eastAsia="Times New Roman"/>
-          <w:lang w:eastAsia="fr-FR"/>
-        </w:rPr>
-        <w:t>Saisie du schéma et routage</w:t>
+        <w:t>4.1. Saisie du schéma et routage</w:t>
       </w:r>
       <w:bookmarkEnd w:id="14"/>
     </w:p>
     <w:p>
       <w:pPr>
         <w:spacing w:before="100" w:beforeAutospacing="1" w:after="100" w:afterAutospacing="1" w:line="240" w:lineRule="auto"/>
-        <w:rPr>
-          <w:rFonts w:eastAsia="Times New Roman" w:cs="Times New Roman"/>
+        <w:jc w:val="both"/>
+        <w:rPr>
+          <w:rFonts w:ascii="Calibri" w:eastAsia="Times New Roman" w:hAnsi="Calibri" w:cs="Calibri"/>
           <w:kern w:val="0"/>
           <w:lang w:eastAsia="fr-FR"/>
           <w14:ligatures w14:val="none"/>
@@ -3667,39 +4140,38 @@
       </w:pPr>
       <w:r>
         <w:rPr>
-          <w:rFonts w:eastAsia="Times New Roman" w:cs="Times New Roman"/>
+          <w:rFonts w:ascii="Calibri" w:eastAsia="Times New Roman" w:hAnsi="Calibri" w:cs="Calibri"/>
           <w:kern w:val="0"/>
           <w:lang w:eastAsia="fr-FR"/>
           <w14:ligatures w14:val="none"/>
         </w:rPr>
-        <w:t>À partir du schéma fourni par l'enseignant, nous avons procédé à la saisie sur Proteus 8 avant d'effectuer le routage. Théo et moi avons chacun réalisé notre propre version, et c'est celle de Théo qui a été retenue, car il l'a finalisée en premier. Cette étape s'est révélée particulièrement chronophage : lors des revues de conception, le professeur a relevé plusieurs erreurs qui ont nécessité des corrections répétées. Bien que contraignant, ce processus nous a permis d'assimiler les règles fondamentales du routage : la séparation rigoureuse des plans de masse, le dimensionnement adapté des pistes de puissance, le placement des condensateurs de découplage au plus près des circuits intégrés, etc.</w:t>
-      </w:r>
-    </w:p>
-    <w:p>
-      <w:pPr>
-        <w:spacing w:before="100" w:beforeAutospacing="1" w:after="100" w:afterAutospacing="1" w:line="240" w:lineRule="auto"/>
-        <w:rPr>
-          <w:rFonts w:eastAsia="Times New Roman" w:cs="Times New Roman"/>
+        <w:t xml:space="preserve">À partir du schéma fourni par l'enseignant, nous avons procédé à la saisie sur Proteus 8 avant d'effectuer le routage. Théo et moi avons chacun réalisé notre propre version, et c'est celle de Théo qui a été retenue, car il l'a finalisée en premier. Cette étape s'est révélée particulièrement </w:t>
+      </w:r>
+      <w:r>
+        <w:rPr>
+          <w:rFonts w:ascii="Calibri" w:eastAsia="Times New Roman" w:hAnsi="Calibri" w:cs="Calibri"/>
           <w:kern w:val="0"/>
           <w:lang w:eastAsia="fr-FR"/>
           <w14:ligatures w14:val="none"/>
         </w:rPr>
-      </w:pPr>
-      <w:r>
-        <w:rPr>
-          <w:rFonts w:eastAsia="Times New Roman" w:cs="Times New Roman"/>
+        <w:t>répétitif</w:t>
+      </w:r>
+      <w:r>
+        <w:rPr>
+          <w:rFonts w:ascii="Calibri" w:eastAsia="Times New Roman" w:hAnsi="Calibri" w:cs="Calibri"/>
           <w:kern w:val="0"/>
           <w:lang w:eastAsia="fr-FR"/>
           <w14:ligatures w14:val="none"/>
         </w:rPr>
-        <w:t>La figure ci-dessous présente le schéma de la partie alimentation que j'ai réalisée, dont je détaillerai les différents blocs dans la suite.</w:t>
-      </w:r>
-    </w:p>
-    <w:p>
-      <w:pPr>
-        <w:pStyle w:val="Titre3"/>
-        <w:rPr>
-          <w:rFonts w:eastAsia="Times New Roman" w:cs="Times New Roman"/>
+        <w:t xml:space="preserve"> : lors des revues de conception, le professeur a relevé plusieurs erreurs qui ont nécessité des corrections répétées. Bien que contraignant, ce processus nous a permis d'assimiler les règles fondamentales du routage : la séparation rigoureuse des plans de masse, le dimensionnement adapté des pistes de puissance, le placement des condensateurs de découplage au plus près des circuits intégrés, etc.</w:t>
+      </w:r>
+    </w:p>
+    <w:p>
+      <w:pPr>
+        <w:spacing w:before="100" w:beforeAutospacing="1" w:after="100" w:afterAutospacing="1" w:line="240" w:lineRule="auto"/>
+        <w:jc w:val="both"/>
+        <w:rPr>
+          <w:rFonts w:ascii="Calibri" w:eastAsia="Times New Roman" w:hAnsi="Calibri" w:cs="Calibri"/>
           <w:kern w:val="0"/>
           <w:lang w:eastAsia="fr-FR"/>
           <w14:ligatures w14:val="none"/>
@@ -3707,273 +4179,116 @@
       </w:pPr>
       <w:r>
         <w:rPr>
-          <w:rFonts w:eastAsia="Times New Roman" w:cs="Times New Roman"/>
+          <w:rFonts w:ascii="Calibri" w:eastAsia="Times New Roman" w:hAnsi="Calibri" w:cs="Calibri"/>
           <w:kern w:val="0"/>
           <w:lang w:eastAsia="fr-FR"/>
           <w14:ligatures w14:val="none"/>
         </w:rPr>
-        <w:t xml:space="preserve">    </w:t>
-      </w:r>
-      <w:bookmarkStart w:id="15" w:name="_Toc230862065"/>
-      <w:r>
-        <w:rPr>
-          <w:rFonts w:eastAsia="Times New Roman" w:cs="Times New Roman"/>
+        <w:t>La figure ci-dessous présente le schéma de la partie alimentation que j'ai réalisée, dont je détaillerai les différents blocs dans la suite.</w:t>
+      </w:r>
+    </w:p>
+    <w:p>
+      <w:pPr>
+        <w:pStyle w:val="Titre3"/>
+        <w:jc w:val="both"/>
+        <w:rPr>
+          <w:rFonts w:ascii="Calibri" w:eastAsia="Times New Roman" w:hAnsi="Calibri" w:cs="Calibri"/>
           <w:kern w:val="0"/>
           <w:lang w:eastAsia="fr-FR"/>
           <w14:ligatures w14:val="none"/>
         </w:rPr>
-        <w:t>4.</w:t>
-      </w:r>
-      <w:r>
-        <w:rPr>
-          <w:rFonts w:eastAsia="Times New Roman" w:cs="Times New Roman"/>
+      </w:pPr>
+      <w:bookmarkStart w:id="15" w:name="_Toc230862065"/>
+      <w:r>
+        <w:rPr>
+          <w:rFonts w:ascii="Calibri" w:eastAsia="Times New Roman" w:hAnsi="Calibri" w:cs="Calibri"/>
           <w:kern w:val="0"/>
           <w:lang w:eastAsia="fr-FR"/>
           <w14:ligatures w14:val="none"/>
         </w:rPr>
-        <w:t>1</w:t>
-      </w:r>
-      <w:r>
-        <w:rPr>
-          <w:rFonts w:eastAsia="Times New Roman" w:cs="Times New Roman"/>
+        <w:t>4.</w:t>
+      </w:r>
+      <w:r>
+        <w:rPr>
+          <w:rFonts w:ascii="Calibri" w:eastAsia="Times New Roman" w:hAnsi="Calibri" w:cs="Calibri"/>
           <w:kern w:val="0"/>
           <w:lang w:eastAsia="fr-FR"/>
           <w14:ligatures w14:val="none"/>
         </w:rPr>
-        <w:t>.</w:t>
-      </w:r>
-      <w:r>
-        <w:rPr>
-          <w:rFonts w:eastAsia="Times New Roman" w:cs="Times New Roman"/>
+        <w:t>1</w:t>
+      </w:r>
+      <w:r>
+        <w:rPr>
+          <w:rFonts w:ascii="Calibri" w:eastAsia="Times New Roman" w:hAnsi="Calibri" w:cs="Calibri"/>
           <w:kern w:val="0"/>
           <w:lang w:eastAsia="fr-FR"/>
           <w14:ligatures w14:val="none"/>
         </w:rPr>
-        <w:t>1.</w:t>
-      </w:r>
-      <w:r>
-        <w:rPr>
-          <w:rFonts w:eastAsia="Times New Roman" w:cs="Times New Roman"/>
+        <w:t>.</w:t>
+      </w:r>
+      <w:r>
+        <w:rPr>
+          <w:rFonts w:ascii="Calibri" w:eastAsia="Times New Roman" w:hAnsi="Calibri" w:cs="Calibri"/>
           <w:kern w:val="0"/>
           <w:lang w:eastAsia="fr-FR"/>
           <w14:ligatures w14:val="none"/>
         </w:rPr>
-        <w:t xml:space="preserve"> </w:t>
-      </w:r>
-      <w:r>
-        <w:rPr>
-          <w:rFonts w:eastAsia="Times New Roman"/>
-          <w:lang w:eastAsia="fr-FR"/>
-        </w:rPr>
-        <w:t>Protection contre l'inversion de polarité</w:t>
-      </w:r>
-      <w:bookmarkEnd w:id="15"/>
-    </w:p>
-    <w:p>
-      <w:pPr>
-        <w:spacing w:before="100" w:beforeAutospacing="1" w:after="100" w:afterAutospacing="1" w:line="240" w:lineRule="auto"/>
-        <w:rPr>
-          <w:rFonts w:eastAsia="Times New Roman" w:cs="Times New Roman"/>
+        <w:t>1.</w:t>
+      </w:r>
+      <w:r>
+        <w:rPr>
+          <w:rFonts w:ascii="Calibri" w:eastAsia="Times New Roman" w:hAnsi="Calibri" w:cs="Calibri"/>
           <w:kern w:val="0"/>
           <w:lang w:eastAsia="fr-FR"/>
           <w14:ligatures w14:val="none"/>
         </w:rPr>
-      </w:pPr>
-      <w:r>
-        <w:rPr>
-          <w:rFonts w:eastAsia="Times New Roman" w:cs="Times New Roman"/>
+        <w:t xml:space="preserve"> </w:t>
+      </w:r>
+      <w:r>
+        <w:rPr>
+          <w:rFonts w:ascii="Calibri" w:eastAsia="Times New Roman" w:hAnsi="Calibri" w:cs="Calibri"/>
+          <w:lang w:eastAsia="fr-FR"/>
+        </w:rPr>
+        <w:t>Protection contre l'inversion de polarité</w:t>
+      </w:r>
+      <w:bookmarkEnd w:id="15"/>
+    </w:p>
+    <w:p>
+      <w:pPr>
+        <w:spacing w:before="100" w:beforeAutospacing="1" w:after="100" w:afterAutospacing="1" w:line="240" w:lineRule="auto"/>
+        <w:jc w:val="both"/>
+        <w:rPr>
+          <w:rFonts w:ascii="Calibri" w:eastAsia="Times New Roman" w:hAnsi="Calibri" w:cs="Calibri"/>
           <w:kern w:val="0"/>
           <w:lang w:eastAsia="fr-FR"/>
           <w14:ligatures w14:val="none"/>
         </w:rPr>
-        <w:t>Le premier bloc, visible en haut du schéma, assure la protection contre l'inversion de polarité. Cette fonction est assurée par un MOSFET canal P, placé immédiatement après l'entrée d'alimentation. En cas de raccordement incorrect de la batterie, le MOSFET bloque le courant et préserve ainsi l'intégralité de la carte. Ce composant, bien que simple, est indispensable à la sécurité de l'ensemble du système.</w:t>
-      </w:r>
-    </w:p>
-    <w:p>
-      <w:pPr>
-        <w:pStyle w:val="Titre3"/>
-        <w:rPr>
-          <w:lang w:eastAsia="fr-FR"/>
-        </w:rPr>
-      </w:pPr>
-      <w:r>
-        <w:rPr>
-          <w:rFonts w:eastAsia="Times New Roman"/>
-          <w:lang w:eastAsia="fr-FR"/>
-        </w:rPr>
-        <w:t xml:space="preserve">    </w:t>
-      </w:r>
-      <w:bookmarkStart w:id="16" w:name="_Toc230862066"/>
-      <w:r>
-        <w:rPr>
-          <w:rFonts w:eastAsia="Times New Roman"/>
-          <w:lang w:eastAsia="fr-FR"/>
-        </w:rPr>
-        <w:t xml:space="preserve">4.1.2. </w:t>
-      </w:r>
-      <w:r>
-        <w:rPr>
-          <w:rFonts w:eastAsia="Times New Roman"/>
-          <w:lang w:eastAsia="fr-FR"/>
-        </w:rPr>
-        <w:t>Condensateur de filtrage C8</w:t>
-      </w:r>
-      <w:bookmarkEnd w:id="16"/>
-    </w:p>
-    <w:p>
-      <w:pPr>
-        <w:spacing w:before="100" w:beforeAutospacing="1" w:after="100" w:afterAutospacing="1" w:line="240" w:lineRule="auto"/>
-        <w:rPr>
-          <w:rFonts w:eastAsia="Times New Roman" w:cs="Times New Roman"/>
-          <w:kern w:val="0"/>
-          <w:lang w:eastAsia="fr-FR"/>
-          <w14:ligatures w14:val="none"/>
-        </w:rPr>
-      </w:pPr>
-      <w:r>
-        <w:rPr>
-          <w:rFonts w:eastAsia="Times New Roman" w:cs="Times New Roman"/>
-          <w:kern w:val="0"/>
-          <w:lang w:eastAsia="fr-FR"/>
-          <w14:ligatures w14:val="none"/>
-        </w:rPr>
-        <w:t>En aval de ce MOSFET se trouve un condensateur de filtrage C8 de 10 µF, dont le rôle est de lisser la tension d'entrée et d'absorber les variations ou perturbations susceptibles de provenir de la batterie ou du câblage. En son absence, ces perturbations pourraient se propager aux composants situés en aval.</w:t>
-      </w:r>
-    </w:p>
-    <w:p>
-      <w:pPr>
-        <w:pStyle w:val="Titre3"/>
-        <w:rPr>
-          <w:lang w:eastAsia="fr-FR"/>
-        </w:rPr>
-      </w:pPr>
-      <w:r>
-        <w:rPr>
-          <w:rFonts w:eastAsia="Times New Roman"/>
-          <w:lang w:eastAsia="fr-FR"/>
-        </w:rPr>
-        <w:t xml:space="preserve">    </w:t>
-      </w:r>
-      <w:bookmarkStart w:id="17" w:name="_Toc230862067"/>
-      <w:r>
-        <w:rPr>
-          <w:rFonts w:eastAsia="Times New Roman"/>
-          <w:lang w:eastAsia="fr-FR"/>
-        </w:rPr>
-        <w:t xml:space="preserve">4.1.3. </w:t>
-      </w:r>
-      <w:r>
-        <w:rPr>
-          <w:rFonts w:eastAsia="Times New Roman"/>
-          <w:lang w:eastAsia="fr-FR"/>
-        </w:rPr>
-        <w:t>Module MPPT</w:t>
-      </w:r>
-      <w:bookmarkEnd w:id="17"/>
-    </w:p>
-    <w:p>
-      <w:pPr>
-        <w:spacing w:before="100" w:beforeAutospacing="1" w:after="100" w:afterAutospacing="1" w:line="240" w:lineRule="auto"/>
+      </w:pPr>
+      <w:r>
         <w:rPr>
           <w:rFonts w:ascii="Times New Roman" w:eastAsia="Times New Roman" w:hAnsi="Times New Roman" w:cs="Times New Roman"/>
           <w:kern w:val="0"/>
           <w:lang w:eastAsia="fr-FR"/>
           <w14:ligatures w14:val="none"/>
         </w:rPr>
-      </w:pPr>
-      <w:r>
-        <w:rPr>
-          <w:rFonts w:eastAsia="Times New Roman" w:cs="Times New Roman"/>
+        <w:t xml:space="preserve"> </w:t>
+      </w:r>
+      <w:r>
+        <w:rPr>
+          <w:rFonts w:ascii="Calibri" w:eastAsia="Times New Roman" w:hAnsi="Calibri" w:cs="Calibri"/>
           <w:kern w:val="0"/>
           <w:lang w:eastAsia="fr-FR"/>
           <w14:ligatures w14:val="none"/>
         </w:rPr>
-        <w:t>Le module MPPT constitue le cœur de la partie alimentation. Il reçoit en entrée la tension délivrée par le panneau solaire (environ 12 V) et assure la recharge optimale de la batterie. Le principe du MPPT (Maximum Power Point Tracking) repose sur la recherche continue du point de fonctionnement du panneau offrant la puissance maximale, indépendamment des conditions d'ensoleillement. Deux condensateurs de découplage C9 et C7 (100 nF chacun) sont placés de part et d'autre du module afin de filtrer les perturbations haute fréquence engendrées par son fonctionnement en commutation.</w:t>
-      </w:r>
-    </w:p>
-    <w:p>
-      <w:pPr>
-        <w:pStyle w:val="Titre3"/>
-        <w:rPr>
-          <w:rFonts w:eastAsia="Times New Roman"/>
-          <w:lang w:eastAsia="fr-FR"/>
-        </w:rPr>
-      </w:pPr>
-      <w:r>
-        <w:rPr>
-          <w:rFonts w:eastAsia="Times New Roman"/>
-          <w:lang w:eastAsia="fr-FR"/>
-        </w:rPr>
-        <w:lastRenderedPageBreak/>
-        <w:t xml:space="preserve">    </w:t>
-      </w:r>
-      <w:bookmarkStart w:id="18" w:name="_Toc230862068"/>
-      <w:r>
-        <w:rPr>
-          <w:rFonts w:eastAsia="Times New Roman"/>
-          <w:lang w:eastAsia="fr-FR"/>
-        </w:rPr>
-        <w:t xml:space="preserve">4.1.4. </w:t>
-      </w:r>
-      <w:r>
-        <w:rPr>
-          <w:rFonts w:eastAsia="Times New Roman"/>
-          <w:lang w:eastAsia="fr-FR"/>
-        </w:rPr>
-        <w:t>Convertisseur analogique-numérique MCP3021</w:t>
-      </w:r>
-      <w:bookmarkEnd w:id="18"/>
-    </w:p>
-    <w:p>
-      <w:pPr>
-        <w:rPr>
-          <w:lang w:eastAsia="fr-FR"/>
-        </w:rPr>
-      </w:pPr>
-      <w:r>
-        <w:rPr>
-          <w:lang w:eastAsia="fr-FR"/>
-        </w:rPr>
-        <w:t>Le MCP3021 est également intégré à ce schéma. Il permet d'acquérir la tension de la batterie avec une précision supérieure à celle de l'ADC interne de l'ESP32, en communiquant avec ce dernier via le bus I2C. C'est cette mesure qui permet d'afficher l'état de charge de la batterie sur l'interface web.</w:t>
-      </w:r>
-    </w:p>
-    <w:p>
-      <w:pPr>
-        <w:pStyle w:val="Titre3"/>
-        <w:rPr>
-          <w:rFonts w:eastAsia="Times New Roman"/>
-          <w:lang w:eastAsia="fr-FR"/>
-        </w:rPr>
-      </w:pPr>
-      <w:r>
-        <w:rPr>
-          <w:rFonts w:eastAsia="Times New Roman"/>
-          <w:lang w:eastAsia="fr-FR"/>
-        </w:rPr>
-        <w:t xml:space="preserve">    </w:t>
-      </w:r>
-      <w:bookmarkStart w:id="19" w:name="_Toc230862069"/>
-      <w:r>
-        <w:rPr>
-          <w:rFonts w:eastAsia="Times New Roman"/>
-          <w:lang w:eastAsia="fr-FR"/>
-        </w:rPr>
-        <w:t xml:space="preserve">4.1.5 </w:t>
-      </w:r>
-      <w:r>
-        <w:rPr>
-          <w:rFonts w:eastAsia="Times New Roman"/>
-          <w:lang w:eastAsia="fr-FR"/>
-        </w:rPr>
-        <w:t>LEDs indicatrices</w:t>
-      </w:r>
-      <w:bookmarkEnd w:id="19"/>
+        <w:t>Le composant le plus critique de ce schéma est le MOSFET canal P Q1, référencé FDD4141, placé directement en entrée entre la batterie (VBAT) et le reste du circuit. Son rôle est d'assurer une protection totale contre un branchement incorrect de la batterie.</w:t>
+      </w:r>
     </w:p>
     <w:p>
       <w:pPr>
         <w:spacing w:before="100" w:beforeAutospacing="1" w:after="100" w:afterAutospacing="1" w:line="240" w:lineRule="auto"/>
-        <w:rPr>
-          <w:rFonts w:eastAsia="Times New Roman" w:cs="Times New Roman"/>
+        <w:jc w:val="both"/>
+        <w:rPr>
+          <w:rFonts w:ascii="Calibri" w:eastAsia="Times New Roman" w:hAnsi="Calibri" w:cs="Calibri"/>
           <w:kern w:val="0"/>
           <w:lang w:eastAsia="fr-FR"/>
           <w14:ligatures w14:val="none"/>
@@ -3981,50 +4296,30 @@
       </w:pPr>
       <w:r>
         <w:rPr>
-          <w:rFonts w:eastAsia="Times New Roman" w:cs="Times New Roman"/>
-          <w:kern w:val="0"/>
-          <w:lang w:eastAsia="fr-FR"/>
-          <w14:ligatures w14:val="none"/>
-        </w:rPr>
-        <w:t>Enfin, des LEDs sont présentes sur le schéma. Elles servent uniquement d'indicateurs visuels : quand une LED est allumée, ça confirme que la tension correspondante est bien présente sur la carte. C'est pratique lors des tests et de la mise au point pour vérifier d'un coup d'œil que l'alimentation fonctionne correctement.</w:t>
-      </w:r>
-    </w:p>
-    <w:p>
-      <w:r>
-        <w:br w:type="page"/>
-      </w:r>
-    </w:p>
-    <w:p>
-      <w:pPr>
-        <w:pStyle w:val="Titre2"/>
-      </w:pPr>
-      <w:bookmarkStart w:id="20" w:name="_Toc230862070"/>
-      <w:r>
-        <w:rPr>
+          <w:rFonts w:ascii="Calibri" w:hAnsi="Calibri" w:cs="Calibri"/>
           <w:noProof/>
         </w:rPr>
-        <w:lastRenderedPageBreak/>
         <w:drawing>
-          <wp:anchor distT="0" distB="0" distL="114300" distR="114300" simplePos="0" relativeHeight="251706368" behindDoc="0" locked="0" layoutInCell="1" allowOverlap="1" wp14:anchorId="156B7557" wp14:editId="2313D446">
+          <wp:anchor distT="0" distB="0" distL="114300" distR="114300" simplePos="0" relativeHeight="251708416" behindDoc="1" locked="0" layoutInCell="1" allowOverlap="1" wp14:anchorId="33C8FEB6" wp14:editId="36116DF8">
             <wp:simplePos x="0" y="0"/>
             <wp:positionH relativeFrom="margin">
               <wp:align>center</wp:align>
             </wp:positionH>
             <wp:positionV relativeFrom="paragraph">
-              <wp:posOffset>342265</wp:posOffset>
+              <wp:posOffset>1425575</wp:posOffset>
             </wp:positionV>
-            <wp:extent cx="2185670" cy="3834130"/>
-            <wp:effectExtent l="0" t="5080" r="0" b="0"/>
+            <wp:extent cx="2278380" cy="2842895"/>
+            <wp:effectExtent l="3492" t="0" r="0" b="0"/>
             <wp:wrapThrough wrapText="bothSides">
               <wp:wrapPolygon edited="0">
-                <wp:start x="-50" y="21571"/>
-                <wp:lineTo x="21412" y="21571"/>
-                <wp:lineTo x="21412" y="107"/>
-                <wp:lineTo x="-50" y="107"/>
-                <wp:lineTo x="-50" y="21571"/>
+                <wp:start x="33" y="21627"/>
+                <wp:lineTo x="21344" y="21627"/>
+                <wp:lineTo x="21344" y="205"/>
+                <wp:lineTo x="33" y="205"/>
+                <wp:lineTo x="33" y="21627"/>
               </wp:wrapPolygon>
             </wp:wrapThrough>
-            <wp:docPr id="1165805747" name="Image 1"/>
+            <wp:docPr id="569563731" name="Image 1"/>
             <wp:cNvGraphicFramePr>
               <a:graphicFrameLocks xmlns:a="http://schemas.openxmlformats.org/drawingml/2006/main" noChangeAspect="1"/>
             </wp:cNvGraphicFramePr>
@@ -4032,7 +4327,7 @@
               <a:graphicData uri="http://schemas.openxmlformats.org/drawingml/2006/picture">
                 <pic:pic xmlns:pic="http://schemas.openxmlformats.org/drawingml/2006/picture">
                   <pic:nvPicPr>
-                    <pic:cNvPr id="1165805747" name=""/>
+                    <pic:cNvPr id="569563731" name=""/>
                     <pic:cNvPicPr/>
                   </pic:nvPicPr>
                   <pic:blipFill>
@@ -4050,7 +4345,7 @@
                   <pic:spPr>
                     <a:xfrm rot="5400000">
                       <a:off x="0" y="0"/>
-                      <a:ext cx="2185670" cy="3834130"/>
+                      <a:ext cx="2278380" cy="2842895"/>
                     </a:xfrm>
                     <a:prstGeom prst="rect">
                       <a:avLst/>
@@ -4069,50 +4364,316 @@
         </w:drawing>
       </w:r>
       <w:r>
-        <w:t xml:space="preserve">4.2. </w:t>
-      </w:r>
-      <w:r>
-        <w:t>Schéma électrique (partie Alimentation)</w:t>
-      </w:r>
-      <w:r>
-        <w:t> :</w:t>
-      </w:r>
-      <w:bookmarkEnd w:id="20"/>
-      <w:r>
-        <w:rPr>
+        <w:rPr>
+          <w:rFonts w:ascii="Calibri" w:eastAsia="Times New Roman" w:hAnsi="Calibri" w:cs="Calibri"/>
+          <w:kern w:val="0"/>
+          <w:lang w:eastAsia="fr-FR"/>
+          <w14:ligatures w14:val="none"/>
+        </w:rPr>
+        <w:t>Un MOSFET canal P conduit lorsque sa tension grille-source (</w:t>
+      </w:r>
+      <w:proofErr w:type="spellStart"/>
+      <w:r>
+        <w:rPr>
+          <w:rFonts w:ascii="Calibri" w:eastAsia="Times New Roman" w:hAnsi="Calibri" w:cs="Calibri"/>
+          <w:kern w:val="0"/>
+          <w:lang w:eastAsia="fr-FR"/>
+          <w14:ligatures w14:val="none"/>
+        </w:rPr>
+        <w:t>Vgs</w:t>
+      </w:r>
+      <w:proofErr w:type="spellEnd"/>
+      <w:r>
+        <w:rPr>
+          <w:rFonts w:ascii="Calibri" w:eastAsia="Times New Roman" w:hAnsi="Calibri" w:cs="Calibri"/>
+          <w:kern w:val="0"/>
+          <w:lang w:eastAsia="fr-FR"/>
+          <w14:ligatures w14:val="none"/>
+        </w:rPr>
+        <w:t xml:space="preserve">) est négative, lorsque la grille est à un potentiel inférieur à celui de la source. En fonctionnement normal, la résistance R17 (47 </w:t>
+      </w:r>
+      <w:proofErr w:type="spellStart"/>
+      <w:r>
+        <w:rPr>
+          <w:rFonts w:ascii="Calibri" w:eastAsia="Times New Roman" w:hAnsi="Calibri" w:cs="Calibri"/>
+          <w:kern w:val="0"/>
+          <w:lang w:eastAsia="fr-FR"/>
+          <w14:ligatures w14:val="none"/>
+        </w:rPr>
+        <w:t>kΩ</w:t>
+      </w:r>
+      <w:proofErr w:type="spellEnd"/>
+      <w:r>
+        <w:rPr>
+          <w:rFonts w:ascii="Calibri" w:eastAsia="Times New Roman" w:hAnsi="Calibri" w:cs="Calibri"/>
+          <w:kern w:val="0"/>
+          <w:lang w:eastAsia="fr-FR"/>
+          <w14:ligatures w14:val="none"/>
+        </w:rPr>
+        <w:t xml:space="preserve">) tire la grille à un potentiel bas, ce qui rend </w:t>
+      </w:r>
+      <w:proofErr w:type="spellStart"/>
+      <w:r>
+        <w:rPr>
+          <w:rFonts w:ascii="Calibri" w:eastAsia="Times New Roman" w:hAnsi="Calibri" w:cs="Calibri"/>
+          <w:kern w:val="0"/>
+          <w:lang w:eastAsia="fr-FR"/>
+          <w14:ligatures w14:val="none"/>
+        </w:rPr>
+        <w:t>Vgs</w:t>
+      </w:r>
+      <w:proofErr w:type="spellEnd"/>
+      <w:r>
+        <w:rPr>
+          <w:rFonts w:ascii="Calibri" w:eastAsia="Times New Roman" w:hAnsi="Calibri" w:cs="Calibri"/>
+          <w:kern w:val="0"/>
+          <w:lang w:eastAsia="fr-FR"/>
+          <w14:ligatures w14:val="none"/>
+        </w:rPr>
+        <w:t xml:space="preserve"> suffisamment négatif pour ouvrir le canal et laisser circuler librement le courant depuis la batterie vers le reste du circuit. En revanche, si la batterie est branchée à l'envers, </w:t>
+      </w:r>
+      <w:proofErr w:type="spellStart"/>
+      <w:r>
+        <w:rPr>
+          <w:rFonts w:ascii="Calibri" w:eastAsia="Times New Roman" w:hAnsi="Calibri" w:cs="Calibri"/>
+          <w:kern w:val="0"/>
+          <w:lang w:eastAsia="fr-FR"/>
+          <w14:ligatures w14:val="none"/>
+        </w:rPr>
+        <w:t>Vgs</w:t>
+      </w:r>
+      <w:proofErr w:type="spellEnd"/>
+      <w:r>
+        <w:rPr>
+          <w:rFonts w:ascii="Calibri" w:eastAsia="Times New Roman" w:hAnsi="Calibri" w:cs="Calibri"/>
+          <w:kern w:val="0"/>
+          <w:lang w:eastAsia="fr-FR"/>
+          <w14:ligatures w14:val="none"/>
+        </w:rPr>
+        <w:t xml:space="preserve"> devient positif, le canal se bloque immédiatement et aucun courant ne peut traverser le circuit tous les composants en aval se trouvent ainsi protégés. Le composant U10 (LM4040), une référence de tension de précision de type Zener shunt, contribue à stabiliser la tension de commande de la grille pour garantir un comportement fiable dans toutes les conditions.</w:t>
+      </w:r>
+    </w:p>
+    <w:p>
+      <w:pPr>
+        <w:spacing w:before="100" w:beforeAutospacing="1" w:after="100" w:afterAutospacing="1" w:line="240" w:lineRule="auto"/>
+        <w:jc w:val="both"/>
+        <w:rPr>
+          <w:rFonts w:ascii="Calibri" w:eastAsia="Times New Roman" w:hAnsi="Calibri" w:cs="Calibri"/>
+          <w:kern w:val="0"/>
+          <w:lang w:eastAsia="fr-FR"/>
+          <w14:ligatures w14:val="none"/>
+        </w:rPr>
+      </w:pPr>
+      <w:r>
+        <w:rPr>
+          <w:rFonts w:ascii="Calibri" w:eastAsia="Times New Roman" w:hAnsi="Calibri" w:cs="Calibri"/>
+          <w:kern w:val="0"/>
+          <w:lang w:eastAsia="fr-FR"/>
+          <w14:ligatures w14:val="none"/>
+        </w:rPr>
+        <w:t>.</w:t>
+      </w:r>
+    </w:p>
+    <w:p>
+      <w:pPr>
+        <w:spacing w:before="100" w:beforeAutospacing="1" w:after="100" w:afterAutospacing="1" w:line="240" w:lineRule="auto"/>
+        <w:jc w:val="both"/>
+        <w:rPr>
+          <w:rFonts w:ascii="Calibri" w:eastAsia="Times New Roman" w:hAnsi="Calibri" w:cs="Calibri"/>
+          <w:kern w:val="0"/>
+          <w:lang w:eastAsia="fr-FR"/>
+          <w14:ligatures w14:val="none"/>
+        </w:rPr>
+      </w:pPr>
+    </w:p>
+    <w:p>
+      <w:pPr>
+        <w:spacing w:before="100" w:beforeAutospacing="1" w:after="100" w:afterAutospacing="1" w:line="240" w:lineRule="auto"/>
+        <w:jc w:val="both"/>
+        <w:rPr>
+          <w:rFonts w:ascii="Calibri" w:eastAsia="Times New Roman" w:hAnsi="Calibri" w:cs="Calibri"/>
+          <w:kern w:val="0"/>
+          <w:lang w:eastAsia="fr-FR"/>
+          <w14:ligatures w14:val="none"/>
+        </w:rPr>
+      </w:pPr>
+    </w:p>
+    <w:p>
+      <w:pPr>
+        <w:spacing w:before="100" w:beforeAutospacing="1" w:after="100" w:afterAutospacing="1" w:line="240" w:lineRule="auto"/>
+        <w:jc w:val="both"/>
+        <w:rPr>
+          <w:rFonts w:ascii="Calibri" w:eastAsia="Times New Roman" w:hAnsi="Calibri" w:cs="Calibri"/>
+          <w:kern w:val="0"/>
+          <w:lang w:eastAsia="fr-FR"/>
+          <w14:ligatures w14:val="none"/>
+        </w:rPr>
+      </w:pPr>
+    </w:p>
+    <w:p>
+      <w:pPr>
+        <w:spacing w:before="100" w:beforeAutospacing="1" w:after="100" w:afterAutospacing="1" w:line="240" w:lineRule="auto"/>
+        <w:jc w:val="both"/>
+        <w:rPr>
+          <w:rFonts w:ascii="Calibri" w:eastAsia="Times New Roman" w:hAnsi="Calibri" w:cs="Calibri"/>
+          <w:kern w:val="0"/>
+          <w:lang w:eastAsia="fr-FR"/>
+          <w14:ligatures w14:val="none"/>
+        </w:rPr>
+      </w:pPr>
+    </w:p>
+    <w:p>
+      <w:pPr>
+        <w:spacing w:before="100" w:beforeAutospacing="1" w:after="100" w:afterAutospacing="1" w:line="240" w:lineRule="auto"/>
+        <w:jc w:val="both"/>
+        <w:rPr>
+          <w:rFonts w:ascii="Calibri" w:eastAsia="Times New Roman" w:hAnsi="Calibri" w:cs="Calibri"/>
+          <w:kern w:val="0"/>
+          <w:lang w:eastAsia="fr-FR"/>
+          <w14:ligatures w14:val="none"/>
+        </w:rPr>
+      </w:pPr>
+    </w:p>
+    <w:p>
+      <w:pPr>
+        <w:pStyle w:val="Titre3"/>
+        <w:jc w:val="both"/>
+        <w:rPr>
+          <w:rFonts w:ascii="Calibri" w:hAnsi="Calibri" w:cs="Calibri"/>
+          <w:lang w:eastAsia="fr-FR"/>
+        </w:rPr>
+      </w:pPr>
+      <w:bookmarkStart w:id="16" w:name="_Toc230862066"/>
+      <w:r>
+        <w:rPr>
+          <w:rFonts w:ascii="Calibri" w:eastAsia="Times New Roman" w:hAnsi="Calibri" w:cs="Calibri"/>
+          <w:lang w:eastAsia="fr-FR"/>
+        </w:rPr>
+        <w:lastRenderedPageBreak/>
+        <w:t xml:space="preserve">4.1.2. </w:t>
+      </w:r>
+      <w:r>
+        <w:rPr>
+          <w:rFonts w:ascii="Calibri" w:eastAsia="Times New Roman" w:hAnsi="Calibri" w:cs="Calibri"/>
+          <w:lang w:eastAsia="fr-FR"/>
+        </w:rPr>
+        <w:t>Condensateur de filtrage C8</w:t>
+      </w:r>
+      <w:bookmarkEnd w:id="16"/>
+      <w:r>
+        <w:rPr>
+          <w:rFonts w:ascii="Calibri" w:eastAsia="Times New Roman" w:hAnsi="Calibri" w:cs="Calibri"/>
+          <w:lang w:eastAsia="fr-FR"/>
+        </w:rPr>
+        <w:t xml:space="preserve"> et C9</w:t>
+      </w:r>
+    </w:p>
+    <w:p>
+      <w:pPr>
+        <w:spacing w:before="100" w:beforeAutospacing="1" w:after="100" w:afterAutospacing="1" w:line="240" w:lineRule="auto"/>
+        <w:jc w:val="both"/>
+        <w:rPr>
+          <w:rFonts w:ascii="Calibri" w:eastAsia="Times New Roman" w:hAnsi="Calibri" w:cs="Calibri"/>
+          <w:kern w:val="0"/>
+          <w:lang w:eastAsia="fr-FR"/>
+          <w14:ligatures w14:val="none"/>
+        </w:rPr>
+      </w:pPr>
+      <w:r>
+        <w:t xml:space="preserve"> </w:t>
+      </w:r>
+      <w:r>
+        <w:rPr>
+          <w:rFonts w:ascii="Calibri" w:eastAsia="Times New Roman" w:hAnsi="Calibri" w:cs="Calibri"/>
+          <w:kern w:val="0"/>
+          <w:lang w:eastAsia="fr-FR"/>
+          <w14:ligatures w14:val="none"/>
+        </w:rPr>
+        <w:t>Immédiatement en aval du MOSFET Q1, deux condensateurs sont placés en parallèle sur la ligne VBAT. C8 est un condensateur électrolytique de 10 µF dont le rôle est de lisser les variations basses fréquences et d'absorber les pics de courant provenant de la batterie ou du câblage. C9 est un condensateur céramique de 100 nF qui prend en charge le filtrage des perturbations haute fréquence, notamment le bruit de commutation. L'association de ces deux valeurs permet de couvrir un large spectre de fréquences parasites et de présenter une alimentation pr</w:t>
+      </w:r>
+      <w:r>
+        <w:rPr>
+          <w:rFonts w:ascii="Calibri" w:eastAsia="Times New Roman" w:hAnsi="Calibri" w:cs="Calibri"/>
+          <w:kern w:val="0"/>
+          <w:lang w:eastAsia="fr-FR"/>
+          <w14:ligatures w14:val="none"/>
+        </w:rPr>
+        <w:t>o</w:t>
+      </w:r>
+      <w:r>
+        <w:rPr>
+          <w:rFonts w:ascii="Calibri" w:eastAsia="Times New Roman" w:hAnsi="Calibri" w:cs="Calibri"/>
+          <w:kern w:val="0"/>
+          <w:lang w:eastAsia="fr-FR"/>
+          <w14:ligatures w14:val="none"/>
+        </w:rPr>
+        <w:t>pre aux étages suivants.</w:t>
+      </w:r>
+    </w:p>
+    <w:p>
+      <w:pPr>
+        <w:pStyle w:val="Titre3"/>
+        <w:jc w:val="both"/>
+        <w:rPr>
+          <w:rFonts w:ascii="Calibri" w:hAnsi="Calibri" w:cs="Calibri"/>
+          <w:lang w:eastAsia="fr-FR"/>
+        </w:rPr>
+      </w:pPr>
+      <w:bookmarkStart w:id="17" w:name="_Toc230862067"/>
+      <w:r>
+        <w:rPr>
+          <w:rFonts w:ascii="Calibri" w:eastAsia="Times New Roman" w:hAnsi="Calibri" w:cs="Calibri"/>
+          <w:lang w:eastAsia="fr-FR"/>
+        </w:rPr>
+        <w:t xml:space="preserve">4.1.3. </w:t>
+      </w:r>
+      <w:r>
+        <w:rPr>
+          <w:rFonts w:ascii="Calibri" w:eastAsia="Times New Roman" w:hAnsi="Calibri" w:cs="Calibri"/>
+          <w:lang w:eastAsia="fr-FR"/>
+        </w:rPr>
+        <w:t>Module MPPT</w:t>
+      </w:r>
+      <w:bookmarkEnd w:id="17"/>
+    </w:p>
+    <w:p>
+      <w:pPr>
+        <w:pStyle w:val="Titre3"/>
+        <w:jc w:val="both"/>
+        <w:rPr>
+          <w:rFonts w:ascii="Calibri" w:eastAsia="Times New Roman" w:hAnsi="Calibri" w:cs="Calibri"/>
+          <w:color w:val="auto"/>
+          <w:kern w:val="0"/>
+          <w:sz w:val="24"/>
+          <w:szCs w:val="24"/>
+          <w:lang w:eastAsia="fr-FR"/>
+          <w14:ligatures w14:val="none"/>
+        </w:rPr>
+      </w:pPr>
+      <w:bookmarkStart w:id="18" w:name="_Toc230862068"/>
+      <w:r>
+        <w:rPr>
+          <w:rFonts w:ascii="Calibri" w:hAnsi="Calibri" w:cs="Calibri"/>
           <w:noProof/>
         </w:rPr>
-        <w:t xml:space="preserve"> </w:t>
-      </w:r>
-    </w:p>
-    <w:p/>
-    <w:p/>
-    <w:p/>
-    <w:p/>
-    <w:p/>
-    <w:p/>
-    <w:p/>
-    <w:p/>
-    <w:p>
-      <w:r>
         <w:drawing>
-          <wp:anchor distT="0" distB="0" distL="114300" distR="114300" simplePos="0" relativeHeight="251705344" behindDoc="0" locked="0" layoutInCell="1" allowOverlap="1" wp14:anchorId="7DC2324D" wp14:editId="2342884F">
+          <wp:anchor distT="0" distB="0" distL="114300" distR="114300" simplePos="0" relativeHeight="251705344" behindDoc="0" locked="0" layoutInCell="1" allowOverlap="1" wp14:anchorId="7DC2324D" wp14:editId="2430F86C">
             <wp:simplePos x="0" y="0"/>
             <wp:positionH relativeFrom="margin">
               <wp:align>center</wp:align>
             </wp:positionH>
             <wp:positionV relativeFrom="paragraph">
-              <wp:posOffset>1050290</wp:posOffset>
+              <wp:posOffset>1438910</wp:posOffset>
             </wp:positionV>
-            <wp:extent cx="2067560" cy="4040505"/>
-            <wp:effectExtent l="4127" t="0" r="0" b="0"/>
+            <wp:extent cx="2416175" cy="4722495"/>
+            <wp:effectExtent l="8890" t="0" r="0" b="0"/>
             <wp:wrapThrough wrapText="bothSides">
               <wp:wrapPolygon edited="0">
-                <wp:start x="43" y="21622"/>
-                <wp:lineTo x="21338" y="21622"/>
-                <wp:lineTo x="21338" y="134"/>
-                <wp:lineTo x="43" y="134"/>
-                <wp:lineTo x="43" y="21622"/>
+                <wp:start x="79" y="21641"/>
+                <wp:lineTo x="21367" y="21641"/>
+                <wp:lineTo x="21367" y="119"/>
+                <wp:lineTo x="79" y="119"/>
+                <wp:lineTo x="79" y="21641"/>
               </wp:wrapPolygon>
             </wp:wrapThrough>
             <wp:docPr id="5714313" name="Image 1"/>
@@ -4141,7 +4702,7 @@
                   <pic:spPr>
                     <a:xfrm rot="5400000">
                       <a:off x="0" y="0"/>
-                      <a:ext cx="2067560" cy="4040505"/>
+                      <a:ext cx="2416175" cy="4722495"/>
                     </a:xfrm>
                     <a:prstGeom prst="rect">
                       <a:avLst/>
@@ -4160,34 +4721,121 @@
         </w:drawing>
       </w:r>
       <w:r>
-        <w:br w:type="page"/>
-      </w:r>
-      <w:r>
-        <w:rPr>
+        <w:rPr>
+          <w:rFonts w:ascii="Calibri" w:eastAsia="Times New Roman" w:hAnsi="Calibri" w:cs="Calibri"/>
+          <w:color w:val="auto"/>
+          <w:kern w:val="0"/>
+          <w:sz w:val="24"/>
+          <w:szCs w:val="24"/>
+          <w:lang w:eastAsia="fr-FR"/>
+          <w14:ligatures w14:val="none"/>
+        </w:rPr>
+        <w:t xml:space="preserve">Le TSR22450 constitue le cœur fonctionnel de la partie alimentation. Ce régulateur intègre un algorithme MPPT (Maximum Power Point </w:t>
+      </w:r>
+      <w:proofErr w:type="spellStart"/>
+      <w:r>
+        <w:rPr>
+          <w:rFonts w:ascii="Calibri" w:eastAsia="Times New Roman" w:hAnsi="Calibri" w:cs="Calibri"/>
+          <w:color w:val="auto"/>
+          <w:kern w:val="0"/>
+          <w:sz w:val="24"/>
+          <w:szCs w:val="24"/>
+          <w:lang w:eastAsia="fr-FR"/>
+          <w14:ligatures w14:val="none"/>
+        </w:rPr>
+        <w:t>Tracking</w:t>
+      </w:r>
+      <w:proofErr w:type="spellEnd"/>
+      <w:r>
+        <w:rPr>
+          <w:rFonts w:ascii="Calibri" w:eastAsia="Times New Roman" w:hAnsi="Calibri" w:cs="Calibri"/>
+          <w:color w:val="auto"/>
+          <w:kern w:val="0"/>
+          <w:sz w:val="24"/>
+          <w:szCs w:val="24"/>
+          <w:lang w:eastAsia="fr-FR"/>
+          <w14:ligatures w14:val="none"/>
+        </w:rPr>
+        <w:t>) qui recherche en permanence le point de fonctionnement du panneau solaire offrant la puissance maximale, indépendamment des conditions d'ensoleillement ou de température. Il reçoit en entrée la tension délivrée par le panneau (~12 V via VBAT) et assure la recharge optimale de la batterie. Parce qu'il fonctionne en commutation, il génère des perturbations haute fréquence sur ses lignes d'alimentation ; c'est pourquoi deux condensateurs de découplage C7 et C9 (100 nF chacun) sont placés de part et d'autre du module pour les absorber et éviter qu'elles ne se propagent au reste du circuit.</w:t>
+      </w:r>
+    </w:p>
+    <w:p>
+      <w:pPr>
+        <w:pStyle w:val="Titre3"/>
+        <w:jc w:val="both"/>
+        <w:rPr>
+          <w:rFonts w:ascii="Calibri" w:eastAsia="Times New Roman" w:hAnsi="Calibri" w:cs="Calibri"/>
+          <w:lang w:eastAsia="fr-FR"/>
+        </w:rPr>
+      </w:pPr>
+    </w:p>
+    <w:p>
+      <w:pPr>
+        <w:rPr>
+          <w:lang w:eastAsia="fr-FR"/>
+        </w:rPr>
+      </w:pPr>
+    </w:p>
+    <w:p>
+      <w:pPr>
+        <w:pStyle w:val="Titre3"/>
+        <w:jc w:val="both"/>
+        <w:rPr>
+          <w:rFonts w:ascii="Calibri" w:eastAsia="Times New Roman" w:hAnsi="Calibri" w:cs="Calibri"/>
+          <w:lang w:eastAsia="fr-FR"/>
+        </w:rPr>
+      </w:pPr>
+      <w:r>
+        <w:rPr>
+          <w:rFonts w:ascii="Calibri" w:eastAsia="Times New Roman" w:hAnsi="Calibri" w:cs="Calibri"/>
+          <w:lang w:eastAsia="fr-FR"/>
+        </w:rPr>
+        <w:lastRenderedPageBreak/>
+        <w:t xml:space="preserve">4.1.4. </w:t>
+      </w:r>
+      <w:r>
+        <w:rPr>
+          <w:rFonts w:ascii="Calibri" w:eastAsia="Times New Roman" w:hAnsi="Calibri" w:cs="Calibri"/>
+          <w:lang w:eastAsia="fr-FR"/>
+        </w:rPr>
+        <w:t>Convertisseur analogique-numérique MCP3021</w:t>
+      </w:r>
+      <w:bookmarkEnd w:id="18"/>
+    </w:p>
+    <w:p>
+      <w:pPr>
+        <w:jc w:val="both"/>
+        <w:rPr>
+          <w:rFonts w:ascii="Calibri" w:hAnsi="Calibri" w:cs="Calibri"/>
+          <w:lang w:eastAsia="fr-FR"/>
+        </w:rPr>
+      </w:pPr>
+      <w:r>
+        <w:rPr>
+          <w:rFonts w:ascii="Calibri" w:hAnsi="Calibri" w:cs="Calibri"/>
           <w:noProof/>
         </w:rPr>
-        <w:lastRenderedPageBreak/>
         <w:drawing>
-          <wp:anchor distT="0" distB="0" distL="114300" distR="114300" simplePos="0" relativeHeight="251708416" behindDoc="0" locked="0" layoutInCell="1" allowOverlap="1" wp14:anchorId="33C8FEB6" wp14:editId="3D75ADEE">
+          <wp:anchor distT="0" distB="0" distL="114300" distR="114300" simplePos="0" relativeHeight="251706368" behindDoc="0" locked="0" layoutInCell="1" allowOverlap="1" wp14:anchorId="156B7557" wp14:editId="27FA9D90">
             <wp:simplePos x="0" y="0"/>
             <wp:positionH relativeFrom="margin">
               <wp:align>center</wp:align>
             </wp:positionH>
             <wp:positionV relativeFrom="paragraph">
-              <wp:posOffset>-58420</wp:posOffset>
+              <wp:posOffset>171450</wp:posOffset>
             </wp:positionV>
-            <wp:extent cx="2581910" cy="3220720"/>
-            <wp:effectExtent l="4445" t="0" r="0" b="0"/>
+            <wp:extent cx="2456180" cy="4308475"/>
+            <wp:effectExtent l="7302" t="0" r="8573" b="8572"/>
             <wp:wrapThrough wrapText="bothSides">
               <wp:wrapPolygon edited="0">
-                <wp:start x="37" y="21630"/>
-                <wp:lineTo x="21393" y="21630"/>
-                <wp:lineTo x="21393" y="166"/>
-                <wp:lineTo x="37" y="166"/>
-                <wp:lineTo x="37" y="21630"/>
+                <wp:start x="64" y="21637"/>
+                <wp:lineTo x="21508" y="21637"/>
+                <wp:lineTo x="21508" y="53"/>
+                <wp:lineTo x="64" y="53"/>
+                <wp:lineTo x="64" y="21637"/>
               </wp:wrapPolygon>
             </wp:wrapThrough>
-            <wp:docPr id="569563731" name="Image 1"/>
+            <wp:docPr id="1165805747" name="Image 1"/>
             <wp:cNvGraphicFramePr>
               <a:graphicFrameLocks xmlns:a="http://schemas.openxmlformats.org/drawingml/2006/main" noChangeAspect="1"/>
             </wp:cNvGraphicFramePr>
@@ -4195,7 +4843,7 @@
               <a:graphicData uri="http://schemas.openxmlformats.org/drawingml/2006/picture">
                 <pic:pic xmlns:pic="http://schemas.openxmlformats.org/drawingml/2006/picture">
                   <pic:nvPicPr>
-                    <pic:cNvPr id="569563731" name=""/>
+                    <pic:cNvPr id="1165805747" name=""/>
                     <pic:cNvPicPr/>
                   </pic:nvPicPr>
                   <pic:blipFill>
@@ -4213,7 +4861,7 @@
                   <pic:spPr>
                     <a:xfrm rot="5400000">
                       <a:off x="0" y="0"/>
-                      <a:ext cx="2581910" cy="3220720"/>
+                      <a:ext cx="2456180" cy="4308475"/>
                     </a:xfrm>
                     <a:prstGeom prst="rect">
                       <a:avLst/>
@@ -4233,26 +4881,161 @@
       </w:r>
       <w:r>
         <w:rPr>
+          <w:rFonts w:ascii="Calibri" w:hAnsi="Calibri" w:cs="Calibri"/>
+          <w:lang w:eastAsia="fr-FR"/>
+        </w:rPr>
+        <w:t>Le MCP3021 est également intégré à ce schéma. Il permet d'acquérir la tension de la batterie avec une précision supérieure à celle de l'ADC interne de l'ESP32, en communiquant avec ce dernier via le bus I2C. C'est cette mesure qui permet d'afficher l'état de charge de la batterie sur l'interface web.</w:t>
+      </w:r>
+    </w:p>
+    <w:p>
+      <w:pPr>
+        <w:pStyle w:val="Titre3"/>
+        <w:jc w:val="both"/>
+        <w:rPr>
+          <w:rFonts w:ascii="Calibri" w:eastAsia="Times New Roman" w:hAnsi="Calibri" w:cs="Calibri"/>
+          <w:lang w:eastAsia="fr-FR"/>
+        </w:rPr>
+      </w:pPr>
+      <w:bookmarkStart w:id="19" w:name="_Toc230862069"/>
+    </w:p>
+    <w:p>
+      <w:pPr>
+        <w:pStyle w:val="Titre3"/>
+        <w:jc w:val="both"/>
+        <w:rPr>
+          <w:rFonts w:ascii="Calibri" w:eastAsia="Times New Roman" w:hAnsi="Calibri" w:cs="Calibri"/>
+          <w:lang w:eastAsia="fr-FR"/>
+        </w:rPr>
+      </w:pPr>
+    </w:p>
+    <w:p>
+      <w:pPr>
+        <w:pStyle w:val="Titre3"/>
+        <w:jc w:val="both"/>
+        <w:rPr>
+          <w:rFonts w:ascii="Calibri" w:eastAsia="Times New Roman" w:hAnsi="Calibri" w:cs="Calibri"/>
+          <w:lang w:eastAsia="fr-FR"/>
+        </w:rPr>
+      </w:pPr>
+    </w:p>
+    <w:p>
+      <w:pPr>
+        <w:pStyle w:val="Titre3"/>
+        <w:jc w:val="both"/>
+        <w:rPr>
+          <w:rFonts w:ascii="Calibri" w:eastAsia="Times New Roman" w:hAnsi="Calibri" w:cs="Calibri"/>
+          <w:lang w:eastAsia="fr-FR"/>
+        </w:rPr>
+      </w:pPr>
+    </w:p>
+    <w:p>
+      <w:pPr>
+        <w:pStyle w:val="Titre3"/>
+        <w:jc w:val="both"/>
+        <w:rPr>
+          <w:rFonts w:ascii="Calibri" w:eastAsia="Times New Roman" w:hAnsi="Calibri" w:cs="Calibri"/>
+          <w:lang w:eastAsia="fr-FR"/>
+        </w:rPr>
+      </w:pPr>
+    </w:p>
+    <w:p>
+      <w:pPr>
+        <w:pStyle w:val="Titre3"/>
+        <w:jc w:val="both"/>
+        <w:rPr>
+          <w:rFonts w:ascii="Calibri" w:eastAsia="Times New Roman" w:hAnsi="Calibri" w:cs="Calibri"/>
+          <w:lang w:eastAsia="fr-FR"/>
+        </w:rPr>
+      </w:pPr>
+    </w:p>
+    <w:p>
+      <w:pPr>
+        <w:pStyle w:val="Titre3"/>
+        <w:jc w:val="both"/>
+        <w:rPr>
+          <w:rFonts w:ascii="Calibri" w:eastAsia="Times New Roman" w:hAnsi="Calibri" w:cs="Calibri"/>
+          <w:lang w:eastAsia="fr-FR"/>
+        </w:rPr>
+      </w:pPr>
+    </w:p>
+    <w:p>
+      <w:pPr>
+        <w:pStyle w:val="Titre3"/>
+        <w:jc w:val="both"/>
+        <w:rPr>
+          <w:rFonts w:ascii="Calibri" w:eastAsia="Times New Roman" w:hAnsi="Calibri" w:cs="Calibri"/>
+          <w:lang w:eastAsia="fr-FR"/>
+        </w:rPr>
+      </w:pPr>
+    </w:p>
+    <w:p>
+      <w:pPr>
+        <w:pStyle w:val="Titre3"/>
+        <w:jc w:val="both"/>
+        <w:rPr>
+          <w:rFonts w:ascii="Calibri" w:eastAsia="Times New Roman" w:hAnsi="Calibri" w:cs="Calibri"/>
+          <w:lang w:eastAsia="fr-FR"/>
+        </w:rPr>
+      </w:pPr>
+      <w:r>
+        <w:rPr>
+          <w:rFonts w:ascii="Calibri" w:eastAsia="Times New Roman" w:hAnsi="Calibri" w:cs="Calibri"/>
+          <w:lang w:eastAsia="fr-FR"/>
+        </w:rPr>
+        <w:t xml:space="preserve">4.1.5 </w:t>
+      </w:r>
+      <w:proofErr w:type="spellStart"/>
+      <w:r>
+        <w:rPr>
+          <w:rFonts w:ascii="Calibri" w:eastAsia="Times New Roman" w:hAnsi="Calibri" w:cs="Calibri"/>
+          <w:lang w:eastAsia="fr-FR"/>
+        </w:rPr>
+        <w:t>LEDs</w:t>
+      </w:r>
+      <w:proofErr w:type="spellEnd"/>
+      <w:r>
+        <w:rPr>
+          <w:rFonts w:ascii="Calibri" w:eastAsia="Times New Roman" w:hAnsi="Calibri" w:cs="Calibri"/>
+          <w:lang w:eastAsia="fr-FR"/>
+        </w:rPr>
+        <w:t xml:space="preserve"> indicatrices</w:t>
+      </w:r>
+      <w:bookmarkEnd w:id="19"/>
+    </w:p>
+    <w:p>
+      <w:pPr>
+        <w:spacing w:before="100" w:beforeAutospacing="1" w:after="100" w:afterAutospacing="1" w:line="240" w:lineRule="auto"/>
+        <w:jc w:val="both"/>
+        <w:rPr>
+          <w:rFonts w:ascii="Calibri" w:eastAsia="Times New Roman" w:hAnsi="Calibri" w:cs="Calibri"/>
+          <w:kern w:val="0"/>
+          <w:lang w:eastAsia="fr-FR"/>
+          <w14:ligatures w14:val="none"/>
+        </w:rPr>
+      </w:pPr>
+      <w:r>
+        <w:rPr>
+          <w:rFonts w:ascii="Calibri" w:hAnsi="Calibri" w:cs="Calibri"/>
           <w:noProof/>
         </w:rPr>
         <w:drawing>
-          <wp:anchor distT="0" distB="0" distL="114300" distR="114300" simplePos="0" relativeHeight="251707392" behindDoc="0" locked="0" layoutInCell="1" allowOverlap="1" wp14:anchorId="7BB373EB" wp14:editId="138D23AC">
+          <wp:anchor distT="0" distB="0" distL="114300" distR="114300" simplePos="0" relativeHeight="251707392" behindDoc="0" locked="0" layoutInCell="1" allowOverlap="1" wp14:anchorId="7BB373EB" wp14:editId="4DEFDBC3">
             <wp:simplePos x="0" y="0"/>
             <wp:positionH relativeFrom="margin">
-              <wp:align>center</wp:align>
+              <wp:posOffset>1383030</wp:posOffset>
             </wp:positionH>
             <wp:positionV relativeFrom="paragraph">
-              <wp:posOffset>3966845</wp:posOffset>
+              <wp:posOffset>440055</wp:posOffset>
             </wp:positionV>
-            <wp:extent cx="2933700" cy="4639945"/>
-            <wp:effectExtent l="4127" t="0" r="4128" b="4127"/>
+            <wp:extent cx="2798445" cy="4426585"/>
+            <wp:effectExtent l="5080" t="0" r="6985" b="6985"/>
             <wp:wrapThrough wrapText="bothSides">
               <wp:wrapPolygon edited="0">
-                <wp:start x="30" y="21619"/>
-                <wp:lineTo x="21490" y="21619"/>
-                <wp:lineTo x="21490" y="69"/>
-                <wp:lineTo x="30" y="69"/>
-                <wp:lineTo x="30" y="21619"/>
+                <wp:start x="39" y="21625"/>
+                <wp:lineTo x="21507" y="21625"/>
+                <wp:lineTo x="21507" y="59"/>
+                <wp:lineTo x="39" y="59"/>
+                <wp:lineTo x="39" y="21625"/>
               </wp:wrapPolygon>
             </wp:wrapThrough>
             <wp:docPr id="393264902" name="Image 1"/>
@@ -4281,7 +5064,7 @@
                   <pic:spPr>
                     <a:xfrm rot="5400000">
                       <a:off x="0" y="0"/>
-                      <a:ext cx="2933700" cy="4639945"/>
+                      <a:ext cx="2798445" cy="4426585"/>
                     </a:xfrm>
                     <a:prstGeom prst="rect">
                       <a:avLst/>
@@ -4300,16 +5083,232 @@
         </w:drawing>
       </w:r>
       <w:r>
+        <w:rPr>
+          <w:rFonts w:ascii="Calibri" w:eastAsia="Times New Roman" w:hAnsi="Calibri" w:cs="Calibri"/>
+          <w:kern w:val="0"/>
+          <w:lang w:eastAsia="fr-FR"/>
+          <w14:ligatures w14:val="none"/>
+        </w:rPr>
+        <w:t xml:space="preserve">Enfin, des </w:t>
+      </w:r>
+      <w:proofErr w:type="spellStart"/>
+      <w:r>
+        <w:rPr>
+          <w:rFonts w:ascii="Calibri" w:eastAsia="Times New Roman" w:hAnsi="Calibri" w:cs="Calibri"/>
+          <w:kern w:val="0"/>
+          <w:lang w:eastAsia="fr-FR"/>
+          <w14:ligatures w14:val="none"/>
+        </w:rPr>
+        <w:t>LEDs</w:t>
+      </w:r>
+      <w:proofErr w:type="spellEnd"/>
+      <w:r>
+        <w:rPr>
+          <w:rFonts w:ascii="Calibri" w:eastAsia="Times New Roman" w:hAnsi="Calibri" w:cs="Calibri"/>
+          <w:kern w:val="0"/>
+          <w:lang w:eastAsia="fr-FR"/>
+          <w14:ligatures w14:val="none"/>
+        </w:rPr>
+        <w:t xml:space="preserve"> sont présentes sur le schéma. Elles servent uniquement d'indicateurs visuels : quand une LED est allumée, ça confirme que la tension correspondante est bien présente sur la carte. C'est pratique lors des tests et de la mise au point pour vérifier d'un coup d'œil que l'alimentation fonctionne correctement.</w:t>
+      </w:r>
+    </w:p>
+    <w:p>
+      <w:pPr>
+        <w:jc w:val="both"/>
+        <w:rPr>
+          <w:rFonts w:ascii="Calibri" w:hAnsi="Calibri" w:cs="Calibri"/>
+        </w:rPr>
+      </w:pPr>
+      <w:r>
+        <w:rPr>
+          <w:rFonts w:ascii="Calibri" w:hAnsi="Calibri" w:cs="Calibri"/>
+        </w:rPr>
         <w:br w:type="page"/>
       </w:r>
     </w:p>
     <w:p>
       <w:pPr>
         <w:pStyle w:val="Titre2"/>
+        <w:jc w:val="both"/>
+        <w:rPr>
+          <w:rFonts w:cs="Calibri"/>
+        </w:rPr>
+      </w:pPr>
+      <w:bookmarkStart w:id="20" w:name="_Toc230862070"/>
+      <w:r>
+        <w:rPr>
+          <w:rFonts w:cs="Calibri"/>
+        </w:rPr>
+        <w:lastRenderedPageBreak/>
+        <w:t xml:space="preserve">4.2. </w:t>
+      </w:r>
+      <w:bookmarkEnd w:id="20"/>
+      <w:r>
+        <w:rPr>
+          <w:rFonts w:cs="Calibri"/>
+        </w:rPr>
+        <w:t>Schéma Alimentation avant modification :</w:t>
+      </w:r>
+    </w:p>
+    <w:p>
+      <w:pPr>
+        <w:jc w:val="both"/>
+        <w:rPr>
+          <w:rFonts w:ascii="Calibri" w:hAnsi="Calibri" w:cs="Calibri"/>
+        </w:rPr>
+      </w:pPr>
+    </w:p>
+    <w:p>
+      <w:pPr>
+        <w:jc w:val="both"/>
+        <w:rPr>
+          <w:rFonts w:ascii="Calibri" w:hAnsi="Calibri" w:cs="Calibri"/>
+        </w:rPr>
+      </w:pPr>
+    </w:p>
+    <w:p>
+      <w:pPr>
+        <w:jc w:val="both"/>
+        <w:rPr>
+          <w:rFonts w:ascii="Calibri" w:hAnsi="Calibri" w:cs="Calibri"/>
+        </w:rPr>
+      </w:pPr>
+    </w:p>
+    <w:p>
+      <w:pPr>
+        <w:jc w:val="both"/>
+        <w:rPr>
+          <w:rFonts w:ascii="Calibri" w:hAnsi="Calibri" w:cs="Calibri"/>
+        </w:rPr>
+      </w:pPr>
+      <w:r>
+        <w:rPr>
+          <w:rFonts w:ascii="Calibri" w:hAnsi="Calibri" w:cs="Calibri"/>
+          <w:noProof/>
+        </w:rPr>
+        <w:drawing>
+          <wp:anchor distT="0" distB="0" distL="114300" distR="114300" simplePos="0" relativeHeight="251663360" behindDoc="1" locked="0" layoutInCell="1" allowOverlap="1" wp14:anchorId="49B69D16" wp14:editId="7C8B2312">
+            <wp:simplePos x="0" y="0"/>
+            <wp:positionH relativeFrom="margin">
+              <wp:align>left</wp:align>
+            </wp:positionH>
+            <wp:positionV relativeFrom="paragraph">
+              <wp:posOffset>543560</wp:posOffset>
+            </wp:positionV>
+            <wp:extent cx="7785735" cy="5121910"/>
+            <wp:effectExtent l="0" t="1587" r="4127" b="4128"/>
+            <wp:wrapTight wrapText="bothSides">
+              <wp:wrapPolygon edited="0">
+                <wp:start x="21604" y="7"/>
+                <wp:lineTo x="41" y="7"/>
+                <wp:lineTo x="41" y="21537"/>
+                <wp:lineTo x="21604" y="21537"/>
+                <wp:lineTo x="21604" y="7"/>
+              </wp:wrapPolygon>
+            </wp:wrapTight>
+            <wp:docPr id="2026237837" name="Image 1"/>
+            <wp:cNvGraphicFramePr>
+              <a:graphicFrameLocks xmlns:a="http://schemas.openxmlformats.org/drawingml/2006/main" noChangeAspect="1"/>
+            </wp:cNvGraphicFramePr>
+            <a:graphic xmlns:a="http://schemas.openxmlformats.org/drawingml/2006/main">
+              <a:graphicData uri="http://schemas.openxmlformats.org/drawingml/2006/picture">
+                <pic:pic xmlns:pic="http://schemas.openxmlformats.org/drawingml/2006/picture">
+                  <pic:nvPicPr>
+                    <pic:cNvPr id="2026237837" name=""/>
+                    <pic:cNvPicPr/>
+                  </pic:nvPicPr>
+                  <pic:blipFill>
+                    <a:blip r:embed="rId23">
+                      <a:extLst>
+                        <a:ext uri="{28A0092B-C50C-407E-A947-70E740481C1C}">
+                          <a14:useLocalDpi xmlns:a14="http://schemas.microsoft.com/office/drawing/2010/main" val="0"/>
+                        </a:ext>
+                      </a:extLst>
+                    </a:blip>
+                    <a:stretch>
+                      <a:fillRect/>
+                    </a:stretch>
+                  </pic:blipFill>
+                  <pic:spPr>
+                    <a:xfrm rot="16200000">
+                      <a:off x="0" y="0"/>
+                      <a:ext cx="7785735" cy="5121910"/>
+                    </a:xfrm>
+                    <a:prstGeom prst="rect">
+                      <a:avLst/>
+                    </a:prstGeom>
+                  </pic:spPr>
+                </pic:pic>
+              </a:graphicData>
+            </a:graphic>
+            <wp14:sizeRelH relativeFrom="margin">
+              <wp14:pctWidth>0</wp14:pctWidth>
+            </wp14:sizeRelH>
+            <wp14:sizeRelV relativeFrom="margin">
+              <wp14:pctHeight>0</wp14:pctHeight>
+            </wp14:sizeRelV>
+          </wp:anchor>
+        </w:drawing>
+      </w:r>
+    </w:p>
+    <w:p>
+      <w:pPr>
+        <w:jc w:val="both"/>
+        <w:rPr>
+          <w:rFonts w:ascii="Calibri" w:hAnsi="Calibri" w:cs="Calibri"/>
+        </w:rPr>
+      </w:pPr>
+    </w:p>
+    <w:p>
+      <w:pPr>
+        <w:jc w:val="both"/>
+        <w:rPr>
+          <w:rFonts w:ascii="Calibri" w:hAnsi="Calibri" w:cs="Calibri"/>
+        </w:rPr>
+      </w:pPr>
+    </w:p>
+    <w:p>
+      <w:pPr>
+        <w:jc w:val="both"/>
+        <w:rPr>
+          <w:rFonts w:ascii="Calibri" w:hAnsi="Calibri" w:cs="Calibri"/>
+        </w:rPr>
+      </w:pPr>
+    </w:p>
+    <w:p>
+      <w:pPr>
+        <w:jc w:val="both"/>
+        <w:rPr>
+          <w:rFonts w:ascii="Calibri" w:hAnsi="Calibri" w:cs="Calibri"/>
+        </w:rPr>
+      </w:pPr>
+    </w:p>
+    <w:p>
+      <w:pPr>
+        <w:jc w:val="both"/>
+        <w:rPr>
+          <w:rFonts w:ascii="Calibri" w:hAnsi="Calibri" w:cs="Calibri"/>
+        </w:rPr>
+      </w:pPr>
+      <w:r>
+        <w:rPr>
+          <w:rFonts w:ascii="Calibri" w:hAnsi="Calibri" w:cs="Calibri"/>
+        </w:rPr>
+        <w:br w:type="page"/>
+      </w:r>
+    </w:p>
+    <w:p>
+      <w:pPr>
+        <w:pStyle w:val="Titre2"/>
+        <w:jc w:val="both"/>
+        <w:rPr>
+          <w:rFonts w:cs="Calibri"/>
+        </w:rPr>
       </w:pPr>
       <w:bookmarkStart w:id="21" w:name="_Toc230862071"/>
       <w:r>
         <w:rPr>
+          <w:rFonts w:cs="Calibri"/>
           <w:noProof/>
         </w:rPr>
         <w:lastRenderedPageBreak/>
@@ -4345,7 +5344,7 @@
                     <pic:cNvPicPr/>
                   </pic:nvPicPr>
                   <pic:blipFill>
-                    <a:blip r:embed="rId23">
+                    <a:blip r:embed="rId24">
                       <a:extLst>
                         <a:ext uri="{28A0092B-C50C-407E-A947-70E740481C1C}">
                           <a14:useLocalDpi xmlns:a14="http://schemas.microsoft.com/office/drawing/2010/main" val="0"/>
@@ -4379,6 +5378,7 @@
       </w:r>
       <w:r>
         <w:rPr>
+          <w:rFonts w:cs="Calibri"/>
           <w:noProof/>
         </w:rPr>
         <w:drawing>
@@ -4413,7 +5413,7 @@
                     <pic:cNvPicPr/>
                   </pic:nvPicPr>
                   <pic:blipFill>
-                    <a:blip r:embed="rId24">
+                    <a:blip r:embed="rId25">
                       <a:extLst>
                         <a:ext uri="{28A0092B-C50C-407E-A947-70E740481C1C}">
                           <a14:useLocalDpi xmlns:a14="http://schemas.microsoft.com/office/drawing/2010/main" val="0"/>
@@ -4446,131 +5446,55 @@
         </w:drawing>
       </w:r>
       <w:r>
+        <w:rPr>
+          <w:rFonts w:cs="Calibri"/>
+        </w:rPr>
         <w:t>4.</w:t>
       </w:r>
       <w:r>
+        <w:rPr>
+          <w:rFonts w:cs="Calibri"/>
+        </w:rPr>
         <w:t>3</w:t>
       </w:r>
       <w:r>
+        <w:rPr>
+          <w:rFonts w:cs="Calibri"/>
+        </w:rPr>
         <w:t>.</w:t>
       </w:r>
       <w:r>
+        <w:rPr>
+          <w:rFonts w:cs="Calibri"/>
+        </w:rPr>
         <w:t xml:space="preserve"> </w:t>
       </w:r>
       <w:r>
+        <w:rPr>
+          <w:rFonts w:cs="Calibri"/>
+        </w:rPr>
         <w:t>Routage final effectuer par Théo :</w:t>
       </w:r>
       <w:bookmarkEnd w:id="21"/>
       <w:r>
+        <w:rPr>
+          <w:rFonts w:cs="Calibri"/>
+        </w:rPr>
         <w:br w:type="page"/>
       </w:r>
     </w:p>
     <w:p>
       <w:pPr>
         <w:pStyle w:val="Titre2"/>
-      </w:pPr>
-      <w:bookmarkStart w:id="22" w:name="_Toc230862072"/>
-      <w:r>
-        <w:rPr>
-          <w:noProof/>
-        </w:rPr>
-        <w:lastRenderedPageBreak/>
-        <w:drawing>
-          <wp:anchor distT="0" distB="0" distL="114300" distR="114300" simplePos="0" relativeHeight="251663360" behindDoc="1" locked="0" layoutInCell="1" allowOverlap="1" wp14:anchorId="49B69D16" wp14:editId="3803D293">
-            <wp:simplePos x="0" y="0"/>
-            <wp:positionH relativeFrom="margin">
-              <wp:posOffset>-1087120</wp:posOffset>
-            </wp:positionH>
-            <wp:positionV relativeFrom="paragraph">
-              <wp:posOffset>1790065</wp:posOffset>
-            </wp:positionV>
-            <wp:extent cx="7785735" cy="5121910"/>
-            <wp:effectExtent l="0" t="1587" r="4127" b="4128"/>
-            <wp:wrapTight wrapText="bothSides">
-              <wp:wrapPolygon edited="0">
-                <wp:start x="21604" y="7"/>
-                <wp:lineTo x="41" y="7"/>
-                <wp:lineTo x="41" y="21537"/>
-                <wp:lineTo x="21604" y="21537"/>
-                <wp:lineTo x="21604" y="7"/>
-              </wp:wrapPolygon>
-            </wp:wrapTight>
-            <wp:docPr id="2026237837" name="Image 1"/>
-            <wp:cNvGraphicFramePr>
-              <a:graphicFrameLocks xmlns:a="http://schemas.openxmlformats.org/drawingml/2006/main" noChangeAspect="1"/>
-            </wp:cNvGraphicFramePr>
-            <a:graphic xmlns:a="http://schemas.openxmlformats.org/drawingml/2006/main">
-              <a:graphicData uri="http://schemas.openxmlformats.org/drawingml/2006/picture">
-                <pic:pic xmlns:pic="http://schemas.openxmlformats.org/drawingml/2006/picture">
-                  <pic:nvPicPr>
-                    <pic:cNvPr id="2026237837" name=""/>
-                    <pic:cNvPicPr/>
-                  </pic:nvPicPr>
-                  <pic:blipFill>
-                    <a:blip r:embed="rId25">
-                      <a:extLst>
-                        <a:ext uri="{28A0092B-C50C-407E-A947-70E740481C1C}">
-                          <a14:useLocalDpi xmlns:a14="http://schemas.microsoft.com/office/drawing/2010/main" val="0"/>
-                        </a:ext>
-                      </a:extLst>
-                    </a:blip>
-                    <a:stretch>
-                      <a:fillRect/>
-                    </a:stretch>
-                  </pic:blipFill>
-                  <pic:spPr>
-                    <a:xfrm rot="16200000">
-                      <a:off x="0" y="0"/>
-                      <a:ext cx="7785735" cy="5121910"/>
-                    </a:xfrm>
-                    <a:prstGeom prst="rect">
-                      <a:avLst/>
-                    </a:prstGeom>
-                  </pic:spPr>
-                </pic:pic>
-              </a:graphicData>
-            </a:graphic>
-            <wp14:sizeRelH relativeFrom="margin">
-              <wp14:pctWidth>0</wp14:pctWidth>
-            </wp14:sizeRelH>
-            <wp14:sizeRelV relativeFrom="margin">
-              <wp14:pctHeight>0</wp14:pctHeight>
-            </wp14:sizeRelV>
-          </wp:anchor>
-        </w:drawing>
-      </w:r>
-      <w:r>
-        <w:t>4.</w:t>
-      </w:r>
-      <w:r>
-        <w:t>4</w:t>
-      </w:r>
-      <w:r>
-        <w:t>.</w:t>
-      </w:r>
-      <w:r>
-        <w:t xml:space="preserve"> </w:t>
-      </w:r>
-      <w:r>
-        <w:t>Schéma Alimentation avant modification</w:t>
-      </w:r>
-      <w:r>
-        <w:t> :</w:t>
-      </w:r>
-      <w:bookmarkEnd w:id="22"/>
-    </w:p>
-    <w:p>
-      <w:r>
-        <w:br w:type="page"/>
-      </w:r>
-    </w:p>
-    <w:p>
-      <w:pPr>
-        <w:pStyle w:val="Titre2"/>
-      </w:pPr>
-      <w:bookmarkStart w:id="23" w:name="_Toc230862073"/>
-      <w:r>
-        <w:rPr>
+        <w:jc w:val="both"/>
+        <w:rPr>
+          <w:rFonts w:cs="Calibri"/>
+        </w:rPr>
+      </w:pPr>
+      <w:bookmarkStart w:id="22" w:name="_Toc230862073"/>
+      <w:r>
+        <w:rPr>
+          <w:rFonts w:cs="Calibri"/>
           <w:noProof/>
         </w:rPr>
         <w:lastRenderedPageBreak/>
@@ -4640,6 +5564,7 @@
       </w:r>
       <w:r>
         <w:rPr>
+          <w:rFonts w:cs="Calibri"/>
           <w:noProof/>
         </w:rPr>
         <w:drawing>
@@ -4707,80 +5632,335 @@
         </w:drawing>
       </w:r>
       <w:r>
+        <w:rPr>
+          <w:rFonts w:cs="Calibri"/>
+        </w:rPr>
         <w:t>4.</w:t>
       </w:r>
       <w:r>
+        <w:rPr>
+          <w:rFonts w:cs="Calibri"/>
+        </w:rPr>
         <w:t>5</w:t>
       </w:r>
       <w:r>
+        <w:rPr>
+          <w:rFonts w:cs="Calibri"/>
+        </w:rPr>
         <w:t xml:space="preserve">. </w:t>
       </w:r>
       <w:r>
+        <w:rPr>
+          <w:rFonts w:cs="Calibri"/>
+        </w:rPr>
         <w:t>Mon routage :</w:t>
       </w:r>
-      <w:bookmarkEnd w:id="23"/>
-      <w:r>
+      <w:bookmarkEnd w:id="22"/>
+      <w:r>
+        <w:rPr>
+          <w:rFonts w:cs="Calibri"/>
+        </w:rPr>
         <w:br w:type="page"/>
       </w:r>
     </w:p>
     <w:p>
       <w:pPr>
         <w:pStyle w:val="Titre1"/>
-      </w:pPr>
-      <w:bookmarkStart w:id="24" w:name="_Toc230862074"/>
-      <w:r>
+        <w:jc w:val="both"/>
+        <w:rPr>
+          <w:rFonts w:ascii="Calibri" w:hAnsi="Calibri" w:cs="Calibri"/>
+        </w:rPr>
+      </w:pPr>
+      <w:bookmarkStart w:id="23" w:name="_Toc230862074"/>
+      <w:r>
+        <w:rPr>
+          <w:rFonts w:ascii="Calibri" w:hAnsi="Calibri" w:cs="Calibri"/>
+        </w:rPr>
         <w:lastRenderedPageBreak/>
         <w:t>5.</w:t>
       </w:r>
       <w:r>
+        <w:rPr>
+          <w:rFonts w:ascii="Calibri" w:hAnsi="Calibri" w:cs="Calibri"/>
+        </w:rPr>
         <w:t xml:space="preserve"> </w:t>
       </w:r>
       <w:r>
+        <w:rPr>
+          <w:rFonts w:ascii="Calibri" w:hAnsi="Calibri" w:cs="Calibri"/>
+        </w:rPr>
         <w:t>Assemblage de la carte</w:t>
       </w:r>
+      <w:bookmarkEnd w:id="23"/>
+    </w:p>
+    <w:p/>
+    <w:p>
+      <w:pPr>
+        <w:pStyle w:val="Titre2"/>
+        <w:jc w:val="both"/>
+        <w:rPr>
+          <w:rFonts w:cs="Calibri"/>
+          <w:szCs w:val="28"/>
+        </w:rPr>
+      </w:pPr>
+      <w:r>
+        <w:rPr>
+          <w:rFonts w:cs="Calibri"/>
+          <w:szCs w:val="28"/>
+        </w:rPr>
+        <w:t>5.1. Sérigraphie de la pâte à braser</w:t>
+      </w:r>
+    </w:p>
+    <w:p>
+      <w:pPr>
+        <w:jc w:val="both"/>
+      </w:pPr>
+      <w:r>
+        <w:t>Grâce aux installations de la licence CPSE, l'assemblage de la carte a pu être réalisé dans des conditions très proches d'un environnement industriel professionnel. La première étape a consisté à déposer la pâte à braser sur les pastilles du PCB à l'aide d'un pochoir métallique. Ce pochoir est une feuille d'acier découpée avec précision aux emplacements exacts des pastilles, ce qui garantit que la pâte se dépose uniquement aux endroits nécessaires, sans débordement sur les zones isolantes. La pâte est étalée à la raclette en un seul passage régulier pour obtenir des dépôts homogènes et d'épaisseur uniforme. Le port de gants est obligatoire durant cette manipulation car la pâte à braser contient des composés chimiques irritants au contact de la peau. Une fois le pochoir soigneusement retiré, on peut observer sur chaque pastille un petit dépôt de pâte grisâtre bien délimité, prêt à recevoir les composants.</w:t>
+      </w:r>
+    </w:p>
+    <w:p>
+      <w:pPr>
+        <w:pStyle w:val="Titre2"/>
+        <w:jc w:val="both"/>
+      </w:pPr>
+      <w:r>
+        <w:t>5.2. Pose des composants</w:t>
+      </w:r>
+    </w:p>
+    <w:p>
+      <w:pPr>
+        <w:jc w:val="both"/>
+      </w:pPr>
+      <w:r>
+        <w:t xml:space="preserve">La pose des composants s'est déroulée en deux phases selon leur taille et leur précision de placement requise. Les composants passifs de petite taille, résistances et condensateurs CMS, ont été placés manuellement à l'aide d'une placeuse à aspiration. Cet outil fonctionne comme une pince pneumatique : une légère dépression maintient le composant en suspension au bout de l'embout, ce qui permet de le positionner délicatement sur les dépôts de pâte sans </w:t>
+      </w:r>
+      <w:r>
+        <w:t>ne le déplacer ni</w:t>
+      </w:r>
+      <w:r>
+        <w:t xml:space="preserve"> le contaminer. Pour les composants plus grands et surtout plus exigeants en termes de précision de placement, comme l'ESP32 dont le pas des broches est très fin, la placeuse automatique Pick and Place a été utilisée. Les composants sont d'abord déposés manuellement à proximité, puis la machine les récupère, les centre optiquement et les pose avec une précision micrométrique qu'aucune intervention humaine directe ne pourrait atteindre de manière reproductible.</w:t>
+      </w:r>
+    </w:p>
+    <w:p>
+      <w:pPr>
+        <w:pStyle w:val="Titre2"/>
+        <w:jc w:val="both"/>
+      </w:pPr>
+      <w:r>
+        <w:t>5.3. Refusion au four</w:t>
+      </w:r>
+    </w:p>
+    <w:p>
+      <w:pPr>
+        <w:jc w:val="both"/>
+      </w:pPr>
+      <w:r>
+        <w:t xml:space="preserve">Une fois l'ensemble des composants en place sur leurs dépôts de pâte, la carte a été introduite dans le four de refusion. Ce four applique un profil thermique précisément contrôlé, composé de plusieurs phases distinctes. La première phase est une montée progressive en température qui active le flux contenu dans la pâte à braser : ce flux a pour rôle de nettoyer chimiquement les surfaces métalliques et de les préparer à former des liaisons soudées de qualité. Vient ensuite le pic de température, typiquement autour de 250 °C pour un alliage sans plomb, qui fait fondre l'alliage de la pâte et crée les joints de soudure entre les broches des composants et les pastilles du PCB. Enfin, un </w:t>
+      </w:r>
+      <w:r>
+        <w:lastRenderedPageBreak/>
+        <w:t>refroidissement contrôlé permet à l'alliage de se solidifier progressivement en formant des soudures brillantes et mécaniquement solides, en évitant les contraintes thermiques qui pourraient fragiliser les joints ou endommager certains composants sensibles.</w:t>
+      </w:r>
+    </w:p>
+    <w:p>
+      <w:pPr>
+        <w:pStyle w:val="Titre2"/>
+        <w:jc w:val="both"/>
+      </w:pPr>
+      <w:r>
+        <w:t>5.4. Inspection et contrôle qualité</w:t>
+      </w:r>
+    </w:p>
+    <w:p>
+      <w:pPr>
+        <w:jc w:val="both"/>
+      </w:pPr>
+      <w:r>
+        <w:t xml:space="preserve">À la sortie du four, chaque soudure a été inspectée visuellement à la loupe afin de détecter d'éventuels défauts. Les deux défauts les plus courants en refusion sont les ponts de soudure — des courts-circuits involontaires entre deux broches adjacentes provoqués par un excès de pâte — et les soudures froides, reconnaissables à leur aspect mat et granuleux, qui traduisent une mauvaise mouillabilité et une liaison électrique ou mécanique insuffisante. Des tests de continuité au multimètre ont ensuite été réalisés sur les connexions les plus critiques du circuit pour confirmer l'absence de coupures ou de </w:t>
+      </w:r>
+      <w:r>
+        <w:t>court-circuit</w:t>
+      </w:r>
+      <w:r>
+        <w:t xml:space="preserve"> non détectés visuellement.</w:t>
+      </w:r>
+    </w:p>
+    <w:p>
+      <w:pPr>
+        <w:pStyle w:val="Titre2"/>
+        <w:jc w:val="both"/>
+      </w:pPr>
+      <w:r>
+        <w:t>5.5. Mise sous tension et tests fonctionnels</w:t>
+      </w:r>
+    </w:p>
+    <w:p>
+      <w:pPr>
+        <w:jc w:val="both"/>
+      </w:pPr>
+      <w:r>
+        <w:t xml:space="preserve">Avant de procéder aux tests logiciels, la carte a d'abord été mise sous tension avec précaution pour vérifier que la consommation de courant se situait dans les valeurs attendues et qu'aucun composant ne chauffait anormalement, ce qui aurait pu signaler un problème de soudure ou un défaut de conception. Une fois ce premier contrôle validé, le firmware </w:t>
+      </w:r>
+      <w:r>
+        <w:t>Micro Python</w:t>
+      </w:r>
+      <w:r>
+        <w:t xml:space="preserve"> a été flashé sur l'ESP32 et les tests fonctionnels ont été conduits de manière séquentielle, bloc par bloc. Le capteur Lidar, le driver du moteur pas-à-pas, la lecture de la tension batterie via le MCP3021 et le serveur web embarqué ont chacun été testés et validés indépendamment avant de passer au suivant. Cette méthode de validation progressive permet de localiser précisément l'origine d'un éventuel dysfonctionnement et d'éviter de chercher une panne dans l'ensemble du système en même temps.</w:t>
+      </w:r>
+    </w:p>
+    <w:p/>
+    <w:p/>
+    <w:p/>
+    <w:p/>
+    <w:p/>
+    <w:p>
+      <w:pPr>
+        <w:jc w:val="both"/>
+        <w:rPr>
+          <w:rFonts w:ascii="Calibri" w:hAnsi="Calibri" w:cs="Calibri"/>
+        </w:rPr>
+      </w:pPr>
+    </w:p>
+    <w:p>
+      <w:pPr>
+        <w:jc w:val="both"/>
+        <w:rPr>
+          <w:rFonts w:ascii="Calibri" w:hAnsi="Calibri" w:cs="Calibri"/>
+        </w:rPr>
+      </w:pPr>
+    </w:p>
+    <w:p>
+      <w:pPr>
+        <w:jc w:val="both"/>
+        <w:rPr>
+          <w:rFonts w:ascii="Calibri" w:hAnsi="Calibri" w:cs="Calibri"/>
+        </w:rPr>
+      </w:pPr>
+    </w:p>
+    <w:p>
+      <w:pPr>
+        <w:pStyle w:val="Titre1"/>
+        <w:jc w:val="both"/>
+        <w:rPr>
+          <w:rFonts w:ascii="Calibri" w:hAnsi="Calibri" w:cs="Calibri"/>
+        </w:rPr>
+      </w:pPr>
+      <w:bookmarkStart w:id="24" w:name="_Toc230862075"/>
+      <w:r>
+        <w:rPr>
+          <w:rFonts w:ascii="Calibri" w:hAnsi="Calibri" w:cs="Calibri"/>
+        </w:rPr>
+        <w:lastRenderedPageBreak/>
+        <w:t>6.</w:t>
+      </w:r>
+      <w:r>
+        <w:rPr>
+          <w:rFonts w:ascii="Calibri" w:hAnsi="Calibri" w:cs="Calibri"/>
+        </w:rPr>
+        <w:t xml:space="preserve"> </w:t>
+      </w:r>
+      <w:r>
+        <w:rPr>
+          <w:rFonts w:ascii="Calibri" w:hAnsi="Calibri" w:cs="Calibri"/>
+        </w:rPr>
+        <w:t>Problèmes rencontrés</w:t>
+      </w:r>
       <w:bookmarkEnd w:id="24"/>
     </w:p>
     <w:p>
-      <w:r>
-        <w:t xml:space="preserve">Grâce aux installations de la licence CPSE, on a pu assembler la carte dans des conditions vraiment proches d’un environnement professionnel. </w:t>
-      </w:r>
-    </w:p>
-    <w:p>
-      <w:r>
-        <w:t xml:space="preserve"> On a commencé par poser le pochoir métallique sur la carte et étaler la pâte à braser à la raclette. Le pochoir est percé exactement aux endroits où se trouvent les pastilles, donc la pâte se dépose uniquement là où il faut. Il faut porter des gants pour cette étape parce que la pâte est irritante au contact de la peau. Une fois le pochoir retiré, on peut voir les petits dépôts de pâte sur chaque pastille.  </w:t>
-      </w:r>
-    </w:p>
-    <w:p>
-      <w:r>
-        <w:t>Ensuite on a posé les composants. Les petits composants passifs comme les résistances et condensateurs ont été placés à la placeuse manuelle, qui fonctionne par aspiration. Pour les composants plus gros et plus précis comme l’ESP32, on est passé à la placeuse automatique (</w:t>
-      </w:r>
-      <w:r>
-        <w:t>Pick</w:t>
-      </w:r>
-      <w:r>
-        <w:t xml:space="preserve"> and place) qui va chercher chaque composant </w:t>
-      </w:r>
-      <w:r>
-        <w:t xml:space="preserve">placé au préalable a la main puis ajuster avec la machine </w:t>
-      </w:r>
-      <w:r>
-        <w:t xml:space="preserve">et le pose avec une précision qu’on ne pourrait pas avoir à la main. </w:t>
-      </w:r>
-    </w:p>
-    <w:p>
-      <w:r>
-        <w:t>Une fois tous les composants en place, on a glissé la carte dans le four de refusion. Le four monte en température selon un profil précis : d’abord une montée progressive pour activer le flux de la pâte, puis un pic de température qui fait fondre l’alliage et crée les soudures, et enfin un refroidissement contrôlé.</w:t>
-      </w:r>
-    </w:p>
-    <w:p>
-      <w:r>
-        <w:t xml:space="preserve">À la sortie du four, on a inspecté toutes les soudures à la loupe pour vérifier qu’il n’y avait pas de ponts entre les broches ni de soudures froides, et on a fait des tests de continuité au multimètre sur les connexions importantes.  Après avoir vérifié que la carte ne consommait rien d’anormal à la mise sous tension, on a flashé </w:t>
-      </w:r>
-      <w:r>
-        <w:t>Micro-Python</w:t>
-      </w:r>
-      <w:r>
-        <w:t xml:space="preserve"> sur l’ESP32 et on a testé chaque partie une par une : le capteur Lidar, le driver du moteur pas-à-pas, la lecture de tension batterie, et le serveur web. Chaque test validé, on passait au suivant.</w:t>
+      <w:pPr>
+        <w:pStyle w:val="Titre3"/>
+        <w:rPr>
+          <w:rFonts w:eastAsiaTheme="minorHAnsi" w:cstheme="minorBidi"/>
+          <w:color w:val="auto"/>
+          <w:sz w:val="24"/>
+          <w:szCs w:val="24"/>
+        </w:rPr>
+      </w:pPr>
+      <w:r>
+        <w:rPr>
+          <w:rFonts w:eastAsiaTheme="minorHAnsi" w:cstheme="minorBidi"/>
+          <w:color w:val="auto"/>
+          <w:sz w:val="24"/>
+          <w:szCs w:val="24"/>
+        </w:rPr>
+        <w:t>Sur la carte V1, nous avons rencontré plusieurs problèmes qui nous ont bien bloqués avant de réussir à tous les identifier. Certains étaient des erreurs de schéma, d'autres venaient des empreintes des composants.</w:t>
+      </w:r>
+    </w:p>
+    <w:p>
+      <w:pPr>
+        <w:pStyle w:val="Titre3"/>
+      </w:pPr>
+      <w:r>
+        <w:t>6.1. Inversion des sorties moteur</w:t>
+      </w:r>
+    </w:p>
+    <w:p>
+      <w:r>
+        <w:t>La première erreur détectée concernait le câblage des sorties du driver moteur. Les sorties OUT1A et OUT1B avaient été inversées dans le schéma électrique, ce qui faisait tourner le moteur dans le sens opposé à celui attendu. Bien que cette erreur n'ait pas empêché la carte de fonctionner électriquement, elle rendait le comportement du système incohérent et aurait compromis le bon fonctionnement mécanique de l'ensemble. La correction a consisté à intervertir les deux connexions dans le schéma lors du passage en V2</w:t>
+      </w:r>
+      <w:r>
+        <w:t>.</w:t>
+      </w:r>
+    </w:p>
+    <w:p>
+      <w:pPr>
+        <w:pStyle w:val="Titre3"/>
+      </w:pPr>
+      <w:r>
+        <w:t>6.2. Oubli des underscores dans les labels ESP_RESET et ESP_BOOT</w:t>
+      </w:r>
+    </w:p>
+    <w:p>
+      <w:r>
+        <w:t xml:space="preserve">Cette erreur a été la plus bloquante. Les underscores avaient été </w:t>
+      </w:r>
+      <w:r>
+        <w:t>oublié</w:t>
+      </w:r>
+      <w:r>
+        <w:t xml:space="preserve"> dans les noms des labels ESP_RESET et ESP_BOOT, ce qui empêchait le logiciel de reconnaître les liaisons correspondantes. Les broches se retrouvaient électriquement coupées, rendant la programmation de l'ESP32 impossible. Le diagnostic a pris du temps précisément parce que l'origine du problème était une simple faute de frappe dans un nom de net, ce qui a renforcé l'importance d'une relecture rigoureuse des labels avant toute opération de routage.</w:t>
+      </w:r>
+    </w:p>
+    <w:p>
+      <w:pPr>
+        <w:pStyle w:val="Titre3"/>
+      </w:pPr>
+      <w:r>
+        <w:t>6.3. Broche non connectée sur le FT232RL</w:t>
+      </w:r>
+    </w:p>
+    <w:p>
+      <w:r>
+        <w:t>Le FT232RL assure la communication USB entre l'ordinateur et l'ESP32. Sur la V1, sa broche 18 n'était pas reliée au 3,3 V, ce qui rendait la connexion USB instable et la programmation peu fiable. Une fois le problème localisé à partir de la datasheet, la correction était directe : il suffisait d'ajouter la connexion manquante dans le schéma de la V2.</w:t>
+      </w:r>
+    </w:p>
+    <w:p>
+      <w:pPr>
+        <w:pStyle w:val="Titre3"/>
+      </w:pPr>
+      <w:r>
+        <w:t>6.4. Court-circuit provoqué par une empreinte incorrecte sur l'UMH3NTN</w:t>
+      </w:r>
+    </w:p>
+    <w:p>
+      <w:r>
+        <w:t>L'UMH3NTN avait été créé manuellement dans la bibliothèque de composants du projet. Une erreur de correspondance entre les broches du schéma et celles de l'empreinte physique a provoqué un court-circuit à la mise sous tension. Ce type d'erreur est difficile à anticiper car il n'apparaît pas dans le schéma et ne se manifeste qu'à l'assemblage. Cela a conduit à adopter une vérification systématique de chaque composant créé sur mesure, en le comparant point par point avec la datasheet du fabricant.</w:t>
+      </w:r>
+    </w:p>
+    <w:p>
+      <w:pPr>
+        <w:pStyle w:val="Titre3"/>
+      </w:pPr>
+      <w:r>
+        <w:lastRenderedPageBreak/>
+        <w:t>6.5. Hétérogénéité des empreintes de résistances</w:t>
+      </w:r>
+    </w:p>
+    <w:p>
+      <w:r>
+        <w:t>Enfin, les résistances présentes sur la carte ne partageaient pas toutes la même empreinte, c'est-à-dire que leurs dimensions physiques variaient d'un composant à l'autre sur le PCB. Cette incohérence a compliqué l'étape de soudage, notamment lors de la sérigraphie de la pâte à braser et du placement des composants, car les gabarits et les réglages ne correspondaient pas uniformément à l'ensemble des résistances. Sur la V2, une harmonisation des empreintes a été réalisée pour garantir une cohérence dimensionnelle sur toute la carte et faciliter l'assemblage.</w:t>
       </w:r>
     </w:p>
     <w:p/>
@@ -4793,67 +5973,88 @@
     <w:p/>
     <w:p/>
     <w:p/>
-    <w:p>
-      <w:r>
-        <w:br w:type="page"/>
-      </w:r>
-    </w:p>
+    <w:p/>
+    <w:p/>
+    <w:p/>
+    <w:p/>
+    <w:p/>
+    <w:p/>
+    <w:p/>
+    <w:p/>
+    <w:p/>
+    <w:p/>
     <w:p>
       <w:pPr>
         <w:pStyle w:val="Titre1"/>
-      </w:pPr>
-      <w:bookmarkStart w:id="25" w:name="_Toc230862075"/>
-      <w:r>
-        <w:lastRenderedPageBreak/>
-        <w:t>6.</w:t>
-      </w:r>
-      <w:r>
-        <w:t xml:space="preserve"> </w:t>
-      </w:r>
-      <w:r>
-        <w:t>Problèmes rencontrés</w:t>
-      </w:r>
-      <w:bookmarkEnd w:id="25"/>
-      <w:r>
-        <w:br w:type="page"/>
-      </w:r>
-    </w:p>
-    <w:p>
-      <w:pPr>
-        <w:pStyle w:val="Titre1"/>
-      </w:pPr>
-      <w:bookmarkStart w:id="26" w:name="_Toc230862076"/>
-      <w:r>
+        <w:jc w:val="both"/>
+        <w:rPr>
+          <w:rFonts w:ascii="Calibri" w:hAnsi="Calibri" w:cs="Calibri"/>
+        </w:rPr>
+      </w:pPr>
+      <w:bookmarkStart w:id="25" w:name="_Toc230862076"/>
+      <w:r>
+        <w:rPr>
+          <w:rFonts w:ascii="Calibri" w:hAnsi="Calibri" w:cs="Calibri"/>
+        </w:rPr>
         <w:lastRenderedPageBreak/>
         <w:t xml:space="preserve">7. </w:t>
       </w:r>
       <w:r>
+        <w:rPr>
+          <w:rFonts w:ascii="Calibri" w:hAnsi="Calibri" w:cs="Calibri"/>
+        </w:rPr>
         <w:t>Conclusion</w:t>
       </w:r>
-      <w:bookmarkEnd w:id="26"/>
-      <w:r>
+      <w:bookmarkEnd w:id="25"/>
+      <w:r>
+        <w:rPr>
+          <w:rFonts w:ascii="Calibri" w:hAnsi="Calibri" w:cs="Calibri"/>
+        </w:rPr>
         <w:br w:type="page"/>
       </w:r>
     </w:p>
     <w:p>
       <w:pPr>
         <w:pStyle w:val="Titre1"/>
-      </w:pPr>
-      <w:bookmarkStart w:id="27" w:name="_Toc230862077"/>
-      <w:r>
+        <w:jc w:val="both"/>
+        <w:rPr>
+          <w:rFonts w:ascii="Calibri" w:hAnsi="Calibri" w:cs="Calibri"/>
+        </w:rPr>
+      </w:pPr>
+      <w:bookmarkStart w:id="26" w:name="_Toc230862077"/>
+      <w:r>
+        <w:rPr>
+          <w:rFonts w:ascii="Calibri" w:hAnsi="Calibri" w:cs="Calibri"/>
+        </w:rPr>
         <w:lastRenderedPageBreak/>
         <w:t xml:space="preserve">8. </w:t>
       </w:r>
       <w:r>
+        <w:rPr>
+          <w:rFonts w:ascii="Calibri" w:hAnsi="Calibri" w:cs="Calibri"/>
+        </w:rPr>
         <w:t>Annexes</w:t>
       </w:r>
-      <w:bookmarkEnd w:id="27"/>
-    </w:p>
-    <w:p/>
-    <w:p>
-      <w:r>
-        <w:rPr>
-          <w:rFonts w:ascii="Arial" w:hAnsi="Arial" w:cs="Arial"/>
+      <w:bookmarkEnd w:id="26"/>
+    </w:p>
+    <w:p>
+      <w:pPr>
+        <w:jc w:val="both"/>
+        <w:rPr>
+          <w:rFonts w:ascii="Calibri" w:hAnsi="Calibri" w:cs="Calibri"/>
+        </w:rPr>
+      </w:pPr>
+    </w:p>
+    <w:p>
+      <w:pPr>
+        <w:jc w:val="both"/>
+        <w:rPr>
+          <w:rFonts w:ascii="Calibri" w:hAnsi="Calibri" w:cs="Calibri"/>
+        </w:rPr>
+      </w:pPr>
+      <w:r>
+        <w:rPr>
+          <w:rFonts w:ascii="Calibri" w:hAnsi="Calibri" w:cs="Calibri"/>
           <w:noProof/>
           <w:sz w:val="32"/>
           <w:szCs w:val="32"/>
@@ -4924,8 +6125,15 @@
       </w:r>
     </w:p>
     <w:p>
-      <w:r>
-        <w:rPr>
+      <w:pPr>
+        <w:jc w:val="both"/>
+        <w:rPr>
+          <w:rFonts w:ascii="Calibri" w:hAnsi="Calibri" w:cs="Calibri"/>
+        </w:rPr>
+      </w:pPr>
+      <w:r>
+        <w:rPr>
+          <w:rFonts w:ascii="Calibri" w:hAnsi="Calibri" w:cs="Calibri"/>
           <w:noProof/>
         </w:rPr>
         <w:drawing>
@@ -4987,14 +6195,56 @@
         </w:drawing>
       </w:r>
     </w:p>
-    <w:p/>
-    <w:p/>
-    <w:p/>
-    <w:p/>
-    <w:p/>
-    <w:p>
-      <w:r>
-        <w:rPr>
+    <w:p>
+      <w:pPr>
+        <w:jc w:val="both"/>
+        <w:rPr>
+          <w:rFonts w:ascii="Calibri" w:hAnsi="Calibri" w:cs="Calibri"/>
+        </w:rPr>
+      </w:pPr>
+    </w:p>
+    <w:p>
+      <w:pPr>
+        <w:jc w:val="both"/>
+        <w:rPr>
+          <w:rFonts w:ascii="Calibri" w:hAnsi="Calibri" w:cs="Calibri"/>
+        </w:rPr>
+      </w:pPr>
+    </w:p>
+    <w:p>
+      <w:pPr>
+        <w:jc w:val="both"/>
+        <w:rPr>
+          <w:rFonts w:ascii="Calibri" w:hAnsi="Calibri" w:cs="Calibri"/>
+        </w:rPr>
+      </w:pPr>
+    </w:p>
+    <w:p>
+      <w:pPr>
+        <w:jc w:val="both"/>
+        <w:rPr>
+          <w:rFonts w:ascii="Calibri" w:hAnsi="Calibri" w:cs="Calibri"/>
+        </w:rPr>
+      </w:pPr>
+    </w:p>
+    <w:p>
+      <w:pPr>
+        <w:jc w:val="both"/>
+        <w:rPr>
+          <w:rFonts w:ascii="Calibri" w:hAnsi="Calibri" w:cs="Calibri"/>
+        </w:rPr>
+      </w:pPr>
+    </w:p>
+    <w:p>
+      <w:pPr>
+        <w:jc w:val="both"/>
+        <w:rPr>
+          <w:rFonts w:ascii="Calibri" w:hAnsi="Calibri" w:cs="Calibri"/>
+        </w:rPr>
+      </w:pPr>
+      <w:r>
+        <w:rPr>
+          <w:rFonts w:ascii="Calibri" w:hAnsi="Calibri" w:cs="Calibri"/>
           <w:noProof/>
         </w:rPr>
         <mc:AlternateContent>
@@ -5075,7 +6325,7 @@
                 <v:stroke joinstyle="miter"/>
                 <v:path gradientshapeok="t" o:connecttype="rect"/>
               </v:shapetype>
-              <v:shape id="Zone de texte 5" o:spid="_x0000_s1026" type="#_x0000_t202" style="position:absolute;margin-left:158.2pt;margin-top:25.9pt;width:209.4pt;height:25.75pt;z-index:251682816;visibility:visible;mso-wrap-style:square;mso-height-percent:0;mso-wrap-distance-left:9pt;mso-wrap-distance-top:0;mso-wrap-distance-right:9pt;mso-wrap-distance-bottom:0;mso-position-horizontal:right;mso-position-horizontal-relative:margin;mso-position-vertical:absolute;mso-position-vertical-relative:text;mso-height-percent:0;mso-height-relative:margin;v-text-anchor:top" o:gfxdata="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" fillcolor="white [3201]" strokeweight=".5pt">
+              <v:shape id="Zone de texte 5" o:spid="_x0000_s1026" type="#_x0000_t202" style="position:absolute;left:0;text-align:left;margin-left:158.2pt;margin-top:25.9pt;width:209.4pt;height:25.75pt;z-index:251682816;visibility:visible;mso-wrap-style:square;mso-height-percent:0;mso-wrap-distance-left:9pt;mso-wrap-distance-top:0;mso-wrap-distance-right:9pt;mso-wrap-distance-bottom:0;mso-position-horizontal:right;mso-position-horizontal-relative:margin;mso-position-vertical:absolute;mso-position-vertical-relative:text;mso-height-percent:0;mso-height-relative:margin;v-text-anchor:top" o:gfxdata="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" fillcolor="white [3201]" strokeweight=".5pt">
                 <v:textbox>
                   <w:txbxContent>
                     <w:p>
@@ -5103,16 +6353,26 @@
         </mc:AlternateContent>
       </w:r>
     </w:p>
-    <w:p/>
-    <w:p>
-      <w:pPr>
-        <w:rPr>
+    <w:p>
+      <w:pPr>
+        <w:jc w:val="both"/>
+        <w:rPr>
+          <w:rFonts w:ascii="Calibri" w:hAnsi="Calibri" w:cs="Calibri"/>
+        </w:rPr>
+      </w:pPr>
+    </w:p>
+    <w:p>
+      <w:pPr>
+        <w:jc w:val="both"/>
+        <w:rPr>
+          <w:rFonts w:ascii="Calibri" w:hAnsi="Calibri" w:cs="Calibri"/>
           <w:i/>
           <w:iCs/>
         </w:rPr>
       </w:pPr>
       <w:r>
         <w:rPr>
+          <w:rFonts w:ascii="Calibri" w:hAnsi="Calibri" w:cs="Calibri"/>
           <w:noProof/>
         </w:rPr>
         <mc:AlternateContent>
@@ -5175,7 +6435,23 @@
                                 <w:i/>
                                 <w:iCs/>
                               </w:rPr>
-                              <w:t>Pose de la pate a braser sur le pochoir</w:t>
+                              <w:t xml:space="preserve">Pose de la </w:t>
+                            </w:r>
+                            <w:proofErr w:type="spellStart"/>
+                            <w:r>
+                              <w:rPr>
+                                <w:i/>
+                                <w:iCs/>
+                              </w:rPr>
+                              <w:t>pate</w:t>
+                            </w:r>
+                            <w:proofErr w:type="spellEnd"/>
+                            <w:r>
+                              <w:rPr>
+                                <w:i/>
+                                <w:iCs/>
+                              </w:rPr>
+                              <w:t xml:space="preserve"> a braser sur le pochoir</w:t>
                             </w:r>
                           </w:p>
                         </w:txbxContent>
@@ -5200,7 +6476,7 @@
           </mc:Choice>
           <mc:Fallback>
             <w:pict>
-              <v:shape w14:anchorId="633D5BF5" id="Zone de texte 3" o:spid="_x0000_s1027" type="#_x0000_t202" style="position:absolute;margin-left:0;margin-top:1.2pt;width:171.75pt;height:49.3pt;z-index:-251635712;visibility:visible;mso-wrap-style:square;mso-width-percent:0;mso-height-percent:0;mso-wrap-distance-left:9pt;mso-wrap-distance-top:0;mso-wrap-distance-right:9pt;mso-wrap-distance-bottom:0;mso-position-horizontal:left;mso-position-horizontal-relative:margin;mso-position-vertical:absolute;mso-position-vertical-relative:text;mso-width-percent:0;mso-height-percent:0;mso-width-relative:margin;mso-height-relative:margin;v-text-anchor:top" o:gfxdata="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" fillcolor="white [3201]" strokeweight=".5pt">
+              <v:shape w14:anchorId="633D5BF5" id="Zone de texte 3" o:spid="_x0000_s1027" type="#_x0000_t202" style="position:absolute;left:0;text-align:left;margin-left:0;margin-top:1.2pt;width:171.75pt;height:49.3pt;z-index:-251635712;visibility:visible;mso-wrap-style:square;mso-width-percent:0;mso-height-percent:0;mso-wrap-distance-left:9pt;mso-wrap-distance-top:0;mso-wrap-distance-right:9pt;mso-wrap-distance-bottom:0;mso-position-horizontal:left;mso-position-horizontal-relative:margin;mso-position-vertical:absolute;mso-position-vertical-relative:text;mso-width-percent:0;mso-height-percent:0;mso-width-relative:margin;mso-height-relative:margin;v-text-anchor:top" o:gfxdata="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" fillcolor="white [3201]" strokeweight=".5pt">
                 <v:textbox>
                   <w:txbxContent>
                     <w:p>
@@ -5216,7 +6492,23 @@
                           <w:i/>
                           <w:iCs/>
                         </w:rPr>
-                        <w:t>Pose de la pate a braser sur le pochoir</w:t>
+                        <w:t xml:space="preserve">Pose de la </w:t>
+                      </w:r>
+                      <w:proofErr w:type="spellStart"/>
+                      <w:r>
+                        <w:rPr>
+                          <w:i/>
+                          <w:iCs/>
+                        </w:rPr>
+                        <w:t>pate</w:t>
+                      </w:r>
+                      <w:proofErr w:type="spellEnd"/>
+                      <w:r>
+                        <w:rPr>
+                          <w:i/>
+                          <w:iCs/>
+                        </w:rPr>
+                        <w:t xml:space="preserve"> a braser sur le pochoir</w:t>
                       </w:r>
                     </w:p>
                   </w:txbxContent>
@@ -5230,16 +6522,32 @@
     </w:p>
     <w:p>
       <w:pPr>
-        <w:rPr>
+        <w:jc w:val="both"/>
+        <w:rPr>
+          <w:rFonts w:ascii="Calibri" w:hAnsi="Calibri" w:cs="Calibri"/>
           <w:i/>
           <w:iCs/>
         </w:rPr>
       </w:pPr>
     </w:p>
-    <w:p/>
-    <w:p>
-      <w:r>
-        <w:rPr>
+    <w:p>
+      <w:pPr>
+        <w:jc w:val="both"/>
+        <w:rPr>
+          <w:rFonts w:ascii="Calibri" w:hAnsi="Calibri" w:cs="Calibri"/>
+        </w:rPr>
+      </w:pPr>
+    </w:p>
+    <w:p>
+      <w:pPr>
+        <w:jc w:val="both"/>
+        <w:rPr>
+          <w:rFonts w:ascii="Calibri" w:hAnsi="Calibri" w:cs="Calibri"/>
+        </w:rPr>
+      </w:pPr>
+      <w:r>
+        <w:rPr>
+          <w:rFonts w:ascii="Calibri" w:hAnsi="Calibri" w:cs="Calibri"/>
           <w:noProof/>
         </w:rPr>
         <w:drawing>
@@ -5301,10 +6609,24 @@
         </w:drawing>
       </w:r>
     </w:p>
-    <w:p/>
-    <w:p>
-      <w:r>
-        <w:rPr>
+    <w:p>
+      <w:pPr>
+        <w:jc w:val="both"/>
+        <w:rPr>
+          <w:rFonts w:ascii="Calibri" w:hAnsi="Calibri" w:cs="Calibri"/>
+        </w:rPr>
+      </w:pPr>
+    </w:p>
+    <w:p>
+      <w:pPr>
+        <w:jc w:val="both"/>
+        <w:rPr>
+          <w:rFonts w:ascii="Calibri" w:hAnsi="Calibri" w:cs="Calibri"/>
+        </w:rPr>
+      </w:pPr>
+      <w:r>
+        <w:rPr>
+          <w:rFonts w:ascii="Calibri" w:hAnsi="Calibri" w:cs="Calibri"/>
           <w:noProof/>
         </w:rPr>
         <w:drawing>
@@ -5377,19 +6699,62 @@
         <w:tabs>
           <w:tab w:val="left" w:pos="1350"/>
         </w:tabs>
-      </w:pPr>
-      <w:r>
-        <w:tab/>
-      </w:r>
-    </w:p>
-    <w:p/>
-    <w:p/>
-    <w:p/>
-    <w:p/>
-    <w:p/>
-    <w:p>
-      <w:r>
-        <w:rPr>
+        <w:jc w:val="both"/>
+        <w:rPr>
+          <w:rFonts w:ascii="Calibri" w:hAnsi="Calibri" w:cs="Calibri"/>
+        </w:rPr>
+      </w:pPr>
+    </w:p>
+    <w:p>
+      <w:pPr>
+        <w:jc w:val="both"/>
+        <w:rPr>
+          <w:rFonts w:ascii="Calibri" w:hAnsi="Calibri" w:cs="Calibri"/>
+        </w:rPr>
+      </w:pPr>
+    </w:p>
+    <w:p>
+      <w:pPr>
+        <w:jc w:val="both"/>
+        <w:rPr>
+          <w:rFonts w:ascii="Calibri" w:hAnsi="Calibri" w:cs="Calibri"/>
+        </w:rPr>
+      </w:pPr>
+    </w:p>
+    <w:p>
+      <w:pPr>
+        <w:jc w:val="both"/>
+        <w:rPr>
+          <w:rFonts w:ascii="Calibri" w:hAnsi="Calibri" w:cs="Calibri"/>
+        </w:rPr>
+      </w:pPr>
+    </w:p>
+    <w:p>
+      <w:pPr>
+        <w:jc w:val="both"/>
+        <w:rPr>
+          <w:rFonts w:ascii="Calibri" w:hAnsi="Calibri" w:cs="Calibri"/>
+        </w:rPr>
+      </w:pPr>
+    </w:p>
+    <w:p>
+      <w:pPr>
+        <w:jc w:val="both"/>
+        <w:rPr>
+          <w:rFonts w:ascii="Calibri" w:hAnsi="Calibri" w:cs="Calibri"/>
+        </w:rPr>
+      </w:pPr>
+    </w:p>
+    <w:p>
+      <w:pPr>
+        <w:jc w:val="both"/>
+        <w:rPr>
+          <w:rFonts w:ascii="Calibri" w:hAnsi="Calibri" w:cs="Calibri"/>
+        </w:rPr>
+      </w:pPr>
+      <w:r>
+        <w:rPr>
+          <w:rFonts w:ascii="Calibri" w:hAnsi="Calibri" w:cs="Calibri"/>
           <w:noProof/>
         </w:rPr>
         <mc:AlternateContent>
@@ -5466,7 +6831,7 @@
           </mc:Choice>
           <mc:Fallback>
             <w:pict>
-              <v:shape w14:anchorId="5DB3AE58" id="Zone de texte 8" o:spid="_x0000_s1028" type="#_x0000_t202" style="position:absolute;margin-left:231.1pt;margin-top:1.5pt;width:235.1pt;height:40.85pt;z-index:251686912;visibility:visible;mso-wrap-style:square;mso-height-percent:0;mso-wrap-distance-left:9pt;mso-wrap-distance-top:0;mso-wrap-distance-right:9pt;mso-wrap-distance-bottom:0;mso-position-horizontal:absolute;mso-position-horizontal-relative:text;mso-position-vertical:absolute;mso-position-vertical-relative:text;mso-height-percent:0;mso-height-relative:margin;v-text-anchor:top" o:gfxdata="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" fillcolor="white [3201]" strokeweight=".5pt">
+              <v:shape w14:anchorId="5DB3AE58" id="Zone de texte 8" o:spid="_x0000_s1028" type="#_x0000_t202" style="position:absolute;left:0;text-align:left;margin-left:231.1pt;margin-top:1.5pt;width:235.1pt;height:40.85pt;z-index:251686912;visibility:visible;mso-wrap-style:square;mso-height-percent:0;mso-wrap-distance-left:9pt;mso-wrap-distance-top:0;mso-wrap-distance-right:9pt;mso-wrap-distance-bottom:0;mso-position-horizontal:absolute;mso-position-horizontal-relative:text;mso-position-vertical:absolute;mso-position-vertical-relative:text;mso-height-percent:0;mso-height-relative:margin;v-text-anchor:top" o:gfxdata="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" fillcolor="white [3201]" strokeweight=".5pt">
                 <v:textbox>
                   <w:txbxContent>
                     <w:p>
@@ -5494,6 +6859,7 @@
       </w:r>
       <w:r>
         <w:rPr>
+          <w:rFonts w:ascii="Calibri" w:hAnsi="Calibri" w:cs="Calibri"/>
           <w:noProof/>
         </w:rPr>
         <mc:AlternateContent>
@@ -5596,7 +6962,7 @@
           </mc:Choice>
           <mc:Fallback>
             <w:pict>
-              <v:shape w14:anchorId="6A30F790" id="Zone de texte 4" o:spid="_x0000_s1029" type="#_x0000_t202" style="position:absolute;margin-left:7.6pt;margin-top:22.95pt;width:171.45pt;height:44.05pt;z-index:251681792;visibility:visible;mso-wrap-style:square;mso-width-percent:0;mso-height-percent:0;mso-wrap-distance-left:9pt;mso-wrap-distance-top:0;mso-wrap-distance-right:9pt;mso-wrap-distance-bottom:0;mso-position-horizontal:absolute;mso-position-horizontal-relative:margin;mso-position-vertical:absolute;mso-position-vertical-relative:text;mso-width-percent:0;mso-height-percent:0;mso-width-relative:margin;mso-height-relative:margin;v-text-anchor:top" o:gfxdata="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" fillcolor="white [3201]" strokeweight=".5pt">
+              <v:shape w14:anchorId="6A30F790" id="Zone de texte 4" o:spid="_x0000_s1029" type="#_x0000_t202" style="position:absolute;left:0;text-align:left;margin-left:7.6pt;margin-top:22.95pt;width:171.45pt;height:44.05pt;z-index:251681792;visibility:visible;mso-wrap-style:square;mso-width-percent:0;mso-height-percent:0;mso-wrap-distance-left:9pt;mso-wrap-distance-top:0;mso-wrap-distance-right:9pt;mso-wrap-distance-bottom:0;mso-position-horizontal:absolute;mso-position-horizontal-relative:margin;mso-position-vertical:absolute;mso-position-vertical-relative:text;mso-width-percent:0;mso-height-percent:0;mso-width-relative:margin;mso-height-relative:margin;v-text-anchor:top" o:gfxdata="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" fillcolor="white [3201]" strokeweight=".5pt">
                 <v:textbox>
                   <w:txbxContent>
                     <w:p>
@@ -5647,19 +7013,47 @@
         </mc:AlternateContent>
       </w:r>
     </w:p>
-    <w:p/>
-    <w:p/>
-    <w:p/>
-    <w:p>
-      <w:r>
-        <w:rPr>
+    <w:p>
+      <w:pPr>
+        <w:jc w:val="both"/>
+        <w:rPr>
+          <w:rFonts w:ascii="Calibri" w:hAnsi="Calibri" w:cs="Calibri"/>
+        </w:rPr>
+      </w:pPr>
+    </w:p>
+    <w:p>
+      <w:pPr>
+        <w:jc w:val="both"/>
+        <w:rPr>
+          <w:rFonts w:ascii="Calibri" w:hAnsi="Calibri" w:cs="Calibri"/>
+        </w:rPr>
+      </w:pPr>
+    </w:p>
+    <w:p>
+      <w:pPr>
+        <w:jc w:val="both"/>
+        <w:rPr>
+          <w:rFonts w:ascii="Calibri" w:hAnsi="Calibri" w:cs="Calibri"/>
+        </w:rPr>
+      </w:pPr>
+    </w:p>
+    <w:p>
+      <w:pPr>
+        <w:jc w:val="both"/>
+        <w:rPr>
+          <w:rFonts w:ascii="Calibri" w:hAnsi="Calibri" w:cs="Calibri"/>
+        </w:rPr>
+      </w:pPr>
+      <w:r>
+        <w:rPr>
+          <w:rFonts w:ascii="Calibri" w:hAnsi="Calibri" w:cs="Calibri"/>
           <w:noProof/>
         </w:rPr>
         <w:lastRenderedPageBreak/>
         <mc:AlternateContent>
           <mc:Choice Requires="wpg">
             <w:drawing>
-              <wp:anchor distT="0" distB="0" distL="114300" distR="114300" simplePos="0" relativeHeight="251688960" behindDoc="0" locked="0" layoutInCell="1" allowOverlap="1" wp14:anchorId="3CD5F9A7" wp14:editId="15AD5978">
+              <wp:anchor distT="0" distB="0" distL="114300" distR="114300" simplePos="0" relativeHeight="251688960" behindDoc="0" locked="0" layoutInCell="1" allowOverlap="1" wp14:anchorId="3CD5F9A7" wp14:editId="56B38DF2">
                 <wp:simplePos x="0" y="0"/>
                 <wp:positionH relativeFrom="column">
                   <wp:posOffset>109402</wp:posOffset>
@@ -5775,7 +7169,7 @@
           </mc:Choice>
           <mc:Fallback>
             <w:pict>
-              <v:group w14:anchorId="3CD5F9A7" id="Groupe 13" o:spid="_x0000_s1030" style="position:absolute;margin-left:8.6pt;margin-top:3.95pt;width:192.95pt;height:297.85pt;z-index:251688960" coordsize="24504,37825" o:gfxdata="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">
+              <v:group w14:anchorId="3CD5F9A7" id="Groupe 13" o:spid="_x0000_s1030" style="position:absolute;left:0;text-align:left;margin-left:8.6pt;margin-top:3.95pt;width:192.95pt;height:297.85pt;z-index:251688960" coordsize="24504,37825" o:gfxdata="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